--- a/EXPORTS/DOCX/published/niveau3/Dutch/KoninklijkeBazar.docx
+++ b/EXPORTS/DOCX/published/niveau3/Dutch/KoninklijkeBazar.docx
@@ -17,7 +17,7 @@
         <w:autoSpaceDE w:val="0"/>
         <w:widowControl/>
         <w:spacing w:line="720" w:lineRule="exact" w:before="0" w:after="0"/>
-        <w:ind w:left="20" w:right="0" w:firstLine="0"/>
+        <w:ind w:left="10" w:right="0" w:firstLine="0"/>
         <w:jc w:val="left"/>
       </w:pPr>
       <w:r>
@@ -37,7 +37,7 @@
         <w:autoSpaceDE w:val="0"/>
         <w:widowControl/>
         <w:spacing w:line="540" w:lineRule="exact" w:before="214" w:after="0"/>
-        <w:ind w:left="20" w:right="0" w:firstLine="0"/>
+        <w:ind w:left="10" w:right="0" w:firstLine="0"/>
         <w:jc w:val="left"/>
       </w:pPr>
       <w:r>
@@ -57,7 +57,7 @@
         <w:autoSpaceDE w:val="0"/>
         <w:widowControl/>
         <w:spacing w:line="288" w:lineRule="exact" w:before="292" w:after="0"/>
-        <w:ind w:left="20" w:right="144" w:firstLine="0"/>
+        <w:ind w:left="10" w:right="144" w:firstLine="0"/>
         <w:jc w:val="left"/>
       </w:pPr>
       <w:r>
@@ -97,7 +97,7 @@
         <w:autoSpaceDE w:val="0"/>
         <w:widowControl/>
         <w:spacing w:line="420" w:lineRule="exact" w:before="204" w:after="0"/>
-        <w:ind w:left="20" w:right="0" w:firstLine="0"/>
+        <w:ind w:left="10" w:right="0" w:firstLine="0"/>
         <w:jc w:val="left"/>
       </w:pPr>
       <w:r>
@@ -117,7 +117,7 @@
         <w:autoSpaceDE w:val="0"/>
         <w:widowControl/>
         <w:spacing w:line="288" w:lineRule="exact" w:before="274" w:after="0"/>
-        <w:ind w:left="20" w:right="0" w:firstLine="0"/>
+        <w:ind w:left="10" w:right="0" w:firstLine="0"/>
         <w:jc w:val="left"/>
       </w:pPr>
       <w:r>
@@ -145,7 +145,7 @@
           <w:rFonts w:ascii="Charis SIL Regular" w:hAnsi="Charis SIL Regular" w:eastAsia="Charis SIL Regular"/>
           <w:b w:val="0"/>
           <w:i w:val="0"/>
-          <w:color w:val="0066CC"/>
+          <w:color w:val="0000FF"/>
           <w:sz w:val="24"/>
           <w:u w:val="single"/>
         </w:rPr>
@@ -163,7 +163,7 @@
           <w:rFonts w:ascii="Charis SIL Regular" w:hAnsi="Charis SIL Regular" w:eastAsia="Charis SIL Regular"/>
           <w:b w:val="0"/>
           <w:i w:val="0"/>
-          <w:color w:val="0066CC"/>
+          <w:color w:val="0000FF"/>
           <w:sz w:val="24"/>
           <w:u w:val="single"/>
         </w:rPr>
@@ -174,7 +174,7 @@
           <w:rFonts w:ascii="Charis SIL Regular" w:hAnsi="Charis SIL Regular" w:eastAsia="Charis SIL Regular"/>
           <w:b w:val="0"/>
           <w:i w:val="0"/>
-          <w:color w:val="0066CC"/>
+          <w:color w:val="0000FF"/>
           <w:sz w:val="24"/>
           <w:u w:val="single"/>
         </w:rPr>
@@ -209,7 +209,7 @@
       </w:r>
       <w:r>
         <w:rPr>
-          <w:u w:val="single" w:color="0066cc"/>
+          <w:u w:val="single" w:color="0000ff"/>
           <w:rFonts w:ascii="Charis SIL Regular" w:hAnsi="Charis SIL Regular" w:eastAsia="Charis SIL Regular"/>
           <w:b w:val="0"/>
           <w:i w:val="0"/>
@@ -227,7 +227,7 @@
       </w:r>
       <w:r>
         <w:rPr>
-          <w:u w:val="single" w:color="0066cc"/>
+          <w:u w:val="single" w:color="0000ff"/>
           <w:rFonts w:ascii="Charis SIL Regular" w:hAnsi="Charis SIL Regular" w:eastAsia="Charis SIL Regular"/>
           <w:b w:val="0"/>
           <w:i w:val="0"/>
@@ -245,7 +245,7 @@
       </w:r>
       <w:r>
         <w:rPr>
-          <w:u w:val="single" w:color="0066cc"/>
+          <w:u w:val="single" w:color="0000ff"/>
           <w:rFonts w:ascii="Charis SIL Regular" w:hAnsi="Charis SIL Regular" w:eastAsia="Charis SIL Regular"/>
           <w:b w:val="0"/>
           <w:i w:val="0"/>
@@ -276,7 +276,7 @@
           <w:rFonts w:ascii="Charis SIL Regular" w:hAnsi="Charis SIL Regular" w:eastAsia="Charis SIL Regular"/>
           <w:b w:val="0"/>
           <w:i w:val="0"/>
-          <w:color w:val="0066CC"/>
+          <w:color w:val="0000FF"/>
           <w:sz w:val="24"/>
           <w:u w:val="single"/>
         </w:rPr>
@@ -304,7 +304,7 @@
           <w:rFonts w:ascii="Charis SIL Regular" w:hAnsi="Charis SIL Regular" w:eastAsia="Charis SIL Regular"/>
           <w:b w:val="0"/>
           <w:i w:val="0"/>
-          <w:color w:val="0066CC"/>
+          <w:color w:val="0000FF"/>
           <w:sz w:val="24"/>
           <w:u w:val="single"/>
         </w:rPr>
@@ -332,7 +332,7 @@
           <w:rFonts w:ascii="Charis SIL Regular" w:hAnsi="Charis SIL Regular" w:eastAsia="Charis SIL Regular"/>
           <w:b w:val="0"/>
           <w:i w:val="0"/>
-          <w:color w:val="0066CC"/>
+          <w:color w:val="0000FF"/>
           <w:sz w:val="24"/>
           <w:u w:val="single"/>
         </w:rPr>
@@ -360,7 +360,7 @@
           <w:rFonts w:ascii="Charis SIL Regular" w:hAnsi="Charis SIL Regular" w:eastAsia="Charis SIL Regular"/>
           <w:b w:val="0"/>
           <w:i w:val="0"/>
-          <w:color w:val="0066CC"/>
+          <w:color w:val="0000FF"/>
           <w:sz w:val="24"/>
           <w:u w:val="single"/>
         </w:rPr>
@@ -378,7 +378,7 @@
           <w:rFonts w:ascii="Charis SIL Regular" w:hAnsi="Charis SIL Regular" w:eastAsia="Charis SIL Regular"/>
           <w:b w:val="0"/>
           <w:i w:val="0"/>
-          <w:color w:val="0066CC"/>
+          <w:color w:val="0000FF"/>
           <w:sz w:val="24"/>
           <w:u w:val="single"/>
         </w:rPr>
@@ -389,7 +389,7 @@
           <w:rFonts w:ascii="Charis SIL Regular" w:hAnsi="Charis SIL Regular" w:eastAsia="Charis SIL Regular"/>
           <w:b w:val="0"/>
           <w:i w:val="0"/>
-          <w:color w:val="0066CC"/>
+          <w:color w:val="0000FF"/>
           <w:sz w:val="24"/>
           <w:u w:val="single"/>
         </w:rPr>
@@ -417,7 +417,7 @@
           <w:rFonts w:ascii="Charis SIL Regular" w:hAnsi="Charis SIL Regular" w:eastAsia="Charis SIL Regular"/>
           <w:b w:val="0"/>
           <w:i w:val="0"/>
-          <w:color w:val="0066CC"/>
+          <w:color w:val="0000FF"/>
           <w:sz w:val="24"/>
           <w:u w:val="single"/>
         </w:rPr>
@@ -442,7 +442,7 @@
       </w:r>
       <w:r>
         <w:rPr>
-          <w:u w:val="single" w:color="0066cc"/>
+          <w:u w:val="single" w:color="0000ff"/>
           <w:rFonts w:ascii="Charis SIL Regular" w:hAnsi="Charis SIL Regular" w:eastAsia="Charis SIL Regular"/>
           <w:b w:val="0"/>
           <w:i w:val="0"/>
@@ -470,7 +470,7 @@
       </w:r>
       <w:r>
         <w:rPr>
-          <w:u w:val="single" w:color="0066cc"/>
+          <w:u w:val="single" w:color="0000ff"/>
           <w:rFonts w:ascii="Charis SIL Regular" w:hAnsi="Charis SIL Regular" w:eastAsia="Charis SIL Regular"/>
           <w:b w:val="0"/>
           <w:i w:val="0"/>
@@ -488,7 +488,7 @@
       </w:r>
       <w:r>
         <w:rPr>
-          <w:u w:val="single" w:color="0066cc"/>
+          <w:u w:val="single" w:color="0000ff"/>
           <w:rFonts w:ascii="Charis SIL Regular" w:hAnsi="Charis SIL Regular" w:eastAsia="Charis SIL Regular"/>
           <w:b w:val="0"/>
           <w:i w:val="0"/>
@@ -509,7 +509,7 @@
       </w:r>
       <w:r>
         <w:rPr>
-          <w:u w:val="single" w:color="0066cc"/>
+          <w:u w:val="single" w:color="0000ff"/>
           <w:rFonts w:ascii="Charis SIL Regular" w:hAnsi="Charis SIL Regular" w:eastAsia="Charis SIL Regular"/>
           <w:b w:val="0"/>
           <w:i w:val="0"/>
@@ -537,27 +537,21 @@
       </w:r>
       <w:r>
         <w:rPr>
+          <w:u w:val="single" w:color="0000ff"/>
           <w:rFonts w:ascii="Charis SIL Regular" w:hAnsi="Charis SIL Regular" w:eastAsia="Charis SIL Regular"/>
           <w:b w:val="0"/>
           <w:i w:val="0"/>
           <w:color w:val="000000"/>
           <w:sz w:val="24"/>
         </w:rPr>
-        <w:hyperlink r:id="rId13" w:history="1">
-          <w:r>
-            <w:rPr>
-              <w:rStyle w:val="Hyperlink"/>
-            </w:rPr>
-            <w:t xml:space="preserve">ing </w:t>
-          </w:r>
-        </w:hyperlink>
+        <w:t xml:space="preserve">ing </w:t>
       </w:r>
       <w:r>
         <w:rPr>
           <w:rFonts w:ascii="Charis SIL Regular" w:hAnsi="Charis SIL Regular" w:eastAsia="Charis SIL Regular"/>
           <w:b w:val="0"/>
           <w:i w:val="0"/>
-          <w:color w:val="0066CC"/>
+          <w:color w:val="0000FF"/>
           <w:sz w:val="24"/>
           <w:u w:val="single"/>
         </w:rPr>
@@ -575,7 +569,7 @@
           <w:rFonts w:ascii="Charis SIL Regular" w:hAnsi="Charis SIL Regular" w:eastAsia="Charis SIL Regular"/>
           <w:b w:val="0"/>
           <w:i w:val="0"/>
-          <w:color w:val="0066CC"/>
+          <w:color w:val="0000FF"/>
           <w:sz w:val="24"/>
           <w:u w:val="single"/>
         </w:rPr>
@@ -586,7 +580,7 @@
           <w:rFonts w:ascii="Charis SIL Regular" w:hAnsi="Charis SIL Regular" w:eastAsia="Charis SIL Regular"/>
           <w:b w:val="0"/>
           <w:i w:val="0"/>
-          <w:color w:val="0066CC"/>
+          <w:color w:val="0000FF"/>
           <w:sz w:val="24"/>
           <w:u w:val="single"/>
         </w:rPr>
@@ -604,7 +598,7 @@
           <w:rFonts w:ascii="Charis SIL Regular" w:hAnsi="Charis SIL Regular" w:eastAsia="Charis SIL Regular"/>
           <w:b w:val="0"/>
           <w:i w:val="0"/>
-          <w:color w:val="0066CC"/>
+          <w:color w:val="0000FF"/>
           <w:sz w:val="24"/>
           <w:u w:val="single"/>
         </w:rPr>
@@ -619,7 +613,7 @@
       </w:r>
       <w:r>
         <w:rPr>
-          <w:u w:val="single" w:color="0066cc"/>
+          <w:u w:val="single" w:color="0000ff"/>
           <w:rFonts w:ascii="Charis SIL Regular" w:hAnsi="Charis SIL Regular" w:eastAsia="Charis SIL Regular"/>
           <w:b w:val="0"/>
           <w:i w:val="0"/>
@@ -647,7 +641,7 @@
       </w:r>
       <w:r>
         <w:rPr>
-          <w:u w:val="single" w:color="0066cc"/>
+          <w:u w:val="single" w:color="0000ff"/>
           <w:rFonts w:ascii="Charis SIL Regular" w:hAnsi="Charis SIL Regular" w:eastAsia="Charis SIL Regular"/>
           <w:b w:val="0"/>
           <w:i w:val="0"/>
@@ -665,7 +659,7 @@
       </w:r>
       <w:r>
         <w:rPr>
-          <w:u w:val="single" w:color="0066cc"/>
+          <w:u w:val="single" w:color="0000ff"/>
           <w:rFonts w:ascii="Charis SIL Regular" w:hAnsi="Charis SIL Regular" w:eastAsia="Charis SIL Regular"/>
           <w:b w:val="0"/>
           <w:i w:val="0"/>
@@ -689,7 +683,7 @@
           <w:rFonts w:ascii="Charis SIL Regular" w:hAnsi="Charis SIL Regular" w:eastAsia="Charis SIL Regular"/>
           <w:b w:val="0"/>
           <w:i w:val="0"/>
-          <w:color w:val="0066CC"/>
+          <w:color w:val="0000FF"/>
           <w:sz w:val="24"/>
           <w:u w:val="single"/>
         </w:rPr>
@@ -707,7 +701,7 @@
           <w:rFonts w:ascii="Charis SIL Regular" w:hAnsi="Charis SIL Regular" w:eastAsia="Charis SIL Regular"/>
           <w:b w:val="0"/>
           <w:i w:val="0"/>
-          <w:color w:val="0066CC"/>
+          <w:color w:val="0000FF"/>
           <w:sz w:val="24"/>
           <w:u w:val="single"/>
         </w:rPr>
@@ -718,7 +712,7 @@
           <w:rFonts w:ascii="Charis SIL Regular" w:hAnsi="Charis SIL Regular" w:eastAsia="Charis SIL Regular"/>
           <w:b w:val="0"/>
           <w:i w:val="0"/>
-          <w:color w:val="0066CC"/>
+          <w:color w:val="0000FF"/>
           <w:sz w:val="24"/>
           <w:u w:val="single"/>
         </w:rPr>
@@ -736,7 +730,7 @@
           <w:rFonts w:ascii="Charis SIL Regular" w:hAnsi="Charis SIL Regular" w:eastAsia="Charis SIL Regular"/>
           <w:b w:val="0"/>
           <w:i w:val="0"/>
-          <w:color w:val="0066CC"/>
+          <w:color w:val="0000FF"/>
           <w:sz w:val="24"/>
           <w:u w:val="single"/>
         </w:rPr>
@@ -747,7 +741,7 @@
           <w:rFonts w:ascii="Charis SIL Regular" w:hAnsi="Charis SIL Regular" w:eastAsia="Charis SIL Regular"/>
           <w:b w:val="0"/>
           <w:i w:val="0"/>
-          <w:color w:val="0066CC"/>
+          <w:color w:val="0000FF"/>
           <w:sz w:val="24"/>
           <w:u w:val="single"/>
         </w:rPr>
@@ -765,7 +759,7 @@
           <w:rFonts w:ascii="Charis SIL Regular" w:hAnsi="Charis SIL Regular" w:eastAsia="Charis SIL Regular"/>
           <w:b w:val="0"/>
           <w:i w:val="0"/>
-          <w:color w:val="0066CC"/>
+          <w:color w:val="0000FF"/>
           <w:sz w:val="24"/>
           <w:u w:val="single"/>
         </w:rPr>
@@ -786,32 +780,35 @@
           <w:color w:val="000000"/>
           <w:sz w:val="24"/>
         </w:rPr>
-        <w:t xml:space="preserve"> en het toenmalige </w:t>
+        <w:t xml:space="preserve"> en het toenmali</w:t>
+      </w:r>
+      <w:r>
+        <w:rPr>
+          <w:u w:val="single" w:color="0000ff"/>
+          <w:rFonts w:ascii="Charis SIL Regular" w:hAnsi="Charis SIL Regular" w:eastAsia="Charis SIL Regular"/>
+          <w:b w:val="0"/>
+          <w:i w:val="0"/>
+          <w:color w:val="000000"/>
+          <w:sz w:val="24"/>
+        </w:rPr>
+        <w:t xml:space="preserve">ge </w:t>
       </w:r>
       <w:r>
         <w:rPr>
           <w:rFonts w:ascii="Charis SIL Regular" w:hAnsi="Charis SIL Regular" w:eastAsia="Charis SIL Regular"/>
           <w:b w:val="0"/>
           <w:i w:val="0"/>
-          <w:color w:val="0066CC"/>
+          <w:color w:val="0000FF"/>
           <w:sz w:val="24"/>
-          <w:u w:val="single"/>
         </w:rPr>
-        <w:hyperlink r:id="rId17" w:history="1">
-          <w:r>
-            <w:rPr>
-              <w:rStyle w:val="Hyperlink"/>
-            </w:rPr>
-            <w:t>Rijks</w:t>
-          </w:r>
-        </w:hyperlink>
+        <w:t>Rijks</w:t>
       </w:r>
       <w:r>
         <w:rPr>
           <w:rFonts w:ascii="Charis SIL Regular" w:hAnsi="Charis SIL Regular" w:eastAsia="Charis SIL Regular"/>
           <w:b w:val="0"/>
           <w:i w:val="0"/>
-          <w:color w:val="0066CC"/>
+          <w:color w:val="0000FF"/>
           <w:sz w:val="24"/>
           <w:u w:val="single"/>
         </w:rPr>
@@ -822,7 +819,7 @@
           <w:rFonts w:ascii="Charis SIL Regular" w:hAnsi="Charis SIL Regular" w:eastAsia="Charis SIL Regular"/>
           <w:b w:val="0"/>
           <w:i w:val="0"/>
-          <w:color w:val="0066CC"/>
+          <w:color w:val="0000FF"/>
           <w:sz w:val="24"/>
           <w:u w:val="single"/>
         </w:rPr>
@@ -840,7 +837,7 @@
           <w:rFonts w:ascii="Charis SIL Regular" w:hAnsi="Charis SIL Regular" w:eastAsia="Charis SIL Regular"/>
           <w:b w:val="0"/>
           <w:i w:val="0"/>
-          <w:color w:val="0066CC"/>
+          <w:color w:val="0000FF"/>
           <w:sz w:val="24"/>
           <w:u w:val="single"/>
         </w:rPr>
@@ -858,7 +855,7 @@
           <w:rFonts w:ascii="Charis SIL Regular" w:hAnsi="Charis SIL Regular" w:eastAsia="Charis SIL Regular"/>
           <w:b w:val="0"/>
           <w:i w:val="0"/>
-          <w:color w:val="0066CC"/>
+          <w:color w:val="0000FF"/>
           <w:sz w:val="24"/>
           <w:u w:val="single"/>
         </w:rPr>
@@ -869,7 +866,7 @@
           <w:rFonts w:ascii="Charis SIL Regular" w:hAnsi="Charis SIL Regular" w:eastAsia="Charis SIL Regular"/>
           <w:b w:val="0"/>
           <w:i w:val="0"/>
-          <w:color w:val="0066CC"/>
+          <w:color w:val="0000FF"/>
           <w:sz w:val="24"/>
           <w:u w:val="single"/>
         </w:rPr>
@@ -880,7 +877,7 @@
           <w:rFonts w:ascii="Charis SIL Regular" w:hAnsi="Charis SIL Regular" w:eastAsia="Charis SIL Regular"/>
           <w:b w:val="0"/>
           <w:i w:val="0"/>
-          <w:color w:val="0066CC"/>
+          <w:color w:val="0000FF"/>
           <w:sz w:val="24"/>
           <w:u w:val="single"/>
         </w:rPr>
@@ -898,7 +895,7 @@
           <w:rFonts w:ascii="Charis SIL Regular" w:hAnsi="Charis SIL Regular" w:eastAsia="Charis SIL Regular"/>
           <w:b w:val="0"/>
           <w:i w:val="0"/>
-          <w:color w:val="0066CC"/>
+          <w:color w:val="0000FF"/>
           <w:sz w:val="24"/>
         </w:rPr>
         <w:t>m</w:t>
@@ -915,7 +912,7 @@
       </w:r>
       <w:r>
         <w:rPr>
-          <w:u w:val="single" w:color="0066cc"/>
+          <w:u w:val="single" w:color="0000ff"/>
           <w:rFonts w:ascii="Charis SIL Regular" w:hAnsi="Charis SIL Regular" w:eastAsia="Charis SIL Regular"/>
           <w:b w:val="0"/>
           <w:i w:val="0"/>
@@ -933,7 +930,7 @@
       </w:r>
       <w:r>
         <w:rPr>
-          <w:u w:val="single" w:color="0066cc"/>
+          <w:u w:val="single" w:color="0000ff"/>
           <w:rFonts w:ascii="Charis SIL Regular" w:hAnsi="Charis SIL Regular" w:eastAsia="Charis SIL Regular"/>
           <w:b w:val="0"/>
           <w:i w:val="0"/>
@@ -944,7 +941,7 @@
       </w:r>
       <w:r>
         <w:rPr>
-          <w:u w:val="single" w:color="0066cc"/>
+          <w:u w:val="single" w:color="0000ff"/>
           <w:rFonts w:ascii="Charis SIL Regular" w:hAnsi="Charis SIL Regular" w:eastAsia="Charis SIL Regular"/>
           <w:b w:val="0"/>
           <w:i w:val="0"/>
@@ -962,7 +959,7 @@
       </w:r>
       <w:r>
         <w:rPr>
-          <w:u w:val="single" w:color="0066cc"/>
+          <w:u w:val="single" w:color="0000ff"/>
           <w:rFonts w:ascii="Charis SIL Regular" w:hAnsi="Charis SIL Regular" w:eastAsia="Charis SIL Regular"/>
           <w:b w:val="0"/>
           <w:i w:val="0"/>
@@ -990,7 +987,7 @@
       </w:r>
       <w:r>
         <w:rPr>
-          <w:u w:val="single" w:color="0066cc"/>
+          <w:u w:val="single" w:color="0000ff"/>
           <w:rFonts w:ascii="Charis SIL Regular" w:hAnsi="Charis SIL Regular" w:eastAsia="Charis SIL Regular"/>
           <w:b w:val="0"/>
           <w:i w:val="0"/>
@@ -1008,7 +1005,7 @@
       </w:r>
       <w:r>
         <w:rPr>
-          <w:u w:val="single" w:color="0066cc"/>
+          <w:u w:val="single" w:color="0000ff"/>
           <w:rFonts w:ascii="Charis SIL Regular" w:hAnsi="Charis SIL Regular" w:eastAsia="Charis SIL Regular"/>
           <w:b w:val="0"/>
           <w:i w:val="0"/>
@@ -1026,7 +1023,7 @@
       </w:r>
       <w:r>
         <w:rPr>
-          <w:u w:val="single" w:color="0066cc"/>
+          <w:u w:val="single" w:color="0000ff"/>
           <w:rFonts w:ascii="Charis SIL Regular" w:hAnsi="Charis SIL Regular" w:eastAsia="Charis SIL Regular"/>
           <w:b w:val="0"/>
           <w:i w:val="0"/>
@@ -1044,7 +1041,7 @@
       </w:r>
       <w:r>
         <w:rPr>
-          <w:u w:val="single" w:color="0066cc"/>
+          <w:u w:val="single" w:color="0000ff"/>
           <w:rFonts w:ascii="Charis SIL Regular" w:hAnsi="Charis SIL Regular" w:eastAsia="Charis SIL Regular"/>
           <w:b w:val="0"/>
           <w:i w:val="0"/>
@@ -1062,7 +1059,7 @@
       </w:r>
       <w:r>
         <w:rPr>
-          <w:u w:val="single" w:color="0066cc"/>
+          <w:u w:val="single" w:color="0000ff"/>
           <w:rFonts w:ascii="Charis SIL Regular" w:hAnsi="Charis SIL Regular" w:eastAsia="Charis SIL Regular"/>
           <w:b w:val="0"/>
           <w:i w:val="0"/>
@@ -1095,7 +1092,7 @@
         <w:autoSpaceDE w:val="0"/>
         <w:widowControl/>
         <w:spacing w:line="420" w:lineRule="exact" w:before="204" w:after="0"/>
-        <w:ind w:left="20" w:right="0" w:firstLine="0"/>
+        <w:ind w:left="10" w:right="0" w:firstLine="0"/>
         <w:jc w:val="left"/>
       </w:pPr>
       <w:r>
@@ -1115,7 +1112,7 @@
         <w:autoSpaceDE w:val="0"/>
         <w:widowControl/>
         <w:spacing w:line="288" w:lineRule="exact" w:before="276" w:after="0"/>
-        <w:ind w:left="20" w:right="0" w:firstLine="0"/>
+        <w:ind w:left="10" w:right="0" w:firstLine="0"/>
         <w:jc w:val="left"/>
       </w:pPr>
       <w:r>
@@ -1143,7 +1140,7 @@
           <w:rFonts w:ascii="Charis SIL Regular" w:hAnsi="Charis SIL Regular" w:eastAsia="Charis SIL Regular"/>
           <w:b w:val="0"/>
           <w:i w:val="0"/>
-          <w:color w:val="0066CC"/>
+          <w:color w:val="0000FF"/>
           <w:sz w:val="24"/>
           <w:u w:val="single"/>
         </w:rPr>
@@ -1161,7 +1158,7 @@
           <w:rFonts w:ascii="Charis SIL Regular" w:hAnsi="Charis SIL Regular" w:eastAsia="Charis SIL Regular"/>
           <w:b w:val="0"/>
           <w:i w:val="0"/>
-          <w:color w:val="0066CC"/>
+          <w:color w:val="0000FF"/>
           <w:sz w:val="24"/>
           <w:u w:val="single"/>
         </w:rPr>
@@ -1172,7 +1169,7 @@
           <w:rFonts w:ascii="Charis SIL Regular" w:hAnsi="Charis SIL Regular" w:eastAsia="Charis SIL Regular"/>
           <w:b w:val="0"/>
           <w:i w:val="0"/>
-          <w:color w:val="0066CC"/>
+          <w:color w:val="0000FF"/>
           <w:sz w:val="24"/>
           <w:u w:val="single"/>
         </w:rPr>
@@ -1207,7 +1204,7 @@
       </w:r>
       <w:r>
         <w:rPr>
-          <w:u w:val="single" w:color="0066cc"/>
+          <w:u w:val="single" w:color="0000ff"/>
           <w:rFonts w:ascii="Charis SIL Regular" w:hAnsi="Charis SIL Regular" w:eastAsia="Charis SIL Regular"/>
           <w:b w:val="0"/>
           <w:i w:val="0"/>
@@ -1238,7 +1235,7 @@
           <w:rFonts w:ascii="Charis SIL Regular" w:hAnsi="Charis SIL Regular" w:eastAsia="Charis SIL Regular"/>
           <w:b w:val="0"/>
           <w:i w:val="0"/>
-          <w:color w:val="0066CC"/>
+          <w:color w:val="0000FF"/>
           <w:sz w:val="24"/>
           <w:u w:val="single"/>
         </w:rPr>
@@ -1256,7 +1253,7 @@
           <w:rFonts w:ascii="Charis SIL Regular" w:hAnsi="Charis SIL Regular" w:eastAsia="Charis SIL Regular"/>
           <w:b w:val="0"/>
           <w:i w:val="0"/>
-          <w:color w:val="0066CC"/>
+          <w:color w:val="0000FF"/>
           <w:sz w:val="24"/>
           <w:u w:val="single"/>
         </w:rPr>
@@ -1267,7 +1264,7 @@
           <w:rFonts w:ascii="Charis SIL Regular" w:hAnsi="Charis SIL Regular" w:eastAsia="Charis SIL Regular"/>
           <w:b w:val="0"/>
           <w:i w:val="0"/>
-          <w:color w:val="0066CC"/>
+          <w:color w:val="0000FF"/>
           <w:sz w:val="24"/>
           <w:u w:val="single"/>
         </w:rPr>
@@ -1297,7 +1294,7 @@
         <w:autoSpaceDE w:val="0"/>
         <w:widowControl/>
         <w:spacing w:line="538" w:lineRule="exact" w:before="198" w:after="0"/>
-        <w:ind w:left="20" w:right="0" w:firstLine="0"/>
+        <w:ind w:left="10" w:right="0" w:firstLine="0"/>
         <w:jc w:val="left"/>
       </w:pPr>
       <w:r>
@@ -1317,7 +1314,7 @@
         <w:autoSpaceDE w:val="0"/>
         <w:widowControl/>
         <w:spacing w:line="288" w:lineRule="exact" w:before="294" w:after="0"/>
-        <w:ind w:left="408" w:right="4176" w:firstLine="0"/>
+        <w:ind w:left="398" w:right="4176" w:firstLine="0"/>
         <w:jc w:val="left"/>
       </w:pPr>
       <w:r>
@@ -1335,7 +1332,7 @@
           <w:rFonts w:ascii="Charis SIL Regular" w:hAnsi="Charis SIL Regular" w:eastAsia="Charis SIL Regular"/>
           <w:b w:val="0"/>
           <w:i w:val="0"/>
-          <w:color w:val="0066CC"/>
+          <w:color w:val="0000FF"/>
           <w:sz w:val="24"/>
           <w:u w:val="single"/>
         </w:rPr>
@@ -1356,7 +1353,7 @@
           <w:rFonts w:ascii="Charis SIL Regular" w:hAnsi="Charis SIL Regular" w:eastAsia="Charis SIL Regular"/>
           <w:b w:val="0"/>
           <w:i w:val="0"/>
-          <w:color w:val="0066CC"/>
+          <w:color w:val="0000FF"/>
           <w:sz w:val="24"/>
           <w:u w:val="single"/>
         </w:rPr>
@@ -1380,7 +1377,7 @@
           <w:rFonts w:ascii="Charis SIL Regular" w:hAnsi="Charis SIL Regular" w:eastAsia="Charis SIL Regular"/>
           <w:b w:val="0"/>
           <w:i w:val="0"/>
-          <w:color w:val="0066CC"/>
+          <w:color w:val="0000FF"/>
           <w:sz w:val="24"/>
           <w:u w:val="single"/>
         </w:rPr>
@@ -1404,7 +1401,7 @@
           <w:rFonts w:ascii="Charis SIL Regular" w:hAnsi="Charis SIL Regular" w:eastAsia="Charis SIL Regular"/>
           <w:b w:val="0"/>
           <w:i w:val="0"/>
-          <w:color w:val="0066CC"/>
+          <w:color w:val="0000FF"/>
           <w:sz w:val="24"/>
           <w:u w:val="single"/>
         </w:rPr>
@@ -1417,7 +1414,7 @@
         <w:autoSpaceDE w:val="0"/>
         <w:widowControl/>
         <w:spacing w:line="540" w:lineRule="exact" w:before="196" w:after="0"/>
-        <w:ind w:left="20" w:right="0" w:firstLine="0"/>
+        <w:ind w:left="10" w:right="0" w:firstLine="0"/>
         <w:jc w:val="left"/>
       </w:pPr>
       <w:r>
@@ -1437,7 +1434,7 @@
         <w:autoSpaceDE w:val="0"/>
         <w:widowControl/>
         <w:spacing w:line="352" w:lineRule="exact" w:before="228" w:after="0"/>
-        <w:ind w:left="20" w:right="0" w:firstLine="0"/>
+        <w:ind w:left="10" w:right="0" w:firstLine="0"/>
         <w:jc w:val="left"/>
       </w:pPr>
       <w:r>
@@ -1457,7 +1454,7 @@
         <w:autoSpaceDE w:val="0"/>
         <w:widowControl/>
         <w:spacing w:line="288" w:lineRule="exact" w:before="240" w:after="0"/>
-        <w:ind w:left="820" w:right="720" w:firstLine="0"/>
+        <w:ind w:left="810" w:right="720" w:firstLine="0"/>
         <w:jc w:val="left"/>
       </w:pPr>
       <w:r>
@@ -1547,7 +1544,7 @@
         <w:autoSpaceDE w:val="0"/>
         <w:widowControl/>
         <w:spacing w:line="288" w:lineRule="exact" w:before="240" w:after="0"/>
-        <w:ind w:left="820" w:right="1584" w:firstLine="0"/>
+        <w:ind w:left="810" w:right="1584" w:firstLine="0"/>
         <w:jc w:val="left"/>
       </w:pPr>
       <w:r>
@@ -1555,7 +1552,7 @@
           <w:rFonts w:ascii="Charis SIL Regular" w:hAnsi="Charis SIL Regular" w:eastAsia="Charis SIL Regular"/>
           <w:b w:val="0"/>
           <w:i w:val="0"/>
-          <w:color w:val="0066CC"/>
+          <w:color w:val="0000FF"/>
           <w:sz w:val="24"/>
           <w:u w:val="single"/>
         </w:rPr>
@@ -1573,7 +1570,7 @@
           <w:rFonts w:ascii="Charis SIL Regular" w:hAnsi="Charis SIL Regular" w:eastAsia="Charis SIL Regular"/>
           <w:b w:val="0"/>
           <w:i w:val="0"/>
-          <w:color w:val="0066CC"/>
+          <w:color w:val="0000FF"/>
           <w:sz w:val="24"/>
           <w:u w:val="single"/>
         </w:rPr>
@@ -1591,7 +1588,7 @@
           <w:rFonts w:ascii="Charis SIL Regular" w:hAnsi="Charis SIL Regular" w:eastAsia="Charis SIL Regular"/>
           <w:b w:val="0"/>
           <w:i w:val="0"/>
-          <w:color w:val="0066CC"/>
+          <w:color w:val="0000FF"/>
           <w:sz w:val="24"/>
           <w:u w:val="single"/>
         </w:rPr>
@@ -1609,7 +1606,7 @@
           <w:rFonts w:ascii="Charis SIL Regular" w:hAnsi="Charis SIL Regular" w:eastAsia="Charis SIL Regular"/>
           <w:b w:val="0"/>
           <w:i w:val="0"/>
-          <w:color w:val="0066CC"/>
+          <w:color w:val="0000FF"/>
           <w:sz w:val="24"/>
           <w:u w:val="single"/>
         </w:rPr>
@@ -1627,7 +1624,7 @@
           <w:rFonts w:ascii="Charis SIL Regular" w:hAnsi="Charis SIL Regular" w:eastAsia="Charis SIL Regular"/>
           <w:b w:val="0"/>
           <w:i w:val="0"/>
-          <w:color w:val="0066CC"/>
+          <w:color w:val="0000FF"/>
           <w:sz w:val="24"/>
           <w:u w:val="single"/>
         </w:rPr>
@@ -1645,7 +1642,7 @@
           <w:rFonts w:ascii="Charis SIL Regular" w:hAnsi="Charis SIL Regular" w:eastAsia="Charis SIL Regular"/>
           <w:b w:val="0"/>
           <w:i w:val="0"/>
-          <w:color w:val="0066CC"/>
+          <w:color w:val="0000FF"/>
           <w:sz w:val="24"/>
           <w:u w:val="single"/>
         </w:rPr>
@@ -1663,7 +1660,7 @@
           <w:rFonts w:ascii="Charis SIL Regular" w:hAnsi="Charis SIL Regular" w:eastAsia="Charis SIL Regular"/>
           <w:b w:val="0"/>
           <w:i w:val="0"/>
-          <w:color w:val="0066CC"/>
+          <w:color w:val="0000FF"/>
           <w:sz w:val="24"/>
           <w:u w:val="single"/>
         </w:rPr>
@@ -1683,7 +1680,7 @@
         <w:autoSpaceDE w:val="0"/>
         <w:widowControl/>
         <w:spacing w:line="352" w:lineRule="exact" w:before="176" w:after="0"/>
-        <w:ind w:left="20" w:right="0" w:firstLine="0"/>
+        <w:ind w:left="10" w:right="0" w:firstLine="0"/>
         <w:jc w:val="left"/>
       </w:pPr>
       <w:r>
@@ -1701,7 +1698,7 @@
       <w:pPr>
         <w:sectPr>
           <w:pgSz w:w="11900" w:h="16840"/>
-          <w:pgMar w:top="448" w:right="1016" w:bottom="624" w:left="940" w:header="720" w:footer="720" w:gutter="0"/>
+          <w:pgMar w:top="448" w:right="1016" w:bottom="624" w:left="950" w:header="720" w:footer="720" w:gutter="0"/>
           <w:cols/>
           <w:docGrid w:linePitch="360"/>
         </w:sectPr>
@@ -1810,7 +1807,7 @@
           <w:rFonts w:ascii="Charis SIL Regular" w:hAnsi="Charis SIL Regular" w:eastAsia="Charis SIL Regular"/>
           <w:b w:val="0"/>
           <w:i w:val="0"/>
-          <w:color w:val="0066CC"/>
+          <w:color w:val="0000FF"/>
           <w:sz w:val="24"/>
           <w:u w:val="single"/>
         </w:rPr>
@@ -1828,7 +1825,7 @@
           <w:rFonts w:ascii="Charis SIL Regular" w:hAnsi="Charis SIL Regular" w:eastAsia="Charis SIL Regular"/>
           <w:b w:val="0"/>
           <w:i w:val="0"/>
-          <w:color w:val="0066CC"/>
+          <w:color w:val="0000FF"/>
           <w:sz w:val="24"/>
           <w:u w:val="single"/>
         </w:rPr>
@@ -1846,7 +1843,7 @@
           <w:rFonts w:ascii="Charis SIL Regular" w:hAnsi="Charis SIL Regular" w:eastAsia="Charis SIL Regular"/>
           <w:b w:val="0"/>
           <w:i w:val="0"/>
-          <w:color w:val="0066CC"/>
+          <w:color w:val="0000FF"/>
           <w:sz w:val="24"/>
           <w:u w:val="single"/>
         </w:rPr>
@@ -1864,7 +1861,7 @@
           <w:rFonts w:ascii="Charis SIL Regular" w:hAnsi="Charis SIL Regular" w:eastAsia="Charis SIL Regular"/>
           <w:b w:val="0"/>
           <w:i w:val="0"/>
-          <w:color w:val="0066CC"/>
+          <w:color w:val="0000FF"/>
           <w:sz w:val="24"/>
           <w:u w:val="single"/>
         </w:rPr>
@@ -1882,7 +1879,7 @@
           <w:rFonts w:ascii="Charis SIL Regular" w:hAnsi="Charis SIL Regular" w:eastAsia="Charis SIL Regular"/>
           <w:b w:val="0"/>
           <w:i w:val="0"/>
-          <w:color w:val="0066CC"/>
+          <w:color w:val="0000FF"/>
           <w:sz w:val="24"/>
           <w:u w:val="single"/>
         </w:rPr>
@@ -1900,7 +1897,7 @@
           <w:rFonts w:ascii="Charis SIL Regular" w:hAnsi="Charis SIL Regular" w:eastAsia="Charis SIL Regular"/>
           <w:b w:val="0"/>
           <w:i w:val="0"/>
-          <w:color w:val="0066CC"/>
+          <w:color w:val="0000FF"/>
           <w:sz w:val="24"/>
           <w:u w:val="single"/>
         </w:rPr>
@@ -2014,7 +2011,7 @@
           <w:rFonts w:ascii="Charis SIL Regular" w:hAnsi="Charis SIL Regular" w:eastAsia="Charis SIL Regular"/>
           <w:b w:val="0"/>
           <w:i w:val="0"/>
-          <w:color w:val="0066CC"/>
+          <w:color w:val="0000FF"/>
           <w:sz w:val="24"/>
         </w:rPr>
         <w:hyperlink r:id="rId21" w:history="1">
@@ -2031,7 +2028,7 @@
           <w:rFonts w:ascii="Charis SIL Regular" w:hAnsi="Charis SIL Regular" w:eastAsia="Charis SIL Regular"/>
           <w:b w:val="0"/>
           <w:i w:val="0"/>
-          <w:color w:val="0066CC"/>
+          <w:color w:val="0000FF"/>
           <w:sz w:val="24"/>
         </w:rPr>
         <w:hyperlink r:id="rId21" w:history="1">
@@ -2048,7 +2045,7 @@
           <w:rFonts w:ascii="Charis SIL Regular" w:hAnsi="Charis SIL Regular" w:eastAsia="Charis SIL Regular"/>
           <w:b w:val="0"/>
           <w:i w:val="0"/>
-          <w:color w:val="0066CC"/>
+          <w:color w:val="0000FF"/>
           <w:sz w:val="24"/>
         </w:rPr>
         <w:hyperlink r:id="rId21" w:history="1">
@@ -2158,7 +2155,7 @@
           <w:rFonts w:ascii="Charis SIL Regular" w:hAnsi="Charis SIL Regular" w:eastAsia="Charis SIL Regular"/>
           <w:b w:val="0"/>
           <w:i w:val="0"/>
-          <w:color w:val="0066CC"/>
+          <w:color w:val="0000FF"/>
           <w:sz w:val="24"/>
         </w:rPr>
         <w:hyperlink r:id="rId22" w:history="1">
@@ -2175,7 +2172,7 @@
           <w:rFonts w:ascii="Charis SIL Regular" w:hAnsi="Charis SIL Regular" w:eastAsia="Charis SIL Regular"/>
           <w:b w:val="0"/>
           <w:i w:val="0"/>
-          <w:color w:val="0066CC"/>
+          <w:color w:val="0000FF"/>
           <w:sz w:val="24"/>
         </w:rPr>
         <w:hyperlink r:id="rId22" w:history="1">
@@ -2262,7 +2259,7 @@
           <w:rFonts w:ascii="Charis SIL Regular" w:hAnsi="Charis SIL Regular" w:eastAsia="Charis SIL Regular"/>
           <w:b w:val="0"/>
           <w:i w:val="0"/>
-          <w:color w:val="0066CC"/>
+          <w:color w:val="0000FF"/>
           <w:sz w:val="24"/>
           <w:u w:val="single"/>
         </w:rPr>
@@ -2280,7 +2277,7 @@
           <w:rFonts w:ascii="Charis SIL Regular" w:hAnsi="Charis SIL Regular" w:eastAsia="Charis SIL Regular"/>
           <w:b w:val="0"/>
           <w:i w:val="0"/>
-          <w:color w:val="0066CC"/>
+          <w:color w:val="0000FF"/>
           <w:sz w:val="24"/>
           <w:u w:val="single"/>
         </w:rPr>
@@ -2398,7 +2395,7 @@
           <w:rFonts w:ascii="Charis SIL Regular" w:hAnsi="Charis SIL Regular" w:eastAsia="Charis SIL Regular"/>
           <w:b w:val="0"/>
           <w:i w:val="0"/>
-          <w:color w:val="0066CC"/>
+          <w:color w:val="0000FF"/>
           <w:sz w:val="24"/>
           <w:u w:val="single"/>
         </w:rPr>
@@ -2416,7 +2413,7 @@
           <w:rFonts w:ascii="Charis SIL Regular" w:hAnsi="Charis SIL Regular" w:eastAsia="Charis SIL Regular"/>
           <w:b w:val="0"/>
           <w:i w:val="0"/>
-          <w:color w:val="0066CC"/>
+          <w:color w:val="0000FF"/>
           <w:sz w:val="24"/>
           <w:u w:val="single"/>
         </w:rPr>
@@ -2434,7 +2431,7 @@
           <w:rFonts w:ascii="Charis SIL Regular" w:hAnsi="Charis SIL Regular" w:eastAsia="Charis SIL Regular"/>
           <w:b w:val="0"/>
           <w:i w:val="0"/>
-          <w:color w:val="0066CC"/>
+          <w:color w:val="0000FF"/>
           <w:sz w:val="24"/>
           <w:u w:val="single"/>
         </w:rPr>
@@ -2462,7 +2459,7 @@
           <w:rFonts w:ascii="Charis SIL Regular" w:hAnsi="Charis SIL Regular" w:eastAsia="Charis SIL Regular"/>
           <w:b w:val="0"/>
           <w:i w:val="0"/>
-          <w:color w:val="0066CC"/>
+          <w:color w:val="0000FF"/>
           <w:sz w:val="24"/>
           <w:u w:val="single"/>
         </w:rPr>
@@ -2480,7 +2477,7 @@
           <w:rFonts w:ascii="Charis SIL Regular" w:hAnsi="Charis SIL Regular" w:eastAsia="Charis SIL Regular"/>
           <w:b w:val="0"/>
           <w:i w:val="0"/>
-          <w:color w:val="0066CC"/>
+          <w:color w:val="0000FF"/>
           <w:sz w:val="24"/>
           <w:u w:val="single"/>
         </w:rPr>
@@ -2491,7 +2488,7 @@
           <w:rFonts w:ascii="Charis SIL Regular" w:hAnsi="Charis SIL Regular" w:eastAsia="Charis SIL Regular"/>
           <w:b w:val="0"/>
           <w:i w:val="0"/>
-          <w:color w:val="0066CC"/>
+          <w:color w:val="0000FF"/>
           <w:sz w:val="24"/>
           <w:u w:val="single"/>
         </w:rPr>
@@ -2619,7 +2616,7 @@
           <w:rFonts w:ascii="Charis SIL Regular" w:hAnsi="Charis SIL Regular" w:eastAsia="Charis SIL Regular"/>
           <w:b w:val="0"/>
           <w:i w:val="0"/>
-          <w:color w:val="0066CC"/>
+          <w:color w:val="0000FF"/>
           <w:sz w:val="24"/>
           <w:u w:val="single"/>
         </w:rPr>
@@ -2637,7 +2634,7 @@
           <w:rFonts w:ascii="Charis SIL Regular" w:hAnsi="Charis SIL Regular" w:eastAsia="Charis SIL Regular"/>
           <w:b w:val="0"/>
           <w:i w:val="0"/>
-          <w:color w:val="0066CC"/>
+          <w:color w:val="0000FF"/>
           <w:sz w:val="24"/>
           <w:u w:val="single"/>
         </w:rPr>
@@ -2655,7 +2652,7 @@
           <w:rFonts w:ascii="Charis SIL Regular" w:hAnsi="Charis SIL Regular" w:eastAsia="Charis SIL Regular"/>
           <w:b w:val="0"/>
           <w:i w:val="0"/>
-          <w:color w:val="0066CC"/>
+          <w:color w:val="0000FF"/>
           <w:sz w:val="24"/>
           <w:u w:val="single"/>
         </w:rPr>
@@ -2673,7 +2670,7 @@
           <w:rFonts w:ascii="Charis SIL Regular" w:hAnsi="Charis SIL Regular" w:eastAsia="Charis SIL Regular"/>
           <w:b w:val="0"/>
           <w:i w:val="0"/>
-          <w:color w:val="0066CC"/>
+          <w:color w:val="0000FF"/>
           <w:sz w:val="24"/>
           <w:u w:val="single"/>
         </w:rPr>
@@ -2775,7 +2772,7 @@
           <w:rFonts w:ascii="Charis SIL Regular" w:hAnsi="Charis SIL Regular" w:eastAsia="Charis SIL Regular"/>
           <w:b w:val="0"/>
           <w:i w:val="0"/>
-          <w:color w:val="0066CC"/>
+          <w:color w:val="0000FF"/>
           <w:sz w:val="24"/>
           <w:u w:val="single"/>
         </w:rPr>
@@ -2793,7 +2790,7 @@
           <w:rFonts w:ascii="Charis SIL Regular" w:hAnsi="Charis SIL Regular" w:eastAsia="Charis SIL Regular"/>
           <w:b w:val="0"/>
           <w:i w:val="0"/>
-          <w:color w:val="0066CC"/>
+          <w:color w:val="0000FF"/>
           <w:sz w:val="24"/>
           <w:u w:val="single"/>
         </w:rPr>
@@ -2811,7 +2808,7 @@
           <w:rFonts w:ascii="Charis SIL Regular" w:hAnsi="Charis SIL Regular" w:eastAsia="Charis SIL Regular"/>
           <w:b w:val="0"/>
           <w:i w:val="0"/>
-          <w:color w:val="0066CC"/>
+          <w:color w:val="0000FF"/>
           <w:sz w:val="24"/>
           <w:u w:val="single"/>
         </w:rPr>
@@ -2829,7 +2826,7 @@
           <w:rFonts w:ascii="Charis SIL Regular" w:hAnsi="Charis SIL Regular" w:eastAsia="Charis SIL Regular"/>
           <w:b w:val="0"/>
           <w:i w:val="0"/>
-          <w:color w:val="0066CC"/>
+          <w:color w:val="0000FF"/>
           <w:sz w:val="24"/>
           <w:u w:val="single"/>
         </w:rPr>
@@ -2857,7 +2854,7 @@
           <w:rFonts w:ascii="Charis SIL Regular" w:hAnsi="Charis SIL Regular" w:eastAsia="Charis SIL Regular"/>
           <w:b w:val="0"/>
           <w:i w:val="0"/>
-          <w:color w:val="0066CC"/>
+          <w:color w:val="0000FF"/>
           <w:sz w:val="24"/>
           <w:u w:val="single"/>
         </w:rPr>
@@ -2878,7 +2875,7 @@
           <w:rFonts w:ascii="Charis SIL Regular" w:hAnsi="Charis SIL Regular" w:eastAsia="Charis SIL Regular"/>
           <w:b w:val="0"/>
           <w:i w:val="0"/>
-          <w:color w:val="0066CC"/>
+          <w:color w:val="0000FF"/>
           <w:sz w:val="24"/>
           <w:u w:val="single"/>
         </w:rPr>
@@ -2896,11 +2893,11 @@
           <w:rFonts w:ascii="Charis SIL Regular" w:hAnsi="Charis SIL Regular" w:eastAsia="Charis SIL Regular"/>
           <w:b w:val="0"/>
           <w:i w:val="0"/>
-          <w:color w:val="0066CC"/>
+          <w:color w:val="0000FF"/>
           <w:sz w:val="24"/>
           <w:u w:val="single"/>
         </w:rPr>
-        <w:hyperlink r:id="rId28" w:history="1">
+        <w:hyperlink r:id="rId27" w:history="1">
           <w:r>
             <w:rPr>
               <w:rStyle w:val="Hyperlink"/>
@@ -2911,32 +2908,24 @@
       </w:r>
       <w:r>
         <w:rPr>
-          <w:u w:val="single" w:color="0066cc"/>
           <w:rFonts w:ascii="Charis SIL Regular" w:hAnsi="Charis SIL Regular" w:eastAsia="Charis SIL Regular"/>
           <w:b w:val="0"/>
           <w:i w:val="0"/>
           <w:color w:val="000000"/>
           <w:sz w:val="24"/>
         </w:rPr>
-        <w:hyperlink r:id="rId27" w:history="1">
-          <w:r>
-            <w:rPr>
-              <w:rStyle w:val="Hyperlink"/>
-            </w:rPr>
-            <w:t xml:space="preserve">, </w:t>
-          </w:r>
-        </w:hyperlink>
+        <w:t xml:space="preserve">, </w:t>
       </w:r>
       <w:r>
         <w:rPr>
           <w:rFonts w:ascii="Charis SIL Regular" w:hAnsi="Charis SIL Regular" w:eastAsia="Charis SIL Regular"/>
           <w:b w:val="0"/>
           <w:i w:val="0"/>
-          <w:color w:val="0066CC"/>
+          <w:color w:val="0000FF"/>
           <w:sz w:val="24"/>
           <w:u w:val="single"/>
         </w:rPr>
-        <w:hyperlink r:id="rId29" w:history="1">
+        <w:hyperlink r:id="rId27" w:history="1">
           <w:r>
             <w:rPr>
               <w:rStyle w:val="Hyperlink"/>
@@ -2950,7 +2939,7 @@
           <w:rFonts w:ascii="Charis SIL Regular" w:hAnsi="Charis SIL Regular" w:eastAsia="Charis SIL Regular"/>
           <w:b w:val="0"/>
           <w:i w:val="0"/>
-          <w:color w:val="0066CC"/>
+          <w:color w:val="0000FF"/>
           <w:sz w:val="24"/>
           <w:u w:val="single"/>
         </w:rPr>
@@ -2961,11 +2950,11 @@
           <w:rFonts w:ascii="Charis SIL Regular" w:hAnsi="Charis SIL Regular" w:eastAsia="Charis SIL Regular"/>
           <w:b w:val="0"/>
           <w:i w:val="0"/>
-          <w:color w:val="0066CC"/>
+          <w:color w:val="0000FF"/>
           <w:sz w:val="24"/>
           <w:u w:val="single"/>
         </w:rPr>
-        <w:hyperlink r:id="rId29" w:history="1">
+        <w:hyperlink r:id="rId27" w:history="1">
           <w:r>
             <w:rPr>
               <w:rStyle w:val="Hyperlink"/>
@@ -2979,7 +2968,7 @@
           <w:rFonts w:ascii="Charis SIL Regular" w:hAnsi="Charis SIL Regular" w:eastAsia="Charis SIL Regular"/>
           <w:b w:val="0"/>
           <w:i w:val="0"/>
-          <w:color w:val="0066CC"/>
+          <w:color w:val="0000FF"/>
           <w:sz w:val="24"/>
           <w:u w:val="single"/>
         </w:rPr>
@@ -3055,11 +3044,11 @@
           <w:rFonts w:ascii="Charis SIL Regular" w:hAnsi="Charis SIL Regular" w:eastAsia="Charis SIL Regular"/>
           <w:b w:val="0"/>
           <w:i w:val="0"/>
-          <w:color w:val="0066CC"/>
+          <w:color w:val="0000FF"/>
           <w:sz w:val="24"/>
           <w:u w:val="single"/>
         </w:rPr>
-        <w:hyperlink r:id="rId30" w:history="1">
+        <w:hyperlink r:id="rId29" w:history="1">
           <w:r>
             <w:rPr>
               <w:rStyle w:val="Hyperlink"/>
@@ -3073,11 +3062,11 @@
           <w:rFonts w:ascii="Charis SIL Regular" w:hAnsi="Charis SIL Regular" w:eastAsia="Charis SIL Regular"/>
           <w:b w:val="0"/>
           <w:i w:val="0"/>
-          <w:color w:val="0066CC"/>
+          <w:color w:val="0000FF"/>
           <w:sz w:val="24"/>
           <w:u w:val="single"/>
         </w:rPr>
-        <w:hyperlink r:id="rId30" w:history="1">
+        <w:hyperlink r:id="rId29" w:history="1">
           <w:r>
             <w:rPr>
               <w:rStyle w:val="Hyperlink"/>
@@ -3091,11 +3080,11 @@
           <w:rFonts w:ascii="Charis SIL Regular" w:hAnsi="Charis SIL Regular" w:eastAsia="Charis SIL Regular"/>
           <w:b w:val="0"/>
           <w:i w:val="0"/>
-          <w:color w:val="0066CC"/>
+          <w:color w:val="0000FF"/>
           <w:sz w:val="24"/>
           <w:u w:val="single"/>
         </w:rPr>
-        <w:hyperlink r:id="rId30" w:history="1">
+        <w:hyperlink r:id="rId29" w:history="1">
           <w:r>
             <w:rPr>
               <w:rStyle w:val="Hyperlink"/>
@@ -3119,11 +3108,11 @@
           <w:rFonts w:ascii="Charis SIL Regular" w:hAnsi="Charis SIL Regular" w:eastAsia="Charis SIL Regular"/>
           <w:b w:val="0"/>
           <w:i w:val="0"/>
-          <w:color w:val="0066CC"/>
+          <w:color w:val="0000FF"/>
           <w:sz w:val="24"/>
           <w:u w:val="single"/>
         </w:rPr>
-        <w:hyperlink r:id="rId30" w:history="1">
+        <w:hyperlink r:id="rId29" w:history="1">
           <w:r>
             <w:rPr>
               <w:rStyle w:val="Hyperlink"/>
@@ -3137,7 +3126,7 @@
           <w:rFonts w:ascii="Charis SIL Regular" w:hAnsi="Charis SIL Regular" w:eastAsia="Charis SIL Regular"/>
           <w:b w:val="0"/>
           <w:i w:val="0"/>
-          <w:color w:val="0066CC"/>
+          <w:color w:val="0000FF"/>
           <w:sz w:val="24"/>
           <w:u w:val="single"/>
         </w:rPr>
@@ -3148,11 +3137,11 @@
           <w:rFonts w:ascii="Charis SIL Regular" w:hAnsi="Charis SIL Regular" w:eastAsia="Charis SIL Regular"/>
           <w:b w:val="0"/>
           <w:i w:val="0"/>
-          <w:color w:val="0066CC"/>
+          <w:color w:val="0000FF"/>
           <w:sz w:val="24"/>
           <w:u w:val="single"/>
         </w:rPr>
-        <w:hyperlink r:id="rId30" w:history="1">
+        <w:hyperlink r:id="rId29" w:history="1">
           <w:r>
             <w:rPr>
               <w:rStyle w:val="Hyperlink"/>
@@ -3270,11 +3259,11 @@
           <w:rFonts w:ascii="Charis SIL Regular" w:hAnsi="Charis SIL Regular" w:eastAsia="Charis SIL Regular"/>
           <w:b w:val="0"/>
           <w:i w:val="0"/>
-          <w:color w:val="0066CC"/>
+          <w:color w:val="0000FF"/>
           <w:sz w:val="24"/>
           <w:u w:val="single"/>
         </w:rPr>
-        <w:hyperlink r:id="rId31" w:history="1">
+        <w:hyperlink r:id="rId30" w:history="1">
           <w:r>
             <w:rPr>
               <w:rStyle w:val="Hyperlink"/>
@@ -3288,11 +3277,11 @@
           <w:rFonts w:ascii="Charis SIL Regular" w:hAnsi="Charis SIL Regular" w:eastAsia="Charis SIL Regular"/>
           <w:b w:val="0"/>
           <w:i w:val="0"/>
-          <w:color w:val="0066CC"/>
+          <w:color w:val="0000FF"/>
           <w:sz w:val="24"/>
           <w:u w:val="single"/>
         </w:rPr>
-        <w:hyperlink r:id="rId31" w:history="1">
+        <w:hyperlink r:id="rId30" w:history="1">
           <w:r>
             <w:rPr>
               <w:rStyle w:val="Hyperlink"/>
@@ -3306,11 +3295,11 @@
           <w:rFonts w:ascii="Charis SIL Regular" w:hAnsi="Charis SIL Regular" w:eastAsia="Charis SIL Regular"/>
           <w:b w:val="0"/>
           <w:i w:val="0"/>
-          <w:color w:val="0066CC"/>
+          <w:color w:val="0000FF"/>
           <w:sz w:val="24"/>
           <w:u w:val="single"/>
         </w:rPr>
-        <w:hyperlink r:id="rId31" w:history="1">
+        <w:hyperlink r:id="rId30" w:history="1">
           <w:r>
             <w:rPr>
               <w:rStyle w:val="Hyperlink"/>
@@ -3334,11 +3323,11 @@
           <w:rFonts w:ascii="Charis SIL Regular" w:hAnsi="Charis SIL Regular" w:eastAsia="Charis SIL Regular"/>
           <w:b w:val="0"/>
           <w:i w:val="0"/>
-          <w:color w:val="0066CC"/>
+          <w:color w:val="0000FF"/>
           <w:sz w:val="24"/>
           <w:u w:val="single"/>
         </w:rPr>
-        <w:hyperlink r:id="rId31" w:history="1">
+        <w:hyperlink r:id="rId30" w:history="1">
           <w:r>
             <w:rPr>
               <w:rStyle w:val="Hyperlink"/>
@@ -3352,7 +3341,7 @@
           <w:rFonts w:ascii="Charis SIL Regular" w:hAnsi="Charis SIL Regular" w:eastAsia="Charis SIL Regular"/>
           <w:b w:val="0"/>
           <w:i w:val="0"/>
-          <w:color w:val="0066CC"/>
+          <w:color w:val="0000FF"/>
           <w:sz w:val="24"/>
           <w:u w:val="single"/>
         </w:rPr>
@@ -3363,11 +3352,11 @@
           <w:rFonts w:ascii="Charis SIL Regular" w:hAnsi="Charis SIL Regular" w:eastAsia="Charis SIL Regular"/>
           <w:b w:val="0"/>
           <w:i w:val="0"/>
-          <w:color w:val="0066CC"/>
+          <w:color w:val="0000FF"/>
           <w:sz w:val="24"/>
           <w:u w:val="single"/>
         </w:rPr>
-        <w:hyperlink r:id="rId31" w:history="1">
+        <w:hyperlink r:id="rId30" w:history="1">
           <w:r>
             <w:rPr>
               <w:rStyle w:val="Hyperlink"/>

--- a/EXPORTS/DOCX/published/niveau3/Dutch/KoninklijkeBazar.docx
+++ b/EXPORTS/DOCX/published/niveau3/Dutch/KoninklijkeBazar.docx
@@ -533,18 +533,7 @@
           <w:color w:val="000000"/>
           <w:sz w:val="24"/>
         </w:rPr>
-        <w:t>wie kon</w:t>
-      </w:r>
-      <w:r>
-        <w:rPr>
-          <w:u w:val="single" w:color="0000ff"/>
-          <w:rFonts w:ascii="Charis SIL Regular" w:hAnsi="Charis SIL Regular" w:eastAsia="Charis SIL Regular"/>
-          <w:b w:val="0"/>
-          <w:i w:val="0"/>
-          <w:color w:val="000000"/>
-          <w:sz w:val="24"/>
-        </w:rPr>
-        <w:t xml:space="preserve">ing </w:t>
+        <w:t xml:space="preserve">wie koning </w:t>
       </w:r>
       <w:r>
         <w:rPr>
@@ -846,7 +835,7 @@
             <w:rPr>
               <w:rStyle w:val="Hyperlink"/>
             </w:rPr>
-            <w:t>thnografisc</w:t>
+            <w:t>thnografis</w:t>
           </w:r>
         </w:hyperlink>
       </w:r>
@@ -857,7 +846,23 @@
           <w:i w:val="0"/>
           <w:color w:val="0000FF"/>
           <w:sz w:val="24"/>
-          <w:u w:val="single"/>
+        </w:rPr>
+        <w:hyperlink r:id="rId17" w:history="1">
+          <w:r>
+            <w:rPr>
+              <w:rStyle w:val="Hyperlink"/>
+            </w:rPr>
+            <w:t>c</w:t>
+          </w:r>
+        </w:hyperlink>
+      </w:r>
+      <w:r>
+        <w:rPr>
+          <w:rFonts w:ascii="Charis SIL Regular" w:hAnsi="Charis SIL Regular" w:eastAsia="Charis SIL Regular"/>
+          <w:b w:val="0"/>
+          <w:i w:val="0"/>
+          <w:color w:val="0000FF"/>
+          <w:sz w:val="24"/>
         </w:rPr>
         <w:t>h</w:t>
       </w:r>
@@ -886,19 +891,9 @@
             <w:rPr>
               <w:rStyle w:val="Hyperlink"/>
             </w:rPr>
-            <w:t>Museu</w:t>
+            <w:t>Museum</w:t>
           </w:r>
         </w:hyperlink>
-      </w:r>
-      <w:r>
-        <w:rPr>
-          <w:rFonts w:ascii="Charis SIL Regular" w:hAnsi="Charis SIL Regular" w:eastAsia="Charis SIL Regular"/>
-          <w:b w:val="0"/>
-          <w:i w:val="0"/>
-          <w:color w:val="0000FF"/>
-          <w:sz w:val="24"/>
-        </w:rPr>
-        <w:t>m</w:t>
       </w:r>
       <w:r>
         <w:rPr>
@@ -1200,7 +1195,25 @@
           <w:color w:val="000000"/>
           <w:sz w:val="24"/>
         </w:rPr>
-        <w:t>van het interieur van de winkel, waarop vele voorwerpen</w:t>
+        <w:t>van het interieur van de winkel, waarop vele voor</w:t>
+      </w:r>
+      <w:r>
+        <w:rPr>
+          <w:u w:val="single" w:color="0000ff"/>
+          <w:rFonts w:ascii="Charis SIL Regular" w:hAnsi="Charis SIL Regular" w:eastAsia="Charis SIL Regular"/>
+          <w:b w:val="0"/>
+          <w:i w:val="0"/>
+          <w:color w:val="000000"/>
+          <w:sz w:val="24"/>
+        </w:rPr>
+        <w:hyperlink r:id="rId18" w:history="1">
+          <w:r>
+            <w:rPr>
+              <w:rStyle w:val="Hyperlink"/>
+            </w:rPr>
+            <w:t>werpen</w:t>
+          </w:r>
+        </w:hyperlink>
       </w:r>
       <w:r>
         <w:rPr>

--- a/EXPORTS/DOCX/published/niveau3/Dutch/KoninklijkeBazar.docx
+++ b/EXPORTS/DOCX/published/niveau3/Dutch/KoninklijkeBazar.docx
@@ -533,7 +533,18 @@
           <w:color w:val="000000"/>
           <w:sz w:val="24"/>
         </w:rPr>
-        <w:t xml:space="preserve">wie koning </w:t>
+        <w:t>wie kon</w:t>
+      </w:r>
+      <w:r>
+        <w:rPr>
+          <w:u w:val="single" w:color="0000ff"/>
+          <w:rFonts w:ascii="Charis SIL Regular" w:hAnsi="Charis SIL Regular" w:eastAsia="Charis SIL Regular"/>
+          <w:b w:val="0"/>
+          <w:i w:val="0"/>
+          <w:color w:val="000000"/>
+          <w:sz w:val="24"/>
+        </w:rPr>
+        <w:t xml:space="preserve">ing </w:t>
       </w:r>
       <w:r>
         <w:rPr>
@@ -573,7 +584,7 @@
           <w:sz w:val="24"/>
           <w:u w:val="single"/>
         </w:rPr>
-        <w:hyperlink r:id="rId15" w:history="1">
+        <w:hyperlink r:id="rId13" w:history="1">
           <w:r>
             <w:rPr>
               <w:rStyle w:val="Hyperlink"/>
@@ -591,7 +602,7 @@
           <w:sz w:val="24"/>
           <w:u w:val="single"/>
         </w:rPr>
-        <w:hyperlink r:id="rId15" w:history="1">
+        <w:hyperlink r:id="rId13" w:history="1">
           <w:r>
             <w:rPr>
               <w:rStyle w:val="Hyperlink"/>
@@ -676,7 +687,7 @@
           <w:sz w:val="24"/>
           <w:u w:val="single"/>
         </w:rPr>
-        <w:hyperlink r:id="rId16" w:history="1">
+        <w:hyperlink r:id="rId15" w:history="1">
           <w:r>
             <w:rPr>
               <w:rStyle w:val="Hyperlink"/>
@@ -705,7 +716,7 @@
           <w:sz w:val="24"/>
           <w:u w:val="single"/>
         </w:rPr>
-        <w:hyperlink r:id="rId16" w:history="1">
+        <w:hyperlink r:id="rId15" w:history="1">
           <w:r>
             <w:rPr>
               <w:rStyle w:val="Hyperlink"/>
@@ -734,7 +745,7 @@
           <w:sz w:val="24"/>
           <w:u w:val="single"/>
         </w:rPr>
-        <w:hyperlink r:id="rId16" w:history="1">
+        <w:hyperlink r:id="rId15" w:history="1">
           <w:r>
             <w:rPr>
               <w:rStyle w:val="Hyperlink"/>
@@ -752,7 +763,7 @@
           <w:sz w:val="24"/>
           <w:u w:val="single"/>
         </w:rPr>
-        <w:hyperlink r:id="rId16" w:history="1">
+        <w:hyperlink r:id="rId15" w:history="1">
           <w:r>
             <w:rPr>
               <w:rStyle w:val="Hyperlink"/>
@@ -769,18 +780,7 @@
           <w:color w:val="000000"/>
           <w:sz w:val="24"/>
         </w:rPr>
-        <w:t xml:space="preserve"> en het toenmali</w:t>
-      </w:r>
-      <w:r>
-        <w:rPr>
-          <w:u w:val="single" w:color="0000ff"/>
-          <w:rFonts w:ascii="Charis SIL Regular" w:hAnsi="Charis SIL Regular" w:eastAsia="Charis SIL Regular"/>
-          <w:b w:val="0"/>
-          <w:i w:val="0"/>
-          <w:color w:val="000000"/>
-          <w:sz w:val="24"/>
-        </w:rPr>
-        <w:t xml:space="preserve">ge </w:t>
+        <w:t xml:space="preserve"> en het toenmalige </w:t>
       </w:r>
       <w:r>
         <w:rPr>
@@ -789,8 +789,16 @@
           <w:i w:val="0"/>
           <w:color w:val="0000FF"/>
           <w:sz w:val="24"/>
+          <w:u w:val="single"/>
         </w:rPr>
-        <w:t>Rijks</w:t>
+        <w:hyperlink r:id="rId16" w:history="1">
+          <w:r>
+            <w:rPr>
+              <w:rStyle w:val="Hyperlink"/>
+            </w:rPr>
+            <w:t>Rijks</w:t>
+          </w:r>
+        </w:hyperlink>
       </w:r>
       <w:r>
         <w:rPr>
@@ -812,7 +820,7 @@
           <w:sz w:val="24"/>
           <w:u w:val="single"/>
         </w:rPr>
-        <w:hyperlink r:id="rId15" w:history="1">
+        <w:hyperlink r:id="rId16" w:history="1">
           <w:r>
             <w:rPr>
               <w:rStyle w:val="Hyperlink"/>
@@ -830,12 +838,12 @@
           <w:sz w:val="24"/>
           <w:u w:val="single"/>
         </w:rPr>
-        <w:hyperlink r:id="rId17" w:history="1">
+        <w:hyperlink r:id="rId16" w:history="1">
           <w:r>
             <w:rPr>
               <w:rStyle w:val="Hyperlink"/>
             </w:rPr>
-            <w:t>thnografis</w:t>
+            <w:t>thnografisc</w:t>
           </w:r>
         </w:hyperlink>
       </w:r>
@@ -846,23 +854,7 @@
           <w:i w:val="0"/>
           <w:color w:val="0000FF"/>
           <w:sz w:val="24"/>
-        </w:rPr>
-        <w:hyperlink r:id="rId17" w:history="1">
-          <w:r>
-            <w:rPr>
-              <w:rStyle w:val="Hyperlink"/>
-            </w:rPr>
-            <w:t>c</w:t>
-          </w:r>
-        </w:hyperlink>
-      </w:r>
-      <w:r>
-        <w:rPr>
-          <w:rFonts w:ascii="Charis SIL Regular" w:hAnsi="Charis SIL Regular" w:eastAsia="Charis SIL Regular"/>
-          <w:b w:val="0"/>
-          <w:i w:val="0"/>
-          <w:color w:val="0000FF"/>
-          <w:sz w:val="24"/>
+          <w:u w:val="single"/>
         </w:rPr>
         <w:t>h</w:t>
       </w:r>
@@ -873,7 +865,6 @@
           <w:i w:val="0"/>
           <w:color w:val="0000FF"/>
           <w:sz w:val="24"/>
-          <w:u w:val="single"/>
         </w:rPr>
         <w:t xml:space="preserve"> </w:t>
       </w:r>
@@ -886,7 +877,7 @@
           <w:sz w:val="24"/>
           <w:u w:val="single"/>
         </w:rPr>
-        <w:hyperlink r:id="rId17" w:history="1">
+        <w:hyperlink r:id="rId16" w:history="1">
           <w:r>
             <w:rPr>
               <w:rStyle w:val="Hyperlink"/>
@@ -914,7 +905,7 @@
           <w:color w:val="000000"/>
           <w:sz w:val="24"/>
         </w:rPr>
-        <w:hyperlink r:id="rId16" w:history="1">
+        <w:hyperlink r:id="rId15" w:history="1">
           <w:r>
             <w:rPr>
               <w:rStyle w:val="Hyperlink"/>
@@ -943,7 +934,7 @@
           <w:color w:val="000000"/>
           <w:sz w:val="24"/>
         </w:rPr>
-        <w:hyperlink r:id="rId16" w:history="1">
+        <w:hyperlink r:id="rId15" w:history="1">
           <w:r>
             <w:rPr>
               <w:rStyle w:val="Hyperlink"/>
@@ -961,7 +952,7 @@
           <w:color w:val="000000"/>
           <w:sz w:val="24"/>
         </w:rPr>
-        <w:hyperlink r:id="rId16" w:history="1">
+        <w:hyperlink r:id="rId15" w:history="1">
           <w:r>
             <w:rPr>
               <w:rStyle w:val="Hyperlink"/>
@@ -989,7 +980,7 @@
           <w:color w:val="000000"/>
           <w:sz w:val="24"/>
         </w:rPr>
-        <w:hyperlink r:id="rId17" w:history="1">
+        <w:hyperlink r:id="rId16" w:history="1">
           <w:r>
             <w:rPr>
               <w:rStyle w:val="Hyperlink"/>
@@ -1007,7 +998,7 @@
           <w:color w:val="000000"/>
           <w:sz w:val="24"/>
         </w:rPr>
-        <w:hyperlink r:id="rId17" w:history="1">
+        <w:hyperlink r:id="rId16" w:history="1">
           <w:r>
             <w:rPr>
               <w:rStyle w:val="Hyperlink"/>
@@ -1025,7 +1016,7 @@
           <w:color w:val="000000"/>
           <w:sz w:val="24"/>
         </w:rPr>
-        <w:hyperlink r:id="rId17" w:history="1">
+        <w:hyperlink r:id="rId16" w:history="1">
           <w:r>
             <w:rPr>
               <w:rStyle w:val="Hyperlink"/>
@@ -1043,7 +1034,7 @@
           <w:color w:val="000000"/>
           <w:sz w:val="24"/>
         </w:rPr>
-        <w:hyperlink r:id="rId17" w:history="1">
+        <w:hyperlink r:id="rId16" w:history="1">
           <w:r>
             <w:rPr>
               <w:rStyle w:val="Hyperlink"/>
@@ -1061,7 +1052,7 @@
           <w:color w:val="000000"/>
           <w:sz w:val="24"/>
         </w:rPr>
-        <w:hyperlink r:id="rId17" w:history="1">
+        <w:hyperlink r:id="rId16" w:history="1">
           <w:r>
             <w:rPr>
               <w:rStyle w:val="Hyperlink"/>
@@ -1139,7 +1130,7 @@
           <w:sz w:val="24"/>
           <w:u w:val="single"/>
         </w:rPr>
-        <w:hyperlink r:id="rId18" w:history="1">
+        <w:hyperlink r:id="rId17" w:history="1">
           <w:r>
             <w:rPr>
               <w:rStyle w:val="Hyperlink"/>
@@ -1168,7 +1159,7 @@
           <w:sz w:val="24"/>
           <w:u w:val="single"/>
         </w:rPr>
-        <w:hyperlink r:id="rId18" w:history="1">
+        <w:hyperlink r:id="rId17" w:history="1">
           <w:r>
             <w:rPr>
               <w:rStyle w:val="Hyperlink"/>
@@ -1206,7 +1197,7 @@
           <w:color w:val="000000"/>
           <w:sz w:val="24"/>
         </w:rPr>
-        <w:hyperlink r:id="rId18" w:history="1">
+        <w:hyperlink r:id="rId17" w:history="1">
           <w:r>
             <w:rPr>
               <w:rStyle w:val="Hyperlink"/>
@@ -1224,7 +1215,7 @@
           <w:color w:val="000000"/>
           <w:sz w:val="24"/>
         </w:rPr>
-        <w:hyperlink r:id="rId18" w:history="1">
+        <w:hyperlink r:id="rId17" w:history="1">
           <w:r>
             <w:rPr>
               <w:rStyle w:val="Hyperlink"/>
@@ -1252,7 +1243,7 @@
           <w:sz w:val="24"/>
           <w:u w:val="single"/>
         </w:rPr>
-        <w:hyperlink r:id="rId17" w:history="1">
+        <w:hyperlink r:id="rId16" w:history="1">
           <w:r>
             <w:rPr>
               <w:rStyle w:val="Hyperlink"/>
@@ -1281,7 +1272,7 @@
           <w:sz w:val="24"/>
           <w:u w:val="single"/>
         </w:rPr>
-        <w:hyperlink r:id="rId17" w:history="1">
+        <w:hyperlink r:id="rId16" w:history="1">
           <w:r>
             <w:rPr>
               <w:rStyle w:val="Hyperlink"/>
@@ -1569,7 +1560,7 @@
           <w:sz w:val="24"/>
           <w:u w:val="single"/>
         </w:rPr>
-        <w:hyperlink r:id="rId19" w:history="1">
+        <w:hyperlink r:id="rId18" w:history="1">
           <w:r>
             <w:rPr>
               <w:rStyle w:val="Hyperlink"/>
@@ -1587,7 +1578,7 @@
           <w:sz w:val="24"/>
           <w:u w:val="single"/>
         </w:rPr>
-        <w:hyperlink r:id="rId19" w:history="1">
+        <w:hyperlink r:id="rId18" w:history="1">
           <w:r>
             <w:rPr>
               <w:rStyle w:val="Hyperlink"/>
@@ -1605,7 +1596,7 @@
           <w:sz w:val="24"/>
           <w:u w:val="single"/>
         </w:rPr>
-        <w:hyperlink r:id="rId19" w:history="1">
+        <w:hyperlink r:id="rId18" w:history="1">
           <w:r>
             <w:rPr>
               <w:rStyle w:val="Hyperlink"/>
@@ -1623,7 +1614,7 @@
           <w:sz w:val="24"/>
           <w:u w:val="single"/>
         </w:rPr>
-        <w:hyperlink r:id="rId19" w:history="1">
+        <w:hyperlink r:id="rId18" w:history="1">
           <w:r>
             <w:rPr>
               <w:rStyle w:val="Hyperlink"/>
@@ -1641,7 +1632,7 @@
           <w:sz w:val="24"/>
           <w:u w:val="single"/>
         </w:rPr>
-        <w:hyperlink r:id="rId19" w:history="1">
+        <w:hyperlink r:id="rId18" w:history="1">
           <w:r>
             <w:rPr>
               <w:rStyle w:val="Hyperlink"/>
@@ -1659,7 +1650,7 @@
           <w:sz w:val="24"/>
           <w:u w:val="single"/>
         </w:rPr>
-        <w:hyperlink r:id="rId19" w:history="1">
+        <w:hyperlink r:id="rId18" w:history="1">
           <w:r>
             <w:rPr>
               <w:rStyle w:val="Hyperlink"/>
@@ -1677,7 +1668,7 @@
           <w:sz w:val="24"/>
           <w:u w:val="single"/>
         </w:rPr>
-        <w:hyperlink r:id="rId19" w:history="1">
+        <w:hyperlink r:id="rId18" w:history="1">
           <w:r>
             <w:rPr>
               <w:rStyle w:val="Hyperlink"/>
@@ -1824,7 +1815,7 @@
           <w:sz w:val="24"/>
           <w:u w:val="single"/>
         </w:rPr>
-        <w:hyperlink r:id="rId20" w:history="1">
+        <w:hyperlink r:id="rId19" w:history="1">
           <w:r>
             <w:rPr>
               <w:rStyle w:val="Hyperlink"/>
@@ -1842,7 +1833,7 @@
           <w:sz w:val="24"/>
           <w:u w:val="single"/>
         </w:rPr>
-        <w:hyperlink r:id="rId20" w:history="1">
+        <w:hyperlink r:id="rId19" w:history="1">
           <w:r>
             <w:rPr>
               <w:rStyle w:val="Hyperlink"/>
@@ -1860,7 +1851,7 @@
           <w:sz w:val="24"/>
           <w:u w:val="single"/>
         </w:rPr>
-        <w:hyperlink r:id="rId20" w:history="1">
+        <w:hyperlink r:id="rId19" w:history="1">
           <w:r>
             <w:rPr>
               <w:rStyle w:val="Hyperlink"/>
@@ -1878,7 +1869,7 @@
           <w:sz w:val="24"/>
           <w:u w:val="single"/>
         </w:rPr>
-        <w:hyperlink r:id="rId20" w:history="1">
+        <w:hyperlink r:id="rId19" w:history="1">
           <w:r>
             <w:rPr>
               <w:rStyle w:val="Hyperlink"/>
@@ -1896,7 +1887,7 @@
           <w:sz w:val="24"/>
           <w:u w:val="single"/>
         </w:rPr>
-        <w:hyperlink r:id="rId20" w:history="1">
+        <w:hyperlink r:id="rId19" w:history="1">
           <w:r>
             <w:rPr>
               <w:rStyle w:val="Hyperlink"/>
@@ -1914,7 +1905,7 @@
           <w:sz w:val="24"/>
           <w:u w:val="single"/>
         </w:rPr>
-        <w:hyperlink r:id="rId20" w:history="1">
+        <w:hyperlink r:id="rId19" w:history="1">
           <w:r>
             <w:rPr>
               <w:rStyle w:val="Hyperlink"/>
@@ -2027,7 +2018,7 @@
           <w:color w:val="0000FF"/>
           <w:sz w:val="24"/>
         </w:rPr>
-        <w:hyperlink r:id="rId21" w:history="1">
+        <w:hyperlink r:id="rId20" w:history="1">
           <w:r>
             <w:rPr>
               <w:rStyle w:val="Hyperlink"/>
@@ -2044,7 +2035,7 @@
           <w:color w:val="0000FF"/>
           <w:sz w:val="24"/>
         </w:rPr>
-        <w:hyperlink r:id="rId21" w:history="1">
+        <w:hyperlink r:id="rId20" w:history="1">
           <w:r>
             <w:rPr>
               <w:rStyle w:val="Hyperlink"/>
@@ -2061,7 +2052,7 @@
           <w:color w:val="0000FF"/>
           <w:sz w:val="24"/>
         </w:rPr>
-        <w:hyperlink r:id="rId21" w:history="1">
+        <w:hyperlink r:id="rId20" w:history="1">
           <w:r>
             <w:rPr>
               <w:rStyle w:val="Hyperlink"/>
@@ -2171,7 +2162,7 @@
           <w:color w:val="0000FF"/>
           <w:sz w:val="24"/>
         </w:rPr>
-        <w:hyperlink r:id="rId22" w:history="1">
+        <w:hyperlink r:id="rId21" w:history="1">
           <w:r>
             <w:rPr>
               <w:rStyle w:val="Hyperlink"/>
@@ -2188,7 +2179,7 @@
           <w:color w:val="0000FF"/>
           <w:sz w:val="24"/>
         </w:rPr>
-        <w:hyperlink r:id="rId22" w:history="1">
+        <w:hyperlink r:id="rId21" w:history="1">
           <w:r>
             <w:rPr>
               <w:rStyle w:val="Hyperlink"/>
@@ -2276,7 +2267,7 @@
           <w:sz w:val="24"/>
           <w:u w:val="single"/>
         </w:rPr>
-        <w:hyperlink r:id="rId23" w:history="1">
+        <w:hyperlink r:id="rId22" w:history="1">
           <w:r>
             <w:rPr>
               <w:rStyle w:val="Hyperlink"/>
@@ -2294,7 +2285,7 @@
           <w:sz w:val="24"/>
           <w:u w:val="single"/>
         </w:rPr>
-        <w:hyperlink r:id="rId23" w:history="1">
+        <w:hyperlink r:id="rId22" w:history="1">
           <w:r>
             <w:rPr>
               <w:rStyle w:val="Hyperlink"/>
@@ -2412,7 +2403,7 @@
           <w:sz w:val="24"/>
           <w:u w:val="single"/>
         </w:rPr>
-        <w:hyperlink r:id="rId24" w:history="1">
+        <w:hyperlink r:id="rId23" w:history="1">
           <w:r>
             <w:rPr>
               <w:rStyle w:val="Hyperlink"/>
@@ -2430,7 +2421,7 @@
           <w:sz w:val="24"/>
           <w:u w:val="single"/>
         </w:rPr>
-        <w:hyperlink r:id="rId24" w:history="1">
+        <w:hyperlink r:id="rId23" w:history="1">
           <w:r>
             <w:rPr>
               <w:rStyle w:val="Hyperlink"/>
@@ -2448,7 +2439,7 @@
           <w:sz w:val="24"/>
           <w:u w:val="single"/>
         </w:rPr>
-        <w:hyperlink r:id="rId24" w:history="1">
+        <w:hyperlink r:id="rId23" w:history="1">
           <w:r>
             <w:rPr>
               <w:rStyle w:val="Hyperlink"/>
@@ -2476,7 +2467,7 @@
           <w:sz w:val="24"/>
           <w:u w:val="single"/>
         </w:rPr>
-        <w:hyperlink r:id="rId25" w:history="1">
+        <w:hyperlink r:id="rId24" w:history="1">
           <w:r>
             <w:rPr>
               <w:rStyle w:val="Hyperlink"/>
@@ -2505,7 +2496,7 @@
           <w:sz w:val="24"/>
           <w:u w:val="single"/>
         </w:rPr>
-        <w:hyperlink r:id="rId25" w:history="1">
+        <w:hyperlink r:id="rId24" w:history="1">
           <w:r>
             <w:rPr>
               <w:rStyle w:val="Hyperlink"/>
@@ -2633,7 +2624,7 @@
           <w:sz w:val="24"/>
           <w:u w:val="single"/>
         </w:rPr>
-        <w:hyperlink r:id="rId26" w:history="1">
+        <w:hyperlink r:id="rId25" w:history="1">
           <w:r>
             <w:rPr>
               <w:rStyle w:val="Hyperlink"/>
@@ -2651,7 +2642,7 @@
           <w:sz w:val="24"/>
           <w:u w:val="single"/>
         </w:rPr>
-        <w:hyperlink r:id="rId26" w:history="1">
+        <w:hyperlink r:id="rId25" w:history="1">
           <w:r>
             <w:rPr>
               <w:rStyle w:val="Hyperlink"/>
@@ -2669,7 +2660,7 @@
           <w:sz w:val="24"/>
           <w:u w:val="single"/>
         </w:rPr>
-        <w:hyperlink r:id="rId26" w:history="1">
+        <w:hyperlink r:id="rId25" w:history="1">
           <w:r>
             <w:rPr>
               <w:rStyle w:val="Hyperlink"/>
@@ -2687,7 +2678,7 @@
           <w:sz w:val="24"/>
           <w:u w:val="single"/>
         </w:rPr>
-        <w:hyperlink r:id="rId26" w:history="1">
+        <w:hyperlink r:id="rId25" w:history="1">
           <w:r>
             <w:rPr>
               <w:rStyle w:val="Hyperlink"/>
@@ -2789,7 +2780,7 @@
           <w:sz w:val="24"/>
           <w:u w:val="single"/>
         </w:rPr>
-        <w:hyperlink r:id="rId27" w:history="1">
+        <w:hyperlink r:id="rId26" w:history="1">
           <w:r>
             <w:rPr>
               <w:rStyle w:val="Hyperlink"/>
@@ -2807,7 +2798,7 @@
           <w:sz w:val="24"/>
           <w:u w:val="single"/>
         </w:rPr>
-        <w:hyperlink r:id="rId27" w:history="1">
+        <w:hyperlink r:id="rId26" w:history="1">
           <w:r>
             <w:rPr>
               <w:rStyle w:val="Hyperlink"/>
@@ -2825,7 +2816,7 @@
           <w:sz w:val="24"/>
           <w:u w:val="single"/>
         </w:rPr>
-        <w:hyperlink r:id="rId27" w:history="1">
+        <w:hyperlink r:id="rId26" w:history="1">
           <w:r>
             <w:rPr>
               <w:rStyle w:val="Hyperlink"/>
@@ -2843,7 +2834,7 @@
           <w:sz w:val="24"/>
           <w:u w:val="single"/>
         </w:rPr>
-        <w:hyperlink r:id="rId27" w:history="1">
+        <w:hyperlink r:id="rId26" w:history="1">
           <w:r>
             <w:rPr>
               <w:rStyle w:val="Hyperlink"/>
@@ -2871,7 +2862,7 @@
           <w:sz w:val="24"/>
           <w:u w:val="single"/>
         </w:rPr>
-        <w:hyperlink r:id="rId28" w:history="1">
+        <w:hyperlink r:id="rId27" w:history="1">
           <w:r>
             <w:rPr>
               <w:rStyle w:val="Hyperlink"/>
@@ -2892,7 +2883,7 @@
           <w:sz w:val="24"/>
           <w:u w:val="single"/>
         </w:rPr>
-        <w:hyperlink r:id="rId27" w:history="1">
+        <w:hyperlink r:id="rId26" w:history="1">
           <w:r>
             <w:rPr>
               <w:rStyle w:val="Hyperlink"/>
@@ -2910,7 +2901,7 @@
           <w:sz w:val="24"/>
           <w:u w:val="single"/>
         </w:rPr>
-        <w:hyperlink r:id="rId27" w:history="1">
+        <w:hyperlink r:id="rId26" w:history="1">
           <w:r>
             <w:rPr>
               <w:rStyle w:val="Hyperlink"/>
@@ -2938,7 +2929,7 @@
           <w:sz w:val="24"/>
           <w:u w:val="single"/>
         </w:rPr>
-        <w:hyperlink r:id="rId27" w:history="1">
+        <w:hyperlink r:id="rId26" w:history="1">
           <w:r>
             <w:rPr>
               <w:rStyle w:val="Hyperlink"/>
@@ -2967,7 +2958,7 @@
           <w:sz w:val="24"/>
           <w:u w:val="single"/>
         </w:rPr>
-        <w:hyperlink r:id="rId27" w:history="1">
+        <w:hyperlink r:id="rId28" w:history="1">
           <w:r>
             <w:rPr>
               <w:rStyle w:val="Hyperlink"/>
@@ -2985,7 +2976,7 @@
           <w:sz w:val="24"/>
           <w:u w:val="single"/>
         </w:rPr>
-        <w:hyperlink r:id="rId27" w:history="1">
+        <w:hyperlink r:id="rId28" w:history="1">
           <w:r>
             <w:rPr>
               <w:rStyle w:val="Hyperlink"/>

--- a/EXPORTS/DOCX/published/niveau3/Dutch/KoninklijkeBazar.docx
+++ b/EXPORTS/DOCX/published/niveau3/Dutch/KoninklijkeBazar.docx
@@ -442,109 +442,13 @@
       </w:r>
       <w:r>
         <w:rPr>
-          <w:u w:val="single" w:color="0000ff"/>
           <w:rFonts w:ascii="Charis SIL Regular" w:hAnsi="Charis SIL Regular" w:eastAsia="Charis SIL Regular"/>
           <w:b w:val="0"/>
           <w:i w:val="0"/>
           <w:color w:val="000000"/>
           <w:sz w:val="24"/>
         </w:rPr>
-        <w:hyperlink r:id="rId10" w:history="1">
-          <w:r>
-            <w:rPr>
-              <w:rStyle w:val="Hyperlink"/>
-            </w:rPr>
-            <w:t>partic</w:t>
-          </w:r>
-        </w:hyperlink>
-      </w:r>
-      <w:r>
-        <w:rPr>
-          <w:rFonts w:ascii="Charis SIL Regular" w:hAnsi="Charis SIL Regular" w:eastAsia="Charis SIL Regular"/>
-          <w:b w:val="0"/>
-          <w:i w:val="0"/>
-          <w:color w:val="000000"/>
-          <w:sz w:val="24"/>
-        </w:rPr>
-        <w:t>u</w:t>
-      </w:r>
-      <w:r>
-        <w:rPr>
-          <w:u w:val="single" w:color="0000ff"/>
-          <w:rFonts w:ascii="Charis SIL Regular" w:hAnsi="Charis SIL Regular" w:eastAsia="Charis SIL Regular"/>
-          <w:b w:val="0"/>
-          <w:i w:val="0"/>
-          <w:color w:val="000000"/>
-          <w:sz w:val="24"/>
-        </w:rPr>
-        <w:hyperlink r:id="rId11" w:history="1">
-          <w:r>
-            <w:rPr>
-              <w:rStyle w:val="Hyperlink"/>
-            </w:rPr>
-            <w:t>lieren</w:t>
-          </w:r>
-        </w:hyperlink>
-      </w:r>
-      <w:r>
-        <w:rPr>
-          <w:u w:val="single" w:color="0000ff"/>
-          <w:rFonts w:ascii="Charis SIL Regular" w:hAnsi="Charis SIL Regular" w:eastAsia="Charis SIL Regular"/>
-          <w:b w:val="0"/>
-          <w:i w:val="0"/>
-          <w:color w:val="000000"/>
-          <w:sz w:val="24"/>
-        </w:rPr>
-        <w:t>,</w:t>
-      </w:r>
-      <w:r>
-        <w:rPr>
-          <w:rFonts w:ascii="Charis SIL Regular" w:hAnsi="Charis SIL Regular" w:eastAsia="Charis SIL Regular"/>
-          <w:b w:val="0"/>
-          <w:i w:val="0"/>
-          <w:color w:val="000000"/>
-          <w:sz w:val="24"/>
-        </w:rPr>
-        <w:t xml:space="preserve"> </w:t>
-      </w:r>
-      <w:r>
-        <w:rPr>
-          <w:u w:val="single" w:color="0000ff"/>
-          <w:rFonts w:ascii="Charis SIL Regular" w:hAnsi="Charis SIL Regular" w:eastAsia="Charis SIL Regular"/>
-          <w:b w:val="0"/>
-          <w:i w:val="0"/>
-          <w:color w:val="000000"/>
-          <w:sz w:val="24"/>
-        </w:rPr>
-        <w:hyperlink r:id="rId12" w:history="1">
-          <w:r>
-            <w:rPr>
-              <w:rStyle w:val="Hyperlink"/>
-            </w:rPr>
-            <w:t xml:space="preserve">onder </w:t>
-          </w:r>
-        </w:hyperlink>
-      </w:r>
-      <w:r>
-        <w:rPr>
-          <w:rFonts w:ascii="Charis SIL Regular" w:hAnsi="Charis SIL Regular" w:eastAsia="Charis SIL Regular"/>
-          <w:b w:val="0"/>
-          <w:i w:val="0"/>
-          <w:color w:val="000000"/>
-          <w:sz w:val="24"/>
-        </w:rPr>
-        <w:t>wie kon</w:t>
-      </w:r>
-      <w:r>
-        <w:rPr>
-          <w:u w:val="single" w:color="0000ff"/>
-          <w:rFonts w:ascii="Charis SIL Regular" w:hAnsi="Charis SIL Regular" w:eastAsia="Charis SIL Regular"/>
-          <w:b w:val="0"/>
-          <w:i w:val="0"/>
-          <w:color w:val="000000"/>
-          <w:sz w:val="24"/>
-        </w:rPr>
-        <w:t xml:space="preserve">ing </w:t>
+        <w:t xml:space="preserve">particulieren, onder wie koning </w:t>
       </w:r>
       <w:r>
         <w:rPr>
@@ -555,7 +459,7 @@
           <w:sz w:val="24"/>
           <w:u w:val="single"/>
         </w:rPr>
-        <w:hyperlink r:id="rId13" w:history="1">
+        <w:hyperlink r:id="rId15" w:history="1">
           <w:r>
             <w:rPr>
               <w:rStyle w:val="Hyperlink"/>
@@ -584,7 +488,7 @@
           <w:sz w:val="24"/>
           <w:u w:val="single"/>
         </w:rPr>
-        <w:hyperlink r:id="rId13" w:history="1">
+        <w:hyperlink r:id="rId15" w:history="1">
           <w:r>
             <w:rPr>
               <w:rStyle w:val="Hyperlink"/>
@@ -602,30 +506,12 @@
           <w:sz w:val="24"/>
           <w:u w:val="single"/>
         </w:rPr>
-        <w:hyperlink r:id="rId13" w:history="1">
+        <w:hyperlink r:id="rId15" w:history="1">
           <w:r>
             <w:rPr>
               <w:rStyle w:val="Hyperlink"/>
             </w:rPr>
             <w:t>I</w:t>
-          </w:r>
-        </w:hyperlink>
-      </w:r>
-      <w:r>
-        <w:rPr>
-          <w:u w:val="single" w:color="0000ff"/>
-          <w:rFonts w:ascii="Charis SIL Regular" w:hAnsi="Charis SIL Regular" w:eastAsia="Charis SIL Regular"/>
-          <w:b w:val="0"/>
-          <w:i w:val="0"/>
-          <w:color w:val="000000"/>
-          <w:sz w:val="24"/>
-        </w:rPr>
-        <w:hyperlink r:id="rId13" w:history="1">
-          <w:r>
-            <w:rPr>
-              <w:rStyle w:val="Hyperlink"/>
-            </w:rPr>
-            <w:t>, m</w:t>
           </w:r>
         </w:hyperlink>
       </w:r>
@@ -637,46 +523,7 @@
           <w:color w:val="000000"/>
           <w:sz w:val="24"/>
         </w:rPr>
-        <w:t>aar ook musea</w:t>
-      </w:r>
-      <w:r>
-        <w:rPr>
-          <w:u w:val="single" w:color="0000ff"/>
-          <w:rFonts w:ascii="Charis SIL Regular" w:hAnsi="Charis SIL Regular" w:eastAsia="Charis SIL Regular"/>
-          <w:b w:val="0"/>
-          <w:i w:val="0"/>
-          <w:color w:val="000000"/>
-          <w:sz w:val="24"/>
-        </w:rPr>
-        <w:hyperlink r:id="rId14" w:history="1">
-          <w:r>
-            <w:rPr>
-              <w:rStyle w:val="Hyperlink"/>
-            </w:rPr>
-            <w:t>, zoals he</w:t>
-          </w:r>
-        </w:hyperlink>
-      </w:r>
-      <w:r>
-        <w:rPr>
-          <w:u w:val="single" w:color="0000ff"/>
-          <w:rFonts w:ascii="Charis SIL Regular" w:hAnsi="Charis SIL Regular" w:eastAsia="Charis SIL Regular"/>
-          <w:b w:val="0"/>
-          <w:i w:val="0"/>
-          <w:color w:val="000000"/>
-          <w:sz w:val="24"/>
-        </w:rPr>
-        <w:t>t</w:t>
-      </w:r>
-      <w:r>
-        <w:rPr>
-          <w:rFonts w:ascii="Charis SIL Regular" w:hAnsi="Charis SIL Regular" w:eastAsia="Charis SIL Regular"/>
-          <w:b w:val="0"/>
-          <w:i w:val="0"/>
-          <w:color w:val="000000"/>
-          <w:sz w:val="24"/>
-        </w:rPr>
-        <w:t xml:space="preserve"> </w:t>
+        <w:t xml:space="preserve">, maar ook musea, zoals het </w:t>
       </w:r>
       <w:r>
         <w:rPr>
@@ -687,7 +534,7 @@
           <w:sz w:val="24"/>
           <w:u w:val="single"/>
         </w:rPr>
-        <w:hyperlink r:id="rId15" w:history="1">
+        <w:hyperlink r:id="rId16" w:history="1">
           <w:r>
             <w:rPr>
               <w:rStyle w:val="Hyperlink"/>
@@ -716,7 +563,7 @@
           <w:sz w:val="24"/>
           <w:u w:val="single"/>
         </w:rPr>
-        <w:hyperlink r:id="rId15" w:history="1">
+        <w:hyperlink r:id="rId16" w:history="1">
           <w:r>
             <w:rPr>
               <w:rStyle w:val="Hyperlink"/>
@@ -745,7 +592,7 @@
           <w:sz w:val="24"/>
           <w:u w:val="single"/>
         </w:rPr>
-        <w:hyperlink r:id="rId15" w:history="1">
+        <w:hyperlink r:id="rId16" w:history="1">
           <w:r>
             <w:rPr>
               <w:rStyle w:val="Hyperlink"/>
@@ -763,7 +610,7 @@
           <w:sz w:val="24"/>
           <w:u w:val="single"/>
         </w:rPr>
-        <w:hyperlink r:id="rId15" w:history="1">
+        <w:hyperlink r:id="rId16" w:history="1">
           <w:r>
             <w:rPr>
               <w:rStyle w:val="Hyperlink"/>
@@ -780,7 +627,25 @@
           <w:color w:val="000000"/>
           <w:sz w:val="24"/>
         </w:rPr>
-        <w:t xml:space="preserve"> en het toenmalige </w:t>
+        <w:t xml:space="preserve"> en het toenmali</w:t>
+      </w:r>
+      <w:r>
+        <w:rPr>
+          <w:u w:val="single" w:color="0000ff"/>
+          <w:rFonts w:ascii="Charis SIL Regular" w:hAnsi="Charis SIL Regular" w:eastAsia="Charis SIL Regular"/>
+          <w:b w:val="0"/>
+          <w:i w:val="0"/>
+          <w:color w:val="000000"/>
+          <w:sz w:val="24"/>
+        </w:rPr>
+        <w:hyperlink r:id="rId15" w:history="1">
+          <w:r>
+            <w:rPr>
+              <w:rStyle w:val="Hyperlink"/>
+            </w:rPr>
+            <w:t xml:space="preserve">ge </w:t>
+          </w:r>
+        </w:hyperlink>
       </w:r>
       <w:r>
         <w:rPr>
@@ -791,7 +656,7 @@
           <w:sz w:val="24"/>
           <w:u w:val="single"/>
         </w:rPr>
-        <w:hyperlink r:id="rId16" w:history="1">
+        <w:hyperlink r:id="rId15" w:history="1">
           <w:r>
             <w:rPr>
               <w:rStyle w:val="Hyperlink"/>
@@ -820,7 +685,7 @@
           <w:sz w:val="24"/>
           <w:u w:val="single"/>
         </w:rPr>
-        <w:hyperlink r:id="rId16" w:history="1">
+        <w:hyperlink r:id="rId15" w:history="1">
           <w:r>
             <w:rPr>
               <w:rStyle w:val="Hyperlink"/>
@@ -838,7 +703,7 @@
           <w:sz w:val="24"/>
           <w:u w:val="single"/>
         </w:rPr>
-        <w:hyperlink r:id="rId16" w:history="1">
+        <w:hyperlink r:id="rId17" w:history="1">
           <w:r>
             <w:rPr>
               <w:rStyle w:val="Hyperlink"/>
@@ -865,6 +730,7 @@
           <w:i w:val="0"/>
           <w:color w:val="0000FF"/>
           <w:sz w:val="24"/>
+          <w:u w:val="single"/>
         </w:rPr>
         <w:t xml:space="preserve"> </w:t>
       </w:r>
@@ -877,14 +743,24 @@
           <w:sz w:val="24"/>
           <w:u w:val="single"/>
         </w:rPr>
-        <w:hyperlink r:id="rId16" w:history="1">
+        <w:hyperlink r:id="rId17" w:history="1">
           <w:r>
             <w:rPr>
               <w:rStyle w:val="Hyperlink"/>
             </w:rPr>
-            <w:t>Museum</w:t>
+            <w:t>Museu</w:t>
           </w:r>
         </w:hyperlink>
+      </w:r>
+      <w:r>
+        <w:rPr>
+          <w:rFonts w:ascii="Charis SIL Regular" w:hAnsi="Charis SIL Regular" w:eastAsia="Charis SIL Regular"/>
+          <w:b w:val="0"/>
+          <w:i w:val="0"/>
+          <w:color w:val="0000FF"/>
+          <w:sz w:val="24"/>
+        </w:rPr>
+        <w:t>m</w:t>
       </w:r>
       <w:r>
         <w:rPr>
@@ -905,7 +781,7 @@
           <w:color w:val="000000"/>
           <w:sz w:val="24"/>
         </w:rPr>
-        <w:hyperlink r:id="rId15" w:history="1">
+        <w:hyperlink r:id="rId16" w:history="1">
           <w:r>
             <w:rPr>
               <w:rStyle w:val="Hyperlink"/>
@@ -934,7 +810,7 @@
           <w:color w:val="000000"/>
           <w:sz w:val="24"/>
         </w:rPr>
-        <w:hyperlink r:id="rId15" w:history="1">
+        <w:hyperlink r:id="rId16" w:history="1">
           <w:r>
             <w:rPr>
               <w:rStyle w:val="Hyperlink"/>
@@ -952,7 +828,7 @@
           <w:color w:val="000000"/>
           <w:sz w:val="24"/>
         </w:rPr>
-        <w:hyperlink r:id="rId15" w:history="1">
+        <w:hyperlink r:id="rId16" w:history="1">
           <w:r>
             <w:rPr>
               <w:rStyle w:val="Hyperlink"/>
@@ -980,7 +856,7 @@
           <w:color w:val="000000"/>
           <w:sz w:val="24"/>
         </w:rPr>
-        <w:hyperlink r:id="rId16" w:history="1">
+        <w:hyperlink r:id="rId17" w:history="1">
           <w:r>
             <w:rPr>
               <w:rStyle w:val="Hyperlink"/>
@@ -998,7 +874,7 @@
           <w:color w:val="000000"/>
           <w:sz w:val="24"/>
         </w:rPr>
-        <w:hyperlink r:id="rId16" w:history="1">
+        <w:hyperlink r:id="rId17" w:history="1">
           <w:r>
             <w:rPr>
               <w:rStyle w:val="Hyperlink"/>
@@ -1016,7 +892,7 @@
           <w:color w:val="000000"/>
           <w:sz w:val="24"/>
         </w:rPr>
-        <w:hyperlink r:id="rId16" w:history="1">
+        <w:hyperlink r:id="rId17" w:history="1">
           <w:r>
             <w:rPr>
               <w:rStyle w:val="Hyperlink"/>
@@ -1034,7 +910,7 @@
           <w:color w:val="000000"/>
           <w:sz w:val="24"/>
         </w:rPr>
-        <w:hyperlink r:id="rId16" w:history="1">
+        <w:hyperlink r:id="rId17" w:history="1">
           <w:r>
             <w:rPr>
               <w:rStyle w:val="Hyperlink"/>
@@ -1052,7 +928,7 @@
           <w:color w:val="000000"/>
           <w:sz w:val="24"/>
         </w:rPr>
-        <w:hyperlink r:id="rId16" w:history="1">
+        <w:hyperlink r:id="rId17" w:history="1">
           <w:r>
             <w:rPr>
               <w:rStyle w:val="Hyperlink"/>
@@ -1130,7 +1006,7 @@
           <w:sz w:val="24"/>
           <w:u w:val="single"/>
         </w:rPr>
-        <w:hyperlink r:id="rId17" w:history="1">
+        <w:hyperlink r:id="rId18" w:history="1">
           <w:r>
             <w:rPr>
               <w:rStyle w:val="Hyperlink"/>
@@ -1159,7 +1035,7 @@
           <w:sz w:val="24"/>
           <w:u w:val="single"/>
         </w:rPr>
-        <w:hyperlink r:id="rId17" w:history="1">
+        <w:hyperlink r:id="rId18" w:history="1">
           <w:r>
             <w:rPr>
               <w:rStyle w:val="Hyperlink"/>
@@ -1197,7 +1073,7 @@
           <w:color w:val="000000"/>
           <w:sz w:val="24"/>
         </w:rPr>
-        <w:hyperlink r:id="rId17" w:history="1">
+        <w:hyperlink r:id="rId18" w:history="1">
           <w:r>
             <w:rPr>
               <w:rStyle w:val="Hyperlink"/>
@@ -1215,7 +1091,7 @@
           <w:color w:val="000000"/>
           <w:sz w:val="24"/>
         </w:rPr>
-        <w:hyperlink r:id="rId17" w:history="1">
+        <w:hyperlink r:id="rId18" w:history="1">
           <w:r>
             <w:rPr>
               <w:rStyle w:val="Hyperlink"/>
@@ -1243,7 +1119,7 @@
           <w:sz w:val="24"/>
           <w:u w:val="single"/>
         </w:rPr>
-        <w:hyperlink r:id="rId16" w:history="1">
+        <w:hyperlink r:id="rId17" w:history="1">
           <w:r>
             <w:rPr>
               <w:rStyle w:val="Hyperlink"/>
@@ -1272,7 +1148,7 @@
           <w:sz w:val="24"/>
           <w:u w:val="single"/>
         </w:rPr>
-        <w:hyperlink r:id="rId16" w:history="1">
+        <w:hyperlink r:id="rId17" w:history="1">
           <w:r>
             <w:rPr>
               <w:rStyle w:val="Hyperlink"/>
@@ -1560,7 +1436,7 @@
           <w:sz w:val="24"/>
           <w:u w:val="single"/>
         </w:rPr>
-        <w:hyperlink r:id="rId18" w:history="1">
+        <w:hyperlink r:id="rId19" w:history="1">
           <w:r>
             <w:rPr>
               <w:rStyle w:val="Hyperlink"/>
@@ -1578,7 +1454,7 @@
           <w:sz w:val="24"/>
           <w:u w:val="single"/>
         </w:rPr>
-        <w:hyperlink r:id="rId18" w:history="1">
+        <w:hyperlink r:id="rId19" w:history="1">
           <w:r>
             <w:rPr>
               <w:rStyle w:val="Hyperlink"/>
@@ -1596,7 +1472,7 @@
           <w:sz w:val="24"/>
           <w:u w:val="single"/>
         </w:rPr>
-        <w:hyperlink r:id="rId18" w:history="1">
+        <w:hyperlink r:id="rId19" w:history="1">
           <w:r>
             <w:rPr>
               <w:rStyle w:val="Hyperlink"/>
@@ -1614,7 +1490,7 @@
           <w:sz w:val="24"/>
           <w:u w:val="single"/>
         </w:rPr>
-        <w:hyperlink r:id="rId18" w:history="1">
+        <w:hyperlink r:id="rId19" w:history="1">
           <w:r>
             <w:rPr>
               <w:rStyle w:val="Hyperlink"/>
@@ -1632,7 +1508,7 @@
           <w:sz w:val="24"/>
           <w:u w:val="single"/>
         </w:rPr>
-        <w:hyperlink r:id="rId18" w:history="1">
+        <w:hyperlink r:id="rId19" w:history="1">
           <w:r>
             <w:rPr>
               <w:rStyle w:val="Hyperlink"/>
@@ -1650,7 +1526,7 @@
           <w:sz w:val="24"/>
           <w:u w:val="single"/>
         </w:rPr>
-        <w:hyperlink r:id="rId18" w:history="1">
+        <w:hyperlink r:id="rId19" w:history="1">
           <w:r>
             <w:rPr>
               <w:rStyle w:val="Hyperlink"/>
@@ -1668,7 +1544,7 @@
           <w:sz w:val="24"/>
           <w:u w:val="single"/>
         </w:rPr>
-        <w:hyperlink r:id="rId18" w:history="1">
+        <w:hyperlink r:id="rId19" w:history="1">
           <w:r>
             <w:rPr>
               <w:rStyle w:val="Hyperlink"/>
@@ -1815,7 +1691,7 @@
           <w:sz w:val="24"/>
           <w:u w:val="single"/>
         </w:rPr>
-        <w:hyperlink r:id="rId19" w:history="1">
+        <w:hyperlink r:id="rId20" w:history="1">
           <w:r>
             <w:rPr>
               <w:rStyle w:val="Hyperlink"/>
@@ -1833,7 +1709,7 @@
           <w:sz w:val="24"/>
           <w:u w:val="single"/>
         </w:rPr>
-        <w:hyperlink r:id="rId19" w:history="1">
+        <w:hyperlink r:id="rId20" w:history="1">
           <w:r>
             <w:rPr>
               <w:rStyle w:val="Hyperlink"/>
@@ -1851,7 +1727,7 @@
           <w:sz w:val="24"/>
           <w:u w:val="single"/>
         </w:rPr>
-        <w:hyperlink r:id="rId19" w:history="1">
+        <w:hyperlink r:id="rId20" w:history="1">
           <w:r>
             <w:rPr>
               <w:rStyle w:val="Hyperlink"/>
@@ -1869,7 +1745,7 @@
           <w:sz w:val="24"/>
           <w:u w:val="single"/>
         </w:rPr>
-        <w:hyperlink r:id="rId19" w:history="1">
+        <w:hyperlink r:id="rId20" w:history="1">
           <w:r>
             <w:rPr>
               <w:rStyle w:val="Hyperlink"/>
@@ -1887,7 +1763,7 @@
           <w:sz w:val="24"/>
           <w:u w:val="single"/>
         </w:rPr>
-        <w:hyperlink r:id="rId19" w:history="1">
+        <w:hyperlink r:id="rId20" w:history="1">
           <w:r>
             <w:rPr>
               <w:rStyle w:val="Hyperlink"/>
@@ -1905,7 +1781,7 @@
           <w:sz w:val="24"/>
           <w:u w:val="single"/>
         </w:rPr>
-        <w:hyperlink r:id="rId19" w:history="1">
+        <w:hyperlink r:id="rId20" w:history="1">
           <w:r>
             <w:rPr>
               <w:rStyle w:val="Hyperlink"/>
@@ -2018,7 +1894,7 @@
           <w:color w:val="0000FF"/>
           <w:sz w:val="24"/>
         </w:rPr>
-        <w:hyperlink r:id="rId20" w:history="1">
+        <w:hyperlink r:id="rId21" w:history="1">
           <w:r>
             <w:rPr>
               <w:rStyle w:val="Hyperlink"/>
@@ -2035,7 +1911,7 @@
           <w:color w:val="0000FF"/>
           <w:sz w:val="24"/>
         </w:rPr>
-        <w:hyperlink r:id="rId20" w:history="1">
+        <w:hyperlink r:id="rId21" w:history="1">
           <w:r>
             <w:rPr>
               <w:rStyle w:val="Hyperlink"/>
@@ -2052,7 +1928,7 @@
           <w:color w:val="0000FF"/>
           <w:sz w:val="24"/>
         </w:rPr>
-        <w:hyperlink r:id="rId20" w:history="1">
+        <w:hyperlink r:id="rId21" w:history="1">
           <w:r>
             <w:rPr>
               <w:rStyle w:val="Hyperlink"/>
@@ -2162,7 +2038,7 @@
           <w:color w:val="0000FF"/>
           <w:sz w:val="24"/>
         </w:rPr>
-        <w:hyperlink r:id="rId21" w:history="1">
+        <w:hyperlink r:id="rId22" w:history="1">
           <w:r>
             <w:rPr>
               <w:rStyle w:val="Hyperlink"/>
@@ -2179,7 +2055,7 @@
           <w:color w:val="0000FF"/>
           <w:sz w:val="24"/>
         </w:rPr>
-        <w:hyperlink r:id="rId21" w:history="1">
+        <w:hyperlink r:id="rId22" w:history="1">
           <w:r>
             <w:rPr>
               <w:rStyle w:val="Hyperlink"/>
@@ -2267,7 +2143,7 @@
           <w:sz w:val="24"/>
           <w:u w:val="single"/>
         </w:rPr>
-        <w:hyperlink r:id="rId22" w:history="1">
+        <w:hyperlink r:id="rId23" w:history="1">
           <w:r>
             <w:rPr>
               <w:rStyle w:val="Hyperlink"/>
@@ -2285,7 +2161,7 @@
           <w:sz w:val="24"/>
           <w:u w:val="single"/>
         </w:rPr>
-        <w:hyperlink r:id="rId22" w:history="1">
+        <w:hyperlink r:id="rId23" w:history="1">
           <w:r>
             <w:rPr>
               <w:rStyle w:val="Hyperlink"/>
@@ -2403,7 +2279,7 @@
           <w:sz w:val="24"/>
           <w:u w:val="single"/>
         </w:rPr>
-        <w:hyperlink r:id="rId23" w:history="1">
+        <w:hyperlink r:id="rId24" w:history="1">
           <w:r>
             <w:rPr>
               <w:rStyle w:val="Hyperlink"/>
@@ -2421,7 +2297,7 @@
           <w:sz w:val="24"/>
           <w:u w:val="single"/>
         </w:rPr>
-        <w:hyperlink r:id="rId23" w:history="1">
+        <w:hyperlink r:id="rId24" w:history="1">
           <w:r>
             <w:rPr>
               <w:rStyle w:val="Hyperlink"/>
@@ -2439,7 +2315,7 @@
           <w:sz w:val="24"/>
           <w:u w:val="single"/>
         </w:rPr>
-        <w:hyperlink r:id="rId23" w:history="1">
+        <w:hyperlink r:id="rId24" w:history="1">
           <w:r>
             <w:rPr>
               <w:rStyle w:val="Hyperlink"/>
@@ -2467,7 +2343,7 @@
           <w:sz w:val="24"/>
           <w:u w:val="single"/>
         </w:rPr>
-        <w:hyperlink r:id="rId24" w:history="1">
+        <w:hyperlink r:id="rId25" w:history="1">
           <w:r>
             <w:rPr>
               <w:rStyle w:val="Hyperlink"/>
@@ -2496,7 +2372,7 @@
           <w:sz w:val="24"/>
           <w:u w:val="single"/>
         </w:rPr>
-        <w:hyperlink r:id="rId24" w:history="1">
+        <w:hyperlink r:id="rId25" w:history="1">
           <w:r>
             <w:rPr>
               <w:rStyle w:val="Hyperlink"/>
@@ -2624,7 +2500,7 @@
           <w:sz w:val="24"/>
           <w:u w:val="single"/>
         </w:rPr>
-        <w:hyperlink r:id="rId25" w:history="1">
+        <w:hyperlink r:id="rId26" w:history="1">
           <w:r>
             <w:rPr>
               <w:rStyle w:val="Hyperlink"/>
@@ -2642,7 +2518,7 @@
           <w:sz w:val="24"/>
           <w:u w:val="single"/>
         </w:rPr>
-        <w:hyperlink r:id="rId25" w:history="1">
+        <w:hyperlink r:id="rId26" w:history="1">
           <w:r>
             <w:rPr>
               <w:rStyle w:val="Hyperlink"/>
@@ -2660,7 +2536,7 @@
           <w:sz w:val="24"/>
           <w:u w:val="single"/>
         </w:rPr>
-        <w:hyperlink r:id="rId25" w:history="1">
+        <w:hyperlink r:id="rId26" w:history="1">
           <w:r>
             <w:rPr>
               <w:rStyle w:val="Hyperlink"/>
@@ -2678,7 +2554,7 @@
           <w:sz w:val="24"/>
           <w:u w:val="single"/>
         </w:rPr>
-        <w:hyperlink r:id="rId25" w:history="1">
+        <w:hyperlink r:id="rId26" w:history="1">
           <w:r>
             <w:rPr>
               <w:rStyle w:val="Hyperlink"/>
@@ -2780,7 +2656,7 @@
           <w:sz w:val="24"/>
           <w:u w:val="single"/>
         </w:rPr>
-        <w:hyperlink r:id="rId26" w:history="1">
+        <w:hyperlink r:id="rId27" w:history="1">
           <w:r>
             <w:rPr>
               <w:rStyle w:val="Hyperlink"/>
@@ -2798,7 +2674,7 @@
           <w:sz w:val="24"/>
           <w:u w:val="single"/>
         </w:rPr>
-        <w:hyperlink r:id="rId26" w:history="1">
+        <w:hyperlink r:id="rId27" w:history="1">
           <w:r>
             <w:rPr>
               <w:rStyle w:val="Hyperlink"/>
@@ -2816,7 +2692,7 @@
           <w:sz w:val="24"/>
           <w:u w:val="single"/>
         </w:rPr>
-        <w:hyperlink r:id="rId26" w:history="1">
+        <w:hyperlink r:id="rId27" w:history="1">
           <w:r>
             <w:rPr>
               <w:rStyle w:val="Hyperlink"/>
@@ -2834,7 +2710,7 @@
           <w:sz w:val="24"/>
           <w:u w:val="single"/>
         </w:rPr>
-        <w:hyperlink r:id="rId26" w:history="1">
+        <w:hyperlink r:id="rId27" w:history="1">
           <w:r>
             <w:rPr>
               <w:rStyle w:val="Hyperlink"/>
@@ -2862,7 +2738,7 @@
           <w:sz w:val="24"/>
           <w:u w:val="single"/>
         </w:rPr>
-        <w:hyperlink r:id="rId27" w:history="1">
+        <w:hyperlink r:id="rId28" w:history="1">
           <w:r>
             <w:rPr>
               <w:rStyle w:val="Hyperlink"/>
@@ -2883,7 +2759,7 @@
           <w:sz w:val="24"/>
           <w:u w:val="single"/>
         </w:rPr>
-        <w:hyperlink r:id="rId26" w:history="1">
+        <w:hyperlink r:id="rId28" w:history="1">
           <w:r>
             <w:rPr>
               <w:rStyle w:val="Hyperlink"/>
@@ -2901,7 +2777,7 @@
           <w:sz w:val="24"/>
           <w:u w:val="single"/>
         </w:rPr>
-        <w:hyperlink r:id="rId26" w:history="1">
+        <w:hyperlink r:id="rId27" w:history="1">
           <w:r>
             <w:rPr>
               <w:rStyle w:val="Hyperlink"/>
@@ -2912,13 +2788,21 @@
       </w:r>
       <w:r>
         <w:rPr>
+          <w:u w:val="single" w:color="0000ff"/>
           <w:rFonts w:ascii="Charis SIL Regular" w:hAnsi="Charis SIL Regular" w:eastAsia="Charis SIL Regular"/>
           <w:b w:val="0"/>
           <w:i w:val="0"/>
           <w:color w:val="000000"/>
           <w:sz w:val="24"/>
         </w:rPr>
-        <w:t xml:space="preserve">, </w:t>
+        <w:hyperlink r:id="rId27" w:history="1">
+          <w:r>
+            <w:rPr>
+              <w:rStyle w:val="Hyperlink"/>
+            </w:rPr>
+            <w:t xml:space="preserve">, </w:t>
+          </w:r>
+        </w:hyperlink>
       </w:r>
       <w:r>
         <w:rPr>
@@ -2929,7 +2813,7 @@
           <w:sz w:val="24"/>
           <w:u w:val="single"/>
         </w:rPr>
-        <w:hyperlink r:id="rId26" w:history="1">
+        <w:hyperlink r:id="rId27" w:history="1">
           <w:r>
             <w:rPr>
               <w:rStyle w:val="Hyperlink"/>
@@ -2958,7 +2842,7 @@
           <w:sz w:val="24"/>
           <w:u w:val="single"/>
         </w:rPr>
-        <w:hyperlink r:id="rId28" w:history="1">
+        <w:hyperlink r:id="rId27" w:history="1">
           <w:r>
             <w:rPr>
               <w:rStyle w:val="Hyperlink"/>
@@ -2976,7 +2860,7 @@
           <w:sz w:val="24"/>
           <w:u w:val="single"/>
         </w:rPr>
-        <w:hyperlink r:id="rId28" w:history="1">
+        <w:hyperlink r:id="rId27" w:history="1">
           <w:r>
             <w:rPr>
               <w:rStyle w:val="Hyperlink"/>

--- a/EXPORTS/DOCX/published/niveau3/Dutch/KoninklijkeBazar.docx
+++ b/EXPORTS/DOCX/published/niveau3/Dutch/KoninklijkeBazar.docx
@@ -442,13 +442,116 @@
       </w:r>
       <w:r>
         <w:rPr>
+          <w:u w:val="single" w:color="0000ff"/>
           <w:rFonts w:ascii="Charis SIL Regular" w:hAnsi="Charis SIL Regular" w:eastAsia="Charis SIL Regular"/>
           <w:b w:val="0"/>
           <w:i w:val="0"/>
           <w:color w:val="000000"/>
           <w:sz w:val="24"/>
         </w:rPr>
-        <w:t xml:space="preserve">particulieren, onder wie koning </w:t>
+        <w:hyperlink r:id="rId10" w:history="1">
+          <w:r>
+            <w:rPr>
+              <w:rStyle w:val="Hyperlink"/>
+            </w:rPr>
+            <w:t>partic</w:t>
+          </w:r>
+        </w:hyperlink>
+      </w:r>
+      <w:r>
+        <w:rPr>
+          <w:rFonts w:ascii="Charis SIL Regular" w:hAnsi="Charis SIL Regular" w:eastAsia="Charis SIL Regular"/>
+          <w:b w:val="0"/>
+          <w:i w:val="0"/>
+          <w:color w:val="000000"/>
+          <w:sz w:val="24"/>
+        </w:rPr>
+        <w:t>u</w:t>
+      </w:r>
+      <w:r>
+        <w:rPr>
+          <w:u w:val="single" w:color="0000ff"/>
+          <w:rFonts w:ascii="Charis SIL Regular" w:hAnsi="Charis SIL Regular" w:eastAsia="Charis SIL Regular"/>
+          <w:b w:val="0"/>
+          <w:i w:val="0"/>
+          <w:color w:val="000000"/>
+          <w:sz w:val="24"/>
+        </w:rPr>
+        <w:hyperlink r:id="rId11" w:history="1">
+          <w:r>
+            <w:rPr>
+              <w:rStyle w:val="Hyperlink"/>
+            </w:rPr>
+            <w:t>lieren</w:t>
+          </w:r>
+        </w:hyperlink>
+      </w:r>
+      <w:r>
+        <w:rPr>
+          <w:u w:val="single" w:color="0000ff"/>
+          <w:rFonts w:ascii="Charis SIL Regular" w:hAnsi="Charis SIL Regular" w:eastAsia="Charis SIL Regular"/>
+          <w:b w:val="0"/>
+          <w:i w:val="0"/>
+          <w:color w:val="000000"/>
+          <w:sz w:val="24"/>
+        </w:rPr>
+        <w:t>,</w:t>
+      </w:r>
+      <w:r>
+        <w:rPr>
+          <w:rFonts w:ascii="Charis SIL Regular" w:hAnsi="Charis SIL Regular" w:eastAsia="Charis SIL Regular"/>
+          <w:b w:val="0"/>
+          <w:i w:val="0"/>
+          <w:color w:val="000000"/>
+          <w:sz w:val="24"/>
+        </w:rPr>
+        <w:t xml:space="preserve"> </w:t>
+      </w:r>
+      <w:r>
+        <w:rPr>
+          <w:u w:val="single" w:color="0000ff"/>
+          <w:rFonts w:ascii="Charis SIL Regular" w:hAnsi="Charis SIL Regular" w:eastAsia="Charis SIL Regular"/>
+          <w:b w:val="0"/>
+          <w:i w:val="0"/>
+          <w:color w:val="000000"/>
+          <w:sz w:val="24"/>
+        </w:rPr>
+        <w:hyperlink r:id="rId12" w:history="1">
+          <w:r>
+            <w:rPr>
+              <w:rStyle w:val="Hyperlink"/>
+            </w:rPr>
+            <w:t xml:space="preserve">onder </w:t>
+          </w:r>
+        </w:hyperlink>
+      </w:r>
+      <w:r>
+        <w:rPr>
+          <w:rFonts w:ascii="Charis SIL Regular" w:hAnsi="Charis SIL Regular" w:eastAsia="Charis SIL Regular"/>
+          <w:b w:val="0"/>
+          <w:i w:val="0"/>
+          <w:color w:val="000000"/>
+          <w:sz w:val="24"/>
+        </w:rPr>
+        <w:t>wie kon</w:t>
+      </w:r>
+      <w:r>
+        <w:rPr>
+          <w:u w:val="single" w:color="0000ff"/>
+          <w:rFonts w:ascii="Charis SIL Regular" w:hAnsi="Charis SIL Regular" w:eastAsia="Charis SIL Regular"/>
+          <w:b w:val="0"/>
+          <w:i w:val="0"/>
+          <w:color w:val="000000"/>
+          <w:sz w:val="24"/>
+        </w:rPr>
+        <w:hyperlink r:id="rId13" w:history="1">
+          <w:r>
+            <w:rPr>
+              <w:rStyle w:val="Hyperlink"/>
+            </w:rPr>
+            <w:t xml:space="preserve">ing </w:t>
+          </w:r>
+        </w:hyperlink>
       </w:r>
       <w:r>
         <w:rPr>
@@ -631,7 +734,6 @@
       </w:r>
       <w:r>
         <w:rPr>
-          <w:u w:val="single" w:color="0000ff"/>
           <w:rFonts w:ascii="Charis SIL Regular" w:hAnsi="Charis SIL Regular" w:eastAsia="Charis SIL Regular"/>
           <w:b w:val="0"/>
           <w:i w:val="0"/>
@@ -730,7 +832,6 @@
           <w:i w:val="0"/>
           <w:color w:val="0000FF"/>
           <w:sz w:val="24"/>
-          <w:u w:val="single"/>
         </w:rPr>
         <w:t xml:space="preserve"> </w:t>
       </w:r>
@@ -748,19 +849,9 @@
             <w:rPr>
               <w:rStyle w:val="Hyperlink"/>
             </w:rPr>
-            <w:t>Museu</w:t>
+            <w:t>Museum</w:t>
           </w:r>
         </w:hyperlink>
-      </w:r>
-      <w:r>
-        <w:rPr>
-          <w:rFonts w:ascii="Charis SIL Regular" w:hAnsi="Charis SIL Regular" w:eastAsia="Charis SIL Regular"/>
-          <w:b w:val="0"/>
-          <w:i w:val="0"/>
-          <w:color w:val="0000FF"/>
-          <w:sz w:val="24"/>
-        </w:rPr>
-        <w:t>m</w:t>
       </w:r>
       <w:r>
         <w:rPr>
@@ -2777,7 +2868,7 @@
           <w:sz w:val="24"/>
           <w:u w:val="single"/>
         </w:rPr>
-        <w:hyperlink r:id="rId27" w:history="1">
+        <w:hyperlink r:id="rId28" w:history="1">
           <w:r>
             <w:rPr>
               <w:rStyle w:val="Hyperlink"/>
@@ -2788,21 +2879,13 @@
       </w:r>
       <w:r>
         <w:rPr>
-          <w:u w:val="single" w:color="0000ff"/>
           <w:rFonts w:ascii="Charis SIL Regular" w:hAnsi="Charis SIL Regular" w:eastAsia="Charis SIL Regular"/>
           <w:b w:val="0"/>
           <w:i w:val="0"/>
           <w:color w:val="000000"/>
           <w:sz w:val="24"/>
         </w:rPr>
-        <w:hyperlink r:id="rId27" w:history="1">
-          <w:r>
-            <w:rPr>
-              <w:rStyle w:val="Hyperlink"/>
-            </w:rPr>
-            <w:t xml:space="preserve">, </w:t>
-          </w:r>
-        </w:hyperlink>
+        <w:t xml:space="preserve">, </w:t>
       </w:r>
       <w:r>
         <w:rPr>
@@ -2813,7 +2896,7 @@
           <w:sz w:val="24"/>
           <w:u w:val="single"/>
         </w:rPr>
-        <w:hyperlink r:id="rId27" w:history="1">
+        <w:hyperlink r:id="rId29" w:history="1">
           <w:r>
             <w:rPr>
               <w:rStyle w:val="Hyperlink"/>
@@ -2842,7 +2925,7 @@
           <w:sz w:val="24"/>
           <w:u w:val="single"/>
         </w:rPr>
-        <w:hyperlink r:id="rId27" w:history="1">
+        <w:hyperlink r:id="rId29" w:history="1">
           <w:r>
             <w:rPr>
               <w:rStyle w:val="Hyperlink"/>
@@ -2860,7 +2943,7 @@
           <w:sz w:val="24"/>
           <w:u w:val="single"/>
         </w:rPr>
-        <w:hyperlink r:id="rId27" w:history="1">
+        <w:hyperlink r:id="rId29" w:history="1">
           <w:r>
             <w:rPr>
               <w:rStyle w:val="Hyperlink"/>
@@ -2936,7 +3019,7 @@
           <w:sz w:val="24"/>
           <w:u w:val="single"/>
         </w:rPr>
-        <w:hyperlink r:id="rId29" w:history="1">
+        <w:hyperlink r:id="rId30" w:history="1">
           <w:r>
             <w:rPr>
               <w:rStyle w:val="Hyperlink"/>
@@ -2954,7 +3037,7 @@
           <w:sz w:val="24"/>
           <w:u w:val="single"/>
         </w:rPr>
-        <w:hyperlink r:id="rId29" w:history="1">
+        <w:hyperlink r:id="rId30" w:history="1">
           <w:r>
             <w:rPr>
               <w:rStyle w:val="Hyperlink"/>
@@ -2972,7 +3055,7 @@
           <w:sz w:val="24"/>
           <w:u w:val="single"/>
         </w:rPr>
-        <w:hyperlink r:id="rId29" w:history="1">
+        <w:hyperlink r:id="rId30" w:history="1">
           <w:r>
             <w:rPr>
               <w:rStyle w:val="Hyperlink"/>
@@ -3000,7 +3083,7 @@
           <w:sz w:val="24"/>
           <w:u w:val="single"/>
         </w:rPr>
-        <w:hyperlink r:id="rId29" w:history="1">
+        <w:hyperlink r:id="rId30" w:history="1">
           <w:r>
             <w:rPr>
               <w:rStyle w:val="Hyperlink"/>
@@ -3029,7 +3112,7 @@
           <w:sz w:val="24"/>
           <w:u w:val="single"/>
         </w:rPr>
-        <w:hyperlink r:id="rId29" w:history="1">
+        <w:hyperlink r:id="rId30" w:history="1">
           <w:r>
             <w:rPr>
               <w:rStyle w:val="Hyperlink"/>
@@ -3151,7 +3234,7 @@
           <w:sz w:val="24"/>
           <w:u w:val="single"/>
         </w:rPr>
-        <w:hyperlink r:id="rId30" w:history="1">
+        <w:hyperlink r:id="rId31" w:history="1">
           <w:r>
             <w:rPr>
               <w:rStyle w:val="Hyperlink"/>
@@ -3169,7 +3252,7 @@
           <w:sz w:val="24"/>
           <w:u w:val="single"/>
         </w:rPr>
-        <w:hyperlink r:id="rId30" w:history="1">
+        <w:hyperlink r:id="rId31" w:history="1">
           <w:r>
             <w:rPr>
               <w:rStyle w:val="Hyperlink"/>
@@ -3187,7 +3270,7 @@
           <w:sz w:val="24"/>
           <w:u w:val="single"/>
         </w:rPr>
-        <w:hyperlink r:id="rId30" w:history="1">
+        <w:hyperlink r:id="rId31" w:history="1">
           <w:r>
             <w:rPr>
               <w:rStyle w:val="Hyperlink"/>
@@ -3215,7 +3298,7 @@
           <w:sz w:val="24"/>
           <w:u w:val="single"/>
         </w:rPr>
-        <w:hyperlink r:id="rId30" w:history="1">
+        <w:hyperlink r:id="rId31" w:history="1">
           <w:r>
             <w:rPr>
               <w:rStyle w:val="Hyperlink"/>
@@ -3244,7 +3327,7 @@
           <w:sz w:val="24"/>
           <w:u w:val="single"/>
         </w:rPr>
-        <w:hyperlink r:id="rId30" w:history="1">
+        <w:hyperlink r:id="rId31" w:history="1">
           <w:r>
             <w:rPr>
               <w:rStyle w:val="Hyperlink"/>

--- a/EXPORTS/DOCX/published/niveau3/Dutch/KoninklijkeBazar.docx
+++ b/EXPORTS/DOCX/published/niveau3/Dutch/KoninklijkeBazar.docx
@@ -544,14 +544,7 @@
           <w:color w:val="000000"/>
           <w:sz w:val="24"/>
         </w:rPr>
-        <w:hyperlink r:id="rId13" w:history="1">
-          <w:r>
-            <w:rPr>
-              <w:rStyle w:val="Hyperlink"/>
-            </w:rPr>
-            <w:t xml:space="preserve">ing </w:t>
-          </w:r>
-        </w:hyperlink>
+        <w:t xml:space="preserve">ing </w:t>
       </w:r>
       <w:r>
         <w:rPr>
@@ -562,7 +555,7 @@
           <w:sz w:val="24"/>
           <w:u w:val="single"/>
         </w:rPr>
-        <w:hyperlink r:id="rId15" w:history="1">
+        <w:hyperlink r:id="rId13" w:history="1">
           <w:r>
             <w:rPr>
               <w:rStyle w:val="Hyperlink"/>
@@ -591,7 +584,7 @@
           <w:sz w:val="24"/>
           <w:u w:val="single"/>
         </w:rPr>
-        <w:hyperlink r:id="rId15" w:history="1">
+        <w:hyperlink r:id="rId13" w:history="1">
           <w:r>
             <w:rPr>
               <w:rStyle w:val="Hyperlink"/>
@@ -609,12 +602,30 @@
           <w:sz w:val="24"/>
           <w:u w:val="single"/>
         </w:rPr>
-        <w:hyperlink r:id="rId15" w:history="1">
+        <w:hyperlink r:id="rId13" w:history="1">
           <w:r>
             <w:rPr>
               <w:rStyle w:val="Hyperlink"/>
             </w:rPr>
             <w:t>I</w:t>
+          </w:r>
+        </w:hyperlink>
+      </w:r>
+      <w:r>
+        <w:rPr>
+          <w:u w:val="single" w:color="0000ff"/>
+          <w:rFonts w:ascii="Charis SIL Regular" w:hAnsi="Charis SIL Regular" w:eastAsia="Charis SIL Regular"/>
+          <w:b w:val="0"/>
+          <w:i w:val="0"/>
+          <w:color w:val="000000"/>
+          <w:sz w:val="24"/>
+        </w:rPr>
+        <w:hyperlink r:id="rId13" w:history="1">
+          <w:r>
+            <w:rPr>
+              <w:rStyle w:val="Hyperlink"/>
+            </w:rPr>
+            <w:t>, m</w:t>
           </w:r>
         </w:hyperlink>
       </w:r>
@@ -626,7 +637,46 @@
           <w:color w:val="000000"/>
           <w:sz w:val="24"/>
         </w:rPr>
-        <w:t xml:space="preserve">, maar ook musea, zoals het </w:t>
+        <w:t>aar ook musea</w:t>
+      </w:r>
+      <w:r>
+        <w:rPr>
+          <w:u w:val="single" w:color="0000ff"/>
+          <w:rFonts w:ascii="Charis SIL Regular" w:hAnsi="Charis SIL Regular" w:eastAsia="Charis SIL Regular"/>
+          <w:b w:val="0"/>
+          <w:i w:val="0"/>
+          <w:color w:val="000000"/>
+          <w:sz w:val="24"/>
+        </w:rPr>
+        <w:hyperlink r:id="rId14" w:history="1">
+          <w:r>
+            <w:rPr>
+              <w:rStyle w:val="Hyperlink"/>
+            </w:rPr>
+            <w:t>, zoals he</w:t>
+          </w:r>
+        </w:hyperlink>
+      </w:r>
+      <w:r>
+        <w:rPr>
+          <w:u w:val="single" w:color="0000ff"/>
+          <w:rFonts w:ascii="Charis SIL Regular" w:hAnsi="Charis SIL Regular" w:eastAsia="Charis SIL Regular"/>
+          <w:b w:val="0"/>
+          <w:i w:val="0"/>
+          <w:color w:val="000000"/>
+          <w:sz w:val="24"/>
+        </w:rPr>
+        <w:t>t</w:t>
+      </w:r>
+      <w:r>
+        <w:rPr>
+          <w:rFonts w:ascii="Charis SIL Regular" w:hAnsi="Charis SIL Regular" w:eastAsia="Charis SIL Regular"/>
+          <w:b w:val="0"/>
+          <w:i w:val="0"/>
+          <w:color w:val="000000"/>
+          <w:sz w:val="24"/>
+        </w:rPr>
+        <w:t xml:space="preserve"> </w:t>
       </w:r>
       <w:r>
         <w:rPr>
@@ -637,7 +687,7 @@
           <w:sz w:val="24"/>
           <w:u w:val="single"/>
         </w:rPr>
-        <w:hyperlink r:id="rId16" w:history="1">
+        <w:hyperlink r:id="rId15" w:history="1">
           <w:r>
             <w:rPr>
               <w:rStyle w:val="Hyperlink"/>
@@ -666,7 +716,7 @@
           <w:sz w:val="24"/>
           <w:u w:val="single"/>
         </w:rPr>
-        <w:hyperlink r:id="rId16" w:history="1">
+        <w:hyperlink r:id="rId15" w:history="1">
           <w:r>
             <w:rPr>
               <w:rStyle w:val="Hyperlink"/>
@@ -695,7 +745,7 @@
           <w:sz w:val="24"/>
           <w:u w:val="single"/>
         </w:rPr>
-        <w:hyperlink r:id="rId16" w:history="1">
+        <w:hyperlink r:id="rId15" w:history="1">
           <w:r>
             <w:rPr>
               <w:rStyle w:val="Hyperlink"/>
@@ -713,7 +763,7 @@
           <w:sz w:val="24"/>
           <w:u w:val="single"/>
         </w:rPr>
-        <w:hyperlink r:id="rId16" w:history="1">
+        <w:hyperlink r:id="rId15" w:history="1">
           <w:r>
             <w:rPr>
               <w:rStyle w:val="Hyperlink"/>
@@ -734,20 +784,14 @@
       </w:r>
       <w:r>
         <w:rPr>
+          <w:u w:val="single" w:color="0000ff"/>
           <w:rFonts w:ascii="Charis SIL Regular" w:hAnsi="Charis SIL Regular" w:eastAsia="Charis SIL Regular"/>
           <w:b w:val="0"/>
           <w:i w:val="0"/>
           <w:color w:val="000000"/>
           <w:sz w:val="24"/>
         </w:rPr>
-        <w:hyperlink r:id="rId15" w:history="1">
-          <w:r>
-            <w:rPr>
-              <w:rStyle w:val="Hyperlink"/>
-            </w:rPr>
-            <w:t xml:space="preserve">ge </w:t>
-          </w:r>
-        </w:hyperlink>
+        <w:t xml:space="preserve">ge </w:t>
       </w:r>
       <w:r>
         <w:rPr>
@@ -758,7 +802,7 @@
           <w:sz w:val="24"/>
           <w:u w:val="single"/>
         </w:rPr>
-        <w:hyperlink r:id="rId15" w:history="1">
+        <w:hyperlink r:id="rId16" w:history="1">
           <w:r>
             <w:rPr>
               <w:rStyle w:val="Hyperlink"/>
@@ -787,7 +831,7 @@
           <w:sz w:val="24"/>
           <w:u w:val="single"/>
         </w:rPr>
-        <w:hyperlink r:id="rId15" w:history="1">
+        <w:hyperlink r:id="rId16" w:history="1">
           <w:r>
             <w:rPr>
               <w:rStyle w:val="Hyperlink"/>
@@ -805,7 +849,7 @@
           <w:sz w:val="24"/>
           <w:u w:val="single"/>
         </w:rPr>
-        <w:hyperlink r:id="rId17" w:history="1">
+        <w:hyperlink r:id="rId16" w:history="1">
           <w:r>
             <w:rPr>
               <w:rStyle w:val="Hyperlink"/>
@@ -832,6 +876,7 @@
           <w:i w:val="0"/>
           <w:color w:val="0000FF"/>
           <w:sz w:val="24"/>
+          <w:u w:val="single"/>
         </w:rPr>
         <w:t xml:space="preserve"> </w:t>
       </w:r>
@@ -844,14 +889,24 @@
           <w:sz w:val="24"/>
           <w:u w:val="single"/>
         </w:rPr>
-        <w:hyperlink r:id="rId17" w:history="1">
+        <w:hyperlink r:id="rId16" w:history="1">
           <w:r>
             <w:rPr>
               <w:rStyle w:val="Hyperlink"/>
             </w:rPr>
-            <w:t>Museum</w:t>
+            <w:t>Museu</w:t>
           </w:r>
         </w:hyperlink>
+      </w:r>
+      <w:r>
+        <w:rPr>
+          <w:rFonts w:ascii="Charis SIL Regular" w:hAnsi="Charis SIL Regular" w:eastAsia="Charis SIL Regular"/>
+          <w:b w:val="0"/>
+          <w:i w:val="0"/>
+          <w:color w:val="0000FF"/>
+          <w:sz w:val="24"/>
+        </w:rPr>
+        <w:t>m</w:t>
       </w:r>
       <w:r>
         <w:rPr>
@@ -872,7 +927,7 @@
           <w:color w:val="000000"/>
           <w:sz w:val="24"/>
         </w:rPr>
-        <w:hyperlink r:id="rId16" w:history="1">
+        <w:hyperlink r:id="rId15" w:history="1">
           <w:r>
             <w:rPr>
               <w:rStyle w:val="Hyperlink"/>
@@ -901,7 +956,7 @@
           <w:color w:val="000000"/>
           <w:sz w:val="24"/>
         </w:rPr>
-        <w:hyperlink r:id="rId16" w:history="1">
+        <w:hyperlink r:id="rId15" w:history="1">
           <w:r>
             <w:rPr>
               <w:rStyle w:val="Hyperlink"/>
@@ -919,7 +974,7 @@
           <w:color w:val="000000"/>
           <w:sz w:val="24"/>
         </w:rPr>
-        <w:hyperlink r:id="rId16" w:history="1">
+        <w:hyperlink r:id="rId15" w:history="1">
           <w:r>
             <w:rPr>
               <w:rStyle w:val="Hyperlink"/>
@@ -947,7 +1002,7 @@
           <w:color w:val="000000"/>
           <w:sz w:val="24"/>
         </w:rPr>
-        <w:hyperlink r:id="rId17" w:history="1">
+        <w:hyperlink r:id="rId16" w:history="1">
           <w:r>
             <w:rPr>
               <w:rStyle w:val="Hyperlink"/>
@@ -965,7 +1020,7 @@
           <w:color w:val="000000"/>
           <w:sz w:val="24"/>
         </w:rPr>
-        <w:hyperlink r:id="rId17" w:history="1">
+        <w:hyperlink r:id="rId16" w:history="1">
           <w:r>
             <w:rPr>
               <w:rStyle w:val="Hyperlink"/>
@@ -983,7 +1038,7 @@
           <w:color w:val="000000"/>
           <w:sz w:val="24"/>
         </w:rPr>
-        <w:hyperlink r:id="rId17" w:history="1">
+        <w:hyperlink r:id="rId16" w:history="1">
           <w:r>
             <w:rPr>
               <w:rStyle w:val="Hyperlink"/>
@@ -1001,7 +1056,7 @@
           <w:color w:val="000000"/>
           <w:sz w:val="24"/>
         </w:rPr>
-        <w:hyperlink r:id="rId17" w:history="1">
+        <w:hyperlink r:id="rId16" w:history="1">
           <w:r>
             <w:rPr>
               <w:rStyle w:val="Hyperlink"/>
@@ -1019,7 +1074,7 @@
           <w:color w:val="000000"/>
           <w:sz w:val="24"/>
         </w:rPr>
-        <w:hyperlink r:id="rId17" w:history="1">
+        <w:hyperlink r:id="rId16" w:history="1">
           <w:r>
             <w:rPr>
               <w:rStyle w:val="Hyperlink"/>
@@ -1097,7 +1152,7 @@
           <w:sz w:val="24"/>
           <w:u w:val="single"/>
         </w:rPr>
-        <w:hyperlink r:id="rId18" w:history="1">
+        <w:hyperlink r:id="rId17" w:history="1">
           <w:r>
             <w:rPr>
               <w:rStyle w:val="Hyperlink"/>
@@ -1126,7 +1181,7 @@
           <w:sz w:val="24"/>
           <w:u w:val="single"/>
         </w:rPr>
-        <w:hyperlink r:id="rId18" w:history="1">
+        <w:hyperlink r:id="rId17" w:history="1">
           <w:r>
             <w:rPr>
               <w:rStyle w:val="Hyperlink"/>
@@ -1164,7 +1219,7 @@
           <w:color w:val="000000"/>
           <w:sz w:val="24"/>
         </w:rPr>
-        <w:hyperlink r:id="rId18" w:history="1">
+        <w:hyperlink r:id="rId17" w:history="1">
           <w:r>
             <w:rPr>
               <w:rStyle w:val="Hyperlink"/>
@@ -1182,7 +1237,7 @@
           <w:color w:val="000000"/>
           <w:sz w:val="24"/>
         </w:rPr>
-        <w:hyperlink r:id="rId18" w:history="1">
+        <w:hyperlink r:id="rId17" w:history="1">
           <w:r>
             <w:rPr>
               <w:rStyle w:val="Hyperlink"/>
@@ -1210,7 +1265,7 @@
           <w:sz w:val="24"/>
           <w:u w:val="single"/>
         </w:rPr>
-        <w:hyperlink r:id="rId17" w:history="1">
+        <w:hyperlink r:id="rId16" w:history="1">
           <w:r>
             <w:rPr>
               <w:rStyle w:val="Hyperlink"/>
@@ -1239,7 +1294,7 @@
           <w:sz w:val="24"/>
           <w:u w:val="single"/>
         </w:rPr>
-        <w:hyperlink r:id="rId17" w:history="1">
+        <w:hyperlink r:id="rId16" w:history="1">
           <w:r>
             <w:rPr>
               <w:rStyle w:val="Hyperlink"/>
@@ -1527,7 +1582,7 @@
           <w:sz w:val="24"/>
           <w:u w:val="single"/>
         </w:rPr>
-        <w:hyperlink r:id="rId19" w:history="1">
+        <w:hyperlink r:id="rId18" w:history="1">
           <w:r>
             <w:rPr>
               <w:rStyle w:val="Hyperlink"/>
@@ -1545,7 +1600,7 @@
           <w:sz w:val="24"/>
           <w:u w:val="single"/>
         </w:rPr>
-        <w:hyperlink r:id="rId19" w:history="1">
+        <w:hyperlink r:id="rId18" w:history="1">
           <w:r>
             <w:rPr>
               <w:rStyle w:val="Hyperlink"/>
@@ -1563,7 +1618,7 @@
           <w:sz w:val="24"/>
           <w:u w:val="single"/>
         </w:rPr>
-        <w:hyperlink r:id="rId19" w:history="1">
+        <w:hyperlink r:id="rId18" w:history="1">
           <w:r>
             <w:rPr>
               <w:rStyle w:val="Hyperlink"/>
@@ -1581,7 +1636,7 @@
           <w:sz w:val="24"/>
           <w:u w:val="single"/>
         </w:rPr>
-        <w:hyperlink r:id="rId19" w:history="1">
+        <w:hyperlink r:id="rId18" w:history="1">
           <w:r>
             <w:rPr>
               <w:rStyle w:val="Hyperlink"/>
@@ -1599,7 +1654,7 @@
           <w:sz w:val="24"/>
           <w:u w:val="single"/>
         </w:rPr>
-        <w:hyperlink r:id="rId19" w:history="1">
+        <w:hyperlink r:id="rId18" w:history="1">
           <w:r>
             <w:rPr>
               <w:rStyle w:val="Hyperlink"/>
@@ -1617,7 +1672,7 @@
           <w:sz w:val="24"/>
           <w:u w:val="single"/>
         </w:rPr>
-        <w:hyperlink r:id="rId19" w:history="1">
+        <w:hyperlink r:id="rId18" w:history="1">
           <w:r>
             <w:rPr>
               <w:rStyle w:val="Hyperlink"/>
@@ -1635,7 +1690,7 @@
           <w:sz w:val="24"/>
           <w:u w:val="single"/>
         </w:rPr>
-        <w:hyperlink r:id="rId19" w:history="1">
+        <w:hyperlink r:id="rId18" w:history="1">
           <w:r>
             <w:rPr>
               <w:rStyle w:val="Hyperlink"/>
@@ -1782,7 +1837,7 @@
           <w:sz w:val="24"/>
           <w:u w:val="single"/>
         </w:rPr>
-        <w:hyperlink r:id="rId20" w:history="1">
+        <w:hyperlink r:id="rId19" w:history="1">
           <w:r>
             <w:rPr>
               <w:rStyle w:val="Hyperlink"/>
@@ -1800,7 +1855,7 @@
           <w:sz w:val="24"/>
           <w:u w:val="single"/>
         </w:rPr>
-        <w:hyperlink r:id="rId20" w:history="1">
+        <w:hyperlink r:id="rId19" w:history="1">
           <w:r>
             <w:rPr>
               <w:rStyle w:val="Hyperlink"/>
@@ -1818,7 +1873,7 @@
           <w:sz w:val="24"/>
           <w:u w:val="single"/>
         </w:rPr>
-        <w:hyperlink r:id="rId20" w:history="1">
+        <w:hyperlink r:id="rId19" w:history="1">
           <w:r>
             <w:rPr>
               <w:rStyle w:val="Hyperlink"/>
@@ -1836,7 +1891,7 @@
           <w:sz w:val="24"/>
           <w:u w:val="single"/>
         </w:rPr>
-        <w:hyperlink r:id="rId20" w:history="1">
+        <w:hyperlink r:id="rId19" w:history="1">
           <w:r>
             <w:rPr>
               <w:rStyle w:val="Hyperlink"/>
@@ -1854,7 +1909,7 @@
           <w:sz w:val="24"/>
           <w:u w:val="single"/>
         </w:rPr>
-        <w:hyperlink r:id="rId20" w:history="1">
+        <w:hyperlink r:id="rId19" w:history="1">
           <w:r>
             <w:rPr>
               <w:rStyle w:val="Hyperlink"/>
@@ -1872,7 +1927,7 @@
           <w:sz w:val="24"/>
           <w:u w:val="single"/>
         </w:rPr>
-        <w:hyperlink r:id="rId20" w:history="1">
+        <w:hyperlink r:id="rId19" w:history="1">
           <w:r>
             <w:rPr>
               <w:rStyle w:val="Hyperlink"/>
@@ -1985,7 +2040,7 @@
           <w:color w:val="0000FF"/>
           <w:sz w:val="24"/>
         </w:rPr>
-        <w:hyperlink r:id="rId21" w:history="1">
+        <w:hyperlink r:id="rId20" w:history="1">
           <w:r>
             <w:rPr>
               <w:rStyle w:val="Hyperlink"/>
@@ -2002,7 +2057,7 @@
           <w:color w:val="0000FF"/>
           <w:sz w:val="24"/>
         </w:rPr>
-        <w:hyperlink r:id="rId21" w:history="1">
+        <w:hyperlink r:id="rId20" w:history="1">
           <w:r>
             <w:rPr>
               <w:rStyle w:val="Hyperlink"/>
@@ -2019,7 +2074,7 @@
           <w:color w:val="0000FF"/>
           <w:sz w:val="24"/>
         </w:rPr>
-        <w:hyperlink r:id="rId21" w:history="1">
+        <w:hyperlink r:id="rId20" w:history="1">
           <w:r>
             <w:rPr>
               <w:rStyle w:val="Hyperlink"/>
@@ -2129,7 +2184,7 @@
           <w:color w:val="0000FF"/>
           <w:sz w:val="24"/>
         </w:rPr>
-        <w:hyperlink r:id="rId22" w:history="1">
+        <w:hyperlink r:id="rId21" w:history="1">
           <w:r>
             <w:rPr>
               <w:rStyle w:val="Hyperlink"/>
@@ -2146,7 +2201,7 @@
           <w:color w:val="0000FF"/>
           <w:sz w:val="24"/>
         </w:rPr>
-        <w:hyperlink r:id="rId22" w:history="1">
+        <w:hyperlink r:id="rId21" w:history="1">
           <w:r>
             <w:rPr>
               <w:rStyle w:val="Hyperlink"/>
@@ -2234,7 +2289,7 @@
           <w:sz w:val="24"/>
           <w:u w:val="single"/>
         </w:rPr>
-        <w:hyperlink r:id="rId23" w:history="1">
+        <w:hyperlink r:id="rId22" w:history="1">
           <w:r>
             <w:rPr>
               <w:rStyle w:val="Hyperlink"/>
@@ -2252,7 +2307,7 @@
           <w:sz w:val="24"/>
           <w:u w:val="single"/>
         </w:rPr>
-        <w:hyperlink r:id="rId23" w:history="1">
+        <w:hyperlink r:id="rId22" w:history="1">
           <w:r>
             <w:rPr>
               <w:rStyle w:val="Hyperlink"/>
@@ -2370,7 +2425,7 @@
           <w:sz w:val="24"/>
           <w:u w:val="single"/>
         </w:rPr>
-        <w:hyperlink r:id="rId24" w:history="1">
+        <w:hyperlink r:id="rId23" w:history="1">
           <w:r>
             <w:rPr>
               <w:rStyle w:val="Hyperlink"/>
@@ -2388,7 +2443,7 @@
           <w:sz w:val="24"/>
           <w:u w:val="single"/>
         </w:rPr>
-        <w:hyperlink r:id="rId24" w:history="1">
+        <w:hyperlink r:id="rId23" w:history="1">
           <w:r>
             <w:rPr>
               <w:rStyle w:val="Hyperlink"/>
@@ -2406,7 +2461,7 @@
           <w:sz w:val="24"/>
           <w:u w:val="single"/>
         </w:rPr>
-        <w:hyperlink r:id="rId24" w:history="1">
+        <w:hyperlink r:id="rId23" w:history="1">
           <w:r>
             <w:rPr>
               <w:rStyle w:val="Hyperlink"/>
@@ -2434,7 +2489,7 @@
           <w:sz w:val="24"/>
           <w:u w:val="single"/>
         </w:rPr>
-        <w:hyperlink r:id="rId25" w:history="1">
+        <w:hyperlink r:id="rId24" w:history="1">
           <w:r>
             <w:rPr>
               <w:rStyle w:val="Hyperlink"/>
@@ -2463,7 +2518,7 @@
           <w:sz w:val="24"/>
           <w:u w:val="single"/>
         </w:rPr>
-        <w:hyperlink r:id="rId25" w:history="1">
+        <w:hyperlink r:id="rId24" w:history="1">
           <w:r>
             <w:rPr>
               <w:rStyle w:val="Hyperlink"/>
@@ -2591,7 +2646,7 @@
           <w:sz w:val="24"/>
           <w:u w:val="single"/>
         </w:rPr>
-        <w:hyperlink r:id="rId26" w:history="1">
+        <w:hyperlink r:id="rId25" w:history="1">
           <w:r>
             <w:rPr>
               <w:rStyle w:val="Hyperlink"/>
@@ -2609,7 +2664,7 @@
           <w:sz w:val="24"/>
           <w:u w:val="single"/>
         </w:rPr>
-        <w:hyperlink r:id="rId26" w:history="1">
+        <w:hyperlink r:id="rId25" w:history="1">
           <w:r>
             <w:rPr>
               <w:rStyle w:val="Hyperlink"/>
@@ -2627,7 +2682,7 @@
           <w:sz w:val="24"/>
           <w:u w:val="single"/>
         </w:rPr>
-        <w:hyperlink r:id="rId26" w:history="1">
+        <w:hyperlink r:id="rId25" w:history="1">
           <w:r>
             <w:rPr>
               <w:rStyle w:val="Hyperlink"/>
@@ -2645,7 +2700,7 @@
           <w:sz w:val="24"/>
           <w:u w:val="single"/>
         </w:rPr>
-        <w:hyperlink r:id="rId26" w:history="1">
+        <w:hyperlink r:id="rId25" w:history="1">
           <w:r>
             <w:rPr>
               <w:rStyle w:val="Hyperlink"/>
@@ -2747,7 +2802,7 @@
           <w:sz w:val="24"/>
           <w:u w:val="single"/>
         </w:rPr>
-        <w:hyperlink r:id="rId27" w:history="1">
+        <w:hyperlink r:id="rId26" w:history="1">
           <w:r>
             <w:rPr>
               <w:rStyle w:val="Hyperlink"/>
@@ -2765,7 +2820,7 @@
           <w:sz w:val="24"/>
           <w:u w:val="single"/>
         </w:rPr>
-        <w:hyperlink r:id="rId27" w:history="1">
+        <w:hyperlink r:id="rId26" w:history="1">
           <w:r>
             <w:rPr>
               <w:rStyle w:val="Hyperlink"/>
@@ -2783,7 +2838,7 @@
           <w:sz w:val="24"/>
           <w:u w:val="single"/>
         </w:rPr>
-        <w:hyperlink r:id="rId27" w:history="1">
+        <w:hyperlink r:id="rId26" w:history="1">
           <w:r>
             <w:rPr>
               <w:rStyle w:val="Hyperlink"/>
@@ -2801,7 +2856,7 @@
           <w:sz w:val="24"/>
           <w:u w:val="single"/>
         </w:rPr>
-        <w:hyperlink r:id="rId27" w:history="1">
+        <w:hyperlink r:id="rId26" w:history="1">
           <w:r>
             <w:rPr>
               <w:rStyle w:val="Hyperlink"/>
@@ -2829,7 +2884,7 @@
           <w:sz w:val="24"/>
           <w:u w:val="single"/>
         </w:rPr>
-        <w:hyperlink r:id="rId28" w:history="1">
+        <w:hyperlink r:id="rId27" w:history="1">
           <w:r>
             <w:rPr>
               <w:rStyle w:val="Hyperlink"/>
@@ -2850,7 +2905,7 @@
           <w:sz w:val="24"/>
           <w:u w:val="single"/>
         </w:rPr>
-        <w:hyperlink r:id="rId28" w:history="1">
+        <w:hyperlink r:id="rId26" w:history="1">
           <w:r>
             <w:rPr>
               <w:rStyle w:val="Hyperlink"/>
@@ -2868,7 +2923,7 @@
           <w:sz w:val="24"/>
           <w:u w:val="single"/>
         </w:rPr>
-        <w:hyperlink r:id="rId28" w:history="1">
+        <w:hyperlink r:id="rId27" w:history="1">
           <w:r>
             <w:rPr>
               <w:rStyle w:val="Hyperlink"/>
@@ -2879,6 +2934,7 @@
       </w:r>
       <w:r>
         <w:rPr>
+          <w:u w:val="single" w:color="0000ff"/>
           <w:rFonts w:ascii="Charis SIL Regular" w:hAnsi="Charis SIL Regular" w:eastAsia="Charis SIL Regular"/>
           <w:b w:val="0"/>
           <w:i w:val="0"/>
@@ -2896,7 +2952,7 @@
           <w:sz w:val="24"/>
           <w:u w:val="single"/>
         </w:rPr>
-        <w:hyperlink r:id="rId29" w:history="1">
+        <w:hyperlink r:id="rId26" w:history="1">
           <w:r>
             <w:rPr>
               <w:rStyle w:val="Hyperlink"/>
@@ -2925,7 +2981,7 @@
           <w:sz w:val="24"/>
           <w:u w:val="single"/>
         </w:rPr>
-        <w:hyperlink r:id="rId29" w:history="1">
+        <w:hyperlink r:id="rId28" w:history="1">
           <w:r>
             <w:rPr>
               <w:rStyle w:val="Hyperlink"/>
@@ -2943,7 +2999,7 @@
           <w:sz w:val="24"/>
           <w:u w:val="single"/>
         </w:rPr>
-        <w:hyperlink r:id="rId29" w:history="1">
+        <w:hyperlink r:id="rId28" w:history="1">
           <w:r>
             <w:rPr>
               <w:rStyle w:val="Hyperlink"/>
@@ -3019,7 +3075,7 @@
           <w:sz w:val="24"/>
           <w:u w:val="single"/>
         </w:rPr>
-        <w:hyperlink r:id="rId30" w:history="1">
+        <w:hyperlink r:id="rId29" w:history="1">
           <w:r>
             <w:rPr>
               <w:rStyle w:val="Hyperlink"/>
@@ -3037,7 +3093,7 @@
           <w:sz w:val="24"/>
           <w:u w:val="single"/>
         </w:rPr>
-        <w:hyperlink r:id="rId30" w:history="1">
+        <w:hyperlink r:id="rId29" w:history="1">
           <w:r>
             <w:rPr>
               <w:rStyle w:val="Hyperlink"/>
@@ -3055,7 +3111,7 @@
           <w:sz w:val="24"/>
           <w:u w:val="single"/>
         </w:rPr>
-        <w:hyperlink r:id="rId30" w:history="1">
+        <w:hyperlink r:id="rId29" w:history="1">
           <w:r>
             <w:rPr>
               <w:rStyle w:val="Hyperlink"/>
@@ -3083,7 +3139,7 @@
           <w:sz w:val="24"/>
           <w:u w:val="single"/>
         </w:rPr>
-        <w:hyperlink r:id="rId30" w:history="1">
+        <w:hyperlink r:id="rId29" w:history="1">
           <w:r>
             <w:rPr>
               <w:rStyle w:val="Hyperlink"/>
@@ -3112,7 +3168,7 @@
           <w:sz w:val="24"/>
           <w:u w:val="single"/>
         </w:rPr>
-        <w:hyperlink r:id="rId30" w:history="1">
+        <w:hyperlink r:id="rId29" w:history="1">
           <w:r>
             <w:rPr>
               <w:rStyle w:val="Hyperlink"/>
@@ -3234,7 +3290,7 @@
           <w:sz w:val="24"/>
           <w:u w:val="single"/>
         </w:rPr>
-        <w:hyperlink r:id="rId31" w:history="1">
+        <w:hyperlink r:id="rId30" w:history="1">
           <w:r>
             <w:rPr>
               <w:rStyle w:val="Hyperlink"/>
@@ -3252,7 +3308,7 @@
           <w:sz w:val="24"/>
           <w:u w:val="single"/>
         </w:rPr>
-        <w:hyperlink r:id="rId31" w:history="1">
+        <w:hyperlink r:id="rId30" w:history="1">
           <w:r>
             <w:rPr>
               <w:rStyle w:val="Hyperlink"/>
@@ -3270,7 +3326,7 @@
           <w:sz w:val="24"/>
           <w:u w:val="single"/>
         </w:rPr>
-        <w:hyperlink r:id="rId31" w:history="1">
+        <w:hyperlink r:id="rId30" w:history="1">
           <w:r>
             <w:rPr>
               <w:rStyle w:val="Hyperlink"/>
@@ -3298,7 +3354,7 @@
           <w:sz w:val="24"/>
           <w:u w:val="single"/>
         </w:rPr>
-        <w:hyperlink r:id="rId31" w:history="1">
+        <w:hyperlink r:id="rId30" w:history="1">
           <w:r>
             <w:rPr>
               <w:rStyle w:val="Hyperlink"/>
@@ -3327,7 +3383,7 @@
           <w:sz w:val="24"/>
           <w:u w:val="single"/>
         </w:rPr>
-        <w:hyperlink r:id="rId31" w:history="1">
+        <w:hyperlink r:id="rId30" w:history="1">
           <w:r>
             <w:rPr>
               <w:rStyle w:val="Hyperlink"/>

--- a/EXPORTS/DOCX/published/niveau3/Dutch/KoninklijkeBazar.docx
+++ b/EXPORTS/DOCX/published/niveau3/Dutch/KoninklijkeBazar.docx
@@ -533,18 +533,7 @@
           <w:color w:val="000000"/>
           <w:sz w:val="24"/>
         </w:rPr>
-        <w:t>wie kon</w:t>
-      </w:r>
-      <w:r>
-        <w:rPr>
-          <w:u w:val="single" w:color="0000ff"/>
-          <w:rFonts w:ascii="Charis SIL Regular" w:hAnsi="Charis SIL Regular" w:eastAsia="Charis SIL Regular"/>
-          <w:b w:val="0"/>
-          <w:i w:val="0"/>
-          <w:color w:val="000000"/>
-          <w:sz w:val="24"/>
-        </w:rPr>
-        <w:t xml:space="preserve">ing </w:t>
+        <w:t xml:space="preserve">wie koning </w:t>
       </w:r>
       <w:r>
         <w:rPr>
@@ -2905,7 +2894,7 @@
           <w:sz w:val="24"/>
           <w:u w:val="single"/>
         </w:rPr>
-        <w:hyperlink r:id="rId26" w:history="1">
+        <w:hyperlink r:id="rId27" w:history="1">
           <w:r>
             <w:rPr>
               <w:rStyle w:val="Hyperlink"/>
@@ -2934,14 +2923,20 @@
       </w:r>
       <w:r>
         <w:rPr>
-          <w:u w:val="single" w:color="0000ff"/>
           <w:rFonts w:ascii="Charis SIL Regular" w:hAnsi="Charis SIL Regular" w:eastAsia="Charis SIL Regular"/>
           <w:b w:val="0"/>
           <w:i w:val="0"/>
           <w:color w:val="000000"/>
           <w:sz w:val="24"/>
         </w:rPr>
-        <w:t xml:space="preserve">, </w:t>
+        <w:hyperlink r:id="rId26" w:history="1">
+          <w:r>
+            <w:rPr>
+              <w:rStyle w:val="Hyperlink"/>
+            </w:rPr>
+            <w:t xml:space="preserve">, </w:t>
+          </w:r>
+        </w:hyperlink>
       </w:r>
       <w:r>
         <w:rPr>
@@ -2952,7 +2947,7 @@
           <w:sz w:val="24"/>
           <w:u w:val="single"/>
         </w:rPr>
-        <w:hyperlink r:id="rId26" w:history="1">
+        <w:hyperlink r:id="rId28" w:history="1">
           <w:r>
             <w:rPr>
               <w:rStyle w:val="Hyperlink"/>

--- a/EXPORTS/DOCX/published/niveau3/Dutch/KoninklijkeBazar.docx
+++ b/EXPORTS/DOCX/published/niveau3/Dutch/KoninklijkeBazar.docx
@@ -533,7 +533,18 @@
           <w:color w:val="000000"/>
           <w:sz w:val="24"/>
         </w:rPr>
-        <w:t xml:space="preserve">wie koning </w:t>
+        <w:t>wie kon</w:t>
+      </w:r>
+      <w:r>
+        <w:rPr>
+          <w:u w:val="single" w:color="0000ff"/>
+          <w:rFonts w:ascii="Charis SIL Regular" w:hAnsi="Charis SIL Regular" w:eastAsia="Charis SIL Regular"/>
+          <w:b w:val="0"/>
+          <w:i w:val="0"/>
+          <w:color w:val="000000"/>
+          <w:sz w:val="24"/>
+        </w:rPr>
+        <w:t xml:space="preserve">ing </w:t>
       </w:r>
       <w:r>
         <w:rPr>
@@ -2923,20 +2934,14 @@
       </w:r>
       <w:r>
         <w:rPr>
+          <w:u w:val="single" w:color="0000ff"/>
           <w:rFonts w:ascii="Charis SIL Regular" w:hAnsi="Charis SIL Regular" w:eastAsia="Charis SIL Regular"/>
           <w:b w:val="0"/>
           <w:i w:val="0"/>
           <w:color w:val="000000"/>
           <w:sz w:val="24"/>
         </w:rPr>
-        <w:hyperlink r:id="rId26" w:history="1">
-          <w:r>
-            <w:rPr>
-              <w:rStyle w:val="Hyperlink"/>
-            </w:rPr>
-            <w:t xml:space="preserve">, </w:t>
-          </w:r>
-        </w:hyperlink>
+        <w:t xml:space="preserve">, </w:t>
       </w:r>
       <w:r>
         <w:rPr>

--- a/EXPORTS/DOCX/published/niveau3/Dutch/KoninklijkeBazar.docx
+++ b/EXPORTS/DOCX/published/niveau3/Dutch/KoninklijkeBazar.docx
@@ -555,7 +555,7 @@
           <w:sz w:val="24"/>
           <w:u w:val="single"/>
         </w:rPr>
-        <w:hyperlink r:id="rId13" w:history="1">
+        <w:hyperlink r:id="rId15" w:history="1">
           <w:r>
             <w:rPr>
               <w:rStyle w:val="Hyperlink"/>
@@ -584,7 +584,7 @@
           <w:sz w:val="24"/>
           <w:u w:val="single"/>
         </w:rPr>
-        <w:hyperlink r:id="rId13" w:history="1">
+        <w:hyperlink r:id="rId15" w:history="1">
           <w:r>
             <w:rPr>
               <w:rStyle w:val="Hyperlink"/>
@@ -602,7 +602,7 @@
           <w:sz w:val="24"/>
           <w:u w:val="single"/>
         </w:rPr>
-        <w:hyperlink r:id="rId13" w:history="1">
+        <w:hyperlink r:id="rId15" w:history="1">
           <w:r>
             <w:rPr>
               <w:rStyle w:val="Hyperlink"/>
@@ -687,7 +687,7 @@
           <w:sz w:val="24"/>
           <w:u w:val="single"/>
         </w:rPr>
-        <w:hyperlink r:id="rId15" w:history="1">
+        <w:hyperlink r:id="rId16" w:history="1">
           <w:r>
             <w:rPr>
               <w:rStyle w:val="Hyperlink"/>
@@ -716,7 +716,7 @@
           <w:sz w:val="24"/>
           <w:u w:val="single"/>
         </w:rPr>
-        <w:hyperlink r:id="rId15" w:history="1">
+        <w:hyperlink r:id="rId16" w:history="1">
           <w:r>
             <w:rPr>
               <w:rStyle w:val="Hyperlink"/>
@@ -745,7 +745,7 @@
           <w:sz w:val="24"/>
           <w:u w:val="single"/>
         </w:rPr>
-        <w:hyperlink r:id="rId15" w:history="1">
+        <w:hyperlink r:id="rId16" w:history="1">
           <w:r>
             <w:rPr>
               <w:rStyle w:val="Hyperlink"/>
@@ -763,7 +763,7 @@
           <w:sz w:val="24"/>
           <w:u w:val="single"/>
         </w:rPr>
-        <w:hyperlink r:id="rId15" w:history="1">
+        <w:hyperlink r:id="rId16" w:history="1">
           <w:r>
             <w:rPr>
               <w:rStyle w:val="Hyperlink"/>
@@ -791,7 +791,14 @@
           <w:color w:val="000000"/>
           <w:sz w:val="24"/>
         </w:rPr>
-        <w:t xml:space="preserve">ge </w:t>
+        <w:hyperlink r:id="rId15" w:history="1">
+          <w:r>
+            <w:rPr>
+              <w:rStyle w:val="Hyperlink"/>
+            </w:rPr>
+            <w:t xml:space="preserve">ge </w:t>
+          </w:r>
+        </w:hyperlink>
       </w:r>
       <w:r>
         <w:rPr>
@@ -802,7 +809,7 @@
           <w:sz w:val="24"/>
           <w:u w:val="single"/>
         </w:rPr>
-        <w:hyperlink r:id="rId16" w:history="1">
+        <w:hyperlink r:id="rId15" w:history="1">
           <w:r>
             <w:rPr>
               <w:rStyle w:val="Hyperlink"/>
@@ -831,7 +838,7 @@
           <w:sz w:val="24"/>
           <w:u w:val="single"/>
         </w:rPr>
-        <w:hyperlink r:id="rId16" w:history="1">
+        <w:hyperlink r:id="rId15" w:history="1">
           <w:r>
             <w:rPr>
               <w:rStyle w:val="Hyperlink"/>
@@ -849,7 +856,7 @@
           <w:sz w:val="24"/>
           <w:u w:val="single"/>
         </w:rPr>
-        <w:hyperlink r:id="rId16" w:history="1">
+        <w:hyperlink r:id="rId17" w:history="1">
           <w:r>
             <w:rPr>
               <w:rStyle w:val="Hyperlink"/>
@@ -876,7 +883,6 @@
           <w:i w:val="0"/>
           <w:color w:val="0000FF"/>
           <w:sz w:val="24"/>
-          <w:u w:val="single"/>
         </w:rPr>
         <w:t xml:space="preserve"> </w:t>
       </w:r>
@@ -889,24 +895,14 @@
           <w:sz w:val="24"/>
           <w:u w:val="single"/>
         </w:rPr>
-        <w:hyperlink r:id="rId16" w:history="1">
+        <w:hyperlink r:id="rId17" w:history="1">
           <w:r>
             <w:rPr>
               <w:rStyle w:val="Hyperlink"/>
             </w:rPr>
-            <w:t>Museu</w:t>
+            <w:t>Museum</w:t>
           </w:r>
         </w:hyperlink>
-      </w:r>
-      <w:r>
-        <w:rPr>
-          <w:rFonts w:ascii="Charis SIL Regular" w:hAnsi="Charis SIL Regular" w:eastAsia="Charis SIL Regular"/>
-          <w:b w:val="0"/>
-          <w:i w:val="0"/>
-          <w:color w:val="0000FF"/>
-          <w:sz w:val="24"/>
-        </w:rPr>
-        <w:t>m</w:t>
       </w:r>
       <w:r>
         <w:rPr>
@@ -927,7 +923,7 @@
           <w:color w:val="000000"/>
           <w:sz w:val="24"/>
         </w:rPr>
-        <w:hyperlink r:id="rId15" w:history="1">
+        <w:hyperlink r:id="rId16" w:history="1">
           <w:r>
             <w:rPr>
               <w:rStyle w:val="Hyperlink"/>
@@ -956,7 +952,7 @@
           <w:color w:val="000000"/>
           <w:sz w:val="24"/>
         </w:rPr>
-        <w:hyperlink r:id="rId15" w:history="1">
+        <w:hyperlink r:id="rId16" w:history="1">
           <w:r>
             <w:rPr>
               <w:rStyle w:val="Hyperlink"/>
@@ -974,7 +970,7 @@
           <w:color w:val="000000"/>
           <w:sz w:val="24"/>
         </w:rPr>
-        <w:hyperlink r:id="rId15" w:history="1">
+        <w:hyperlink r:id="rId16" w:history="1">
           <w:r>
             <w:rPr>
               <w:rStyle w:val="Hyperlink"/>
@@ -1002,7 +998,7 @@
           <w:color w:val="000000"/>
           <w:sz w:val="24"/>
         </w:rPr>
-        <w:hyperlink r:id="rId16" w:history="1">
+        <w:hyperlink r:id="rId17" w:history="1">
           <w:r>
             <w:rPr>
               <w:rStyle w:val="Hyperlink"/>
@@ -1020,7 +1016,7 @@
           <w:color w:val="000000"/>
           <w:sz w:val="24"/>
         </w:rPr>
-        <w:hyperlink r:id="rId16" w:history="1">
+        <w:hyperlink r:id="rId17" w:history="1">
           <w:r>
             <w:rPr>
               <w:rStyle w:val="Hyperlink"/>
@@ -1038,7 +1034,7 @@
           <w:color w:val="000000"/>
           <w:sz w:val="24"/>
         </w:rPr>
-        <w:hyperlink r:id="rId16" w:history="1">
+        <w:hyperlink r:id="rId17" w:history="1">
           <w:r>
             <w:rPr>
               <w:rStyle w:val="Hyperlink"/>
@@ -1056,7 +1052,7 @@
           <w:color w:val="000000"/>
           <w:sz w:val="24"/>
         </w:rPr>
-        <w:hyperlink r:id="rId16" w:history="1">
+        <w:hyperlink r:id="rId17" w:history="1">
           <w:r>
             <w:rPr>
               <w:rStyle w:val="Hyperlink"/>
@@ -1074,7 +1070,7 @@
           <w:color w:val="000000"/>
           <w:sz w:val="24"/>
         </w:rPr>
-        <w:hyperlink r:id="rId16" w:history="1">
+        <w:hyperlink r:id="rId17" w:history="1">
           <w:r>
             <w:rPr>
               <w:rStyle w:val="Hyperlink"/>
@@ -1152,7 +1148,7 @@
           <w:sz w:val="24"/>
           <w:u w:val="single"/>
         </w:rPr>
-        <w:hyperlink r:id="rId17" w:history="1">
+        <w:hyperlink r:id="rId18" w:history="1">
           <w:r>
             <w:rPr>
               <w:rStyle w:val="Hyperlink"/>
@@ -1181,7 +1177,7 @@
           <w:sz w:val="24"/>
           <w:u w:val="single"/>
         </w:rPr>
-        <w:hyperlink r:id="rId17" w:history="1">
+        <w:hyperlink r:id="rId18" w:history="1">
           <w:r>
             <w:rPr>
               <w:rStyle w:val="Hyperlink"/>
@@ -1219,7 +1215,7 @@
           <w:color w:val="000000"/>
           <w:sz w:val="24"/>
         </w:rPr>
-        <w:hyperlink r:id="rId17" w:history="1">
+        <w:hyperlink r:id="rId18" w:history="1">
           <w:r>
             <w:rPr>
               <w:rStyle w:val="Hyperlink"/>
@@ -1237,7 +1233,7 @@
           <w:color w:val="000000"/>
           <w:sz w:val="24"/>
         </w:rPr>
-        <w:hyperlink r:id="rId17" w:history="1">
+        <w:hyperlink r:id="rId18" w:history="1">
           <w:r>
             <w:rPr>
               <w:rStyle w:val="Hyperlink"/>
@@ -1265,7 +1261,7 @@
           <w:sz w:val="24"/>
           <w:u w:val="single"/>
         </w:rPr>
-        <w:hyperlink r:id="rId16" w:history="1">
+        <w:hyperlink r:id="rId17" w:history="1">
           <w:r>
             <w:rPr>
               <w:rStyle w:val="Hyperlink"/>
@@ -1294,7 +1290,7 @@
           <w:sz w:val="24"/>
           <w:u w:val="single"/>
         </w:rPr>
-        <w:hyperlink r:id="rId16" w:history="1">
+        <w:hyperlink r:id="rId17" w:history="1">
           <w:r>
             <w:rPr>
               <w:rStyle w:val="Hyperlink"/>
@@ -1582,7 +1578,7 @@
           <w:sz w:val="24"/>
           <w:u w:val="single"/>
         </w:rPr>
-        <w:hyperlink r:id="rId18" w:history="1">
+        <w:hyperlink r:id="rId19" w:history="1">
           <w:r>
             <w:rPr>
               <w:rStyle w:val="Hyperlink"/>
@@ -1600,7 +1596,7 @@
           <w:sz w:val="24"/>
           <w:u w:val="single"/>
         </w:rPr>
-        <w:hyperlink r:id="rId18" w:history="1">
+        <w:hyperlink r:id="rId19" w:history="1">
           <w:r>
             <w:rPr>
               <w:rStyle w:val="Hyperlink"/>
@@ -1618,7 +1614,7 @@
           <w:sz w:val="24"/>
           <w:u w:val="single"/>
         </w:rPr>
-        <w:hyperlink r:id="rId18" w:history="1">
+        <w:hyperlink r:id="rId19" w:history="1">
           <w:r>
             <w:rPr>
               <w:rStyle w:val="Hyperlink"/>
@@ -1636,7 +1632,7 @@
           <w:sz w:val="24"/>
           <w:u w:val="single"/>
         </w:rPr>
-        <w:hyperlink r:id="rId18" w:history="1">
+        <w:hyperlink r:id="rId19" w:history="1">
           <w:r>
             <w:rPr>
               <w:rStyle w:val="Hyperlink"/>
@@ -1654,7 +1650,7 @@
           <w:sz w:val="24"/>
           <w:u w:val="single"/>
         </w:rPr>
-        <w:hyperlink r:id="rId18" w:history="1">
+        <w:hyperlink r:id="rId19" w:history="1">
           <w:r>
             <w:rPr>
               <w:rStyle w:val="Hyperlink"/>
@@ -1672,7 +1668,7 @@
           <w:sz w:val="24"/>
           <w:u w:val="single"/>
         </w:rPr>
-        <w:hyperlink r:id="rId18" w:history="1">
+        <w:hyperlink r:id="rId19" w:history="1">
           <w:r>
             <w:rPr>
               <w:rStyle w:val="Hyperlink"/>
@@ -1690,7 +1686,7 @@
           <w:sz w:val="24"/>
           <w:u w:val="single"/>
         </w:rPr>
-        <w:hyperlink r:id="rId18" w:history="1">
+        <w:hyperlink r:id="rId19" w:history="1">
           <w:r>
             <w:rPr>
               <w:rStyle w:val="Hyperlink"/>
@@ -1837,7 +1833,7 @@
           <w:sz w:val="24"/>
           <w:u w:val="single"/>
         </w:rPr>
-        <w:hyperlink r:id="rId19" w:history="1">
+        <w:hyperlink r:id="rId20" w:history="1">
           <w:r>
             <w:rPr>
               <w:rStyle w:val="Hyperlink"/>
@@ -1855,7 +1851,7 @@
           <w:sz w:val="24"/>
           <w:u w:val="single"/>
         </w:rPr>
-        <w:hyperlink r:id="rId19" w:history="1">
+        <w:hyperlink r:id="rId20" w:history="1">
           <w:r>
             <w:rPr>
               <w:rStyle w:val="Hyperlink"/>
@@ -1873,7 +1869,7 @@
           <w:sz w:val="24"/>
           <w:u w:val="single"/>
         </w:rPr>
-        <w:hyperlink r:id="rId19" w:history="1">
+        <w:hyperlink r:id="rId20" w:history="1">
           <w:r>
             <w:rPr>
               <w:rStyle w:val="Hyperlink"/>
@@ -1891,7 +1887,7 @@
           <w:sz w:val="24"/>
           <w:u w:val="single"/>
         </w:rPr>
-        <w:hyperlink r:id="rId19" w:history="1">
+        <w:hyperlink r:id="rId20" w:history="1">
           <w:r>
             <w:rPr>
               <w:rStyle w:val="Hyperlink"/>
@@ -1909,7 +1905,7 @@
           <w:sz w:val="24"/>
           <w:u w:val="single"/>
         </w:rPr>
-        <w:hyperlink r:id="rId19" w:history="1">
+        <w:hyperlink r:id="rId20" w:history="1">
           <w:r>
             <w:rPr>
               <w:rStyle w:val="Hyperlink"/>
@@ -1927,7 +1923,7 @@
           <w:sz w:val="24"/>
           <w:u w:val="single"/>
         </w:rPr>
-        <w:hyperlink r:id="rId19" w:history="1">
+        <w:hyperlink r:id="rId20" w:history="1">
           <w:r>
             <w:rPr>
               <w:rStyle w:val="Hyperlink"/>
@@ -2040,7 +2036,7 @@
           <w:color w:val="0000FF"/>
           <w:sz w:val="24"/>
         </w:rPr>
-        <w:hyperlink r:id="rId20" w:history="1">
+        <w:hyperlink r:id="rId21" w:history="1">
           <w:r>
             <w:rPr>
               <w:rStyle w:val="Hyperlink"/>
@@ -2057,7 +2053,7 @@
           <w:color w:val="0000FF"/>
           <w:sz w:val="24"/>
         </w:rPr>
-        <w:hyperlink r:id="rId20" w:history="1">
+        <w:hyperlink r:id="rId21" w:history="1">
           <w:r>
             <w:rPr>
               <w:rStyle w:val="Hyperlink"/>
@@ -2074,7 +2070,7 @@
           <w:color w:val="0000FF"/>
           <w:sz w:val="24"/>
         </w:rPr>
-        <w:hyperlink r:id="rId20" w:history="1">
+        <w:hyperlink r:id="rId21" w:history="1">
           <w:r>
             <w:rPr>
               <w:rStyle w:val="Hyperlink"/>
@@ -2184,7 +2180,7 @@
           <w:color w:val="0000FF"/>
           <w:sz w:val="24"/>
         </w:rPr>
-        <w:hyperlink r:id="rId21" w:history="1">
+        <w:hyperlink r:id="rId22" w:history="1">
           <w:r>
             <w:rPr>
               <w:rStyle w:val="Hyperlink"/>
@@ -2201,7 +2197,7 @@
           <w:color w:val="0000FF"/>
           <w:sz w:val="24"/>
         </w:rPr>
-        <w:hyperlink r:id="rId21" w:history="1">
+        <w:hyperlink r:id="rId22" w:history="1">
           <w:r>
             <w:rPr>
               <w:rStyle w:val="Hyperlink"/>
@@ -2289,7 +2285,7 @@
           <w:sz w:val="24"/>
           <w:u w:val="single"/>
         </w:rPr>
-        <w:hyperlink r:id="rId22" w:history="1">
+        <w:hyperlink r:id="rId23" w:history="1">
           <w:r>
             <w:rPr>
               <w:rStyle w:val="Hyperlink"/>
@@ -2307,7 +2303,7 @@
           <w:sz w:val="24"/>
           <w:u w:val="single"/>
         </w:rPr>
-        <w:hyperlink r:id="rId22" w:history="1">
+        <w:hyperlink r:id="rId23" w:history="1">
           <w:r>
             <w:rPr>
               <w:rStyle w:val="Hyperlink"/>
@@ -2425,7 +2421,7 @@
           <w:sz w:val="24"/>
           <w:u w:val="single"/>
         </w:rPr>
-        <w:hyperlink r:id="rId23" w:history="1">
+        <w:hyperlink r:id="rId24" w:history="1">
           <w:r>
             <w:rPr>
               <w:rStyle w:val="Hyperlink"/>
@@ -2443,7 +2439,7 @@
           <w:sz w:val="24"/>
           <w:u w:val="single"/>
         </w:rPr>
-        <w:hyperlink r:id="rId23" w:history="1">
+        <w:hyperlink r:id="rId24" w:history="1">
           <w:r>
             <w:rPr>
               <w:rStyle w:val="Hyperlink"/>
@@ -2461,7 +2457,7 @@
           <w:sz w:val="24"/>
           <w:u w:val="single"/>
         </w:rPr>
-        <w:hyperlink r:id="rId23" w:history="1">
+        <w:hyperlink r:id="rId24" w:history="1">
           <w:r>
             <w:rPr>
               <w:rStyle w:val="Hyperlink"/>
@@ -2489,7 +2485,7 @@
           <w:sz w:val="24"/>
           <w:u w:val="single"/>
         </w:rPr>
-        <w:hyperlink r:id="rId24" w:history="1">
+        <w:hyperlink r:id="rId25" w:history="1">
           <w:r>
             <w:rPr>
               <w:rStyle w:val="Hyperlink"/>
@@ -2518,7 +2514,7 @@
           <w:sz w:val="24"/>
           <w:u w:val="single"/>
         </w:rPr>
-        <w:hyperlink r:id="rId24" w:history="1">
+        <w:hyperlink r:id="rId25" w:history="1">
           <w:r>
             <w:rPr>
               <w:rStyle w:val="Hyperlink"/>
@@ -2646,7 +2642,7 @@
           <w:sz w:val="24"/>
           <w:u w:val="single"/>
         </w:rPr>
-        <w:hyperlink r:id="rId25" w:history="1">
+        <w:hyperlink r:id="rId26" w:history="1">
           <w:r>
             <w:rPr>
               <w:rStyle w:val="Hyperlink"/>
@@ -2664,7 +2660,7 @@
           <w:sz w:val="24"/>
           <w:u w:val="single"/>
         </w:rPr>
-        <w:hyperlink r:id="rId25" w:history="1">
+        <w:hyperlink r:id="rId26" w:history="1">
           <w:r>
             <w:rPr>
               <w:rStyle w:val="Hyperlink"/>
@@ -2682,7 +2678,7 @@
           <w:sz w:val="24"/>
           <w:u w:val="single"/>
         </w:rPr>
-        <w:hyperlink r:id="rId25" w:history="1">
+        <w:hyperlink r:id="rId26" w:history="1">
           <w:r>
             <w:rPr>
               <w:rStyle w:val="Hyperlink"/>
@@ -2700,7 +2696,7 @@
           <w:sz w:val="24"/>
           <w:u w:val="single"/>
         </w:rPr>
-        <w:hyperlink r:id="rId25" w:history="1">
+        <w:hyperlink r:id="rId26" w:history="1">
           <w:r>
             <w:rPr>
               <w:rStyle w:val="Hyperlink"/>
@@ -2802,7 +2798,7 @@
           <w:sz w:val="24"/>
           <w:u w:val="single"/>
         </w:rPr>
-        <w:hyperlink r:id="rId26" w:history="1">
+        <w:hyperlink r:id="rId27" w:history="1">
           <w:r>
             <w:rPr>
               <w:rStyle w:val="Hyperlink"/>
@@ -2820,7 +2816,7 @@
           <w:sz w:val="24"/>
           <w:u w:val="single"/>
         </w:rPr>
-        <w:hyperlink r:id="rId26" w:history="1">
+        <w:hyperlink r:id="rId27" w:history="1">
           <w:r>
             <w:rPr>
               <w:rStyle w:val="Hyperlink"/>
@@ -2838,7 +2834,7 @@
           <w:sz w:val="24"/>
           <w:u w:val="single"/>
         </w:rPr>
-        <w:hyperlink r:id="rId26" w:history="1">
+        <w:hyperlink r:id="rId27" w:history="1">
           <w:r>
             <w:rPr>
               <w:rStyle w:val="Hyperlink"/>
@@ -2856,7 +2852,7 @@
           <w:sz w:val="24"/>
           <w:u w:val="single"/>
         </w:rPr>
-        <w:hyperlink r:id="rId26" w:history="1">
+        <w:hyperlink r:id="rId27" w:history="1">
           <w:r>
             <w:rPr>
               <w:rStyle w:val="Hyperlink"/>
@@ -2884,7 +2880,7 @@
           <w:sz w:val="24"/>
           <w:u w:val="single"/>
         </w:rPr>
-        <w:hyperlink r:id="rId27" w:history="1">
+        <w:hyperlink r:id="rId28" w:history="1">
           <w:r>
             <w:rPr>
               <w:rStyle w:val="Hyperlink"/>
@@ -2934,7 +2930,6 @@
       </w:r>
       <w:r>
         <w:rPr>
-          <w:u w:val="single" w:color="0000ff"/>
           <w:rFonts w:ascii="Charis SIL Regular" w:hAnsi="Charis SIL Regular" w:eastAsia="Charis SIL Regular"/>
           <w:b w:val="0"/>
           <w:i w:val="0"/>
@@ -2952,7 +2947,7 @@
           <w:sz w:val="24"/>
           <w:u w:val="single"/>
         </w:rPr>
-        <w:hyperlink r:id="rId28" w:history="1">
+        <w:hyperlink r:id="rId27" w:history="1">
           <w:r>
             <w:rPr>
               <w:rStyle w:val="Hyperlink"/>
@@ -2981,7 +2976,7 @@
           <w:sz w:val="24"/>
           <w:u w:val="single"/>
         </w:rPr>
-        <w:hyperlink r:id="rId28" w:history="1">
+        <w:hyperlink r:id="rId27" w:history="1">
           <w:r>
             <w:rPr>
               <w:rStyle w:val="Hyperlink"/>
@@ -2999,7 +2994,7 @@
           <w:sz w:val="24"/>
           <w:u w:val="single"/>
         </w:rPr>
-        <w:hyperlink r:id="rId28" w:history="1">
+        <w:hyperlink r:id="rId27" w:history="1">
           <w:r>
             <w:rPr>
               <w:rStyle w:val="Hyperlink"/>

--- a/EXPORTS/DOCX/published/niveau3/Dutch/KoninklijkeBazar.docx
+++ b/EXPORTS/DOCX/published/niveau3/Dutch/KoninklijkeBazar.docx
@@ -555,7 +555,7 @@
           <w:sz w:val="24"/>
           <w:u w:val="single"/>
         </w:rPr>
-        <w:hyperlink r:id="rId15" w:history="1">
+        <w:hyperlink r:id="rId13" w:history="1">
           <w:r>
             <w:rPr>
               <w:rStyle w:val="Hyperlink"/>
@@ -613,70 +613,13 @@
       </w:r>
       <w:r>
         <w:rPr>
-          <w:u w:val="single" w:color="0000ff"/>
           <w:rFonts w:ascii="Charis SIL Regular" w:hAnsi="Charis SIL Regular" w:eastAsia="Charis SIL Regular"/>
           <w:b w:val="0"/>
           <w:i w:val="0"/>
           <w:color w:val="000000"/>
           <w:sz w:val="24"/>
         </w:rPr>
-        <w:hyperlink r:id="rId13" w:history="1">
-          <w:r>
-            <w:rPr>
-              <w:rStyle w:val="Hyperlink"/>
-            </w:rPr>
-            <w:t>, m</w:t>
-          </w:r>
-        </w:hyperlink>
-      </w:r>
-      <w:r>
-        <w:rPr>
-          <w:rFonts w:ascii="Charis SIL Regular" w:hAnsi="Charis SIL Regular" w:eastAsia="Charis SIL Regular"/>
-          <w:b w:val="0"/>
-          <w:i w:val="0"/>
-          <w:color w:val="000000"/>
-          <w:sz w:val="24"/>
-        </w:rPr>
-        <w:t>aar ook musea</w:t>
-      </w:r>
-      <w:r>
-        <w:rPr>
-          <w:u w:val="single" w:color="0000ff"/>
-          <w:rFonts w:ascii="Charis SIL Regular" w:hAnsi="Charis SIL Regular" w:eastAsia="Charis SIL Regular"/>
-          <w:b w:val="0"/>
-          <w:i w:val="0"/>
-          <w:color w:val="000000"/>
-          <w:sz w:val="24"/>
-        </w:rPr>
-        <w:hyperlink r:id="rId14" w:history="1">
-          <w:r>
-            <w:rPr>
-              <w:rStyle w:val="Hyperlink"/>
-            </w:rPr>
-            <w:t>, zoals he</w:t>
-          </w:r>
-        </w:hyperlink>
-      </w:r>
-      <w:r>
-        <w:rPr>
-          <w:u w:val="single" w:color="0000ff"/>
-          <w:rFonts w:ascii="Charis SIL Regular" w:hAnsi="Charis SIL Regular" w:eastAsia="Charis SIL Regular"/>
-          <w:b w:val="0"/>
-          <w:i w:val="0"/>
-          <w:color w:val="000000"/>
-          <w:sz w:val="24"/>
-        </w:rPr>
-        <w:t>t</w:t>
-      </w:r>
-      <w:r>
-        <w:rPr>
-          <w:rFonts w:ascii="Charis SIL Regular" w:hAnsi="Charis SIL Regular" w:eastAsia="Charis SIL Regular"/>
-          <w:b w:val="0"/>
-          <w:i w:val="0"/>
-          <w:color w:val="000000"/>
-          <w:sz w:val="24"/>
-        </w:rPr>
-        <w:t xml:space="preserve"> </w:t>
+        <w:t xml:space="preserve">, maar ook musea, zoals het </w:t>
       </w:r>
       <w:r>
         <w:rPr>
@@ -791,14 +734,7 @@
           <w:color w:val="000000"/>
           <w:sz w:val="24"/>
         </w:rPr>
-        <w:hyperlink r:id="rId15" w:history="1">
-          <w:r>
-            <w:rPr>
-              <w:rStyle w:val="Hyperlink"/>
-            </w:rPr>
-            <w:t xml:space="preserve">ge </w:t>
-          </w:r>
-        </w:hyperlink>
+        <w:t xml:space="preserve">ge </w:t>
       </w:r>
       <w:r>
         <w:rPr>
@@ -807,16 +743,8 @@
           <w:i w:val="0"/>
           <w:color w:val="0000FF"/>
           <w:sz w:val="24"/>
-          <w:u w:val="single"/>
         </w:rPr>
-        <w:hyperlink r:id="rId15" w:history="1">
-          <w:r>
-            <w:rPr>
-              <w:rStyle w:val="Hyperlink"/>
-            </w:rPr>
-            <w:t>Rijks</w:t>
-          </w:r>
-        </w:hyperlink>
+        <w:t>Rijks</w:t>
       </w:r>
       <w:r>
         <w:rPr>
@@ -2947,7 +2875,7 @@
           <w:sz w:val="24"/>
           <w:u w:val="single"/>
         </w:rPr>
-        <w:hyperlink r:id="rId27" w:history="1">
+        <w:hyperlink r:id="rId29" w:history="1">
           <w:r>
             <w:rPr>
               <w:rStyle w:val="Hyperlink"/>
@@ -2976,7 +2904,7 @@
           <w:sz w:val="24"/>
           <w:u w:val="single"/>
         </w:rPr>
-        <w:hyperlink r:id="rId27" w:history="1">
+        <w:hyperlink r:id="rId29" w:history="1">
           <w:r>
             <w:rPr>
               <w:rStyle w:val="Hyperlink"/>
@@ -2994,7 +2922,7 @@
           <w:sz w:val="24"/>
           <w:u w:val="single"/>
         </w:rPr>
-        <w:hyperlink r:id="rId27" w:history="1">
+        <w:hyperlink r:id="rId29" w:history="1">
           <w:r>
             <w:rPr>
               <w:rStyle w:val="Hyperlink"/>
@@ -3070,7 +2998,7 @@
           <w:sz w:val="24"/>
           <w:u w:val="single"/>
         </w:rPr>
-        <w:hyperlink r:id="rId29" w:history="1">
+        <w:hyperlink r:id="rId30" w:history="1">
           <w:r>
             <w:rPr>
               <w:rStyle w:val="Hyperlink"/>
@@ -3088,7 +3016,7 @@
           <w:sz w:val="24"/>
           <w:u w:val="single"/>
         </w:rPr>
-        <w:hyperlink r:id="rId29" w:history="1">
+        <w:hyperlink r:id="rId30" w:history="1">
           <w:r>
             <w:rPr>
               <w:rStyle w:val="Hyperlink"/>
@@ -3106,7 +3034,7 @@
           <w:sz w:val="24"/>
           <w:u w:val="single"/>
         </w:rPr>
-        <w:hyperlink r:id="rId29" w:history="1">
+        <w:hyperlink r:id="rId30" w:history="1">
           <w:r>
             <w:rPr>
               <w:rStyle w:val="Hyperlink"/>
@@ -3134,7 +3062,7 @@
           <w:sz w:val="24"/>
           <w:u w:val="single"/>
         </w:rPr>
-        <w:hyperlink r:id="rId29" w:history="1">
+        <w:hyperlink r:id="rId30" w:history="1">
           <w:r>
             <w:rPr>
               <w:rStyle w:val="Hyperlink"/>
@@ -3163,7 +3091,7 @@
           <w:sz w:val="24"/>
           <w:u w:val="single"/>
         </w:rPr>
-        <w:hyperlink r:id="rId29" w:history="1">
+        <w:hyperlink r:id="rId30" w:history="1">
           <w:r>
             <w:rPr>
               <w:rStyle w:val="Hyperlink"/>
@@ -3285,7 +3213,7 @@
           <w:sz w:val="24"/>
           <w:u w:val="single"/>
         </w:rPr>
-        <w:hyperlink r:id="rId30" w:history="1">
+        <w:hyperlink r:id="rId31" w:history="1">
           <w:r>
             <w:rPr>
               <w:rStyle w:val="Hyperlink"/>
@@ -3303,7 +3231,7 @@
           <w:sz w:val="24"/>
           <w:u w:val="single"/>
         </w:rPr>
-        <w:hyperlink r:id="rId30" w:history="1">
+        <w:hyperlink r:id="rId31" w:history="1">
           <w:r>
             <w:rPr>
               <w:rStyle w:val="Hyperlink"/>
@@ -3321,7 +3249,7 @@
           <w:sz w:val="24"/>
           <w:u w:val="single"/>
         </w:rPr>
-        <w:hyperlink r:id="rId30" w:history="1">
+        <w:hyperlink r:id="rId31" w:history="1">
           <w:r>
             <w:rPr>
               <w:rStyle w:val="Hyperlink"/>
@@ -3349,7 +3277,7 @@
           <w:sz w:val="24"/>
           <w:u w:val="single"/>
         </w:rPr>
-        <w:hyperlink r:id="rId30" w:history="1">
+        <w:hyperlink r:id="rId31" w:history="1">
           <w:r>
             <w:rPr>
               <w:rStyle w:val="Hyperlink"/>
@@ -3378,7 +3306,7 @@
           <w:sz w:val="24"/>
           <w:u w:val="single"/>
         </w:rPr>
-        <w:hyperlink r:id="rId30" w:history="1">
+        <w:hyperlink r:id="rId31" w:history="1">
           <w:r>
             <w:rPr>
               <w:rStyle w:val="Hyperlink"/>

--- a/EXPORTS/DOCX/published/niveau3/Dutch/KoninklijkeBazar.docx
+++ b/EXPORTS/DOCX/published/niveau3/Dutch/KoninklijkeBazar.docx
@@ -555,7 +555,7 @@
           <w:sz w:val="24"/>
           <w:u w:val="single"/>
         </w:rPr>
-        <w:hyperlink r:id="rId13" w:history="1">
+        <w:hyperlink r:id="rId15" w:history="1">
           <w:r>
             <w:rPr>
               <w:rStyle w:val="Hyperlink"/>
@@ -584,7 +584,7 @@
           <w:sz w:val="24"/>
           <w:u w:val="single"/>
         </w:rPr>
-        <w:hyperlink r:id="rId15" w:history="1">
+        <w:hyperlink r:id="rId13" w:history="1">
           <w:r>
             <w:rPr>
               <w:rStyle w:val="Hyperlink"/>
@@ -602,12 +602,30 @@
           <w:sz w:val="24"/>
           <w:u w:val="single"/>
         </w:rPr>
-        <w:hyperlink r:id="rId15" w:history="1">
+        <w:hyperlink r:id="rId13" w:history="1">
           <w:r>
             <w:rPr>
               <w:rStyle w:val="Hyperlink"/>
             </w:rPr>
             <w:t>I</w:t>
+          </w:r>
+        </w:hyperlink>
+      </w:r>
+      <w:r>
+        <w:rPr>
+          <w:u w:val="single" w:color="0000ff"/>
+          <w:rFonts w:ascii="Charis SIL Regular" w:hAnsi="Charis SIL Regular" w:eastAsia="Charis SIL Regular"/>
+          <w:b w:val="0"/>
+          <w:i w:val="0"/>
+          <w:color w:val="000000"/>
+          <w:sz w:val="24"/>
+        </w:rPr>
+        <w:hyperlink r:id="rId13" w:history="1">
+          <w:r>
+            <w:rPr>
+              <w:rStyle w:val="Hyperlink"/>
+            </w:rPr>
+            <w:t>, m</w:t>
           </w:r>
         </w:hyperlink>
       </w:r>
@@ -619,7 +637,7 @@
           <w:color w:val="000000"/>
           <w:sz w:val="24"/>
         </w:rPr>
-        <w:t xml:space="preserve">, maar ook musea, zoals het </w:t>
+        <w:t xml:space="preserve">aar ook musea, zoals het </w:t>
       </w:r>
       <w:r>
         <w:rPr>
@@ -734,7 +752,14 @@
           <w:color w:val="000000"/>
           <w:sz w:val="24"/>
         </w:rPr>
-        <w:t xml:space="preserve">ge </w:t>
+        <w:hyperlink r:id="rId15" w:history="1">
+          <w:r>
+            <w:rPr>
+              <w:rStyle w:val="Hyperlink"/>
+            </w:rPr>
+            <w:t xml:space="preserve">ge </w:t>
+          </w:r>
+        </w:hyperlink>
       </w:r>
       <w:r>
         <w:rPr>
@@ -743,8 +768,16 @@
           <w:i w:val="0"/>
           <w:color w:val="0000FF"/>
           <w:sz w:val="24"/>
+          <w:u w:val="single"/>
         </w:rPr>
-        <w:t>Rijks</w:t>
+        <w:hyperlink r:id="rId15" w:history="1">
+          <w:r>
+            <w:rPr>
+              <w:rStyle w:val="Hyperlink"/>
+            </w:rPr>
+            <w:t>Rijks</w:t>
+          </w:r>
+        </w:hyperlink>
       </w:r>
       <w:r>
         <w:rPr>
@@ -766,7 +799,7 @@
           <w:sz w:val="24"/>
           <w:u w:val="single"/>
         </w:rPr>
-        <w:hyperlink r:id="rId15" w:history="1">
+        <w:hyperlink r:id="rId17" w:history="1">
           <w:r>
             <w:rPr>
               <w:rStyle w:val="Hyperlink"/>
@@ -789,7 +822,7 @@
             <w:rPr>
               <w:rStyle w:val="Hyperlink"/>
             </w:rPr>
-            <w:t>thnografisc</w:t>
+            <w:t>thnografis</w:t>
           </w:r>
         </w:hyperlink>
       </w:r>
@@ -800,7 +833,23 @@
           <w:i w:val="0"/>
           <w:color w:val="0000FF"/>
           <w:sz w:val="24"/>
-          <w:u w:val="single"/>
+        </w:rPr>
+        <w:hyperlink r:id="rId17" w:history="1">
+          <w:r>
+            <w:rPr>
+              <w:rStyle w:val="Hyperlink"/>
+            </w:rPr>
+            <w:t>c</w:t>
+          </w:r>
+        </w:hyperlink>
+      </w:r>
+      <w:r>
+        <w:rPr>
+          <w:rFonts w:ascii="Charis SIL Regular" w:hAnsi="Charis SIL Regular" w:eastAsia="Charis SIL Regular"/>
+          <w:b w:val="0"/>
+          <w:i w:val="0"/>
+          <w:color w:val="0000FF"/>
+          <w:sz w:val="24"/>
         </w:rPr>
         <w:t>h</w:t>
       </w:r>
@@ -811,6 +860,7 @@
           <w:i w:val="0"/>
           <w:color w:val="0000FF"/>
           <w:sz w:val="24"/>
+          <w:u w:val="single"/>
         </w:rPr>
         <w:t xml:space="preserve"> </w:t>
       </w:r>
@@ -2829,7 +2879,7 @@
           <w:sz w:val="24"/>
           <w:u w:val="single"/>
         </w:rPr>
-        <w:hyperlink r:id="rId27" w:history="1">
+        <w:hyperlink r:id="rId28" w:history="1">
           <w:r>
             <w:rPr>
               <w:rStyle w:val="Hyperlink"/>
@@ -2847,7 +2897,7 @@
           <w:sz w:val="24"/>
           <w:u w:val="single"/>
         </w:rPr>
-        <w:hyperlink r:id="rId27" w:history="1">
+        <w:hyperlink r:id="rId28" w:history="1">
           <w:r>
             <w:rPr>
               <w:rStyle w:val="Hyperlink"/>

--- a/EXPORTS/DOCX/published/niveau3/Dutch/KoninklijkeBazar.docx
+++ b/EXPORTS/DOCX/published/niveau3/Dutch/KoninklijkeBazar.docx
@@ -555,7 +555,7 @@
           <w:sz w:val="24"/>
           <w:u w:val="single"/>
         </w:rPr>
-        <w:hyperlink r:id="rId15" w:history="1">
+        <w:hyperlink r:id="rId13" w:history="1">
           <w:r>
             <w:rPr>
               <w:rStyle w:val="Hyperlink"/>
@@ -584,7 +584,7 @@
           <w:sz w:val="24"/>
           <w:u w:val="single"/>
         </w:rPr>
-        <w:hyperlink r:id="rId13" w:history="1">
+        <w:hyperlink r:id="rId15" w:history="1">
           <w:r>
             <w:rPr>
               <w:rStyle w:val="Hyperlink"/>
@@ -602,7 +602,7 @@
           <w:sz w:val="24"/>
           <w:u w:val="single"/>
         </w:rPr>
-        <w:hyperlink r:id="rId13" w:history="1">
+        <w:hyperlink r:id="rId15" w:history="1">
           <w:r>
             <w:rPr>
               <w:rStyle w:val="Hyperlink"/>
@@ -637,7 +637,46 @@
           <w:color w:val="000000"/>
           <w:sz w:val="24"/>
         </w:rPr>
-        <w:t xml:space="preserve">aar ook musea, zoals het </w:t>
+        <w:t>aar ook musea</w:t>
+      </w:r>
+      <w:r>
+        <w:rPr>
+          <w:u w:val="single" w:color="0000ff"/>
+          <w:rFonts w:ascii="Charis SIL Regular" w:hAnsi="Charis SIL Regular" w:eastAsia="Charis SIL Regular"/>
+          <w:b w:val="0"/>
+          <w:i w:val="0"/>
+          <w:color w:val="000000"/>
+          <w:sz w:val="24"/>
+        </w:rPr>
+        <w:hyperlink r:id="rId14" w:history="1">
+          <w:r>
+            <w:rPr>
+              <w:rStyle w:val="Hyperlink"/>
+            </w:rPr>
+            <w:t>, zoals he</w:t>
+          </w:r>
+        </w:hyperlink>
+      </w:r>
+      <w:r>
+        <w:rPr>
+          <w:u w:val="single" w:color="0000ff"/>
+          <w:rFonts w:ascii="Charis SIL Regular" w:hAnsi="Charis SIL Regular" w:eastAsia="Charis SIL Regular"/>
+          <w:b w:val="0"/>
+          <w:i w:val="0"/>
+          <w:color w:val="000000"/>
+          <w:sz w:val="24"/>
+        </w:rPr>
+        <w:t>t</w:t>
+      </w:r>
+      <w:r>
+        <w:rPr>
+          <w:rFonts w:ascii="Charis SIL Regular" w:hAnsi="Charis SIL Regular" w:eastAsia="Charis SIL Regular"/>
+          <w:b w:val="0"/>
+          <w:i w:val="0"/>
+          <w:color w:val="000000"/>
+          <w:sz w:val="24"/>
+        </w:rPr>
+        <w:t xml:space="preserve"> </w:t>
       </w:r>
       <w:r>
         <w:rPr>
@@ -752,14 +791,7 @@
           <w:color w:val="000000"/>
           <w:sz w:val="24"/>
         </w:rPr>
-        <w:hyperlink r:id="rId15" w:history="1">
-          <w:r>
-            <w:rPr>
-              <w:rStyle w:val="Hyperlink"/>
-            </w:rPr>
-            <w:t xml:space="preserve">ge </w:t>
-          </w:r>
-        </w:hyperlink>
+        <w:t xml:space="preserve">ge </w:t>
       </w:r>
       <w:r>
         <w:rPr>
@@ -768,16 +800,8 @@
           <w:i w:val="0"/>
           <w:color w:val="0000FF"/>
           <w:sz w:val="24"/>
-          <w:u w:val="single"/>
         </w:rPr>
-        <w:hyperlink r:id="rId15" w:history="1">
-          <w:r>
-            <w:rPr>
-              <w:rStyle w:val="Hyperlink"/>
-            </w:rPr>
-            <w:t>Rijks</w:t>
-          </w:r>
-        </w:hyperlink>
+        <w:t>Rijks</w:t>
       </w:r>
       <w:r>
         <w:rPr>
@@ -799,7 +823,7 @@
           <w:sz w:val="24"/>
           <w:u w:val="single"/>
         </w:rPr>
-        <w:hyperlink r:id="rId17" w:history="1">
+        <w:hyperlink r:id="rId15" w:history="1">
           <w:r>
             <w:rPr>
               <w:rStyle w:val="Hyperlink"/>
@@ -833,15 +857,9 @@
           <w:i w:val="0"/>
           <w:color w:val="0000FF"/>
           <w:sz w:val="24"/>
+          <w:u w:val="single"/>
         </w:rPr>
-        <w:hyperlink r:id="rId17" w:history="1">
-          <w:r>
-            <w:rPr>
-              <w:rStyle w:val="Hyperlink"/>
-            </w:rPr>
-            <w:t>c</w:t>
-          </w:r>
-        </w:hyperlink>
+        <w:t>c</w:t>
       </w:r>
       <w:r>
         <w:rPr>
@@ -2879,7 +2897,7 @@
           <w:sz w:val="24"/>
           <w:u w:val="single"/>
         </w:rPr>
-        <w:hyperlink r:id="rId28" w:history="1">
+        <w:hyperlink r:id="rId27" w:history="1">
           <w:r>
             <w:rPr>
               <w:rStyle w:val="Hyperlink"/>
@@ -2897,7 +2915,7 @@
           <w:sz w:val="24"/>
           <w:u w:val="single"/>
         </w:rPr>
-        <w:hyperlink r:id="rId28" w:history="1">
+        <w:hyperlink r:id="rId27" w:history="1">
           <w:r>
             <w:rPr>
               <w:rStyle w:val="Hyperlink"/>

--- a/EXPORTS/DOCX/published/niveau3/Dutch/KoninklijkeBazar.docx
+++ b/EXPORTS/DOCX/published/niveau3/Dutch/KoninklijkeBazar.docx
@@ -442,109 +442,13 @@
       </w:r>
       <w:r>
         <w:rPr>
-          <w:u w:val="single" w:color="0000ff"/>
           <w:rFonts w:ascii="Charis SIL Regular" w:hAnsi="Charis SIL Regular" w:eastAsia="Charis SIL Regular"/>
           <w:b w:val="0"/>
           <w:i w:val="0"/>
           <w:color w:val="000000"/>
           <w:sz w:val="24"/>
         </w:rPr>
-        <w:hyperlink r:id="rId10" w:history="1">
-          <w:r>
-            <w:rPr>
-              <w:rStyle w:val="Hyperlink"/>
-            </w:rPr>
-            <w:t>partic</w:t>
-          </w:r>
-        </w:hyperlink>
-      </w:r>
-      <w:r>
-        <w:rPr>
-          <w:rFonts w:ascii="Charis SIL Regular" w:hAnsi="Charis SIL Regular" w:eastAsia="Charis SIL Regular"/>
-          <w:b w:val="0"/>
-          <w:i w:val="0"/>
-          <w:color w:val="000000"/>
-          <w:sz w:val="24"/>
-        </w:rPr>
-        <w:t>u</w:t>
-      </w:r>
-      <w:r>
-        <w:rPr>
-          <w:u w:val="single" w:color="0000ff"/>
-          <w:rFonts w:ascii="Charis SIL Regular" w:hAnsi="Charis SIL Regular" w:eastAsia="Charis SIL Regular"/>
-          <w:b w:val="0"/>
-          <w:i w:val="0"/>
-          <w:color w:val="000000"/>
-          <w:sz w:val="24"/>
-        </w:rPr>
-        <w:hyperlink r:id="rId11" w:history="1">
-          <w:r>
-            <w:rPr>
-              <w:rStyle w:val="Hyperlink"/>
-            </w:rPr>
-            <w:t>lieren</w:t>
-          </w:r>
-        </w:hyperlink>
-      </w:r>
-      <w:r>
-        <w:rPr>
-          <w:u w:val="single" w:color="0000ff"/>
-          <w:rFonts w:ascii="Charis SIL Regular" w:hAnsi="Charis SIL Regular" w:eastAsia="Charis SIL Regular"/>
-          <w:b w:val="0"/>
-          <w:i w:val="0"/>
-          <w:color w:val="000000"/>
-          <w:sz w:val="24"/>
-        </w:rPr>
-        <w:t>,</w:t>
-      </w:r>
-      <w:r>
-        <w:rPr>
-          <w:rFonts w:ascii="Charis SIL Regular" w:hAnsi="Charis SIL Regular" w:eastAsia="Charis SIL Regular"/>
-          <w:b w:val="0"/>
-          <w:i w:val="0"/>
-          <w:color w:val="000000"/>
-          <w:sz w:val="24"/>
-        </w:rPr>
-        <w:t xml:space="preserve"> </w:t>
-      </w:r>
-      <w:r>
-        <w:rPr>
-          <w:u w:val="single" w:color="0000ff"/>
-          <w:rFonts w:ascii="Charis SIL Regular" w:hAnsi="Charis SIL Regular" w:eastAsia="Charis SIL Regular"/>
-          <w:b w:val="0"/>
-          <w:i w:val="0"/>
-          <w:color w:val="000000"/>
-          <w:sz w:val="24"/>
-        </w:rPr>
-        <w:hyperlink r:id="rId12" w:history="1">
-          <w:r>
-            <w:rPr>
-              <w:rStyle w:val="Hyperlink"/>
-            </w:rPr>
-            <w:t xml:space="preserve">onder </w:t>
-          </w:r>
-        </w:hyperlink>
-      </w:r>
-      <w:r>
-        <w:rPr>
-          <w:rFonts w:ascii="Charis SIL Regular" w:hAnsi="Charis SIL Regular" w:eastAsia="Charis SIL Regular"/>
-          <w:b w:val="0"/>
-          <w:i w:val="0"/>
-          <w:color w:val="000000"/>
-          <w:sz w:val="24"/>
-        </w:rPr>
-        <w:t>wie kon</w:t>
-      </w:r>
-      <w:r>
-        <w:rPr>
-          <w:u w:val="single" w:color="0000ff"/>
-          <w:rFonts w:ascii="Charis SIL Regular" w:hAnsi="Charis SIL Regular" w:eastAsia="Charis SIL Regular"/>
-          <w:b w:val="0"/>
-          <w:i w:val="0"/>
-          <w:color w:val="000000"/>
-          <w:sz w:val="24"/>
-        </w:rPr>
-        <w:t xml:space="preserve">ing </w:t>
+        <w:t xml:space="preserve">particulieren, onder wie koning </w:t>
       </w:r>
       <w:r>
         <w:rPr>
@@ -584,7 +488,7 @@
           <w:sz w:val="24"/>
           <w:u w:val="single"/>
         </w:rPr>
-        <w:hyperlink r:id="rId15" w:history="1">
+        <w:hyperlink r:id="rId13" w:history="1">
           <w:r>
             <w:rPr>
               <w:rStyle w:val="Hyperlink"/>
@@ -602,7 +506,7 @@
           <w:sz w:val="24"/>
           <w:u w:val="single"/>
         </w:rPr>
-        <w:hyperlink r:id="rId15" w:history="1">
+        <w:hyperlink r:id="rId13" w:history="1">
           <w:r>
             <w:rPr>
               <w:rStyle w:val="Hyperlink"/>
@@ -659,24 +563,13 @@
       </w:r>
       <w:r>
         <w:rPr>
-          <w:u w:val="single" w:color="0000ff"/>
           <w:rFonts w:ascii="Charis SIL Regular" w:hAnsi="Charis SIL Regular" w:eastAsia="Charis SIL Regular"/>
           <w:b w:val="0"/>
           <w:i w:val="0"/>
           <w:color w:val="000000"/>
           <w:sz w:val="24"/>
         </w:rPr>
-        <w:t>t</w:t>
-      </w:r>
-      <w:r>
-        <w:rPr>
-          <w:rFonts w:ascii="Charis SIL Regular" w:hAnsi="Charis SIL Regular" w:eastAsia="Charis SIL Regular"/>
-          <w:b w:val="0"/>
-          <w:i w:val="0"/>
-          <w:color w:val="000000"/>
-          <w:sz w:val="24"/>
-        </w:rPr>
-        <w:t xml:space="preserve"> </w:t>
+        <w:t xml:space="preserve">t </w:t>
       </w:r>
       <w:r>
         <w:rPr>
@@ -687,7 +580,7 @@
           <w:sz w:val="24"/>
           <w:u w:val="single"/>
         </w:rPr>
-        <w:hyperlink r:id="rId16" w:history="1">
+        <w:hyperlink r:id="rId15" w:history="1">
           <w:r>
             <w:rPr>
               <w:rStyle w:val="Hyperlink"/>
@@ -716,7 +609,7 @@
           <w:sz w:val="24"/>
           <w:u w:val="single"/>
         </w:rPr>
-        <w:hyperlink r:id="rId16" w:history="1">
+        <w:hyperlink r:id="rId15" w:history="1">
           <w:r>
             <w:rPr>
               <w:rStyle w:val="Hyperlink"/>
@@ -745,7 +638,7 @@
           <w:sz w:val="24"/>
           <w:u w:val="single"/>
         </w:rPr>
-        <w:hyperlink r:id="rId16" w:history="1">
+        <w:hyperlink r:id="rId15" w:history="1">
           <w:r>
             <w:rPr>
               <w:rStyle w:val="Hyperlink"/>
@@ -763,7 +656,7 @@
           <w:sz w:val="24"/>
           <w:u w:val="single"/>
         </w:rPr>
-        <w:hyperlink r:id="rId16" w:history="1">
+        <w:hyperlink r:id="rId15" w:history="1">
           <w:r>
             <w:rPr>
               <w:rStyle w:val="Hyperlink"/>
@@ -800,8 +693,16 @@
           <w:i w:val="0"/>
           <w:color w:val="0000FF"/>
           <w:sz w:val="24"/>
+          <w:u w:val="single"/>
         </w:rPr>
-        <w:t>Rijks</w:t>
+        <w:hyperlink r:id="rId16" w:history="1">
+          <w:r>
+            <w:rPr>
+              <w:rStyle w:val="Hyperlink"/>
+            </w:rPr>
+            <w:t>Rijks</w:t>
+          </w:r>
+        </w:hyperlink>
       </w:r>
       <w:r>
         <w:rPr>
@@ -823,7 +724,7 @@
           <w:sz w:val="24"/>
           <w:u w:val="single"/>
         </w:rPr>
-        <w:hyperlink r:id="rId15" w:history="1">
+        <w:hyperlink r:id="rId16" w:history="1">
           <w:r>
             <w:rPr>
               <w:rStyle w:val="Hyperlink"/>
@@ -846,7 +747,7 @@
             <w:rPr>
               <w:rStyle w:val="Hyperlink"/>
             </w:rPr>
-            <w:t>thnografis</w:t>
+            <w:t>thnografisc</w:t>
           </w:r>
         </w:hyperlink>
       </w:r>
@@ -858,16 +759,6 @@
           <w:color w:val="0000FF"/>
           <w:sz w:val="24"/>
           <w:u w:val="single"/>
-        </w:rPr>
-        <w:t>c</w:t>
-      </w:r>
-      <w:r>
-        <w:rPr>
-          <w:rFonts w:ascii="Charis SIL Regular" w:hAnsi="Charis SIL Regular" w:eastAsia="Charis SIL Regular"/>
-          <w:b w:val="0"/>
-          <w:i w:val="0"/>
-          <w:color w:val="0000FF"/>
-          <w:sz w:val="24"/>
         </w:rPr>
         <w:t>h</w:t>
       </w:r>
@@ -896,9 +787,19 @@
             <w:rPr>
               <w:rStyle w:val="Hyperlink"/>
             </w:rPr>
-            <w:t>Museum</w:t>
+            <w:t>Museu</w:t>
           </w:r>
         </w:hyperlink>
+      </w:r>
+      <w:r>
+        <w:rPr>
+          <w:rFonts w:ascii="Charis SIL Regular" w:hAnsi="Charis SIL Regular" w:eastAsia="Charis SIL Regular"/>
+          <w:b w:val="0"/>
+          <w:i w:val="0"/>
+          <w:color w:val="0000FF"/>
+          <w:sz w:val="24"/>
+        </w:rPr>
+        <w:t>m</w:t>
       </w:r>
       <w:r>
         <w:rPr>
@@ -919,7 +820,7 @@
           <w:color w:val="000000"/>
           <w:sz w:val="24"/>
         </w:rPr>
-        <w:hyperlink r:id="rId16" w:history="1">
+        <w:hyperlink r:id="rId15" w:history="1">
           <w:r>
             <w:rPr>
               <w:rStyle w:val="Hyperlink"/>
@@ -948,7 +849,7 @@
           <w:color w:val="000000"/>
           <w:sz w:val="24"/>
         </w:rPr>
-        <w:hyperlink r:id="rId16" w:history="1">
+        <w:hyperlink r:id="rId15" w:history="1">
           <w:r>
             <w:rPr>
               <w:rStyle w:val="Hyperlink"/>
@@ -966,7 +867,7 @@
           <w:color w:val="000000"/>
           <w:sz w:val="24"/>
         </w:rPr>
-        <w:hyperlink r:id="rId16" w:history="1">
+        <w:hyperlink r:id="rId15" w:history="1">
           <w:r>
             <w:rPr>
               <w:rStyle w:val="Hyperlink"/>
@@ -2943,7 +2844,7 @@
           <w:sz w:val="24"/>
           <w:u w:val="single"/>
         </w:rPr>
-        <w:hyperlink r:id="rId29" w:history="1">
+        <w:hyperlink r:id="rId27" w:history="1">
           <w:r>
             <w:rPr>
               <w:rStyle w:val="Hyperlink"/>
@@ -2972,7 +2873,7 @@
           <w:sz w:val="24"/>
           <w:u w:val="single"/>
         </w:rPr>
-        <w:hyperlink r:id="rId29" w:history="1">
+        <w:hyperlink r:id="rId27" w:history="1">
           <w:r>
             <w:rPr>
               <w:rStyle w:val="Hyperlink"/>
@@ -2990,7 +2891,7 @@
           <w:sz w:val="24"/>
           <w:u w:val="single"/>
         </w:rPr>
-        <w:hyperlink r:id="rId29" w:history="1">
+        <w:hyperlink r:id="rId27" w:history="1">
           <w:r>
             <w:rPr>
               <w:rStyle w:val="Hyperlink"/>
@@ -3066,7 +2967,7 @@
           <w:sz w:val="24"/>
           <w:u w:val="single"/>
         </w:rPr>
-        <w:hyperlink r:id="rId30" w:history="1">
+        <w:hyperlink r:id="rId29" w:history="1">
           <w:r>
             <w:rPr>
               <w:rStyle w:val="Hyperlink"/>
@@ -3084,7 +2985,7 @@
           <w:sz w:val="24"/>
           <w:u w:val="single"/>
         </w:rPr>
-        <w:hyperlink r:id="rId30" w:history="1">
+        <w:hyperlink r:id="rId29" w:history="1">
           <w:r>
             <w:rPr>
               <w:rStyle w:val="Hyperlink"/>
@@ -3102,7 +3003,7 @@
           <w:sz w:val="24"/>
           <w:u w:val="single"/>
         </w:rPr>
-        <w:hyperlink r:id="rId30" w:history="1">
+        <w:hyperlink r:id="rId29" w:history="1">
           <w:r>
             <w:rPr>
               <w:rStyle w:val="Hyperlink"/>
@@ -3130,7 +3031,7 @@
           <w:sz w:val="24"/>
           <w:u w:val="single"/>
         </w:rPr>
-        <w:hyperlink r:id="rId30" w:history="1">
+        <w:hyperlink r:id="rId29" w:history="1">
           <w:r>
             <w:rPr>
               <w:rStyle w:val="Hyperlink"/>
@@ -3159,7 +3060,7 @@
           <w:sz w:val="24"/>
           <w:u w:val="single"/>
         </w:rPr>
-        <w:hyperlink r:id="rId30" w:history="1">
+        <w:hyperlink r:id="rId29" w:history="1">
           <w:r>
             <w:rPr>
               <w:rStyle w:val="Hyperlink"/>
@@ -3281,7 +3182,7 @@
           <w:sz w:val="24"/>
           <w:u w:val="single"/>
         </w:rPr>
-        <w:hyperlink r:id="rId31" w:history="1">
+        <w:hyperlink r:id="rId30" w:history="1">
           <w:r>
             <w:rPr>
               <w:rStyle w:val="Hyperlink"/>
@@ -3299,7 +3200,7 @@
           <w:sz w:val="24"/>
           <w:u w:val="single"/>
         </w:rPr>
-        <w:hyperlink r:id="rId31" w:history="1">
+        <w:hyperlink r:id="rId30" w:history="1">
           <w:r>
             <w:rPr>
               <w:rStyle w:val="Hyperlink"/>
@@ -3317,7 +3218,7 @@
           <w:sz w:val="24"/>
           <w:u w:val="single"/>
         </w:rPr>
-        <w:hyperlink r:id="rId31" w:history="1">
+        <w:hyperlink r:id="rId30" w:history="1">
           <w:r>
             <w:rPr>
               <w:rStyle w:val="Hyperlink"/>
@@ -3345,7 +3246,7 @@
           <w:sz w:val="24"/>
           <w:u w:val="single"/>
         </w:rPr>
-        <w:hyperlink r:id="rId31" w:history="1">
+        <w:hyperlink r:id="rId30" w:history="1">
           <w:r>
             <w:rPr>
               <w:rStyle w:val="Hyperlink"/>
@@ -3374,7 +3275,7 @@
           <w:sz w:val="24"/>
           <w:u w:val="single"/>
         </w:rPr>
-        <w:hyperlink r:id="rId31" w:history="1">
+        <w:hyperlink r:id="rId30" w:history="1">
           <w:r>
             <w:rPr>
               <w:rStyle w:val="Hyperlink"/>

--- a/EXPORTS/DOCX/published/niveau3/Dutch/KoninklijkeBazar.docx
+++ b/EXPORTS/DOCX/published/niveau3/Dutch/KoninklijkeBazar.docx
@@ -442,13 +442,109 @@
       </w:r>
       <w:r>
         <w:rPr>
+          <w:u w:val="single" w:color="0000ff"/>
           <w:rFonts w:ascii="Charis SIL Regular" w:hAnsi="Charis SIL Regular" w:eastAsia="Charis SIL Regular"/>
           <w:b w:val="0"/>
           <w:i w:val="0"/>
           <w:color w:val="000000"/>
           <w:sz w:val="24"/>
         </w:rPr>
-        <w:t xml:space="preserve">particulieren, onder wie koning </w:t>
+        <w:hyperlink r:id="rId10" w:history="1">
+          <w:r>
+            <w:rPr>
+              <w:rStyle w:val="Hyperlink"/>
+            </w:rPr>
+            <w:t>partic</w:t>
+          </w:r>
+        </w:hyperlink>
+      </w:r>
+      <w:r>
+        <w:rPr>
+          <w:rFonts w:ascii="Charis SIL Regular" w:hAnsi="Charis SIL Regular" w:eastAsia="Charis SIL Regular"/>
+          <w:b w:val="0"/>
+          <w:i w:val="0"/>
+          <w:color w:val="000000"/>
+          <w:sz w:val="24"/>
+        </w:rPr>
+        <w:t>u</w:t>
+      </w:r>
+      <w:r>
+        <w:rPr>
+          <w:u w:val="single" w:color="0000ff"/>
+          <w:rFonts w:ascii="Charis SIL Regular" w:hAnsi="Charis SIL Regular" w:eastAsia="Charis SIL Regular"/>
+          <w:b w:val="0"/>
+          <w:i w:val="0"/>
+          <w:color w:val="000000"/>
+          <w:sz w:val="24"/>
+        </w:rPr>
+        <w:hyperlink r:id="rId11" w:history="1">
+          <w:r>
+            <w:rPr>
+              <w:rStyle w:val="Hyperlink"/>
+            </w:rPr>
+            <w:t>lieren</w:t>
+          </w:r>
+        </w:hyperlink>
+      </w:r>
+      <w:r>
+        <w:rPr>
+          <w:u w:val="single" w:color="0000ff"/>
+          <w:rFonts w:ascii="Charis SIL Regular" w:hAnsi="Charis SIL Regular" w:eastAsia="Charis SIL Regular"/>
+          <w:b w:val="0"/>
+          <w:i w:val="0"/>
+          <w:color w:val="000000"/>
+          <w:sz w:val="24"/>
+        </w:rPr>
+        <w:t>,</w:t>
+      </w:r>
+      <w:r>
+        <w:rPr>
+          <w:rFonts w:ascii="Charis SIL Regular" w:hAnsi="Charis SIL Regular" w:eastAsia="Charis SIL Regular"/>
+          <w:b w:val="0"/>
+          <w:i w:val="0"/>
+          <w:color w:val="000000"/>
+          <w:sz w:val="24"/>
+        </w:rPr>
+        <w:t xml:space="preserve"> </w:t>
+      </w:r>
+      <w:r>
+        <w:rPr>
+          <w:u w:val="single" w:color="0000ff"/>
+          <w:rFonts w:ascii="Charis SIL Regular" w:hAnsi="Charis SIL Regular" w:eastAsia="Charis SIL Regular"/>
+          <w:b w:val="0"/>
+          <w:i w:val="0"/>
+          <w:color w:val="000000"/>
+          <w:sz w:val="24"/>
+        </w:rPr>
+        <w:hyperlink r:id="rId12" w:history="1">
+          <w:r>
+            <w:rPr>
+              <w:rStyle w:val="Hyperlink"/>
+            </w:rPr>
+            <w:t xml:space="preserve">onder </w:t>
+          </w:r>
+        </w:hyperlink>
+      </w:r>
+      <w:r>
+        <w:rPr>
+          <w:rFonts w:ascii="Charis SIL Regular" w:hAnsi="Charis SIL Regular" w:eastAsia="Charis SIL Regular"/>
+          <w:b w:val="0"/>
+          <w:i w:val="0"/>
+          <w:color w:val="000000"/>
+          <w:sz w:val="24"/>
+        </w:rPr>
+        <w:t>wie kon</w:t>
+      </w:r>
+      <w:r>
+        <w:rPr>
+          <w:u w:val="single" w:color="0000ff"/>
+          <w:rFonts w:ascii="Charis SIL Regular" w:hAnsi="Charis SIL Regular" w:eastAsia="Charis SIL Regular"/>
+          <w:b w:val="0"/>
+          <w:i w:val="0"/>
+          <w:color w:val="000000"/>
+          <w:sz w:val="24"/>
+        </w:rPr>
+        <w:t xml:space="preserve">ing </w:t>
       </w:r>
       <w:r>
         <w:rPr>
@@ -563,13 +659,24 @@
       </w:r>
       <w:r>
         <w:rPr>
+          <w:u w:val="single" w:color="0000ff"/>
           <w:rFonts w:ascii="Charis SIL Regular" w:hAnsi="Charis SIL Regular" w:eastAsia="Charis SIL Regular"/>
           <w:b w:val="0"/>
           <w:i w:val="0"/>
           <w:color w:val="000000"/>
           <w:sz w:val="24"/>
         </w:rPr>
-        <w:t xml:space="preserve">t </w:t>
+        <w:t>t</w:t>
+      </w:r>
+      <w:r>
+        <w:rPr>
+          <w:rFonts w:ascii="Charis SIL Regular" w:hAnsi="Charis SIL Regular" w:eastAsia="Charis SIL Regular"/>
+          <w:b w:val="0"/>
+          <w:i w:val="0"/>
+          <w:color w:val="000000"/>
+          <w:sz w:val="24"/>
+        </w:rPr>
+        <w:t xml:space="preserve"> </w:t>
       </w:r>
       <w:r>
         <w:rPr>
@@ -742,7 +849,7 @@
           <w:sz w:val="24"/>
           <w:u w:val="single"/>
         </w:rPr>
-        <w:hyperlink r:id="rId17" w:history="1">
+        <w:hyperlink r:id="rId16" w:history="1">
           <w:r>
             <w:rPr>
               <w:rStyle w:val="Hyperlink"/>
@@ -782,7 +889,7 @@
           <w:sz w:val="24"/>
           <w:u w:val="single"/>
         </w:rPr>
-        <w:hyperlink r:id="rId17" w:history="1">
+        <w:hyperlink r:id="rId16" w:history="1">
           <w:r>
             <w:rPr>
               <w:rStyle w:val="Hyperlink"/>
@@ -895,7 +1002,7 @@
           <w:color w:val="000000"/>
           <w:sz w:val="24"/>
         </w:rPr>
-        <w:hyperlink r:id="rId17" w:history="1">
+        <w:hyperlink r:id="rId16" w:history="1">
           <w:r>
             <w:rPr>
               <w:rStyle w:val="Hyperlink"/>
@@ -913,7 +1020,7 @@
           <w:color w:val="000000"/>
           <w:sz w:val="24"/>
         </w:rPr>
-        <w:hyperlink r:id="rId17" w:history="1">
+        <w:hyperlink r:id="rId16" w:history="1">
           <w:r>
             <w:rPr>
               <w:rStyle w:val="Hyperlink"/>
@@ -931,7 +1038,7 @@
           <w:color w:val="000000"/>
           <w:sz w:val="24"/>
         </w:rPr>
-        <w:hyperlink r:id="rId17" w:history="1">
+        <w:hyperlink r:id="rId16" w:history="1">
           <w:r>
             <w:rPr>
               <w:rStyle w:val="Hyperlink"/>
@@ -949,7 +1056,7 @@
           <w:color w:val="000000"/>
           <w:sz w:val="24"/>
         </w:rPr>
-        <w:hyperlink r:id="rId17" w:history="1">
+        <w:hyperlink r:id="rId16" w:history="1">
           <w:r>
             <w:rPr>
               <w:rStyle w:val="Hyperlink"/>
@@ -967,7 +1074,7 @@
           <w:color w:val="000000"/>
           <w:sz w:val="24"/>
         </w:rPr>
-        <w:hyperlink r:id="rId17" w:history="1">
+        <w:hyperlink r:id="rId16" w:history="1">
           <w:r>
             <w:rPr>
               <w:rStyle w:val="Hyperlink"/>
@@ -1045,7 +1152,7 @@
           <w:sz w:val="24"/>
           <w:u w:val="single"/>
         </w:rPr>
-        <w:hyperlink r:id="rId18" w:history="1">
+        <w:hyperlink r:id="rId17" w:history="1">
           <w:r>
             <w:rPr>
               <w:rStyle w:val="Hyperlink"/>
@@ -1074,7 +1181,7 @@
           <w:sz w:val="24"/>
           <w:u w:val="single"/>
         </w:rPr>
-        <w:hyperlink r:id="rId18" w:history="1">
+        <w:hyperlink r:id="rId17" w:history="1">
           <w:r>
             <w:rPr>
               <w:rStyle w:val="Hyperlink"/>
@@ -1112,7 +1219,7 @@
           <w:color w:val="000000"/>
           <w:sz w:val="24"/>
         </w:rPr>
-        <w:hyperlink r:id="rId18" w:history="1">
+        <w:hyperlink r:id="rId17" w:history="1">
           <w:r>
             <w:rPr>
               <w:rStyle w:val="Hyperlink"/>
@@ -1130,7 +1237,7 @@
           <w:color w:val="000000"/>
           <w:sz w:val="24"/>
         </w:rPr>
-        <w:hyperlink r:id="rId18" w:history="1">
+        <w:hyperlink r:id="rId17" w:history="1">
           <w:r>
             <w:rPr>
               <w:rStyle w:val="Hyperlink"/>
@@ -1158,7 +1265,7 @@
           <w:sz w:val="24"/>
           <w:u w:val="single"/>
         </w:rPr>
-        <w:hyperlink r:id="rId17" w:history="1">
+        <w:hyperlink r:id="rId16" w:history="1">
           <w:r>
             <w:rPr>
               <w:rStyle w:val="Hyperlink"/>
@@ -1187,7 +1294,7 @@
           <w:sz w:val="24"/>
           <w:u w:val="single"/>
         </w:rPr>
-        <w:hyperlink r:id="rId17" w:history="1">
+        <w:hyperlink r:id="rId16" w:history="1">
           <w:r>
             <w:rPr>
               <w:rStyle w:val="Hyperlink"/>
@@ -1475,7 +1582,7 @@
           <w:sz w:val="24"/>
           <w:u w:val="single"/>
         </w:rPr>
-        <w:hyperlink r:id="rId19" w:history="1">
+        <w:hyperlink r:id="rId18" w:history="1">
           <w:r>
             <w:rPr>
               <w:rStyle w:val="Hyperlink"/>
@@ -1493,7 +1600,7 @@
           <w:sz w:val="24"/>
           <w:u w:val="single"/>
         </w:rPr>
-        <w:hyperlink r:id="rId19" w:history="1">
+        <w:hyperlink r:id="rId18" w:history="1">
           <w:r>
             <w:rPr>
               <w:rStyle w:val="Hyperlink"/>
@@ -1511,7 +1618,7 @@
           <w:sz w:val="24"/>
           <w:u w:val="single"/>
         </w:rPr>
-        <w:hyperlink r:id="rId19" w:history="1">
+        <w:hyperlink r:id="rId18" w:history="1">
           <w:r>
             <w:rPr>
               <w:rStyle w:val="Hyperlink"/>
@@ -1529,7 +1636,7 @@
           <w:sz w:val="24"/>
           <w:u w:val="single"/>
         </w:rPr>
-        <w:hyperlink r:id="rId19" w:history="1">
+        <w:hyperlink r:id="rId18" w:history="1">
           <w:r>
             <w:rPr>
               <w:rStyle w:val="Hyperlink"/>
@@ -1547,7 +1654,7 @@
           <w:sz w:val="24"/>
           <w:u w:val="single"/>
         </w:rPr>
-        <w:hyperlink r:id="rId19" w:history="1">
+        <w:hyperlink r:id="rId18" w:history="1">
           <w:r>
             <w:rPr>
               <w:rStyle w:val="Hyperlink"/>
@@ -1565,7 +1672,7 @@
           <w:sz w:val="24"/>
           <w:u w:val="single"/>
         </w:rPr>
-        <w:hyperlink r:id="rId19" w:history="1">
+        <w:hyperlink r:id="rId18" w:history="1">
           <w:r>
             <w:rPr>
               <w:rStyle w:val="Hyperlink"/>
@@ -1583,7 +1690,7 @@
           <w:sz w:val="24"/>
           <w:u w:val="single"/>
         </w:rPr>
-        <w:hyperlink r:id="rId19" w:history="1">
+        <w:hyperlink r:id="rId18" w:history="1">
           <w:r>
             <w:rPr>
               <w:rStyle w:val="Hyperlink"/>
@@ -1730,7 +1837,7 @@
           <w:sz w:val="24"/>
           <w:u w:val="single"/>
         </w:rPr>
-        <w:hyperlink r:id="rId20" w:history="1">
+        <w:hyperlink r:id="rId19" w:history="1">
           <w:r>
             <w:rPr>
               <w:rStyle w:val="Hyperlink"/>
@@ -1748,7 +1855,7 @@
           <w:sz w:val="24"/>
           <w:u w:val="single"/>
         </w:rPr>
-        <w:hyperlink r:id="rId20" w:history="1">
+        <w:hyperlink r:id="rId19" w:history="1">
           <w:r>
             <w:rPr>
               <w:rStyle w:val="Hyperlink"/>
@@ -1766,7 +1873,7 @@
           <w:sz w:val="24"/>
           <w:u w:val="single"/>
         </w:rPr>
-        <w:hyperlink r:id="rId20" w:history="1">
+        <w:hyperlink r:id="rId19" w:history="1">
           <w:r>
             <w:rPr>
               <w:rStyle w:val="Hyperlink"/>
@@ -1784,7 +1891,7 @@
           <w:sz w:val="24"/>
           <w:u w:val="single"/>
         </w:rPr>
-        <w:hyperlink r:id="rId20" w:history="1">
+        <w:hyperlink r:id="rId19" w:history="1">
           <w:r>
             <w:rPr>
               <w:rStyle w:val="Hyperlink"/>
@@ -1802,7 +1909,7 @@
           <w:sz w:val="24"/>
           <w:u w:val="single"/>
         </w:rPr>
-        <w:hyperlink r:id="rId20" w:history="1">
+        <w:hyperlink r:id="rId19" w:history="1">
           <w:r>
             <w:rPr>
               <w:rStyle w:val="Hyperlink"/>
@@ -1820,7 +1927,7 @@
           <w:sz w:val="24"/>
           <w:u w:val="single"/>
         </w:rPr>
-        <w:hyperlink r:id="rId20" w:history="1">
+        <w:hyperlink r:id="rId19" w:history="1">
           <w:r>
             <w:rPr>
               <w:rStyle w:val="Hyperlink"/>
@@ -1933,7 +2040,7 @@
           <w:color w:val="0000FF"/>
           <w:sz w:val="24"/>
         </w:rPr>
-        <w:hyperlink r:id="rId21" w:history="1">
+        <w:hyperlink r:id="rId20" w:history="1">
           <w:r>
             <w:rPr>
               <w:rStyle w:val="Hyperlink"/>
@@ -1950,7 +2057,7 @@
           <w:color w:val="0000FF"/>
           <w:sz w:val="24"/>
         </w:rPr>
-        <w:hyperlink r:id="rId21" w:history="1">
+        <w:hyperlink r:id="rId20" w:history="1">
           <w:r>
             <w:rPr>
               <w:rStyle w:val="Hyperlink"/>
@@ -1967,7 +2074,7 @@
           <w:color w:val="0000FF"/>
           <w:sz w:val="24"/>
         </w:rPr>
-        <w:hyperlink r:id="rId21" w:history="1">
+        <w:hyperlink r:id="rId20" w:history="1">
           <w:r>
             <w:rPr>
               <w:rStyle w:val="Hyperlink"/>
@@ -2077,7 +2184,7 @@
           <w:color w:val="0000FF"/>
           <w:sz w:val="24"/>
         </w:rPr>
-        <w:hyperlink r:id="rId22" w:history="1">
+        <w:hyperlink r:id="rId21" w:history="1">
           <w:r>
             <w:rPr>
               <w:rStyle w:val="Hyperlink"/>
@@ -2094,7 +2201,7 @@
           <w:color w:val="0000FF"/>
           <w:sz w:val="24"/>
         </w:rPr>
-        <w:hyperlink r:id="rId22" w:history="1">
+        <w:hyperlink r:id="rId21" w:history="1">
           <w:r>
             <w:rPr>
               <w:rStyle w:val="Hyperlink"/>
@@ -2182,7 +2289,7 @@
           <w:sz w:val="24"/>
           <w:u w:val="single"/>
         </w:rPr>
-        <w:hyperlink r:id="rId23" w:history="1">
+        <w:hyperlink r:id="rId22" w:history="1">
           <w:r>
             <w:rPr>
               <w:rStyle w:val="Hyperlink"/>
@@ -2200,7 +2307,7 @@
           <w:sz w:val="24"/>
           <w:u w:val="single"/>
         </w:rPr>
-        <w:hyperlink r:id="rId23" w:history="1">
+        <w:hyperlink r:id="rId22" w:history="1">
           <w:r>
             <w:rPr>
               <w:rStyle w:val="Hyperlink"/>
@@ -2318,7 +2425,7 @@
           <w:sz w:val="24"/>
           <w:u w:val="single"/>
         </w:rPr>
-        <w:hyperlink r:id="rId24" w:history="1">
+        <w:hyperlink r:id="rId23" w:history="1">
           <w:r>
             <w:rPr>
               <w:rStyle w:val="Hyperlink"/>
@@ -2336,7 +2443,7 @@
           <w:sz w:val="24"/>
           <w:u w:val="single"/>
         </w:rPr>
-        <w:hyperlink r:id="rId24" w:history="1">
+        <w:hyperlink r:id="rId23" w:history="1">
           <w:r>
             <w:rPr>
               <w:rStyle w:val="Hyperlink"/>
@@ -2354,7 +2461,7 @@
           <w:sz w:val="24"/>
           <w:u w:val="single"/>
         </w:rPr>
-        <w:hyperlink r:id="rId24" w:history="1">
+        <w:hyperlink r:id="rId23" w:history="1">
           <w:r>
             <w:rPr>
               <w:rStyle w:val="Hyperlink"/>
@@ -2382,7 +2489,7 @@
           <w:sz w:val="24"/>
           <w:u w:val="single"/>
         </w:rPr>
-        <w:hyperlink r:id="rId25" w:history="1">
+        <w:hyperlink r:id="rId24" w:history="1">
           <w:r>
             <w:rPr>
               <w:rStyle w:val="Hyperlink"/>
@@ -2411,7 +2518,7 @@
           <w:sz w:val="24"/>
           <w:u w:val="single"/>
         </w:rPr>
-        <w:hyperlink r:id="rId25" w:history="1">
+        <w:hyperlink r:id="rId24" w:history="1">
           <w:r>
             <w:rPr>
               <w:rStyle w:val="Hyperlink"/>
@@ -2539,7 +2646,7 @@
           <w:sz w:val="24"/>
           <w:u w:val="single"/>
         </w:rPr>
-        <w:hyperlink r:id="rId26" w:history="1">
+        <w:hyperlink r:id="rId25" w:history="1">
           <w:r>
             <w:rPr>
               <w:rStyle w:val="Hyperlink"/>
@@ -2557,7 +2664,7 @@
           <w:sz w:val="24"/>
           <w:u w:val="single"/>
         </w:rPr>
-        <w:hyperlink r:id="rId26" w:history="1">
+        <w:hyperlink r:id="rId25" w:history="1">
           <w:r>
             <w:rPr>
               <w:rStyle w:val="Hyperlink"/>
@@ -2575,7 +2682,7 @@
           <w:sz w:val="24"/>
           <w:u w:val="single"/>
         </w:rPr>
-        <w:hyperlink r:id="rId26" w:history="1">
+        <w:hyperlink r:id="rId25" w:history="1">
           <w:r>
             <w:rPr>
               <w:rStyle w:val="Hyperlink"/>
@@ -2593,7 +2700,7 @@
           <w:sz w:val="24"/>
           <w:u w:val="single"/>
         </w:rPr>
-        <w:hyperlink r:id="rId26" w:history="1">
+        <w:hyperlink r:id="rId25" w:history="1">
           <w:r>
             <w:rPr>
               <w:rStyle w:val="Hyperlink"/>
@@ -2695,7 +2802,7 @@
           <w:sz w:val="24"/>
           <w:u w:val="single"/>
         </w:rPr>
-        <w:hyperlink r:id="rId27" w:history="1">
+        <w:hyperlink r:id="rId26" w:history="1">
           <w:r>
             <w:rPr>
               <w:rStyle w:val="Hyperlink"/>
@@ -2713,7 +2820,7 @@
           <w:sz w:val="24"/>
           <w:u w:val="single"/>
         </w:rPr>
-        <w:hyperlink r:id="rId27" w:history="1">
+        <w:hyperlink r:id="rId26" w:history="1">
           <w:r>
             <w:rPr>
               <w:rStyle w:val="Hyperlink"/>
@@ -2731,7 +2838,7 @@
           <w:sz w:val="24"/>
           <w:u w:val="single"/>
         </w:rPr>
-        <w:hyperlink r:id="rId27" w:history="1">
+        <w:hyperlink r:id="rId26" w:history="1">
           <w:r>
             <w:rPr>
               <w:rStyle w:val="Hyperlink"/>
@@ -2749,7 +2856,7 @@
           <w:sz w:val="24"/>
           <w:u w:val="single"/>
         </w:rPr>
-        <w:hyperlink r:id="rId27" w:history="1">
+        <w:hyperlink r:id="rId26" w:history="1">
           <w:r>
             <w:rPr>
               <w:rStyle w:val="Hyperlink"/>
@@ -2777,7 +2884,7 @@
           <w:sz w:val="24"/>
           <w:u w:val="single"/>
         </w:rPr>
-        <w:hyperlink r:id="rId28" w:history="1">
+        <w:hyperlink r:id="rId27" w:history="1">
           <w:r>
             <w:rPr>
               <w:rStyle w:val="Hyperlink"/>
@@ -2844,7 +2951,7 @@
           <w:sz w:val="24"/>
           <w:u w:val="single"/>
         </w:rPr>
-        <w:hyperlink r:id="rId27" w:history="1">
+        <w:hyperlink r:id="rId28" w:history="1">
           <w:r>
             <w:rPr>
               <w:rStyle w:val="Hyperlink"/>
@@ -2873,7 +2980,7 @@
           <w:sz w:val="24"/>
           <w:u w:val="single"/>
         </w:rPr>
-        <w:hyperlink r:id="rId27" w:history="1">
+        <w:hyperlink r:id="rId28" w:history="1">
           <w:r>
             <w:rPr>
               <w:rStyle w:val="Hyperlink"/>
@@ -2891,7 +2998,7 @@
           <w:sz w:val="24"/>
           <w:u w:val="single"/>
         </w:rPr>
-        <w:hyperlink r:id="rId27" w:history="1">
+        <w:hyperlink r:id="rId28" w:history="1">
           <w:r>
             <w:rPr>
               <w:rStyle w:val="Hyperlink"/>

--- a/EXPORTS/DOCX/published/niveau3/Dutch/KoninklijkeBazar.docx
+++ b/EXPORTS/DOCX/published/niveau3/Dutch/KoninklijkeBazar.docx
@@ -488,63 +488,13 @@
       </w:r>
       <w:r>
         <w:rPr>
-          <w:u w:val="single" w:color="0000ff"/>
           <w:rFonts w:ascii="Charis SIL Regular" w:hAnsi="Charis SIL Regular" w:eastAsia="Charis SIL Regular"/>
           <w:b w:val="0"/>
           <w:i w:val="0"/>
           <w:color w:val="000000"/>
           <w:sz w:val="24"/>
         </w:rPr>
-        <w:t>,</w:t>
-      </w:r>
-      <w:r>
-        <w:rPr>
-          <w:rFonts w:ascii="Charis SIL Regular" w:hAnsi="Charis SIL Regular" w:eastAsia="Charis SIL Regular"/>
-          <w:b w:val="0"/>
-          <w:i w:val="0"/>
-          <w:color w:val="000000"/>
-          <w:sz w:val="24"/>
-        </w:rPr>
-        <w:t xml:space="preserve"> </w:t>
-      </w:r>
-      <w:r>
-        <w:rPr>
-          <w:u w:val="single" w:color="0000ff"/>
-          <w:rFonts w:ascii="Charis SIL Regular" w:hAnsi="Charis SIL Regular" w:eastAsia="Charis SIL Regular"/>
-          <w:b w:val="0"/>
-          <w:i w:val="0"/>
-          <w:color w:val="000000"/>
-          <w:sz w:val="24"/>
-        </w:rPr>
-        <w:hyperlink r:id="rId12" w:history="1">
-          <w:r>
-            <w:rPr>
-              <w:rStyle w:val="Hyperlink"/>
-            </w:rPr>
-            <w:t xml:space="preserve">onder </w:t>
-          </w:r>
-        </w:hyperlink>
-      </w:r>
-      <w:r>
-        <w:rPr>
-          <w:rFonts w:ascii="Charis SIL Regular" w:hAnsi="Charis SIL Regular" w:eastAsia="Charis SIL Regular"/>
-          <w:b w:val="0"/>
-          <w:i w:val="0"/>
-          <w:color w:val="000000"/>
-          <w:sz w:val="24"/>
-        </w:rPr>
-        <w:t>wie kon</w:t>
-      </w:r>
-      <w:r>
-        <w:rPr>
-          <w:u w:val="single" w:color="0000ff"/>
-          <w:rFonts w:ascii="Charis SIL Regular" w:hAnsi="Charis SIL Regular" w:eastAsia="Charis SIL Regular"/>
-          <w:b w:val="0"/>
-          <w:i w:val="0"/>
-          <w:color w:val="000000"/>
-          <w:sz w:val="24"/>
-        </w:rPr>
-        <w:t xml:space="preserve">ing </w:t>
+        <w:t xml:space="preserve">, onder wie koning </w:t>
       </w:r>
       <w:r>
         <w:rPr>
@@ -2905,7 +2855,7 @@
           <w:sz w:val="24"/>
           <w:u w:val="single"/>
         </w:rPr>
-        <w:hyperlink r:id="rId27" w:history="1">
+        <w:hyperlink r:id="rId26" w:history="1">
           <w:r>
             <w:rPr>
               <w:rStyle w:val="Hyperlink"/>
@@ -2923,7 +2873,7 @@
           <w:sz w:val="24"/>
           <w:u w:val="single"/>
         </w:rPr>
-        <w:hyperlink r:id="rId27" w:history="1">
+        <w:hyperlink r:id="rId26" w:history="1">
           <w:r>
             <w:rPr>
               <w:rStyle w:val="Hyperlink"/>
@@ -2951,7 +2901,7 @@
           <w:sz w:val="24"/>
           <w:u w:val="single"/>
         </w:rPr>
-        <w:hyperlink r:id="rId28" w:history="1">
+        <w:hyperlink r:id="rId26" w:history="1">
           <w:r>
             <w:rPr>
               <w:rStyle w:val="Hyperlink"/>
@@ -2980,7 +2930,7 @@
           <w:sz w:val="24"/>
           <w:u w:val="single"/>
         </w:rPr>
-        <w:hyperlink r:id="rId28" w:history="1">
+        <w:hyperlink r:id="rId26" w:history="1">
           <w:r>
             <w:rPr>
               <w:rStyle w:val="Hyperlink"/>
@@ -2998,7 +2948,7 @@
           <w:sz w:val="24"/>
           <w:u w:val="single"/>
         </w:rPr>
-        <w:hyperlink r:id="rId28" w:history="1">
+        <w:hyperlink r:id="rId26" w:history="1">
           <w:r>
             <w:rPr>
               <w:rStyle w:val="Hyperlink"/>
@@ -3074,7 +3024,7 @@
           <w:sz w:val="24"/>
           <w:u w:val="single"/>
         </w:rPr>
-        <w:hyperlink r:id="rId29" w:history="1">
+        <w:hyperlink r:id="rId28" w:history="1">
           <w:r>
             <w:rPr>
               <w:rStyle w:val="Hyperlink"/>
@@ -3092,7 +3042,7 @@
           <w:sz w:val="24"/>
           <w:u w:val="single"/>
         </w:rPr>
-        <w:hyperlink r:id="rId29" w:history="1">
+        <w:hyperlink r:id="rId28" w:history="1">
           <w:r>
             <w:rPr>
               <w:rStyle w:val="Hyperlink"/>
@@ -3110,7 +3060,7 @@
           <w:sz w:val="24"/>
           <w:u w:val="single"/>
         </w:rPr>
-        <w:hyperlink r:id="rId29" w:history="1">
+        <w:hyperlink r:id="rId28" w:history="1">
           <w:r>
             <w:rPr>
               <w:rStyle w:val="Hyperlink"/>
@@ -3138,7 +3088,7 @@
           <w:sz w:val="24"/>
           <w:u w:val="single"/>
         </w:rPr>
-        <w:hyperlink r:id="rId29" w:history="1">
+        <w:hyperlink r:id="rId28" w:history="1">
           <w:r>
             <w:rPr>
               <w:rStyle w:val="Hyperlink"/>
@@ -3167,7 +3117,7 @@
           <w:sz w:val="24"/>
           <w:u w:val="single"/>
         </w:rPr>
-        <w:hyperlink r:id="rId29" w:history="1">
+        <w:hyperlink r:id="rId28" w:history="1">
           <w:r>
             <w:rPr>
               <w:rStyle w:val="Hyperlink"/>
@@ -3289,7 +3239,7 @@
           <w:sz w:val="24"/>
           <w:u w:val="single"/>
         </w:rPr>
-        <w:hyperlink r:id="rId30" w:history="1">
+        <w:hyperlink r:id="rId29" w:history="1">
           <w:r>
             <w:rPr>
               <w:rStyle w:val="Hyperlink"/>
@@ -3307,7 +3257,7 @@
           <w:sz w:val="24"/>
           <w:u w:val="single"/>
         </w:rPr>
-        <w:hyperlink r:id="rId30" w:history="1">
+        <w:hyperlink r:id="rId29" w:history="1">
           <w:r>
             <w:rPr>
               <w:rStyle w:val="Hyperlink"/>
@@ -3325,7 +3275,7 @@
           <w:sz w:val="24"/>
           <w:u w:val="single"/>
         </w:rPr>
-        <w:hyperlink r:id="rId30" w:history="1">
+        <w:hyperlink r:id="rId29" w:history="1">
           <w:r>
             <w:rPr>
               <w:rStyle w:val="Hyperlink"/>
@@ -3353,7 +3303,7 @@
           <w:sz w:val="24"/>
           <w:u w:val="single"/>
         </w:rPr>
-        <w:hyperlink r:id="rId30" w:history="1">
+        <w:hyperlink r:id="rId29" w:history="1">
           <w:r>
             <w:rPr>
               <w:rStyle w:val="Hyperlink"/>
@@ -3382,7 +3332,7 @@
           <w:sz w:val="24"/>
           <w:u w:val="single"/>
         </w:rPr>
-        <w:hyperlink r:id="rId30" w:history="1">
+        <w:hyperlink r:id="rId29" w:history="1">
           <w:r>
             <w:rPr>
               <w:rStyle w:val="Hyperlink"/>

--- a/EXPORTS/DOCX/published/niveau3/Dutch/KoninklijkeBazar.docx
+++ b/EXPORTS/DOCX/published/niveau3/Dutch/KoninklijkeBazar.docx
@@ -442,59 +442,13 @@
       </w:r>
       <w:r>
         <w:rPr>
-          <w:u w:val="single" w:color="0000ff"/>
           <w:rFonts w:ascii="Charis SIL Regular" w:hAnsi="Charis SIL Regular" w:eastAsia="Charis SIL Regular"/>
           <w:b w:val="0"/>
           <w:i w:val="0"/>
           <w:color w:val="000000"/>
           <w:sz w:val="24"/>
         </w:rPr>
-        <w:hyperlink r:id="rId10" w:history="1">
-          <w:r>
-            <w:rPr>
-              <w:rStyle w:val="Hyperlink"/>
-            </w:rPr>
-            <w:t>partic</w:t>
-          </w:r>
-        </w:hyperlink>
-      </w:r>
-      <w:r>
-        <w:rPr>
-          <w:rFonts w:ascii="Charis SIL Regular" w:hAnsi="Charis SIL Regular" w:eastAsia="Charis SIL Regular"/>
-          <w:b w:val="0"/>
-          <w:i w:val="0"/>
-          <w:color w:val="000000"/>
-          <w:sz w:val="24"/>
-        </w:rPr>
-        <w:t>u</w:t>
-      </w:r>
-      <w:r>
-        <w:rPr>
-          <w:u w:val="single" w:color="0000ff"/>
-          <w:rFonts w:ascii="Charis SIL Regular" w:hAnsi="Charis SIL Regular" w:eastAsia="Charis SIL Regular"/>
-          <w:b w:val="0"/>
-          <w:i w:val="0"/>
-          <w:color w:val="000000"/>
-          <w:sz w:val="24"/>
-        </w:rPr>
-        <w:hyperlink r:id="rId11" w:history="1">
-          <w:r>
-            <w:rPr>
-              <w:rStyle w:val="Hyperlink"/>
-            </w:rPr>
-            <w:t>lieren</w:t>
-          </w:r>
-        </w:hyperlink>
-      </w:r>
-      <w:r>
-        <w:rPr>
-          <w:rFonts w:ascii="Charis SIL Regular" w:hAnsi="Charis SIL Regular" w:eastAsia="Charis SIL Regular"/>
-          <w:b w:val="0"/>
-          <w:i w:val="0"/>
-          <w:color w:val="000000"/>
-          <w:sz w:val="24"/>
-        </w:rPr>
-        <w:t xml:space="preserve">, onder wie koning </w:t>
+        <w:t xml:space="preserve">particulieren, onder wie koning </w:t>
       </w:r>
       <w:r>
         <w:rPr>
@@ -609,24 +563,13 @@
       </w:r>
       <w:r>
         <w:rPr>
-          <w:u w:val="single" w:color="0000ff"/>
           <w:rFonts w:ascii="Charis SIL Regular" w:hAnsi="Charis SIL Regular" w:eastAsia="Charis SIL Regular"/>
           <w:b w:val="0"/>
           <w:i w:val="0"/>
           <w:color w:val="000000"/>
           <w:sz w:val="24"/>
         </w:rPr>
-        <w:t>t</w:t>
-      </w:r>
-      <w:r>
-        <w:rPr>
-          <w:rFonts w:ascii="Charis SIL Regular" w:hAnsi="Charis SIL Regular" w:eastAsia="Charis SIL Regular"/>
-          <w:b w:val="0"/>
-          <w:i w:val="0"/>
-          <w:color w:val="000000"/>
-          <w:sz w:val="24"/>
-        </w:rPr>
-        <w:t xml:space="preserve"> </w:t>
+        <w:t xml:space="preserve">t </w:t>
       </w:r>
       <w:r>
         <w:rPr>
@@ -2901,7 +2844,7 @@
           <w:sz w:val="24"/>
           <w:u w:val="single"/>
         </w:rPr>
-        <w:hyperlink r:id="rId26" w:history="1">
+        <w:hyperlink r:id="rId28" w:history="1">
           <w:r>
             <w:rPr>
               <w:rStyle w:val="Hyperlink"/>
@@ -2930,7 +2873,7 @@
           <w:sz w:val="24"/>
           <w:u w:val="single"/>
         </w:rPr>
-        <w:hyperlink r:id="rId26" w:history="1">
+        <w:hyperlink r:id="rId28" w:history="1">
           <w:r>
             <w:rPr>
               <w:rStyle w:val="Hyperlink"/>
@@ -2948,7 +2891,7 @@
           <w:sz w:val="24"/>
           <w:u w:val="single"/>
         </w:rPr>
-        <w:hyperlink r:id="rId26" w:history="1">
+        <w:hyperlink r:id="rId28" w:history="1">
           <w:r>
             <w:rPr>
               <w:rStyle w:val="Hyperlink"/>
@@ -3024,7 +2967,7 @@
           <w:sz w:val="24"/>
           <w:u w:val="single"/>
         </w:rPr>
-        <w:hyperlink r:id="rId28" w:history="1">
+        <w:hyperlink r:id="rId29" w:history="1">
           <w:r>
             <w:rPr>
               <w:rStyle w:val="Hyperlink"/>
@@ -3042,7 +2985,7 @@
           <w:sz w:val="24"/>
           <w:u w:val="single"/>
         </w:rPr>
-        <w:hyperlink r:id="rId28" w:history="1">
+        <w:hyperlink r:id="rId29" w:history="1">
           <w:r>
             <w:rPr>
               <w:rStyle w:val="Hyperlink"/>
@@ -3060,7 +3003,7 @@
           <w:sz w:val="24"/>
           <w:u w:val="single"/>
         </w:rPr>
-        <w:hyperlink r:id="rId28" w:history="1">
+        <w:hyperlink r:id="rId29" w:history="1">
           <w:r>
             <w:rPr>
               <w:rStyle w:val="Hyperlink"/>
@@ -3088,7 +3031,7 @@
           <w:sz w:val="24"/>
           <w:u w:val="single"/>
         </w:rPr>
-        <w:hyperlink r:id="rId28" w:history="1">
+        <w:hyperlink r:id="rId29" w:history="1">
           <w:r>
             <w:rPr>
               <w:rStyle w:val="Hyperlink"/>
@@ -3117,7 +3060,7 @@
           <w:sz w:val="24"/>
           <w:u w:val="single"/>
         </w:rPr>
-        <w:hyperlink r:id="rId28" w:history="1">
+        <w:hyperlink r:id="rId29" w:history="1">
           <w:r>
             <w:rPr>
               <w:rStyle w:val="Hyperlink"/>
@@ -3239,7 +3182,7 @@
           <w:sz w:val="24"/>
           <w:u w:val="single"/>
         </w:rPr>
-        <w:hyperlink r:id="rId29" w:history="1">
+        <w:hyperlink r:id="rId30" w:history="1">
           <w:r>
             <w:rPr>
               <w:rStyle w:val="Hyperlink"/>
@@ -3257,7 +3200,7 @@
           <w:sz w:val="24"/>
           <w:u w:val="single"/>
         </w:rPr>
-        <w:hyperlink r:id="rId29" w:history="1">
+        <w:hyperlink r:id="rId30" w:history="1">
           <w:r>
             <w:rPr>
               <w:rStyle w:val="Hyperlink"/>
@@ -3275,7 +3218,7 @@
           <w:sz w:val="24"/>
           <w:u w:val="single"/>
         </w:rPr>
-        <w:hyperlink r:id="rId29" w:history="1">
+        <w:hyperlink r:id="rId30" w:history="1">
           <w:r>
             <w:rPr>
               <w:rStyle w:val="Hyperlink"/>
@@ -3303,7 +3246,7 @@
           <w:sz w:val="24"/>
           <w:u w:val="single"/>
         </w:rPr>
-        <w:hyperlink r:id="rId29" w:history="1">
+        <w:hyperlink r:id="rId30" w:history="1">
           <w:r>
             <w:rPr>
               <w:rStyle w:val="Hyperlink"/>
@@ -3332,7 +3275,7 @@
           <w:sz w:val="24"/>
           <w:u w:val="single"/>
         </w:rPr>
-        <w:hyperlink r:id="rId29" w:history="1">
+        <w:hyperlink r:id="rId30" w:history="1">
           <w:r>
             <w:rPr>
               <w:rStyle w:val="Hyperlink"/>

--- a/EXPORTS/DOCX/published/niveau3/Dutch/KoninklijkeBazar.docx
+++ b/EXPORTS/DOCX/published/niveau3/Dutch/KoninklijkeBazar.docx
@@ -442,13 +442,109 @@
       </w:r>
       <w:r>
         <w:rPr>
+          <w:u w:val="single" w:color="0000ff"/>
           <w:rFonts w:ascii="Charis SIL Regular" w:hAnsi="Charis SIL Regular" w:eastAsia="Charis SIL Regular"/>
           <w:b w:val="0"/>
           <w:i w:val="0"/>
           <w:color w:val="000000"/>
           <w:sz w:val="24"/>
         </w:rPr>
-        <w:t xml:space="preserve">particulieren, onder wie koning </w:t>
+        <w:hyperlink r:id="rId10" w:history="1">
+          <w:r>
+            <w:rPr>
+              <w:rStyle w:val="Hyperlink"/>
+            </w:rPr>
+            <w:t>partic</w:t>
+          </w:r>
+        </w:hyperlink>
+      </w:r>
+      <w:r>
+        <w:rPr>
+          <w:rFonts w:ascii="Charis SIL Regular" w:hAnsi="Charis SIL Regular" w:eastAsia="Charis SIL Regular"/>
+          <w:b w:val="0"/>
+          <w:i w:val="0"/>
+          <w:color w:val="000000"/>
+          <w:sz w:val="24"/>
+        </w:rPr>
+        <w:t>u</w:t>
+      </w:r>
+      <w:r>
+        <w:rPr>
+          <w:u w:val="single" w:color="0000ff"/>
+          <w:rFonts w:ascii="Charis SIL Regular" w:hAnsi="Charis SIL Regular" w:eastAsia="Charis SIL Regular"/>
+          <w:b w:val="0"/>
+          <w:i w:val="0"/>
+          <w:color w:val="000000"/>
+          <w:sz w:val="24"/>
+        </w:rPr>
+        <w:hyperlink r:id="rId11" w:history="1">
+          <w:r>
+            <w:rPr>
+              <w:rStyle w:val="Hyperlink"/>
+            </w:rPr>
+            <w:t>lieren</w:t>
+          </w:r>
+        </w:hyperlink>
+      </w:r>
+      <w:r>
+        <w:rPr>
+          <w:u w:val="single" w:color="0000ff"/>
+          <w:rFonts w:ascii="Charis SIL Regular" w:hAnsi="Charis SIL Regular" w:eastAsia="Charis SIL Regular"/>
+          <w:b w:val="0"/>
+          <w:i w:val="0"/>
+          <w:color w:val="000000"/>
+          <w:sz w:val="24"/>
+        </w:rPr>
+        <w:t>,</w:t>
+      </w:r>
+      <w:r>
+        <w:rPr>
+          <w:rFonts w:ascii="Charis SIL Regular" w:hAnsi="Charis SIL Regular" w:eastAsia="Charis SIL Regular"/>
+          <w:b w:val="0"/>
+          <w:i w:val="0"/>
+          <w:color w:val="000000"/>
+          <w:sz w:val="24"/>
+        </w:rPr>
+        <w:t xml:space="preserve"> </w:t>
+      </w:r>
+      <w:r>
+        <w:rPr>
+          <w:u w:val="single" w:color="0000ff"/>
+          <w:rFonts w:ascii="Charis SIL Regular" w:hAnsi="Charis SIL Regular" w:eastAsia="Charis SIL Regular"/>
+          <w:b w:val="0"/>
+          <w:i w:val="0"/>
+          <w:color w:val="000000"/>
+          <w:sz w:val="24"/>
+        </w:rPr>
+        <w:hyperlink r:id="rId12" w:history="1">
+          <w:r>
+            <w:rPr>
+              <w:rStyle w:val="Hyperlink"/>
+            </w:rPr>
+            <w:t xml:space="preserve">onder </w:t>
+          </w:r>
+        </w:hyperlink>
+      </w:r>
+      <w:r>
+        <w:rPr>
+          <w:rFonts w:ascii="Charis SIL Regular" w:hAnsi="Charis SIL Regular" w:eastAsia="Charis SIL Regular"/>
+          <w:b w:val="0"/>
+          <w:i w:val="0"/>
+          <w:color w:val="000000"/>
+          <w:sz w:val="24"/>
+        </w:rPr>
+        <w:t>wie kon</w:t>
+      </w:r>
+      <w:r>
+        <w:rPr>
+          <w:u w:val="single" w:color="0000ff"/>
+          <w:rFonts w:ascii="Charis SIL Regular" w:hAnsi="Charis SIL Regular" w:eastAsia="Charis SIL Regular"/>
+          <w:b w:val="0"/>
+          <w:i w:val="0"/>
+          <w:color w:val="000000"/>
+          <w:sz w:val="24"/>
+        </w:rPr>
+        <w:t xml:space="preserve">ing </w:t>
       </w:r>
       <w:r>
         <w:rPr>
@@ -563,13 +659,24 @@
       </w:r>
       <w:r>
         <w:rPr>
+          <w:u w:val="single" w:color="0000ff"/>
           <w:rFonts w:ascii="Charis SIL Regular" w:hAnsi="Charis SIL Regular" w:eastAsia="Charis SIL Regular"/>
           <w:b w:val="0"/>
           <w:i w:val="0"/>
           <w:color w:val="000000"/>
           <w:sz w:val="24"/>
         </w:rPr>
-        <w:t xml:space="preserve">t </w:t>
+        <w:t>t</w:t>
+      </w:r>
+      <w:r>
+        <w:rPr>
+          <w:rFonts w:ascii="Charis SIL Regular" w:hAnsi="Charis SIL Regular" w:eastAsia="Charis SIL Regular"/>
+          <w:b w:val="0"/>
+          <w:i w:val="0"/>
+          <w:color w:val="000000"/>
+          <w:sz w:val="24"/>
+        </w:rPr>
+        <w:t xml:space="preserve"> </w:t>
       </w:r>
       <w:r>
         <w:rPr>
@@ -1101,25 +1208,7 @@
           <w:color w:val="000000"/>
           <w:sz w:val="24"/>
         </w:rPr>
-        <w:t>van het interieur van de winkel, waarop vele voor</w:t>
-      </w:r>
-      <w:r>
-        <w:rPr>
-          <w:u w:val="single" w:color="0000ff"/>
-          <w:rFonts w:ascii="Charis SIL Regular" w:hAnsi="Charis SIL Regular" w:eastAsia="Charis SIL Regular"/>
-          <w:b w:val="0"/>
-          <w:i w:val="0"/>
-          <w:color w:val="000000"/>
-          <w:sz w:val="24"/>
-        </w:rPr>
-        <w:hyperlink r:id="rId17" w:history="1">
-          <w:r>
-            <w:rPr>
-              <w:rStyle w:val="Hyperlink"/>
-            </w:rPr>
-            <w:t>werpen</w:t>
-          </w:r>
-        </w:hyperlink>
+        <w:t>van het interieur van de winkel, waarop vele voorwerpen</w:t>
       </w:r>
       <w:r>
         <w:rPr>
@@ -2798,7 +2887,7 @@
           <w:sz w:val="24"/>
           <w:u w:val="single"/>
         </w:rPr>
-        <w:hyperlink r:id="rId26" w:history="1">
+        <w:hyperlink r:id="rId27" w:history="1">
           <w:r>
             <w:rPr>
               <w:rStyle w:val="Hyperlink"/>
@@ -2833,7 +2922,14 @@
           <w:color w:val="000000"/>
           <w:sz w:val="24"/>
         </w:rPr>
-        <w:t xml:space="preserve">, </w:t>
+        <w:hyperlink r:id="rId26" w:history="1">
+          <w:r>
+            <w:rPr>
+              <w:rStyle w:val="Hyperlink"/>
+            </w:rPr>
+            <w:t xml:space="preserve">, </w:t>
+          </w:r>
+        </w:hyperlink>
       </w:r>
       <w:r>
         <w:rPr>
@@ -2844,7 +2940,7 @@
           <w:sz w:val="24"/>
           <w:u w:val="single"/>
         </w:rPr>
-        <w:hyperlink r:id="rId28" w:history="1">
+        <w:hyperlink r:id="rId26" w:history="1">
           <w:r>
             <w:rPr>
               <w:rStyle w:val="Hyperlink"/>
@@ -2873,7 +2969,7 @@
           <w:sz w:val="24"/>
           <w:u w:val="single"/>
         </w:rPr>
-        <w:hyperlink r:id="rId28" w:history="1">
+        <w:hyperlink r:id="rId26" w:history="1">
           <w:r>
             <w:rPr>
               <w:rStyle w:val="Hyperlink"/>
@@ -2891,7 +2987,7 @@
           <w:sz w:val="24"/>
           <w:u w:val="single"/>
         </w:rPr>
-        <w:hyperlink r:id="rId28" w:history="1">
+        <w:hyperlink r:id="rId26" w:history="1">
           <w:r>
             <w:rPr>
               <w:rStyle w:val="Hyperlink"/>
@@ -2967,7 +3063,7 @@
           <w:sz w:val="24"/>
           <w:u w:val="single"/>
         </w:rPr>
-        <w:hyperlink r:id="rId29" w:history="1">
+        <w:hyperlink r:id="rId28" w:history="1">
           <w:r>
             <w:rPr>
               <w:rStyle w:val="Hyperlink"/>
@@ -2985,7 +3081,7 @@
           <w:sz w:val="24"/>
           <w:u w:val="single"/>
         </w:rPr>
-        <w:hyperlink r:id="rId29" w:history="1">
+        <w:hyperlink r:id="rId28" w:history="1">
           <w:r>
             <w:rPr>
               <w:rStyle w:val="Hyperlink"/>
@@ -3003,7 +3099,7 @@
           <w:sz w:val="24"/>
           <w:u w:val="single"/>
         </w:rPr>
-        <w:hyperlink r:id="rId29" w:history="1">
+        <w:hyperlink r:id="rId28" w:history="1">
           <w:r>
             <w:rPr>
               <w:rStyle w:val="Hyperlink"/>
@@ -3031,7 +3127,7 @@
           <w:sz w:val="24"/>
           <w:u w:val="single"/>
         </w:rPr>
-        <w:hyperlink r:id="rId29" w:history="1">
+        <w:hyperlink r:id="rId28" w:history="1">
           <w:r>
             <w:rPr>
               <w:rStyle w:val="Hyperlink"/>
@@ -3060,7 +3156,7 @@
           <w:sz w:val="24"/>
           <w:u w:val="single"/>
         </w:rPr>
-        <w:hyperlink r:id="rId29" w:history="1">
+        <w:hyperlink r:id="rId28" w:history="1">
           <w:r>
             <w:rPr>
               <w:rStyle w:val="Hyperlink"/>
@@ -3182,7 +3278,7 @@
           <w:sz w:val="24"/>
           <w:u w:val="single"/>
         </w:rPr>
-        <w:hyperlink r:id="rId30" w:history="1">
+        <w:hyperlink r:id="rId29" w:history="1">
           <w:r>
             <w:rPr>
               <w:rStyle w:val="Hyperlink"/>
@@ -3200,7 +3296,7 @@
           <w:sz w:val="24"/>
           <w:u w:val="single"/>
         </w:rPr>
-        <w:hyperlink r:id="rId30" w:history="1">
+        <w:hyperlink r:id="rId29" w:history="1">
           <w:r>
             <w:rPr>
               <w:rStyle w:val="Hyperlink"/>
@@ -3218,7 +3314,7 @@
           <w:sz w:val="24"/>
           <w:u w:val="single"/>
         </w:rPr>
-        <w:hyperlink r:id="rId30" w:history="1">
+        <w:hyperlink r:id="rId29" w:history="1">
           <w:r>
             <w:rPr>
               <w:rStyle w:val="Hyperlink"/>
@@ -3246,7 +3342,7 @@
           <w:sz w:val="24"/>
           <w:u w:val="single"/>
         </w:rPr>
-        <w:hyperlink r:id="rId30" w:history="1">
+        <w:hyperlink r:id="rId29" w:history="1">
           <w:r>
             <w:rPr>
               <w:rStyle w:val="Hyperlink"/>
@@ -3275,7 +3371,7 @@
           <w:sz w:val="24"/>
           <w:u w:val="single"/>
         </w:rPr>
-        <w:hyperlink r:id="rId30" w:history="1">
+        <w:hyperlink r:id="rId29" w:history="1">
           <w:r>
             <w:rPr>
               <w:rStyle w:val="Hyperlink"/>

--- a/EXPORTS/DOCX/published/niveau3/Dutch/KoninklijkeBazar.docx
+++ b/EXPORTS/DOCX/published/niveau3/Dutch/KoninklijkeBazar.docx
@@ -555,7 +555,7 @@
           <w:sz w:val="24"/>
           <w:u w:val="single"/>
         </w:rPr>
-        <w:hyperlink r:id="rId13" w:history="1">
+        <w:hyperlink r:id="rId15" w:history="1">
           <w:r>
             <w:rPr>
               <w:rStyle w:val="Hyperlink"/>
@@ -584,7 +584,7 @@
           <w:sz w:val="24"/>
           <w:u w:val="single"/>
         </w:rPr>
-        <w:hyperlink r:id="rId13" w:history="1">
+        <w:hyperlink r:id="rId15" w:history="1">
           <w:r>
             <w:rPr>
               <w:rStyle w:val="Hyperlink"/>
@@ -602,7 +602,7 @@
           <w:sz w:val="24"/>
           <w:u w:val="single"/>
         </w:rPr>
-        <w:hyperlink r:id="rId13" w:history="1">
+        <w:hyperlink r:id="rId15" w:history="1">
           <w:r>
             <w:rPr>
               <w:rStyle w:val="Hyperlink"/>
@@ -687,7 +687,7 @@
           <w:sz w:val="24"/>
           <w:u w:val="single"/>
         </w:rPr>
-        <w:hyperlink r:id="rId15" w:history="1">
+        <w:hyperlink r:id="rId16" w:history="1">
           <w:r>
             <w:rPr>
               <w:rStyle w:val="Hyperlink"/>
@@ -716,7 +716,7 @@
           <w:sz w:val="24"/>
           <w:u w:val="single"/>
         </w:rPr>
-        <w:hyperlink r:id="rId15" w:history="1">
+        <w:hyperlink r:id="rId16" w:history="1">
           <w:r>
             <w:rPr>
               <w:rStyle w:val="Hyperlink"/>
@@ -745,7 +745,7 @@
           <w:sz w:val="24"/>
           <w:u w:val="single"/>
         </w:rPr>
-        <w:hyperlink r:id="rId15" w:history="1">
+        <w:hyperlink r:id="rId16" w:history="1">
           <w:r>
             <w:rPr>
               <w:rStyle w:val="Hyperlink"/>
@@ -763,7 +763,7 @@
           <w:sz w:val="24"/>
           <w:u w:val="single"/>
         </w:rPr>
-        <w:hyperlink r:id="rId15" w:history="1">
+        <w:hyperlink r:id="rId16" w:history="1">
           <w:r>
             <w:rPr>
               <w:rStyle w:val="Hyperlink"/>
@@ -784,14 +784,20 @@
       </w:r>
       <w:r>
         <w:rPr>
-          <w:u w:val="single" w:color="0000ff"/>
           <w:rFonts w:ascii="Charis SIL Regular" w:hAnsi="Charis SIL Regular" w:eastAsia="Charis SIL Regular"/>
           <w:b w:val="0"/>
           <w:i w:val="0"/>
           <w:color w:val="000000"/>
           <w:sz w:val="24"/>
         </w:rPr>
-        <w:t xml:space="preserve">ge </w:t>
+        <w:hyperlink r:id="rId15" w:history="1">
+          <w:r>
+            <w:rPr>
+              <w:rStyle w:val="Hyperlink"/>
+            </w:rPr>
+            <w:t xml:space="preserve">ge </w:t>
+          </w:r>
+        </w:hyperlink>
       </w:r>
       <w:r>
         <w:rPr>
@@ -800,16 +806,8 @@
           <w:i w:val="0"/>
           <w:color w:val="0000FF"/>
           <w:sz w:val="24"/>
-          <w:u w:val="single"/>
         </w:rPr>
-        <w:hyperlink r:id="rId16" w:history="1">
-          <w:r>
-            <w:rPr>
-              <w:rStyle w:val="Hyperlink"/>
-            </w:rPr>
-            <w:t>Rijks</w:t>
-          </w:r>
-        </w:hyperlink>
+        <w:t>Rijks</w:t>
       </w:r>
       <w:r>
         <w:rPr>
@@ -831,7 +829,7 @@
           <w:sz w:val="24"/>
           <w:u w:val="single"/>
         </w:rPr>
-        <w:hyperlink r:id="rId16" w:history="1">
+        <w:hyperlink r:id="rId15" w:history="1">
           <w:r>
             <w:rPr>
               <w:rStyle w:val="Hyperlink"/>
@@ -849,7 +847,7 @@
           <w:sz w:val="24"/>
           <w:u w:val="single"/>
         </w:rPr>
-        <w:hyperlink r:id="rId16" w:history="1">
+        <w:hyperlink r:id="rId17" w:history="1">
           <w:r>
             <w:rPr>
               <w:rStyle w:val="Hyperlink"/>
@@ -889,7 +887,7 @@
           <w:sz w:val="24"/>
           <w:u w:val="single"/>
         </w:rPr>
-        <w:hyperlink r:id="rId16" w:history="1">
+        <w:hyperlink r:id="rId17" w:history="1">
           <w:r>
             <w:rPr>
               <w:rStyle w:val="Hyperlink"/>
@@ -927,7 +925,7 @@
           <w:color w:val="000000"/>
           <w:sz w:val="24"/>
         </w:rPr>
-        <w:hyperlink r:id="rId15" w:history="1">
+        <w:hyperlink r:id="rId16" w:history="1">
           <w:r>
             <w:rPr>
               <w:rStyle w:val="Hyperlink"/>
@@ -956,7 +954,7 @@
           <w:color w:val="000000"/>
           <w:sz w:val="24"/>
         </w:rPr>
-        <w:hyperlink r:id="rId15" w:history="1">
+        <w:hyperlink r:id="rId16" w:history="1">
           <w:r>
             <w:rPr>
               <w:rStyle w:val="Hyperlink"/>
@@ -974,7 +972,7 @@
           <w:color w:val="000000"/>
           <w:sz w:val="24"/>
         </w:rPr>
-        <w:hyperlink r:id="rId15" w:history="1">
+        <w:hyperlink r:id="rId16" w:history="1">
           <w:r>
             <w:rPr>
               <w:rStyle w:val="Hyperlink"/>
@@ -1002,7 +1000,7 @@
           <w:color w:val="000000"/>
           <w:sz w:val="24"/>
         </w:rPr>
-        <w:hyperlink r:id="rId16" w:history="1">
+        <w:hyperlink r:id="rId17" w:history="1">
           <w:r>
             <w:rPr>
               <w:rStyle w:val="Hyperlink"/>
@@ -1020,7 +1018,7 @@
           <w:color w:val="000000"/>
           <w:sz w:val="24"/>
         </w:rPr>
-        <w:hyperlink r:id="rId16" w:history="1">
+        <w:hyperlink r:id="rId17" w:history="1">
           <w:r>
             <w:rPr>
               <w:rStyle w:val="Hyperlink"/>
@@ -1038,7 +1036,7 @@
           <w:color w:val="000000"/>
           <w:sz w:val="24"/>
         </w:rPr>
-        <w:hyperlink r:id="rId16" w:history="1">
+        <w:hyperlink r:id="rId17" w:history="1">
           <w:r>
             <w:rPr>
               <w:rStyle w:val="Hyperlink"/>
@@ -1056,7 +1054,7 @@
           <w:color w:val="000000"/>
           <w:sz w:val="24"/>
         </w:rPr>
-        <w:hyperlink r:id="rId16" w:history="1">
+        <w:hyperlink r:id="rId17" w:history="1">
           <w:r>
             <w:rPr>
               <w:rStyle w:val="Hyperlink"/>
@@ -1074,7 +1072,7 @@
           <w:color w:val="000000"/>
           <w:sz w:val="24"/>
         </w:rPr>
-        <w:hyperlink r:id="rId16" w:history="1">
+        <w:hyperlink r:id="rId17" w:history="1">
           <w:r>
             <w:rPr>
               <w:rStyle w:val="Hyperlink"/>
@@ -1152,7 +1150,7 @@
           <w:sz w:val="24"/>
           <w:u w:val="single"/>
         </w:rPr>
-        <w:hyperlink r:id="rId17" w:history="1">
+        <w:hyperlink r:id="rId18" w:history="1">
           <w:r>
             <w:rPr>
               <w:rStyle w:val="Hyperlink"/>
@@ -1181,7 +1179,7 @@
           <w:sz w:val="24"/>
           <w:u w:val="single"/>
         </w:rPr>
-        <w:hyperlink r:id="rId17" w:history="1">
+        <w:hyperlink r:id="rId18" w:history="1">
           <w:r>
             <w:rPr>
               <w:rStyle w:val="Hyperlink"/>
@@ -1208,7 +1206,7 @@
           <w:color w:val="000000"/>
           <w:sz w:val="24"/>
         </w:rPr>
-        <w:t>van het interieur van de winkel, waarop vele voorwerpen</w:t>
+        <w:t>van het interieur van de winkel, waarop vele voor</w:t>
       </w:r>
       <w:r>
         <w:rPr>
@@ -1219,7 +1217,25 @@
           <w:color w:val="000000"/>
           <w:sz w:val="24"/>
         </w:rPr>
-        <w:hyperlink r:id="rId17" w:history="1">
+        <w:hyperlink r:id="rId18" w:history="1">
+          <w:r>
+            <w:rPr>
+              <w:rStyle w:val="Hyperlink"/>
+            </w:rPr>
+            <w:t>werpen</w:t>
+          </w:r>
+        </w:hyperlink>
+      </w:r>
+      <w:r>
+        <w:rPr>
+          <w:u w:val="single" w:color="0000ff"/>
+          <w:rFonts w:ascii="Charis SIL Regular" w:hAnsi="Charis SIL Regular" w:eastAsia="Charis SIL Regular"/>
+          <w:b w:val="0"/>
+          <w:i w:val="0"/>
+          <w:color w:val="000000"/>
+          <w:sz w:val="24"/>
+        </w:rPr>
+        <w:hyperlink r:id="rId18" w:history="1">
           <w:r>
             <w:rPr>
               <w:rStyle w:val="Hyperlink"/>
@@ -1247,7 +1263,7 @@
           <w:sz w:val="24"/>
           <w:u w:val="single"/>
         </w:rPr>
-        <w:hyperlink r:id="rId16" w:history="1">
+        <w:hyperlink r:id="rId17" w:history="1">
           <w:r>
             <w:rPr>
               <w:rStyle w:val="Hyperlink"/>
@@ -1276,7 +1292,7 @@
           <w:sz w:val="24"/>
           <w:u w:val="single"/>
         </w:rPr>
-        <w:hyperlink r:id="rId16" w:history="1">
+        <w:hyperlink r:id="rId17" w:history="1">
           <w:r>
             <w:rPr>
               <w:rStyle w:val="Hyperlink"/>
@@ -1564,7 +1580,7 @@
           <w:sz w:val="24"/>
           <w:u w:val="single"/>
         </w:rPr>
-        <w:hyperlink r:id="rId18" w:history="1">
+        <w:hyperlink r:id="rId19" w:history="1">
           <w:r>
             <w:rPr>
               <w:rStyle w:val="Hyperlink"/>
@@ -1582,7 +1598,7 @@
           <w:sz w:val="24"/>
           <w:u w:val="single"/>
         </w:rPr>
-        <w:hyperlink r:id="rId18" w:history="1">
+        <w:hyperlink r:id="rId19" w:history="1">
           <w:r>
             <w:rPr>
               <w:rStyle w:val="Hyperlink"/>
@@ -1600,7 +1616,7 @@
           <w:sz w:val="24"/>
           <w:u w:val="single"/>
         </w:rPr>
-        <w:hyperlink r:id="rId18" w:history="1">
+        <w:hyperlink r:id="rId19" w:history="1">
           <w:r>
             <w:rPr>
               <w:rStyle w:val="Hyperlink"/>
@@ -1618,7 +1634,7 @@
           <w:sz w:val="24"/>
           <w:u w:val="single"/>
         </w:rPr>
-        <w:hyperlink r:id="rId18" w:history="1">
+        <w:hyperlink r:id="rId19" w:history="1">
           <w:r>
             <w:rPr>
               <w:rStyle w:val="Hyperlink"/>
@@ -1636,7 +1652,7 @@
           <w:sz w:val="24"/>
           <w:u w:val="single"/>
         </w:rPr>
-        <w:hyperlink r:id="rId18" w:history="1">
+        <w:hyperlink r:id="rId19" w:history="1">
           <w:r>
             <w:rPr>
               <w:rStyle w:val="Hyperlink"/>
@@ -1654,7 +1670,7 @@
           <w:sz w:val="24"/>
           <w:u w:val="single"/>
         </w:rPr>
-        <w:hyperlink r:id="rId18" w:history="1">
+        <w:hyperlink r:id="rId19" w:history="1">
           <w:r>
             <w:rPr>
               <w:rStyle w:val="Hyperlink"/>
@@ -1672,7 +1688,7 @@
           <w:sz w:val="24"/>
           <w:u w:val="single"/>
         </w:rPr>
-        <w:hyperlink r:id="rId18" w:history="1">
+        <w:hyperlink r:id="rId19" w:history="1">
           <w:r>
             <w:rPr>
               <w:rStyle w:val="Hyperlink"/>
@@ -1819,7 +1835,7 @@
           <w:sz w:val="24"/>
           <w:u w:val="single"/>
         </w:rPr>
-        <w:hyperlink r:id="rId19" w:history="1">
+        <w:hyperlink r:id="rId20" w:history="1">
           <w:r>
             <w:rPr>
               <w:rStyle w:val="Hyperlink"/>
@@ -1837,7 +1853,7 @@
           <w:sz w:val="24"/>
           <w:u w:val="single"/>
         </w:rPr>
-        <w:hyperlink r:id="rId19" w:history="1">
+        <w:hyperlink r:id="rId20" w:history="1">
           <w:r>
             <w:rPr>
               <w:rStyle w:val="Hyperlink"/>
@@ -1855,7 +1871,7 @@
           <w:sz w:val="24"/>
           <w:u w:val="single"/>
         </w:rPr>
-        <w:hyperlink r:id="rId19" w:history="1">
+        <w:hyperlink r:id="rId20" w:history="1">
           <w:r>
             <w:rPr>
               <w:rStyle w:val="Hyperlink"/>
@@ -1873,7 +1889,7 @@
           <w:sz w:val="24"/>
           <w:u w:val="single"/>
         </w:rPr>
-        <w:hyperlink r:id="rId19" w:history="1">
+        <w:hyperlink r:id="rId20" w:history="1">
           <w:r>
             <w:rPr>
               <w:rStyle w:val="Hyperlink"/>
@@ -1891,7 +1907,7 @@
           <w:sz w:val="24"/>
           <w:u w:val="single"/>
         </w:rPr>
-        <w:hyperlink r:id="rId19" w:history="1">
+        <w:hyperlink r:id="rId20" w:history="1">
           <w:r>
             <w:rPr>
               <w:rStyle w:val="Hyperlink"/>
@@ -1909,7 +1925,7 @@
           <w:sz w:val="24"/>
           <w:u w:val="single"/>
         </w:rPr>
-        <w:hyperlink r:id="rId19" w:history="1">
+        <w:hyperlink r:id="rId20" w:history="1">
           <w:r>
             <w:rPr>
               <w:rStyle w:val="Hyperlink"/>
@@ -2022,7 +2038,7 @@
           <w:color w:val="0000FF"/>
           <w:sz w:val="24"/>
         </w:rPr>
-        <w:hyperlink r:id="rId20" w:history="1">
+        <w:hyperlink r:id="rId21" w:history="1">
           <w:r>
             <w:rPr>
               <w:rStyle w:val="Hyperlink"/>
@@ -2039,7 +2055,7 @@
           <w:color w:val="0000FF"/>
           <w:sz w:val="24"/>
         </w:rPr>
-        <w:hyperlink r:id="rId20" w:history="1">
+        <w:hyperlink r:id="rId21" w:history="1">
           <w:r>
             <w:rPr>
               <w:rStyle w:val="Hyperlink"/>
@@ -2056,7 +2072,7 @@
           <w:color w:val="0000FF"/>
           <w:sz w:val="24"/>
         </w:rPr>
-        <w:hyperlink r:id="rId20" w:history="1">
+        <w:hyperlink r:id="rId21" w:history="1">
           <w:r>
             <w:rPr>
               <w:rStyle w:val="Hyperlink"/>
@@ -2166,7 +2182,7 @@
           <w:color w:val="0000FF"/>
           <w:sz w:val="24"/>
         </w:rPr>
-        <w:hyperlink r:id="rId21" w:history="1">
+        <w:hyperlink r:id="rId22" w:history="1">
           <w:r>
             <w:rPr>
               <w:rStyle w:val="Hyperlink"/>
@@ -2183,7 +2199,7 @@
           <w:color w:val="0000FF"/>
           <w:sz w:val="24"/>
         </w:rPr>
-        <w:hyperlink r:id="rId21" w:history="1">
+        <w:hyperlink r:id="rId22" w:history="1">
           <w:r>
             <w:rPr>
               <w:rStyle w:val="Hyperlink"/>
@@ -2271,7 +2287,7 @@
           <w:sz w:val="24"/>
           <w:u w:val="single"/>
         </w:rPr>
-        <w:hyperlink r:id="rId22" w:history="1">
+        <w:hyperlink r:id="rId23" w:history="1">
           <w:r>
             <w:rPr>
               <w:rStyle w:val="Hyperlink"/>
@@ -2289,7 +2305,7 @@
           <w:sz w:val="24"/>
           <w:u w:val="single"/>
         </w:rPr>
-        <w:hyperlink r:id="rId22" w:history="1">
+        <w:hyperlink r:id="rId23" w:history="1">
           <w:r>
             <w:rPr>
               <w:rStyle w:val="Hyperlink"/>
@@ -2407,7 +2423,7 @@
           <w:sz w:val="24"/>
           <w:u w:val="single"/>
         </w:rPr>
-        <w:hyperlink r:id="rId23" w:history="1">
+        <w:hyperlink r:id="rId24" w:history="1">
           <w:r>
             <w:rPr>
               <w:rStyle w:val="Hyperlink"/>
@@ -2425,7 +2441,7 @@
           <w:sz w:val="24"/>
           <w:u w:val="single"/>
         </w:rPr>
-        <w:hyperlink r:id="rId23" w:history="1">
+        <w:hyperlink r:id="rId24" w:history="1">
           <w:r>
             <w:rPr>
               <w:rStyle w:val="Hyperlink"/>
@@ -2443,7 +2459,7 @@
           <w:sz w:val="24"/>
           <w:u w:val="single"/>
         </w:rPr>
-        <w:hyperlink r:id="rId23" w:history="1">
+        <w:hyperlink r:id="rId24" w:history="1">
           <w:r>
             <w:rPr>
               <w:rStyle w:val="Hyperlink"/>
@@ -2471,7 +2487,7 @@
           <w:sz w:val="24"/>
           <w:u w:val="single"/>
         </w:rPr>
-        <w:hyperlink r:id="rId24" w:history="1">
+        <w:hyperlink r:id="rId25" w:history="1">
           <w:r>
             <w:rPr>
               <w:rStyle w:val="Hyperlink"/>
@@ -2500,7 +2516,7 @@
           <w:sz w:val="24"/>
           <w:u w:val="single"/>
         </w:rPr>
-        <w:hyperlink r:id="rId24" w:history="1">
+        <w:hyperlink r:id="rId25" w:history="1">
           <w:r>
             <w:rPr>
               <w:rStyle w:val="Hyperlink"/>
@@ -2628,7 +2644,7 @@
           <w:sz w:val="24"/>
           <w:u w:val="single"/>
         </w:rPr>
-        <w:hyperlink r:id="rId25" w:history="1">
+        <w:hyperlink r:id="rId26" w:history="1">
           <w:r>
             <w:rPr>
               <w:rStyle w:val="Hyperlink"/>
@@ -2646,7 +2662,7 @@
           <w:sz w:val="24"/>
           <w:u w:val="single"/>
         </w:rPr>
-        <w:hyperlink r:id="rId25" w:history="1">
+        <w:hyperlink r:id="rId26" w:history="1">
           <w:r>
             <w:rPr>
               <w:rStyle w:val="Hyperlink"/>
@@ -2664,7 +2680,7 @@
           <w:sz w:val="24"/>
           <w:u w:val="single"/>
         </w:rPr>
-        <w:hyperlink r:id="rId25" w:history="1">
+        <w:hyperlink r:id="rId26" w:history="1">
           <w:r>
             <w:rPr>
               <w:rStyle w:val="Hyperlink"/>
@@ -2682,7 +2698,7 @@
           <w:sz w:val="24"/>
           <w:u w:val="single"/>
         </w:rPr>
-        <w:hyperlink r:id="rId25" w:history="1">
+        <w:hyperlink r:id="rId26" w:history="1">
           <w:r>
             <w:rPr>
               <w:rStyle w:val="Hyperlink"/>
@@ -2784,7 +2800,7 @@
           <w:sz w:val="24"/>
           <w:u w:val="single"/>
         </w:rPr>
-        <w:hyperlink r:id="rId26" w:history="1">
+        <w:hyperlink r:id="rId27" w:history="1">
           <w:r>
             <w:rPr>
               <w:rStyle w:val="Hyperlink"/>
@@ -2802,7 +2818,7 @@
           <w:sz w:val="24"/>
           <w:u w:val="single"/>
         </w:rPr>
-        <w:hyperlink r:id="rId26" w:history="1">
+        <w:hyperlink r:id="rId27" w:history="1">
           <w:r>
             <w:rPr>
               <w:rStyle w:val="Hyperlink"/>
@@ -2820,7 +2836,7 @@
           <w:sz w:val="24"/>
           <w:u w:val="single"/>
         </w:rPr>
-        <w:hyperlink r:id="rId26" w:history="1">
+        <w:hyperlink r:id="rId27" w:history="1">
           <w:r>
             <w:rPr>
               <w:rStyle w:val="Hyperlink"/>
@@ -2838,7 +2854,7 @@
           <w:sz w:val="24"/>
           <w:u w:val="single"/>
         </w:rPr>
-        <w:hyperlink r:id="rId26" w:history="1">
+        <w:hyperlink r:id="rId27" w:history="1">
           <w:r>
             <w:rPr>
               <w:rStyle w:val="Hyperlink"/>
@@ -2866,7 +2882,7 @@
           <w:sz w:val="24"/>
           <w:u w:val="single"/>
         </w:rPr>
-        <w:hyperlink r:id="rId27" w:history="1">
+        <w:hyperlink r:id="rId28" w:history="1">
           <w:r>
             <w:rPr>
               <w:rStyle w:val="Hyperlink"/>
@@ -2887,7 +2903,7 @@
           <w:sz w:val="24"/>
           <w:u w:val="single"/>
         </w:rPr>
-        <w:hyperlink r:id="rId27" w:history="1">
+        <w:hyperlink r:id="rId28" w:history="1">
           <w:r>
             <w:rPr>
               <w:rStyle w:val="Hyperlink"/>
@@ -2905,7 +2921,7 @@
           <w:sz w:val="24"/>
           <w:u w:val="single"/>
         </w:rPr>
-        <w:hyperlink r:id="rId26" w:history="1">
+        <w:hyperlink r:id="rId28" w:history="1">
           <w:r>
             <w:rPr>
               <w:rStyle w:val="Hyperlink"/>
@@ -2922,14 +2938,7 @@
           <w:color w:val="000000"/>
           <w:sz w:val="24"/>
         </w:rPr>
-        <w:hyperlink r:id="rId26" w:history="1">
-          <w:r>
-            <w:rPr>
-              <w:rStyle w:val="Hyperlink"/>
-            </w:rPr>
-            <w:t xml:space="preserve">, </w:t>
-          </w:r>
-        </w:hyperlink>
+        <w:t xml:space="preserve">, </w:t>
       </w:r>
       <w:r>
         <w:rPr>
@@ -2940,7 +2949,7 @@
           <w:sz w:val="24"/>
           <w:u w:val="single"/>
         </w:rPr>
-        <w:hyperlink r:id="rId26" w:history="1">
+        <w:hyperlink r:id="rId29" w:history="1">
           <w:r>
             <w:rPr>
               <w:rStyle w:val="Hyperlink"/>
@@ -2969,7 +2978,7 @@
           <w:sz w:val="24"/>
           <w:u w:val="single"/>
         </w:rPr>
-        <w:hyperlink r:id="rId26" w:history="1">
+        <w:hyperlink r:id="rId29" w:history="1">
           <w:r>
             <w:rPr>
               <w:rStyle w:val="Hyperlink"/>
@@ -2987,7 +2996,7 @@
           <w:sz w:val="24"/>
           <w:u w:val="single"/>
         </w:rPr>
-        <w:hyperlink r:id="rId26" w:history="1">
+        <w:hyperlink r:id="rId29" w:history="1">
           <w:r>
             <w:rPr>
               <w:rStyle w:val="Hyperlink"/>
@@ -3063,7 +3072,7 @@
           <w:sz w:val="24"/>
           <w:u w:val="single"/>
         </w:rPr>
-        <w:hyperlink r:id="rId28" w:history="1">
+        <w:hyperlink r:id="rId30" w:history="1">
           <w:r>
             <w:rPr>
               <w:rStyle w:val="Hyperlink"/>
@@ -3081,7 +3090,7 @@
           <w:sz w:val="24"/>
           <w:u w:val="single"/>
         </w:rPr>
-        <w:hyperlink r:id="rId28" w:history="1">
+        <w:hyperlink r:id="rId30" w:history="1">
           <w:r>
             <w:rPr>
               <w:rStyle w:val="Hyperlink"/>
@@ -3099,7 +3108,7 @@
           <w:sz w:val="24"/>
           <w:u w:val="single"/>
         </w:rPr>
-        <w:hyperlink r:id="rId28" w:history="1">
+        <w:hyperlink r:id="rId30" w:history="1">
           <w:r>
             <w:rPr>
               <w:rStyle w:val="Hyperlink"/>
@@ -3127,7 +3136,7 @@
           <w:sz w:val="24"/>
           <w:u w:val="single"/>
         </w:rPr>
-        <w:hyperlink r:id="rId28" w:history="1">
+        <w:hyperlink r:id="rId30" w:history="1">
           <w:r>
             <w:rPr>
               <w:rStyle w:val="Hyperlink"/>
@@ -3156,7 +3165,7 @@
           <w:sz w:val="24"/>
           <w:u w:val="single"/>
         </w:rPr>
-        <w:hyperlink r:id="rId28" w:history="1">
+        <w:hyperlink r:id="rId30" w:history="1">
           <w:r>
             <w:rPr>
               <w:rStyle w:val="Hyperlink"/>
@@ -3278,7 +3287,7 @@
           <w:sz w:val="24"/>
           <w:u w:val="single"/>
         </w:rPr>
-        <w:hyperlink r:id="rId29" w:history="1">
+        <w:hyperlink r:id="rId31" w:history="1">
           <w:r>
             <w:rPr>
               <w:rStyle w:val="Hyperlink"/>
@@ -3296,7 +3305,7 @@
           <w:sz w:val="24"/>
           <w:u w:val="single"/>
         </w:rPr>
-        <w:hyperlink r:id="rId29" w:history="1">
+        <w:hyperlink r:id="rId31" w:history="1">
           <w:r>
             <w:rPr>
               <w:rStyle w:val="Hyperlink"/>
@@ -3314,7 +3323,7 @@
           <w:sz w:val="24"/>
           <w:u w:val="single"/>
         </w:rPr>
-        <w:hyperlink r:id="rId29" w:history="1">
+        <w:hyperlink r:id="rId31" w:history="1">
           <w:r>
             <w:rPr>
               <w:rStyle w:val="Hyperlink"/>
@@ -3342,7 +3351,7 @@
           <w:sz w:val="24"/>
           <w:u w:val="single"/>
         </w:rPr>
-        <w:hyperlink r:id="rId29" w:history="1">
+        <w:hyperlink r:id="rId31" w:history="1">
           <w:r>
             <w:rPr>
               <w:rStyle w:val="Hyperlink"/>
@@ -3371,7 +3380,7 @@
           <w:sz w:val="24"/>
           <w:u w:val="single"/>
         </w:rPr>
-        <w:hyperlink r:id="rId29" w:history="1">
+        <w:hyperlink r:id="rId31" w:history="1">
           <w:r>
             <w:rPr>
               <w:rStyle w:val="Hyperlink"/>

--- a/EXPORTS/DOCX/published/niveau3/Dutch/KoninklijkeBazar.docx
+++ b/EXPORTS/DOCX/published/niveau3/Dutch/KoninklijkeBazar.docx
@@ -537,14 +537,20 @@
       </w:r>
       <w:r>
         <w:rPr>
-          <w:u w:val="single" w:color="0000ff"/>
           <w:rFonts w:ascii="Charis SIL Regular" w:hAnsi="Charis SIL Regular" w:eastAsia="Charis SIL Regular"/>
           <w:b w:val="0"/>
           <w:i w:val="0"/>
           <w:color w:val="000000"/>
           <w:sz w:val="24"/>
         </w:rPr>
-        <w:t xml:space="preserve">ing </w:t>
+        <w:hyperlink r:id="rId13" w:history="1">
+          <w:r>
+            <w:rPr>
+              <w:rStyle w:val="Hyperlink"/>
+            </w:rPr>
+            <w:t xml:space="preserve">ing </w:t>
+          </w:r>
+        </w:hyperlink>
       </w:r>
       <w:r>
         <w:rPr>
@@ -555,7 +561,7 @@
           <w:sz w:val="24"/>
           <w:u w:val="single"/>
         </w:rPr>
-        <w:hyperlink r:id="rId15" w:history="1">
+        <w:hyperlink r:id="rId13" w:history="1">
           <w:r>
             <w:rPr>
               <w:rStyle w:val="Hyperlink"/>
@@ -584,7 +590,7 @@
           <w:sz w:val="24"/>
           <w:u w:val="single"/>
         </w:rPr>
-        <w:hyperlink r:id="rId15" w:history="1">
+        <w:hyperlink r:id="rId13" w:history="1">
           <w:r>
             <w:rPr>
               <w:rStyle w:val="Hyperlink"/>
@@ -602,7 +608,7 @@
           <w:sz w:val="24"/>
           <w:u w:val="single"/>
         </w:rPr>
-        <w:hyperlink r:id="rId15" w:history="1">
+        <w:hyperlink r:id="rId13" w:history="1">
           <w:r>
             <w:rPr>
               <w:rStyle w:val="Hyperlink"/>
@@ -687,7 +693,7 @@
           <w:sz w:val="24"/>
           <w:u w:val="single"/>
         </w:rPr>
-        <w:hyperlink r:id="rId16" w:history="1">
+        <w:hyperlink r:id="rId15" w:history="1">
           <w:r>
             <w:rPr>
               <w:rStyle w:val="Hyperlink"/>
@@ -716,7 +722,7 @@
           <w:sz w:val="24"/>
           <w:u w:val="single"/>
         </w:rPr>
-        <w:hyperlink r:id="rId16" w:history="1">
+        <w:hyperlink r:id="rId15" w:history="1">
           <w:r>
             <w:rPr>
               <w:rStyle w:val="Hyperlink"/>
@@ -745,7 +751,7 @@
           <w:sz w:val="24"/>
           <w:u w:val="single"/>
         </w:rPr>
-        <w:hyperlink r:id="rId16" w:history="1">
+        <w:hyperlink r:id="rId15" w:history="1">
           <w:r>
             <w:rPr>
               <w:rStyle w:val="Hyperlink"/>
@@ -763,7 +769,7 @@
           <w:sz w:val="24"/>
           <w:u w:val="single"/>
         </w:rPr>
-        <w:hyperlink r:id="rId16" w:history="1">
+        <w:hyperlink r:id="rId15" w:history="1">
           <w:r>
             <w:rPr>
               <w:rStyle w:val="Hyperlink"/>
@@ -784,20 +790,14 @@
       </w:r>
       <w:r>
         <w:rPr>
+          <w:u w:val="single" w:color="0000ff"/>
           <w:rFonts w:ascii="Charis SIL Regular" w:hAnsi="Charis SIL Regular" w:eastAsia="Charis SIL Regular"/>
           <w:b w:val="0"/>
           <w:i w:val="0"/>
           <w:color w:val="000000"/>
           <w:sz w:val="24"/>
         </w:rPr>
-        <w:hyperlink r:id="rId15" w:history="1">
-          <w:r>
-            <w:rPr>
-              <w:rStyle w:val="Hyperlink"/>
-            </w:rPr>
-            <w:t xml:space="preserve">ge </w:t>
-          </w:r>
-        </w:hyperlink>
+        <w:t xml:space="preserve">ge </w:t>
       </w:r>
       <w:r>
         <w:rPr>
@@ -806,8 +806,16 @@
           <w:i w:val="0"/>
           <w:color w:val="0000FF"/>
           <w:sz w:val="24"/>
+          <w:u w:val="single"/>
         </w:rPr>
-        <w:t>Rijks</w:t>
+        <w:hyperlink r:id="rId16" w:history="1">
+          <w:r>
+            <w:rPr>
+              <w:rStyle w:val="Hyperlink"/>
+            </w:rPr>
+            <w:t>Rijks</w:t>
+          </w:r>
+        </w:hyperlink>
       </w:r>
       <w:r>
         <w:rPr>
@@ -829,7 +837,7 @@
           <w:sz w:val="24"/>
           <w:u w:val="single"/>
         </w:rPr>
-        <w:hyperlink r:id="rId15" w:history="1">
+        <w:hyperlink r:id="rId17" w:history="1">
           <w:r>
             <w:rPr>
               <w:rStyle w:val="Hyperlink"/>
@@ -852,7 +860,7 @@
             <w:rPr>
               <w:rStyle w:val="Hyperlink"/>
             </w:rPr>
-            <w:t>thnografisc</w:t>
+            <w:t>thnografis</w:t>
           </w:r>
         </w:hyperlink>
       </w:r>
@@ -863,7 +871,23 @@
           <w:i w:val="0"/>
           <w:color w:val="0000FF"/>
           <w:sz w:val="24"/>
-          <w:u w:val="single"/>
+        </w:rPr>
+        <w:hyperlink r:id="rId17" w:history="1">
+          <w:r>
+            <w:rPr>
+              <w:rStyle w:val="Hyperlink"/>
+            </w:rPr>
+            <w:t>c</w:t>
+          </w:r>
+        </w:hyperlink>
+      </w:r>
+      <w:r>
+        <w:rPr>
+          <w:rFonts w:ascii="Charis SIL Regular" w:hAnsi="Charis SIL Regular" w:eastAsia="Charis SIL Regular"/>
+          <w:b w:val="0"/>
+          <w:i w:val="0"/>
+          <w:color w:val="0000FF"/>
+          <w:sz w:val="24"/>
         </w:rPr>
         <w:t>h</w:t>
       </w:r>
@@ -892,19 +916,9 @@
             <w:rPr>
               <w:rStyle w:val="Hyperlink"/>
             </w:rPr>
-            <w:t>Museu</w:t>
+            <w:t>Museum</w:t>
           </w:r>
         </w:hyperlink>
-      </w:r>
-      <w:r>
-        <w:rPr>
-          <w:rFonts w:ascii="Charis SIL Regular" w:hAnsi="Charis SIL Regular" w:eastAsia="Charis SIL Regular"/>
-          <w:b w:val="0"/>
-          <w:i w:val="0"/>
-          <w:color w:val="0000FF"/>
-          <w:sz w:val="24"/>
-        </w:rPr>
-        <w:t>m</w:t>
       </w:r>
       <w:r>
         <w:rPr>
@@ -925,7 +939,7 @@
           <w:color w:val="000000"/>
           <w:sz w:val="24"/>
         </w:rPr>
-        <w:hyperlink r:id="rId16" w:history="1">
+        <w:hyperlink r:id="rId15" w:history="1">
           <w:r>
             <w:rPr>
               <w:rStyle w:val="Hyperlink"/>
@@ -954,7 +968,7 @@
           <w:color w:val="000000"/>
           <w:sz w:val="24"/>
         </w:rPr>
-        <w:hyperlink r:id="rId16" w:history="1">
+        <w:hyperlink r:id="rId15" w:history="1">
           <w:r>
             <w:rPr>
               <w:rStyle w:val="Hyperlink"/>
@@ -972,7 +986,7 @@
           <w:color w:val="000000"/>
           <w:sz w:val="24"/>
         </w:rPr>
-        <w:hyperlink r:id="rId16" w:history="1">
+        <w:hyperlink r:id="rId15" w:history="1">
           <w:r>
             <w:rPr>
               <w:rStyle w:val="Hyperlink"/>
@@ -2903,7 +2917,7 @@
           <w:sz w:val="24"/>
           <w:u w:val="single"/>
         </w:rPr>
-        <w:hyperlink r:id="rId28" w:history="1">
+        <w:hyperlink r:id="rId27" w:history="1">
           <w:r>
             <w:rPr>
               <w:rStyle w:val="Hyperlink"/>
@@ -2949,7 +2963,7 @@
           <w:sz w:val="24"/>
           <w:u w:val="single"/>
         </w:rPr>
-        <w:hyperlink r:id="rId29" w:history="1">
+        <w:hyperlink r:id="rId27" w:history="1">
           <w:r>
             <w:rPr>
               <w:rStyle w:val="Hyperlink"/>

--- a/EXPORTS/DOCX/published/niveau3/Dutch/KoninklijkeBazar.docx
+++ b/EXPORTS/DOCX/published/niveau3/Dutch/KoninklijkeBazar.docx
@@ -537,20 +537,14 @@
       </w:r>
       <w:r>
         <w:rPr>
+          <w:u w:val="single" w:color="0000ff"/>
           <w:rFonts w:ascii="Charis SIL Regular" w:hAnsi="Charis SIL Regular" w:eastAsia="Charis SIL Regular"/>
           <w:b w:val="0"/>
           <w:i w:val="0"/>
           <w:color w:val="000000"/>
           <w:sz w:val="24"/>
         </w:rPr>
-        <w:hyperlink r:id="rId13" w:history="1">
-          <w:r>
-            <w:rPr>
-              <w:rStyle w:val="Hyperlink"/>
-            </w:rPr>
-            <w:t xml:space="preserve">ing </w:t>
-          </w:r>
-        </w:hyperlink>
+        <w:t xml:space="preserve">ing </w:t>
       </w:r>
       <w:r>
         <w:rPr>
@@ -561,7 +555,7 @@
           <w:sz w:val="24"/>
           <w:u w:val="single"/>
         </w:rPr>
-        <w:hyperlink r:id="rId13" w:history="1">
+        <w:hyperlink r:id="rId15" w:history="1">
           <w:r>
             <w:rPr>
               <w:rStyle w:val="Hyperlink"/>
@@ -693,7 +687,7 @@
           <w:sz w:val="24"/>
           <w:u w:val="single"/>
         </w:rPr>
-        <w:hyperlink r:id="rId15" w:history="1">
+        <w:hyperlink r:id="rId16" w:history="1">
           <w:r>
             <w:rPr>
               <w:rStyle w:val="Hyperlink"/>
@@ -722,7 +716,7 @@
           <w:sz w:val="24"/>
           <w:u w:val="single"/>
         </w:rPr>
-        <w:hyperlink r:id="rId15" w:history="1">
+        <w:hyperlink r:id="rId16" w:history="1">
           <w:r>
             <w:rPr>
               <w:rStyle w:val="Hyperlink"/>
@@ -751,7 +745,7 @@
           <w:sz w:val="24"/>
           <w:u w:val="single"/>
         </w:rPr>
-        <w:hyperlink r:id="rId15" w:history="1">
+        <w:hyperlink r:id="rId16" w:history="1">
           <w:r>
             <w:rPr>
               <w:rStyle w:val="Hyperlink"/>
@@ -769,7 +763,7 @@
           <w:sz w:val="24"/>
           <w:u w:val="single"/>
         </w:rPr>
-        <w:hyperlink r:id="rId15" w:history="1">
+        <w:hyperlink r:id="rId16" w:history="1">
           <w:r>
             <w:rPr>
               <w:rStyle w:val="Hyperlink"/>
@@ -797,7 +791,14 @@
           <w:color w:val="000000"/>
           <w:sz w:val="24"/>
         </w:rPr>
-        <w:t xml:space="preserve">ge </w:t>
+        <w:hyperlink r:id="rId15" w:history="1">
+          <w:r>
+            <w:rPr>
+              <w:rStyle w:val="Hyperlink"/>
+            </w:rPr>
+            <w:t xml:space="preserve">ge </w:t>
+          </w:r>
+        </w:hyperlink>
       </w:r>
       <w:r>
         <w:rPr>
@@ -808,7 +809,7 @@
           <w:sz w:val="24"/>
           <w:u w:val="single"/>
         </w:rPr>
-        <w:hyperlink r:id="rId16" w:history="1">
+        <w:hyperlink r:id="rId15" w:history="1">
           <w:r>
             <w:rPr>
               <w:rStyle w:val="Hyperlink"/>
@@ -939,7 +940,7 @@
           <w:color w:val="000000"/>
           <w:sz w:val="24"/>
         </w:rPr>
-        <w:hyperlink r:id="rId15" w:history="1">
+        <w:hyperlink r:id="rId16" w:history="1">
           <w:r>
             <w:rPr>
               <w:rStyle w:val="Hyperlink"/>
@@ -968,7 +969,7 @@
           <w:color w:val="000000"/>
           <w:sz w:val="24"/>
         </w:rPr>
-        <w:hyperlink r:id="rId15" w:history="1">
+        <w:hyperlink r:id="rId16" w:history="1">
           <w:r>
             <w:rPr>
               <w:rStyle w:val="Hyperlink"/>
@@ -986,7 +987,7 @@
           <w:color w:val="000000"/>
           <w:sz w:val="24"/>
         </w:rPr>
-        <w:hyperlink r:id="rId15" w:history="1">
+        <w:hyperlink r:id="rId16" w:history="1">
           <w:r>
             <w:rPr>
               <w:rStyle w:val="Hyperlink"/>
@@ -2917,7 +2918,7 @@
           <w:sz w:val="24"/>
           <w:u w:val="single"/>
         </w:rPr>
-        <w:hyperlink r:id="rId27" w:history="1">
+        <w:hyperlink r:id="rId28" w:history="1">
           <w:r>
             <w:rPr>
               <w:rStyle w:val="Hyperlink"/>
@@ -2946,6 +2947,7 @@
       </w:r>
       <w:r>
         <w:rPr>
+          <w:u w:val="single" w:color="0000ff"/>
           <w:rFonts w:ascii="Charis SIL Regular" w:hAnsi="Charis SIL Regular" w:eastAsia="Charis SIL Regular"/>
           <w:b w:val="0"/>
           <w:i w:val="0"/>
@@ -2963,7 +2965,7 @@
           <w:sz w:val="24"/>
           <w:u w:val="single"/>
         </w:rPr>
-        <w:hyperlink r:id="rId27" w:history="1">
+        <w:hyperlink r:id="rId29" w:history="1">
           <w:r>
             <w:rPr>
               <w:rStyle w:val="Hyperlink"/>

--- a/EXPORTS/DOCX/published/niveau3/Dutch/KoninklijkeBazar.docx
+++ b/EXPORTS/DOCX/published/niveau3/Dutch/KoninklijkeBazar.docx
@@ -544,7 +544,14 @@
           <w:color w:val="000000"/>
           <w:sz w:val="24"/>
         </w:rPr>
-        <w:t xml:space="preserve">ing </w:t>
+        <w:hyperlink r:id="rId13" w:history="1">
+          <w:r>
+            <w:rPr>
+              <w:rStyle w:val="Hyperlink"/>
+            </w:rPr>
+            <w:t xml:space="preserve">ing </w:t>
+          </w:r>
+        </w:hyperlink>
       </w:r>
       <w:r>
         <w:rPr>
@@ -555,7 +562,7 @@
           <w:sz w:val="24"/>
           <w:u w:val="single"/>
         </w:rPr>
-        <w:hyperlink r:id="rId15" w:history="1">
+        <w:hyperlink r:id="rId13" w:history="1">
           <w:r>
             <w:rPr>
               <w:rStyle w:val="Hyperlink"/>
@@ -613,70 +620,13 @@
       </w:r>
       <w:r>
         <w:rPr>
-          <w:u w:val="single" w:color="0000ff"/>
           <w:rFonts w:ascii="Charis SIL Regular" w:hAnsi="Charis SIL Regular" w:eastAsia="Charis SIL Regular"/>
           <w:b w:val="0"/>
           <w:i w:val="0"/>
           <w:color w:val="000000"/>
           <w:sz w:val="24"/>
         </w:rPr>
-        <w:hyperlink r:id="rId13" w:history="1">
-          <w:r>
-            <w:rPr>
-              <w:rStyle w:val="Hyperlink"/>
-            </w:rPr>
-            <w:t>, m</w:t>
-          </w:r>
-        </w:hyperlink>
-      </w:r>
-      <w:r>
-        <w:rPr>
-          <w:rFonts w:ascii="Charis SIL Regular" w:hAnsi="Charis SIL Regular" w:eastAsia="Charis SIL Regular"/>
-          <w:b w:val="0"/>
-          <w:i w:val="0"/>
-          <w:color w:val="000000"/>
-          <w:sz w:val="24"/>
-        </w:rPr>
-        <w:t>aar ook musea</w:t>
-      </w:r>
-      <w:r>
-        <w:rPr>
-          <w:u w:val="single" w:color="0000ff"/>
-          <w:rFonts w:ascii="Charis SIL Regular" w:hAnsi="Charis SIL Regular" w:eastAsia="Charis SIL Regular"/>
-          <w:b w:val="0"/>
-          <w:i w:val="0"/>
-          <w:color w:val="000000"/>
-          <w:sz w:val="24"/>
-        </w:rPr>
-        <w:hyperlink r:id="rId14" w:history="1">
-          <w:r>
-            <w:rPr>
-              <w:rStyle w:val="Hyperlink"/>
-            </w:rPr>
-            <w:t>, zoals he</w:t>
-          </w:r>
-        </w:hyperlink>
-      </w:r>
-      <w:r>
-        <w:rPr>
-          <w:u w:val="single" w:color="0000ff"/>
-          <w:rFonts w:ascii="Charis SIL Regular" w:hAnsi="Charis SIL Regular" w:eastAsia="Charis SIL Regular"/>
-          <w:b w:val="0"/>
-          <w:i w:val="0"/>
-          <w:color w:val="000000"/>
-          <w:sz w:val="24"/>
-        </w:rPr>
-        <w:t>t</w:t>
-      </w:r>
-      <w:r>
-        <w:rPr>
-          <w:rFonts w:ascii="Charis SIL Regular" w:hAnsi="Charis SIL Regular" w:eastAsia="Charis SIL Regular"/>
-          <w:b w:val="0"/>
-          <w:i w:val="0"/>
-          <w:color w:val="000000"/>
-          <w:sz w:val="24"/>
-        </w:rPr>
-        <w:t xml:space="preserve"> </w:t>
+        <w:t xml:space="preserve">, maar ook musea, zoals het </w:t>
       </w:r>
       <w:r>
         <w:rPr>
@@ -687,7 +637,7 @@
           <w:sz w:val="24"/>
           <w:u w:val="single"/>
         </w:rPr>
-        <w:hyperlink r:id="rId16" w:history="1">
+        <w:hyperlink r:id="rId15" w:history="1">
           <w:r>
             <w:rPr>
               <w:rStyle w:val="Hyperlink"/>
@@ -716,7 +666,7 @@
           <w:sz w:val="24"/>
           <w:u w:val="single"/>
         </w:rPr>
-        <w:hyperlink r:id="rId16" w:history="1">
+        <w:hyperlink r:id="rId15" w:history="1">
           <w:r>
             <w:rPr>
               <w:rStyle w:val="Hyperlink"/>
@@ -745,7 +695,7 @@
           <w:sz w:val="24"/>
           <w:u w:val="single"/>
         </w:rPr>
-        <w:hyperlink r:id="rId16" w:history="1">
+        <w:hyperlink r:id="rId15" w:history="1">
           <w:r>
             <w:rPr>
               <w:rStyle w:val="Hyperlink"/>
@@ -763,7 +713,7 @@
           <w:sz w:val="24"/>
           <w:u w:val="single"/>
         </w:rPr>
-        <w:hyperlink r:id="rId16" w:history="1">
+        <w:hyperlink r:id="rId15" w:history="1">
           <w:r>
             <w:rPr>
               <w:rStyle w:val="Hyperlink"/>
@@ -791,7 +741,7 @@
           <w:color w:val="000000"/>
           <w:sz w:val="24"/>
         </w:rPr>
-        <w:hyperlink r:id="rId15" w:history="1">
+        <w:hyperlink r:id="rId16" w:history="1">
           <w:r>
             <w:rPr>
               <w:rStyle w:val="Hyperlink"/>
@@ -809,7 +759,7 @@
           <w:sz w:val="24"/>
           <w:u w:val="single"/>
         </w:rPr>
-        <w:hyperlink r:id="rId15" w:history="1">
+        <w:hyperlink r:id="rId17" w:history="1">
           <w:r>
             <w:rPr>
               <w:rStyle w:val="Hyperlink"/>
@@ -940,7 +890,7 @@
           <w:color w:val="000000"/>
           <w:sz w:val="24"/>
         </w:rPr>
-        <w:hyperlink r:id="rId16" w:history="1">
+        <w:hyperlink r:id="rId15" w:history="1">
           <w:r>
             <w:rPr>
               <w:rStyle w:val="Hyperlink"/>
@@ -969,7 +919,7 @@
           <w:color w:val="000000"/>
           <w:sz w:val="24"/>
         </w:rPr>
-        <w:hyperlink r:id="rId16" w:history="1">
+        <w:hyperlink r:id="rId15" w:history="1">
           <w:r>
             <w:rPr>
               <w:rStyle w:val="Hyperlink"/>
@@ -987,7 +937,7 @@
           <w:color w:val="000000"/>
           <w:sz w:val="24"/>
         </w:rPr>
-        <w:hyperlink r:id="rId16" w:history="1">
+        <w:hyperlink r:id="rId15" w:history="1">
           <w:r>
             <w:rPr>
               <w:rStyle w:val="Hyperlink"/>
@@ -2918,7 +2868,7 @@
           <w:sz w:val="24"/>
           <w:u w:val="single"/>
         </w:rPr>
-        <w:hyperlink r:id="rId28" w:history="1">
+        <w:hyperlink r:id="rId27" w:history="1">
           <w:r>
             <w:rPr>
               <w:rStyle w:val="Hyperlink"/>
@@ -2947,7 +2897,6 @@
       </w:r>
       <w:r>
         <w:rPr>
-          <w:u w:val="single" w:color="0000ff"/>
           <w:rFonts w:ascii="Charis SIL Regular" w:hAnsi="Charis SIL Regular" w:eastAsia="Charis SIL Regular"/>
           <w:b w:val="0"/>
           <w:i w:val="0"/>
@@ -2965,7 +2914,7 @@
           <w:sz w:val="24"/>
           <w:u w:val="single"/>
         </w:rPr>
-        <w:hyperlink r:id="rId29" w:history="1">
+        <w:hyperlink r:id="rId27" w:history="1">
           <w:r>
             <w:rPr>
               <w:rStyle w:val="Hyperlink"/>

--- a/EXPORTS/DOCX/published/niveau3/Dutch/KoninklijkeBazar.docx
+++ b/EXPORTS/DOCX/published/niveau3/Dutch/KoninklijkeBazar.docx
@@ -2886,7 +2886,7 @@
           <w:sz w:val="24"/>
           <w:u w:val="single"/>
         </w:rPr>
-        <w:hyperlink r:id="rId28" w:history="1">
+        <w:hyperlink r:id="rId27" w:history="1">
           <w:r>
             <w:rPr>
               <w:rStyle w:val="Hyperlink"/>
@@ -2903,7 +2903,14 @@
           <w:color w:val="000000"/>
           <w:sz w:val="24"/>
         </w:rPr>
-        <w:t xml:space="preserve">, </w:t>
+        <w:hyperlink r:id="rId27" w:history="1">
+          <w:r>
+            <w:rPr>
+              <w:rStyle w:val="Hyperlink"/>
+            </w:rPr>
+            <w:t xml:space="preserve">, </w:t>
+          </w:r>
+        </w:hyperlink>
       </w:r>
       <w:r>
         <w:rPr>
@@ -2943,7 +2950,7 @@
           <w:sz w:val="24"/>
           <w:u w:val="single"/>
         </w:rPr>
-        <w:hyperlink r:id="rId29" w:history="1">
+        <w:hyperlink r:id="rId27" w:history="1">
           <w:r>
             <w:rPr>
               <w:rStyle w:val="Hyperlink"/>
@@ -2961,7 +2968,7 @@
           <w:sz w:val="24"/>
           <w:u w:val="single"/>
         </w:rPr>
-        <w:hyperlink r:id="rId29" w:history="1">
+        <w:hyperlink r:id="rId27" w:history="1">
           <w:r>
             <w:rPr>
               <w:rStyle w:val="Hyperlink"/>
@@ -3037,7 +3044,7 @@
           <w:sz w:val="24"/>
           <w:u w:val="single"/>
         </w:rPr>
-        <w:hyperlink r:id="rId30" w:history="1">
+        <w:hyperlink r:id="rId29" w:history="1">
           <w:r>
             <w:rPr>
               <w:rStyle w:val="Hyperlink"/>
@@ -3055,7 +3062,7 @@
           <w:sz w:val="24"/>
           <w:u w:val="single"/>
         </w:rPr>
-        <w:hyperlink r:id="rId30" w:history="1">
+        <w:hyperlink r:id="rId29" w:history="1">
           <w:r>
             <w:rPr>
               <w:rStyle w:val="Hyperlink"/>
@@ -3073,7 +3080,7 @@
           <w:sz w:val="24"/>
           <w:u w:val="single"/>
         </w:rPr>
-        <w:hyperlink r:id="rId30" w:history="1">
+        <w:hyperlink r:id="rId29" w:history="1">
           <w:r>
             <w:rPr>
               <w:rStyle w:val="Hyperlink"/>
@@ -3101,7 +3108,7 @@
           <w:sz w:val="24"/>
           <w:u w:val="single"/>
         </w:rPr>
-        <w:hyperlink r:id="rId30" w:history="1">
+        <w:hyperlink r:id="rId29" w:history="1">
           <w:r>
             <w:rPr>
               <w:rStyle w:val="Hyperlink"/>
@@ -3130,7 +3137,7 @@
           <w:sz w:val="24"/>
           <w:u w:val="single"/>
         </w:rPr>
-        <w:hyperlink r:id="rId30" w:history="1">
+        <w:hyperlink r:id="rId29" w:history="1">
           <w:r>
             <w:rPr>
               <w:rStyle w:val="Hyperlink"/>
@@ -3252,7 +3259,7 @@
           <w:sz w:val="24"/>
           <w:u w:val="single"/>
         </w:rPr>
-        <w:hyperlink r:id="rId31" w:history="1">
+        <w:hyperlink r:id="rId30" w:history="1">
           <w:r>
             <w:rPr>
               <w:rStyle w:val="Hyperlink"/>
@@ -3270,7 +3277,7 @@
           <w:sz w:val="24"/>
           <w:u w:val="single"/>
         </w:rPr>
-        <w:hyperlink r:id="rId31" w:history="1">
+        <w:hyperlink r:id="rId30" w:history="1">
           <w:r>
             <w:rPr>
               <w:rStyle w:val="Hyperlink"/>
@@ -3288,7 +3295,7 @@
           <w:sz w:val="24"/>
           <w:u w:val="single"/>
         </w:rPr>
-        <w:hyperlink r:id="rId31" w:history="1">
+        <w:hyperlink r:id="rId30" w:history="1">
           <w:r>
             <w:rPr>
               <w:rStyle w:val="Hyperlink"/>
@@ -3316,7 +3323,7 @@
           <w:sz w:val="24"/>
           <w:u w:val="single"/>
         </w:rPr>
-        <w:hyperlink r:id="rId31" w:history="1">
+        <w:hyperlink r:id="rId30" w:history="1">
           <w:r>
             <w:rPr>
               <w:rStyle w:val="Hyperlink"/>
@@ -3345,7 +3352,7 @@
           <w:sz w:val="24"/>
           <w:u w:val="single"/>
         </w:rPr>
-        <w:hyperlink r:id="rId31" w:history="1">
+        <w:hyperlink r:id="rId30" w:history="1">
           <w:r>
             <w:rPr>
               <w:rStyle w:val="Hyperlink"/>

--- a/EXPORTS/DOCX/published/niveau3/Dutch/KoninklijkeBazar.docx
+++ b/EXPORTS/DOCX/published/niveau3/Dutch/KoninklijkeBazar.docx
@@ -488,70 +488,13 @@
       </w:r>
       <w:r>
         <w:rPr>
-          <w:u w:val="single" w:color="0000ff"/>
           <w:rFonts w:ascii="Charis SIL Regular" w:hAnsi="Charis SIL Regular" w:eastAsia="Charis SIL Regular"/>
           <w:b w:val="0"/>
           <w:i w:val="0"/>
           <w:color w:val="000000"/>
           <w:sz w:val="24"/>
         </w:rPr>
-        <w:t>,</w:t>
-      </w:r>
-      <w:r>
-        <w:rPr>
-          <w:rFonts w:ascii="Charis SIL Regular" w:hAnsi="Charis SIL Regular" w:eastAsia="Charis SIL Regular"/>
-          <w:b w:val="0"/>
-          <w:i w:val="0"/>
-          <w:color w:val="000000"/>
-          <w:sz w:val="24"/>
-        </w:rPr>
-        <w:t xml:space="preserve"> </w:t>
-      </w:r>
-      <w:r>
-        <w:rPr>
-          <w:u w:val="single" w:color="0000ff"/>
-          <w:rFonts w:ascii="Charis SIL Regular" w:hAnsi="Charis SIL Regular" w:eastAsia="Charis SIL Regular"/>
-          <w:b w:val="0"/>
-          <w:i w:val="0"/>
-          <w:color w:val="000000"/>
-          <w:sz w:val="24"/>
-        </w:rPr>
-        <w:hyperlink r:id="rId12" w:history="1">
-          <w:r>
-            <w:rPr>
-              <w:rStyle w:val="Hyperlink"/>
-            </w:rPr>
-            <w:t xml:space="preserve">onder </w:t>
-          </w:r>
-        </w:hyperlink>
-      </w:r>
-      <w:r>
-        <w:rPr>
-          <w:rFonts w:ascii="Charis SIL Regular" w:hAnsi="Charis SIL Regular" w:eastAsia="Charis SIL Regular"/>
-          <w:b w:val="0"/>
-          <w:i w:val="0"/>
-          <w:color w:val="000000"/>
-          <w:sz w:val="24"/>
-        </w:rPr>
-        <w:t>wie kon</w:t>
-      </w:r>
-      <w:r>
-        <w:rPr>
-          <w:u w:val="single" w:color="0000ff"/>
-          <w:rFonts w:ascii="Charis SIL Regular" w:hAnsi="Charis SIL Regular" w:eastAsia="Charis SIL Regular"/>
-          <w:b w:val="0"/>
-          <w:i w:val="0"/>
-          <w:color w:val="000000"/>
-          <w:sz w:val="24"/>
-        </w:rPr>
-        <w:hyperlink r:id="rId13" w:history="1">
-          <w:r>
-            <w:rPr>
-              <w:rStyle w:val="Hyperlink"/>
-            </w:rPr>
-            <w:t xml:space="preserve">ing </w:t>
-          </w:r>
-        </w:hyperlink>
+        <w:t xml:space="preserve">, onder wie koning </w:t>
       </w:r>
       <w:r>
         <w:rPr>
@@ -620,13 +563,59 @@
       </w:r>
       <w:r>
         <w:rPr>
+          <w:u w:val="single" w:color="0000ff"/>
           <w:rFonts w:ascii="Charis SIL Regular" w:hAnsi="Charis SIL Regular" w:eastAsia="Charis SIL Regular"/>
           <w:b w:val="0"/>
           <w:i w:val="0"/>
           <w:color w:val="000000"/>
           <w:sz w:val="24"/>
         </w:rPr>
-        <w:t xml:space="preserve">, maar ook musea, zoals het </w:t>
+        <w:hyperlink r:id="rId13" w:history="1">
+          <w:r>
+            <w:rPr>
+              <w:rStyle w:val="Hyperlink"/>
+            </w:rPr>
+            <w:t>, m</w:t>
+          </w:r>
+        </w:hyperlink>
+      </w:r>
+      <w:r>
+        <w:rPr>
+          <w:rFonts w:ascii="Charis SIL Regular" w:hAnsi="Charis SIL Regular" w:eastAsia="Charis SIL Regular"/>
+          <w:b w:val="0"/>
+          <w:i w:val="0"/>
+          <w:color w:val="000000"/>
+          <w:sz w:val="24"/>
+        </w:rPr>
+        <w:t>aar ook musea</w:t>
+      </w:r>
+      <w:r>
+        <w:rPr>
+          <w:u w:val="single" w:color="0000ff"/>
+          <w:rFonts w:ascii="Charis SIL Regular" w:hAnsi="Charis SIL Regular" w:eastAsia="Charis SIL Regular"/>
+          <w:b w:val="0"/>
+          <w:i w:val="0"/>
+          <w:color w:val="000000"/>
+          <w:sz w:val="24"/>
+        </w:rPr>
+        <w:hyperlink r:id="rId14" w:history="1">
+          <w:r>
+            <w:rPr>
+              <w:rStyle w:val="Hyperlink"/>
+            </w:rPr>
+            <w:t>, zoals he</w:t>
+          </w:r>
+        </w:hyperlink>
+      </w:r>
+      <w:r>
+        <w:rPr>
+          <w:rFonts w:ascii="Charis SIL Regular" w:hAnsi="Charis SIL Regular" w:eastAsia="Charis SIL Regular"/>
+          <w:b w:val="0"/>
+          <w:i w:val="0"/>
+          <w:color w:val="000000"/>
+          <w:sz w:val="24"/>
+        </w:rPr>
+        <w:t xml:space="preserve">t </w:t>
       </w:r>
       <w:r>
         <w:rPr>
@@ -741,14 +730,7 @@
           <w:color w:val="000000"/>
           <w:sz w:val="24"/>
         </w:rPr>
-        <w:hyperlink r:id="rId16" w:history="1">
-          <w:r>
-            <w:rPr>
-              <w:rStyle w:val="Hyperlink"/>
-            </w:rPr>
-            <w:t xml:space="preserve">ge </w:t>
-          </w:r>
-        </w:hyperlink>
+        <w:t xml:space="preserve">ge </w:t>
       </w:r>
       <w:r>
         <w:rPr>
@@ -759,7 +741,7 @@
           <w:sz w:val="24"/>
           <w:u w:val="single"/>
         </w:rPr>
-        <w:hyperlink r:id="rId17" w:history="1">
+        <w:hyperlink r:id="rId16" w:history="1">
           <w:r>
             <w:rPr>
               <w:rStyle w:val="Hyperlink"/>
@@ -788,7 +770,7 @@
           <w:sz w:val="24"/>
           <w:u w:val="single"/>
         </w:rPr>
-        <w:hyperlink r:id="rId17" w:history="1">
+        <w:hyperlink r:id="rId16" w:history="1">
           <w:r>
             <w:rPr>
               <w:rStyle w:val="Hyperlink"/>
@@ -806,12 +788,12 @@
           <w:sz w:val="24"/>
           <w:u w:val="single"/>
         </w:rPr>
-        <w:hyperlink r:id="rId17" w:history="1">
+        <w:hyperlink r:id="rId16" w:history="1">
           <w:r>
             <w:rPr>
               <w:rStyle w:val="Hyperlink"/>
             </w:rPr>
-            <w:t>thnografis</w:t>
+            <w:t>thnografisc</w:t>
           </w:r>
         </w:hyperlink>
       </w:r>
@@ -822,23 +804,7 @@
           <w:i w:val="0"/>
           <w:color w:val="0000FF"/>
           <w:sz w:val="24"/>
-        </w:rPr>
-        <w:hyperlink r:id="rId17" w:history="1">
-          <w:r>
-            <w:rPr>
-              <w:rStyle w:val="Hyperlink"/>
-            </w:rPr>
-            <w:t>c</w:t>
-          </w:r>
-        </w:hyperlink>
-      </w:r>
-      <w:r>
-        <w:rPr>
-          <w:rFonts w:ascii="Charis SIL Regular" w:hAnsi="Charis SIL Regular" w:eastAsia="Charis SIL Regular"/>
-          <w:b w:val="0"/>
-          <w:i w:val="0"/>
-          <w:color w:val="0000FF"/>
-          <w:sz w:val="24"/>
+          <w:u w:val="single"/>
         </w:rPr>
         <w:t>h</w:t>
       </w:r>
@@ -862,14 +828,24 @@
           <w:sz w:val="24"/>
           <w:u w:val="single"/>
         </w:rPr>
-        <w:hyperlink r:id="rId17" w:history="1">
+        <w:hyperlink r:id="rId16" w:history="1">
           <w:r>
             <w:rPr>
               <w:rStyle w:val="Hyperlink"/>
             </w:rPr>
-            <w:t>Museum</w:t>
+            <w:t>Museu</w:t>
           </w:r>
         </w:hyperlink>
+      </w:r>
+      <w:r>
+        <w:rPr>
+          <w:rFonts w:ascii="Charis SIL Regular" w:hAnsi="Charis SIL Regular" w:eastAsia="Charis SIL Regular"/>
+          <w:b w:val="0"/>
+          <w:i w:val="0"/>
+          <w:color w:val="0000FF"/>
+          <w:sz w:val="24"/>
+        </w:rPr>
+        <w:t>m</w:t>
       </w:r>
       <w:r>
         <w:rPr>
@@ -965,7 +941,7 @@
           <w:color w:val="000000"/>
           <w:sz w:val="24"/>
         </w:rPr>
-        <w:hyperlink r:id="rId17" w:history="1">
+        <w:hyperlink r:id="rId16" w:history="1">
           <w:r>
             <w:rPr>
               <w:rStyle w:val="Hyperlink"/>
@@ -983,7 +959,7 @@
           <w:color w:val="000000"/>
           <w:sz w:val="24"/>
         </w:rPr>
-        <w:hyperlink r:id="rId17" w:history="1">
+        <w:hyperlink r:id="rId16" w:history="1">
           <w:r>
             <w:rPr>
               <w:rStyle w:val="Hyperlink"/>
@@ -1001,7 +977,7 @@
           <w:color w:val="000000"/>
           <w:sz w:val="24"/>
         </w:rPr>
-        <w:hyperlink r:id="rId17" w:history="1">
+        <w:hyperlink r:id="rId16" w:history="1">
           <w:r>
             <w:rPr>
               <w:rStyle w:val="Hyperlink"/>
@@ -1019,7 +995,7 @@
           <w:color w:val="000000"/>
           <w:sz w:val="24"/>
         </w:rPr>
-        <w:hyperlink r:id="rId17" w:history="1">
+        <w:hyperlink r:id="rId16" w:history="1">
           <w:r>
             <w:rPr>
               <w:rStyle w:val="Hyperlink"/>
@@ -1037,7 +1013,7 @@
           <w:color w:val="000000"/>
           <w:sz w:val="24"/>
         </w:rPr>
-        <w:hyperlink r:id="rId17" w:history="1">
+        <w:hyperlink r:id="rId16" w:history="1">
           <w:r>
             <w:rPr>
               <w:rStyle w:val="Hyperlink"/>
@@ -1115,7 +1091,7 @@
           <w:sz w:val="24"/>
           <w:u w:val="single"/>
         </w:rPr>
-        <w:hyperlink r:id="rId18" w:history="1">
+        <w:hyperlink r:id="rId17" w:history="1">
           <w:r>
             <w:rPr>
               <w:rStyle w:val="Hyperlink"/>
@@ -1144,7 +1120,7 @@
           <w:sz w:val="24"/>
           <w:u w:val="single"/>
         </w:rPr>
-        <w:hyperlink r:id="rId18" w:history="1">
+        <w:hyperlink r:id="rId17" w:history="1">
           <w:r>
             <w:rPr>
               <w:rStyle w:val="Hyperlink"/>
@@ -1182,7 +1158,7 @@
           <w:color w:val="000000"/>
           <w:sz w:val="24"/>
         </w:rPr>
-        <w:hyperlink r:id="rId18" w:history="1">
+        <w:hyperlink r:id="rId17" w:history="1">
           <w:r>
             <w:rPr>
               <w:rStyle w:val="Hyperlink"/>
@@ -1200,7 +1176,7 @@
           <w:color w:val="000000"/>
           <w:sz w:val="24"/>
         </w:rPr>
-        <w:hyperlink r:id="rId18" w:history="1">
+        <w:hyperlink r:id="rId17" w:history="1">
           <w:r>
             <w:rPr>
               <w:rStyle w:val="Hyperlink"/>
@@ -1228,7 +1204,7 @@
           <w:sz w:val="24"/>
           <w:u w:val="single"/>
         </w:rPr>
-        <w:hyperlink r:id="rId17" w:history="1">
+        <w:hyperlink r:id="rId16" w:history="1">
           <w:r>
             <w:rPr>
               <w:rStyle w:val="Hyperlink"/>
@@ -1257,7 +1233,7 @@
           <w:sz w:val="24"/>
           <w:u w:val="single"/>
         </w:rPr>
-        <w:hyperlink r:id="rId17" w:history="1">
+        <w:hyperlink r:id="rId16" w:history="1">
           <w:r>
             <w:rPr>
               <w:rStyle w:val="Hyperlink"/>
@@ -1545,7 +1521,7 @@
           <w:sz w:val="24"/>
           <w:u w:val="single"/>
         </w:rPr>
-        <w:hyperlink r:id="rId19" w:history="1">
+        <w:hyperlink r:id="rId18" w:history="1">
           <w:r>
             <w:rPr>
               <w:rStyle w:val="Hyperlink"/>
@@ -1563,7 +1539,7 @@
           <w:sz w:val="24"/>
           <w:u w:val="single"/>
         </w:rPr>
-        <w:hyperlink r:id="rId19" w:history="1">
+        <w:hyperlink r:id="rId18" w:history="1">
           <w:r>
             <w:rPr>
               <w:rStyle w:val="Hyperlink"/>
@@ -1581,7 +1557,7 @@
           <w:sz w:val="24"/>
           <w:u w:val="single"/>
         </w:rPr>
-        <w:hyperlink r:id="rId19" w:history="1">
+        <w:hyperlink r:id="rId18" w:history="1">
           <w:r>
             <w:rPr>
               <w:rStyle w:val="Hyperlink"/>
@@ -1599,7 +1575,7 @@
           <w:sz w:val="24"/>
           <w:u w:val="single"/>
         </w:rPr>
-        <w:hyperlink r:id="rId19" w:history="1">
+        <w:hyperlink r:id="rId18" w:history="1">
           <w:r>
             <w:rPr>
               <w:rStyle w:val="Hyperlink"/>
@@ -1617,7 +1593,7 @@
           <w:sz w:val="24"/>
           <w:u w:val="single"/>
         </w:rPr>
-        <w:hyperlink r:id="rId19" w:history="1">
+        <w:hyperlink r:id="rId18" w:history="1">
           <w:r>
             <w:rPr>
               <w:rStyle w:val="Hyperlink"/>
@@ -1635,7 +1611,7 @@
           <w:sz w:val="24"/>
           <w:u w:val="single"/>
         </w:rPr>
-        <w:hyperlink r:id="rId19" w:history="1">
+        <w:hyperlink r:id="rId18" w:history="1">
           <w:r>
             <w:rPr>
               <w:rStyle w:val="Hyperlink"/>
@@ -1653,7 +1629,7 @@
           <w:sz w:val="24"/>
           <w:u w:val="single"/>
         </w:rPr>
-        <w:hyperlink r:id="rId19" w:history="1">
+        <w:hyperlink r:id="rId18" w:history="1">
           <w:r>
             <w:rPr>
               <w:rStyle w:val="Hyperlink"/>
@@ -1800,7 +1776,7 @@
           <w:sz w:val="24"/>
           <w:u w:val="single"/>
         </w:rPr>
-        <w:hyperlink r:id="rId20" w:history="1">
+        <w:hyperlink r:id="rId19" w:history="1">
           <w:r>
             <w:rPr>
               <w:rStyle w:val="Hyperlink"/>
@@ -1818,7 +1794,7 @@
           <w:sz w:val="24"/>
           <w:u w:val="single"/>
         </w:rPr>
-        <w:hyperlink r:id="rId20" w:history="1">
+        <w:hyperlink r:id="rId19" w:history="1">
           <w:r>
             <w:rPr>
               <w:rStyle w:val="Hyperlink"/>
@@ -1836,7 +1812,7 @@
           <w:sz w:val="24"/>
           <w:u w:val="single"/>
         </w:rPr>
-        <w:hyperlink r:id="rId20" w:history="1">
+        <w:hyperlink r:id="rId19" w:history="1">
           <w:r>
             <w:rPr>
               <w:rStyle w:val="Hyperlink"/>
@@ -1854,7 +1830,7 @@
           <w:sz w:val="24"/>
           <w:u w:val="single"/>
         </w:rPr>
-        <w:hyperlink r:id="rId20" w:history="1">
+        <w:hyperlink r:id="rId19" w:history="1">
           <w:r>
             <w:rPr>
               <w:rStyle w:val="Hyperlink"/>
@@ -1872,7 +1848,7 @@
           <w:sz w:val="24"/>
           <w:u w:val="single"/>
         </w:rPr>
-        <w:hyperlink r:id="rId20" w:history="1">
+        <w:hyperlink r:id="rId19" w:history="1">
           <w:r>
             <w:rPr>
               <w:rStyle w:val="Hyperlink"/>
@@ -1890,7 +1866,7 @@
           <w:sz w:val="24"/>
           <w:u w:val="single"/>
         </w:rPr>
-        <w:hyperlink r:id="rId20" w:history="1">
+        <w:hyperlink r:id="rId19" w:history="1">
           <w:r>
             <w:rPr>
               <w:rStyle w:val="Hyperlink"/>
@@ -2003,7 +1979,7 @@
           <w:color w:val="0000FF"/>
           <w:sz w:val="24"/>
         </w:rPr>
-        <w:hyperlink r:id="rId21" w:history="1">
+        <w:hyperlink r:id="rId20" w:history="1">
           <w:r>
             <w:rPr>
               <w:rStyle w:val="Hyperlink"/>
@@ -2020,7 +1996,7 @@
           <w:color w:val="0000FF"/>
           <w:sz w:val="24"/>
         </w:rPr>
-        <w:hyperlink r:id="rId21" w:history="1">
+        <w:hyperlink r:id="rId20" w:history="1">
           <w:r>
             <w:rPr>
               <w:rStyle w:val="Hyperlink"/>
@@ -2037,7 +2013,7 @@
           <w:color w:val="0000FF"/>
           <w:sz w:val="24"/>
         </w:rPr>
-        <w:hyperlink r:id="rId21" w:history="1">
+        <w:hyperlink r:id="rId20" w:history="1">
           <w:r>
             <w:rPr>
               <w:rStyle w:val="Hyperlink"/>
@@ -2147,7 +2123,7 @@
           <w:color w:val="0000FF"/>
           <w:sz w:val="24"/>
         </w:rPr>
-        <w:hyperlink r:id="rId22" w:history="1">
+        <w:hyperlink r:id="rId21" w:history="1">
           <w:r>
             <w:rPr>
               <w:rStyle w:val="Hyperlink"/>
@@ -2164,7 +2140,7 @@
           <w:color w:val="0000FF"/>
           <w:sz w:val="24"/>
         </w:rPr>
-        <w:hyperlink r:id="rId22" w:history="1">
+        <w:hyperlink r:id="rId21" w:history="1">
           <w:r>
             <w:rPr>
               <w:rStyle w:val="Hyperlink"/>
@@ -2252,7 +2228,7 @@
           <w:sz w:val="24"/>
           <w:u w:val="single"/>
         </w:rPr>
-        <w:hyperlink r:id="rId23" w:history="1">
+        <w:hyperlink r:id="rId22" w:history="1">
           <w:r>
             <w:rPr>
               <w:rStyle w:val="Hyperlink"/>
@@ -2270,7 +2246,7 @@
           <w:sz w:val="24"/>
           <w:u w:val="single"/>
         </w:rPr>
-        <w:hyperlink r:id="rId23" w:history="1">
+        <w:hyperlink r:id="rId22" w:history="1">
           <w:r>
             <w:rPr>
               <w:rStyle w:val="Hyperlink"/>
@@ -2388,7 +2364,7 @@
           <w:sz w:val="24"/>
           <w:u w:val="single"/>
         </w:rPr>
-        <w:hyperlink r:id="rId24" w:history="1">
+        <w:hyperlink r:id="rId23" w:history="1">
           <w:r>
             <w:rPr>
               <w:rStyle w:val="Hyperlink"/>
@@ -2406,7 +2382,7 @@
           <w:sz w:val="24"/>
           <w:u w:val="single"/>
         </w:rPr>
-        <w:hyperlink r:id="rId24" w:history="1">
+        <w:hyperlink r:id="rId23" w:history="1">
           <w:r>
             <w:rPr>
               <w:rStyle w:val="Hyperlink"/>
@@ -2424,7 +2400,7 @@
           <w:sz w:val="24"/>
           <w:u w:val="single"/>
         </w:rPr>
-        <w:hyperlink r:id="rId24" w:history="1">
+        <w:hyperlink r:id="rId23" w:history="1">
           <w:r>
             <w:rPr>
               <w:rStyle w:val="Hyperlink"/>
@@ -2452,7 +2428,7 @@
           <w:sz w:val="24"/>
           <w:u w:val="single"/>
         </w:rPr>
-        <w:hyperlink r:id="rId25" w:history="1">
+        <w:hyperlink r:id="rId24" w:history="1">
           <w:r>
             <w:rPr>
               <w:rStyle w:val="Hyperlink"/>
@@ -2481,7 +2457,7 @@
           <w:sz w:val="24"/>
           <w:u w:val="single"/>
         </w:rPr>
-        <w:hyperlink r:id="rId25" w:history="1">
+        <w:hyperlink r:id="rId24" w:history="1">
           <w:r>
             <w:rPr>
               <w:rStyle w:val="Hyperlink"/>
@@ -2609,7 +2585,7 @@
           <w:sz w:val="24"/>
           <w:u w:val="single"/>
         </w:rPr>
-        <w:hyperlink r:id="rId26" w:history="1">
+        <w:hyperlink r:id="rId25" w:history="1">
           <w:r>
             <w:rPr>
               <w:rStyle w:val="Hyperlink"/>
@@ -2627,7 +2603,7 @@
           <w:sz w:val="24"/>
           <w:u w:val="single"/>
         </w:rPr>
-        <w:hyperlink r:id="rId26" w:history="1">
+        <w:hyperlink r:id="rId25" w:history="1">
           <w:r>
             <w:rPr>
               <w:rStyle w:val="Hyperlink"/>
@@ -2645,7 +2621,7 @@
           <w:sz w:val="24"/>
           <w:u w:val="single"/>
         </w:rPr>
-        <w:hyperlink r:id="rId26" w:history="1">
+        <w:hyperlink r:id="rId25" w:history="1">
           <w:r>
             <w:rPr>
               <w:rStyle w:val="Hyperlink"/>
@@ -2663,7 +2639,7 @@
           <w:sz w:val="24"/>
           <w:u w:val="single"/>
         </w:rPr>
-        <w:hyperlink r:id="rId26" w:history="1">
+        <w:hyperlink r:id="rId25" w:history="1">
           <w:r>
             <w:rPr>
               <w:rStyle w:val="Hyperlink"/>
@@ -2765,7 +2741,7 @@
           <w:sz w:val="24"/>
           <w:u w:val="single"/>
         </w:rPr>
-        <w:hyperlink r:id="rId27" w:history="1">
+        <w:hyperlink r:id="rId26" w:history="1">
           <w:r>
             <w:rPr>
               <w:rStyle w:val="Hyperlink"/>
@@ -2783,7 +2759,7 @@
           <w:sz w:val="24"/>
           <w:u w:val="single"/>
         </w:rPr>
-        <w:hyperlink r:id="rId27" w:history="1">
+        <w:hyperlink r:id="rId26" w:history="1">
           <w:r>
             <w:rPr>
               <w:rStyle w:val="Hyperlink"/>
@@ -2801,7 +2777,7 @@
           <w:sz w:val="24"/>
           <w:u w:val="single"/>
         </w:rPr>
-        <w:hyperlink r:id="rId27" w:history="1">
+        <w:hyperlink r:id="rId26" w:history="1">
           <w:r>
             <w:rPr>
               <w:rStyle w:val="Hyperlink"/>
@@ -2819,7 +2795,7 @@
           <w:sz w:val="24"/>
           <w:u w:val="single"/>
         </w:rPr>
-        <w:hyperlink r:id="rId27" w:history="1">
+        <w:hyperlink r:id="rId26" w:history="1">
           <w:r>
             <w:rPr>
               <w:rStyle w:val="Hyperlink"/>
@@ -2847,7 +2823,7 @@
           <w:sz w:val="24"/>
           <w:u w:val="single"/>
         </w:rPr>
-        <w:hyperlink r:id="rId28" w:history="1">
+        <w:hyperlink r:id="rId27" w:history="1">
           <w:r>
             <w:rPr>
               <w:rStyle w:val="Hyperlink"/>
@@ -2903,7 +2879,7 @@
           <w:color w:val="000000"/>
           <w:sz w:val="24"/>
         </w:rPr>
-        <w:hyperlink r:id="rId27" w:history="1">
+        <w:hyperlink r:id="rId26" w:history="1">
           <w:r>
             <w:rPr>
               <w:rStyle w:val="Hyperlink"/>
@@ -2921,7 +2897,7 @@
           <w:sz w:val="24"/>
           <w:u w:val="single"/>
         </w:rPr>
-        <w:hyperlink r:id="rId27" w:history="1">
+        <w:hyperlink r:id="rId28" w:history="1">
           <w:r>
             <w:rPr>
               <w:rStyle w:val="Hyperlink"/>
@@ -2950,7 +2926,7 @@
           <w:sz w:val="24"/>
           <w:u w:val="single"/>
         </w:rPr>
-        <w:hyperlink r:id="rId27" w:history="1">
+        <w:hyperlink r:id="rId28" w:history="1">
           <w:r>
             <w:rPr>
               <w:rStyle w:val="Hyperlink"/>
@@ -2968,7 +2944,7 @@
           <w:sz w:val="24"/>
           <w:u w:val="single"/>
         </w:rPr>
-        <w:hyperlink r:id="rId27" w:history="1">
+        <w:hyperlink r:id="rId28" w:history="1">
           <w:r>
             <w:rPr>
               <w:rStyle w:val="Hyperlink"/>

--- a/EXPORTS/DOCX/published/niveau3/Dutch/KoninklijkeBazar.docx
+++ b/EXPORTS/DOCX/published/niveau3/Dutch/KoninklijkeBazar.docx
@@ -609,13 +609,24 @@
       </w:r>
       <w:r>
         <w:rPr>
+          <w:u w:val="single" w:color="0000ff"/>
           <w:rFonts w:ascii="Charis SIL Regular" w:hAnsi="Charis SIL Regular" w:eastAsia="Charis SIL Regular"/>
           <w:b w:val="0"/>
           <w:i w:val="0"/>
           <w:color w:val="000000"/>
           <w:sz w:val="24"/>
         </w:rPr>
-        <w:t xml:space="preserve">t </w:t>
+        <w:t>t</w:t>
+      </w:r>
+      <w:r>
+        <w:rPr>
+          <w:rFonts w:ascii="Charis SIL Regular" w:hAnsi="Charis SIL Regular" w:eastAsia="Charis SIL Regular"/>
+          <w:b w:val="0"/>
+          <w:i w:val="0"/>
+          <w:color w:val="000000"/>
+          <w:sz w:val="24"/>
+        </w:rPr>
+        <w:t xml:space="preserve"> </w:t>
       </w:r>
       <w:r>
         <w:rPr>
@@ -2879,14 +2890,7 @@
           <w:color w:val="000000"/>
           <w:sz w:val="24"/>
         </w:rPr>
-        <w:hyperlink r:id="rId26" w:history="1">
-          <w:r>
-            <w:rPr>
-              <w:rStyle w:val="Hyperlink"/>
-            </w:rPr>
-            <w:t xml:space="preserve">, </w:t>
-          </w:r>
-        </w:hyperlink>
+        <w:t xml:space="preserve">, </w:t>
       </w:r>
       <w:r>
         <w:rPr>

--- a/EXPORTS/DOCX/published/niveau3/Dutch/KoninklijkeBazar.docx
+++ b/EXPORTS/DOCX/published/niveau3/Dutch/KoninklijkeBazar.docx
@@ -488,13 +488,63 @@
       </w:r>
       <w:r>
         <w:rPr>
+          <w:u w:val="single" w:color="0000ff"/>
           <w:rFonts w:ascii="Charis SIL Regular" w:hAnsi="Charis SIL Regular" w:eastAsia="Charis SIL Regular"/>
           <w:b w:val="0"/>
           <w:i w:val="0"/>
           <w:color w:val="000000"/>
           <w:sz w:val="24"/>
         </w:rPr>
-        <w:t xml:space="preserve">, onder wie koning </w:t>
+        <w:t>,</w:t>
+      </w:r>
+      <w:r>
+        <w:rPr>
+          <w:rFonts w:ascii="Charis SIL Regular" w:hAnsi="Charis SIL Regular" w:eastAsia="Charis SIL Regular"/>
+          <w:b w:val="0"/>
+          <w:i w:val="0"/>
+          <w:color w:val="000000"/>
+          <w:sz w:val="24"/>
+        </w:rPr>
+        <w:t xml:space="preserve"> </w:t>
+      </w:r>
+      <w:r>
+        <w:rPr>
+          <w:u w:val="single" w:color="0000ff"/>
+          <w:rFonts w:ascii="Charis SIL Regular" w:hAnsi="Charis SIL Regular" w:eastAsia="Charis SIL Regular"/>
+          <w:b w:val="0"/>
+          <w:i w:val="0"/>
+          <w:color w:val="000000"/>
+          <w:sz w:val="24"/>
+        </w:rPr>
+        <w:hyperlink r:id="rId12" w:history="1">
+          <w:r>
+            <w:rPr>
+              <w:rStyle w:val="Hyperlink"/>
+            </w:rPr>
+            <w:t xml:space="preserve">onder </w:t>
+          </w:r>
+        </w:hyperlink>
+      </w:r>
+      <w:r>
+        <w:rPr>
+          <w:rFonts w:ascii="Charis SIL Regular" w:hAnsi="Charis SIL Regular" w:eastAsia="Charis SIL Regular"/>
+          <w:b w:val="0"/>
+          <w:i w:val="0"/>
+          <w:color w:val="000000"/>
+          <w:sz w:val="24"/>
+        </w:rPr>
+        <w:t>wie kon</w:t>
+      </w:r>
+      <w:r>
+        <w:rPr>
+          <w:u w:val="single" w:color="0000ff"/>
+          <w:rFonts w:ascii="Charis SIL Regular" w:hAnsi="Charis SIL Regular" w:eastAsia="Charis SIL Regular"/>
+          <w:b w:val="0"/>
+          <w:i w:val="0"/>
+          <w:color w:val="000000"/>
+          <w:sz w:val="24"/>
+        </w:rPr>
+        <w:t xml:space="preserve">ing </w:t>
       </w:r>
       <w:r>
         <w:rPr>
@@ -505,7 +555,7 @@
           <w:sz w:val="24"/>
           <w:u w:val="single"/>
         </w:rPr>
-        <w:hyperlink r:id="rId13" w:history="1">
+        <w:hyperlink r:id="rId15" w:history="1">
           <w:r>
             <w:rPr>
               <w:rStyle w:val="Hyperlink"/>
@@ -637,7 +687,7 @@
           <w:sz w:val="24"/>
           <w:u w:val="single"/>
         </w:rPr>
-        <w:hyperlink r:id="rId15" w:history="1">
+        <w:hyperlink r:id="rId16" w:history="1">
           <w:r>
             <w:rPr>
               <w:rStyle w:val="Hyperlink"/>
@@ -666,7 +716,7 @@
           <w:sz w:val="24"/>
           <w:u w:val="single"/>
         </w:rPr>
-        <w:hyperlink r:id="rId15" w:history="1">
+        <w:hyperlink r:id="rId16" w:history="1">
           <w:r>
             <w:rPr>
               <w:rStyle w:val="Hyperlink"/>
@@ -695,7 +745,7 @@
           <w:sz w:val="24"/>
           <w:u w:val="single"/>
         </w:rPr>
-        <w:hyperlink r:id="rId15" w:history="1">
+        <w:hyperlink r:id="rId16" w:history="1">
           <w:r>
             <w:rPr>
               <w:rStyle w:val="Hyperlink"/>
@@ -713,7 +763,7 @@
           <w:sz w:val="24"/>
           <w:u w:val="single"/>
         </w:rPr>
-        <w:hyperlink r:id="rId15" w:history="1">
+        <w:hyperlink r:id="rId16" w:history="1">
           <w:r>
             <w:rPr>
               <w:rStyle w:val="Hyperlink"/>
@@ -741,7 +791,14 @@
           <w:color w:val="000000"/>
           <w:sz w:val="24"/>
         </w:rPr>
-        <w:t xml:space="preserve">ge </w:t>
+        <w:hyperlink r:id="rId15" w:history="1">
+          <w:r>
+            <w:rPr>
+              <w:rStyle w:val="Hyperlink"/>
+            </w:rPr>
+            <w:t xml:space="preserve">ge </w:t>
+          </w:r>
+        </w:hyperlink>
       </w:r>
       <w:r>
         <w:rPr>
@@ -752,7 +809,7 @@
           <w:sz w:val="24"/>
           <w:u w:val="single"/>
         </w:rPr>
-        <w:hyperlink r:id="rId16" w:history="1">
+        <w:hyperlink r:id="rId15" w:history="1">
           <w:r>
             <w:rPr>
               <w:rStyle w:val="Hyperlink"/>
@@ -781,7 +838,7 @@
           <w:sz w:val="24"/>
           <w:u w:val="single"/>
         </w:rPr>
-        <w:hyperlink r:id="rId16" w:history="1">
+        <w:hyperlink r:id="rId15" w:history="1">
           <w:r>
             <w:rPr>
               <w:rStyle w:val="Hyperlink"/>
@@ -799,12 +856,12 @@
           <w:sz w:val="24"/>
           <w:u w:val="single"/>
         </w:rPr>
-        <w:hyperlink r:id="rId16" w:history="1">
+        <w:hyperlink r:id="rId17" w:history="1">
           <w:r>
             <w:rPr>
               <w:rStyle w:val="Hyperlink"/>
             </w:rPr>
-            <w:t>thnografisc</w:t>
+            <w:t>thnografis</w:t>
           </w:r>
         </w:hyperlink>
       </w:r>
@@ -815,7 +872,23 @@
           <w:i w:val="0"/>
           <w:color w:val="0000FF"/>
           <w:sz w:val="24"/>
-          <w:u w:val="single"/>
+        </w:rPr>
+        <w:hyperlink r:id="rId17" w:history="1">
+          <w:r>
+            <w:rPr>
+              <w:rStyle w:val="Hyperlink"/>
+            </w:rPr>
+            <w:t>c</w:t>
+          </w:r>
+        </w:hyperlink>
+      </w:r>
+      <w:r>
+        <w:rPr>
+          <w:rFonts w:ascii="Charis SIL Regular" w:hAnsi="Charis SIL Regular" w:eastAsia="Charis SIL Regular"/>
+          <w:b w:val="0"/>
+          <w:i w:val="0"/>
+          <w:color w:val="0000FF"/>
+          <w:sz w:val="24"/>
         </w:rPr>
         <w:t>h</w:t>
       </w:r>
@@ -839,24 +912,14 @@
           <w:sz w:val="24"/>
           <w:u w:val="single"/>
         </w:rPr>
-        <w:hyperlink r:id="rId16" w:history="1">
+        <w:hyperlink r:id="rId17" w:history="1">
           <w:r>
             <w:rPr>
               <w:rStyle w:val="Hyperlink"/>
             </w:rPr>
-            <w:t>Museu</w:t>
+            <w:t>Museum</w:t>
           </w:r>
         </w:hyperlink>
-      </w:r>
-      <w:r>
-        <w:rPr>
-          <w:rFonts w:ascii="Charis SIL Regular" w:hAnsi="Charis SIL Regular" w:eastAsia="Charis SIL Regular"/>
-          <w:b w:val="0"/>
-          <w:i w:val="0"/>
-          <w:color w:val="0000FF"/>
-          <w:sz w:val="24"/>
-        </w:rPr>
-        <w:t>m</w:t>
       </w:r>
       <w:r>
         <w:rPr>
@@ -877,7 +940,7 @@
           <w:color w:val="000000"/>
           <w:sz w:val="24"/>
         </w:rPr>
-        <w:hyperlink r:id="rId15" w:history="1">
+        <w:hyperlink r:id="rId16" w:history="1">
           <w:r>
             <w:rPr>
               <w:rStyle w:val="Hyperlink"/>
@@ -906,7 +969,7 @@
           <w:color w:val="000000"/>
           <w:sz w:val="24"/>
         </w:rPr>
-        <w:hyperlink r:id="rId15" w:history="1">
+        <w:hyperlink r:id="rId16" w:history="1">
           <w:r>
             <w:rPr>
               <w:rStyle w:val="Hyperlink"/>
@@ -924,7 +987,7 @@
           <w:color w:val="000000"/>
           <w:sz w:val="24"/>
         </w:rPr>
-        <w:hyperlink r:id="rId15" w:history="1">
+        <w:hyperlink r:id="rId16" w:history="1">
           <w:r>
             <w:rPr>
               <w:rStyle w:val="Hyperlink"/>
@@ -952,7 +1015,7 @@
           <w:color w:val="000000"/>
           <w:sz w:val="24"/>
         </w:rPr>
-        <w:hyperlink r:id="rId16" w:history="1">
+        <w:hyperlink r:id="rId17" w:history="1">
           <w:r>
             <w:rPr>
               <w:rStyle w:val="Hyperlink"/>
@@ -970,7 +1033,7 @@
           <w:color w:val="000000"/>
           <w:sz w:val="24"/>
         </w:rPr>
-        <w:hyperlink r:id="rId16" w:history="1">
+        <w:hyperlink r:id="rId17" w:history="1">
           <w:r>
             <w:rPr>
               <w:rStyle w:val="Hyperlink"/>
@@ -988,7 +1051,7 @@
           <w:color w:val="000000"/>
           <w:sz w:val="24"/>
         </w:rPr>
-        <w:hyperlink r:id="rId16" w:history="1">
+        <w:hyperlink r:id="rId17" w:history="1">
           <w:r>
             <w:rPr>
               <w:rStyle w:val="Hyperlink"/>
@@ -1006,7 +1069,7 @@
           <w:color w:val="000000"/>
           <w:sz w:val="24"/>
         </w:rPr>
-        <w:hyperlink r:id="rId16" w:history="1">
+        <w:hyperlink r:id="rId17" w:history="1">
           <w:r>
             <w:rPr>
               <w:rStyle w:val="Hyperlink"/>
@@ -1024,7 +1087,7 @@
           <w:color w:val="000000"/>
           <w:sz w:val="24"/>
         </w:rPr>
-        <w:hyperlink r:id="rId16" w:history="1">
+        <w:hyperlink r:id="rId17" w:history="1">
           <w:r>
             <w:rPr>
               <w:rStyle w:val="Hyperlink"/>
@@ -1102,7 +1165,7 @@
           <w:sz w:val="24"/>
           <w:u w:val="single"/>
         </w:rPr>
-        <w:hyperlink r:id="rId17" w:history="1">
+        <w:hyperlink r:id="rId18" w:history="1">
           <w:r>
             <w:rPr>
               <w:rStyle w:val="Hyperlink"/>
@@ -1131,7 +1194,7 @@
           <w:sz w:val="24"/>
           <w:u w:val="single"/>
         </w:rPr>
-        <w:hyperlink r:id="rId17" w:history="1">
+        <w:hyperlink r:id="rId18" w:history="1">
           <w:r>
             <w:rPr>
               <w:rStyle w:val="Hyperlink"/>
@@ -1158,7 +1221,7 @@
           <w:color w:val="000000"/>
           <w:sz w:val="24"/>
         </w:rPr>
-        <w:t>van het interieur van de winkel, waarop vele voor</w:t>
+        <w:t>van het interieur van de winkel, waarop vele voorwerpen</w:t>
       </w:r>
       <w:r>
         <w:rPr>
@@ -1169,25 +1232,7 @@
           <w:color w:val="000000"/>
           <w:sz w:val="24"/>
         </w:rPr>
-        <w:hyperlink r:id="rId17" w:history="1">
-          <w:r>
-            <w:rPr>
-              <w:rStyle w:val="Hyperlink"/>
-            </w:rPr>
-            <w:t>werpen</w:t>
-          </w:r>
-        </w:hyperlink>
-      </w:r>
-      <w:r>
-        <w:rPr>
-          <w:u w:val="single" w:color="0000ff"/>
-          <w:rFonts w:ascii="Charis SIL Regular" w:hAnsi="Charis SIL Regular" w:eastAsia="Charis SIL Regular"/>
-          <w:b w:val="0"/>
-          <w:i w:val="0"/>
-          <w:color w:val="000000"/>
-          <w:sz w:val="24"/>
-        </w:rPr>
-        <w:hyperlink r:id="rId17" w:history="1">
+        <w:hyperlink r:id="rId18" w:history="1">
           <w:r>
             <w:rPr>
               <w:rStyle w:val="Hyperlink"/>
@@ -1215,7 +1260,7 @@
           <w:sz w:val="24"/>
           <w:u w:val="single"/>
         </w:rPr>
-        <w:hyperlink r:id="rId16" w:history="1">
+        <w:hyperlink r:id="rId17" w:history="1">
           <w:r>
             <w:rPr>
               <w:rStyle w:val="Hyperlink"/>
@@ -1244,7 +1289,7 @@
           <w:sz w:val="24"/>
           <w:u w:val="single"/>
         </w:rPr>
-        <w:hyperlink r:id="rId16" w:history="1">
+        <w:hyperlink r:id="rId17" w:history="1">
           <w:r>
             <w:rPr>
               <w:rStyle w:val="Hyperlink"/>
@@ -1532,7 +1577,7 @@
           <w:sz w:val="24"/>
           <w:u w:val="single"/>
         </w:rPr>
-        <w:hyperlink r:id="rId18" w:history="1">
+        <w:hyperlink r:id="rId19" w:history="1">
           <w:r>
             <w:rPr>
               <w:rStyle w:val="Hyperlink"/>
@@ -1550,7 +1595,7 @@
           <w:sz w:val="24"/>
           <w:u w:val="single"/>
         </w:rPr>
-        <w:hyperlink r:id="rId18" w:history="1">
+        <w:hyperlink r:id="rId19" w:history="1">
           <w:r>
             <w:rPr>
               <w:rStyle w:val="Hyperlink"/>
@@ -1568,7 +1613,7 @@
           <w:sz w:val="24"/>
           <w:u w:val="single"/>
         </w:rPr>
-        <w:hyperlink r:id="rId18" w:history="1">
+        <w:hyperlink r:id="rId19" w:history="1">
           <w:r>
             <w:rPr>
               <w:rStyle w:val="Hyperlink"/>
@@ -1586,7 +1631,7 @@
           <w:sz w:val="24"/>
           <w:u w:val="single"/>
         </w:rPr>
-        <w:hyperlink r:id="rId18" w:history="1">
+        <w:hyperlink r:id="rId19" w:history="1">
           <w:r>
             <w:rPr>
               <w:rStyle w:val="Hyperlink"/>
@@ -1604,7 +1649,7 @@
           <w:sz w:val="24"/>
           <w:u w:val="single"/>
         </w:rPr>
-        <w:hyperlink r:id="rId18" w:history="1">
+        <w:hyperlink r:id="rId19" w:history="1">
           <w:r>
             <w:rPr>
               <w:rStyle w:val="Hyperlink"/>
@@ -1622,7 +1667,7 @@
           <w:sz w:val="24"/>
           <w:u w:val="single"/>
         </w:rPr>
-        <w:hyperlink r:id="rId18" w:history="1">
+        <w:hyperlink r:id="rId19" w:history="1">
           <w:r>
             <w:rPr>
               <w:rStyle w:val="Hyperlink"/>
@@ -1640,7 +1685,7 @@
           <w:sz w:val="24"/>
           <w:u w:val="single"/>
         </w:rPr>
-        <w:hyperlink r:id="rId18" w:history="1">
+        <w:hyperlink r:id="rId19" w:history="1">
           <w:r>
             <w:rPr>
               <w:rStyle w:val="Hyperlink"/>
@@ -1787,7 +1832,7 @@
           <w:sz w:val="24"/>
           <w:u w:val="single"/>
         </w:rPr>
-        <w:hyperlink r:id="rId19" w:history="1">
+        <w:hyperlink r:id="rId20" w:history="1">
           <w:r>
             <w:rPr>
               <w:rStyle w:val="Hyperlink"/>
@@ -1805,7 +1850,7 @@
           <w:sz w:val="24"/>
           <w:u w:val="single"/>
         </w:rPr>
-        <w:hyperlink r:id="rId19" w:history="1">
+        <w:hyperlink r:id="rId20" w:history="1">
           <w:r>
             <w:rPr>
               <w:rStyle w:val="Hyperlink"/>
@@ -1823,7 +1868,7 @@
           <w:sz w:val="24"/>
           <w:u w:val="single"/>
         </w:rPr>
-        <w:hyperlink r:id="rId19" w:history="1">
+        <w:hyperlink r:id="rId20" w:history="1">
           <w:r>
             <w:rPr>
               <w:rStyle w:val="Hyperlink"/>
@@ -1841,7 +1886,7 @@
           <w:sz w:val="24"/>
           <w:u w:val="single"/>
         </w:rPr>
-        <w:hyperlink r:id="rId19" w:history="1">
+        <w:hyperlink r:id="rId20" w:history="1">
           <w:r>
             <w:rPr>
               <w:rStyle w:val="Hyperlink"/>
@@ -1859,7 +1904,7 @@
           <w:sz w:val="24"/>
           <w:u w:val="single"/>
         </w:rPr>
-        <w:hyperlink r:id="rId19" w:history="1">
+        <w:hyperlink r:id="rId20" w:history="1">
           <w:r>
             <w:rPr>
               <w:rStyle w:val="Hyperlink"/>
@@ -1877,7 +1922,7 @@
           <w:sz w:val="24"/>
           <w:u w:val="single"/>
         </w:rPr>
-        <w:hyperlink r:id="rId19" w:history="1">
+        <w:hyperlink r:id="rId20" w:history="1">
           <w:r>
             <w:rPr>
               <w:rStyle w:val="Hyperlink"/>
@@ -1990,7 +2035,7 @@
           <w:color w:val="0000FF"/>
           <w:sz w:val="24"/>
         </w:rPr>
-        <w:hyperlink r:id="rId20" w:history="1">
+        <w:hyperlink r:id="rId21" w:history="1">
           <w:r>
             <w:rPr>
               <w:rStyle w:val="Hyperlink"/>
@@ -2007,7 +2052,7 @@
           <w:color w:val="0000FF"/>
           <w:sz w:val="24"/>
         </w:rPr>
-        <w:hyperlink r:id="rId20" w:history="1">
+        <w:hyperlink r:id="rId21" w:history="1">
           <w:r>
             <w:rPr>
               <w:rStyle w:val="Hyperlink"/>
@@ -2024,7 +2069,7 @@
           <w:color w:val="0000FF"/>
           <w:sz w:val="24"/>
         </w:rPr>
-        <w:hyperlink r:id="rId20" w:history="1">
+        <w:hyperlink r:id="rId21" w:history="1">
           <w:r>
             <w:rPr>
               <w:rStyle w:val="Hyperlink"/>
@@ -2134,7 +2179,7 @@
           <w:color w:val="0000FF"/>
           <w:sz w:val="24"/>
         </w:rPr>
-        <w:hyperlink r:id="rId21" w:history="1">
+        <w:hyperlink r:id="rId22" w:history="1">
           <w:r>
             <w:rPr>
               <w:rStyle w:val="Hyperlink"/>
@@ -2151,7 +2196,7 @@
           <w:color w:val="0000FF"/>
           <w:sz w:val="24"/>
         </w:rPr>
-        <w:hyperlink r:id="rId21" w:history="1">
+        <w:hyperlink r:id="rId22" w:history="1">
           <w:r>
             <w:rPr>
               <w:rStyle w:val="Hyperlink"/>
@@ -2239,7 +2284,7 @@
           <w:sz w:val="24"/>
           <w:u w:val="single"/>
         </w:rPr>
-        <w:hyperlink r:id="rId22" w:history="1">
+        <w:hyperlink r:id="rId23" w:history="1">
           <w:r>
             <w:rPr>
               <w:rStyle w:val="Hyperlink"/>
@@ -2257,7 +2302,7 @@
           <w:sz w:val="24"/>
           <w:u w:val="single"/>
         </w:rPr>
-        <w:hyperlink r:id="rId22" w:history="1">
+        <w:hyperlink r:id="rId23" w:history="1">
           <w:r>
             <w:rPr>
               <w:rStyle w:val="Hyperlink"/>
@@ -2375,7 +2420,7 @@
           <w:sz w:val="24"/>
           <w:u w:val="single"/>
         </w:rPr>
-        <w:hyperlink r:id="rId23" w:history="1">
+        <w:hyperlink r:id="rId24" w:history="1">
           <w:r>
             <w:rPr>
               <w:rStyle w:val="Hyperlink"/>
@@ -2393,7 +2438,7 @@
           <w:sz w:val="24"/>
           <w:u w:val="single"/>
         </w:rPr>
-        <w:hyperlink r:id="rId23" w:history="1">
+        <w:hyperlink r:id="rId24" w:history="1">
           <w:r>
             <w:rPr>
               <w:rStyle w:val="Hyperlink"/>
@@ -2411,7 +2456,7 @@
           <w:sz w:val="24"/>
           <w:u w:val="single"/>
         </w:rPr>
-        <w:hyperlink r:id="rId23" w:history="1">
+        <w:hyperlink r:id="rId24" w:history="1">
           <w:r>
             <w:rPr>
               <w:rStyle w:val="Hyperlink"/>
@@ -2439,7 +2484,7 @@
           <w:sz w:val="24"/>
           <w:u w:val="single"/>
         </w:rPr>
-        <w:hyperlink r:id="rId24" w:history="1">
+        <w:hyperlink r:id="rId25" w:history="1">
           <w:r>
             <w:rPr>
               <w:rStyle w:val="Hyperlink"/>
@@ -2468,7 +2513,7 @@
           <w:sz w:val="24"/>
           <w:u w:val="single"/>
         </w:rPr>
-        <w:hyperlink r:id="rId24" w:history="1">
+        <w:hyperlink r:id="rId25" w:history="1">
           <w:r>
             <w:rPr>
               <w:rStyle w:val="Hyperlink"/>
@@ -2596,7 +2641,7 @@
           <w:sz w:val="24"/>
           <w:u w:val="single"/>
         </w:rPr>
-        <w:hyperlink r:id="rId25" w:history="1">
+        <w:hyperlink r:id="rId26" w:history="1">
           <w:r>
             <w:rPr>
               <w:rStyle w:val="Hyperlink"/>
@@ -2614,7 +2659,7 @@
           <w:sz w:val="24"/>
           <w:u w:val="single"/>
         </w:rPr>
-        <w:hyperlink r:id="rId25" w:history="1">
+        <w:hyperlink r:id="rId26" w:history="1">
           <w:r>
             <w:rPr>
               <w:rStyle w:val="Hyperlink"/>
@@ -2632,7 +2677,7 @@
           <w:sz w:val="24"/>
           <w:u w:val="single"/>
         </w:rPr>
-        <w:hyperlink r:id="rId25" w:history="1">
+        <w:hyperlink r:id="rId26" w:history="1">
           <w:r>
             <w:rPr>
               <w:rStyle w:val="Hyperlink"/>
@@ -2650,7 +2695,7 @@
           <w:sz w:val="24"/>
           <w:u w:val="single"/>
         </w:rPr>
-        <w:hyperlink r:id="rId25" w:history="1">
+        <w:hyperlink r:id="rId26" w:history="1">
           <w:r>
             <w:rPr>
               <w:rStyle w:val="Hyperlink"/>
@@ -2752,7 +2797,7 @@
           <w:sz w:val="24"/>
           <w:u w:val="single"/>
         </w:rPr>
-        <w:hyperlink r:id="rId26" w:history="1">
+        <w:hyperlink r:id="rId27" w:history="1">
           <w:r>
             <w:rPr>
               <w:rStyle w:val="Hyperlink"/>
@@ -2770,7 +2815,7 @@
           <w:sz w:val="24"/>
           <w:u w:val="single"/>
         </w:rPr>
-        <w:hyperlink r:id="rId26" w:history="1">
+        <w:hyperlink r:id="rId27" w:history="1">
           <w:r>
             <w:rPr>
               <w:rStyle w:val="Hyperlink"/>
@@ -2788,7 +2833,7 @@
           <w:sz w:val="24"/>
           <w:u w:val="single"/>
         </w:rPr>
-        <w:hyperlink r:id="rId26" w:history="1">
+        <w:hyperlink r:id="rId27" w:history="1">
           <w:r>
             <w:rPr>
               <w:rStyle w:val="Hyperlink"/>
@@ -2806,7 +2851,7 @@
           <w:sz w:val="24"/>
           <w:u w:val="single"/>
         </w:rPr>
-        <w:hyperlink r:id="rId26" w:history="1">
+        <w:hyperlink r:id="rId27" w:history="1">
           <w:r>
             <w:rPr>
               <w:rStyle w:val="Hyperlink"/>
@@ -2834,7 +2879,7 @@
           <w:sz w:val="24"/>
           <w:u w:val="single"/>
         </w:rPr>
-        <w:hyperlink r:id="rId27" w:history="1">
+        <w:hyperlink r:id="rId28" w:history="1">
           <w:r>
             <w:rPr>
               <w:rStyle w:val="Hyperlink"/>
@@ -2901,7 +2946,7 @@
           <w:sz w:val="24"/>
           <w:u w:val="single"/>
         </w:rPr>
-        <w:hyperlink r:id="rId28" w:history="1">
+        <w:hyperlink r:id="rId29" w:history="1">
           <w:r>
             <w:rPr>
               <w:rStyle w:val="Hyperlink"/>
@@ -2930,7 +2975,7 @@
           <w:sz w:val="24"/>
           <w:u w:val="single"/>
         </w:rPr>
-        <w:hyperlink r:id="rId28" w:history="1">
+        <w:hyperlink r:id="rId29" w:history="1">
           <w:r>
             <w:rPr>
               <w:rStyle w:val="Hyperlink"/>
@@ -2948,7 +2993,7 @@
           <w:sz w:val="24"/>
           <w:u w:val="single"/>
         </w:rPr>
-        <w:hyperlink r:id="rId28" w:history="1">
+        <w:hyperlink r:id="rId29" w:history="1">
           <w:r>
             <w:rPr>
               <w:rStyle w:val="Hyperlink"/>
@@ -3024,7 +3069,7 @@
           <w:sz w:val="24"/>
           <w:u w:val="single"/>
         </w:rPr>
-        <w:hyperlink r:id="rId29" w:history="1">
+        <w:hyperlink r:id="rId30" w:history="1">
           <w:r>
             <w:rPr>
               <w:rStyle w:val="Hyperlink"/>
@@ -3042,7 +3087,7 @@
           <w:sz w:val="24"/>
           <w:u w:val="single"/>
         </w:rPr>
-        <w:hyperlink r:id="rId29" w:history="1">
+        <w:hyperlink r:id="rId30" w:history="1">
           <w:r>
             <w:rPr>
               <w:rStyle w:val="Hyperlink"/>
@@ -3060,7 +3105,7 @@
           <w:sz w:val="24"/>
           <w:u w:val="single"/>
         </w:rPr>
-        <w:hyperlink r:id="rId29" w:history="1">
+        <w:hyperlink r:id="rId30" w:history="1">
           <w:r>
             <w:rPr>
               <w:rStyle w:val="Hyperlink"/>
@@ -3088,7 +3133,7 @@
           <w:sz w:val="24"/>
           <w:u w:val="single"/>
         </w:rPr>
-        <w:hyperlink r:id="rId29" w:history="1">
+        <w:hyperlink r:id="rId30" w:history="1">
           <w:r>
             <w:rPr>
               <w:rStyle w:val="Hyperlink"/>
@@ -3117,7 +3162,7 @@
           <w:sz w:val="24"/>
           <w:u w:val="single"/>
         </w:rPr>
-        <w:hyperlink r:id="rId29" w:history="1">
+        <w:hyperlink r:id="rId30" w:history="1">
           <w:r>
             <w:rPr>
               <w:rStyle w:val="Hyperlink"/>
@@ -3239,7 +3284,7 @@
           <w:sz w:val="24"/>
           <w:u w:val="single"/>
         </w:rPr>
-        <w:hyperlink r:id="rId30" w:history="1">
+        <w:hyperlink r:id="rId31" w:history="1">
           <w:r>
             <w:rPr>
               <w:rStyle w:val="Hyperlink"/>
@@ -3257,7 +3302,7 @@
           <w:sz w:val="24"/>
           <w:u w:val="single"/>
         </w:rPr>
-        <w:hyperlink r:id="rId30" w:history="1">
+        <w:hyperlink r:id="rId31" w:history="1">
           <w:r>
             <w:rPr>
               <w:rStyle w:val="Hyperlink"/>
@@ -3275,7 +3320,7 @@
           <w:sz w:val="24"/>
           <w:u w:val="single"/>
         </w:rPr>
-        <w:hyperlink r:id="rId30" w:history="1">
+        <w:hyperlink r:id="rId31" w:history="1">
           <w:r>
             <w:rPr>
               <w:rStyle w:val="Hyperlink"/>
@@ -3303,7 +3348,7 @@
           <w:sz w:val="24"/>
           <w:u w:val="single"/>
         </w:rPr>
-        <w:hyperlink r:id="rId30" w:history="1">
+        <w:hyperlink r:id="rId31" w:history="1">
           <w:r>
             <w:rPr>
               <w:rStyle w:val="Hyperlink"/>
@@ -3332,7 +3377,7 @@
           <w:sz w:val="24"/>
           <w:u w:val="single"/>
         </w:rPr>
-        <w:hyperlink r:id="rId30" w:history="1">
+        <w:hyperlink r:id="rId31" w:history="1">
           <w:r>
             <w:rPr>
               <w:rStyle w:val="Hyperlink"/>

--- a/EXPORTS/DOCX/published/niveau3/Dutch/KoninklijkeBazar.docx
+++ b/EXPORTS/DOCX/published/niveau3/Dutch/KoninklijkeBazar.docx
@@ -544,7 +544,14 @@
           <w:color w:val="000000"/>
           <w:sz w:val="24"/>
         </w:rPr>
-        <w:t xml:space="preserve">ing </w:t>
+        <w:hyperlink r:id="rId13" w:history="1">
+          <w:r>
+            <w:rPr>
+              <w:rStyle w:val="Hyperlink"/>
+            </w:rPr>
+            <w:t xml:space="preserve">ing </w:t>
+          </w:r>
+        </w:hyperlink>
       </w:r>
       <w:r>
         <w:rPr>
@@ -555,7 +562,7 @@
           <w:sz w:val="24"/>
           <w:u w:val="single"/>
         </w:rPr>
-        <w:hyperlink r:id="rId15" w:history="1">
+        <w:hyperlink r:id="rId13" w:history="1">
           <w:r>
             <w:rPr>
               <w:rStyle w:val="Hyperlink"/>
@@ -687,7 +694,7 @@
           <w:sz w:val="24"/>
           <w:u w:val="single"/>
         </w:rPr>
-        <w:hyperlink r:id="rId16" w:history="1">
+        <w:hyperlink r:id="rId15" w:history="1">
           <w:r>
             <w:rPr>
               <w:rStyle w:val="Hyperlink"/>
@@ -716,7 +723,7 @@
           <w:sz w:val="24"/>
           <w:u w:val="single"/>
         </w:rPr>
-        <w:hyperlink r:id="rId16" w:history="1">
+        <w:hyperlink r:id="rId15" w:history="1">
           <w:r>
             <w:rPr>
               <w:rStyle w:val="Hyperlink"/>
@@ -745,7 +752,7 @@
           <w:sz w:val="24"/>
           <w:u w:val="single"/>
         </w:rPr>
-        <w:hyperlink r:id="rId16" w:history="1">
+        <w:hyperlink r:id="rId15" w:history="1">
           <w:r>
             <w:rPr>
               <w:rStyle w:val="Hyperlink"/>
@@ -763,7 +770,7 @@
           <w:sz w:val="24"/>
           <w:u w:val="single"/>
         </w:rPr>
-        <w:hyperlink r:id="rId16" w:history="1">
+        <w:hyperlink r:id="rId15" w:history="1">
           <w:r>
             <w:rPr>
               <w:rStyle w:val="Hyperlink"/>
@@ -791,14 +798,7 @@
           <w:color w:val="000000"/>
           <w:sz w:val="24"/>
         </w:rPr>
-        <w:hyperlink r:id="rId15" w:history="1">
-          <w:r>
-            <w:rPr>
-              <w:rStyle w:val="Hyperlink"/>
-            </w:rPr>
-            <w:t xml:space="preserve">ge </w:t>
-          </w:r>
-        </w:hyperlink>
+        <w:t xml:space="preserve">ge </w:t>
       </w:r>
       <w:r>
         <w:rPr>
@@ -809,7 +809,7 @@
           <w:sz w:val="24"/>
           <w:u w:val="single"/>
         </w:rPr>
-        <w:hyperlink r:id="rId15" w:history="1">
+        <w:hyperlink r:id="rId16" w:history="1">
           <w:r>
             <w:rPr>
               <w:rStyle w:val="Hyperlink"/>
@@ -838,7 +838,7 @@
           <w:sz w:val="24"/>
           <w:u w:val="single"/>
         </w:rPr>
-        <w:hyperlink r:id="rId15" w:history="1">
+        <w:hyperlink r:id="rId16" w:history="1">
           <w:r>
             <w:rPr>
               <w:rStyle w:val="Hyperlink"/>
@@ -856,12 +856,12 @@
           <w:sz w:val="24"/>
           <w:u w:val="single"/>
         </w:rPr>
-        <w:hyperlink r:id="rId17" w:history="1">
+        <w:hyperlink r:id="rId16" w:history="1">
           <w:r>
             <w:rPr>
               <w:rStyle w:val="Hyperlink"/>
             </w:rPr>
-            <w:t>thnografis</w:t>
+            <w:t>thnografisc</w:t>
           </w:r>
         </w:hyperlink>
       </w:r>
@@ -872,23 +872,7 @@
           <w:i w:val="0"/>
           <w:color w:val="0000FF"/>
           <w:sz w:val="24"/>
-        </w:rPr>
-        <w:hyperlink r:id="rId17" w:history="1">
-          <w:r>
-            <w:rPr>
-              <w:rStyle w:val="Hyperlink"/>
-            </w:rPr>
-            <w:t>c</w:t>
-          </w:r>
-        </w:hyperlink>
-      </w:r>
-      <w:r>
-        <w:rPr>
-          <w:rFonts w:ascii="Charis SIL Regular" w:hAnsi="Charis SIL Regular" w:eastAsia="Charis SIL Regular"/>
-          <w:b w:val="0"/>
-          <w:i w:val="0"/>
-          <w:color w:val="0000FF"/>
-          <w:sz w:val="24"/>
+          <w:u w:val="single"/>
         </w:rPr>
         <w:t>h</w:t>
       </w:r>
@@ -912,14 +896,24 @@
           <w:sz w:val="24"/>
           <w:u w:val="single"/>
         </w:rPr>
-        <w:hyperlink r:id="rId17" w:history="1">
+        <w:hyperlink r:id="rId16" w:history="1">
           <w:r>
             <w:rPr>
               <w:rStyle w:val="Hyperlink"/>
             </w:rPr>
-            <w:t>Museum</w:t>
+            <w:t>Museu</w:t>
           </w:r>
         </w:hyperlink>
+      </w:r>
+      <w:r>
+        <w:rPr>
+          <w:rFonts w:ascii="Charis SIL Regular" w:hAnsi="Charis SIL Regular" w:eastAsia="Charis SIL Regular"/>
+          <w:b w:val="0"/>
+          <w:i w:val="0"/>
+          <w:color w:val="0000FF"/>
+          <w:sz w:val="24"/>
+        </w:rPr>
+        <w:t>m</w:t>
       </w:r>
       <w:r>
         <w:rPr>
@@ -940,7 +934,7 @@
           <w:color w:val="000000"/>
           <w:sz w:val="24"/>
         </w:rPr>
-        <w:hyperlink r:id="rId16" w:history="1">
+        <w:hyperlink r:id="rId15" w:history="1">
           <w:r>
             <w:rPr>
               <w:rStyle w:val="Hyperlink"/>
@@ -969,7 +963,7 @@
           <w:color w:val="000000"/>
           <w:sz w:val="24"/>
         </w:rPr>
-        <w:hyperlink r:id="rId16" w:history="1">
+        <w:hyperlink r:id="rId15" w:history="1">
           <w:r>
             <w:rPr>
               <w:rStyle w:val="Hyperlink"/>
@@ -987,7 +981,7 @@
           <w:color w:val="000000"/>
           <w:sz w:val="24"/>
         </w:rPr>
-        <w:hyperlink r:id="rId16" w:history="1">
+        <w:hyperlink r:id="rId15" w:history="1">
           <w:r>
             <w:rPr>
               <w:rStyle w:val="Hyperlink"/>
@@ -1015,7 +1009,7 @@
           <w:color w:val="000000"/>
           <w:sz w:val="24"/>
         </w:rPr>
-        <w:hyperlink r:id="rId17" w:history="1">
+        <w:hyperlink r:id="rId16" w:history="1">
           <w:r>
             <w:rPr>
               <w:rStyle w:val="Hyperlink"/>
@@ -1033,7 +1027,7 @@
           <w:color w:val="000000"/>
           <w:sz w:val="24"/>
         </w:rPr>
-        <w:hyperlink r:id="rId17" w:history="1">
+        <w:hyperlink r:id="rId16" w:history="1">
           <w:r>
             <w:rPr>
               <w:rStyle w:val="Hyperlink"/>
@@ -1051,7 +1045,7 @@
           <w:color w:val="000000"/>
           <w:sz w:val="24"/>
         </w:rPr>
-        <w:hyperlink r:id="rId17" w:history="1">
+        <w:hyperlink r:id="rId16" w:history="1">
           <w:r>
             <w:rPr>
               <w:rStyle w:val="Hyperlink"/>
@@ -1069,7 +1063,7 @@
           <w:color w:val="000000"/>
           <w:sz w:val="24"/>
         </w:rPr>
-        <w:hyperlink r:id="rId17" w:history="1">
+        <w:hyperlink r:id="rId16" w:history="1">
           <w:r>
             <w:rPr>
               <w:rStyle w:val="Hyperlink"/>
@@ -1087,7 +1081,7 @@
           <w:color w:val="000000"/>
           <w:sz w:val="24"/>
         </w:rPr>
-        <w:hyperlink r:id="rId17" w:history="1">
+        <w:hyperlink r:id="rId16" w:history="1">
           <w:r>
             <w:rPr>
               <w:rStyle w:val="Hyperlink"/>
@@ -1165,7 +1159,7 @@
           <w:sz w:val="24"/>
           <w:u w:val="single"/>
         </w:rPr>
-        <w:hyperlink r:id="rId18" w:history="1">
+        <w:hyperlink r:id="rId17" w:history="1">
           <w:r>
             <w:rPr>
               <w:rStyle w:val="Hyperlink"/>
@@ -1194,7 +1188,7 @@
           <w:sz w:val="24"/>
           <w:u w:val="single"/>
         </w:rPr>
-        <w:hyperlink r:id="rId18" w:history="1">
+        <w:hyperlink r:id="rId17" w:history="1">
           <w:r>
             <w:rPr>
               <w:rStyle w:val="Hyperlink"/>
@@ -1221,7 +1215,7 @@
           <w:color w:val="000000"/>
           <w:sz w:val="24"/>
         </w:rPr>
-        <w:t>van het interieur van de winkel, waarop vele voorwerpen</w:t>
+        <w:t>van het interieur van de winkel, waarop vele voor</w:t>
       </w:r>
       <w:r>
         <w:rPr>
@@ -1232,7 +1226,25 @@
           <w:color w:val="000000"/>
           <w:sz w:val="24"/>
         </w:rPr>
-        <w:hyperlink r:id="rId18" w:history="1">
+        <w:hyperlink r:id="rId17" w:history="1">
+          <w:r>
+            <w:rPr>
+              <w:rStyle w:val="Hyperlink"/>
+            </w:rPr>
+            <w:t>werpen</w:t>
+          </w:r>
+        </w:hyperlink>
+      </w:r>
+      <w:r>
+        <w:rPr>
+          <w:u w:val="single" w:color="0000ff"/>
+          <w:rFonts w:ascii="Charis SIL Regular" w:hAnsi="Charis SIL Regular" w:eastAsia="Charis SIL Regular"/>
+          <w:b w:val="0"/>
+          <w:i w:val="0"/>
+          <w:color w:val="000000"/>
+          <w:sz w:val="24"/>
+        </w:rPr>
+        <w:hyperlink r:id="rId17" w:history="1">
           <w:r>
             <w:rPr>
               <w:rStyle w:val="Hyperlink"/>
@@ -1260,7 +1272,7 @@
           <w:sz w:val="24"/>
           <w:u w:val="single"/>
         </w:rPr>
-        <w:hyperlink r:id="rId17" w:history="1">
+        <w:hyperlink r:id="rId16" w:history="1">
           <w:r>
             <w:rPr>
               <w:rStyle w:val="Hyperlink"/>
@@ -1289,7 +1301,7 @@
           <w:sz w:val="24"/>
           <w:u w:val="single"/>
         </w:rPr>
-        <w:hyperlink r:id="rId17" w:history="1">
+        <w:hyperlink r:id="rId16" w:history="1">
           <w:r>
             <w:rPr>
               <w:rStyle w:val="Hyperlink"/>
@@ -1577,7 +1589,7 @@
           <w:sz w:val="24"/>
           <w:u w:val="single"/>
         </w:rPr>
-        <w:hyperlink r:id="rId19" w:history="1">
+        <w:hyperlink r:id="rId18" w:history="1">
           <w:r>
             <w:rPr>
               <w:rStyle w:val="Hyperlink"/>
@@ -1595,7 +1607,7 @@
           <w:sz w:val="24"/>
           <w:u w:val="single"/>
         </w:rPr>
-        <w:hyperlink r:id="rId19" w:history="1">
+        <w:hyperlink r:id="rId18" w:history="1">
           <w:r>
             <w:rPr>
               <w:rStyle w:val="Hyperlink"/>
@@ -1613,7 +1625,7 @@
           <w:sz w:val="24"/>
           <w:u w:val="single"/>
         </w:rPr>
-        <w:hyperlink r:id="rId19" w:history="1">
+        <w:hyperlink r:id="rId18" w:history="1">
           <w:r>
             <w:rPr>
               <w:rStyle w:val="Hyperlink"/>
@@ -1631,7 +1643,7 @@
           <w:sz w:val="24"/>
           <w:u w:val="single"/>
         </w:rPr>
-        <w:hyperlink r:id="rId19" w:history="1">
+        <w:hyperlink r:id="rId18" w:history="1">
           <w:r>
             <w:rPr>
               <w:rStyle w:val="Hyperlink"/>
@@ -1649,7 +1661,7 @@
           <w:sz w:val="24"/>
           <w:u w:val="single"/>
         </w:rPr>
-        <w:hyperlink r:id="rId19" w:history="1">
+        <w:hyperlink r:id="rId18" w:history="1">
           <w:r>
             <w:rPr>
               <w:rStyle w:val="Hyperlink"/>
@@ -1667,7 +1679,7 @@
           <w:sz w:val="24"/>
           <w:u w:val="single"/>
         </w:rPr>
-        <w:hyperlink r:id="rId19" w:history="1">
+        <w:hyperlink r:id="rId18" w:history="1">
           <w:r>
             <w:rPr>
               <w:rStyle w:val="Hyperlink"/>
@@ -1685,7 +1697,7 @@
           <w:sz w:val="24"/>
           <w:u w:val="single"/>
         </w:rPr>
-        <w:hyperlink r:id="rId19" w:history="1">
+        <w:hyperlink r:id="rId18" w:history="1">
           <w:r>
             <w:rPr>
               <w:rStyle w:val="Hyperlink"/>
@@ -1832,7 +1844,7 @@
           <w:sz w:val="24"/>
           <w:u w:val="single"/>
         </w:rPr>
-        <w:hyperlink r:id="rId20" w:history="1">
+        <w:hyperlink r:id="rId19" w:history="1">
           <w:r>
             <w:rPr>
               <w:rStyle w:val="Hyperlink"/>
@@ -1850,7 +1862,7 @@
           <w:sz w:val="24"/>
           <w:u w:val="single"/>
         </w:rPr>
-        <w:hyperlink r:id="rId20" w:history="1">
+        <w:hyperlink r:id="rId19" w:history="1">
           <w:r>
             <w:rPr>
               <w:rStyle w:val="Hyperlink"/>
@@ -1868,7 +1880,7 @@
           <w:sz w:val="24"/>
           <w:u w:val="single"/>
         </w:rPr>
-        <w:hyperlink r:id="rId20" w:history="1">
+        <w:hyperlink r:id="rId19" w:history="1">
           <w:r>
             <w:rPr>
               <w:rStyle w:val="Hyperlink"/>
@@ -1886,7 +1898,7 @@
           <w:sz w:val="24"/>
           <w:u w:val="single"/>
         </w:rPr>
-        <w:hyperlink r:id="rId20" w:history="1">
+        <w:hyperlink r:id="rId19" w:history="1">
           <w:r>
             <w:rPr>
               <w:rStyle w:val="Hyperlink"/>
@@ -1904,7 +1916,7 @@
           <w:sz w:val="24"/>
           <w:u w:val="single"/>
         </w:rPr>
-        <w:hyperlink r:id="rId20" w:history="1">
+        <w:hyperlink r:id="rId19" w:history="1">
           <w:r>
             <w:rPr>
               <w:rStyle w:val="Hyperlink"/>
@@ -1922,7 +1934,7 @@
           <w:sz w:val="24"/>
           <w:u w:val="single"/>
         </w:rPr>
-        <w:hyperlink r:id="rId20" w:history="1">
+        <w:hyperlink r:id="rId19" w:history="1">
           <w:r>
             <w:rPr>
               <w:rStyle w:val="Hyperlink"/>
@@ -2035,7 +2047,7 @@
           <w:color w:val="0000FF"/>
           <w:sz w:val="24"/>
         </w:rPr>
-        <w:hyperlink r:id="rId21" w:history="1">
+        <w:hyperlink r:id="rId20" w:history="1">
           <w:r>
             <w:rPr>
               <w:rStyle w:val="Hyperlink"/>
@@ -2052,7 +2064,7 @@
           <w:color w:val="0000FF"/>
           <w:sz w:val="24"/>
         </w:rPr>
-        <w:hyperlink r:id="rId21" w:history="1">
+        <w:hyperlink r:id="rId20" w:history="1">
           <w:r>
             <w:rPr>
               <w:rStyle w:val="Hyperlink"/>
@@ -2069,7 +2081,7 @@
           <w:color w:val="0000FF"/>
           <w:sz w:val="24"/>
         </w:rPr>
-        <w:hyperlink r:id="rId21" w:history="1">
+        <w:hyperlink r:id="rId20" w:history="1">
           <w:r>
             <w:rPr>
               <w:rStyle w:val="Hyperlink"/>
@@ -2179,7 +2191,7 @@
           <w:color w:val="0000FF"/>
           <w:sz w:val="24"/>
         </w:rPr>
-        <w:hyperlink r:id="rId22" w:history="1">
+        <w:hyperlink r:id="rId21" w:history="1">
           <w:r>
             <w:rPr>
               <w:rStyle w:val="Hyperlink"/>
@@ -2196,7 +2208,7 @@
           <w:color w:val="0000FF"/>
           <w:sz w:val="24"/>
         </w:rPr>
-        <w:hyperlink r:id="rId22" w:history="1">
+        <w:hyperlink r:id="rId21" w:history="1">
           <w:r>
             <w:rPr>
               <w:rStyle w:val="Hyperlink"/>
@@ -2284,7 +2296,7 @@
           <w:sz w:val="24"/>
           <w:u w:val="single"/>
         </w:rPr>
-        <w:hyperlink r:id="rId23" w:history="1">
+        <w:hyperlink r:id="rId22" w:history="1">
           <w:r>
             <w:rPr>
               <w:rStyle w:val="Hyperlink"/>
@@ -2302,7 +2314,7 @@
           <w:sz w:val="24"/>
           <w:u w:val="single"/>
         </w:rPr>
-        <w:hyperlink r:id="rId23" w:history="1">
+        <w:hyperlink r:id="rId22" w:history="1">
           <w:r>
             <w:rPr>
               <w:rStyle w:val="Hyperlink"/>
@@ -2420,7 +2432,7 @@
           <w:sz w:val="24"/>
           <w:u w:val="single"/>
         </w:rPr>
-        <w:hyperlink r:id="rId24" w:history="1">
+        <w:hyperlink r:id="rId23" w:history="1">
           <w:r>
             <w:rPr>
               <w:rStyle w:val="Hyperlink"/>
@@ -2438,7 +2450,7 @@
           <w:sz w:val="24"/>
           <w:u w:val="single"/>
         </w:rPr>
-        <w:hyperlink r:id="rId24" w:history="1">
+        <w:hyperlink r:id="rId23" w:history="1">
           <w:r>
             <w:rPr>
               <w:rStyle w:val="Hyperlink"/>
@@ -2456,7 +2468,7 @@
           <w:sz w:val="24"/>
           <w:u w:val="single"/>
         </w:rPr>
-        <w:hyperlink r:id="rId24" w:history="1">
+        <w:hyperlink r:id="rId23" w:history="1">
           <w:r>
             <w:rPr>
               <w:rStyle w:val="Hyperlink"/>
@@ -2484,7 +2496,7 @@
           <w:sz w:val="24"/>
           <w:u w:val="single"/>
         </w:rPr>
-        <w:hyperlink r:id="rId25" w:history="1">
+        <w:hyperlink r:id="rId24" w:history="1">
           <w:r>
             <w:rPr>
               <w:rStyle w:val="Hyperlink"/>
@@ -2513,7 +2525,7 @@
           <w:sz w:val="24"/>
           <w:u w:val="single"/>
         </w:rPr>
-        <w:hyperlink r:id="rId25" w:history="1">
+        <w:hyperlink r:id="rId24" w:history="1">
           <w:r>
             <w:rPr>
               <w:rStyle w:val="Hyperlink"/>
@@ -2641,7 +2653,7 @@
           <w:sz w:val="24"/>
           <w:u w:val="single"/>
         </w:rPr>
-        <w:hyperlink r:id="rId26" w:history="1">
+        <w:hyperlink r:id="rId25" w:history="1">
           <w:r>
             <w:rPr>
               <w:rStyle w:val="Hyperlink"/>
@@ -2659,7 +2671,7 @@
           <w:sz w:val="24"/>
           <w:u w:val="single"/>
         </w:rPr>
-        <w:hyperlink r:id="rId26" w:history="1">
+        <w:hyperlink r:id="rId25" w:history="1">
           <w:r>
             <w:rPr>
               <w:rStyle w:val="Hyperlink"/>
@@ -2677,7 +2689,7 @@
           <w:sz w:val="24"/>
           <w:u w:val="single"/>
         </w:rPr>
-        <w:hyperlink r:id="rId26" w:history="1">
+        <w:hyperlink r:id="rId25" w:history="1">
           <w:r>
             <w:rPr>
               <w:rStyle w:val="Hyperlink"/>
@@ -2695,7 +2707,7 @@
           <w:sz w:val="24"/>
           <w:u w:val="single"/>
         </w:rPr>
-        <w:hyperlink r:id="rId26" w:history="1">
+        <w:hyperlink r:id="rId25" w:history="1">
           <w:r>
             <w:rPr>
               <w:rStyle w:val="Hyperlink"/>
@@ -2797,7 +2809,7 @@
           <w:sz w:val="24"/>
           <w:u w:val="single"/>
         </w:rPr>
-        <w:hyperlink r:id="rId27" w:history="1">
+        <w:hyperlink r:id="rId26" w:history="1">
           <w:r>
             <w:rPr>
               <w:rStyle w:val="Hyperlink"/>
@@ -2815,7 +2827,7 @@
           <w:sz w:val="24"/>
           <w:u w:val="single"/>
         </w:rPr>
-        <w:hyperlink r:id="rId27" w:history="1">
+        <w:hyperlink r:id="rId26" w:history="1">
           <w:r>
             <w:rPr>
               <w:rStyle w:val="Hyperlink"/>
@@ -2833,7 +2845,7 @@
           <w:sz w:val="24"/>
           <w:u w:val="single"/>
         </w:rPr>
-        <w:hyperlink r:id="rId27" w:history="1">
+        <w:hyperlink r:id="rId26" w:history="1">
           <w:r>
             <w:rPr>
               <w:rStyle w:val="Hyperlink"/>
@@ -2851,7 +2863,7 @@
           <w:sz w:val="24"/>
           <w:u w:val="single"/>
         </w:rPr>
-        <w:hyperlink r:id="rId27" w:history="1">
+        <w:hyperlink r:id="rId26" w:history="1">
           <w:r>
             <w:rPr>
               <w:rStyle w:val="Hyperlink"/>
@@ -2879,7 +2891,7 @@
           <w:sz w:val="24"/>
           <w:u w:val="single"/>
         </w:rPr>
-        <w:hyperlink r:id="rId28" w:history="1">
+        <w:hyperlink r:id="rId27" w:history="1">
           <w:r>
             <w:rPr>
               <w:rStyle w:val="Hyperlink"/>
@@ -2900,7 +2912,7 @@
           <w:sz w:val="24"/>
           <w:u w:val="single"/>
         </w:rPr>
-        <w:hyperlink r:id="rId27" w:history="1">
+        <w:hyperlink r:id="rId26" w:history="1">
           <w:r>
             <w:rPr>
               <w:rStyle w:val="Hyperlink"/>
@@ -2918,7 +2930,7 @@
           <w:sz w:val="24"/>
           <w:u w:val="single"/>
         </w:rPr>
-        <w:hyperlink r:id="rId27" w:history="1">
+        <w:hyperlink r:id="rId26" w:history="1">
           <w:r>
             <w:rPr>
               <w:rStyle w:val="Hyperlink"/>
@@ -2946,7 +2958,7 @@
           <w:sz w:val="24"/>
           <w:u w:val="single"/>
         </w:rPr>
-        <w:hyperlink r:id="rId29" w:history="1">
+        <w:hyperlink r:id="rId26" w:history="1">
           <w:r>
             <w:rPr>
               <w:rStyle w:val="Hyperlink"/>
@@ -2975,7 +2987,7 @@
           <w:sz w:val="24"/>
           <w:u w:val="single"/>
         </w:rPr>
-        <w:hyperlink r:id="rId29" w:history="1">
+        <w:hyperlink r:id="rId26" w:history="1">
           <w:r>
             <w:rPr>
               <w:rStyle w:val="Hyperlink"/>
@@ -2993,7 +3005,7 @@
           <w:sz w:val="24"/>
           <w:u w:val="single"/>
         </w:rPr>
-        <w:hyperlink r:id="rId29" w:history="1">
+        <w:hyperlink r:id="rId26" w:history="1">
           <w:r>
             <w:rPr>
               <w:rStyle w:val="Hyperlink"/>
@@ -3069,7 +3081,7 @@
           <w:sz w:val="24"/>
           <w:u w:val="single"/>
         </w:rPr>
-        <w:hyperlink r:id="rId30" w:history="1">
+        <w:hyperlink r:id="rId28" w:history="1">
           <w:r>
             <w:rPr>
               <w:rStyle w:val="Hyperlink"/>
@@ -3087,7 +3099,7 @@
           <w:sz w:val="24"/>
           <w:u w:val="single"/>
         </w:rPr>
-        <w:hyperlink r:id="rId30" w:history="1">
+        <w:hyperlink r:id="rId28" w:history="1">
           <w:r>
             <w:rPr>
               <w:rStyle w:val="Hyperlink"/>
@@ -3105,7 +3117,7 @@
           <w:sz w:val="24"/>
           <w:u w:val="single"/>
         </w:rPr>
-        <w:hyperlink r:id="rId30" w:history="1">
+        <w:hyperlink r:id="rId28" w:history="1">
           <w:r>
             <w:rPr>
               <w:rStyle w:val="Hyperlink"/>
@@ -3133,7 +3145,7 @@
           <w:sz w:val="24"/>
           <w:u w:val="single"/>
         </w:rPr>
-        <w:hyperlink r:id="rId30" w:history="1">
+        <w:hyperlink r:id="rId28" w:history="1">
           <w:r>
             <w:rPr>
               <w:rStyle w:val="Hyperlink"/>
@@ -3162,7 +3174,7 @@
           <w:sz w:val="24"/>
           <w:u w:val="single"/>
         </w:rPr>
-        <w:hyperlink r:id="rId30" w:history="1">
+        <w:hyperlink r:id="rId28" w:history="1">
           <w:r>
             <w:rPr>
               <w:rStyle w:val="Hyperlink"/>
@@ -3284,7 +3296,7 @@
           <w:sz w:val="24"/>
           <w:u w:val="single"/>
         </w:rPr>
-        <w:hyperlink r:id="rId31" w:history="1">
+        <w:hyperlink r:id="rId29" w:history="1">
           <w:r>
             <w:rPr>
               <w:rStyle w:val="Hyperlink"/>
@@ -3302,7 +3314,7 @@
           <w:sz w:val="24"/>
           <w:u w:val="single"/>
         </w:rPr>
-        <w:hyperlink r:id="rId31" w:history="1">
+        <w:hyperlink r:id="rId29" w:history="1">
           <w:r>
             <w:rPr>
               <w:rStyle w:val="Hyperlink"/>
@@ -3320,7 +3332,7 @@
           <w:sz w:val="24"/>
           <w:u w:val="single"/>
         </w:rPr>
-        <w:hyperlink r:id="rId31" w:history="1">
+        <w:hyperlink r:id="rId29" w:history="1">
           <w:r>
             <w:rPr>
               <w:rStyle w:val="Hyperlink"/>
@@ -3348,7 +3360,7 @@
           <w:sz w:val="24"/>
           <w:u w:val="single"/>
         </w:rPr>
-        <w:hyperlink r:id="rId31" w:history="1">
+        <w:hyperlink r:id="rId29" w:history="1">
           <w:r>
             <w:rPr>
               <w:rStyle w:val="Hyperlink"/>
@@ -3377,7 +3389,7 @@
           <w:sz w:val="24"/>
           <w:u w:val="single"/>
         </w:rPr>
-        <w:hyperlink r:id="rId31" w:history="1">
+        <w:hyperlink r:id="rId29" w:history="1">
           <w:r>
             <w:rPr>
               <w:rStyle w:val="Hyperlink"/>

--- a/EXPORTS/DOCX/published/niveau3/Dutch/KoninklijkeBazar.docx
+++ b/EXPORTS/DOCX/published/niveau3/Dutch/KoninklijkeBazar.docx
@@ -555,7 +555,7 @@
           <w:sz w:val="24"/>
           <w:u w:val="single"/>
         </w:rPr>
-        <w:hyperlink r:id="rId15" w:history="1">
+        <w:hyperlink r:id="rId13" w:history="1">
           <w:r>
             <w:rPr>
               <w:rStyle w:val="Hyperlink"/>
@@ -584,7 +584,7 @@
           <w:sz w:val="24"/>
           <w:u w:val="single"/>
         </w:rPr>
-        <w:hyperlink r:id="rId15" w:history="1">
+        <w:hyperlink r:id="rId13" w:history="1">
           <w:r>
             <w:rPr>
               <w:rStyle w:val="Hyperlink"/>
@@ -659,13 +659,24 @@
       </w:r>
       <w:r>
         <w:rPr>
+          <w:u w:val="single" w:color="0000ff"/>
           <w:rFonts w:ascii="Charis SIL Regular" w:hAnsi="Charis SIL Regular" w:eastAsia="Charis SIL Regular"/>
           <w:b w:val="0"/>
           <w:i w:val="0"/>
           <w:color w:val="000000"/>
           <w:sz w:val="24"/>
         </w:rPr>
-        <w:t xml:space="preserve">t </w:t>
+        <w:t>t</w:t>
+      </w:r>
+      <w:r>
+        <w:rPr>
+          <w:rFonts w:ascii="Charis SIL Regular" w:hAnsi="Charis SIL Regular" w:eastAsia="Charis SIL Regular"/>
+          <w:b w:val="0"/>
+          <w:i w:val="0"/>
+          <w:color w:val="000000"/>
+          <w:sz w:val="24"/>
+        </w:rPr>
+        <w:t xml:space="preserve"> </w:t>
       </w:r>
       <w:r>
         <w:rPr>
@@ -676,7 +687,7 @@
           <w:sz w:val="24"/>
           <w:u w:val="single"/>
         </w:rPr>
-        <w:hyperlink r:id="rId16" w:history="1">
+        <w:hyperlink r:id="rId15" w:history="1">
           <w:r>
             <w:rPr>
               <w:rStyle w:val="Hyperlink"/>
@@ -705,7 +716,7 @@
           <w:sz w:val="24"/>
           <w:u w:val="single"/>
         </w:rPr>
-        <w:hyperlink r:id="rId16" w:history="1">
+        <w:hyperlink r:id="rId15" w:history="1">
           <w:r>
             <w:rPr>
               <w:rStyle w:val="Hyperlink"/>
@@ -734,7 +745,7 @@
           <w:sz w:val="24"/>
           <w:u w:val="single"/>
         </w:rPr>
-        <w:hyperlink r:id="rId16" w:history="1">
+        <w:hyperlink r:id="rId15" w:history="1">
           <w:r>
             <w:rPr>
               <w:rStyle w:val="Hyperlink"/>
@@ -752,7 +763,7 @@
           <w:sz w:val="24"/>
           <w:u w:val="single"/>
         </w:rPr>
-        <w:hyperlink r:id="rId16" w:history="1">
+        <w:hyperlink r:id="rId15" w:history="1">
           <w:r>
             <w:rPr>
               <w:rStyle w:val="Hyperlink"/>
@@ -780,14 +791,7 @@
           <w:color w:val="000000"/>
           <w:sz w:val="24"/>
         </w:rPr>
-        <w:hyperlink r:id="rId15" w:history="1">
-          <w:r>
-            <w:rPr>
-              <w:rStyle w:val="Hyperlink"/>
-            </w:rPr>
-            <w:t xml:space="preserve">ge </w:t>
-          </w:r>
-        </w:hyperlink>
+        <w:t xml:space="preserve">ge </w:t>
       </w:r>
       <w:r>
         <w:rPr>
@@ -798,7 +802,7 @@
           <w:sz w:val="24"/>
           <w:u w:val="single"/>
         </w:rPr>
-        <w:hyperlink r:id="rId15" w:history="1">
+        <w:hyperlink r:id="rId16" w:history="1">
           <w:r>
             <w:rPr>
               <w:rStyle w:val="Hyperlink"/>
@@ -827,7 +831,7 @@
           <w:sz w:val="24"/>
           <w:u w:val="single"/>
         </w:rPr>
-        <w:hyperlink r:id="rId15" w:history="1">
+        <w:hyperlink r:id="rId16" w:history="1">
           <w:r>
             <w:rPr>
               <w:rStyle w:val="Hyperlink"/>
@@ -845,12 +849,12 @@
           <w:sz w:val="24"/>
           <w:u w:val="single"/>
         </w:rPr>
-        <w:hyperlink r:id="rId17" w:history="1">
+        <w:hyperlink r:id="rId16" w:history="1">
           <w:r>
             <w:rPr>
               <w:rStyle w:val="Hyperlink"/>
             </w:rPr>
-            <w:t>thnografis</w:t>
+            <w:t>thnografisc</w:t>
           </w:r>
         </w:hyperlink>
       </w:r>
@@ -861,23 +865,7 @@
           <w:i w:val="0"/>
           <w:color w:val="0000FF"/>
           <w:sz w:val="24"/>
-        </w:rPr>
-        <w:hyperlink r:id="rId17" w:history="1">
-          <w:r>
-            <w:rPr>
-              <w:rStyle w:val="Hyperlink"/>
-            </w:rPr>
-            <w:t>c</w:t>
-          </w:r>
-        </w:hyperlink>
-      </w:r>
-      <w:r>
-        <w:rPr>
-          <w:rFonts w:ascii="Charis SIL Regular" w:hAnsi="Charis SIL Regular" w:eastAsia="Charis SIL Regular"/>
-          <w:b w:val="0"/>
-          <w:i w:val="0"/>
-          <w:color w:val="0000FF"/>
-          <w:sz w:val="24"/>
+          <w:u w:val="single"/>
         </w:rPr>
         <w:t>h</w:t>
       </w:r>
@@ -901,14 +889,24 @@
           <w:sz w:val="24"/>
           <w:u w:val="single"/>
         </w:rPr>
-        <w:hyperlink r:id="rId17" w:history="1">
+        <w:hyperlink r:id="rId16" w:history="1">
           <w:r>
             <w:rPr>
               <w:rStyle w:val="Hyperlink"/>
             </w:rPr>
-            <w:t>Museum</w:t>
+            <w:t>Museu</w:t>
           </w:r>
         </w:hyperlink>
+      </w:r>
+      <w:r>
+        <w:rPr>
+          <w:rFonts w:ascii="Charis SIL Regular" w:hAnsi="Charis SIL Regular" w:eastAsia="Charis SIL Regular"/>
+          <w:b w:val="0"/>
+          <w:i w:val="0"/>
+          <w:color w:val="0000FF"/>
+          <w:sz w:val="24"/>
+        </w:rPr>
+        <w:t>m</w:t>
       </w:r>
       <w:r>
         <w:rPr>
@@ -929,7 +927,7 @@
           <w:color w:val="000000"/>
           <w:sz w:val="24"/>
         </w:rPr>
-        <w:hyperlink r:id="rId16" w:history="1">
+        <w:hyperlink r:id="rId15" w:history="1">
           <w:r>
             <w:rPr>
               <w:rStyle w:val="Hyperlink"/>
@@ -958,7 +956,7 @@
           <w:color w:val="000000"/>
           <w:sz w:val="24"/>
         </w:rPr>
-        <w:hyperlink r:id="rId16" w:history="1">
+        <w:hyperlink r:id="rId15" w:history="1">
           <w:r>
             <w:rPr>
               <w:rStyle w:val="Hyperlink"/>
@@ -976,7 +974,7 @@
           <w:color w:val="000000"/>
           <w:sz w:val="24"/>
         </w:rPr>
-        <w:hyperlink r:id="rId16" w:history="1">
+        <w:hyperlink r:id="rId15" w:history="1">
           <w:r>
             <w:rPr>
               <w:rStyle w:val="Hyperlink"/>
@@ -1004,7 +1002,7 @@
           <w:color w:val="000000"/>
           <w:sz w:val="24"/>
         </w:rPr>
-        <w:hyperlink r:id="rId17" w:history="1">
+        <w:hyperlink r:id="rId16" w:history="1">
           <w:r>
             <w:rPr>
               <w:rStyle w:val="Hyperlink"/>
@@ -1022,7 +1020,7 @@
           <w:color w:val="000000"/>
           <w:sz w:val="24"/>
         </w:rPr>
-        <w:hyperlink r:id="rId17" w:history="1">
+        <w:hyperlink r:id="rId16" w:history="1">
           <w:r>
             <w:rPr>
               <w:rStyle w:val="Hyperlink"/>
@@ -1040,7 +1038,7 @@
           <w:color w:val="000000"/>
           <w:sz w:val="24"/>
         </w:rPr>
-        <w:hyperlink r:id="rId17" w:history="1">
+        <w:hyperlink r:id="rId16" w:history="1">
           <w:r>
             <w:rPr>
               <w:rStyle w:val="Hyperlink"/>
@@ -1058,7 +1056,7 @@
           <w:color w:val="000000"/>
           <w:sz w:val="24"/>
         </w:rPr>
-        <w:hyperlink r:id="rId17" w:history="1">
+        <w:hyperlink r:id="rId16" w:history="1">
           <w:r>
             <w:rPr>
               <w:rStyle w:val="Hyperlink"/>
@@ -1076,7 +1074,7 @@
           <w:color w:val="000000"/>
           <w:sz w:val="24"/>
         </w:rPr>
-        <w:hyperlink r:id="rId17" w:history="1">
+        <w:hyperlink r:id="rId16" w:history="1">
           <w:r>
             <w:rPr>
               <w:rStyle w:val="Hyperlink"/>
@@ -1154,7 +1152,7 @@
           <w:sz w:val="24"/>
           <w:u w:val="single"/>
         </w:rPr>
-        <w:hyperlink r:id="rId18" w:history="1">
+        <w:hyperlink r:id="rId17" w:history="1">
           <w:r>
             <w:rPr>
               <w:rStyle w:val="Hyperlink"/>
@@ -1183,7 +1181,7 @@
           <w:sz w:val="24"/>
           <w:u w:val="single"/>
         </w:rPr>
-        <w:hyperlink r:id="rId18" w:history="1">
+        <w:hyperlink r:id="rId17" w:history="1">
           <w:r>
             <w:rPr>
               <w:rStyle w:val="Hyperlink"/>
@@ -1221,7 +1219,7 @@
           <w:color w:val="000000"/>
           <w:sz w:val="24"/>
         </w:rPr>
-        <w:hyperlink r:id="rId18" w:history="1">
+        <w:hyperlink r:id="rId17" w:history="1">
           <w:r>
             <w:rPr>
               <w:rStyle w:val="Hyperlink"/>
@@ -1239,7 +1237,7 @@
           <w:color w:val="000000"/>
           <w:sz w:val="24"/>
         </w:rPr>
-        <w:hyperlink r:id="rId18" w:history="1">
+        <w:hyperlink r:id="rId17" w:history="1">
           <w:r>
             <w:rPr>
               <w:rStyle w:val="Hyperlink"/>
@@ -1267,7 +1265,7 @@
           <w:sz w:val="24"/>
           <w:u w:val="single"/>
         </w:rPr>
-        <w:hyperlink r:id="rId17" w:history="1">
+        <w:hyperlink r:id="rId16" w:history="1">
           <w:r>
             <w:rPr>
               <w:rStyle w:val="Hyperlink"/>
@@ -1296,7 +1294,7 @@
           <w:sz w:val="24"/>
           <w:u w:val="single"/>
         </w:rPr>
-        <w:hyperlink r:id="rId17" w:history="1">
+        <w:hyperlink r:id="rId16" w:history="1">
           <w:r>
             <w:rPr>
               <w:rStyle w:val="Hyperlink"/>
@@ -1584,7 +1582,7 @@
           <w:sz w:val="24"/>
           <w:u w:val="single"/>
         </w:rPr>
-        <w:hyperlink r:id="rId19" w:history="1">
+        <w:hyperlink r:id="rId18" w:history="1">
           <w:r>
             <w:rPr>
               <w:rStyle w:val="Hyperlink"/>
@@ -1602,7 +1600,7 @@
           <w:sz w:val="24"/>
           <w:u w:val="single"/>
         </w:rPr>
-        <w:hyperlink r:id="rId19" w:history="1">
+        <w:hyperlink r:id="rId18" w:history="1">
           <w:r>
             <w:rPr>
               <w:rStyle w:val="Hyperlink"/>
@@ -1620,7 +1618,7 @@
           <w:sz w:val="24"/>
           <w:u w:val="single"/>
         </w:rPr>
-        <w:hyperlink r:id="rId19" w:history="1">
+        <w:hyperlink r:id="rId18" w:history="1">
           <w:r>
             <w:rPr>
               <w:rStyle w:val="Hyperlink"/>
@@ -1638,7 +1636,7 @@
           <w:sz w:val="24"/>
           <w:u w:val="single"/>
         </w:rPr>
-        <w:hyperlink r:id="rId19" w:history="1">
+        <w:hyperlink r:id="rId18" w:history="1">
           <w:r>
             <w:rPr>
               <w:rStyle w:val="Hyperlink"/>
@@ -1656,7 +1654,7 @@
           <w:sz w:val="24"/>
           <w:u w:val="single"/>
         </w:rPr>
-        <w:hyperlink r:id="rId19" w:history="1">
+        <w:hyperlink r:id="rId18" w:history="1">
           <w:r>
             <w:rPr>
               <w:rStyle w:val="Hyperlink"/>
@@ -1674,7 +1672,7 @@
           <w:sz w:val="24"/>
           <w:u w:val="single"/>
         </w:rPr>
-        <w:hyperlink r:id="rId19" w:history="1">
+        <w:hyperlink r:id="rId18" w:history="1">
           <w:r>
             <w:rPr>
               <w:rStyle w:val="Hyperlink"/>
@@ -1692,7 +1690,7 @@
           <w:sz w:val="24"/>
           <w:u w:val="single"/>
         </w:rPr>
-        <w:hyperlink r:id="rId19" w:history="1">
+        <w:hyperlink r:id="rId18" w:history="1">
           <w:r>
             <w:rPr>
               <w:rStyle w:val="Hyperlink"/>
@@ -1839,7 +1837,7 @@
           <w:sz w:val="24"/>
           <w:u w:val="single"/>
         </w:rPr>
-        <w:hyperlink r:id="rId20" w:history="1">
+        <w:hyperlink r:id="rId19" w:history="1">
           <w:r>
             <w:rPr>
               <w:rStyle w:val="Hyperlink"/>
@@ -1857,7 +1855,7 @@
           <w:sz w:val="24"/>
           <w:u w:val="single"/>
         </w:rPr>
-        <w:hyperlink r:id="rId20" w:history="1">
+        <w:hyperlink r:id="rId19" w:history="1">
           <w:r>
             <w:rPr>
               <w:rStyle w:val="Hyperlink"/>
@@ -1875,7 +1873,7 @@
           <w:sz w:val="24"/>
           <w:u w:val="single"/>
         </w:rPr>
-        <w:hyperlink r:id="rId20" w:history="1">
+        <w:hyperlink r:id="rId19" w:history="1">
           <w:r>
             <w:rPr>
               <w:rStyle w:val="Hyperlink"/>
@@ -1893,7 +1891,7 @@
           <w:sz w:val="24"/>
           <w:u w:val="single"/>
         </w:rPr>
-        <w:hyperlink r:id="rId20" w:history="1">
+        <w:hyperlink r:id="rId19" w:history="1">
           <w:r>
             <w:rPr>
               <w:rStyle w:val="Hyperlink"/>
@@ -1911,7 +1909,7 @@
           <w:sz w:val="24"/>
           <w:u w:val="single"/>
         </w:rPr>
-        <w:hyperlink r:id="rId20" w:history="1">
+        <w:hyperlink r:id="rId19" w:history="1">
           <w:r>
             <w:rPr>
               <w:rStyle w:val="Hyperlink"/>
@@ -1929,7 +1927,7 @@
           <w:sz w:val="24"/>
           <w:u w:val="single"/>
         </w:rPr>
-        <w:hyperlink r:id="rId20" w:history="1">
+        <w:hyperlink r:id="rId19" w:history="1">
           <w:r>
             <w:rPr>
               <w:rStyle w:val="Hyperlink"/>
@@ -2042,7 +2040,7 @@
           <w:color w:val="0000FF"/>
           <w:sz w:val="24"/>
         </w:rPr>
-        <w:hyperlink r:id="rId21" w:history="1">
+        <w:hyperlink r:id="rId20" w:history="1">
           <w:r>
             <w:rPr>
               <w:rStyle w:val="Hyperlink"/>
@@ -2059,7 +2057,7 @@
           <w:color w:val="0000FF"/>
           <w:sz w:val="24"/>
         </w:rPr>
-        <w:hyperlink r:id="rId21" w:history="1">
+        <w:hyperlink r:id="rId20" w:history="1">
           <w:r>
             <w:rPr>
               <w:rStyle w:val="Hyperlink"/>
@@ -2076,7 +2074,7 @@
           <w:color w:val="0000FF"/>
           <w:sz w:val="24"/>
         </w:rPr>
-        <w:hyperlink r:id="rId21" w:history="1">
+        <w:hyperlink r:id="rId20" w:history="1">
           <w:r>
             <w:rPr>
               <w:rStyle w:val="Hyperlink"/>
@@ -2186,7 +2184,7 @@
           <w:color w:val="0000FF"/>
           <w:sz w:val="24"/>
         </w:rPr>
-        <w:hyperlink r:id="rId22" w:history="1">
+        <w:hyperlink r:id="rId21" w:history="1">
           <w:r>
             <w:rPr>
               <w:rStyle w:val="Hyperlink"/>
@@ -2203,7 +2201,7 @@
           <w:color w:val="0000FF"/>
           <w:sz w:val="24"/>
         </w:rPr>
-        <w:hyperlink r:id="rId22" w:history="1">
+        <w:hyperlink r:id="rId21" w:history="1">
           <w:r>
             <w:rPr>
               <w:rStyle w:val="Hyperlink"/>
@@ -2291,7 +2289,7 @@
           <w:sz w:val="24"/>
           <w:u w:val="single"/>
         </w:rPr>
-        <w:hyperlink r:id="rId23" w:history="1">
+        <w:hyperlink r:id="rId22" w:history="1">
           <w:r>
             <w:rPr>
               <w:rStyle w:val="Hyperlink"/>
@@ -2309,7 +2307,7 @@
           <w:sz w:val="24"/>
           <w:u w:val="single"/>
         </w:rPr>
-        <w:hyperlink r:id="rId23" w:history="1">
+        <w:hyperlink r:id="rId22" w:history="1">
           <w:r>
             <w:rPr>
               <w:rStyle w:val="Hyperlink"/>
@@ -2427,7 +2425,7 @@
           <w:sz w:val="24"/>
           <w:u w:val="single"/>
         </w:rPr>
-        <w:hyperlink r:id="rId24" w:history="1">
+        <w:hyperlink r:id="rId23" w:history="1">
           <w:r>
             <w:rPr>
               <w:rStyle w:val="Hyperlink"/>
@@ -2445,7 +2443,7 @@
           <w:sz w:val="24"/>
           <w:u w:val="single"/>
         </w:rPr>
-        <w:hyperlink r:id="rId24" w:history="1">
+        <w:hyperlink r:id="rId23" w:history="1">
           <w:r>
             <w:rPr>
               <w:rStyle w:val="Hyperlink"/>
@@ -2463,7 +2461,7 @@
           <w:sz w:val="24"/>
           <w:u w:val="single"/>
         </w:rPr>
-        <w:hyperlink r:id="rId24" w:history="1">
+        <w:hyperlink r:id="rId23" w:history="1">
           <w:r>
             <w:rPr>
               <w:rStyle w:val="Hyperlink"/>
@@ -2491,7 +2489,7 @@
           <w:sz w:val="24"/>
           <w:u w:val="single"/>
         </w:rPr>
-        <w:hyperlink r:id="rId25" w:history="1">
+        <w:hyperlink r:id="rId24" w:history="1">
           <w:r>
             <w:rPr>
               <w:rStyle w:val="Hyperlink"/>
@@ -2520,7 +2518,7 @@
           <w:sz w:val="24"/>
           <w:u w:val="single"/>
         </w:rPr>
-        <w:hyperlink r:id="rId25" w:history="1">
+        <w:hyperlink r:id="rId24" w:history="1">
           <w:r>
             <w:rPr>
               <w:rStyle w:val="Hyperlink"/>
@@ -2648,7 +2646,7 @@
           <w:sz w:val="24"/>
           <w:u w:val="single"/>
         </w:rPr>
-        <w:hyperlink r:id="rId26" w:history="1">
+        <w:hyperlink r:id="rId25" w:history="1">
           <w:r>
             <w:rPr>
               <w:rStyle w:val="Hyperlink"/>
@@ -2666,7 +2664,7 @@
           <w:sz w:val="24"/>
           <w:u w:val="single"/>
         </w:rPr>
-        <w:hyperlink r:id="rId26" w:history="1">
+        <w:hyperlink r:id="rId25" w:history="1">
           <w:r>
             <w:rPr>
               <w:rStyle w:val="Hyperlink"/>
@@ -2684,7 +2682,7 @@
           <w:sz w:val="24"/>
           <w:u w:val="single"/>
         </w:rPr>
-        <w:hyperlink r:id="rId26" w:history="1">
+        <w:hyperlink r:id="rId25" w:history="1">
           <w:r>
             <w:rPr>
               <w:rStyle w:val="Hyperlink"/>
@@ -2702,7 +2700,7 @@
           <w:sz w:val="24"/>
           <w:u w:val="single"/>
         </w:rPr>
-        <w:hyperlink r:id="rId26" w:history="1">
+        <w:hyperlink r:id="rId25" w:history="1">
           <w:r>
             <w:rPr>
               <w:rStyle w:val="Hyperlink"/>
@@ -2804,7 +2802,7 @@
           <w:sz w:val="24"/>
           <w:u w:val="single"/>
         </w:rPr>
-        <w:hyperlink r:id="rId27" w:history="1">
+        <w:hyperlink r:id="rId26" w:history="1">
           <w:r>
             <w:rPr>
               <w:rStyle w:val="Hyperlink"/>
@@ -2822,7 +2820,7 @@
           <w:sz w:val="24"/>
           <w:u w:val="single"/>
         </w:rPr>
-        <w:hyperlink r:id="rId27" w:history="1">
+        <w:hyperlink r:id="rId26" w:history="1">
           <w:r>
             <w:rPr>
               <w:rStyle w:val="Hyperlink"/>
@@ -2840,7 +2838,7 @@
           <w:sz w:val="24"/>
           <w:u w:val="single"/>
         </w:rPr>
-        <w:hyperlink r:id="rId27" w:history="1">
+        <w:hyperlink r:id="rId26" w:history="1">
           <w:r>
             <w:rPr>
               <w:rStyle w:val="Hyperlink"/>
@@ -2858,7 +2856,7 @@
           <w:sz w:val="24"/>
           <w:u w:val="single"/>
         </w:rPr>
-        <w:hyperlink r:id="rId27" w:history="1">
+        <w:hyperlink r:id="rId26" w:history="1">
           <w:r>
             <w:rPr>
               <w:rStyle w:val="Hyperlink"/>
@@ -2886,7 +2884,7 @@
           <w:sz w:val="24"/>
           <w:u w:val="single"/>
         </w:rPr>
-        <w:hyperlink r:id="rId28" w:history="1">
+        <w:hyperlink r:id="rId27" w:history="1">
           <w:r>
             <w:rPr>
               <w:rStyle w:val="Hyperlink"/>
@@ -2942,7 +2940,14 @@
           <w:color w:val="000000"/>
           <w:sz w:val="24"/>
         </w:rPr>
-        <w:t xml:space="preserve">, </w:t>
+        <w:hyperlink r:id="rId26" w:history="1">
+          <w:r>
+            <w:rPr>
+              <w:rStyle w:val="Hyperlink"/>
+            </w:rPr>
+            <w:t xml:space="preserve">, </w:t>
+          </w:r>
+        </w:hyperlink>
       </w:r>
       <w:r>
         <w:rPr>
@@ -2953,7 +2958,7 @@
           <w:sz w:val="24"/>
           <w:u w:val="single"/>
         </w:rPr>
-        <w:hyperlink r:id="rId27" w:history="1">
+        <w:hyperlink r:id="rId28" w:history="1">
           <w:r>
             <w:rPr>
               <w:rStyle w:val="Hyperlink"/>
@@ -2982,7 +2987,7 @@
           <w:sz w:val="24"/>
           <w:u w:val="single"/>
         </w:rPr>
-        <w:hyperlink r:id="rId29" w:history="1">
+        <w:hyperlink r:id="rId28" w:history="1">
           <w:r>
             <w:rPr>
               <w:rStyle w:val="Hyperlink"/>
@@ -3000,7 +3005,7 @@
           <w:sz w:val="24"/>
           <w:u w:val="single"/>
         </w:rPr>
-        <w:hyperlink r:id="rId29" w:history="1">
+        <w:hyperlink r:id="rId28" w:history="1">
           <w:r>
             <w:rPr>
               <w:rStyle w:val="Hyperlink"/>
@@ -3076,7 +3081,7 @@
           <w:sz w:val="24"/>
           <w:u w:val="single"/>
         </w:rPr>
-        <w:hyperlink r:id="rId30" w:history="1">
+        <w:hyperlink r:id="rId29" w:history="1">
           <w:r>
             <w:rPr>
               <w:rStyle w:val="Hyperlink"/>
@@ -3094,7 +3099,7 @@
           <w:sz w:val="24"/>
           <w:u w:val="single"/>
         </w:rPr>
-        <w:hyperlink r:id="rId30" w:history="1">
+        <w:hyperlink r:id="rId29" w:history="1">
           <w:r>
             <w:rPr>
               <w:rStyle w:val="Hyperlink"/>
@@ -3112,7 +3117,7 @@
           <w:sz w:val="24"/>
           <w:u w:val="single"/>
         </w:rPr>
-        <w:hyperlink r:id="rId30" w:history="1">
+        <w:hyperlink r:id="rId29" w:history="1">
           <w:r>
             <w:rPr>
               <w:rStyle w:val="Hyperlink"/>
@@ -3140,7 +3145,7 @@
           <w:sz w:val="24"/>
           <w:u w:val="single"/>
         </w:rPr>
-        <w:hyperlink r:id="rId30" w:history="1">
+        <w:hyperlink r:id="rId29" w:history="1">
           <w:r>
             <w:rPr>
               <w:rStyle w:val="Hyperlink"/>
@@ -3169,7 +3174,7 @@
           <w:sz w:val="24"/>
           <w:u w:val="single"/>
         </w:rPr>
-        <w:hyperlink r:id="rId30" w:history="1">
+        <w:hyperlink r:id="rId29" w:history="1">
           <w:r>
             <w:rPr>
               <w:rStyle w:val="Hyperlink"/>
@@ -3291,7 +3296,7 @@
           <w:sz w:val="24"/>
           <w:u w:val="single"/>
         </w:rPr>
-        <w:hyperlink r:id="rId31" w:history="1">
+        <w:hyperlink r:id="rId30" w:history="1">
           <w:r>
             <w:rPr>
               <w:rStyle w:val="Hyperlink"/>
@@ -3309,7 +3314,7 @@
           <w:sz w:val="24"/>
           <w:u w:val="single"/>
         </w:rPr>
-        <w:hyperlink r:id="rId31" w:history="1">
+        <w:hyperlink r:id="rId30" w:history="1">
           <w:r>
             <w:rPr>
               <w:rStyle w:val="Hyperlink"/>
@@ -3327,7 +3332,7 @@
           <w:sz w:val="24"/>
           <w:u w:val="single"/>
         </w:rPr>
-        <w:hyperlink r:id="rId31" w:history="1">
+        <w:hyperlink r:id="rId30" w:history="1">
           <w:r>
             <w:rPr>
               <w:rStyle w:val="Hyperlink"/>
@@ -3355,7 +3360,7 @@
           <w:sz w:val="24"/>
           <w:u w:val="single"/>
         </w:rPr>
-        <w:hyperlink r:id="rId31" w:history="1">
+        <w:hyperlink r:id="rId30" w:history="1">
           <w:r>
             <w:rPr>
               <w:rStyle w:val="Hyperlink"/>
@@ -3384,7 +3389,7 @@
           <w:sz w:val="24"/>
           <w:u w:val="single"/>
         </w:rPr>
-        <w:hyperlink r:id="rId31" w:history="1">
+        <w:hyperlink r:id="rId30" w:history="1">
           <w:r>
             <w:rPr>
               <w:rStyle w:val="Hyperlink"/>

--- a/EXPORTS/DOCX/published/niveau3/Dutch/KoninklijkeBazar.docx
+++ b/EXPORTS/DOCX/published/niveau3/Dutch/KoninklijkeBazar.docx
@@ -2934,20 +2934,14 @@
       </w:r>
       <w:r>
         <w:rPr>
+          <w:u w:val="single" w:color="0000ff"/>
           <w:rFonts w:ascii="Charis SIL Regular" w:hAnsi="Charis SIL Regular" w:eastAsia="Charis SIL Regular"/>
           <w:b w:val="0"/>
           <w:i w:val="0"/>
           <w:color w:val="000000"/>
           <w:sz w:val="24"/>
         </w:rPr>
-        <w:hyperlink r:id="rId26" w:history="1">
-          <w:r>
-            <w:rPr>
-              <w:rStyle w:val="Hyperlink"/>
-            </w:rPr>
-            <w:t xml:space="preserve">, </w:t>
-          </w:r>
-        </w:hyperlink>
+        <w:t xml:space="preserve">, </w:t>
       </w:r>
       <w:r>
         <w:rPr>

--- a/EXPORTS/DOCX/published/niveau3/Dutch/KoninklijkeBazar.docx
+++ b/EXPORTS/DOCX/published/niveau3/Dutch/KoninklijkeBazar.docx
@@ -488,63 +488,13 @@
       </w:r>
       <w:r>
         <w:rPr>
-          <w:u w:val="single" w:color="0000ff"/>
           <w:rFonts w:ascii="Charis SIL Regular" w:hAnsi="Charis SIL Regular" w:eastAsia="Charis SIL Regular"/>
           <w:b w:val="0"/>
           <w:i w:val="0"/>
           <w:color w:val="000000"/>
           <w:sz w:val="24"/>
         </w:rPr>
-        <w:t>,</w:t>
-      </w:r>
-      <w:r>
-        <w:rPr>
-          <w:rFonts w:ascii="Charis SIL Regular" w:hAnsi="Charis SIL Regular" w:eastAsia="Charis SIL Regular"/>
-          <w:b w:val="0"/>
-          <w:i w:val="0"/>
-          <w:color w:val="000000"/>
-          <w:sz w:val="24"/>
-        </w:rPr>
-        <w:t xml:space="preserve"> </w:t>
-      </w:r>
-      <w:r>
-        <w:rPr>
-          <w:u w:val="single" w:color="0000ff"/>
-          <w:rFonts w:ascii="Charis SIL Regular" w:hAnsi="Charis SIL Regular" w:eastAsia="Charis SIL Regular"/>
-          <w:b w:val="0"/>
-          <w:i w:val="0"/>
-          <w:color w:val="000000"/>
-          <w:sz w:val="24"/>
-        </w:rPr>
-        <w:hyperlink r:id="rId12" w:history="1">
-          <w:r>
-            <w:rPr>
-              <w:rStyle w:val="Hyperlink"/>
-            </w:rPr>
-            <w:t xml:space="preserve">onder </w:t>
-          </w:r>
-        </w:hyperlink>
-      </w:r>
-      <w:r>
-        <w:rPr>
-          <w:rFonts w:ascii="Charis SIL Regular" w:hAnsi="Charis SIL Regular" w:eastAsia="Charis SIL Regular"/>
-          <w:b w:val="0"/>
-          <w:i w:val="0"/>
-          <w:color w:val="000000"/>
-          <w:sz w:val="24"/>
-        </w:rPr>
-        <w:t>wie kon</w:t>
-      </w:r>
-      <w:r>
-        <w:rPr>
-          <w:u w:val="single" w:color="0000ff"/>
-          <w:rFonts w:ascii="Charis SIL Regular" w:hAnsi="Charis SIL Regular" w:eastAsia="Charis SIL Regular"/>
-          <w:b w:val="0"/>
-          <w:i w:val="0"/>
-          <w:color w:val="000000"/>
-          <w:sz w:val="24"/>
-        </w:rPr>
-        <w:t xml:space="preserve">ing </w:t>
+        <w:t xml:space="preserve">, onder wie koning </w:t>
       </w:r>
       <w:r>
         <w:rPr>
@@ -659,24 +609,13 @@
       </w:r>
       <w:r>
         <w:rPr>
-          <w:u w:val="single" w:color="0000ff"/>
           <w:rFonts w:ascii="Charis SIL Regular" w:hAnsi="Charis SIL Regular" w:eastAsia="Charis SIL Regular"/>
           <w:b w:val="0"/>
           <w:i w:val="0"/>
           <w:color w:val="000000"/>
           <w:sz w:val="24"/>
         </w:rPr>
-        <w:t>t</w:t>
-      </w:r>
-      <w:r>
-        <w:rPr>
-          <w:rFonts w:ascii="Charis SIL Regular" w:hAnsi="Charis SIL Regular" w:eastAsia="Charis SIL Regular"/>
-          <w:b w:val="0"/>
-          <w:i w:val="0"/>
-          <w:color w:val="000000"/>
-          <w:sz w:val="24"/>
-        </w:rPr>
-        <w:t xml:space="preserve"> </w:t>
+        <w:t xml:space="preserve">t </w:t>
       </w:r>
       <w:r>
         <w:rPr>
@@ -831,7 +770,7 @@
           <w:sz w:val="24"/>
           <w:u w:val="single"/>
         </w:rPr>
-        <w:hyperlink r:id="rId16" w:history="1">
+        <w:hyperlink r:id="rId17" w:history="1">
           <w:r>
             <w:rPr>
               <w:rStyle w:val="Hyperlink"/>
@@ -849,12 +788,12 @@
           <w:sz w:val="24"/>
           <w:u w:val="single"/>
         </w:rPr>
-        <w:hyperlink r:id="rId16" w:history="1">
+        <w:hyperlink r:id="rId17" w:history="1">
           <w:r>
             <w:rPr>
               <w:rStyle w:val="Hyperlink"/>
             </w:rPr>
-            <w:t>thnografisc</w:t>
+            <w:t>thnografis</w:t>
           </w:r>
         </w:hyperlink>
       </w:r>
@@ -865,7 +804,23 @@
           <w:i w:val="0"/>
           <w:color w:val="0000FF"/>
           <w:sz w:val="24"/>
-          <w:u w:val="single"/>
+        </w:rPr>
+        <w:hyperlink r:id="rId17" w:history="1">
+          <w:r>
+            <w:rPr>
+              <w:rStyle w:val="Hyperlink"/>
+            </w:rPr>
+            <w:t>c</w:t>
+          </w:r>
+        </w:hyperlink>
+      </w:r>
+      <w:r>
+        <w:rPr>
+          <w:rFonts w:ascii="Charis SIL Regular" w:hAnsi="Charis SIL Regular" w:eastAsia="Charis SIL Regular"/>
+          <w:b w:val="0"/>
+          <w:i w:val="0"/>
+          <w:color w:val="0000FF"/>
+          <w:sz w:val="24"/>
         </w:rPr>
         <w:t>h</w:t>
       </w:r>
@@ -889,24 +844,14 @@
           <w:sz w:val="24"/>
           <w:u w:val="single"/>
         </w:rPr>
-        <w:hyperlink r:id="rId16" w:history="1">
+        <w:hyperlink r:id="rId17" w:history="1">
           <w:r>
             <w:rPr>
               <w:rStyle w:val="Hyperlink"/>
             </w:rPr>
-            <w:t>Museu</w:t>
+            <w:t>Museum</w:t>
           </w:r>
         </w:hyperlink>
-      </w:r>
-      <w:r>
-        <w:rPr>
-          <w:rFonts w:ascii="Charis SIL Regular" w:hAnsi="Charis SIL Regular" w:eastAsia="Charis SIL Regular"/>
-          <w:b w:val="0"/>
-          <w:i w:val="0"/>
-          <w:color w:val="0000FF"/>
-          <w:sz w:val="24"/>
-        </w:rPr>
-        <w:t>m</w:t>
       </w:r>
       <w:r>
         <w:rPr>
@@ -1002,7 +947,7 @@
           <w:color w:val="000000"/>
           <w:sz w:val="24"/>
         </w:rPr>
-        <w:hyperlink r:id="rId16" w:history="1">
+        <w:hyperlink r:id="rId17" w:history="1">
           <w:r>
             <w:rPr>
               <w:rStyle w:val="Hyperlink"/>
@@ -1020,7 +965,7 @@
           <w:color w:val="000000"/>
           <w:sz w:val="24"/>
         </w:rPr>
-        <w:hyperlink r:id="rId16" w:history="1">
+        <w:hyperlink r:id="rId17" w:history="1">
           <w:r>
             <w:rPr>
               <w:rStyle w:val="Hyperlink"/>
@@ -1038,7 +983,7 @@
           <w:color w:val="000000"/>
           <w:sz w:val="24"/>
         </w:rPr>
-        <w:hyperlink r:id="rId16" w:history="1">
+        <w:hyperlink r:id="rId17" w:history="1">
           <w:r>
             <w:rPr>
               <w:rStyle w:val="Hyperlink"/>
@@ -1056,7 +1001,7 @@
           <w:color w:val="000000"/>
           <w:sz w:val="24"/>
         </w:rPr>
-        <w:hyperlink r:id="rId16" w:history="1">
+        <w:hyperlink r:id="rId17" w:history="1">
           <w:r>
             <w:rPr>
               <w:rStyle w:val="Hyperlink"/>
@@ -1074,7 +1019,7 @@
           <w:color w:val="000000"/>
           <w:sz w:val="24"/>
         </w:rPr>
-        <w:hyperlink r:id="rId16" w:history="1">
+        <w:hyperlink r:id="rId17" w:history="1">
           <w:r>
             <w:rPr>
               <w:rStyle w:val="Hyperlink"/>
@@ -1152,7 +1097,7 @@
           <w:sz w:val="24"/>
           <w:u w:val="single"/>
         </w:rPr>
-        <w:hyperlink r:id="rId17" w:history="1">
+        <w:hyperlink r:id="rId18" w:history="1">
           <w:r>
             <w:rPr>
               <w:rStyle w:val="Hyperlink"/>
@@ -1181,7 +1126,7 @@
           <w:sz w:val="24"/>
           <w:u w:val="single"/>
         </w:rPr>
-        <w:hyperlink r:id="rId17" w:history="1">
+        <w:hyperlink r:id="rId18" w:history="1">
           <w:r>
             <w:rPr>
               <w:rStyle w:val="Hyperlink"/>
@@ -1219,7 +1164,7 @@
           <w:color w:val="000000"/>
           <w:sz w:val="24"/>
         </w:rPr>
-        <w:hyperlink r:id="rId17" w:history="1">
+        <w:hyperlink r:id="rId18" w:history="1">
           <w:r>
             <w:rPr>
               <w:rStyle w:val="Hyperlink"/>
@@ -1237,7 +1182,7 @@
           <w:color w:val="000000"/>
           <w:sz w:val="24"/>
         </w:rPr>
-        <w:hyperlink r:id="rId17" w:history="1">
+        <w:hyperlink r:id="rId18" w:history="1">
           <w:r>
             <w:rPr>
               <w:rStyle w:val="Hyperlink"/>
@@ -1265,7 +1210,7 @@
           <w:sz w:val="24"/>
           <w:u w:val="single"/>
         </w:rPr>
-        <w:hyperlink r:id="rId16" w:history="1">
+        <w:hyperlink r:id="rId17" w:history="1">
           <w:r>
             <w:rPr>
               <w:rStyle w:val="Hyperlink"/>
@@ -1294,7 +1239,7 @@
           <w:sz w:val="24"/>
           <w:u w:val="single"/>
         </w:rPr>
-        <w:hyperlink r:id="rId16" w:history="1">
+        <w:hyperlink r:id="rId17" w:history="1">
           <w:r>
             <w:rPr>
               <w:rStyle w:val="Hyperlink"/>
@@ -1582,7 +1527,7 @@
           <w:sz w:val="24"/>
           <w:u w:val="single"/>
         </w:rPr>
-        <w:hyperlink r:id="rId18" w:history="1">
+        <w:hyperlink r:id="rId19" w:history="1">
           <w:r>
             <w:rPr>
               <w:rStyle w:val="Hyperlink"/>
@@ -1600,7 +1545,7 @@
           <w:sz w:val="24"/>
           <w:u w:val="single"/>
         </w:rPr>
-        <w:hyperlink r:id="rId18" w:history="1">
+        <w:hyperlink r:id="rId19" w:history="1">
           <w:r>
             <w:rPr>
               <w:rStyle w:val="Hyperlink"/>
@@ -1618,7 +1563,7 @@
           <w:sz w:val="24"/>
           <w:u w:val="single"/>
         </w:rPr>
-        <w:hyperlink r:id="rId18" w:history="1">
+        <w:hyperlink r:id="rId19" w:history="1">
           <w:r>
             <w:rPr>
               <w:rStyle w:val="Hyperlink"/>
@@ -1636,7 +1581,7 @@
           <w:sz w:val="24"/>
           <w:u w:val="single"/>
         </w:rPr>
-        <w:hyperlink r:id="rId18" w:history="1">
+        <w:hyperlink r:id="rId19" w:history="1">
           <w:r>
             <w:rPr>
               <w:rStyle w:val="Hyperlink"/>
@@ -1654,7 +1599,7 @@
           <w:sz w:val="24"/>
           <w:u w:val="single"/>
         </w:rPr>
-        <w:hyperlink r:id="rId18" w:history="1">
+        <w:hyperlink r:id="rId19" w:history="1">
           <w:r>
             <w:rPr>
               <w:rStyle w:val="Hyperlink"/>
@@ -1672,7 +1617,7 @@
           <w:sz w:val="24"/>
           <w:u w:val="single"/>
         </w:rPr>
-        <w:hyperlink r:id="rId18" w:history="1">
+        <w:hyperlink r:id="rId19" w:history="1">
           <w:r>
             <w:rPr>
               <w:rStyle w:val="Hyperlink"/>
@@ -1690,7 +1635,7 @@
           <w:sz w:val="24"/>
           <w:u w:val="single"/>
         </w:rPr>
-        <w:hyperlink r:id="rId18" w:history="1">
+        <w:hyperlink r:id="rId19" w:history="1">
           <w:r>
             <w:rPr>
               <w:rStyle w:val="Hyperlink"/>
@@ -1837,7 +1782,7 @@
           <w:sz w:val="24"/>
           <w:u w:val="single"/>
         </w:rPr>
-        <w:hyperlink r:id="rId19" w:history="1">
+        <w:hyperlink r:id="rId20" w:history="1">
           <w:r>
             <w:rPr>
               <w:rStyle w:val="Hyperlink"/>
@@ -1855,7 +1800,7 @@
           <w:sz w:val="24"/>
           <w:u w:val="single"/>
         </w:rPr>
-        <w:hyperlink r:id="rId19" w:history="1">
+        <w:hyperlink r:id="rId20" w:history="1">
           <w:r>
             <w:rPr>
               <w:rStyle w:val="Hyperlink"/>
@@ -1873,7 +1818,7 @@
           <w:sz w:val="24"/>
           <w:u w:val="single"/>
         </w:rPr>
-        <w:hyperlink r:id="rId19" w:history="1">
+        <w:hyperlink r:id="rId20" w:history="1">
           <w:r>
             <w:rPr>
               <w:rStyle w:val="Hyperlink"/>
@@ -1891,7 +1836,7 @@
           <w:sz w:val="24"/>
           <w:u w:val="single"/>
         </w:rPr>
-        <w:hyperlink r:id="rId19" w:history="1">
+        <w:hyperlink r:id="rId20" w:history="1">
           <w:r>
             <w:rPr>
               <w:rStyle w:val="Hyperlink"/>
@@ -1909,7 +1854,7 @@
           <w:sz w:val="24"/>
           <w:u w:val="single"/>
         </w:rPr>
-        <w:hyperlink r:id="rId19" w:history="1">
+        <w:hyperlink r:id="rId20" w:history="1">
           <w:r>
             <w:rPr>
               <w:rStyle w:val="Hyperlink"/>
@@ -1927,7 +1872,7 @@
           <w:sz w:val="24"/>
           <w:u w:val="single"/>
         </w:rPr>
-        <w:hyperlink r:id="rId19" w:history="1">
+        <w:hyperlink r:id="rId20" w:history="1">
           <w:r>
             <w:rPr>
               <w:rStyle w:val="Hyperlink"/>
@@ -2040,7 +1985,7 @@
           <w:color w:val="0000FF"/>
           <w:sz w:val="24"/>
         </w:rPr>
-        <w:hyperlink r:id="rId20" w:history="1">
+        <w:hyperlink r:id="rId21" w:history="1">
           <w:r>
             <w:rPr>
               <w:rStyle w:val="Hyperlink"/>
@@ -2057,7 +2002,7 @@
           <w:color w:val="0000FF"/>
           <w:sz w:val="24"/>
         </w:rPr>
-        <w:hyperlink r:id="rId20" w:history="1">
+        <w:hyperlink r:id="rId21" w:history="1">
           <w:r>
             <w:rPr>
               <w:rStyle w:val="Hyperlink"/>
@@ -2074,7 +2019,7 @@
           <w:color w:val="0000FF"/>
           <w:sz w:val="24"/>
         </w:rPr>
-        <w:hyperlink r:id="rId20" w:history="1">
+        <w:hyperlink r:id="rId21" w:history="1">
           <w:r>
             <w:rPr>
               <w:rStyle w:val="Hyperlink"/>
@@ -2184,7 +2129,7 @@
           <w:color w:val="0000FF"/>
           <w:sz w:val="24"/>
         </w:rPr>
-        <w:hyperlink r:id="rId21" w:history="1">
+        <w:hyperlink r:id="rId22" w:history="1">
           <w:r>
             <w:rPr>
               <w:rStyle w:val="Hyperlink"/>
@@ -2201,7 +2146,7 @@
           <w:color w:val="0000FF"/>
           <w:sz w:val="24"/>
         </w:rPr>
-        <w:hyperlink r:id="rId21" w:history="1">
+        <w:hyperlink r:id="rId22" w:history="1">
           <w:r>
             <w:rPr>
               <w:rStyle w:val="Hyperlink"/>
@@ -2289,7 +2234,7 @@
           <w:sz w:val="24"/>
           <w:u w:val="single"/>
         </w:rPr>
-        <w:hyperlink r:id="rId22" w:history="1">
+        <w:hyperlink r:id="rId23" w:history="1">
           <w:r>
             <w:rPr>
               <w:rStyle w:val="Hyperlink"/>
@@ -2307,7 +2252,7 @@
           <w:sz w:val="24"/>
           <w:u w:val="single"/>
         </w:rPr>
-        <w:hyperlink r:id="rId22" w:history="1">
+        <w:hyperlink r:id="rId23" w:history="1">
           <w:r>
             <w:rPr>
               <w:rStyle w:val="Hyperlink"/>
@@ -2425,7 +2370,7 @@
           <w:sz w:val="24"/>
           <w:u w:val="single"/>
         </w:rPr>
-        <w:hyperlink r:id="rId23" w:history="1">
+        <w:hyperlink r:id="rId24" w:history="1">
           <w:r>
             <w:rPr>
               <w:rStyle w:val="Hyperlink"/>
@@ -2443,7 +2388,7 @@
           <w:sz w:val="24"/>
           <w:u w:val="single"/>
         </w:rPr>
-        <w:hyperlink r:id="rId23" w:history="1">
+        <w:hyperlink r:id="rId24" w:history="1">
           <w:r>
             <w:rPr>
               <w:rStyle w:val="Hyperlink"/>
@@ -2461,7 +2406,7 @@
           <w:sz w:val="24"/>
           <w:u w:val="single"/>
         </w:rPr>
-        <w:hyperlink r:id="rId23" w:history="1">
+        <w:hyperlink r:id="rId24" w:history="1">
           <w:r>
             <w:rPr>
               <w:rStyle w:val="Hyperlink"/>
@@ -2489,7 +2434,7 @@
           <w:sz w:val="24"/>
           <w:u w:val="single"/>
         </w:rPr>
-        <w:hyperlink r:id="rId24" w:history="1">
+        <w:hyperlink r:id="rId25" w:history="1">
           <w:r>
             <w:rPr>
               <w:rStyle w:val="Hyperlink"/>
@@ -2518,7 +2463,7 @@
           <w:sz w:val="24"/>
           <w:u w:val="single"/>
         </w:rPr>
-        <w:hyperlink r:id="rId24" w:history="1">
+        <w:hyperlink r:id="rId25" w:history="1">
           <w:r>
             <w:rPr>
               <w:rStyle w:val="Hyperlink"/>
@@ -2646,7 +2591,7 @@
           <w:sz w:val="24"/>
           <w:u w:val="single"/>
         </w:rPr>
-        <w:hyperlink r:id="rId25" w:history="1">
+        <w:hyperlink r:id="rId26" w:history="1">
           <w:r>
             <w:rPr>
               <w:rStyle w:val="Hyperlink"/>
@@ -2664,7 +2609,7 @@
           <w:sz w:val="24"/>
           <w:u w:val="single"/>
         </w:rPr>
-        <w:hyperlink r:id="rId25" w:history="1">
+        <w:hyperlink r:id="rId26" w:history="1">
           <w:r>
             <w:rPr>
               <w:rStyle w:val="Hyperlink"/>
@@ -2682,7 +2627,7 @@
           <w:sz w:val="24"/>
           <w:u w:val="single"/>
         </w:rPr>
-        <w:hyperlink r:id="rId25" w:history="1">
+        <w:hyperlink r:id="rId26" w:history="1">
           <w:r>
             <w:rPr>
               <w:rStyle w:val="Hyperlink"/>
@@ -2700,7 +2645,7 @@
           <w:sz w:val="24"/>
           <w:u w:val="single"/>
         </w:rPr>
-        <w:hyperlink r:id="rId25" w:history="1">
+        <w:hyperlink r:id="rId26" w:history="1">
           <w:r>
             <w:rPr>
               <w:rStyle w:val="Hyperlink"/>
@@ -2802,7 +2747,7 @@
           <w:sz w:val="24"/>
           <w:u w:val="single"/>
         </w:rPr>
-        <w:hyperlink r:id="rId26" w:history="1">
+        <w:hyperlink r:id="rId27" w:history="1">
           <w:r>
             <w:rPr>
               <w:rStyle w:val="Hyperlink"/>
@@ -2820,7 +2765,7 @@
           <w:sz w:val="24"/>
           <w:u w:val="single"/>
         </w:rPr>
-        <w:hyperlink r:id="rId26" w:history="1">
+        <w:hyperlink r:id="rId27" w:history="1">
           <w:r>
             <w:rPr>
               <w:rStyle w:val="Hyperlink"/>
@@ -2838,7 +2783,7 @@
           <w:sz w:val="24"/>
           <w:u w:val="single"/>
         </w:rPr>
-        <w:hyperlink r:id="rId26" w:history="1">
+        <w:hyperlink r:id="rId27" w:history="1">
           <w:r>
             <w:rPr>
               <w:rStyle w:val="Hyperlink"/>
@@ -2856,7 +2801,7 @@
           <w:sz w:val="24"/>
           <w:u w:val="single"/>
         </w:rPr>
-        <w:hyperlink r:id="rId26" w:history="1">
+        <w:hyperlink r:id="rId27" w:history="1">
           <w:r>
             <w:rPr>
               <w:rStyle w:val="Hyperlink"/>
@@ -2884,7 +2829,7 @@
           <w:sz w:val="24"/>
           <w:u w:val="single"/>
         </w:rPr>
-        <w:hyperlink r:id="rId27" w:history="1">
+        <w:hyperlink r:id="rId28" w:history="1">
           <w:r>
             <w:rPr>
               <w:rStyle w:val="Hyperlink"/>
@@ -2905,7 +2850,7 @@
           <w:sz w:val="24"/>
           <w:u w:val="single"/>
         </w:rPr>
-        <w:hyperlink r:id="rId27" w:history="1">
+        <w:hyperlink r:id="rId28" w:history="1">
           <w:r>
             <w:rPr>
               <w:rStyle w:val="Hyperlink"/>
@@ -2923,7 +2868,7 @@
           <w:sz w:val="24"/>
           <w:u w:val="single"/>
         </w:rPr>
-        <w:hyperlink r:id="rId27" w:history="1">
+        <w:hyperlink r:id="rId28" w:history="1">
           <w:r>
             <w:rPr>
               <w:rStyle w:val="Hyperlink"/>
@@ -2934,7 +2879,6 @@
       </w:r>
       <w:r>
         <w:rPr>
-          <w:u w:val="single" w:color="0000ff"/>
           <w:rFonts w:ascii="Charis SIL Regular" w:hAnsi="Charis SIL Regular" w:eastAsia="Charis SIL Regular"/>
           <w:b w:val="0"/>
           <w:i w:val="0"/>
@@ -2952,7 +2896,7 @@
           <w:sz w:val="24"/>
           <w:u w:val="single"/>
         </w:rPr>
-        <w:hyperlink r:id="rId28" w:history="1">
+        <w:hyperlink r:id="rId29" w:history="1">
           <w:r>
             <w:rPr>
               <w:rStyle w:val="Hyperlink"/>
@@ -2981,7 +2925,7 @@
           <w:sz w:val="24"/>
           <w:u w:val="single"/>
         </w:rPr>
-        <w:hyperlink r:id="rId28" w:history="1">
+        <w:hyperlink r:id="rId27" w:history="1">
           <w:r>
             <w:rPr>
               <w:rStyle w:val="Hyperlink"/>
@@ -2999,7 +2943,7 @@
           <w:sz w:val="24"/>
           <w:u w:val="single"/>
         </w:rPr>
-        <w:hyperlink r:id="rId28" w:history="1">
+        <w:hyperlink r:id="rId27" w:history="1">
           <w:r>
             <w:rPr>
               <w:rStyle w:val="Hyperlink"/>
@@ -3075,7 +3019,7 @@
           <w:sz w:val="24"/>
           <w:u w:val="single"/>
         </w:rPr>
-        <w:hyperlink r:id="rId29" w:history="1">
+        <w:hyperlink r:id="rId30" w:history="1">
           <w:r>
             <w:rPr>
               <w:rStyle w:val="Hyperlink"/>
@@ -3093,7 +3037,7 @@
           <w:sz w:val="24"/>
           <w:u w:val="single"/>
         </w:rPr>
-        <w:hyperlink r:id="rId29" w:history="1">
+        <w:hyperlink r:id="rId30" w:history="1">
           <w:r>
             <w:rPr>
               <w:rStyle w:val="Hyperlink"/>
@@ -3111,7 +3055,7 @@
           <w:sz w:val="24"/>
           <w:u w:val="single"/>
         </w:rPr>
-        <w:hyperlink r:id="rId29" w:history="1">
+        <w:hyperlink r:id="rId30" w:history="1">
           <w:r>
             <w:rPr>
               <w:rStyle w:val="Hyperlink"/>
@@ -3139,7 +3083,7 @@
           <w:sz w:val="24"/>
           <w:u w:val="single"/>
         </w:rPr>
-        <w:hyperlink r:id="rId29" w:history="1">
+        <w:hyperlink r:id="rId30" w:history="1">
           <w:r>
             <w:rPr>
               <w:rStyle w:val="Hyperlink"/>
@@ -3168,7 +3112,7 @@
           <w:sz w:val="24"/>
           <w:u w:val="single"/>
         </w:rPr>
-        <w:hyperlink r:id="rId29" w:history="1">
+        <w:hyperlink r:id="rId30" w:history="1">
           <w:r>
             <w:rPr>
               <w:rStyle w:val="Hyperlink"/>
@@ -3290,7 +3234,7 @@
           <w:sz w:val="24"/>
           <w:u w:val="single"/>
         </w:rPr>
-        <w:hyperlink r:id="rId30" w:history="1">
+        <w:hyperlink r:id="rId31" w:history="1">
           <w:r>
             <w:rPr>
               <w:rStyle w:val="Hyperlink"/>
@@ -3308,7 +3252,7 @@
           <w:sz w:val="24"/>
           <w:u w:val="single"/>
         </w:rPr>
-        <w:hyperlink r:id="rId30" w:history="1">
+        <w:hyperlink r:id="rId31" w:history="1">
           <w:r>
             <w:rPr>
               <w:rStyle w:val="Hyperlink"/>
@@ -3326,7 +3270,7 @@
           <w:sz w:val="24"/>
           <w:u w:val="single"/>
         </w:rPr>
-        <w:hyperlink r:id="rId30" w:history="1">
+        <w:hyperlink r:id="rId31" w:history="1">
           <w:r>
             <w:rPr>
               <w:rStyle w:val="Hyperlink"/>
@@ -3354,7 +3298,7 @@
           <w:sz w:val="24"/>
           <w:u w:val="single"/>
         </w:rPr>
-        <w:hyperlink r:id="rId30" w:history="1">
+        <w:hyperlink r:id="rId31" w:history="1">
           <w:r>
             <w:rPr>
               <w:rStyle w:val="Hyperlink"/>
@@ -3383,7 +3327,7 @@
           <w:sz w:val="24"/>
           <w:u w:val="single"/>
         </w:rPr>
-        <w:hyperlink r:id="rId30" w:history="1">
+        <w:hyperlink r:id="rId31" w:history="1">
           <w:r>
             <w:rPr>
               <w:rStyle w:val="Hyperlink"/>

--- a/EXPORTS/DOCX/published/niveau3/Dutch/KoninklijkeBazar.docx
+++ b/EXPORTS/DOCX/published/niveau3/Dutch/KoninklijkeBazar.docx
@@ -442,59 +442,13 @@
       </w:r>
       <w:r>
         <w:rPr>
-          <w:u w:val="single" w:color="0000ff"/>
           <w:rFonts w:ascii="Charis SIL Regular" w:hAnsi="Charis SIL Regular" w:eastAsia="Charis SIL Regular"/>
           <w:b w:val="0"/>
           <w:i w:val="0"/>
           <w:color w:val="000000"/>
           <w:sz w:val="24"/>
         </w:rPr>
-        <w:hyperlink r:id="rId10" w:history="1">
-          <w:r>
-            <w:rPr>
-              <w:rStyle w:val="Hyperlink"/>
-            </w:rPr>
-            <w:t>partic</w:t>
-          </w:r>
-        </w:hyperlink>
-      </w:r>
-      <w:r>
-        <w:rPr>
-          <w:rFonts w:ascii="Charis SIL Regular" w:hAnsi="Charis SIL Regular" w:eastAsia="Charis SIL Regular"/>
-          <w:b w:val="0"/>
-          <w:i w:val="0"/>
-          <w:color w:val="000000"/>
-          <w:sz w:val="24"/>
-        </w:rPr>
-        <w:t>u</w:t>
-      </w:r>
-      <w:r>
-        <w:rPr>
-          <w:u w:val="single" w:color="0000ff"/>
-          <w:rFonts w:ascii="Charis SIL Regular" w:hAnsi="Charis SIL Regular" w:eastAsia="Charis SIL Regular"/>
-          <w:b w:val="0"/>
-          <w:i w:val="0"/>
-          <w:color w:val="000000"/>
-          <w:sz w:val="24"/>
-        </w:rPr>
-        <w:hyperlink r:id="rId11" w:history="1">
-          <w:r>
-            <w:rPr>
-              <w:rStyle w:val="Hyperlink"/>
-            </w:rPr>
-            <w:t>lieren</w:t>
-          </w:r>
-        </w:hyperlink>
-      </w:r>
-      <w:r>
-        <w:rPr>
-          <w:rFonts w:ascii="Charis SIL Regular" w:hAnsi="Charis SIL Regular" w:eastAsia="Charis SIL Regular"/>
-          <w:b w:val="0"/>
-          <w:i w:val="0"/>
-          <w:color w:val="000000"/>
-          <w:sz w:val="24"/>
-        </w:rPr>
-        <w:t xml:space="preserve">, onder wie koning </w:t>
+        <w:t xml:space="preserve">particulieren, onder wie koning </w:t>
       </w:r>
       <w:r>
         <w:rPr>
@@ -534,7 +488,7 @@
           <w:sz w:val="24"/>
           <w:u w:val="single"/>
         </w:rPr>
-        <w:hyperlink r:id="rId13" w:history="1">
+        <w:hyperlink r:id="rId15" w:history="1">
           <w:r>
             <w:rPr>
               <w:rStyle w:val="Hyperlink"/>
@@ -552,7 +506,7 @@
           <w:sz w:val="24"/>
           <w:u w:val="single"/>
         </w:rPr>
-        <w:hyperlink r:id="rId13" w:history="1">
+        <w:hyperlink r:id="rId15" w:history="1">
           <w:r>
             <w:rPr>
               <w:rStyle w:val="Hyperlink"/>
@@ -609,13 +563,24 @@
       </w:r>
       <w:r>
         <w:rPr>
+          <w:u w:val="single" w:color="0000ff"/>
           <w:rFonts w:ascii="Charis SIL Regular" w:hAnsi="Charis SIL Regular" w:eastAsia="Charis SIL Regular"/>
           <w:b w:val="0"/>
           <w:i w:val="0"/>
           <w:color w:val="000000"/>
           <w:sz w:val="24"/>
         </w:rPr>
-        <w:t xml:space="preserve">t </w:t>
+        <w:t>t</w:t>
+      </w:r>
+      <w:r>
+        <w:rPr>
+          <w:rFonts w:ascii="Charis SIL Regular" w:hAnsi="Charis SIL Regular" w:eastAsia="Charis SIL Regular"/>
+          <w:b w:val="0"/>
+          <w:i w:val="0"/>
+          <w:color w:val="000000"/>
+          <w:sz w:val="24"/>
+        </w:rPr>
+        <w:t xml:space="preserve"> </w:t>
       </w:r>
       <w:r>
         <w:rPr>
@@ -626,7 +591,7 @@
           <w:sz w:val="24"/>
           <w:u w:val="single"/>
         </w:rPr>
-        <w:hyperlink r:id="rId15" w:history="1">
+        <w:hyperlink r:id="rId16" w:history="1">
           <w:r>
             <w:rPr>
               <w:rStyle w:val="Hyperlink"/>
@@ -655,7 +620,7 @@
           <w:sz w:val="24"/>
           <w:u w:val="single"/>
         </w:rPr>
-        <w:hyperlink r:id="rId15" w:history="1">
+        <w:hyperlink r:id="rId16" w:history="1">
           <w:r>
             <w:rPr>
               <w:rStyle w:val="Hyperlink"/>
@@ -684,7 +649,7 @@
           <w:sz w:val="24"/>
           <w:u w:val="single"/>
         </w:rPr>
-        <w:hyperlink r:id="rId15" w:history="1">
+        <w:hyperlink r:id="rId16" w:history="1">
           <w:r>
             <w:rPr>
               <w:rStyle w:val="Hyperlink"/>
@@ -702,7 +667,7 @@
           <w:sz w:val="24"/>
           <w:u w:val="single"/>
         </w:rPr>
-        <w:hyperlink r:id="rId15" w:history="1">
+        <w:hyperlink r:id="rId16" w:history="1">
           <w:r>
             <w:rPr>
               <w:rStyle w:val="Hyperlink"/>
@@ -741,14 +706,7 @@
           <w:sz w:val="24"/>
           <w:u w:val="single"/>
         </w:rPr>
-        <w:hyperlink r:id="rId16" w:history="1">
-          <w:r>
-            <w:rPr>
-              <w:rStyle w:val="Hyperlink"/>
-            </w:rPr>
-            <w:t>Rijks</w:t>
-          </w:r>
-        </w:hyperlink>
+        <w:t>Rijks</w:t>
       </w:r>
       <w:r>
         <w:rPr>
@@ -872,7 +830,7 @@
           <w:color w:val="000000"/>
           <w:sz w:val="24"/>
         </w:rPr>
-        <w:hyperlink r:id="rId15" w:history="1">
+        <w:hyperlink r:id="rId16" w:history="1">
           <w:r>
             <w:rPr>
               <w:rStyle w:val="Hyperlink"/>
@@ -901,7 +859,7 @@
           <w:color w:val="000000"/>
           <w:sz w:val="24"/>
         </w:rPr>
-        <w:hyperlink r:id="rId15" w:history="1">
+        <w:hyperlink r:id="rId16" w:history="1">
           <w:r>
             <w:rPr>
               <w:rStyle w:val="Hyperlink"/>
@@ -919,7 +877,7 @@
           <w:color w:val="000000"/>
           <w:sz w:val="24"/>
         </w:rPr>
-        <w:hyperlink r:id="rId15" w:history="1">
+        <w:hyperlink r:id="rId16" w:history="1">
           <w:r>
             <w:rPr>
               <w:rStyle w:val="Hyperlink"/>
@@ -2925,7 +2883,7 @@
           <w:sz w:val="24"/>
           <w:u w:val="single"/>
         </w:rPr>
-        <w:hyperlink r:id="rId27" w:history="1">
+        <w:hyperlink r:id="rId29" w:history="1">
           <w:r>
             <w:rPr>
               <w:rStyle w:val="Hyperlink"/>
@@ -2943,7 +2901,7 @@
           <w:sz w:val="24"/>
           <w:u w:val="single"/>
         </w:rPr>
-        <w:hyperlink r:id="rId27" w:history="1">
+        <w:hyperlink r:id="rId29" w:history="1">
           <w:r>
             <w:rPr>
               <w:rStyle w:val="Hyperlink"/>

--- a/EXPORTS/DOCX/published/niveau3/Dutch/KoninklijkeBazar.docx
+++ b/EXPORTS/DOCX/published/niveau3/Dutch/KoninklijkeBazar.docx
@@ -442,13 +442,109 @@
       </w:r>
       <w:r>
         <w:rPr>
+          <w:u w:val="single" w:color="0000ff"/>
           <w:rFonts w:ascii="Charis SIL Regular" w:hAnsi="Charis SIL Regular" w:eastAsia="Charis SIL Regular"/>
           <w:b w:val="0"/>
           <w:i w:val="0"/>
           <w:color w:val="000000"/>
           <w:sz w:val="24"/>
         </w:rPr>
-        <w:t xml:space="preserve">particulieren, onder wie koning </w:t>
+        <w:hyperlink r:id="rId10" w:history="1">
+          <w:r>
+            <w:rPr>
+              <w:rStyle w:val="Hyperlink"/>
+            </w:rPr>
+            <w:t>partic</w:t>
+          </w:r>
+        </w:hyperlink>
+      </w:r>
+      <w:r>
+        <w:rPr>
+          <w:rFonts w:ascii="Charis SIL Regular" w:hAnsi="Charis SIL Regular" w:eastAsia="Charis SIL Regular"/>
+          <w:b w:val="0"/>
+          <w:i w:val="0"/>
+          <w:color w:val="000000"/>
+          <w:sz w:val="24"/>
+        </w:rPr>
+        <w:t>u</w:t>
+      </w:r>
+      <w:r>
+        <w:rPr>
+          <w:u w:val="single" w:color="0000ff"/>
+          <w:rFonts w:ascii="Charis SIL Regular" w:hAnsi="Charis SIL Regular" w:eastAsia="Charis SIL Regular"/>
+          <w:b w:val="0"/>
+          <w:i w:val="0"/>
+          <w:color w:val="000000"/>
+          <w:sz w:val="24"/>
+        </w:rPr>
+        <w:hyperlink r:id="rId11" w:history="1">
+          <w:r>
+            <w:rPr>
+              <w:rStyle w:val="Hyperlink"/>
+            </w:rPr>
+            <w:t>lieren</w:t>
+          </w:r>
+        </w:hyperlink>
+      </w:r>
+      <w:r>
+        <w:rPr>
+          <w:u w:val="single" w:color="0000ff"/>
+          <w:rFonts w:ascii="Charis SIL Regular" w:hAnsi="Charis SIL Regular" w:eastAsia="Charis SIL Regular"/>
+          <w:b w:val="0"/>
+          <w:i w:val="0"/>
+          <w:color w:val="000000"/>
+          <w:sz w:val="24"/>
+        </w:rPr>
+        <w:t>,</w:t>
+      </w:r>
+      <w:r>
+        <w:rPr>
+          <w:rFonts w:ascii="Charis SIL Regular" w:hAnsi="Charis SIL Regular" w:eastAsia="Charis SIL Regular"/>
+          <w:b w:val="0"/>
+          <w:i w:val="0"/>
+          <w:color w:val="000000"/>
+          <w:sz w:val="24"/>
+        </w:rPr>
+        <w:t xml:space="preserve"> </w:t>
+      </w:r>
+      <w:r>
+        <w:rPr>
+          <w:u w:val="single" w:color="0000ff"/>
+          <w:rFonts w:ascii="Charis SIL Regular" w:hAnsi="Charis SIL Regular" w:eastAsia="Charis SIL Regular"/>
+          <w:b w:val="0"/>
+          <w:i w:val="0"/>
+          <w:color w:val="000000"/>
+          <w:sz w:val="24"/>
+        </w:rPr>
+        <w:hyperlink r:id="rId12" w:history="1">
+          <w:r>
+            <w:rPr>
+              <w:rStyle w:val="Hyperlink"/>
+            </w:rPr>
+            <w:t xml:space="preserve">onder </w:t>
+          </w:r>
+        </w:hyperlink>
+      </w:r>
+      <w:r>
+        <w:rPr>
+          <w:rFonts w:ascii="Charis SIL Regular" w:hAnsi="Charis SIL Regular" w:eastAsia="Charis SIL Regular"/>
+          <w:b w:val="0"/>
+          <w:i w:val="0"/>
+          <w:color w:val="000000"/>
+          <w:sz w:val="24"/>
+        </w:rPr>
+        <w:t>wie kon</w:t>
+      </w:r>
+      <w:r>
+        <w:rPr>
+          <w:u w:val="single" w:color="0000ff"/>
+          <w:rFonts w:ascii="Charis SIL Regular" w:hAnsi="Charis SIL Regular" w:eastAsia="Charis SIL Regular"/>
+          <w:b w:val="0"/>
+          <w:i w:val="0"/>
+          <w:color w:val="000000"/>
+          <w:sz w:val="24"/>
+        </w:rPr>
+        <w:t xml:space="preserve">ing </w:t>
       </w:r>
       <w:r>
         <w:rPr>
@@ -488,7 +584,7 @@
           <w:sz w:val="24"/>
           <w:u w:val="single"/>
         </w:rPr>
-        <w:hyperlink r:id="rId15" w:history="1">
+        <w:hyperlink r:id="rId13" w:history="1">
           <w:r>
             <w:rPr>
               <w:rStyle w:val="Hyperlink"/>
@@ -506,7 +602,7 @@
           <w:sz w:val="24"/>
           <w:u w:val="single"/>
         </w:rPr>
-        <w:hyperlink r:id="rId15" w:history="1">
+        <w:hyperlink r:id="rId13" w:history="1">
           <w:r>
             <w:rPr>
               <w:rStyle w:val="Hyperlink"/>
@@ -591,7 +687,7 @@
           <w:sz w:val="24"/>
           <w:u w:val="single"/>
         </w:rPr>
-        <w:hyperlink r:id="rId16" w:history="1">
+        <w:hyperlink r:id="rId15" w:history="1">
           <w:r>
             <w:rPr>
               <w:rStyle w:val="Hyperlink"/>
@@ -620,7 +716,7 @@
           <w:sz w:val="24"/>
           <w:u w:val="single"/>
         </w:rPr>
-        <w:hyperlink r:id="rId16" w:history="1">
+        <w:hyperlink r:id="rId15" w:history="1">
           <w:r>
             <w:rPr>
               <w:rStyle w:val="Hyperlink"/>
@@ -649,7 +745,7 @@
           <w:sz w:val="24"/>
           <w:u w:val="single"/>
         </w:rPr>
-        <w:hyperlink r:id="rId16" w:history="1">
+        <w:hyperlink r:id="rId15" w:history="1">
           <w:r>
             <w:rPr>
               <w:rStyle w:val="Hyperlink"/>
@@ -667,7 +763,7 @@
           <w:sz w:val="24"/>
           <w:u w:val="single"/>
         </w:rPr>
-        <w:hyperlink r:id="rId16" w:history="1">
+        <w:hyperlink r:id="rId15" w:history="1">
           <w:r>
             <w:rPr>
               <w:rStyle w:val="Hyperlink"/>
@@ -706,7 +802,14 @@
           <w:sz w:val="24"/>
           <w:u w:val="single"/>
         </w:rPr>
-        <w:t>Rijks</w:t>
+        <w:hyperlink r:id="rId16" w:history="1">
+          <w:r>
+            <w:rPr>
+              <w:rStyle w:val="Hyperlink"/>
+            </w:rPr>
+            <w:t>Rijks</w:t>
+          </w:r>
+        </w:hyperlink>
       </w:r>
       <w:r>
         <w:rPr>
@@ -728,7 +831,7 @@
           <w:sz w:val="24"/>
           <w:u w:val="single"/>
         </w:rPr>
-        <w:hyperlink r:id="rId17" w:history="1">
+        <w:hyperlink r:id="rId16" w:history="1">
           <w:r>
             <w:rPr>
               <w:rStyle w:val="Hyperlink"/>
@@ -746,12 +849,12 @@
           <w:sz w:val="24"/>
           <w:u w:val="single"/>
         </w:rPr>
-        <w:hyperlink r:id="rId17" w:history="1">
+        <w:hyperlink r:id="rId16" w:history="1">
           <w:r>
             <w:rPr>
               <w:rStyle w:val="Hyperlink"/>
             </w:rPr>
-            <w:t>thnografis</w:t>
+            <w:t>thnografisc</w:t>
           </w:r>
         </w:hyperlink>
       </w:r>
@@ -762,23 +865,7 @@
           <w:i w:val="0"/>
           <w:color w:val="0000FF"/>
           <w:sz w:val="24"/>
-        </w:rPr>
-        <w:hyperlink r:id="rId17" w:history="1">
-          <w:r>
-            <w:rPr>
-              <w:rStyle w:val="Hyperlink"/>
-            </w:rPr>
-            <w:t>c</w:t>
-          </w:r>
-        </w:hyperlink>
-      </w:r>
-      <w:r>
-        <w:rPr>
-          <w:rFonts w:ascii="Charis SIL Regular" w:hAnsi="Charis SIL Regular" w:eastAsia="Charis SIL Regular"/>
-          <w:b w:val="0"/>
-          <w:i w:val="0"/>
-          <w:color w:val="0000FF"/>
-          <w:sz w:val="24"/>
+          <w:u w:val="single"/>
         </w:rPr>
         <w:t>h</w:t>
       </w:r>
@@ -802,14 +889,24 @@
           <w:sz w:val="24"/>
           <w:u w:val="single"/>
         </w:rPr>
-        <w:hyperlink r:id="rId17" w:history="1">
+        <w:hyperlink r:id="rId16" w:history="1">
           <w:r>
             <w:rPr>
               <w:rStyle w:val="Hyperlink"/>
             </w:rPr>
-            <w:t>Museum</w:t>
+            <w:t>Museu</w:t>
           </w:r>
         </w:hyperlink>
+      </w:r>
+      <w:r>
+        <w:rPr>
+          <w:rFonts w:ascii="Charis SIL Regular" w:hAnsi="Charis SIL Regular" w:eastAsia="Charis SIL Regular"/>
+          <w:b w:val="0"/>
+          <w:i w:val="0"/>
+          <w:color w:val="0000FF"/>
+          <w:sz w:val="24"/>
+        </w:rPr>
+        <w:t>m</w:t>
       </w:r>
       <w:r>
         <w:rPr>
@@ -830,7 +927,7 @@
           <w:color w:val="000000"/>
           <w:sz w:val="24"/>
         </w:rPr>
-        <w:hyperlink r:id="rId16" w:history="1">
+        <w:hyperlink r:id="rId15" w:history="1">
           <w:r>
             <w:rPr>
               <w:rStyle w:val="Hyperlink"/>
@@ -859,7 +956,7 @@
           <w:color w:val="000000"/>
           <w:sz w:val="24"/>
         </w:rPr>
-        <w:hyperlink r:id="rId16" w:history="1">
+        <w:hyperlink r:id="rId15" w:history="1">
           <w:r>
             <w:rPr>
               <w:rStyle w:val="Hyperlink"/>
@@ -877,7 +974,7 @@
           <w:color w:val="000000"/>
           <w:sz w:val="24"/>
         </w:rPr>
-        <w:hyperlink r:id="rId16" w:history="1">
+        <w:hyperlink r:id="rId15" w:history="1">
           <w:r>
             <w:rPr>
               <w:rStyle w:val="Hyperlink"/>
@@ -905,7 +1002,7 @@
           <w:color w:val="000000"/>
           <w:sz w:val="24"/>
         </w:rPr>
-        <w:hyperlink r:id="rId17" w:history="1">
+        <w:hyperlink r:id="rId16" w:history="1">
           <w:r>
             <w:rPr>
               <w:rStyle w:val="Hyperlink"/>
@@ -923,7 +1020,7 @@
           <w:color w:val="000000"/>
           <w:sz w:val="24"/>
         </w:rPr>
-        <w:hyperlink r:id="rId17" w:history="1">
+        <w:hyperlink r:id="rId16" w:history="1">
           <w:r>
             <w:rPr>
               <w:rStyle w:val="Hyperlink"/>
@@ -941,7 +1038,7 @@
           <w:color w:val="000000"/>
           <w:sz w:val="24"/>
         </w:rPr>
-        <w:hyperlink r:id="rId17" w:history="1">
+        <w:hyperlink r:id="rId16" w:history="1">
           <w:r>
             <w:rPr>
               <w:rStyle w:val="Hyperlink"/>
@@ -959,7 +1056,7 @@
           <w:color w:val="000000"/>
           <w:sz w:val="24"/>
         </w:rPr>
-        <w:hyperlink r:id="rId17" w:history="1">
+        <w:hyperlink r:id="rId16" w:history="1">
           <w:r>
             <w:rPr>
               <w:rStyle w:val="Hyperlink"/>
@@ -977,7 +1074,7 @@
           <w:color w:val="000000"/>
           <w:sz w:val="24"/>
         </w:rPr>
-        <w:hyperlink r:id="rId17" w:history="1">
+        <w:hyperlink r:id="rId16" w:history="1">
           <w:r>
             <w:rPr>
               <w:rStyle w:val="Hyperlink"/>
@@ -1055,7 +1152,7 @@
           <w:sz w:val="24"/>
           <w:u w:val="single"/>
         </w:rPr>
-        <w:hyperlink r:id="rId18" w:history="1">
+        <w:hyperlink r:id="rId17" w:history="1">
           <w:r>
             <w:rPr>
               <w:rStyle w:val="Hyperlink"/>
@@ -1084,7 +1181,7 @@
           <w:sz w:val="24"/>
           <w:u w:val="single"/>
         </w:rPr>
-        <w:hyperlink r:id="rId18" w:history="1">
+        <w:hyperlink r:id="rId17" w:history="1">
           <w:r>
             <w:rPr>
               <w:rStyle w:val="Hyperlink"/>
@@ -1122,7 +1219,7 @@
           <w:color w:val="000000"/>
           <w:sz w:val="24"/>
         </w:rPr>
-        <w:hyperlink r:id="rId18" w:history="1">
+        <w:hyperlink r:id="rId17" w:history="1">
           <w:r>
             <w:rPr>
               <w:rStyle w:val="Hyperlink"/>
@@ -1140,7 +1237,7 @@
           <w:color w:val="000000"/>
           <w:sz w:val="24"/>
         </w:rPr>
-        <w:hyperlink r:id="rId18" w:history="1">
+        <w:hyperlink r:id="rId17" w:history="1">
           <w:r>
             <w:rPr>
               <w:rStyle w:val="Hyperlink"/>
@@ -1168,7 +1265,7 @@
           <w:sz w:val="24"/>
           <w:u w:val="single"/>
         </w:rPr>
-        <w:hyperlink r:id="rId17" w:history="1">
+        <w:hyperlink r:id="rId16" w:history="1">
           <w:r>
             <w:rPr>
               <w:rStyle w:val="Hyperlink"/>
@@ -1197,7 +1294,7 @@
           <w:sz w:val="24"/>
           <w:u w:val="single"/>
         </w:rPr>
-        <w:hyperlink r:id="rId17" w:history="1">
+        <w:hyperlink r:id="rId16" w:history="1">
           <w:r>
             <w:rPr>
               <w:rStyle w:val="Hyperlink"/>
@@ -1485,7 +1582,7 @@
           <w:sz w:val="24"/>
           <w:u w:val="single"/>
         </w:rPr>
-        <w:hyperlink r:id="rId19" w:history="1">
+        <w:hyperlink r:id="rId18" w:history="1">
           <w:r>
             <w:rPr>
               <w:rStyle w:val="Hyperlink"/>
@@ -1503,7 +1600,7 @@
           <w:sz w:val="24"/>
           <w:u w:val="single"/>
         </w:rPr>
-        <w:hyperlink r:id="rId19" w:history="1">
+        <w:hyperlink r:id="rId18" w:history="1">
           <w:r>
             <w:rPr>
               <w:rStyle w:val="Hyperlink"/>
@@ -1521,7 +1618,7 @@
           <w:sz w:val="24"/>
           <w:u w:val="single"/>
         </w:rPr>
-        <w:hyperlink r:id="rId19" w:history="1">
+        <w:hyperlink r:id="rId18" w:history="1">
           <w:r>
             <w:rPr>
               <w:rStyle w:val="Hyperlink"/>
@@ -1539,7 +1636,7 @@
           <w:sz w:val="24"/>
           <w:u w:val="single"/>
         </w:rPr>
-        <w:hyperlink r:id="rId19" w:history="1">
+        <w:hyperlink r:id="rId18" w:history="1">
           <w:r>
             <w:rPr>
               <w:rStyle w:val="Hyperlink"/>
@@ -1557,7 +1654,7 @@
           <w:sz w:val="24"/>
           <w:u w:val="single"/>
         </w:rPr>
-        <w:hyperlink r:id="rId19" w:history="1">
+        <w:hyperlink r:id="rId18" w:history="1">
           <w:r>
             <w:rPr>
               <w:rStyle w:val="Hyperlink"/>
@@ -1575,7 +1672,7 @@
           <w:sz w:val="24"/>
           <w:u w:val="single"/>
         </w:rPr>
-        <w:hyperlink r:id="rId19" w:history="1">
+        <w:hyperlink r:id="rId18" w:history="1">
           <w:r>
             <w:rPr>
               <w:rStyle w:val="Hyperlink"/>
@@ -1593,7 +1690,7 @@
           <w:sz w:val="24"/>
           <w:u w:val="single"/>
         </w:rPr>
-        <w:hyperlink r:id="rId19" w:history="1">
+        <w:hyperlink r:id="rId18" w:history="1">
           <w:r>
             <w:rPr>
               <w:rStyle w:val="Hyperlink"/>
@@ -1740,7 +1837,7 @@
           <w:sz w:val="24"/>
           <w:u w:val="single"/>
         </w:rPr>
-        <w:hyperlink r:id="rId20" w:history="1">
+        <w:hyperlink r:id="rId19" w:history="1">
           <w:r>
             <w:rPr>
               <w:rStyle w:val="Hyperlink"/>
@@ -1758,7 +1855,7 @@
           <w:sz w:val="24"/>
           <w:u w:val="single"/>
         </w:rPr>
-        <w:hyperlink r:id="rId20" w:history="1">
+        <w:hyperlink r:id="rId19" w:history="1">
           <w:r>
             <w:rPr>
               <w:rStyle w:val="Hyperlink"/>
@@ -1776,7 +1873,7 @@
           <w:sz w:val="24"/>
           <w:u w:val="single"/>
         </w:rPr>
-        <w:hyperlink r:id="rId20" w:history="1">
+        <w:hyperlink r:id="rId19" w:history="1">
           <w:r>
             <w:rPr>
               <w:rStyle w:val="Hyperlink"/>
@@ -1794,7 +1891,7 @@
           <w:sz w:val="24"/>
           <w:u w:val="single"/>
         </w:rPr>
-        <w:hyperlink r:id="rId20" w:history="1">
+        <w:hyperlink r:id="rId19" w:history="1">
           <w:r>
             <w:rPr>
               <w:rStyle w:val="Hyperlink"/>
@@ -1812,7 +1909,7 @@
           <w:sz w:val="24"/>
           <w:u w:val="single"/>
         </w:rPr>
-        <w:hyperlink r:id="rId20" w:history="1">
+        <w:hyperlink r:id="rId19" w:history="1">
           <w:r>
             <w:rPr>
               <w:rStyle w:val="Hyperlink"/>
@@ -1830,7 +1927,7 @@
           <w:sz w:val="24"/>
           <w:u w:val="single"/>
         </w:rPr>
-        <w:hyperlink r:id="rId20" w:history="1">
+        <w:hyperlink r:id="rId19" w:history="1">
           <w:r>
             <w:rPr>
               <w:rStyle w:val="Hyperlink"/>
@@ -1943,7 +2040,7 @@
           <w:color w:val="0000FF"/>
           <w:sz w:val="24"/>
         </w:rPr>
-        <w:hyperlink r:id="rId21" w:history="1">
+        <w:hyperlink r:id="rId20" w:history="1">
           <w:r>
             <w:rPr>
               <w:rStyle w:val="Hyperlink"/>
@@ -1960,7 +2057,7 @@
           <w:color w:val="0000FF"/>
           <w:sz w:val="24"/>
         </w:rPr>
-        <w:hyperlink r:id="rId21" w:history="1">
+        <w:hyperlink r:id="rId20" w:history="1">
           <w:r>
             <w:rPr>
               <w:rStyle w:val="Hyperlink"/>
@@ -1977,7 +2074,7 @@
           <w:color w:val="0000FF"/>
           <w:sz w:val="24"/>
         </w:rPr>
-        <w:hyperlink r:id="rId21" w:history="1">
+        <w:hyperlink r:id="rId20" w:history="1">
           <w:r>
             <w:rPr>
               <w:rStyle w:val="Hyperlink"/>
@@ -2087,7 +2184,7 @@
           <w:color w:val="0000FF"/>
           <w:sz w:val="24"/>
         </w:rPr>
-        <w:hyperlink r:id="rId22" w:history="1">
+        <w:hyperlink r:id="rId21" w:history="1">
           <w:r>
             <w:rPr>
               <w:rStyle w:val="Hyperlink"/>
@@ -2104,7 +2201,7 @@
           <w:color w:val="0000FF"/>
           <w:sz w:val="24"/>
         </w:rPr>
-        <w:hyperlink r:id="rId22" w:history="1">
+        <w:hyperlink r:id="rId21" w:history="1">
           <w:r>
             <w:rPr>
               <w:rStyle w:val="Hyperlink"/>
@@ -2192,7 +2289,7 @@
           <w:sz w:val="24"/>
           <w:u w:val="single"/>
         </w:rPr>
-        <w:hyperlink r:id="rId23" w:history="1">
+        <w:hyperlink r:id="rId22" w:history="1">
           <w:r>
             <w:rPr>
               <w:rStyle w:val="Hyperlink"/>
@@ -2210,7 +2307,7 @@
           <w:sz w:val="24"/>
           <w:u w:val="single"/>
         </w:rPr>
-        <w:hyperlink r:id="rId23" w:history="1">
+        <w:hyperlink r:id="rId22" w:history="1">
           <w:r>
             <w:rPr>
               <w:rStyle w:val="Hyperlink"/>
@@ -2328,7 +2425,7 @@
           <w:sz w:val="24"/>
           <w:u w:val="single"/>
         </w:rPr>
-        <w:hyperlink r:id="rId24" w:history="1">
+        <w:hyperlink r:id="rId23" w:history="1">
           <w:r>
             <w:rPr>
               <w:rStyle w:val="Hyperlink"/>
@@ -2346,7 +2443,7 @@
           <w:sz w:val="24"/>
           <w:u w:val="single"/>
         </w:rPr>
-        <w:hyperlink r:id="rId24" w:history="1">
+        <w:hyperlink r:id="rId23" w:history="1">
           <w:r>
             <w:rPr>
               <w:rStyle w:val="Hyperlink"/>
@@ -2364,7 +2461,7 @@
           <w:sz w:val="24"/>
           <w:u w:val="single"/>
         </w:rPr>
-        <w:hyperlink r:id="rId24" w:history="1">
+        <w:hyperlink r:id="rId23" w:history="1">
           <w:r>
             <w:rPr>
               <w:rStyle w:val="Hyperlink"/>
@@ -2392,7 +2489,7 @@
           <w:sz w:val="24"/>
           <w:u w:val="single"/>
         </w:rPr>
-        <w:hyperlink r:id="rId25" w:history="1">
+        <w:hyperlink r:id="rId24" w:history="1">
           <w:r>
             <w:rPr>
               <w:rStyle w:val="Hyperlink"/>
@@ -2421,7 +2518,7 @@
           <w:sz w:val="24"/>
           <w:u w:val="single"/>
         </w:rPr>
-        <w:hyperlink r:id="rId25" w:history="1">
+        <w:hyperlink r:id="rId24" w:history="1">
           <w:r>
             <w:rPr>
               <w:rStyle w:val="Hyperlink"/>
@@ -2549,7 +2646,7 @@
           <w:sz w:val="24"/>
           <w:u w:val="single"/>
         </w:rPr>
-        <w:hyperlink r:id="rId26" w:history="1">
+        <w:hyperlink r:id="rId25" w:history="1">
           <w:r>
             <w:rPr>
               <w:rStyle w:val="Hyperlink"/>
@@ -2567,7 +2664,7 @@
           <w:sz w:val="24"/>
           <w:u w:val="single"/>
         </w:rPr>
-        <w:hyperlink r:id="rId26" w:history="1">
+        <w:hyperlink r:id="rId25" w:history="1">
           <w:r>
             <w:rPr>
               <w:rStyle w:val="Hyperlink"/>
@@ -2585,7 +2682,7 @@
           <w:sz w:val="24"/>
           <w:u w:val="single"/>
         </w:rPr>
-        <w:hyperlink r:id="rId26" w:history="1">
+        <w:hyperlink r:id="rId25" w:history="1">
           <w:r>
             <w:rPr>
               <w:rStyle w:val="Hyperlink"/>
@@ -2603,7 +2700,7 @@
           <w:sz w:val="24"/>
           <w:u w:val="single"/>
         </w:rPr>
-        <w:hyperlink r:id="rId26" w:history="1">
+        <w:hyperlink r:id="rId25" w:history="1">
           <w:r>
             <w:rPr>
               <w:rStyle w:val="Hyperlink"/>
@@ -2705,7 +2802,7 @@
           <w:sz w:val="24"/>
           <w:u w:val="single"/>
         </w:rPr>
-        <w:hyperlink r:id="rId27" w:history="1">
+        <w:hyperlink r:id="rId26" w:history="1">
           <w:r>
             <w:rPr>
               <w:rStyle w:val="Hyperlink"/>
@@ -2723,7 +2820,7 @@
           <w:sz w:val="24"/>
           <w:u w:val="single"/>
         </w:rPr>
-        <w:hyperlink r:id="rId27" w:history="1">
+        <w:hyperlink r:id="rId26" w:history="1">
           <w:r>
             <w:rPr>
               <w:rStyle w:val="Hyperlink"/>
@@ -2741,7 +2838,7 @@
           <w:sz w:val="24"/>
           <w:u w:val="single"/>
         </w:rPr>
-        <w:hyperlink r:id="rId27" w:history="1">
+        <w:hyperlink r:id="rId26" w:history="1">
           <w:r>
             <w:rPr>
               <w:rStyle w:val="Hyperlink"/>
@@ -2759,7 +2856,7 @@
           <w:sz w:val="24"/>
           <w:u w:val="single"/>
         </w:rPr>
-        <w:hyperlink r:id="rId27" w:history="1">
+        <w:hyperlink r:id="rId26" w:history="1">
           <w:r>
             <w:rPr>
               <w:rStyle w:val="Hyperlink"/>
@@ -2787,7 +2884,7 @@
           <w:sz w:val="24"/>
           <w:u w:val="single"/>
         </w:rPr>
-        <w:hyperlink r:id="rId28" w:history="1">
+        <w:hyperlink r:id="rId27" w:history="1">
           <w:r>
             <w:rPr>
               <w:rStyle w:val="Hyperlink"/>
@@ -2808,7 +2905,7 @@
           <w:sz w:val="24"/>
           <w:u w:val="single"/>
         </w:rPr>
-        <w:hyperlink r:id="rId28" w:history="1">
+        <w:hyperlink r:id="rId27" w:history="1">
           <w:r>
             <w:rPr>
               <w:rStyle w:val="Hyperlink"/>
@@ -2826,7 +2923,7 @@
           <w:sz w:val="24"/>
           <w:u w:val="single"/>
         </w:rPr>
-        <w:hyperlink r:id="rId28" w:history="1">
+        <w:hyperlink r:id="rId27" w:history="1">
           <w:r>
             <w:rPr>
               <w:rStyle w:val="Hyperlink"/>
@@ -2854,7 +2951,7 @@
           <w:sz w:val="24"/>
           <w:u w:val="single"/>
         </w:rPr>
-        <w:hyperlink r:id="rId29" w:history="1">
+        <w:hyperlink r:id="rId28" w:history="1">
           <w:r>
             <w:rPr>
               <w:rStyle w:val="Hyperlink"/>
@@ -2883,7 +2980,7 @@
           <w:sz w:val="24"/>
           <w:u w:val="single"/>
         </w:rPr>
-        <w:hyperlink r:id="rId29" w:history="1">
+        <w:hyperlink r:id="rId28" w:history="1">
           <w:r>
             <w:rPr>
               <w:rStyle w:val="Hyperlink"/>
@@ -2901,7 +2998,7 @@
           <w:sz w:val="24"/>
           <w:u w:val="single"/>
         </w:rPr>
-        <w:hyperlink r:id="rId29" w:history="1">
+        <w:hyperlink r:id="rId28" w:history="1">
           <w:r>
             <w:rPr>
               <w:rStyle w:val="Hyperlink"/>
@@ -2977,7 +3074,7 @@
           <w:sz w:val="24"/>
           <w:u w:val="single"/>
         </w:rPr>
-        <w:hyperlink r:id="rId30" w:history="1">
+        <w:hyperlink r:id="rId29" w:history="1">
           <w:r>
             <w:rPr>
               <w:rStyle w:val="Hyperlink"/>
@@ -2995,7 +3092,7 @@
           <w:sz w:val="24"/>
           <w:u w:val="single"/>
         </w:rPr>
-        <w:hyperlink r:id="rId30" w:history="1">
+        <w:hyperlink r:id="rId29" w:history="1">
           <w:r>
             <w:rPr>
               <w:rStyle w:val="Hyperlink"/>
@@ -3013,7 +3110,7 @@
           <w:sz w:val="24"/>
           <w:u w:val="single"/>
         </w:rPr>
-        <w:hyperlink r:id="rId30" w:history="1">
+        <w:hyperlink r:id="rId29" w:history="1">
           <w:r>
             <w:rPr>
               <w:rStyle w:val="Hyperlink"/>
@@ -3041,7 +3138,7 @@
           <w:sz w:val="24"/>
           <w:u w:val="single"/>
         </w:rPr>
-        <w:hyperlink r:id="rId30" w:history="1">
+        <w:hyperlink r:id="rId29" w:history="1">
           <w:r>
             <w:rPr>
               <w:rStyle w:val="Hyperlink"/>
@@ -3070,7 +3167,7 @@
           <w:sz w:val="24"/>
           <w:u w:val="single"/>
         </w:rPr>
-        <w:hyperlink r:id="rId30" w:history="1">
+        <w:hyperlink r:id="rId29" w:history="1">
           <w:r>
             <w:rPr>
               <w:rStyle w:val="Hyperlink"/>
@@ -3192,7 +3289,7 @@
           <w:sz w:val="24"/>
           <w:u w:val="single"/>
         </w:rPr>
-        <w:hyperlink r:id="rId31" w:history="1">
+        <w:hyperlink r:id="rId30" w:history="1">
           <w:r>
             <w:rPr>
               <w:rStyle w:val="Hyperlink"/>
@@ -3210,7 +3307,7 @@
           <w:sz w:val="24"/>
           <w:u w:val="single"/>
         </w:rPr>
-        <w:hyperlink r:id="rId31" w:history="1">
+        <w:hyperlink r:id="rId30" w:history="1">
           <w:r>
             <w:rPr>
               <w:rStyle w:val="Hyperlink"/>
@@ -3228,7 +3325,7 @@
           <w:sz w:val="24"/>
           <w:u w:val="single"/>
         </w:rPr>
-        <w:hyperlink r:id="rId31" w:history="1">
+        <w:hyperlink r:id="rId30" w:history="1">
           <w:r>
             <w:rPr>
               <w:rStyle w:val="Hyperlink"/>
@@ -3256,7 +3353,7 @@
           <w:sz w:val="24"/>
           <w:u w:val="single"/>
         </w:rPr>
-        <w:hyperlink r:id="rId31" w:history="1">
+        <w:hyperlink r:id="rId30" w:history="1">
           <w:r>
             <w:rPr>
               <w:rStyle w:val="Hyperlink"/>
@@ -3285,7 +3382,7 @@
           <w:sz w:val="24"/>
           <w:u w:val="single"/>
         </w:rPr>
-        <w:hyperlink r:id="rId31" w:history="1">
+        <w:hyperlink r:id="rId30" w:history="1">
           <w:r>
             <w:rPr>
               <w:rStyle w:val="Hyperlink"/>

--- a/EXPORTS/DOCX/published/niveau3/Dutch/KoninklijkeBazar.docx
+++ b/EXPORTS/DOCX/published/niveau3/Dutch/KoninklijkeBazar.docx
@@ -584,7 +584,7 @@
           <w:sz w:val="24"/>
           <w:u w:val="single"/>
         </w:rPr>
-        <w:hyperlink r:id="rId13" w:history="1">
+        <w:hyperlink r:id="rId15" w:history="1">
           <w:r>
             <w:rPr>
               <w:rStyle w:val="Hyperlink"/>
@@ -602,7 +602,7 @@
           <w:sz w:val="24"/>
           <w:u w:val="single"/>
         </w:rPr>
-        <w:hyperlink r:id="rId13" w:history="1">
+        <w:hyperlink r:id="rId15" w:history="1">
           <w:r>
             <w:rPr>
               <w:rStyle w:val="Hyperlink"/>
@@ -687,7 +687,7 @@
           <w:sz w:val="24"/>
           <w:u w:val="single"/>
         </w:rPr>
-        <w:hyperlink r:id="rId15" w:history="1">
+        <w:hyperlink r:id="rId16" w:history="1">
           <w:r>
             <w:rPr>
               <w:rStyle w:val="Hyperlink"/>
@@ -716,7 +716,7 @@
           <w:sz w:val="24"/>
           <w:u w:val="single"/>
         </w:rPr>
-        <w:hyperlink r:id="rId15" w:history="1">
+        <w:hyperlink r:id="rId16" w:history="1">
           <w:r>
             <w:rPr>
               <w:rStyle w:val="Hyperlink"/>
@@ -745,7 +745,7 @@
           <w:sz w:val="24"/>
           <w:u w:val="single"/>
         </w:rPr>
-        <w:hyperlink r:id="rId15" w:history="1">
+        <w:hyperlink r:id="rId16" w:history="1">
           <w:r>
             <w:rPr>
               <w:rStyle w:val="Hyperlink"/>
@@ -763,7 +763,7 @@
           <w:sz w:val="24"/>
           <w:u w:val="single"/>
         </w:rPr>
-        <w:hyperlink r:id="rId15" w:history="1">
+        <w:hyperlink r:id="rId16" w:history="1">
           <w:r>
             <w:rPr>
               <w:rStyle w:val="Hyperlink"/>
@@ -802,7 +802,7 @@
           <w:sz w:val="24"/>
           <w:u w:val="single"/>
         </w:rPr>
-        <w:hyperlink r:id="rId16" w:history="1">
+        <w:hyperlink r:id="rId17" w:history="1">
           <w:r>
             <w:rPr>
               <w:rStyle w:val="Hyperlink"/>
@@ -831,7 +831,7 @@
           <w:sz w:val="24"/>
           <w:u w:val="single"/>
         </w:rPr>
-        <w:hyperlink r:id="rId16" w:history="1">
+        <w:hyperlink r:id="rId15" w:history="1">
           <w:r>
             <w:rPr>
               <w:rStyle w:val="Hyperlink"/>
@@ -849,7 +849,7 @@
           <w:sz w:val="24"/>
           <w:u w:val="single"/>
         </w:rPr>
-        <w:hyperlink r:id="rId16" w:history="1">
+        <w:hyperlink r:id="rId17" w:history="1">
           <w:r>
             <w:rPr>
               <w:rStyle w:val="Hyperlink"/>
@@ -889,7 +889,7 @@
           <w:sz w:val="24"/>
           <w:u w:val="single"/>
         </w:rPr>
-        <w:hyperlink r:id="rId16" w:history="1">
+        <w:hyperlink r:id="rId17" w:history="1">
           <w:r>
             <w:rPr>
               <w:rStyle w:val="Hyperlink"/>
@@ -927,7 +927,7 @@
           <w:color w:val="000000"/>
           <w:sz w:val="24"/>
         </w:rPr>
-        <w:hyperlink r:id="rId15" w:history="1">
+        <w:hyperlink r:id="rId16" w:history="1">
           <w:r>
             <w:rPr>
               <w:rStyle w:val="Hyperlink"/>
@@ -956,7 +956,7 @@
           <w:color w:val="000000"/>
           <w:sz w:val="24"/>
         </w:rPr>
-        <w:hyperlink r:id="rId15" w:history="1">
+        <w:hyperlink r:id="rId16" w:history="1">
           <w:r>
             <w:rPr>
               <w:rStyle w:val="Hyperlink"/>
@@ -974,7 +974,7 @@
           <w:color w:val="000000"/>
           <w:sz w:val="24"/>
         </w:rPr>
-        <w:hyperlink r:id="rId15" w:history="1">
+        <w:hyperlink r:id="rId16" w:history="1">
           <w:r>
             <w:rPr>
               <w:rStyle w:val="Hyperlink"/>
@@ -1002,7 +1002,7 @@
           <w:color w:val="000000"/>
           <w:sz w:val="24"/>
         </w:rPr>
-        <w:hyperlink r:id="rId16" w:history="1">
+        <w:hyperlink r:id="rId17" w:history="1">
           <w:r>
             <w:rPr>
               <w:rStyle w:val="Hyperlink"/>
@@ -1020,7 +1020,7 @@
           <w:color w:val="000000"/>
           <w:sz w:val="24"/>
         </w:rPr>
-        <w:hyperlink r:id="rId16" w:history="1">
+        <w:hyperlink r:id="rId17" w:history="1">
           <w:r>
             <w:rPr>
               <w:rStyle w:val="Hyperlink"/>
@@ -1038,7 +1038,7 @@
           <w:color w:val="000000"/>
           <w:sz w:val="24"/>
         </w:rPr>
-        <w:hyperlink r:id="rId16" w:history="1">
+        <w:hyperlink r:id="rId17" w:history="1">
           <w:r>
             <w:rPr>
               <w:rStyle w:val="Hyperlink"/>
@@ -1056,7 +1056,7 @@
           <w:color w:val="000000"/>
           <w:sz w:val="24"/>
         </w:rPr>
-        <w:hyperlink r:id="rId16" w:history="1">
+        <w:hyperlink r:id="rId17" w:history="1">
           <w:r>
             <w:rPr>
               <w:rStyle w:val="Hyperlink"/>
@@ -1074,7 +1074,7 @@
           <w:color w:val="000000"/>
           <w:sz w:val="24"/>
         </w:rPr>
-        <w:hyperlink r:id="rId16" w:history="1">
+        <w:hyperlink r:id="rId17" w:history="1">
           <w:r>
             <w:rPr>
               <w:rStyle w:val="Hyperlink"/>
@@ -1152,7 +1152,7 @@
           <w:sz w:val="24"/>
           <w:u w:val="single"/>
         </w:rPr>
-        <w:hyperlink r:id="rId17" w:history="1">
+        <w:hyperlink r:id="rId18" w:history="1">
           <w:r>
             <w:rPr>
               <w:rStyle w:val="Hyperlink"/>
@@ -1181,7 +1181,7 @@
           <w:sz w:val="24"/>
           <w:u w:val="single"/>
         </w:rPr>
-        <w:hyperlink r:id="rId17" w:history="1">
+        <w:hyperlink r:id="rId18" w:history="1">
           <w:r>
             <w:rPr>
               <w:rStyle w:val="Hyperlink"/>
@@ -1208,7 +1208,7 @@
           <w:color w:val="000000"/>
           <w:sz w:val="24"/>
         </w:rPr>
-        <w:t>van het interieur van de winkel, waarop vele voor</w:t>
+        <w:t>van het interieur van de winkel, waarop vele voorwerpen</w:t>
       </w:r>
       <w:r>
         <w:rPr>
@@ -1219,25 +1219,7 @@
           <w:color w:val="000000"/>
           <w:sz w:val="24"/>
         </w:rPr>
-        <w:hyperlink r:id="rId17" w:history="1">
-          <w:r>
-            <w:rPr>
-              <w:rStyle w:val="Hyperlink"/>
-            </w:rPr>
-            <w:t>werpen</w:t>
-          </w:r>
-        </w:hyperlink>
-      </w:r>
-      <w:r>
-        <w:rPr>
-          <w:u w:val="single" w:color="0000ff"/>
-          <w:rFonts w:ascii="Charis SIL Regular" w:hAnsi="Charis SIL Regular" w:eastAsia="Charis SIL Regular"/>
-          <w:b w:val="0"/>
-          <w:i w:val="0"/>
-          <w:color w:val="000000"/>
-          <w:sz w:val="24"/>
-        </w:rPr>
-        <w:hyperlink r:id="rId17" w:history="1">
+        <w:hyperlink r:id="rId18" w:history="1">
           <w:r>
             <w:rPr>
               <w:rStyle w:val="Hyperlink"/>
@@ -1265,7 +1247,7 @@
           <w:sz w:val="24"/>
           <w:u w:val="single"/>
         </w:rPr>
-        <w:hyperlink r:id="rId16" w:history="1">
+        <w:hyperlink r:id="rId17" w:history="1">
           <w:r>
             <w:rPr>
               <w:rStyle w:val="Hyperlink"/>
@@ -1294,7 +1276,7 @@
           <w:sz w:val="24"/>
           <w:u w:val="single"/>
         </w:rPr>
-        <w:hyperlink r:id="rId16" w:history="1">
+        <w:hyperlink r:id="rId17" w:history="1">
           <w:r>
             <w:rPr>
               <w:rStyle w:val="Hyperlink"/>
@@ -1582,7 +1564,7 @@
           <w:sz w:val="24"/>
           <w:u w:val="single"/>
         </w:rPr>
-        <w:hyperlink r:id="rId18" w:history="1">
+        <w:hyperlink r:id="rId19" w:history="1">
           <w:r>
             <w:rPr>
               <w:rStyle w:val="Hyperlink"/>
@@ -1600,7 +1582,7 @@
           <w:sz w:val="24"/>
           <w:u w:val="single"/>
         </w:rPr>
-        <w:hyperlink r:id="rId18" w:history="1">
+        <w:hyperlink r:id="rId19" w:history="1">
           <w:r>
             <w:rPr>
               <w:rStyle w:val="Hyperlink"/>
@@ -1618,7 +1600,7 @@
           <w:sz w:val="24"/>
           <w:u w:val="single"/>
         </w:rPr>
-        <w:hyperlink r:id="rId18" w:history="1">
+        <w:hyperlink r:id="rId19" w:history="1">
           <w:r>
             <w:rPr>
               <w:rStyle w:val="Hyperlink"/>
@@ -1636,7 +1618,7 @@
           <w:sz w:val="24"/>
           <w:u w:val="single"/>
         </w:rPr>
-        <w:hyperlink r:id="rId18" w:history="1">
+        <w:hyperlink r:id="rId19" w:history="1">
           <w:r>
             <w:rPr>
               <w:rStyle w:val="Hyperlink"/>
@@ -1654,7 +1636,7 @@
           <w:sz w:val="24"/>
           <w:u w:val="single"/>
         </w:rPr>
-        <w:hyperlink r:id="rId18" w:history="1">
+        <w:hyperlink r:id="rId19" w:history="1">
           <w:r>
             <w:rPr>
               <w:rStyle w:val="Hyperlink"/>
@@ -1672,7 +1654,7 @@
           <w:sz w:val="24"/>
           <w:u w:val="single"/>
         </w:rPr>
-        <w:hyperlink r:id="rId18" w:history="1">
+        <w:hyperlink r:id="rId19" w:history="1">
           <w:r>
             <w:rPr>
               <w:rStyle w:val="Hyperlink"/>
@@ -1690,7 +1672,7 @@
           <w:sz w:val="24"/>
           <w:u w:val="single"/>
         </w:rPr>
-        <w:hyperlink r:id="rId18" w:history="1">
+        <w:hyperlink r:id="rId19" w:history="1">
           <w:r>
             <w:rPr>
               <w:rStyle w:val="Hyperlink"/>
@@ -1837,7 +1819,7 @@
           <w:sz w:val="24"/>
           <w:u w:val="single"/>
         </w:rPr>
-        <w:hyperlink r:id="rId19" w:history="1">
+        <w:hyperlink r:id="rId20" w:history="1">
           <w:r>
             <w:rPr>
               <w:rStyle w:val="Hyperlink"/>
@@ -1855,7 +1837,7 @@
           <w:sz w:val="24"/>
           <w:u w:val="single"/>
         </w:rPr>
-        <w:hyperlink r:id="rId19" w:history="1">
+        <w:hyperlink r:id="rId20" w:history="1">
           <w:r>
             <w:rPr>
               <w:rStyle w:val="Hyperlink"/>
@@ -1873,7 +1855,7 @@
           <w:sz w:val="24"/>
           <w:u w:val="single"/>
         </w:rPr>
-        <w:hyperlink r:id="rId19" w:history="1">
+        <w:hyperlink r:id="rId20" w:history="1">
           <w:r>
             <w:rPr>
               <w:rStyle w:val="Hyperlink"/>
@@ -1891,7 +1873,7 @@
           <w:sz w:val="24"/>
           <w:u w:val="single"/>
         </w:rPr>
-        <w:hyperlink r:id="rId19" w:history="1">
+        <w:hyperlink r:id="rId20" w:history="1">
           <w:r>
             <w:rPr>
               <w:rStyle w:val="Hyperlink"/>
@@ -1909,7 +1891,7 @@
           <w:sz w:val="24"/>
           <w:u w:val="single"/>
         </w:rPr>
-        <w:hyperlink r:id="rId19" w:history="1">
+        <w:hyperlink r:id="rId20" w:history="1">
           <w:r>
             <w:rPr>
               <w:rStyle w:val="Hyperlink"/>
@@ -1927,7 +1909,7 @@
           <w:sz w:val="24"/>
           <w:u w:val="single"/>
         </w:rPr>
-        <w:hyperlink r:id="rId19" w:history="1">
+        <w:hyperlink r:id="rId20" w:history="1">
           <w:r>
             <w:rPr>
               <w:rStyle w:val="Hyperlink"/>
@@ -2040,7 +2022,7 @@
           <w:color w:val="0000FF"/>
           <w:sz w:val="24"/>
         </w:rPr>
-        <w:hyperlink r:id="rId20" w:history="1">
+        <w:hyperlink r:id="rId21" w:history="1">
           <w:r>
             <w:rPr>
               <w:rStyle w:val="Hyperlink"/>
@@ -2057,7 +2039,7 @@
           <w:color w:val="0000FF"/>
           <w:sz w:val="24"/>
         </w:rPr>
-        <w:hyperlink r:id="rId20" w:history="1">
+        <w:hyperlink r:id="rId21" w:history="1">
           <w:r>
             <w:rPr>
               <w:rStyle w:val="Hyperlink"/>
@@ -2074,7 +2056,7 @@
           <w:color w:val="0000FF"/>
           <w:sz w:val="24"/>
         </w:rPr>
-        <w:hyperlink r:id="rId20" w:history="1">
+        <w:hyperlink r:id="rId21" w:history="1">
           <w:r>
             <w:rPr>
               <w:rStyle w:val="Hyperlink"/>
@@ -2184,7 +2166,7 @@
           <w:color w:val="0000FF"/>
           <w:sz w:val="24"/>
         </w:rPr>
-        <w:hyperlink r:id="rId21" w:history="1">
+        <w:hyperlink r:id="rId22" w:history="1">
           <w:r>
             <w:rPr>
               <w:rStyle w:val="Hyperlink"/>
@@ -2201,7 +2183,7 @@
           <w:color w:val="0000FF"/>
           <w:sz w:val="24"/>
         </w:rPr>
-        <w:hyperlink r:id="rId21" w:history="1">
+        <w:hyperlink r:id="rId22" w:history="1">
           <w:r>
             <w:rPr>
               <w:rStyle w:val="Hyperlink"/>
@@ -2289,7 +2271,7 @@
           <w:sz w:val="24"/>
           <w:u w:val="single"/>
         </w:rPr>
-        <w:hyperlink r:id="rId22" w:history="1">
+        <w:hyperlink r:id="rId23" w:history="1">
           <w:r>
             <w:rPr>
               <w:rStyle w:val="Hyperlink"/>
@@ -2307,7 +2289,7 @@
           <w:sz w:val="24"/>
           <w:u w:val="single"/>
         </w:rPr>
-        <w:hyperlink r:id="rId22" w:history="1">
+        <w:hyperlink r:id="rId23" w:history="1">
           <w:r>
             <w:rPr>
               <w:rStyle w:val="Hyperlink"/>
@@ -2425,7 +2407,7 @@
           <w:sz w:val="24"/>
           <w:u w:val="single"/>
         </w:rPr>
-        <w:hyperlink r:id="rId23" w:history="1">
+        <w:hyperlink r:id="rId24" w:history="1">
           <w:r>
             <w:rPr>
               <w:rStyle w:val="Hyperlink"/>
@@ -2443,7 +2425,7 @@
           <w:sz w:val="24"/>
           <w:u w:val="single"/>
         </w:rPr>
-        <w:hyperlink r:id="rId23" w:history="1">
+        <w:hyperlink r:id="rId24" w:history="1">
           <w:r>
             <w:rPr>
               <w:rStyle w:val="Hyperlink"/>
@@ -2461,7 +2443,7 @@
           <w:sz w:val="24"/>
           <w:u w:val="single"/>
         </w:rPr>
-        <w:hyperlink r:id="rId23" w:history="1">
+        <w:hyperlink r:id="rId24" w:history="1">
           <w:r>
             <w:rPr>
               <w:rStyle w:val="Hyperlink"/>
@@ -2489,7 +2471,7 @@
           <w:sz w:val="24"/>
           <w:u w:val="single"/>
         </w:rPr>
-        <w:hyperlink r:id="rId24" w:history="1">
+        <w:hyperlink r:id="rId25" w:history="1">
           <w:r>
             <w:rPr>
               <w:rStyle w:val="Hyperlink"/>
@@ -2518,7 +2500,7 @@
           <w:sz w:val="24"/>
           <w:u w:val="single"/>
         </w:rPr>
-        <w:hyperlink r:id="rId24" w:history="1">
+        <w:hyperlink r:id="rId25" w:history="1">
           <w:r>
             <w:rPr>
               <w:rStyle w:val="Hyperlink"/>
@@ -2646,7 +2628,7 @@
           <w:sz w:val="24"/>
           <w:u w:val="single"/>
         </w:rPr>
-        <w:hyperlink r:id="rId25" w:history="1">
+        <w:hyperlink r:id="rId26" w:history="1">
           <w:r>
             <w:rPr>
               <w:rStyle w:val="Hyperlink"/>
@@ -2664,7 +2646,7 @@
           <w:sz w:val="24"/>
           <w:u w:val="single"/>
         </w:rPr>
-        <w:hyperlink r:id="rId25" w:history="1">
+        <w:hyperlink r:id="rId26" w:history="1">
           <w:r>
             <w:rPr>
               <w:rStyle w:val="Hyperlink"/>
@@ -2682,7 +2664,7 @@
           <w:sz w:val="24"/>
           <w:u w:val="single"/>
         </w:rPr>
-        <w:hyperlink r:id="rId25" w:history="1">
+        <w:hyperlink r:id="rId26" w:history="1">
           <w:r>
             <w:rPr>
               <w:rStyle w:val="Hyperlink"/>
@@ -2700,7 +2682,7 @@
           <w:sz w:val="24"/>
           <w:u w:val="single"/>
         </w:rPr>
-        <w:hyperlink r:id="rId25" w:history="1">
+        <w:hyperlink r:id="rId26" w:history="1">
           <w:r>
             <w:rPr>
               <w:rStyle w:val="Hyperlink"/>
@@ -2802,7 +2784,7 @@
           <w:sz w:val="24"/>
           <w:u w:val="single"/>
         </w:rPr>
-        <w:hyperlink r:id="rId26" w:history="1">
+        <w:hyperlink r:id="rId27" w:history="1">
           <w:r>
             <w:rPr>
               <w:rStyle w:val="Hyperlink"/>
@@ -2820,7 +2802,7 @@
           <w:sz w:val="24"/>
           <w:u w:val="single"/>
         </w:rPr>
-        <w:hyperlink r:id="rId26" w:history="1">
+        <w:hyperlink r:id="rId27" w:history="1">
           <w:r>
             <w:rPr>
               <w:rStyle w:val="Hyperlink"/>
@@ -2838,7 +2820,7 @@
           <w:sz w:val="24"/>
           <w:u w:val="single"/>
         </w:rPr>
-        <w:hyperlink r:id="rId26" w:history="1">
+        <w:hyperlink r:id="rId27" w:history="1">
           <w:r>
             <w:rPr>
               <w:rStyle w:val="Hyperlink"/>
@@ -2856,7 +2838,7 @@
           <w:sz w:val="24"/>
           <w:u w:val="single"/>
         </w:rPr>
-        <w:hyperlink r:id="rId26" w:history="1">
+        <w:hyperlink r:id="rId27" w:history="1">
           <w:r>
             <w:rPr>
               <w:rStyle w:val="Hyperlink"/>
@@ -2884,7 +2866,7 @@
           <w:sz w:val="24"/>
           <w:u w:val="single"/>
         </w:rPr>
-        <w:hyperlink r:id="rId27" w:history="1">
+        <w:hyperlink r:id="rId28" w:history="1">
           <w:r>
             <w:rPr>
               <w:rStyle w:val="Hyperlink"/>
@@ -2905,7 +2887,7 @@
           <w:sz w:val="24"/>
           <w:u w:val="single"/>
         </w:rPr>
-        <w:hyperlink r:id="rId27" w:history="1">
+        <w:hyperlink r:id="rId28" w:history="1">
           <w:r>
             <w:rPr>
               <w:rStyle w:val="Hyperlink"/>
@@ -2923,7 +2905,7 @@
           <w:sz w:val="24"/>
           <w:u w:val="single"/>
         </w:rPr>
-        <w:hyperlink r:id="rId27" w:history="1">
+        <w:hyperlink r:id="rId28" w:history="1">
           <w:r>
             <w:rPr>
               <w:rStyle w:val="Hyperlink"/>
@@ -2934,6 +2916,7 @@
       </w:r>
       <w:r>
         <w:rPr>
+          <w:u w:val="single" w:color="0000ff"/>
           <w:rFonts w:ascii="Charis SIL Regular" w:hAnsi="Charis SIL Regular" w:eastAsia="Charis SIL Regular"/>
           <w:b w:val="0"/>
           <w:i w:val="0"/>
@@ -2951,7 +2934,7 @@
           <w:sz w:val="24"/>
           <w:u w:val="single"/>
         </w:rPr>
-        <w:hyperlink r:id="rId28" w:history="1">
+        <w:hyperlink r:id="rId29" w:history="1">
           <w:r>
             <w:rPr>
               <w:rStyle w:val="Hyperlink"/>
@@ -2980,7 +2963,7 @@
           <w:sz w:val="24"/>
           <w:u w:val="single"/>
         </w:rPr>
-        <w:hyperlink r:id="rId28" w:history="1">
+        <w:hyperlink r:id="rId29" w:history="1">
           <w:r>
             <w:rPr>
               <w:rStyle w:val="Hyperlink"/>
@@ -2998,7 +2981,7 @@
           <w:sz w:val="24"/>
           <w:u w:val="single"/>
         </w:rPr>
-        <w:hyperlink r:id="rId28" w:history="1">
+        <w:hyperlink r:id="rId27" w:history="1">
           <w:r>
             <w:rPr>
               <w:rStyle w:val="Hyperlink"/>
@@ -3074,7 +3057,7 @@
           <w:sz w:val="24"/>
           <w:u w:val="single"/>
         </w:rPr>
-        <w:hyperlink r:id="rId29" w:history="1">
+        <w:hyperlink r:id="rId30" w:history="1">
           <w:r>
             <w:rPr>
               <w:rStyle w:val="Hyperlink"/>
@@ -3092,7 +3075,7 @@
           <w:sz w:val="24"/>
           <w:u w:val="single"/>
         </w:rPr>
-        <w:hyperlink r:id="rId29" w:history="1">
+        <w:hyperlink r:id="rId30" w:history="1">
           <w:r>
             <w:rPr>
               <w:rStyle w:val="Hyperlink"/>
@@ -3110,7 +3093,7 @@
           <w:sz w:val="24"/>
           <w:u w:val="single"/>
         </w:rPr>
-        <w:hyperlink r:id="rId29" w:history="1">
+        <w:hyperlink r:id="rId30" w:history="1">
           <w:r>
             <w:rPr>
               <w:rStyle w:val="Hyperlink"/>
@@ -3138,7 +3121,7 @@
           <w:sz w:val="24"/>
           <w:u w:val="single"/>
         </w:rPr>
-        <w:hyperlink r:id="rId29" w:history="1">
+        <w:hyperlink r:id="rId30" w:history="1">
           <w:r>
             <w:rPr>
               <w:rStyle w:val="Hyperlink"/>
@@ -3167,7 +3150,7 @@
           <w:sz w:val="24"/>
           <w:u w:val="single"/>
         </w:rPr>
-        <w:hyperlink r:id="rId29" w:history="1">
+        <w:hyperlink r:id="rId30" w:history="1">
           <w:r>
             <w:rPr>
               <w:rStyle w:val="Hyperlink"/>
@@ -3289,7 +3272,7 @@
           <w:sz w:val="24"/>
           <w:u w:val="single"/>
         </w:rPr>
-        <w:hyperlink r:id="rId30" w:history="1">
+        <w:hyperlink r:id="rId31" w:history="1">
           <w:r>
             <w:rPr>
               <w:rStyle w:val="Hyperlink"/>
@@ -3307,7 +3290,7 @@
           <w:sz w:val="24"/>
           <w:u w:val="single"/>
         </w:rPr>
-        <w:hyperlink r:id="rId30" w:history="1">
+        <w:hyperlink r:id="rId31" w:history="1">
           <w:r>
             <w:rPr>
               <w:rStyle w:val="Hyperlink"/>
@@ -3325,7 +3308,7 @@
           <w:sz w:val="24"/>
           <w:u w:val="single"/>
         </w:rPr>
-        <w:hyperlink r:id="rId30" w:history="1">
+        <w:hyperlink r:id="rId31" w:history="1">
           <w:r>
             <w:rPr>
               <w:rStyle w:val="Hyperlink"/>
@@ -3353,7 +3336,7 @@
           <w:sz w:val="24"/>
           <w:u w:val="single"/>
         </w:rPr>
-        <w:hyperlink r:id="rId30" w:history="1">
+        <w:hyperlink r:id="rId31" w:history="1">
           <w:r>
             <w:rPr>
               <w:rStyle w:val="Hyperlink"/>
@@ -3382,7 +3365,7 @@
           <w:sz w:val="24"/>
           <w:u w:val="single"/>
         </w:rPr>
-        <w:hyperlink r:id="rId30" w:history="1">
+        <w:hyperlink r:id="rId31" w:history="1">
           <w:r>
             <w:rPr>
               <w:rStyle w:val="Hyperlink"/>

--- a/EXPORTS/DOCX/published/niveau3/Dutch/KoninklijkeBazar.docx
+++ b/EXPORTS/DOCX/published/niveau3/Dutch/KoninklijkeBazar.docx
@@ -442,109 +442,13 @@
       </w:r>
       <w:r>
         <w:rPr>
-          <w:u w:val="single" w:color="0000ff"/>
           <w:rFonts w:ascii="Charis SIL Regular" w:hAnsi="Charis SIL Regular" w:eastAsia="Charis SIL Regular"/>
           <w:b w:val="0"/>
           <w:i w:val="0"/>
           <w:color w:val="000000"/>
           <w:sz w:val="24"/>
         </w:rPr>
-        <w:hyperlink r:id="rId10" w:history="1">
-          <w:r>
-            <w:rPr>
-              <w:rStyle w:val="Hyperlink"/>
-            </w:rPr>
-            <w:t>partic</w:t>
-          </w:r>
-        </w:hyperlink>
-      </w:r>
-      <w:r>
-        <w:rPr>
-          <w:rFonts w:ascii="Charis SIL Regular" w:hAnsi="Charis SIL Regular" w:eastAsia="Charis SIL Regular"/>
-          <w:b w:val="0"/>
-          <w:i w:val="0"/>
-          <w:color w:val="000000"/>
-          <w:sz w:val="24"/>
-        </w:rPr>
-        <w:t>u</w:t>
-      </w:r>
-      <w:r>
-        <w:rPr>
-          <w:u w:val="single" w:color="0000ff"/>
-          <w:rFonts w:ascii="Charis SIL Regular" w:hAnsi="Charis SIL Regular" w:eastAsia="Charis SIL Regular"/>
-          <w:b w:val="0"/>
-          <w:i w:val="0"/>
-          <w:color w:val="000000"/>
-          <w:sz w:val="24"/>
-        </w:rPr>
-        <w:hyperlink r:id="rId11" w:history="1">
-          <w:r>
-            <w:rPr>
-              <w:rStyle w:val="Hyperlink"/>
-            </w:rPr>
-            <w:t>lieren</w:t>
-          </w:r>
-        </w:hyperlink>
-      </w:r>
-      <w:r>
-        <w:rPr>
-          <w:u w:val="single" w:color="0000ff"/>
-          <w:rFonts w:ascii="Charis SIL Regular" w:hAnsi="Charis SIL Regular" w:eastAsia="Charis SIL Regular"/>
-          <w:b w:val="0"/>
-          <w:i w:val="0"/>
-          <w:color w:val="000000"/>
-          <w:sz w:val="24"/>
-        </w:rPr>
-        <w:t>,</w:t>
-      </w:r>
-      <w:r>
-        <w:rPr>
-          <w:rFonts w:ascii="Charis SIL Regular" w:hAnsi="Charis SIL Regular" w:eastAsia="Charis SIL Regular"/>
-          <w:b w:val="0"/>
-          <w:i w:val="0"/>
-          <w:color w:val="000000"/>
-          <w:sz w:val="24"/>
-        </w:rPr>
-        <w:t xml:space="preserve"> </w:t>
-      </w:r>
-      <w:r>
-        <w:rPr>
-          <w:u w:val="single" w:color="0000ff"/>
-          <w:rFonts w:ascii="Charis SIL Regular" w:hAnsi="Charis SIL Regular" w:eastAsia="Charis SIL Regular"/>
-          <w:b w:val="0"/>
-          <w:i w:val="0"/>
-          <w:color w:val="000000"/>
-          <w:sz w:val="24"/>
-        </w:rPr>
-        <w:hyperlink r:id="rId12" w:history="1">
-          <w:r>
-            <w:rPr>
-              <w:rStyle w:val="Hyperlink"/>
-            </w:rPr>
-            <w:t xml:space="preserve">onder </w:t>
-          </w:r>
-        </w:hyperlink>
-      </w:r>
-      <w:r>
-        <w:rPr>
-          <w:rFonts w:ascii="Charis SIL Regular" w:hAnsi="Charis SIL Regular" w:eastAsia="Charis SIL Regular"/>
-          <w:b w:val="0"/>
-          <w:i w:val="0"/>
-          <w:color w:val="000000"/>
-          <w:sz w:val="24"/>
-        </w:rPr>
-        <w:t>wie kon</w:t>
-      </w:r>
-      <w:r>
-        <w:rPr>
-          <w:u w:val="single" w:color="0000ff"/>
-          <w:rFonts w:ascii="Charis SIL Regular" w:hAnsi="Charis SIL Regular" w:eastAsia="Charis SIL Regular"/>
-          <w:b w:val="0"/>
-          <w:i w:val="0"/>
-          <w:color w:val="000000"/>
-          <w:sz w:val="24"/>
-        </w:rPr>
-        <w:t xml:space="preserve">ing </w:t>
+        <w:t xml:space="preserve">particulieren, onder wie koning </w:t>
       </w:r>
       <w:r>
         <w:rPr>
@@ -584,7 +488,7 @@
           <w:sz w:val="24"/>
           <w:u w:val="single"/>
         </w:rPr>
-        <w:hyperlink r:id="rId15" w:history="1">
+        <w:hyperlink r:id="rId13" w:history="1">
           <w:r>
             <w:rPr>
               <w:rStyle w:val="Hyperlink"/>
@@ -602,7 +506,7 @@
           <w:sz w:val="24"/>
           <w:u w:val="single"/>
         </w:rPr>
-        <w:hyperlink r:id="rId15" w:history="1">
+        <w:hyperlink r:id="rId13" w:history="1">
           <w:r>
             <w:rPr>
               <w:rStyle w:val="Hyperlink"/>
@@ -687,7 +591,7 @@
           <w:sz w:val="24"/>
           <w:u w:val="single"/>
         </w:rPr>
-        <w:hyperlink r:id="rId16" w:history="1">
+        <w:hyperlink r:id="rId15" w:history="1">
           <w:r>
             <w:rPr>
               <w:rStyle w:val="Hyperlink"/>
@@ -716,7 +620,7 @@
           <w:sz w:val="24"/>
           <w:u w:val="single"/>
         </w:rPr>
-        <w:hyperlink r:id="rId16" w:history="1">
+        <w:hyperlink r:id="rId15" w:history="1">
           <w:r>
             <w:rPr>
               <w:rStyle w:val="Hyperlink"/>
@@ -745,7 +649,7 @@
           <w:sz w:val="24"/>
           <w:u w:val="single"/>
         </w:rPr>
-        <w:hyperlink r:id="rId16" w:history="1">
+        <w:hyperlink r:id="rId15" w:history="1">
           <w:r>
             <w:rPr>
               <w:rStyle w:val="Hyperlink"/>
@@ -763,7 +667,7 @@
           <w:sz w:val="24"/>
           <w:u w:val="single"/>
         </w:rPr>
-        <w:hyperlink r:id="rId16" w:history="1">
+        <w:hyperlink r:id="rId15" w:history="1">
           <w:r>
             <w:rPr>
               <w:rStyle w:val="Hyperlink"/>
@@ -802,7 +706,7 @@
           <w:sz w:val="24"/>
           <w:u w:val="single"/>
         </w:rPr>
-        <w:hyperlink r:id="rId17" w:history="1">
+        <w:hyperlink r:id="rId16" w:history="1">
           <w:r>
             <w:rPr>
               <w:rStyle w:val="Hyperlink"/>
@@ -831,7 +735,7 @@
           <w:sz w:val="24"/>
           <w:u w:val="single"/>
         </w:rPr>
-        <w:hyperlink r:id="rId15" w:history="1">
+        <w:hyperlink r:id="rId16" w:history="1">
           <w:r>
             <w:rPr>
               <w:rStyle w:val="Hyperlink"/>
@@ -849,12 +753,12 @@
           <w:sz w:val="24"/>
           <w:u w:val="single"/>
         </w:rPr>
-        <w:hyperlink r:id="rId17" w:history="1">
+        <w:hyperlink r:id="rId16" w:history="1">
           <w:r>
             <w:rPr>
               <w:rStyle w:val="Hyperlink"/>
             </w:rPr>
-            <w:t>thnografisc</w:t>
+            <w:t>thnografis</w:t>
           </w:r>
         </w:hyperlink>
       </w:r>
@@ -865,7 +769,23 @@
           <w:i w:val="0"/>
           <w:color w:val="0000FF"/>
           <w:sz w:val="24"/>
-          <w:u w:val="single"/>
+        </w:rPr>
+        <w:hyperlink r:id="rId16" w:history="1">
+          <w:r>
+            <w:rPr>
+              <w:rStyle w:val="Hyperlink"/>
+            </w:rPr>
+            <w:t>c</w:t>
+          </w:r>
+        </w:hyperlink>
+      </w:r>
+      <w:r>
+        <w:rPr>
+          <w:rFonts w:ascii="Charis SIL Regular" w:hAnsi="Charis SIL Regular" w:eastAsia="Charis SIL Regular"/>
+          <w:b w:val="0"/>
+          <w:i w:val="0"/>
+          <w:color w:val="0000FF"/>
+          <w:sz w:val="24"/>
         </w:rPr>
         <w:t>h</w:t>
       </w:r>
@@ -889,24 +809,14 @@
           <w:sz w:val="24"/>
           <w:u w:val="single"/>
         </w:rPr>
-        <w:hyperlink r:id="rId17" w:history="1">
+        <w:hyperlink r:id="rId16" w:history="1">
           <w:r>
             <w:rPr>
               <w:rStyle w:val="Hyperlink"/>
             </w:rPr>
-            <w:t>Museu</w:t>
+            <w:t>Museum</w:t>
           </w:r>
         </w:hyperlink>
-      </w:r>
-      <w:r>
-        <w:rPr>
-          <w:rFonts w:ascii="Charis SIL Regular" w:hAnsi="Charis SIL Regular" w:eastAsia="Charis SIL Regular"/>
-          <w:b w:val="0"/>
-          <w:i w:val="0"/>
-          <w:color w:val="0000FF"/>
-          <w:sz w:val="24"/>
-        </w:rPr>
-        <w:t>m</w:t>
       </w:r>
       <w:r>
         <w:rPr>
@@ -927,7 +837,7 @@
           <w:color w:val="000000"/>
           <w:sz w:val="24"/>
         </w:rPr>
-        <w:hyperlink r:id="rId16" w:history="1">
+        <w:hyperlink r:id="rId15" w:history="1">
           <w:r>
             <w:rPr>
               <w:rStyle w:val="Hyperlink"/>
@@ -956,7 +866,7 @@
           <w:color w:val="000000"/>
           <w:sz w:val="24"/>
         </w:rPr>
-        <w:hyperlink r:id="rId16" w:history="1">
+        <w:hyperlink r:id="rId15" w:history="1">
           <w:r>
             <w:rPr>
               <w:rStyle w:val="Hyperlink"/>
@@ -974,7 +884,7 @@
           <w:color w:val="000000"/>
           <w:sz w:val="24"/>
         </w:rPr>
-        <w:hyperlink r:id="rId16" w:history="1">
+        <w:hyperlink r:id="rId15" w:history="1">
           <w:r>
             <w:rPr>
               <w:rStyle w:val="Hyperlink"/>
@@ -1002,7 +912,7 @@
           <w:color w:val="000000"/>
           <w:sz w:val="24"/>
         </w:rPr>
-        <w:hyperlink r:id="rId17" w:history="1">
+        <w:hyperlink r:id="rId16" w:history="1">
           <w:r>
             <w:rPr>
               <w:rStyle w:val="Hyperlink"/>
@@ -1020,7 +930,7 @@
           <w:color w:val="000000"/>
           <w:sz w:val="24"/>
         </w:rPr>
-        <w:hyperlink r:id="rId17" w:history="1">
+        <w:hyperlink r:id="rId16" w:history="1">
           <w:r>
             <w:rPr>
               <w:rStyle w:val="Hyperlink"/>
@@ -1038,7 +948,7 @@
           <w:color w:val="000000"/>
           <w:sz w:val="24"/>
         </w:rPr>
-        <w:hyperlink r:id="rId17" w:history="1">
+        <w:hyperlink r:id="rId16" w:history="1">
           <w:r>
             <w:rPr>
               <w:rStyle w:val="Hyperlink"/>
@@ -1056,7 +966,7 @@
           <w:color w:val="000000"/>
           <w:sz w:val="24"/>
         </w:rPr>
-        <w:hyperlink r:id="rId17" w:history="1">
+        <w:hyperlink r:id="rId16" w:history="1">
           <w:r>
             <w:rPr>
               <w:rStyle w:val="Hyperlink"/>
@@ -1074,7 +984,7 @@
           <w:color w:val="000000"/>
           <w:sz w:val="24"/>
         </w:rPr>
-        <w:hyperlink r:id="rId17" w:history="1">
+        <w:hyperlink r:id="rId16" w:history="1">
           <w:r>
             <w:rPr>
               <w:rStyle w:val="Hyperlink"/>
@@ -1152,7 +1062,7 @@
           <w:sz w:val="24"/>
           <w:u w:val="single"/>
         </w:rPr>
-        <w:hyperlink r:id="rId18" w:history="1">
+        <w:hyperlink r:id="rId17" w:history="1">
           <w:r>
             <w:rPr>
               <w:rStyle w:val="Hyperlink"/>
@@ -1181,7 +1091,7 @@
           <w:sz w:val="24"/>
           <w:u w:val="single"/>
         </w:rPr>
-        <w:hyperlink r:id="rId18" w:history="1">
+        <w:hyperlink r:id="rId17" w:history="1">
           <w:r>
             <w:rPr>
               <w:rStyle w:val="Hyperlink"/>
@@ -1208,7 +1118,7 @@
           <w:color w:val="000000"/>
           <w:sz w:val="24"/>
         </w:rPr>
-        <w:t>van het interieur van de winkel, waarop vele voorwerpen</w:t>
+        <w:t>van het interieur van de winkel, waarop vele voor</w:t>
       </w:r>
       <w:r>
         <w:rPr>
@@ -1219,7 +1129,18 @@
           <w:color w:val="000000"/>
           <w:sz w:val="24"/>
         </w:rPr>
-        <w:hyperlink r:id="rId18" w:history="1">
+        <w:t>werpen</w:t>
+      </w:r>
+      <w:r>
+        <w:rPr>
+          <w:u w:val="single" w:color="0000ff"/>
+          <w:rFonts w:ascii="Charis SIL Regular" w:hAnsi="Charis SIL Regular" w:eastAsia="Charis SIL Regular"/>
+          <w:b w:val="0"/>
+          <w:i w:val="0"/>
+          <w:color w:val="000000"/>
+          <w:sz w:val="24"/>
+        </w:rPr>
+        <w:hyperlink r:id="rId17" w:history="1">
           <w:r>
             <w:rPr>
               <w:rStyle w:val="Hyperlink"/>
@@ -1247,7 +1168,7 @@
           <w:sz w:val="24"/>
           <w:u w:val="single"/>
         </w:rPr>
-        <w:hyperlink r:id="rId17" w:history="1">
+        <w:hyperlink r:id="rId16" w:history="1">
           <w:r>
             <w:rPr>
               <w:rStyle w:val="Hyperlink"/>
@@ -1276,7 +1197,7 @@
           <w:sz w:val="24"/>
           <w:u w:val="single"/>
         </w:rPr>
-        <w:hyperlink r:id="rId17" w:history="1">
+        <w:hyperlink r:id="rId16" w:history="1">
           <w:r>
             <w:rPr>
               <w:rStyle w:val="Hyperlink"/>
@@ -1564,7 +1485,7 @@
           <w:sz w:val="24"/>
           <w:u w:val="single"/>
         </w:rPr>
-        <w:hyperlink r:id="rId19" w:history="1">
+        <w:hyperlink r:id="rId18" w:history="1">
           <w:r>
             <w:rPr>
               <w:rStyle w:val="Hyperlink"/>
@@ -1582,7 +1503,7 @@
           <w:sz w:val="24"/>
           <w:u w:val="single"/>
         </w:rPr>
-        <w:hyperlink r:id="rId19" w:history="1">
+        <w:hyperlink r:id="rId18" w:history="1">
           <w:r>
             <w:rPr>
               <w:rStyle w:val="Hyperlink"/>
@@ -1600,7 +1521,7 @@
           <w:sz w:val="24"/>
           <w:u w:val="single"/>
         </w:rPr>
-        <w:hyperlink r:id="rId19" w:history="1">
+        <w:hyperlink r:id="rId18" w:history="1">
           <w:r>
             <w:rPr>
               <w:rStyle w:val="Hyperlink"/>
@@ -1618,7 +1539,7 @@
           <w:sz w:val="24"/>
           <w:u w:val="single"/>
         </w:rPr>
-        <w:hyperlink r:id="rId19" w:history="1">
+        <w:hyperlink r:id="rId18" w:history="1">
           <w:r>
             <w:rPr>
               <w:rStyle w:val="Hyperlink"/>
@@ -1636,7 +1557,7 @@
           <w:sz w:val="24"/>
           <w:u w:val="single"/>
         </w:rPr>
-        <w:hyperlink r:id="rId19" w:history="1">
+        <w:hyperlink r:id="rId18" w:history="1">
           <w:r>
             <w:rPr>
               <w:rStyle w:val="Hyperlink"/>
@@ -1654,7 +1575,7 @@
           <w:sz w:val="24"/>
           <w:u w:val="single"/>
         </w:rPr>
-        <w:hyperlink r:id="rId19" w:history="1">
+        <w:hyperlink r:id="rId18" w:history="1">
           <w:r>
             <w:rPr>
               <w:rStyle w:val="Hyperlink"/>
@@ -1672,7 +1593,7 @@
           <w:sz w:val="24"/>
           <w:u w:val="single"/>
         </w:rPr>
-        <w:hyperlink r:id="rId19" w:history="1">
+        <w:hyperlink r:id="rId18" w:history="1">
           <w:r>
             <w:rPr>
               <w:rStyle w:val="Hyperlink"/>
@@ -1819,7 +1740,7 @@
           <w:sz w:val="24"/>
           <w:u w:val="single"/>
         </w:rPr>
-        <w:hyperlink r:id="rId20" w:history="1">
+        <w:hyperlink r:id="rId19" w:history="1">
           <w:r>
             <w:rPr>
               <w:rStyle w:val="Hyperlink"/>
@@ -1837,7 +1758,7 @@
           <w:sz w:val="24"/>
           <w:u w:val="single"/>
         </w:rPr>
-        <w:hyperlink r:id="rId20" w:history="1">
+        <w:hyperlink r:id="rId19" w:history="1">
           <w:r>
             <w:rPr>
               <w:rStyle w:val="Hyperlink"/>
@@ -1855,7 +1776,7 @@
           <w:sz w:val="24"/>
           <w:u w:val="single"/>
         </w:rPr>
-        <w:hyperlink r:id="rId20" w:history="1">
+        <w:hyperlink r:id="rId19" w:history="1">
           <w:r>
             <w:rPr>
               <w:rStyle w:val="Hyperlink"/>
@@ -1873,7 +1794,7 @@
           <w:sz w:val="24"/>
           <w:u w:val="single"/>
         </w:rPr>
-        <w:hyperlink r:id="rId20" w:history="1">
+        <w:hyperlink r:id="rId19" w:history="1">
           <w:r>
             <w:rPr>
               <w:rStyle w:val="Hyperlink"/>
@@ -1891,7 +1812,7 @@
           <w:sz w:val="24"/>
           <w:u w:val="single"/>
         </w:rPr>
-        <w:hyperlink r:id="rId20" w:history="1">
+        <w:hyperlink r:id="rId19" w:history="1">
           <w:r>
             <w:rPr>
               <w:rStyle w:val="Hyperlink"/>
@@ -1909,7 +1830,7 @@
           <w:sz w:val="24"/>
           <w:u w:val="single"/>
         </w:rPr>
-        <w:hyperlink r:id="rId20" w:history="1">
+        <w:hyperlink r:id="rId19" w:history="1">
           <w:r>
             <w:rPr>
               <w:rStyle w:val="Hyperlink"/>
@@ -2022,7 +1943,7 @@
           <w:color w:val="0000FF"/>
           <w:sz w:val="24"/>
         </w:rPr>
-        <w:hyperlink r:id="rId21" w:history="1">
+        <w:hyperlink r:id="rId20" w:history="1">
           <w:r>
             <w:rPr>
               <w:rStyle w:val="Hyperlink"/>
@@ -2039,7 +1960,7 @@
           <w:color w:val="0000FF"/>
           <w:sz w:val="24"/>
         </w:rPr>
-        <w:hyperlink r:id="rId21" w:history="1">
+        <w:hyperlink r:id="rId20" w:history="1">
           <w:r>
             <w:rPr>
               <w:rStyle w:val="Hyperlink"/>
@@ -2056,7 +1977,7 @@
           <w:color w:val="0000FF"/>
           <w:sz w:val="24"/>
         </w:rPr>
-        <w:hyperlink r:id="rId21" w:history="1">
+        <w:hyperlink r:id="rId20" w:history="1">
           <w:r>
             <w:rPr>
               <w:rStyle w:val="Hyperlink"/>
@@ -2166,7 +2087,7 @@
           <w:color w:val="0000FF"/>
           <w:sz w:val="24"/>
         </w:rPr>
-        <w:hyperlink r:id="rId22" w:history="1">
+        <w:hyperlink r:id="rId21" w:history="1">
           <w:r>
             <w:rPr>
               <w:rStyle w:val="Hyperlink"/>
@@ -2183,7 +2104,7 @@
           <w:color w:val="0000FF"/>
           <w:sz w:val="24"/>
         </w:rPr>
-        <w:hyperlink r:id="rId22" w:history="1">
+        <w:hyperlink r:id="rId21" w:history="1">
           <w:r>
             <w:rPr>
               <w:rStyle w:val="Hyperlink"/>
@@ -2271,7 +2192,7 @@
           <w:sz w:val="24"/>
           <w:u w:val="single"/>
         </w:rPr>
-        <w:hyperlink r:id="rId23" w:history="1">
+        <w:hyperlink r:id="rId22" w:history="1">
           <w:r>
             <w:rPr>
               <w:rStyle w:val="Hyperlink"/>
@@ -2289,7 +2210,7 @@
           <w:sz w:val="24"/>
           <w:u w:val="single"/>
         </w:rPr>
-        <w:hyperlink r:id="rId23" w:history="1">
+        <w:hyperlink r:id="rId22" w:history="1">
           <w:r>
             <w:rPr>
               <w:rStyle w:val="Hyperlink"/>
@@ -2407,7 +2328,7 @@
           <w:sz w:val="24"/>
           <w:u w:val="single"/>
         </w:rPr>
-        <w:hyperlink r:id="rId24" w:history="1">
+        <w:hyperlink r:id="rId23" w:history="1">
           <w:r>
             <w:rPr>
               <w:rStyle w:val="Hyperlink"/>
@@ -2425,7 +2346,7 @@
           <w:sz w:val="24"/>
           <w:u w:val="single"/>
         </w:rPr>
-        <w:hyperlink r:id="rId24" w:history="1">
+        <w:hyperlink r:id="rId23" w:history="1">
           <w:r>
             <w:rPr>
               <w:rStyle w:val="Hyperlink"/>
@@ -2443,7 +2364,7 @@
           <w:sz w:val="24"/>
           <w:u w:val="single"/>
         </w:rPr>
-        <w:hyperlink r:id="rId24" w:history="1">
+        <w:hyperlink r:id="rId23" w:history="1">
           <w:r>
             <w:rPr>
               <w:rStyle w:val="Hyperlink"/>
@@ -2471,7 +2392,7 @@
           <w:sz w:val="24"/>
           <w:u w:val="single"/>
         </w:rPr>
-        <w:hyperlink r:id="rId25" w:history="1">
+        <w:hyperlink r:id="rId24" w:history="1">
           <w:r>
             <w:rPr>
               <w:rStyle w:val="Hyperlink"/>
@@ -2500,7 +2421,7 @@
           <w:sz w:val="24"/>
           <w:u w:val="single"/>
         </w:rPr>
-        <w:hyperlink r:id="rId25" w:history="1">
+        <w:hyperlink r:id="rId24" w:history="1">
           <w:r>
             <w:rPr>
               <w:rStyle w:val="Hyperlink"/>
@@ -2628,7 +2549,7 @@
           <w:sz w:val="24"/>
           <w:u w:val="single"/>
         </w:rPr>
-        <w:hyperlink r:id="rId26" w:history="1">
+        <w:hyperlink r:id="rId25" w:history="1">
           <w:r>
             <w:rPr>
               <w:rStyle w:val="Hyperlink"/>
@@ -2646,7 +2567,7 @@
           <w:sz w:val="24"/>
           <w:u w:val="single"/>
         </w:rPr>
-        <w:hyperlink r:id="rId26" w:history="1">
+        <w:hyperlink r:id="rId25" w:history="1">
           <w:r>
             <w:rPr>
               <w:rStyle w:val="Hyperlink"/>
@@ -2664,7 +2585,7 @@
           <w:sz w:val="24"/>
           <w:u w:val="single"/>
         </w:rPr>
-        <w:hyperlink r:id="rId26" w:history="1">
+        <w:hyperlink r:id="rId25" w:history="1">
           <w:r>
             <w:rPr>
               <w:rStyle w:val="Hyperlink"/>
@@ -2682,7 +2603,7 @@
           <w:sz w:val="24"/>
           <w:u w:val="single"/>
         </w:rPr>
-        <w:hyperlink r:id="rId26" w:history="1">
+        <w:hyperlink r:id="rId25" w:history="1">
           <w:r>
             <w:rPr>
               <w:rStyle w:val="Hyperlink"/>
@@ -2784,7 +2705,7 @@
           <w:sz w:val="24"/>
           <w:u w:val="single"/>
         </w:rPr>
-        <w:hyperlink r:id="rId27" w:history="1">
+        <w:hyperlink r:id="rId26" w:history="1">
           <w:r>
             <w:rPr>
               <w:rStyle w:val="Hyperlink"/>
@@ -2802,7 +2723,7 @@
           <w:sz w:val="24"/>
           <w:u w:val="single"/>
         </w:rPr>
-        <w:hyperlink r:id="rId27" w:history="1">
+        <w:hyperlink r:id="rId26" w:history="1">
           <w:r>
             <w:rPr>
               <w:rStyle w:val="Hyperlink"/>
@@ -2820,7 +2741,7 @@
           <w:sz w:val="24"/>
           <w:u w:val="single"/>
         </w:rPr>
-        <w:hyperlink r:id="rId27" w:history="1">
+        <w:hyperlink r:id="rId26" w:history="1">
           <w:r>
             <w:rPr>
               <w:rStyle w:val="Hyperlink"/>
@@ -2838,7 +2759,7 @@
           <w:sz w:val="24"/>
           <w:u w:val="single"/>
         </w:rPr>
-        <w:hyperlink r:id="rId27" w:history="1">
+        <w:hyperlink r:id="rId26" w:history="1">
           <w:r>
             <w:rPr>
               <w:rStyle w:val="Hyperlink"/>
@@ -2866,7 +2787,7 @@
           <w:sz w:val="24"/>
           <w:u w:val="single"/>
         </w:rPr>
-        <w:hyperlink r:id="rId28" w:history="1">
+        <w:hyperlink r:id="rId27" w:history="1">
           <w:r>
             <w:rPr>
               <w:rStyle w:val="Hyperlink"/>
@@ -2887,7 +2808,7 @@
           <w:sz w:val="24"/>
           <w:u w:val="single"/>
         </w:rPr>
-        <w:hyperlink r:id="rId28" w:history="1">
+        <w:hyperlink r:id="rId27" w:history="1">
           <w:r>
             <w:rPr>
               <w:rStyle w:val="Hyperlink"/>
@@ -2905,7 +2826,7 @@
           <w:sz w:val="24"/>
           <w:u w:val="single"/>
         </w:rPr>
-        <w:hyperlink r:id="rId28" w:history="1">
+        <w:hyperlink r:id="rId27" w:history="1">
           <w:r>
             <w:rPr>
               <w:rStyle w:val="Hyperlink"/>
@@ -2916,14 +2837,20 @@
       </w:r>
       <w:r>
         <w:rPr>
-          <w:u w:val="single" w:color="0000ff"/>
           <w:rFonts w:ascii="Charis SIL Regular" w:hAnsi="Charis SIL Regular" w:eastAsia="Charis SIL Regular"/>
           <w:b w:val="0"/>
           <w:i w:val="0"/>
           <w:color w:val="000000"/>
           <w:sz w:val="24"/>
         </w:rPr>
-        <w:t xml:space="preserve">, </w:t>
+        <w:hyperlink r:id="rId26" w:history="1">
+          <w:r>
+            <w:rPr>
+              <w:rStyle w:val="Hyperlink"/>
+            </w:rPr>
+            <w:t xml:space="preserve">, </w:t>
+          </w:r>
+        </w:hyperlink>
       </w:r>
       <w:r>
         <w:rPr>
@@ -2934,7 +2861,7 @@
           <w:sz w:val="24"/>
           <w:u w:val="single"/>
         </w:rPr>
-        <w:hyperlink r:id="rId29" w:history="1">
+        <w:hyperlink r:id="rId28" w:history="1">
           <w:r>
             <w:rPr>
               <w:rStyle w:val="Hyperlink"/>
@@ -2963,7 +2890,7 @@
           <w:sz w:val="24"/>
           <w:u w:val="single"/>
         </w:rPr>
-        <w:hyperlink r:id="rId29" w:history="1">
+        <w:hyperlink r:id="rId28" w:history="1">
           <w:r>
             <w:rPr>
               <w:rStyle w:val="Hyperlink"/>
@@ -2981,7 +2908,7 @@
           <w:sz w:val="24"/>
           <w:u w:val="single"/>
         </w:rPr>
-        <w:hyperlink r:id="rId27" w:history="1">
+        <w:hyperlink r:id="rId28" w:history="1">
           <w:r>
             <w:rPr>
               <w:rStyle w:val="Hyperlink"/>
@@ -3057,7 +2984,7 @@
           <w:sz w:val="24"/>
           <w:u w:val="single"/>
         </w:rPr>
-        <w:hyperlink r:id="rId30" w:history="1">
+        <w:hyperlink r:id="rId29" w:history="1">
           <w:r>
             <w:rPr>
               <w:rStyle w:val="Hyperlink"/>
@@ -3075,7 +3002,7 @@
           <w:sz w:val="24"/>
           <w:u w:val="single"/>
         </w:rPr>
-        <w:hyperlink r:id="rId30" w:history="1">
+        <w:hyperlink r:id="rId29" w:history="1">
           <w:r>
             <w:rPr>
               <w:rStyle w:val="Hyperlink"/>
@@ -3093,7 +3020,7 @@
           <w:sz w:val="24"/>
           <w:u w:val="single"/>
         </w:rPr>
-        <w:hyperlink r:id="rId30" w:history="1">
+        <w:hyperlink r:id="rId29" w:history="1">
           <w:r>
             <w:rPr>
               <w:rStyle w:val="Hyperlink"/>
@@ -3121,7 +3048,7 @@
           <w:sz w:val="24"/>
           <w:u w:val="single"/>
         </w:rPr>
-        <w:hyperlink r:id="rId30" w:history="1">
+        <w:hyperlink r:id="rId29" w:history="1">
           <w:r>
             <w:rPr>
               <w:rStyle w:val="Hyperlink"/>
@@ -3150,7 +3077,7 @@
           <w:sz w:val="24"/>
           <w:u w:val="single"/>
         </w:rPr>
-        <w:hyperlink r:id="rId30" w:history="1">
+        <w:hyperlink r:id="rId29" w:history="1">
           <w:r>
             <w:rPr>
               <w:rStyle w:val="Hyperlink"/>
@@ -3272,7 +3199,7 @@
           <w:sz w:val="24"/>
           <w:u w:val="single"/>
         </w:rPr>
-        <w:hyperlink r:id="rId31" w:history="1">
+        <w:hyperlink r:id="rId30" w:history="1">
           <w:r>
             <w:rPr>
               <w:rStyle w:val="Hyperlink"/>
@@ -3290,7 +3217,7 @@
           <w:sz w:val="24"/>
           <w:u w:val="single"/>
         </w:rPr>
-        <w:hyperlink r:id="rId31" w:history="1">
+        <w:hyperlink r:id="rId30" w:history="1">
           <w:r>
             <w:rPr>
               <w:rStyle w:val="Hyperlink"/>
@@ -3308,7 +3235,7 @@
           <w:sz w:val="24"/>
           <w:u w:val="single"/>
         </w:rPr>
-        <w:hyperlink r:id="rId31" w:history="1">
+        <w:hyperlink r:id="rId30" w:history="1">
           <w:r>
             <w:rPr>
               <w:rStyle w:val="Hyperlink"/>
@@ -3336,7 +3263,7 @@
           <w:sz w:val="24"/>
           <w:u w:val="single"/>
         </w:rPr>
-        <w:hyperlink r:id="rId31" w:history="1">
+        <w:hyperlink r:id="rId30" w:history="1">
           <w:r>
             <w:rPr>
               <w:rStyle w:val="Hyperlink"/>
@@ -3365,7 +3292,7 @@
           <w:sz w:val="24"/>
           <w:u w:val="single"/>
         </w:rPr>
-        <w:hyperlink r:id="rId31" w:history="1">
+        <w:hyperlink r:id="rId30" w:history="1">
           <w:r>
             <w:rPr>
               <w:rStyle w:val="Hyperlink"/>

--- a/EXPORTS/DOCX/published/niveau3/Dutch/KoninklijkeBazar.docx
+++ b/EXPORTS/DOCX/published/niveau3/Dutch/KoninklijkeBazar.docx
@@ -442,13 +442,109 @@
       </w:r>
       <w:r>
         <w:rPr>
+          <w:u w:val="single" w:color="0000ff"/>
           <w:rFonts w:ascii="Charis SIL Regular" w:hAnsi="Charis SIL Regular" w:eastAsia="Charis SIL Regular"/>
           <w:b w:val="0"/>
           <w:i w:val="0"/>
           <w:color w:val="000000"/>
           <w:sz w:val="24"/>
         </w:rPr>
-        <w:t xml:space="preserve">particulieren, onder wie koning </w:t>
+        <w:hyperlink r:id="rId10" w:history="1">
+          <w:r>
+            <w:rPr>
+              <w:rStyle w:val="Hyperlink"/>
+            </w:rPr>
+            <w:t>partic</w:t>
+          </w:r>
+        </w:hyperlink>
+      </w:r>
+      <w:r>
+        <w:rPr>
+          <w:rFonts w:ascii="Charis SIL Regular" w:hAnsi="Charis SIL Regular" w:eastAsia="Charis SIL Regular"/>
+          <w:b w:val="0"/>
+          <w:i w:val="0"/>
+          <w:color w:val="000000"/>
+          <w:sz w:val="24"/>
+        </w:rPr>
+        <w:t>u</w:t>
+      </w:r>
+      <w:r>
+        <w:rPr>
+          <w:u w:val="single" w:color="0000ff"/>
+          <w:rFonts w:ascii="Charis SIL Regular" w:hAnsi="Charis SIL Regular" w:eastAsia="Charis SIL Regular"/>
+          <w:b w:val="0"/>
+          <w:i w:val="0"/>
+          <w:color w:val="000000"/>
+          <w:sz w:val="24"/>
+        </w:rPr>
+        <w:hyperlink r:id="rId11" w:history="1">
+          <w:r>
+            <w:rPr>
+              <w:rStyle w:val="Hyperlink"/>
+            </w:rPr>
+            <w:t>lieren</w:t>
+          </w:r>
+        </w:hyperlink>
+      </w:r>
+      <w:r>
+        <w:rPr>
+          <w:u w:val="single" w:color="0000ff"/>
+          <w:rFonts w:ascii="Charis SIL Regular" w:hAnsi="Charis SIL Regular" w:eastAsia="Charis SIL Regular"/>
+          <w:b w:val="0"/>
+          <w:i w:val="0"/>
+          <w:color w:val="000000"/>
+          <w:sz w:val="24"/>
+        </w:rPr>
+        <w:t>,</w:t>
+      </w:r>
+      <w:r>
+        <w:rPr>
+          <w:rFonts w:ascii="Charis SIL Regular" w:hAnsi="Charis SIL Regular" w:eastAsia="Charis SIL Regular"/>
+          <w:b w:val="0"/>
+          <w:i w:val="0"/>
+          <w:color w:val="000000"/>
+          <w:sz w:val="24"/>
+        </w:rPr>
+        <w:t xml:space="preserve"> </w:t>
+      </w:r>
+      <w:r>
+        <w:rPr>
+          <w:u w:val="single" w:color="0000ff"/>
+          <w:rFonts w:ascii="Charis SIL Regular" w:hAnsi="Charis SIL Regular" w:eastAsia="Charis SIL Regular"/>
+          <w:b w:val="0"/>
+          <w:i w:val="0"/>
+          <w:color w:val="000000"/>
+          <w:sz w:val="24"/>
+        </w:rPr>
+        <w:hyperlink r:id="rId12" w:history="1">
+          <w:r>
+            <w:rPr>
+              <w:rStyle w:val="Hyperlink"/>
+            </w:rPr>
+            <w:t xml:space="preserve">onder </w:t>
+          </w:r>
+        </w:hyperlink>
+      </w:r>
+      <w:r>
+        <w:rPr>
+          <w:rFonts w:ascii="Charis SIL Regular" w:hAnsi="Charis SIL Regular" w:eastAsia="Charis SIL Regular"/>
+          <w:b w:val="0"/>
+          <w:i w:val="0"/>
+          <w:color w:val="000000"/>
+          <w:sz w:val="24"/>
+        </w:rPr>
+        <w:t>wie kon</w:t>
+      </w:r>
+      <w:r>
+        <w:rPr>
+          <w:u w:val="single" w:color="0000ff"/>
+          <w:rFonts w:ascii="Charis SIL Regular" w:hAnsi="Charis SIL Regular" w:eastAsia="Charis SIL Regular"/>
+          <w:b w:val="0"/>
+          <w:i w:val="0"/>
+          <w:color w:val="000000"/>
+          <w:sz w:val="24"/>
+        </w:rPr>
+        <w:t xml:space="preserve">ing </w:t>
       </w:r>
       <w:r>
         <w:rPr>
@@ -758,7 +854,7 @@
             <w:rPr>
               <w:rStyle w:val="Hyperlink"/>
             </w:rPr>
-            <w:t>thnografis</w:t>
+            <w:t>thnografisc</w:t>
           </w:r>
         </w:hyperlink>
       </w:r>
@@ -769,23 +865,7 @@
           <w:i w:val="0"/>
           <w:color w:val="0000FF"/>
           <w:sz w:val="24"/>
-        </w:rPr>
-        <w:hyperlink r:id="rId16" w:history="1">
-          <w:r>
-            <w:rPr>
-              <w:rStyle w:val="Hyperlink"/>
-            </w:rPr>
-            <w:t>c</w:t>
-          </w:r>
-        </w:hyperlink>
-      </w:r>
-      <w:r>
-        <w:rPr>
-          <w:rFonts w:ascii="Charis SIL Regular" w:hAnsi="Charis SIL Regular" w:eastAsia="Charis SIL Regular"/>
-          <w:b w:val="0"/>
-          <w:i w:val="0"/>
-          <w:color w:val="0000FF"/>
-          <w:sz w:val="24"/>
+          <w:u w:val="single"/>
         </w:rPr>
         <w:t>h</w:t>
       </w:r>
@@ -814,9 +894,19 @@
             <w:rPr>
               <w:rStyle w:val="Hyperlink"/>
             </w:rPr>
-            <w:t>Museum</w:t>
+            <w:t>Museu</w:t>
           </w:r>
         </w:hyperlink>
+      </w:r>
+      <w:r>
+        <w:rPr>
+          <w:rFonts w:ascii="Charis SIL Regular" w:hAnsi="Charis SIL Regular" w:eastAsia="Charis SIL Regular"/>
+          <w:b w:val="0"/>
+          <w:i w:val="0"/>
+          <w:color w:val="0000FF"/>
+          <w:sz w:val="24"/>
+        </w:rPr>
+        <w:t>m</w:t>
       </w:r>
       <w:r>
         <w:rPr>
@@ -1129,7 +1219,14 @@
           <w:color w:val="000000"/>
           <w:sz w:val="24"/>
         </w:rPr>
-        <w:t>werpen</w:t>
+        <w:hyperlink r:id="rId17" w:history="1">
+          <w:r>
+            <w:rPr>
+              <w:rStyle w:val="Hyperlink"/>
+            </w:rPr>
+            <w:t>werpen</w:t>
+          </w:r>
+        </w:hyperlink>
       </w:r>
       <w:r>
         <w:rPr>
@@ -2808,7 +2905,7 @@
           <w:sz w:val="24"/>
           <w:u w:val="single"/>
         </w:rPr>
-        <w:hyperlink r:id="rId27" w:history="1">
+        <w:hyperlink r:id="rId26" w:history="1">
           <w:r>
             <w:rPr>
               <w:rStyle w:val="Hyperlink"/>
@@ -2826,7 +2923,7 @@
           <w:sz w:val="24"/>
           <w:u w:val="single"/>
         </w:rPr>
-        <w:hyperlink r:id="rId27" w:history="1">
+        <w:hyperlink r:id="rId26" w:history="1">
           <w:r>
             <w:rPr>
               <w:rStyle w:val="Hyperlink"/>
@@ -2843,14 +2940,7 @@
           <w:color w:val="000000"/>
           <w:sz w:val="24"/>
         </w:rPr>
-        <w:hyperlink r:id="rId26" w:history="1">
-          <w:r>
-            <w:rPr>
-              <w:rStyle w:val="Hyperlink"/>
-            </w:rPr>
-            <w:t xml:space="preserve">, </w:t>
-          </w:r>
-        </w:hyperlink>
+        <w:t xml:space="preserve">, </w:t>
       </w:r>
       <w:r>
         <w:rPr>
@@ -2861,7 +2951,7 @@
           <w:sz w:val="24"/>
           <w:u w:val="single"/>
         </w:rPr>
-        <w:hyperlink r:id="rId28" w:history="1">
+        <w:hyperlink r:id="rId26" w:history="1">
           <w:r>
             <w:rPr>
               <w:rStyle w:val="Hyperlink"/>
@@ -2890,7 +2980,7 @@
           <w:sz w:val="24"/>
           <w:u w:val="single"/>
         </w:rPr>
-        <w:hyperlink r:id="rId28" w:history="1">
+        <w:hyperlink r:id="rId26" w:history="1">
           <w:r>
             <w:rPr>
               <w:rStyle w:val="Hyperlink"/>
@@ -2908,7 +2998,7 @@
           <w:sz w:val="24"/>
           <w:u w:val="single"/>
         </w:rPr>
-        <w:hyperlink r:id="rId28" w:history="1">
+        <w:hyperlink r:id="rId26" w:history="1">
           <w:r>
             <w:rPr>
               <w:rStyle w:val="Hyperlink"/>
@@ -2984,7 +3074,7 @@
           <w:sz w:val="24"/>
           <w:u w:val="single"/>
         </w:rPr>
-        <w:hyperlink r:id="rId29" w:history="1">
+        <w:hyperlink r:id="rId28" w:history="1">
           <w:r>
             <w:rPr>
               <w:rStyle w:val="Hyperlink"/>
@@ -3002,7 +3092,7 @@
           <w:sz w:val="24"/>
           <w:u w:val="single"/>
         </w:rPr>
-        <w:hyperlink r:id="rId29" w:history="1">
+        <w:hyperlink r:id="rId28" w:history="1">
           <w:r>
             <w:rPr>
               <w:rStyle w:val="Hyperlink"/>
@@ -3020,7 +3110,7 @@
           <w:sz w:val="24"/>
           <w:u w:val="single"/>
         </w:rPr>
-        <w:hyperlink r:id="rId29" w:history="1">
+        <w:hyperlink r:id="rId28" w:history="1">
           <w:r>
             <w:rPr>
               <w:rStyle w:val="Hyperlink"/>
@@ -3048,7 +3138,7 @@
           <w:sz w:val="24"/>
           <w:u w:val="single"/>
         </w:rPr>
-        <w:hyperlink r:id="rId29" w:history="1">
+        <w:hyperlink r:id="rId28" w:history="1">
           <w:r>
             <w:rPr>
               <w:rStyle w:val="Hyperlink"/>
@@ -3077,7 +3167,7 @@
           <w:sz w:val="24"/>
           <w:u w:val="single"/>
         </w:rPr>
-        <w:hyperlink r:id="rId29" w:history="1">
+        <w:hyperlink r:id="rId28" w:history="1">
           <w:r>
             <w:rPr>
               <w:rStyle w:val="Hyperlink"/>
@@ -3199,7 +3289,7 @@
           <w:sz w:val="24"/>
           <w:u w:val="single"/>
         </w:rPr>
-        <w:hyperlink r:id="rId30" w:history="1">
+        <w:hyperlink r:id="rId29" w:history="1">
           <w:r>
             <w:rPr>
               <w:rStyle w:val="Hyperlink"/>
@@ -3217,7 +3307,7 @@
           <w:sz w:val="24"/>
           <w:u w:val="single"/>
         </w:rPr>
-        <w:hyperlink r:id="rId30" w:history="1">
+        <w:hyperlink r:id="rId29" w:history="1">
           <w:r>
             <w:rPr>
               <w:rStyle w:val="Hyperlink"/>
@@ -3235,7 +3325,7 @@
           <w:sz w:val="24"/>
           <w:u w:val="single"/>
         </w:rPr>
-        <w:hyperlink r:id="rId30" w:history="1">
+        <w:hyperlink r:id="rId29" w:history="1">
           <w:r>
             <w:rPr>
               <w:rStyle w:val="Hyperlink"/>
@@ -3263,7 +3353,7 @@
           <w:sz w:val="24"/>
           <w:u w:val="single"/>
         </w:rPr>
-        <w:hyperlink r:id="rId30" w:history="1">
+        <w:hyperlink r:id="rId29" w:history="1">
           <w:r>
             <w:rPr>
               <w:rStyle w:val="Hyperlink"/>
@@ -3292,7 +3382,7 @@
           <w:sz w:val="24"/>
           <w:u w:val="single"/>
         </w:rPr>
-        <w:hyperlink r:id="rId30" w:history="1">
+        <w:hyperlink r:id="rId29" w:history="1">
           <w:r>
             <w:rPr>
               <w:rStyle w:val="Hyperlink"/>

--- a/EXPORTS/DOCX/published/niveau3/Dutch/KoninklijkeBazar.docx
+++ b/EXPORTS/DOCX/published/niveau3/Dutch/KoninklijkeBazar.docx
@@ -488,63 +488,13 @@
       </w:r>
       <w:r>
         <w:rPr>
-          <w:u w:val="single" w:color="0000ff"/>
           <w:rFonts w:ascii="Charis SIL Regular" w:hAnsi="Charis SIL Regular" w:eastAsia="Charis SIL Regular"/>
           <w:b w:val="0"/>
           <w:i w:val="0"/>
           <w:color w:val="000000"/>
           <w:sz w:val="24"/>
         </w:rPr>
-        <w:t>,</w:t>
-      </w:r>
-      <w:r>
-        <w:rPr>
-          <w:rFonts w:ascii="Charis SIL Regular" w:hAnsi="Charis SIL Regular" w:eastAsia="Charis SIL Regular"/>
-          <w:b w:val="0"/>
-          <w:i w:val="0"/>
-          <w:color w:val="000000"/>
-          <w:sz w:val="24"/>
-        </w:rPr>
-        <w:t xml:space="preserve"> </w:t>
-      </w:r>
-      <w:r>
-        <w:rPr>
-          <w:u w:val="single" w:color="0000ff"/>
-          <w:rFonts w:ascii="Charis SIL Regular" w:hAnsi="Charis SIL Regular" w:eastAsia="Charis SIL Regular"/>
-          <w:b w:val="0"/>
-          <w:i w:val="0"/>
-          <w:color w:val="000000"/>
-          <w:sz w:val="24"/>
-        </w:rPr>
-        <w:hyperlink r:id="rId12" w:history="1">
-          <w:r>
-            <w:rPr>
-              <w:rStyle w:val="Hyperlink"/>
-            </w:rPr>
-            <w:t xml:space="preserve">onder </w:t>
-          </w:r>
-        </w:hyperlink>
-      </w:r>
-      <w:r>
-        <w:rPr>
-          <w:rFonts w:ascii="Charis SIL Regular" w:hAnsi="Charis SIL Regular" w:eastAsia="Charis SIL Regular"/>
-          <w:b w:val="0"/>
-          <w:i w:val="0"/>
-          <w:color w:val="000000"/>
-          <w:sz w:val="24"/>
-        </w:rPr>
-        <w:t>wie kon</w:t>
-      </w:r>
-      <w:r>
-        <w:rPr>
-          <w:u w:val="single" w:color="0000ff"/>
-          <w:rFonts w:ascii="Charis SIL Regular" w:hAnsi="Charis SIL Regular" w:eastAsia="Charis SIL Regular"/>
-          <w:b w:val="0"/>
-          <w:i w:val="0"/>
-          <w:color w:val="000000"/>
-          <w:sz w:val="24"/>
-        </w:rPr>
-        <w:t xml:space="preserve">ing </w:t>
+        <w:t xml:space="preserve">, onder wie koning </w:t>
       </w:r>
       <w:r>
         <w:rPr>
@@ -854,7 +804,24 @@
             <w:rPr>
               <w:rStyle w:val="Hyperlink"/>
             </w:rPr>
-            <w:t>thnografisc</w:t>
+            <w:t>thnografis</w:t>
+          </w:r>
+        </w:hyperlink>
+      </w:r>
+      <w:r>
+        <w:rPr>
+          <w:rFonts w:ascii="Charis SIL Regular" w:hAnsi="Charis SIL Regular" w:eastAsia="Charis SIL Regular"/>
+          <w:b w:val="0"/>
+          <w:i w:val="0"/>
+          <w:color w:val="0000FF"/>
+          <w:sz w:val="24"/>
+        </w:rPr>
+        <w:hyperlink r:id="rId16" w:history="1">
+          <w:r>
+            <w:rPr>
+              <w:rStyle w:val="Hyperlink"/>
+            </w:rPr>
+            <w:t>c</w:t>
           </w:r>
         </w:hyperlink>
       </w:r>
@@ -894,19 +861,9 @@
             <w:rPr>
               <w:rStyle w:val="Hyperlink"/>
             </w:rPr>
-            <w:t>Museu</w:t>
+            <w:t>Museum</w:t>
           </w:r>
         </w:hyperlink>
-      </w:r>
-      <w:r>
-        <w:rPr>
-          <w:rFonts w:ascii="Charis SIL Regular" w:hAnsi="Charis SIL Regular" w:eastAsia="Charis SIL Regular"/>
-          <w:b w:val="0"/>
-          <w:i w:val="0"/>
-          <w:color w:val="0000FF"/>
-          <w:sz w:val="24"/>
-        </w:rPr>
-        <w:t>m</w:t>
       </w:r>
       <w:r>
         <w:rPr>
@@ -2905,7 +2862,7 @@
           <w:sz w:val="24"/>
           <w:u w:val="single"/>
         </w:rPr>
-        <w:hyperlink r:id="rId26" w:history="1">
+        <w:hyperlink r:id="rId27" w:history="1">
           <w:r>
             <w:rPr>
               <w:rStyle w:val="Hyperlink"/>
@@ -2923,7 +2880,7 @@
           <w:sz w:val="24"/>
           <w:u w:val="single"/>
         </w:rPr>
-        <w:hyperlink r:id="rId26" w:history="1">
+        <w:hyperlink r:id="rId27" w:history="1">
           <w:r>
             <w:rPr>
               <w:rStyle w:val="Hyperlink"/>
@@ -2934,13 +2891,21 @@
       </w:r>
       <w:r>
         <w:rPr>
+          <w:u w:val="single" w:color="0000ff"/>
           <w:rFonts w:ascii="Charis SIL Regular" w:hAnsi="Charis SIL Regular" w:eastAsia="Charis SIL Regular"/>
           <w:b w:val="0"/>
           <w:i w:val="0"/>
           <w:color w:val="000000"/>
           <w:sz w:val="24"/>
         </w:rPr>
-        <w:t xml:space="preserve">, </w:t>
+        <w:hyperlink r:id="rId26" w:history="1">
+          <w:r>
+            <w:rPr>
+              <w:rStyle w:val="Hyperlink"/>
+            </w:rPr>
+            <w:t xml:space="preserve">, </w:t>
+          </w:r>
+        </w:hyperlink>
       </w:r>
       <w:r>
         <w:rPr>
@@ -2951,7 +2916,7 @@
           <w:sz w:val="24"/>
           <w:u w:val="single"/>
         </w:rPr>
-        <w:hyperlink r:id="rId26" w:history="1">
+        <w:hyperlink r:id="rId28" w:history="1">
           <w:r>
             <w:rPr>
               <w:rStyle w:val="Hyperlink"/>
@@ -2980,7 +2945,7 @@
           <w:sz w:val="24"/>
           <w:u w:val="single"/>
         </w:rPr>
-        <w:hyperlink r:id="rId26" w:history="1">
+        <w:hyperlink r:id="rId28" w:history="1">
           <w:r>
             <w:rPr>
               <w:rStyle w:val="Hyperlink"/>
@@ -2998,7 +2963,7 @@
           <w:sz w:val="24"/>
           <w:u w:val="single"/>
         </w:rPr>
-        <w:hyperlink r:id="rId26" w:history="1">
+        <w:hyperlink r:id="rId28" w:history="1">
           <w:r>
             <w:rPr>
               <w:rStyle w:val="Hyperlink"/>
@@ -3074,7 +3039,7 @@
           <w:sz w:val="24"/>
           <w:u w:val="single"/>
         </w:rPr>
-        <w:hyperlink r:id="rId28" w:history="1">
+        <w:hyperlink r:id="rId29" w:history="1">
           <w:r>
             <w:rPr>
               <w:rStyle w:val="Hyperlink"/>
@@ -3092,7 +3057,7 @@
           <w:sz w:val="24"/>
           <w:u w:val="single"/>
         </w:rPr>
-        <w:hyperlink r:id="rId28" w:history="1">
+        <w:hyperlink r:id="rId29" w:history="1">
           <w:r>
             <w:rPr>
               <w:rStyle w:val="Hyperlink"/>
@@ -3110,7 +3075,7 @@
           <w:sz w:val="24"/>
           <w:u w:val="single"/>
         </w:rPr>
-        <w:hyperlink r:id="rId28" w:history="1">
+        <w:hyperlink r:id="rId29" w:history="1">
           <w:r>
             <w:rPr>
               <w:rStyle w:val="Hyperlink"/>
@@ -3138,7 +3103,7 @@
           <w:sz w:val="24"/>
           <w:u w:val="single"/>
         </w:rPr>
-        <w:hyperlink r:id="rId28" w:history="1">
+        <w:hyperlink r:id="rId29" w:history="1">
           <w:r>
             <w:rPr>
               <w:rStyle w:val="Hyperlink"/>
@@ -3167,7 +3132,7 @@
           <w:sz w:val="24"/>
           <w:u w:val="single"/>
         </w:rPr>
-        <w:hyperlink r:id="rId28" w:history="1">
+        <w:hyperlink r:id="rId29" w:history="1">
           <w:r>
             <w:rPr>
               <w:rStyle w:val="Hyperlink"/>
@@ -3289,7 +3254,7 @@
           <w:sz w:val="24"/>
           <w:u w:val="single"/>
         </w:rPr>
-        <w:hyperlink r:id="rId29" w:history="1">
+        <w:hyperlink r:id="rId30" w:history="1">
           <w:r>
             <w:rPr>
               <w:rStyle w:val="Hyperlink"/>
@@ -3307,7 +3272,7 @@
           <w:sz w:val="24"/>
           <w:u w:val="single"/>
         </w:rPr>
-        <w:hyperlink r:id="rId29" w:history="1">
+        <w:hyperlink r:id="rId30" w:history="1">
           <w:r>
             <w:rPr>
               <w:rStyle w:val="Hyperlink"/>
@@ -3325,7 +3290,7 @@
           <w:sz w:val="24"/>
           <w:u w:val="single"/>
         </w:rPr>
-        <w:hyperlink r:id="rId29" w:history="1">
+        <w:hyperlink r:id="rId30" w:history="1">
           <w:r>
             <w:rPr>
               <w:rStyle w:val="Hyperlink"/>
@@ -3353,7 +3318,7 @@
           <w:sz w:val="24"/>
           <w:u w:val="single"/>
         </w:rPr>
-        <w:hyperlink r:id="rId29" w:history="1">
+        <w:hyperlink r:id="rId30" w:history="1">
           <w:r>
             <w:rPr>
               <w:rStyle w:val="Hyperlink"/>
@@ -3382,7 +3347,7 @@
           <w:sz w:val="24"/>
           <w:u w:val="single"/>
         </w:rPr>
-        <w:hyperlink r:id="rId29" w:history="1">
+        <w:hyperlink r:id="rId30" w:history="1">
           <w:r>
             <w:rPr>
               <w:rStyle w:val="Hyperlink"/>

--- a/EXPORTS/DOCX/published/niveau3/Dutch/KoninklijkeBazar.docx
+++ b/EXPORTS/DOCX/published/niveau3/Dutch/KoninklijkeBazar.docx
@@ -488,13 +488,70 @@
       </w:r>
       <w:r>
         <w:rPr>
+          <w:u w:val="single" w:color="0000ff"/>
           <w:rFonts w:ascii="Charis SIL Regular" w:hAnsi="Charis SIL Regular" w:eastAsia="Charis SIL Regular"/>
           <w:b w:val="0"/>
           <w:i w:val="0"/>
           <w:color w:val="000000"/>
           <w:sz w:val="24"/>
         </w:rPr>
-        <w:t xml:space="preserve">, onder wie koning </w:t>
+        <w:t>,</w:t>
+      </w:r>
+      <w:r>
+        <w:rPr>
+          <w:rFonts w:ascii="Charis SIL Regular" w:hAnsi="Charis SIL Regular" w:eastAsia="Charis SIL Regular"/>
+          <w:b w:val="0"/>
+          <w:i w:val="0"/>
+          <w:color w:val="000000"/>
+          <w:sz w:val="24"/>
+        </w:rPr>
+        <w:t xml:space="preserve"> </w:t>
+      </w:r>
+      <w:r>
+        <w:rPr>
+          <w:u w:val="single" w:color="0000ff"/>
+          <w:rFonts w:ascii="Charis SIL Regular" w:hAnsi="Charis SIL Regular" w:eastAsia="Charis SIL Regular"/>
+          <w:b w:val="0"/>
+          <w:i w:val="0"/>
+          <w:color w:val="000000"/>
+          <w:sz w:val="24"/>
+        </w:rPr>
+        <w:hyperlink r:id="rId12" w:history="1">
+          <w:r>
+            <w:rPr>
+              <w:rStyle w:val="Hyperlink"/>
+            </w:rPr>
+            <w:t xml:space="preserve">onder </w:t>
+          </w:r>
+        </w:hyperlink>
+      </w:r>
+      <w:r>
+        <w:rPr>
+          <w:rFonts w:ascii="Charis SIL Regular" w:hAnsi="Charis SIL Regular" w:eastAsia="Charis SIL Regular"/>
+          <w:b w:val="0"/>
+          <w:i w:val="0"/>
+          <w:color w:val="000000"/>
+          <w:sz w:val="24"/>
+        </w:rPr>
+        <w:t>wie kon</w:t>
+      </w:r>
+      <w:r>
+        <w:rPr>
+          <w:u w:val="single" w:color="0000ff"/>
+          <w:rFonts w:ascii="Charis SIL Regular" w:hAnsi="Charis SIL Regular" w:eastAsia="Charis SIL Regular"/>
+          <w:b w:val="0"/>
+          <w:i w:val="0"/>
+          <w:color w:val="000000"/>
+          <w:sz w:val="24"/>
+        </w:rPr>
+        <w:hyperlink r:id="rId13" w:history="1">
+          <w:r>
+            <w:rPr>
+              <w:rStyle w:val="Hyperlink"/>
+            </w:rPr>
+            <w:t xml:space="preserve">ing </w:t>
+          </w:r>
+        </w:hyperlink>
       </w:r>
       <w:r>
         <w:rPr>
@@ -563,70 +620,13 @@
       </w:r>
       <w:r>
         <w:rPr>
-          <w:u w:val="single" w:color="0000ff"/>
           <w:rFonts w:ascii="Charis SIL Regular" w:hAnsi="Charis SIL Regular" w:eastAsia="Charis SIL Regular"/>
           <w:b w:val="0"/>
           <w:i w:val="0"/>
           <w:color w:val="000000"/>
           <w:sz w:val="24"/>
         </w:rPr>
-        <w:hyperlink r:id="rId13" w:history="1">
-          <w:r>
-            <w:rPr>
-              <w:rStyle w:val="Hyperlink"/>
-            </w:rPr>
-            <w:t>, m</w:t>
-          </w:r>
-        </w:hyperlink>
-      </w:r>
-      <w:r>
-        <w:rPr>
-          <w:rFonts w:ascii="Charis SIL Regular" w:hAnsi="Charis SIL Regular" w:eastAsia="Charis SIL Regular"/>
-          <w:b w:val="0"/>
-          <w:i w:val="0"/>
-          <w:color w:val="000000"/>
-          <w:sz w:val="24"/>
-        </w:rPr>
-        <w:t>aar ook musea</w:t>
-      </w:r>
-      <w:r>
-        <w:rPr>
-          <w:u w:val="single" w:color="0000ff"/>
-          <w:rFonts w:ascii="Charis SIL Regular" w:hAnsi="Charis SIL Regular" w:eastAsia="Charis SIL Regular"/>
-          <w:b w:val="0"/>
-          <w:i w:val="0"/>
-          <w:color w:val="000000"/>
-          <w:sz w:val="24"/>
-        </w:rPr>
-        <w:hyperlink r:id="rId14" w:history="1">
-          <w:r>
-            <w:rPr>
-              <w:rStyle w:val="Hyperlink"/>
-            </w:rPr>
-            <w:t>, zoals he</w:t>
-          </w:r>
-        </w:hyperlink>
-      </w:r>
-      <w:r>
-        <w:rPr>
-          <w:u w:val="single" w:color="0000ff"/>
-          <w:rFonts w:ascii="Charis SIL Regular" w:hAnsi="Charis SIL Regular" w:eastAsia="Charis SIL Regular"/>
-          <w:b w:val="0"/>
-          <w:i w:val="0"/>
-          <w:color w:val="000000"/>
-          <w:sz w:val="24"/>
-        </w:rPr>
-        <w:t>t</w:t>
-      </w:r>
-      <w:r>
-        <w:rPr>
-          <w:rFonts w:ascii="Charis SIL Regular" w:hAnsi="Charis SIL Regular" w:eastAsia="Charis SIL Regular"/>
-          <w:b w:val="0"/>
-          <w:i w:val="0"/>
-          <w:color w:val="000000"/>
-          <w:sz w:val="24"/>
-        </w:rPr>
-        <w:t xml:space="preserve"> </w:t>
+        <w:t xml:space="preserve">, maar ook musea, zoals het </w:t>
       </w:r>
       <w:r>
         <w:rPr>
@@ -832,7 +832,6 @@
           <w:i w:val="0"/>
           <w:color w:val="0000FF"/>
           <w:sz w:val="24"/>
-          <w:u w:val="single"/>
         </w:rPr>
         <w:t>h</w:t>
       </w:r>
@@ -2862,7 +2861,7 @@
           <w:sz w:val="24"/>
           <w:u w:val="single"/>
         </w:rPr>
-        <w:hyperlink r:id="rId27" w:history="1">
+        <w:hyperlink r:id="rId26" w:history="1">
           <w:r>
             <w:rPr>
               <w:rStyle w:val="Hyperlink"/>
@@ -2880,7 +2879,7 @@
           <w:sz w:val="24"/>
           <w:u w:val="single"/>
         </w:rPr>
-        <w:hyperlink r:id="rId27" w:history="1">
+        <w:hyperlink r:id="rId26" w:history="1">
           <w:r>
             <w:rPr>
               <w:rStyle w:val="Hyperlink"/>
@@ -2898,14 +2897,7 @@
           <w:color w:val="000000"/>
           <w:sz w:val="24"/>
         </w:rPr>
-        <w:hyperlink r:id="rId26" w:history="1">
-          <w:r>
-            <w:rPr>
-              <w:rStyle w:val="Hyperlink"/>
-            </w:rPr>
-            <w:t xml:space="preserve">, </w:t>
-          </w:r>
-        </w:hyperlink>
+        <w:t xml:space="preserve">, </w:t>
       </w:r>
       <w:r>
         <w:rPr>
@@ -2916,7 +2908,7 @@
           <w:sz w:val="24"/>
           <w:u w:val="single"/>
         </w:rPr>
-        <w:hyperlink r:id="rId28" w:history="1">
+        <w:hyperlink r:id="rId26" w:history="1">
           <w:r>
             <w:rPr>
               <w:rStyle w:val="Hyperlink"/>

--- a/EXPORTS/DOCX/published/niveau3/Dutch/KoninklijkeBazar.docx
+++ b/EXPORTS/DOCX/published/niveau3/Dutch/KoninklijkeBazar.docx
@@ -544,14 +544,7 @@
           <w:color w:val="000000"/>
           <w:sz w:val="24"/>
         </w:rPr>
-        <w:hyperlink r:id="rId13" w:history="1">
-          <w:r>
-            <w:rPr>
-              <w:rStyle w:val="Hyperlink"/>
-            </w:rPr>
-            <w:t xml:space="preserve">ing </w:t>
-          </w:r>
-        </w:hyperlink>
+        <w:t xml:space="preserve">ing </w:t>
       </w:r>
       <w:r>
         <w:rPr>
@@ -620,13 +613,70 @@
       </w:r>
       <w:r>
         <w:rPr>
+          <w:u w:val="single" w:color="0000ff"/>
           <w:rFonts w:ascii="Charis SIL Regular" w:hAnsi="Charis SIL Regular" w:eastAsia="Charis SIL Regular"/>
           <w:b w:val="0"/>
           <w:i w:val="0"/>
           <w:color w:val="000000"/>
           <w:sz w:val="24"/>
         </w:rPr>
-        <w:t xml:space="preserve">, maar ook musea, zoals het </w:t>
+        <w:hyperlink r:id="rId13" w:history="1">
+          <w:r>
+            <w:rPr>
+              <w:rStyle w:val="Hyperlink"/>
+            </w:rPr>
+            <w:t>, m</w:t>
+          </w:r>
+        </w:hyperlink>
+      </w:r>
+      <w:r>
+        <w:rPr>
+          <w:rFonts w:ascii="Charis SIL Regular" w:hAnsi="Charis SIL Regular" w:eastAsia="Charis SIL Regular"/>
+          <w:b w:val="0"/>
+          <w:i w:val="0"/>
+          <w:color w:val="000000"/>
+          <w:sz w:val="24"/>
+        </w:rPr>
+        <w:t>aar ook musea</w:t>
+      </w:r>
+      <w:r>
+        <w:rPr>
+          <w:u w:val="single" w:color="0000ff"/>
+          <w:rFonts w:ascii="Charis SIL Regular" w:hAnsi="Charis SIL Regular" w:eastAsia="Charis SIL Regular"/>
+          <w:b w:val="0"/>
+          <w:i w:val="0"/>
+          <w:color w:val="000000"/>
+          <w:sz w:val="24"/>
+        </w:rPr>
+        <w:hyperlink r:id="rId14" w:history="1">
+          <w:r>
+            <w:rPr>
+              <w:rStyle w:val="Hyperlink"/>
+            </w:rPr>
+            <w:t>, zoals he</w:t>
+          </w:r>
+        </w:hyperlink>
+      </w:r>
+      <w:r>
+        <w:rPr>
+          <w:u w:val="single" w:color="0000ff"/>
+          <w:rFonts w:ascii="Charis SIL Regular" w:hAnsi="Charis SIL Regular" w:eastAsia="Charis SIL Regular"/>
+          <w:b w:val="0"/>
+          <w:i w:val="0"/>
+          <w:color w:val="000000"/>
+          <w:sz w:val="24"/>
+        </w:rPr>
+        <w:t>t</w:t>
+      </w:r>
+      <w:r>
+        <w:rPr>
+          <w:rFonts w:ascii="Charis SIL Regular" w:hAnsi="Charis SIL Regular" w:eastAsia="Charis SIL Regular"/>
+          <w:b w:val="0"/>
+          <w:i w:val="0"/>
+          <w:color w:val="000000"/>
+          <w:sz w:val="24"/>
+        </w:rPr>
+        <w:t xml:space="preserve"> </w:t>
       </w:r>
       <w:r>
         <w:rPr>
@@ -804,7 +854,7 @@
             <w:rPr>
               <w:rStyle w:val="Hyperlink"/>
             </w:rPr>
-            <w:t>thnografis</w:t>
+            <w:t>thnografisc</w:t>
           </w:r>
         </w:hyperlink>
       </w:r>
@@ -815,23 +865,7 @@
           <w:i w:val="0"/>
           <w:color w:val="0000FF"/>
           <w:sz w:val="24"/>
-        </w:rPr>
-        <w:hyperlink r:id="rId16" w:history="1">
-          <w:r>
-            <w:rPr>
-              <w:rStyle w:val="Hyperlink"/>
-            </w:rPr>
-            <w:t>c</w:t>
-          </w:r>
-        </w:hyperlink>
-      </w:r>
-      <w:r>
-        <w:rPr>
-          <w:rFonts w:ascii="Charis SIL Regular" w:hAnsi="Charis SIL Regular" w:eastAsia="Charis SIL Regular"/>
-          <w:b w:val="0"/>
-          <w:i w:val="0"/>
-          <w:color w:val="0000FF"/>
-          <w:sz w:val="24"/>
+          <w:u w:val="single"/>
         </w:rPr>
         <w:t>h</w:t>
       </w:r>
@@ -860,9 +894,19 @@
             <w:rPr>
               <w:rStyle w:val="Hyperlink"/>
             </w:rPr>
-            <w:t>Museum</w:t>
+            <w:t>Museu</w:t>
           </w:r>
         </w:hyperlink>
+      </w:r>
+      <w:r>
+        <w:rPr>
+          <w:rFonts w:ascii="Charis SIL Regular" w:hAnsi="Charis SIL Regular" w:eastAsia="Charis SIL Regular"/>
+          <w:b w:val="0"/>
+          <w:i w:val="0"/>
+          <w:color w:val="0000FF"/>
+          <w:sz w:val="24"/>
+        </w:rPr>
+        <w:t>m</w:t>
       </w:r>
       <w:r>
         <w:rPr>
@@ -2861,7 +2905,7 @@
           <w:sz w:val="24"/>
           <w:u w:val="single"/>
         </w:rPr>
-        <w:hyperlink r:id="rId26" w:history="1">
+        <w:hyperlink r:id="rId27" w:history="1">
           <w:r>
             <w:rPr>
               <w:rStyle w:val="Hyperlink"/>
@@ -2879,7 +2923,7 @@
           <w:sz w:val="24"/>
           <w:u w:val="single"/>
         </w:rPr>
-        <w:hyperlink r:id="rId26" w:history="1">
+        <w:hyperlink r:id="rId27" w:history="1">
           <w:r>
             <w:rPr>
               <w:rStyle w:val="Hyperlink"/>
@@ -2908,7 +2952,7 @@
           <w:sz w:val="24"/>
           <w:u w:val="single"/>
         </w:rPr>
-        <w:hyperlink r:id="rId26" w:history="1">
+        <w:hyperlink r:id="rId28" w:history="1">
           <w:r>
             <w:rPr>
               <w:rStyle w:val="Hyperlink"/>
@@ -2955,7 +2999,7 @@
           <w:sz w:val="24"/>
           <w:u w:val="single"/>
         </w:rPr>
-        <w:hyperlink r:id="rId28" w:history="1">
+        <w:hyperlink r:id="rId26" w:history="1">
           <w:r>
             <w:rPr>
               <w:rStyle w:val="Hyperlink"/>

--- a/EXPORTS/DOCX/published/niveau3/Dutch/KoninklijkeBazar.docx
+++ b/EXPORTS/DOCX/published/niveau3/Dutch/KoninklijkeBazar.docx
@@ -555,7 +555,7 @@
           <w:sz w:val="24"/>
           <w:u w:val="single"/>
         </w:rPr>
-        <w:hyperlink r:id="rId13" w:history="1">
+        <w:hyperlink r:id="rId15" w:history="1">
           <w:r>
             <w:rPr>
               <w:rStyle w:val="Hyperlink"/>
@@ -584,7 +584,7 @@
           <w:sz w:val="24"/>
           <w:u w:val="single"/>
         </w:rPr>
-        <w:hyperlink r:id="rId13" w:history="1">
+        <w:hyperlink r:id="rId15" w:history="1">
           <w:r>
             <w:rPr>
               <w:rStyle w:val="Hyperlink"/>
@@ -602,7 +602,7 @@
           <w:sz w:val="24"/>
           <w:u w:val="single"/>
         </w:rPr>
-        <w:hyperlink r:id="rId13" w:history="1">
+        <w:hyperlink r:id="rId15" w:history="1">
           <w:r>
             <w:rPr>
               <w:rStyle w:val="Hyperlink"/>
@@ -687,7 +687,7 @@
           <w:sz w:val="24"/>
           <w:u w:val="single"/>
         </w:rPr>
-        <w:hyperlink r:id="rId15" w:history="1">
+        <w:hyperlink r:id="rId16" w:history="1">
           <w:r>
             <w:rPr>
               <w:rStyle w:val="Hyperlink"/>
@@ -716,7 +716,7 @@
           <w:sz w:val="24"/>
           <w:u w:val="single"/>
         </w:rPr>
-        <w:hyperlink r:id="rId15" w:history="1">
+        <w:hyperlink r:id="rId16" w:history="1">
           <w:r>
             <w:rPr>
               <w:rStyle w:val="Hyperlink"/>
@@ -745,7 +745,7 @@
           <w:sz w:val="24"/>
           <w:u w:val="single"/>
         </w:rPr>
-        <w:hyperlink r:id="rId15" w:history="1">
+        <w:hyperlink r:id="rId16" w:history="1">
           <w:r>
             <w:rPr>
               <w:rStyle w:val="Hyperlink"/>
@@ -763,7 +763,7 @@
           <w:sz w:val="24"/>
           <w:u w:val="single"/>
         </w:rPr>
-        <w:hyperlink r:id="rId15" w:history="1">
+        <w:hyperlink r:id="rId16" w:history="1">
           <w:r>
             <w:rPr>
               <w:rStyle w:val="Hyperlink"/>
@@ -784,14 +784,20 @@
       </w:r>
       <w:r>
         <w:rPr>
-          <w:u w:val="single" w:color="0000ff"/>
           <w:rFonts w:ascii="Charis SIL Regular" w:hAnsi="Charis SIL Regular" w:eastAsia="Charis SIL Regular"/>
           <w:b w:val="0"/>
           <w:i w:val="0"/>
           <w:color w:val="000000"/>
           <w:sz w:val="24"/>
         </w:rPr>
-        <w:t xml:space="preserve">ge </w:t>
+        <w:hyperlink r:id="rId15" w:history="1">
+          <w:r>
+            <w:rPr>
+              <w:rStyle w:val="Hyperlink"/>
+            </w:rPr>
+            <w:t xml:space="preserve">ge </w:t>
+          </w:r>
+        </w:hyperlink>
       </w:r>
       <w:r>
         <w:rPr>
@@ -802,7 +808,7 @@
           <w:sz w:val="24"/>
           <w:u w:val="single"/>
         </w:rPr>
-        <w:hyperlink r:id="rId16" w:history="1">
+        <w:hyperlink r:id="rId15" w:history="1">
           <w:r>
             <w:rPr>
               <w:rStyle w:val="Hyperlink"/>
@@ -831,7 +837,7 @@
           <w:sz w:val="24"/>
           <w:u w:val="single"/>
         </w:rPr>
-        <w:hyperlink r:id="rId16" w:history="1">
+        <w:hyperlink r:id="rId17" w:history="1">
           <w:r>
             <w:rPr>
               <w:rStyle w:val="Hyperlink"/>
@@ -849,12 +855,12 @@
           <w:sz w:val="24"/>
           <w:u w:val="single"/>
         </w:rPr>
-        <w:hyperlink r:id="rId16" w:history="1">
+        <w:hyperlink r:id="rId17" w:history="1">
           <w:r>
             <w:rPr>
               <w:rStyle w:val="Hyperlink"/>
             </w:rPr>
-            <w:t>thnografisc</w:t>
+            <w:t>thnografis</w:t>
           </w:r>
         </w:hyperlink>
       </w:r>
@@ -865,7 +871,23 @@
           <w:i w:val="0"/>
           <w:color w:val="0000FF"/>
           <w:sz w:val="24"/>
-          <w:u w:val="single"/>
+        </w:rPr>
+        <w:hyperlink r:id="rId17" w:history="1">
+          <w:r>
+            <w:rPr>
+              <w:rStyle w:val="Hyperlink"/>
+            </w:rPr>
+            <w:t>c</w:t>
+          </w:r>
+        </w:hyperlink>
+      </w:r>
+      <w:r>
+        <w:rPr>
+          <w:rFonts w:ascii="Charis SIL Regular" w:hAnsi="Charis SIL Regular" w:eastAsia="Charis SIL Regular"/>
+          <w:b w:val="0"/>
+          <w:i w:val="0"/>
+          <w:color w:val="0000FF"/>
+          <w:sz w:val="24"/>
         </w:rPr>
         <w:t>h</w:t>
       </w:r>
@@ -889,24 +911,14 @@
           <w:sz w:val="24"/>
           <w:u w:val="single"/>
         </w:rPr>
-        <w:hyperlink r:id="rId16" w:history="1">
+        <w:hyperlink r:id="rId17" w:history="1">
           <w:r>
             <w:rPr>
               <w:rStyle w:val="Hyperlink"/>
             </w:rPr>
-            <w:t>Museu</w:t>
+            <w:t>Museum</w:t>
           </w:r>
         </w:hyperlink>
-      </w:r>
-      <w:r>
-        <w:rPr>
-          <w:rFonts w:ascii="Charis SIL Regular" w:hAnsi="Charis SIL Regular" w:eastAsia="Charis SIL Regular"/>
-          <w:b w:val="0"/>
-          <w:i w:val="0"/>
-          <w:color w:val="0000FF"/>
-          <w:sz w:val="24"/>
-        </w:rPr>
-        <w:t>m</w:t>
       </w:r>
       <w:r>
         <w:rPr>
@@ -927,7 +939,7 @@
           <w:color w:val="000000"/>
           <w:sz w:val="24"/>
         </w:rPr>
-        <w:hyperlink r:id="rId15" w:history="1">
+        <w:hyperlink r:id="rId16" w:history="1">
           <w:r>
             <w:rPr>
               <w:rStyle w:val="Hyperlink"/>
@@ -956,7 +968,7 @@
           <w:color w:val="000000"/>
           <w:sz w:val="24"/>
         </w:rPr>
-        <w:hyperlink r:id="rId15" w:history="1">
+        <w:hyperlink r:id="rId16" w:history="1">
           <w:r>
             <w:rPr>
               <w:rStyle w:val="Hyperlink"/>
@@ -974,7 +986,7 @@
           <w:color w:val="000000"/>
           <w:sz w:val="24"/>
         </w:rPr>
-        <w:hyperlink r:id="rId15" w:history="1">
+        <w:hyperlink r:id="rId16" w:history="1">
           <w:r>
             <w:rPr>
               <w:rStyle w:val="Hyperlink"/>
@@ -1002,7 +1014,7 @@
           <w:color w:val="000000"/>
           <w:sz w:val="24"/>
         </w:rPr>
-        <w:hyperlink r:id="rId16" w:history="1">
+        <w:hyperlink r:id="rId17" w:history="1">
           <w:r>
             <w:rPr>
               <w:rStyle w:val="Hyperlink"/>
@@ -1020,7 +1032,7 @@
           <w:color w:val="000000"/>
           <w:sz w:val="24"/>
         </w:rPr>
-        <w:hyperlink r:id="rId16" w:history="1">
+        <w:hyperlink r:id="rId17" w:history="1">
           <w:r>
             <w:rPr>
               <w:rStyle w:val="Hyperlink"/>
@@ -1038,7 +1050,7 @@
           <w:color w:val="000000"/>
           <w:sz w:val="24"/>
         </w:rPr>
-        <w:hyperlink r:id="rId16" w:history="1">
+        <w:hyperlink r:id="rId17" w:history="1">
           <w:r>
             <w:rPr>
               <w:rStyle w:val="Hyperlink"/>
@@ -1056,7 +1068,7 @@
           <w:color w:val="000000"/>
           <w:sz w:val="24"/>
         </w:rPr>
-        <w:hyperlink r:id="rId16" w:history="1">
+        <w:hyperlink r:id="rId17" w:history="1">
           <w:r>
             <w:rPr>
               <w:rStyle w:val="Hyperlink"/>
@@ -1074,7 +1086,7 @@
           <w:color w:val="000000"/>
           <w:sz w:val="24"/>
         </w:rPr>
-        <w:hyperlink r:id="rId16" w:history="1">
+        <w:hyperlink r:id="rId17" w:history="1">
           <w:r>
             <w:rPr>
               <w:rStyle w:val="Hyperlink"/>
@@ -1152,7 +1164,7 @@
           <w:sz w:val="24"/>
           <w:u w:val="single"/>
         </w:rPr>
-        <w:hyperlink r:id="rId17" w:history="1">
+        <w:hyperlink r:id="rId18" w:history="1">
           <w:r>
             <w:rPr>
               <w:rStyle w:val="Hyperlink"/>
@@ -1181,7 +1193,7 @@
           <w:sz w:val="24"/>
           <w:u w:val="single"/>
         </w:rPr>
-        <w:hyperlink r:id="rId17" w:history="1">
+        <w:hyperlink r:id="rId18" w:history="1">
           <w:r>
             <w:rPr>
               <w:rStyle w:val="Hyperlink"/>
@@ -1219,14 +1231,7 @@
           <w:color w:val="000000"/>
           <w:sz w:val="24"/>
         </w:rPr>
-        <w:hyperlink r:id="rId17" w:history="1">
-          <w:r>
-            <w:rPr>
-              <w:rStyle w:val="Hyperlink"/>
-            </w:rPr>
-            <w:t>werpen</w:t>
-          </w:r>
-        </w:hyperlink>
+        <w:t>werpen</w:t>
       </w:r>
       <w:r>
         <w:rPr>
@@ -1237,7 +1242,7 @@
           <w:color w:val="000000"/>
           <w:sz w:val="24"/>
         </w:rPr>
-        <w:hyperlink r:id="rId17" w:history="1">
+        <w:hyperlink r:id="rId18" w:history="1">
           <w:r>
             <w:rPr>
               <w:rStyle w:val="Hyperlink"/>
@@ -1265,7 +1270,7 @@
           <w:sz w:val="24"/>
           <w:u w:val="single"/>
         </w:rPr>
-        <w:hyperlink r:id="rId16" w:history="1">
+        <w:hyperlink r:id="rId17" w:history="1">
           <w:r>
             <w:rPr>
               <w:rStyle w:val="Hyperlink"/>
@@ -1294,7 +1299,7 @@
           <w:sz w:val="24"/>
           <w:u w:val="single"/>
         </w:rPr>
-        <w:hyperlink r:id="rId16" w:history="1">
+        <w:hyperlink r:id="rId17" w:history="1">
           <w:r>
             <w:rPr>
               <w:rStyle w:val="Hyperlink"/>
@@ -1582,7 +1587,7 @@
           <w:sz w:val="24"/>
           <w:u w:val="single"/>
         </w:rPr>
-        <w:hyperlink r:id="rId18" w:history="1">
+        <w:hyperlink r:id="rId19" w:history="1">
           <w:r>
             <w:rPr>
               <w:rStyle w:val="Hyperlink"/>
@@ -1600,7 +1605,7 @@
           <w:sz w:val="24"/>
           <w:u w:val="single"/>
         </w:rPr>
-        <w:hyperlink r:id="rId18" w:history="1">
+        <w:hyperlink r:id="rId19" w:history="1">
           <w:r>
             <w:rPr>
               <w:rStyle w:val="Hyperlink"/>
@@ -1618,7 +1623,7 @@
           <w:sz w:val="24"/>
           <w:u w:val="single"/>
         </w:rPr>
-        <w:hyperlink r:id="rId18" w:history="1">
+        <w:hyperlink r:id="rId19" w:history="1">
           <w:r>
             <w:rPr>
               <w:rStyle w:val="Hyperlink"/>
@@ -1636,7 +1641,7 @@
           <w:sz w:val="24"/>
           <w:u w:val="single"/>
         </w:rPr>
-        <w:hyperlink r:id="rId18" w:history="1">
+        <w:hyperlink r:id="rId19" w:history="1">
           <w:r>
             <w:rPr>
               <w:rStyle w:val="Hyperlink"/>
@@ -1654,7 +1659,7 @@
           <w:sz w:val="24"/>
           <w:u w:val="single"/>
         </w:rPr>
-        <w:hyperlink r:id="rId18" w:history="1">
+        <w:hyperlink r:id="rId19" w:history="1">
           <w:r>
             <w:rPr>
               <w:rStyle w:val="Hyperlink"/>
@@ -1672,7 +1677,7 @@
           <w:sz w:val="24"/>
           <w:u w:val="single"/>
         </w:rPr>
-        <w:hyperlink r:id="rId18" w:history="1">
+        <w:hyperlink r:id="rId19" w:history="1">
           <w:r>
             <w:rPr>
               <w:rStyle w:val="Hyperlink"/>
@@ -1690,7 +1695,7 @@
           <w:sz w:val="24"/>
           <w:u w:val="single"/>
         </w:rPr>
-        <w:hyperlink r:id="rId18" w:history="1">
+        <w:hyperlink r:id="rId19" w:history="1">
           <w:r>
             <w:rPr>
               <w:rStyle w:val="Hyperlink"/>
@@ -1837,7 +1842,7 @@
           <w:sz w:val="24"/>
           <w:u w:val="single"/>
         </w:rPr>
-        <w:hyperlink r:id="rId19" w:history="1">
+        <w:hyperlink r:id="rId20" w:history="1">
           <w:r>
             <w:rPr>
               <w:rStyle w:val="Hyperlink"/>
@@ -1855,7 +1860,7 @@
           <w:sz w:val="24"/>
           <w:u w:val="single"/>
         </w:rPr>
-        <w:hyperlink r:id="rId19" w:history="1">
+        <w:hyperlink r:id="rId20" w:history="1">
           <w:r>
             <w:rPr>
               <w:rStyle w:val="Hyperlink"/>
@@ -1873,7 +1878,7 @@
           <w:sz w:val="24"/>
           <w:u w:val="single"/>
         </w:rPr>
-        <w:hyperlink r:id="rId19" w:history="1">
+        <w:hyperlink r:id="rId20" w:history="1">
           <w:r>
             <w:rPr>
               <w:rStyle w:val="Hyperlink"/>
@@ -1891,7 +1896,7 @@
           <w:sz w:val="24"/>
           <w:u w:val="single"/>
         </w:rPr>
-        <w:hyperlink r:id="rId19" w:history="1">
+        <w:hyperlink r:id="rId20" w:history="1">
           <w:r>
             <w:rPr>
               <w:rStyle w:val="Hyperlink"/>
@@ -1909,7 +1914,7 @@
           <w:sz w:val="24"/>
           <w:u w:val="single"/>
         </w:rPr>
-        <w:hyperlink r:id="rId19" w:history="1">
+        <w:hyperlink r:id="rId20" w:history="1">
           <w:r>
             <w:rPr>
               <w:rStyle w:val="Hyperlink"/>
@@ -1927,7 +1932,7 @@
           <w:sz w:val="24"/>
           <w:u w:val="single"/>
         </w:rPr>
-        <w:hyperlink r:id="rId19" w:history="1">
+        <w:hyperlink r:id="rId20" w:history="1">
           <w:r>
             <w:rPr>
               <w:rStyle w:val="Hyperlink"/>
@@ -2040,7 +2045,7 @@
           <w:color w:val="0000FF"/>
           <w:sz w:val="24"/>
         </w:rPr>
-        <w:hyperlink r:id="rId20" w:history="1">
+        <w:hyperlink r:id="rId21" w:history="1">
           <w:r>
             <w:rPr>
               <w:rStyle w:val="Hyperlink"/>
@@ -2057,7 +2062,7 @@
           <w:color w:val="0000FF"/>
           <w:sz w:val="24"/>
         </w:rPr>
-        <w:hyperlink r:id="rId20" w:history="1">
+        <w:hyperlink r:id="rId21" w:history="1">
           <w:r>
             <w:rPr>
               <w:rStyle w:val="Hyperlink"/>
@@ -2074,7 +2079,7 @@
           <w:color w:val="0000FF"/>
           <w:sz w:val="24"/>
         </w:rPr>
-        <w:hyperlink r:id="rId20" w:history="1">
+        <w:hyperlink r:id="rId21" w:history="1">
           <w:r>
             <w:rPr>
               <w:rStyle w:val="Hyperlink"/>
@@ -2184,7 +2189,7 @@
           <w:color w:val="0000FF"/>
           <w:sz w:val="24"/>
         </w:rPr>
-        <w:hyperlink r:id="rId21" w:history="1">
+        <w:hyperlink r:id="rId22" w:history="1">
           <w:r>
             <w:rPr>
               <w:rStyle w:val="Hyperlink"/>
@@ -2201,7 +2206,7 @@
           <w:color w:val="0000FF"/>
           <w:sz w:val="24"/>
         </w:rPr>
-        <w:hyperlink r:id="rId21" w:history="1">
+        <w:hyperlink r:id="rId22" w:history="1">
           <w:r>
             <w:rPr>
               <w:rStyle w:val="Hyperlink"/>
@@ -2289,7 +2294,7 @@
           <w:sz w:val="24"/>
           <w:u w:val="single"/>
         </w:rPr>
-        <w:hyperlink r:id="rId22" w:history="1">
+        <w:hyperlink r:id="rId23" w:history="1">
           <w:r>
             <w:rPr>
               <w:rStyle w:val="Hyperlink"/>
@@ -2307,7 +2312,7 @@
           <w:sz w:val="24"/>
           <w:u w:val="single"/>
         </w:rPr>
-        <w:hyperlink r:id="rId22" w:history="1">
+        <w:hyperlink r:id="rId23" w:history="1">
           <w:r>
             <w:rPr>
               <w:rStyle w:val="Hyperlink"/>
@@ -2425,7 +2430,7 @@
           <w:sz w:val="24"/>
           <w:u w:val="single"/>
         </w:rPr>
-        <w:hyperlink r:id="rId23" w:history="1">
+        <w:hyperlink r:id="rId24" w:history="1">
           <w:r>
             <w:rPr>
               <w:rStyle w:val="Hyperlink"/>
@@ -2443,7 +2448,7 @@
           <w:sz w:val="24"/>
           <w:u w:val="single"/>
         </w:rPr>
-        <w:hyperlink r:id="rId23" w:history="1">
+        <w:hyperlink r:id="rId24" w:history="1">
           <w:r>
             <w:rPr>
               <w:rStyle w:val="Hyperlink"/>
@@ -2461,7 +2466,7 @@
           <w:sz w:val="24"/>
           <w:u w:val="single"/>
         </w:rPr>
-        <w:hyperlink r:id="rId23" w:history="1">
+        <w:hyperlink r:id="rId24" w:history="1">
           <w:r>
             <w:rPr>
               <w:rStyle w:val="Hyperlink"/>
@@ -2489,7 +2494,7 @@
           <w:sz w:val="24"/>
           <w:u w:val="single"/>
         </w:rPr>
-        <w:hyperlink r:id="rId24" w:history="1">
+        <w:hyperlink r:id="rId25" w:history="1">
           <w:r>
             <w:rPr>
               <w:rStyle w:val="Hyperlink"/>
@@ -2518,7 +2523,7 @@
           <w:sz w:val="24"/>
           <w:u w:val="single"/>
         </w:rPr>
-        <w:hyperlink r:id="rId24" w:history="1">
+        <w:hyperlink r:id="rId25" w:history="1">
           <w:r>
             <w:rPr>
               <w:rStyle w:val="Hyperlink"/>
@@ -2646,7 +2651,7 @@
           <w:sz w:val="24"/>
           <w:u w:val="single"/>
         </w:rPr>
-        <w:hyperlink r:id="rId25" w:history="1">
+        <w:hyperlink r:id="rId26" w:history="1">
           <w:r>
             <w:rPr>
               <w:rStyle w:val="Hyperlink"/>
@@ -2664,7 +2669,7 @@
           <w:sz w:val="24"/>
           <w:u w:val="single"/>
         </w:rPr>
-        <w:hyperlink r:id="rId25" w:history="1">
+        <w:hyperlink r:id="rId26" w:history="1">
           <w:r>
             <w:rPr>
               <w:rStyle w:val="Hyperlink"/>
@@ -2682,7 +2687,7 @@
           <w:sz w:val="24"/>
           <w:u w:val="single"/>
         </w:rPr>
-        <w:hyperlink r:id="rId25" w:history="1">
+        <w:hyperlink r:id="rId26" w:history="1">
           <w:r>
             <w:rPr>
               <w:rStyle w:val="Hyperlink"/>
@@ -2700,7 +2705,7 @@
           <w:sz w:val="24"/>
           <w:u w:val="single"/>
         </w:rPr>
-        <w:hyperlink r:id="rId25" w:history="1">
+        <w:hyperlink r:id="rId26" w:history="1">
           <w:r>
             <w:rPr>
               <w:rStyle w:val="Hyperlink"/>
@@ -2802,7 +2807,7 @@
           <w:sz w:val="24"/>
           <w:u w:val="single"/>
         </w:rPr>
-        <w:hyperlink r:id="rId26" w:history="1">
+        <w:hyperlink r:id="rId27" w:history="1">
           <w:r>
             <w:rPr>
               <w:rStyle w:val="Hyperlink"/>
@@ -2820,7 +2825,7 @@
           <w:sz w:val="24"/>
           <w:u w:val="single"/>
         </w:rPr>
-        <w:hyperlink r:id="rId26" w:history="1">
+        <w:hyperlink r:id="rId27" w:history="1">
           <w:r>
             <w:rPr>
               <w:rStyle w:val="Hyperlink"/>
@@ -2838,7 +2843,7 @@
           <w:sz w:val="24"/>
           <w:u w:val="single"/>
         </w:rPr>
-        <w:hyperlink r:id="rId26" w:history="1">
+        <w:hyperlink r:id="rId27" w:history="1">
           <w:r>
             <w:rPr>
               <w:rStyle w:val="Hyperlink"/>
@@ -2856,7 +2861,7 @@
           <w:sz w:val="24"/>
           <w:u w:val="single"/>
         </w:rPr>
-        <w:hyperlink r:id="rId26" w:history="1">
+        <w:hyperlink r:id="rId27" w:history="1">
           <w:r>
             <w:rPr>
               <w:rStyle w:val="Hyperlink"/>
@@ -2884,7 +2889,7 @@
           <w:sz w:val="24"/>
           <w:u w:val="single"/>
         </w:rPr>
-        <w:hyperlink r:id="rId27" w:history="1">
+        <w:hyperlink r:id="rId28" w:history="1">
           <w:r>
             <w:rPr>
               <w:rStyle w:val="Hyperlink"/>
@@ -2905,7 +2910,7 @@
           <w:sz w:val="24"/>
           <w:u w:val="single"/>
         </w:rPr>
-        <w:hyperlink r:id="rId27" w:history="1">
+        <w:hyperlink r:id="rId28" w:history="1">
           <w:r>
             <w:rPr>
               <w:rStyle w:val="Hyperlink"/>
@@ -2923,7 +2928,7 @@
           <w:sz w:val="24"/>
           <w:u w:val="single"/>
         </w:rPr>
-        <w:hyperlink r:id="rId27" w:history="1">
+        <w:hyperlink r:id="rId28" w:history="1">
           <w:r>
             <w:rPr>
               <w:rStyle w:val="Hyperlink"/>
@@ -2952,7 +2957,7 @@
           <w:sz w:val="24"/>
           <w:u w:val="single"/>
         </w:rPr>
-        <w:hyperlink r:id="rId28" w:history="1">
+        <w:hyperlink r:id="rId29" w:history="1">
           <w:r>
             <w:rPr>
               <w:rStyle w:val="Hyperlink"/>
@@ -2981,7 +2986,7 @@
           <w:sz w:val="24"/>
           <w:u w:val="single"/>
         </w:rPr>
-        <w:hyperlink r:id="rId28" w:history="1">
+        <w:hyperlink r:id="rId29" w:history="1">
           <w:r>
             <w:rPr>
               <w:rStyle w:val="Hyperlink"/>
@@ -2999,7 +3004,7 @@
           <w:sz w:val="24"/>
           <w:u w:val="single"/>
         </w:rPr>
-        <w:hyperlink r:id="rId26" w:history="1">
+        <w:hyperlink r:id="rId29" w:history="1">
           <w:r>
             <w:rPr>
               <w:rStyle w:val="Hyperlink"/>
@@ -3075,7 +3080,7 @@
           <w:sz w:val="24"/>
           <w:u w:val="single"/>
         </w:rPr>
-        <w:hyperlink r:id="rId29" w:history="1">
+        <w:hyperlink r:id="rId30" w:history="1">
           <w:r>
             <w:rPr>
               <w:rStyle w:val="Hyperlink"/>
@@ -3093,7 +3098,7 @@
           <w:sz w:val="24"/>
           <w:u w:val="single"/>
         </w:rPr>
-        <w:hyperlink r:id="rId29" w:history="1">
+        <w:hyperlink r:id="rId30" w:history="1">
           <w:r>
             <w:rPr>
               <w:rStyle w:val="Hyperlink"/>
@@ -3111,7 +3116,7 @@
           <w:sz w:val="24"/>
           <w:u w:val="single"/>
         </w:rPr>
-        <w:hyperlink r:id="rId29" w:history="1">
+        <w:hyperlink r:id="rId30" w:history="1">
           <w:r>
             <w:rPr>
               <w:rStyle w:val="Hyperlink"/>
@@ -3139,7 +3144,7 @@
           <w:sz w:val="24"/>
           <w:u w:val="single"/>
         </w:rPr>
-        <w:hyperlink r:id="rId29" w:history="1">
+        <w:hyperlink r:id="rId30" w:history="1">
           <w:r>
             <w:rPr>
               <w:rStyle w:val="Hyperlink"/>
@@ -3168,7 +3173,7 @@
           <w:sz w:val="24"/>
           <w:u w:val="single"/>
         </w:rPr>
-        <w:hyperlink r:id="rId29" w:history="1">
+        <w:hyperlink r:id="rId30" w:history="1">
           <w:r>
             <w:rPr>
               <w:rStyle w:val="Hyperlink"/>
@@ -3290,7 +3295,7 @@
           <w:sz w:val="24"/>
           <w:u w:val="single"/>
         </w:rPr>
-        <w:hyperlink r:id="rId30" w:history="1">
+        <w:hyperlink r:id="rId31" w:history="1">
           <w:r>
             <w:rPr>
               <w:rStyle w:val="Hyperlink"/>
@@ -3308,7 +3313,7 @@
           <w:sz w:val="24"/>
           <w:u w:val="single"/>
         </w:rPr>
-        <w:hyperlink r:id="rId30" w:history="1">
+        <w:hyperlink r:id="rId31" w:history="1">
           <w:r>
             <w:rPr>
               <w:rStyle w:val="Hyperlink"/>
@@ -3326,7 +3331,7 @@
           <w:sz w:val="24"/>
           <w:u w:val="single"/>
         </w:rPr>
-        <w:hyperlink r:id="rId30" w:history="1">
+        <w:hyperlink r:id="rId31" w:history="1">
           <w:r>
             <w:rPr>
               <w:rStyle w:val="Hyperlink"/>
@@ -3354,7 +3359,7 @@
           <w:sz w:val="24"/>
           <w:u w:val="single"/>
         </w:rPr>
-        <w:hyperlink r:id="rId30" w:history="1">
+        <w:hyperlink r:id="rId31" w:history="1">
           <w:r>
             <w:rPr>
               <w:rStyle w:val="Hyperlink"/>
@@ -3383,7 +3388,7 @@
           <w:sz w:val="24"/>
           <w:u w:val="single"/>
         </w:rPr>
-        <w:hyperlink r:id="rId30" w:history="1">
+        <w:hyperlink r:id="rId31" w:history="1">
           <w:r>
             <w:rPr>
               <w:rStyle w:val="Hyperlink"/>

--- a/EXPORTS/DOCX/published/niveau3/Dutch/KoninklijkeBazar.docx
+++ b/EXPORTS/DOCX/published/niveau3/Dutch/KoninklijkeBazar.docx
@@ -555,7 +555,7 @@
           <w:sz w:val="24"/>
           <w:u w:val="single"/>
         </w:rPr>
-        <w:hyperlink r:id="rId15" w:history="1">
+        <w:hyperlink r:id="rId13" w:history="1">
           <w:r>
             <w:rPr>
               <w:rStyle w:val="Hyperlink"/>
@@ -584,7 +584,7 @@
           <w:sz w:val="24"/>
           <w:u w:val="single"/>
         </w:rPr>
-        <w:hyperlink r:id="rId15" w:history="1">
+        <w:hyperlink r:id="rId13" w:history="1">
           <w:r>
             <w:rPr>
               <w:rStyle w:val="Hyperlink"/>
@@ -602,7 +602,7 @@
           <w:sz w:val="24"/>
           <w:u w:val="single"/>
         </w:rPr>
-        <w:hyperlink r:id="rId15" w:history="1">
+        <w:hyperlink r:id="rId13" w:history="1">
           <w:r>
             <w:rPr>
               <w:rStyle w:val="Hyperlink"/>
@@ -687,7 +687,7 @@
           <w:sz w:val="24"/>
           <w:u w:val="single"/>
         </w:rPr>
-        <w:hyperlink r:id="rId16" w:history="1">
+        <w:hyperlink r:id="rId15" w:history="1">
           <w:r>
             <w:rPr>
               <w:rStyle w:val="Hyperlink"/>
@@ -716,7 +716,7 @@
           <w:sz w:val="24"/>
           <w:u w:val="single"/>
         </w:rPr>
-        <w:hyperlink r:id="rId16" w:history="1">
+        <w:hyperlink r:id="rId15" w:history="1">
           <w:r>
             <w:rPr>
               <w:rStyle w:val="Hyperlink"/>
@@ -745,7 +745,7 @@
           <w:sz w:val="24"/>
           <w:u w:val="single"/>
         </w:rPr>
-        <w:hyperlink r:id="rId16" w:history="1">
+        <w:hyperlink r:id="rId15" w:history="1">
           <w:r>
             <w:rPr>
               <w:rStyle w:val="Hyperlink"/>
@@ -763,7 +763,7 @@
           <w:sz w:val="24"/>
           <w:u w:val="single"/>
         </w:rPr>
-        <w:hyperlink r:id="rId16" w:history="1">
+        <w:hyperlink r:id="rId15" w:history="1">
           <w:r>
             <w:rPr>
               <w:rStyle w:val="Hyperlink"/>
@@ -784,20 +784,14 @@
       </w:r>
       <w:r>
         <w:rPr>
+          <w:u w:val="single" w:color="0000ff"/>
           <w:rFonts w:ascii="Charis SIL Regular" w:hAnsi="Charis SIL Regular" w:eastAsia="Charis SIL Regular"/>
           <w:b w:val="0"/>
           <w:i w:val="0"/>
           <w:color w:val="000000"/>
           <w:sz w:val="24"/>
         </w:rPr>
-        <w:hyperlink r:id="rId15" w:history="1">
-          <w:r>
-            <w:rPr>
-              <w:rStyle w:val="Hyperlink"/>
-            </w:rPr>
-            <w:t xml:space="preserve">ge </w:t>
-          </w:r>
-        </w:hyperlink>
+        <w:t xml:space="preserve">ge </w:t>
       </w:r>
       <w:r>
         <w:rPr>
@@ -808,7 +802,7 @@
           <w:sz w:val="24"/>
           <w:u w:val="single"/>
         </w:rPr>
-        <w:hyperlink r:id="rId15" w:history="1">
+        <w:hyperlink r:id="rId16" w:history="1">
           <w:r>
             <w:rPr>
               <w:rStyle w:val="Hyperlink"/>
@@ -837,7 +831,7 @@
           <w:sz w:val="24"/>
           <w:u w:val="single"/>
         </w:rPr>
-        <w:hyperlink r:id="rId17" w:history="1">
+        <w:hyperlink r:id="rId16" w:history="1">
           <w:r>
             <w:rPr>
               <w:rStyle w:val="Hyperlink"/>
@@ -855,12 +849,12 @@
           <w:sz w:val="24"/>
           <w:u w:val="single"/>
         </w:rPr>
-        <w:hyperlink r:id="rId17" w:history="1">
+        <w:hyperlink r:id="rId16" w:history="1">
           <w:r>
             <w:rPr>
               <w:rStyle w:val="Hyperlink"/>
             </w:rPr>
-            <w:t>thnografis</w:t>
+            <w:t>thnografisc</w:t>
           </w:r>
         </w:hyperlink>
       </w:r>
@@ -871,23 +865,7 @@
           <w:i w:val="0"/>
           <w:color w:val="0000FF"/>
           <w:sz w:val="24"/>
-        </w:rPr>
-        <w:hyperlink r:id="rId17" w:history="1">
-          <w:r>
-            <w:rPr>
-              <w:rStyle w:val="Hyperlink"/>
-            </w:rPr>
-            <w:t>c</w:t>
-          </w:r>
-        </w:hyperlink>
-      </w:r>
-      <w:r>
-        <w:rPr>
-          <w:rFonts w:ascii="Charis SIL Regular" w:hAnsi="Charis SIL Regular" w:eastAsia="Charis SIL Regular"/>
-          <w:b w:val="0"/>
-          <w:i w:val="0"/>
-          <w:color w:val="0000FF"/>
-          <w:sz w:val="24"/>
+          <w:u w:val="single"/>
         </w:rPr>
         <w:t>h</w:t>
       </w:r>
@@ -911,14 +889,24 @@
           <w:sz w:val="24"/>
           <w:u w:val="single"/>
         </w:rPr>
-        <w:hyperlink r:id="rId17" w:history="1">
+        <w:hyperlink r:id="rId16" w:history="1">
           <w:r>
             <w:rPr>
               <w:rStyle w:val="Hyperlink"/>
             </w:rPr>
-            <w:t>Museum</w:t>
+            <w:t>Museu</w:t>
           </w:r>
         </w:hyperlink>
+      </w:r>
+      <w:r>
+        <w:rPr>
+          <w:rFonts w:ascii="Charis SIL Regular" w:hAnsi="Charis SIL Regular" w:eastAsia="Charis SIL Regular"/>
+          <w:b w:val="0"/>
+          <w:i w:val="0"/>
+          <w:color w:val="0000FF"/>
+          <w:sz w:val="24"/>
+        </w:rPr>
+        <w:t>m</w:t>
       </w:r>
       <w:r>
         <w:rPr>
@@ -939,7 +927,7 @@
           <w:color w:val="000000"/>
           <w:sz w:val="24"/>
         </w:rPr>
-        <w:hyperlink r:id="rId16" w:history="1">
+        <w:hyperlink r:id="rId15" w:history="1">
           <w:r>
             <w:rPr>
               <w:rStyle w:val="Hyperlink"/>
@@ -968,7 +956,7 @@
           <w:color w:val="000000"/>
           <w:sz w:val="24"/>
         </w:rPr>
-        <w:hyperlink r:id="rId16" w:history="1">
+        <w:hyperlink r:id="rId15" w:history="1">
           <w:r>
             <w:rPr>
               <w:rStyle w:val="Hyperlink"/>
@@ -986,7 +974,7 @@
           <w:color w:val="000000"/>
           <w:sz w:val="24"/>
         </w:rPr>
-        <w:hyperlink r:id="rId16" w:history="1">
+        <w:hyperlink r:id="rId15" w:history="1">
           <w:r>
             <w:rPr>
               <w:rStyle w:val="Hyperlink"/>
@@ -1014,7 +1002,7 @@
           <w:color w:val="000000"/>
           <w:sz w:val="24"/>
         </w:rPr>
-        <w:hyperlink r:id="rId17" w:history="1">
+        <w:hyperlink r:id="rId16" w:history="1">
           <w:r>
             <w:rPr>
               <w:rStyle w:val="Hyperlink"/>
@@ -1032,7 +1020,7 @@
           <w:color w:val="000000"/>
           <w:sz w:val="24"/>
         </w:rPr>
-        <w:hyperlink r:id="rId17" w:history="1">
+        <w:hyperlink r:id="rId16" w:history="1">
           <w:r>
             <w:rPr>
               <w:rStyle w:val="Hyperlink"/>
@@ -1050,7 +1038,7 @@
           <w:color w:val="000000"/>
           <w:sz w:val="24"/>
         </w:rPr>
-        <w:hyperlink r:id="rId17" w:history="1">
+        <w:hyperlink r:id="rId16" w:history="1">
           <w:r>
             <w:rPr>
               <w:rStyle w:val="Hyperlink"/>
@@ -1068,7 +1056,7 @@
           <w:color w:val="000000"/>
           <w:sz w:val="24"/>
         </w:rPr>
-        <w:hyperlink r:id="rId17" w:history="1">
+        <w:hyperlink r:id="rId16" w:history="1">
           <w:r>
             <w:rPr>
               <w:rStyle w:val="Hyperlink"/>
@@ -1086,7 +1074,7 @@
           <w:color w:val="000000"/>
           <w:sz w:val="24"/>
         </w:rPr>
-        <w:hyperlink r:id="rId17" w:history="1">
+        <w:hyperlink r:id="rId16" w:history="1">
           <w:r>
             <w:rPr>
               <w:rStyle w:val="Hyperlink"/>
@@ -1164,7 +1152,7 @@
           <w:sz w:val="24"/>
           <w:u w:val="single"/>
         </w:rPr>
-        <w:hyperlink r:id="rId18" w:history="1">
+        <w:hyperlink r:id="rId17" w:history="1">
           <w:r>
             <w:rPr>
               <w:rStyle w:val="Hyperlink"/>
@@ -1193,7 +1181,7 @@
           <w:sz w:val="24"/>
           <w:u w:val="single"/>
         </w:rPr>
-        <w:hyperlink r:id="rId18" w:history="1">
+        <w:hyperlink r:id="rId17" w:history="1">
           <w:r>
             <w:rPr>
               <w:rStyle w:val="Hyperlink"/>
@@ -1231,7 +1219,14 @@
           <w:color w:val="000000"/>
           <w:sz w:val="24"/>
         </w:rPr>
-        <w:t>werpen</w:t>
+        <w:hyperlink r:id="rId17" w:history="1">
+          <w:r>
+            <w:rPr>
+              <w:rStyle w:val="Hyperlink"/>
+            </w:rPr>
+            <w:t>werpen</w:t>
+          </w:r>
+        </w:hyperlink>
       </w:r>
       <w:r>
         <w:rPr>
@@ -1242,7 +1237,7 @@
           <w:color w:val="000000"/>
           <w:sz w:val="24"/>
         </w:rPr>
-        <w:hyperlink r:id="rId18" w:history="1">
+        <w:hyperlink r:id="rId17" w:history="1">
           <w:r>
             <w:rPr>
               <w:rStyle w:val="Hyperlink"/>
@@ -1270,7 +1265,7 @@
           <w:sz w:val="24"/>
           <w:u w:val="single"/>
         </w:rPr>
-        <w:hyperlink r:id="rId17" w:history="1">
+        <w:hyperlink r:id="rId16" w:history="1">
           <w:r>
             <w:rPr>
               <w:rStyle w:val="Hyperlink"/>
@@ -1299,7 +1294,7 @@
           <w:sz w:val="24"/>
           <w:u w:val="single"/>
         </w:rPr>
-        <w:hyperlink r:id="rId17" w:history="1">
+        <w:hyperlink r:id="rId16" w:history="1">
           <w:r>
             <w:rPr>
               <w:rStyle w:val="Hyperlink"/>
@@ -1587,7 +1582,7 @@
           <w:sz w:val="24"/>
           <w:u w:val="single"/>
         </w:rPr>
-        <w:hyperlink r:id="rId19" w:history="1">
+        <w:hyperlink r:id="rId18" w:history="1">
           <w:r>
             <w:rPr>
               <w:rStyle w:val="Hyperlink"/>
@@ -1605,7 +1600,7 @@
           <w:sz w:val="24"/>
           <w:u w:val="single"/>
         </w:rPr>
-        <w:hyperlink r:id="rId19" w:history="1">
+        <w:hyperlink r:id="rId18" w:history="1">
           <w:r>
             <w:rPr>
               <w:rStyle w:val="Hyperlink"/>
@@ -1623,7 +1618,7 @@
           <w:sz w:val="24"/>
           <w:u w:val="single"/>
         </w:rPr>
-        <w:hyperlink r:id="rId19" w:history="1">
+        <w:hyperlink r:id="rId18" w:history="1">
           <w:r>
             <w:rPr>
               <w:rStyle w:val="Hyperlink"/>
@@ -1641,7 +1636,7 @@
           <w:sz w:val="24"/>
           <w:u w:val="single"/>
         </w:rPr>
-        <w:hyperlink r:id="rId19" w:history="1">
+        <w:hyperlink r:id="rId18" w:history="1">
           <w:r>
             <w:rPr>
               <w:rStyle w:val="Hyperlink"/>
@@ -1659,7 +1654,7 @@
           <w:sz w:val="24"/>
           <w:u w:val="single"/>
         </w:rPr>
-        <w:hyperlink r:id="rId19" w:history="1">
+        <w:hyperlink r:id="rId18" w:history="1">
           <w:r>
             <w:rPr>
               <w:rStyle w:val="Hyperlink"/>
@@ -1677,7 +1672,7 @@
           <w:sz w:val="24"/>
           <w:u w:val="single"/>
         </w:rPr>
-        <w:hyperlink r:id="rId19" w:history="1">
+        <w:hyperlink r:id="rId18" w:history="1">
           <w:r>
             <w:rPr>
               <w:rStyle w:val="Hyperlink"/>
@@ -1695,7 +1690,7 @@
           <w:sz w:val="24"/>
           <w:u w:val="single"/>
         </w:rPr>
-        <w:hyperlink r:id="rId19" w:history="1">
+        <w:hyperlink r:id="rId18" w:history="1">
           <w:r>
             <w:rPr>
               <w:rStyle w:val="Hyperlink"/>
@@ -1842,7 +1837,7 @@
           <w:sz w:val="24"/>
           <w:u w:val="single"/>
         </w:rPr>
-        <w:hyperlink r:id="rId20" w:history="1">
+        <w:hyperlink r:id="rId19" w:history="1">
           <w:r>
             <w:rPr>
               <w:rStyle w:val="Hyperlink"/>
@@ -1860,7 +1855,7 @@
           <w:sz w:val="24"/>
           <w:u w:val="single"/>
         </w:rPr>
-        <w:hyperlink r:id="rId20" w:history="1">
+        <w:hyperlink r:id="rId19" w:history="1">
           <w:r>
             <w:rPr>
               <w:rStyle w:val="Hyperlink"/>
@@ -1878,7 +1873,7 @@
           <w:sz w:val="24"/>
           <w:u w:val="single"/>
         </w:rPr>
-        <w:hyperlink r:id="rId20" w:history="1">
+        <w:hyperlink r:id="rId19" w:history="1">
           <w:r>
             <w:rPr>
               <w:rStyle w:val="Hyperlink"/>
@@ -1896,7 +1891,7 @@
           <w:sz w:val="24"/>
           <w:u w:val="single"/>
         </w:rPr>
-        <w:hyperlink r:id="rId20" w:history="1">
+        <w:hyperlink r:id="rId19" w:history="1">
           <w:r>
             <w:rPr>
               <w:rStyle w:val="Hyperlink"/>
@@ -1914,7 +1909,7 @@
           <w:sz w:val="24"/>
           <w:u w:val="single"/>
         </w:rPr>
-        <w:hyperlink r:id="rId20" w:history="1">
+        <w:hyperlink r:id="rId19" w:history="1">
           <w:r>
             <w:rPr>
               <w:rStyle w:val="Hyperlink"/>
@@ -1932,7 +1927,7 @@
           <w:sz w:val="24"/>
           <w:u w:val="single"/>
         </w:rPr>
-        <w:hyperlink r:id="rId20" w:history="1">
+        <w:hyperlink r:id="rId19" w:history="1">
           <w:r>
             <w:rPr>
               <w:rStyle w:val="Hyperlink"/>
@@ -2045,7 +2040,7 @@
           <w:color w:val="0000FF"/>
           <w:sz w:val="24"/>
         </w:rPr>
-        <w:hyperlink r:id="rId21" w:history="1">
+        <w:hyperlink r:id="rId20" w:history="1">
           <w:r>
             <w:rPr>
               <w:rStyle w:val="Hyperlink"/>
@@ -2062,7 +2057,7 @@
           <w:color w:val="0000FF"/>
           <w:sz w:val="24"/>
         </w:rPr>
-        <w:hyperlink r:id="rId21" w:history="1">
+        <w:hyperlink r:id="rId20" w:history="1">
           <w:r>
             <w:rPr>
               <w:rStyle w:val="Hyperlink"/>
@@ -2079,7 +2074,7 @@
           <w:color w:val="0000FF"/>
           <w:sz w:val="24"/>
         </w:rPr>
-        <w:hyperlink r:id="rId21" w:history="1">
+        <w:hyperlink r:id="rId20" w:history="1">
           <w:r>
             <w:rPr>
               <w:rStyle w:val="Hyperlink"/>
@@ -2189,7 +2184,7 @@
           <w:color w:val="0000FF"/>
           <w:sz w:val="24"/>
         </w:rPr>
-        <w:hyperlink r:id="rId22" w:history="1">
+        <w:hyperlink r:id="rId21" w:history="1">
           <w:r>
             <w:rPr>
               <w:rStyle w:val="Hyperlink"/>
@@ -2206,7 +2201,7 @@
           <w:color w:val="0000FF"/>
           <w:sz w:val="24"/>
         </w:rPr>
-        <w:hyperlink r:id="rId22" w:history="1">
+        <w:hyperlink r:id="rId21" w:history="1">
           <w:r>
             <w:rPr>
               <w:rStyle w:val="Hyperlink"/>
@@ -2294,7 +2289,7 @@
           <w:sz w:val="24"/>
           <w:u w:val="single"/>
         </w:rPr>
-        <w:hyperlink r:id="rId23" w:history="1">
+        <w:hyperlink r:id="rId22" w:history="1">
           <w:r>
             <w:rPr>
               <w:rStyle w:val="Hyperlink"/>
@@ -2312,7 +2307,7 @@
           <w:sz w:val="24"/>
           <w:u w:val="single"/>
         </w:rPr>
-        <w:hyperlink r:id="rId23" w:history="1">
+        <w:hyperlink r:id="rId22" w:history="1">
           <w:r>
             <w:rPr>
               <w:rStyle w:val="Hyperlink"/>
@@ -2430,7 +2425,7 @@
           <w:sz w:val="24"/>
           <w:u w:val="single"/>
         </w:rPr>
-        <w:hyperlink r:id="rId24" w:history="1">
+        <w:hyperlink r:id="rId23" w:history="1">
           <w:r>
             <w:rPr>
               <w:rStyle w:val="Hyperlink"/>
@@ -2448,7 +2443,7 @@
           <w:sz w:val="24"/>
           <w:u w:val="single"/>
         </w:rPr>
-        <w:hyperlink r:id="rId24" w:history="1">
+        <w:hyperlink r:id="rId23" w:history="1">
           <w:r>
             <w:rPr>
               <w:rStyle w:val="Hyperlink"/>
@@ -2466,7 +2461,7 @@
           <w:sz w:val="24"/>
           <w:u w:val="single"/>
         </w:rPr>
-        <w:hyperlink r:id="rId24" w:history="1">
+        <w:hyperlink r:id="rId23" w:history="1">
           <w:r>
             <w:rPr>
               <w:rStyle w:val="Hyperlink"/>
@@ -2494,7 +2489,7 @@
           <w:sz w:val="24"/>
           <w:u w:val="single"/>
         </w:rPr>
-        <w:hyperlink r:id="rId25" w:history="1">
+        <w:hyperlink r:id="rId24" w:history="1">
           <w:r>
             <w:rPr>
               <w:rStyle w:val="Hyperlink"/>
@@ -2523,7 +2518,7 @@
           <w:sz w:val="24"/>
           <w:u w:val="single"/>
         </w:rPr>
-        <w:hyperlink r:id="rId25" w:history="1">
+        <w:hyperlink r:id="rId24" w:history="1">
           <w:r>
             <w:rPr>
               <w:rStyle w:val="Hyperlink"/>
@@ -2651,7 +2646,7 @@
           <w:sz w:val="24"/>
           <w:u w:val="single"/>
         </w:rPr>
-        <w:hyperlink r:id="rId26" w:history="1">
+        <w:hyperlink r:id="rId25" w:history="1">
           <w:r>
             <w:rPr>
               <w:rStyle w:val="Hyperlink"/>
@@ -2669,7 +2664,7 @@
           <w:sz w:val="24"/>
           <w:u w:val="single"/>
         </w:rPr>
-        <w:hyperlink r:id="rId26" w:history="1">
+        <w:hyperlink r:id="rId25" w:history="1">
           <w:r>
             <w:rPr>
               <w:rStyle w:val="Hyperlink"/>
@@ -2687,7 +2682,7 @@
           <w:sz w:val="24"/>
           <w:u w:val="single"/>
         </w:rPr>
-        <w:hyperlink r:id="rId26" w:history="1">
+        <w:hyperlink r:id="rId25" w:history="1">
           <w:r>
             <w:rPr>
               <w:rStyle w:val="Hyperlink"/>
@@ -2705,7 +2700,7 @@
           <w:sz w:val="24"/>
           <w:u w:val="single"/>
         </w:rPr>
-        <w:hyperlink r:id="rId26" w:history="1">
+        <w:hyperlink r:id="rId25" w:history="1">
           <w:r>
             <w:rPr>
               <w:rStyle w:val="Hyperlink"/>
@@ -2807,7 +2802,7 @@
           <w:sz w:val="24"/>
           <w:u w:val="single"/>
         </w:rPr>
-        <w:hyperlink r:id="rId27" w:history="1">
+        <w:hyperlink r:id="rId26" w:history="1">
           <w:r>
             <w:rPr>
               <w:rStyle w:val="Hyperlink"/>
@@ -2825,7 +2820,7 @@
           <w:sz w:val="24"/>
           <w:u w:val="single"/>
         </w:rPr>
-        <w:hyperlink r:id="rId27" w:history="1">
+        <w:hyperlink r:id="rId26" w:history="1">
           <w:r>
             <w:rPr>
               <w:rStyle w:val="Hyperlink"/>
@@ -2843,7 +2838,7 @@
           <w:sz w:val="24"/>
           <w:u w:val="single"/>
         </w:rPr>
-        <w:hyperlink r:id="rId27" w:history="1">
+        <w:hyperlink r:id="rId26" w:history="1">
           <w:r>
             <w:rPr>
               <w:rStyle w:val="Hyperlink"/>
@@ -2861,7 +2856,7 @@
           <w:sz w:val="24"/>
           <w:u w:val="single"/>
         </w:rPr>
-        <w:hyperlink r:id="rId27" w:history="1">
+        <w:hyperlink r:id="rId26" w:history="1">
           <w:r>
             <w:rPr>
               <w:rStyle w:val="Hyperlink"/>
@@ -2889,7 +2884,7 @@
           <w:sz w:val="24"/>
           <w:u w:val="single"/>
         </w:rPr>
-        <w:hyperlink r:id="rId28" w:history="1">
+        <w:hyperlink r:id="rId27" w:history="1">
           <w:r>
             <w:rPr>
               <w:rStyle w:val="Hyperlink"/>
@@ -2910,7 +2905,7 @@
           <w:sz w:val="24"/>
           <w:u w:val="single"/>
         </w:rPr>
-        <w:hyperlink r:id="rId28" w:history="1">
+        <w:hyperlink r:id="rId26" w:history="1">
           <w:r>
             <w:rPr>
               <w:rStyle w:val="Hyperlink"/>
@@ -2928,7 +2923,7 @@
           <w:sz w:val="24"/>
           <w:u w:val="single"/>
         </w:rPr>
-        <w:hyperlink r:id="rId28" w:history="1">
+        <w:hyperlink r:id="rId26" w:history="1">
           <w:r>
             <w:rPr>
               <w:rStyle w:val="Hyperlink"/>
@@ -2939,7 +2934,6 @@
       </w:r>
       <w:r>
         <w:rPr>
-          <w:u w:val="single" w:color="0000ff"/>
           <w:rFonts w:ascii="Charis SIL Regular" w:hAnsi="Charis SIL Regular" w:eastAsia="Charis SIL Regular"/>
           <w:b w:val="0"/>
           <w:i w:val="0"/>
@@ -2957,7 +2951,7 @@
           <w:sz w:val="24"/>
           <w:u w:val="single"/>
         </w:rPr>
-        <w:hyperlink r:id="rId29" w:history="1">
+        <w:hyperlink r:id="rId26" w:history="1">
           <w:r>
             <w:rPr>
               <w:rStyle w:val="Hyperlink"/>
@@ -2986,7 +2980,7 @@
           <w:sz w:val="24"/>
           <w:u w:val="single"/>
         </w:rPr>
-        <w:hyperlink r:id="rId29" w:history="1">
+        <w:hyperlink r:id="rId26" w:history="1">
           <w:r>
             <w:rPr>
               <w:rStyle w:val="Hyperlink"/>
@@ -3004,7 +2998,7 @@
           <w:sz w:val="24"/>
           <w:u w:val="single"/>
         </w:rPr>
-        <w:hyperlink r:id="rId29" w:history="1">
+        <w:hyperlink r:id="rId26" w:history="1">
           <w:r>
             <w:rPr>
               <w:rStyle w:val="Hyperlink"/>
@@ -3080,7 +3074,7 @@
           <w:sz w:val="24"/>
           <w:u w:val="single"/>
         </w:rPr>
-        <w:hyperlink r:id="rId30" w:history="1">
+        <w:hyperlink r:id="rId28" w:history="1">
           <w:r>
             <w:rPr>
               <w:rStyle w:val="Hyperlink"/>
@@ -3098,7 +3092,7 @@
           <w:sz w:val="24"/>
           <w:u w:val="single"/>
         </w:rPr>
-        <w:hyperlink r:id="rId30" w:history="1">
+        <w:hyperlink r:id="rId28" w:history="1">
           <w:r>
             <w:rPr>
               <w:rStyle w:val="Hyperlink"/>
@@ -3116,7 +3110,7 @@
           <w:sz w:val="24"/>
           <w:u w:val="single"/>
         </w:rPr>
-        <w:hyperlink r:id="rId30" w:history="1">
+        <w:hyperlink r:id="rId28" w:history="1">
           <w:r>
             <w:rPr>
               <w:rStyle w:val="Hyperlink"/>
@@ -3144,7 +3138,7 @@
           <w:sz w:val="24"/>
           <w:u w:val="single"/>
         </w:rPr>
-        <w:hyperlink r:id="rId30" w:history="1">
+        <w:hyperlink r:id="rId28" w:history="1">
           <w:r>
             <w:rPr>
               <w:rStyle w:val="Hyperlink"/>
@@ -3173,7 +3167,7 @@
           <w:sz w:val="24"/>
           <w:u w:val="single"/>
         </w:rPr>
-        <w:hyperlink r:id="rId30" w:history="1">
+        <w:hyperlink r:id="rId28" w:history="1">
           <w:r>
             <w:rPr>
               <w:rStyle w:val="Hyperlink"/>
@@ -3295,7 +3289,7 @@
           <w:sz w:val="24"/>
           <w:u w:val="single"/>
         </w:rPr>
-        <w:hyperlink r:id="rId31" w:history="1">
+        <w:hyperlink r:id="rId29" w:history="1">
           <w:r>
             <w:rPr>
               <w:rStyle w:val="Hyperlink"/>
@@ -3313,7 +3307,7 @@
           <w:sz w:val="24"/>
           <w:u w:val="single"/>
         </w:rPr>
-        <w:hyperlink r:id="rId31" w:history="1">
+        <w:hyperlink r:id="rId29" w:history="1">
           <w:r>
             <w:rPr>
               <w:rStyle w:val="Hyperlink"/>
@@ -3331,7 +3325,7 @@
           <w:sz w:val="24"/>
           <w:u w:val="single"/>
         </w:rPr>
-        <w:hyperlink r:id="rId31" w:history="1">
+        <w:hyperlink r:id="rId29" w:history="1">
           <w:r>
             <w:rPr>
               <w:rStyle w:val="Hyperlink"/>
@@ -3359,7 +3353,7 @@
           <w:sz w:val="24"/>
           <w:u w:val="single"/>
         </w:rPr>
-        <w:hyperlink r:id="rId31" w:history="1">
+        <w:hyperlink r:id="rId29" w:history="1">
           <w:r>
             <w:rPr>
               <w:rStyle w:val="Hyperlink"/>
@@ -3388,7 +3382,7 @@
           <w:sz w:val="24"/>
           <w:u w:val="single"/>
         </w:rPr>
-        <w:hyperlink r:id="rId31" w:history="1">
+        <w:hyperlink r:id="rId29" w:history="1">
           <w:r>
             <w:rPr>
               <w:rStyle w:val="Hyperlink"/>

--- a/EXPORTS/DOCX/published/niveau3/Dutch/KoninklijkeBazar.docx
+++ b/EXPORTS/DOCX/published/niveau3/Dutch/KoninklijkeBazar.docx
@@ -584,7 +584,7 @@
           <w:sz w:val="24"/>
           <w:u w:val="single"/>
         </w:rPr>
-        <w:hyperlink r:id="rId13" w:history="1">
+        <w:hyperlink r:id="rId15" w:history="1">
           <w:r>
             <w:rPr>
               <w:rStyle w:val="Hyperlink"/>
@@ -602,7 +602,7 @@
           <w:sz w:val="24"/>
           <w:u w:val="single"/>
         </w:rPr>
-        <w:hyperlink r:id="rId13" w:history="1">
+        <w:hyperlink r:id="rId15" w:history="1">
           <w:r>
             <w:rPr>
               <w:rStyle w:val="Hyperlink"/>
@@ -687,7 +687,7 @@
           <w:sz w:val="24"/>
           <w:u w:val="single"/>
         </w:rPr>
-        <w:hyperlink r:id="rId15" w:history="1">
+        <w:hyperlink r:id="rId16" w:history="1">
           <w:r>
             <w:rPr>
               <w:rStyle w:val="Hyperlink"/>
@@ -716,7 +716,7 @@
           <w:sz w:val="24"/>
           <w:u w:val="single"/>
         </w:rPr>
-        <w:hyperlink r:id="rId15" w:history="1">
+        <w:hyperlink r:id="rId16" w:history="1">
           <w:r>
             <w:rPr>
               <w:rStyle w:val="Hyperlink"/>
@@ -745,7 +745,7 @@
           <w:sz w:val="24"/>
           <w:u w:val="single"/>
         </w:rPr>
-        <w:hyperlink r:id="rId15" w:history="1">
+        <w:hyperlink r:id="rId16" w:history="1">
           <w:r>
             <w:rPr>
               <w:rStyle w:val="Hyperlink"/>
@@ -763,7 +763,7 @@
           <w:sz w:val="24"/>
           <w:u w:val="single"/>
         </w:rPr>
-        <w:hyperlink r:id="rId15" w:history="1">
+        <w:hyperlink r:id="rId16" w:history="1">
           <w:r>
             <w:rPr>
               <w:rStyle w:val="Hyperlink"/>
@@ -800,16 +800,8 @@
           <w:i w:val="0"/>
           <w:color w:val="0000FF"/>
           <w:sz w:val="24"/>
-          <w:u w:val="single"/>
         </w:rPr>
-        <w:hyperlink r:id="rId16" w:history="1">
-          <w:r>
-            <w:rPr>
-              <w:rStyle w:val="Hyperlink"/>
-            </w:rPr>
-            <w:t>Rijks</w:t>
-          </w:r>
-        </w:hyperlink>
+        <w:t>Rijks</w:t>
       </w:r>
       <w:r>
         <w:rPr>
@@ -831,7 +823,7 @@
           <w:sz w:val="24"/>
           <w:u w:val="single"/>
         </w:rPr>
-        <w:hyperlink r:id="rId16" w:history="1">
+        <w:hyperlink r:id="rId15" w:history="1">
           <w:r>
             <w:rPr>
               <w:rStyle w:val="Hyperlink"/>
@@ -849,7 +841,7 @@
           <w:sz w:val="24"/>
           <w:u w:val="single"/>
         </w:rPr>
-        <w:hyperlink r:id="rId16" w:history="1">
+        <w:hyperlink r:id="rId17" w:history="1">
           <w:r>
             <w:rPr>
               <w:rStyle w:val="Hyperlink"/>
@@ -889,7 +881,7 @@
           <w:sz w:val="24"/>
           <w:u w:val="single"/>
         </w:rPr>
-        <w:hyperlink r:id="rId16" w:history="1">
+        <w:hyperlink r:id="rId17" w:history="1">
           <w:r>
             <w:rPr>
               <w:rStyle w:val="Hyperlink"/>
@@ -927,7 +919,7 @@
           <w:color w:val="000000"/>
           <w:sz w:val="24"/>
         </w:rPr>
-        <w:hyperlink r:id="rId15" w:history="1">
+        <w:hyperlink r:id="rId16" w:history="1">
           <w:r>
             <w:rPr>
               <w:rStyle w:val="Hyperlink"/>
@@ -956,7 +948,7 @@
           <w:color w:val="000000"/>
           <w:sz w:val="24"/>
         </w:rPr>
-        <w:hyperlink r:id="rId15" w:history="1">
+        <w:hyperlink r:id="rId16" w:history="1">
           <w:r>
             <w:rPr>
               <w:rStyle w:val="Hyperlink"/>
@@ -974,7 +966,7 @@
           <w:color w:val="000000"/>
           <w:sz w:val="24"/>
         </w:rPr>
-        <w:hyperlink r:id="rId15" w:history="1">
+        <w:hyperlink r:id="rId16" w:history="1">
           <w:r>
             <w:rPr>
               <w:rStyle w:val="Hyperlink"/>
@@ -1002,7 +994,7 @@
           <w:color w:val="000000"/>
           <w:sz w:val="24"/>
         </w:rPr>
-        <w:hyperlink r:id="rId16" w:history="1">
+        <w:hyperlink r:id="rId17" w:history="1">
           <w:r>
             <w:rPr>
               <w:rStyle w:val="Hyperlink"/>
@@ -1020,7 +1012,7 @@
           <w:color w:val="000000"/>
           <w:sz w:val="24"/>
         </w:rPr>
-        <w:hyperlink r:id="rId16" w:history="1">
+        <w:hyperlink r:id="rId17" w:history="1">
           <w:r>
             <w:rPr>
               <w:rStyle w:val="Hyperlink"/>
@@ -1038,7 +1030,7 @@
           <w:color w:val="000000"/>
           <w:sz w:val="24"/>
         </w:rPr>
-        <w:hyperlink r:id="rId16" w:history="1">
+        <w:hyperlink r:id="rId17" w:history="1">
           <w:r>
             <w:rPr>
               <w:rStyle w:val="Hyperlink"/>
@@ -1056,7 +1048,7 @@
           <w:color w:val="000000"/>
           <w:sz w:val="24"/>
         </w:rPr>
-        <w:hyperlink r:id="rId16" w:history="1">
+        <w:hyperlink r:id="rId17" w:history="1">
           <w:r>
             <w:rPr>
               <w:rStyle w:val="Hyperlink"/>
@@ -1074,7 +1066,7 @@
           <w:color w:val="000000"/>
           <w:sz w:val="24"/>
         </w:rPr>
-        <w:hyperlink r:id="rId16" w:history="1">
+        <w:hyperlink r:id="rId17" w:history="1">
           <w:r>
             <w:rPr>
               <w:rStyle w:val="Hyperlink"/>
@@ -1152,7 +1144,7 @@
           <w:sz w:val="24"/>
           <w:u w:val="single"/>
         </w:rPr>
-        <w:hyperlink r:id="rId17" w:history="1">
+        <w:hyperlink r:id="rId18" w:history="1">
           <w:r>
             <w:rPr>
               <w:rStyle w:val="Hyperlink"/>
@@ -1181,7 +1173,7 @@
           <w:sz w:val="24"/>
           <w:u w:val="single"/>
         </w:rPr>
-        <w:hyperlink r:id="rId17" w:history="1">
+        <w:hyperlink r:id="rId18" w:history="1">
           <w:r>
             <w:rPr>
               <w:rStyle w:val="Hyperlink"/>
@@ -1219,7 +1211,7 @@
           <w:color w:val="000000"/>
           <w:sz w:val="24"/>
         </w:rPr>
-        <w:hyperlink r:id="rId17" w:history="1">
+        <w:hyperlink r:id="rId18" w:history="1">
           <w:r>
             <w:rPr>
               <w:rStyle w:val="Hyperlink"/>
@@ -1237,7 +1229,7 @@
           <w:color w:val="000000"/>
           <w:sz w:val="24"/>
         </w:rPr>
-        <w:hyperlink r:id="rId17" w:history="1">
+        <w:hyperlink r:id="rId18" w:history="1">
           <w:r>
             <w:rPr>
               <w:rStyle w:val="Hyperlink"/>
@@ -1265,7 +1257,7 @@
           <w:sz w:val="24"/>
           <w:u w:val="single"/>
         </w:rPr>
-        <w:hyperlink r:id="rId16" w:history="1">
+        <w:hyperlink r:id="rId17" w:history="1">
           <w:r>
             <w:rPr>
               <w:rStyle w:val="Hyperlink"/>
@@ -1294,7 +1286,7 @@
           <w:sz w:val="24"/>
           <w:u w:val="single"/>
         </w:rPr>
-        <w:hyperlink r:id="rId16" w:history="1">
+        <w:hyperlink r:id="rId17" w:history="1">
           <w:r>
             <w:rPr>
               <w:rStyle w:val="Hyperlink"/>
@@ -1582,7 +1574,7 @@
           <w:sz w:val="24"/>
           <w:u w:val="single"/>
         </w:rPr>
-        <w:hyperlink r:id="rId18" w:history="1">
+        <w:hyperlink r:id="rId19" w:history="1">
           <w:r>
             <w:rPr>
               <w:rStyle w:val="Hyperlink"/>
@@ -1600,7 +1592,7 @@
           <w:sz w:val="24"/>
           <w:u w:val="single"/>
         </w:rPr>
-        <w:hyperlink r:id="rId18" w:history="1">
+        <w:hyperlink r:id="rId19" w:history="1">
           <w:r>
             <w:rPr>
               <w:rStyle w:val="Hyperlink"/>
@@ -1618,7 +1610,7 @@
           <w:sz w:val="24"/>
           <w:u w:val="single"/>
         </w:rPr>
-        <w:hyperlink r:id="rId18" w:history="1">
+        <w:hyperlink r:id="rId19" w:history="1">
           <w:r>
             <w:rPr>
               <w:rStyle w:val="Hyperlink"/>
@@ -1636,7 +1628,7 @@
           <w:sz w:val="24"/>
           <w:u w:val="single"/>
         </w:rPr>
-        <w:hyperlink r:id="rId18" w:history="1">
+        <w:hyperlink r:id="rId19" w:history="1">
           <w:r>
             <w:rPr>
               <w:rStyle w:val="Hyperlink"/>
@@ -1654,7 +1646,7 @@
           <w:sz w:val="24"/>
           <w:u w:val="single"/>
         </w:rPr>
-        <w:hyperlink r:id="rId18" w:history="1">
+        <w:hyperlink r:id="rId19" w:history="1">
           <w:r>
             <w:rPr>
               <w:rStyle w:val="Hyperlink"/>
@@ -1672,7 +1664,7 @@
           <w:sz w:val="24"/>
           <w:u w:val="single"/>
         </w:rPr>
-        <w:hyperlink r:id="rId18" w:history="1">
+        <w:hyperlink r:id="rId19" w:history="1">
           <w:r>
             <w:rPr>
               <w:rStyle w:val="Hyperlink"/>
@@ -1690,7 +1682,7 @@
           <w:sz w:val="24"/>
           <w:u w:val="single"/>
         </w:rPr>
-        <w:hyperlink r:id="rId18" w:history="1">
+        <w:hyperlink r:id="rId19" w:history="1">
           <w:r>
             <w:rPr>
               <w:rStyle w:val="Hyperlink"/>
@@ -1837,7 +1829,7 @@
           <w:sz w:val="24"/>
           <w:u w:val="single"/>
         </w:rPr>
-        <w:hyperlink r:id="rId19" w:history="1">
+        <w:hyperlink r:id="rId20" w:history="1">
           <w:r>
             <w:rPr>
               <w:rStyle w:val="Hyperlink"/>
@@ -1855,7 +1847,7 @@
           <w:sz w:val="24"/>
           <w:u w:val="single"/>
         </w:rPr>
-        <w:hyperlink r:id="rId19" w:history="1">
+        <w:hyperlink r:id="rId20" w:history="1">
           <w:r>
             <w:rPr>
               <w:rStyle w:val="Hyperlink"/>
@@ -1873,7 +1865,7 @@
           <w:sz w:val="24"/>
           <w:u w:val="single"/>
         </w:rPr>
-        <w:hyperlink r:id="rId19" w:history="1">
+        <w:hyperlink r:id="rId20" w:history="1">
           <w:r>
             <w:rPr>
               <w:rStyle w:val="Hyperlink"/>
@@ -1891,7 +1883,7 @@
           <w:sz w:val="24"/>
           <w:u w:val="single"/>
         </w:rPr>
-        <w:hyperlink r:id="rId19" w:history="1">
+        <w:hyperlink r:id="rId20" w:history="1">
           <w:r>
             <w:rPr>
               <w:rStyle w:val="Hyperlink"/>
@@ -1909,7 +1901,7 @@
           <w:sz w:val="24"/>
           <w:u w:val="single"/>
         </w:rPr>
-        <w:hyperlink r:id="rId19" w:history="1">
+        <w:hyperlink r:id="rId20" w:history="1">
           <w:r>
             <w:rPr>
               <w:rStyle w:val="Hyperlink"/>
@@ -1927,7 +1919,7 @@
           <w:sz w:val="24"/>
           <w:u w:val="single"/>
         </w:rPr>
-        <w:hyperlink r:id="rId19" w:history="1">
+        <w:hyperlink r:id="rId20" w:history="1">
           <w:r>
             <w:rPr>
               <w:rStyle w:val="Hyperlink"/>
@@ -2040,7 +2032,7 @@
           <w:color w:val="0000FF"/>
           <w:sz w:val="24"/>
         </w:rPr>
-        <w:hyperlink r:id="rId20" w:history="1">
+        <w:hyperlink r:id="rId21" w:history="1">
           <w:r>
             <w:rPr>
               <w:rStyle w:val="Hyperlink"/>
@@ -2057,7 +2049,7 @@
           <w:color w:val="0000FF"/>
           <w:sz w:val="24"/>
         </w:rPr>
-        <w:hyperlink r:id="rId20" w:history="1">
+        <w:hyperlink r:id="rId21" w:history="1">
           <w:r>
             <w:rPr>
               <w:rStyle w:val="Hyperlink"/>
@@ -2074,7 +2066,7 @@
           <w:color w:val="0000FF"/>
           <w:sz w:val="24"/>
         </w:rPr>
-        <w:hyperlink r:id="rId20" w:history="1">
+        <w:hyperlink r:id="rId21" w:history="1">
           <w:r>
             <w:rPr>
               <w:rStyle w:val="Hyperlink"/>
@@ -2184,7 +2176,7 @@
           <w:color w:val="0000FF"/>
           <w:sz w:val="24"/>
         </w:rPr>
-        <w:hyperlink r:id="rId21" w:history="1">
+        <w:hyperlink r:id="rId22" w:history="1">
           <w:r>
             <w:rPr>
               <w:rStyle w:val="Hyperlink"/>
@@ -2201,7 +2193,7 @@
           <w:color w:val="0000FF"/>
           <w:sz w:val="24"/>
         </w:rPr>
-        <w:hyperlink r:id="rId21" w:history="1">
+        <w:hyperlink r:id="rId22" w:history="1">
           <w:r>
             <w:rPr>
               <w:rStyle w:val="Hyperlink"/>
@@ -2289,7 +2281,7 @@
           <w:sz w:val="24"/>
           <w:u w:val="single"/>
         </w:rPr>
-        <w:hyperlink r:id="rId22" w:history="1">
+        <w:hyperlink r:id="rId23" w:history="1">
           <w:r>
             <w:rPr>
               <w:rStyle w:val="Hyperlink"/>
@@ -2307,7 +2299,7 @@
           <w:sz w:val="24"/>
           <w:u w:val="single"/>
         </w:rPr>
-        <w:hyperlink r:id="rId22" w:history="1">
+        <w:hyperlink r:id="rId23" w:history="1">
           <w:r>
             <w:rPr>
               <w:rStyle w:val="Hyperlink"/>
@@ -2425,7 +2417,7 @@
           <w:sz w:val="24"/>
           <w:u w:val="single"/>
         </w:rPr>
-        <w:hyperlink r:id="rId23" w:history="1">
+        <w:hyperlink r:id="rId24" w:history="1">
           <w:r>
             <w:rPr>
               <w:rStyle w:val="Hyperlink"/>
@@ -2443,7 +2435,7 @@
           <w:sz w:val="24"/>
           <w:u w:val="single"/>
         </w:rPr>
-        <w:hyperlink r:id="rId23" w:history="1">
+        <w:hyperlink r:id="rId24" w:history="1">
           <w:r>
             <w:rPr>
               <w:rStyle w:val="Hyperlink"/>
@@ -2461,7 +2453,7 @@
           <w:sz w:val="24"/>
           <w:u w:val="single"/>
         </w:rPr>
-        <w:hyperlink r:id="rId23" w:history="1">
+        <w:hyperlink r:id="rId24" w:history="1">
           <w:r>
             <w:rPr>
               <w:rStyle w:val="Hyperlink"/>
@@ -2489,7 +2481,7 @@
           <w:sz w:val="24"/>
           <w:u w:val="single"/>
         </w:rPr>
-        <w:hyperlink r:id="rId24" w:history="1">
+        <w:hyperlink r:id="rId25" w:history="1">
           <w:r>
             <w:rPr>
               <w:rStyle w:val="Hyperlink"/>
@@ -2518,7 +2510,7 @@
           <w:sz w:val="24"/>
           <w:u w:val="single"/>
         </w:rPr>
-        <w:hyperlink r:id="rId24" w:history="1">
+        <w:hyperlink r:id="rId25" w:history="1">
           <w:r>
             <w:rPr>
               <w:rStyle w:val="Hyperlink"/>
@@ -2646,7 +2638,7 @@
           <w:sz w:val="24"/>
           <w:u w:val="single"/>
         </w:rPr>
-        <w:hyperlink r:id="rId25" w:history="1">
+        <w:hyperlink r:id="rId26" w:history="1">
           <w:r>
             <w:rPr>
               <w:rStyle w:val="Hyperlink"/>
@@ -2664,7 +2656,7 @@
           <w:sz w:val="24"/>
           <w:u w:val="single"/>
         </w:rPr>
-        <w:hyperlink r:id="rId25" w:history="1">
+        <w:hyperlink r:id="rId26" w:history="1">
           <w:r>
             <w:rPr>
               <w:rStyle w:val="Hyperlink"/>
@@ -2682,7 +2674,7 @@
           <w:sz w:val="24"/>
           <w:u w:val="single"/>
         </w:rPr>
-        <w:hyperlink r:id="rId25" w:history="1">
+        <w:hyperlink r:id="rId26" w:history="1">
           <w:r>
             <w:rPr>
               <w:rStyle w:val="Hyperlink"/>
@@ -2700,7 +2692,7 @@
           <w:sz w:val="24"/>
           <w:u w:val="single"/>
         </w:rPr>
-        <w:hyperlink r:id="rId25" w:history="1">
+        <w:hyperlink r:id="rId26" w:history="1">
           <w:r>
             <w:rPr>
               <w:rStyle w:val="Hyperlink"/>
@@ -2802,7 +2794,7 @@
           <w:sz w:val="24"/>
           <w:u w:val="single"/>
         </w:rPr>
-        <w:hyperlink r:id="rId26" w:history="1">
+        <w:hyperlink r:id="rId27" w:history="1">
           <w:r>
             <w:rPr>
               <w:rStyle w:val="Hyperlink"/>
@@ -2820,7 +2812,7 @@
           <w:sz w:val="24"/>
           <w:u w:val="single"/>
         </w:rPr>
-        <w:hyperlink r:id="rId26" w:history="1">
+        <w:hyperlink r:id="rId27" w:history="1">
           <w:r>
             <w:rPr>
               <w:rStyle w:val="Hyperlink"/>
@@ -2838,7 +2830,7 @@
           <w:sz w:val="24"/>
           <w:u w:val="single"/>
         </w:rPr>
-        <w:hyperlink r:id="rId26" w:history="1">
+        <w:hyperlink r:id="rId27" w:history="1">
           <w:r>
             <w:rPr>
               <w:rStyle w:val="Hyperlink"/>
@@ -2856,7 +2848,7 @@
           <w:sz w:val="24"/>
           <w:u w:val="single"/>
         </w:rPr>
-        <w:hyperlink r:id="rId26" w:history="1">
+        <w:hyperlink r:id="rId27" w:history="1">
           <w:r>
             <w:rPr>
               <w:rStyle w:val="Hyperlink"/>
@@ -2884,7 +2876,7 @@
           <w:sz w:val="24"/>
           <w:u w:val="single"/>
         </w:rPr>
-        <w:hyperlink r:id="rId27" w:history="1">
+        <w:hyperlink r:id="rId28" w:history="1">
           <w:r>
             <w:rPr>
               <w:rStyle w:val="Hyperlink"/>
@@ -2905,7 +2897,7 @@
           <w:sz w:val="24"/>
           <w:u w:val="single"/>
         </w:rPr>
-        <w:hyperlink r:id="rId26" w:history="1">
+        <w:hyperlink r:id="rId28" w:history="1">
           <w:r>
             <w:rPr>
               <w:rStyle w:val="Hyperlink"/>
@@ -2923,7 +2915,7 @@
           <w:sz w:val="24"/>
           <w:u w:val="single"/>
         </w:rPr>
-        <w:hyperlink r:id="rId26" w:history="1">
+        <w:hyperlink r:id="rId27" w:history="1">
           <w:r>
             <w:rPr>
               <w:rStyle w:val="Hyperlink"/>
@@ -2934,13 +2926,21 @@
       </w:r>
       <w:r>
         <w:rPr>
+          <w:u w:val="single" w:color="0000ff"/>
           <w:rFonts w:ascii="Charis SIL Regular" w:hAnsi="Charis SIL Regular" w:eastAsia="Charis SIL Regular"/>
           <w:b w:val="0"/>
           <w:i w:val="0"/>
           <w:color w:val="000000"/>
           <w:sz w:val="24"/>
         </w:rPr>
-        <w:t xml:space="preserve">, </w:t>
+        <w:hyperlink r:id="rId27" w:history="1">
+          <w:r>
+            <w:rPr>
+              <w:rStyle w:val="Hyperlink"/>
+            </w:rPr>
+            <w:t xml:space="preserve">, </w:t>
+          </w:r>
+        </w:hyperlink>
       </w:r>
       <w:r>
         <w:rPr>
@@ -2951,7 +2951,7 @@
           <w:sz w:val="24"/>
           <w:u w:val="single"/>
         </w:rPr>
-        <w:hyperlink r:id="rId26" w:history="1">
+        <w:hyperlink r:id="rId27" w:history="1">
           <w:r>
             <w:rPr>
               <w:rStyle w:val="Hyperlink"/>
@@ -2980,7 +2980,7 @@
           <w:sz w:val="24"/>
           <w:u w:val="single"/>
         </w:rPr>
-        <w:hyperlink r:id="rId26" w:history="1">
+        <w:hyperlink r:id="rId27" w:history="1">
           <w:r>
             <w:rPr>
               <w:rStyle w:val="Hyperlink"/>
@@ -2998,7 +2998,7 @@
           <w:sz w:val="24"/>
           <w:u w:val="single"/>
         </w:rPr>
-        <w:hyperlink r:id="rId26" w:history="1">
+        <w:hyperlink r:id="rId27" w:history="1">
           <w:r>
             <w:rPr>
               <w:rStyle w:val="Hyperlink"/>
@@ -3074,7 +3074,7 @@
           <w:sz w:val="24"/>
           <w:u w:val="single"/>
         </w:rPr>
-        <w:hyperlink r:id="rId28" w:history="1">
+        <w:hyperlink r:id="rId29" w:history="1">
           <w:r>
             <w:rPr>
               <w:rStyle w:val="Hyperlink"/>
@@ -3092,7 +3092,7 @@
           <w:sz w:val="24"/>
           <w:u w:val="single"/>
         </w:rPr>
-        <w:hyperlink r:id="rId28" w:history="1">
+        <w:hyperlink r:id="rId29" w:history="1">
           <w:r>
             <w:rPr>
               <w:rStyle w:val="Hyperlink"/>
@@ -3110,7 +3110,7 @@
           <w:sz w:val="24"/>
           <w:u w:val="single"/>
         </w:rPr>
-        <w:hyperlink r:id="rId28" w:history="1">
+        <w:hyperlink r:id="rId29" w:history="1">
           <w:r>
             <w:rPr>
               <w:rStyle w:val="Hyperlink"/>
@@ -3138,7 +3138,7 @@
           <w:sz w:val="24"/>
           <w:u w:val="single"/>
         </w:rPr>
-        <w:hyperlink r:id="rId28" w:history="1">
+        <w:hyperlink r:id="rId29" w:history="1">
           <w:r>
             <w:rPr>
               <w:rStyle w:val="Hyperlink"/>
@@ -3167,7 +3167,7 @@
           <w:sz w:val="24"/>
           <w:u w:val="single"/>
         </w:rPr>
-        <w:hyperlink r:id="rId28" w:history="1">
+        <w:hyperlink r:id="rId29" w:history="1">
           <w:r>
             <w:rPr>
               <w:rStyle w:val="Hyperlink"/>
@@ -3289,7 +3289,7 @@
           <w:sz w:val="24"/>
           <w:u w:val="single"/>
         </w:rPr>
-        <w:hyperlink r:id="rId29" w:history="1">
+        <w:hyperlink r:id="rId30" w:history="1">
           <w:r>
             <w:rPr>
               <w:rStyle w:val="Hyperlink"/>
@@ -3307,7 +3307,7 @@
           <w:sz w:val="24"/>
           <w:u w:val="single"/>
         </w:rPr>
-        <w:hyperlink r:id="rId29" w:history="1">
+        <w:hyperlink r:id="rId30" w:history="1">
           <w:r>
             <w:rPr>
               <w:rStyle w:val="Hyperlink"/>
@@ -3325,7 +3325,7 @@
           <w:sz w:val="24"/>
           <w:u w:val="single"/>
         </w:rPr>
-        <w:hyperlink r:id="rId29" w:history="1">
+        <w:hyperlink r:id="rId30" w:history="1">
           <w:r>
             <w:rPr>
               <w:rStyle w:val="Hyperlink"/>
@@ -3353,7 +3353,7 @@
           <w:sz w:val="24"/>
           <w:u w:val="single"/>
         </w:rPr>
-        <w:hyperlink r:id="rId29" w:history="1">
+        <w:hyperlink r:id="rId30" w:history="1">
           <w:r>
             <w:rPr>
               <w:rStyle w:val="Hyperlink"/>
@@ -3382,7 +3382,7 @@
           <w:sz w:val="24"/>
           <w:u w:val="single"/>
         </w:rPr>
-        <w:hyperlink r:id="rId29" w:history="1">
+        <w:hyperlink r:id="rId30" w:history="1">
           <w:r>
             <w:rPr>
               <w:rStyle w:val="Hyperlink"/>

--- a/EXPORTS/DOCX/published/niveau3/Dutch/KoninklijkeBazar.docx
+++ b/EXPORTS/DOCX/published/niveau3/Dutch/KoninklijkeBazar.docx
@@ -584,7 +584,7 @@
           <w:sz w:val="24"/>
           <w:u w:val="single"/>
         </w:rPr>
-        <w:hyperlink r:id="rId15" w:history="1">
+        <w:hyperlink r:id="rId13" w:history="1">
           <w:r>
             <w:rPr>
               <w:rStyle w:val="Hyperlink"/>
@@ -602,7 +602,7 @@
           <w:sz w:val="24"/>
           <w:u w:val="single"/>
         </w:rPr>
-        <w:hyperlink r:id="rId15" w:history="1">
+        <w:hyperlink r:id="rId13" w:history="1">
           <w:r>
             <w:rPr>
               <w:rStyle w:val="Hyperlink"/>
@@ -687,7 +687,7 @@
           <w:sz w:val="24"/>
           <w:u w:val="single"/>
         </w:rPr>
-        <w:hyperlink r:id="rId16" w:history="1">
+        <w:hyperlink r:id="rId15" w:history="1">
           <w:r>
             <w:rPr>
               <w:rStyle w:val="Hyperlink"/>
@@ -716,7 +716,7 @@
           <w:sz w:val="24"/>
           <w:u w:val="single"/>
         </w:rPr>
-        <w:hyperlink r:id="rId16" w:history="1">
+        <w:hyperlink r:id="rId15" w:history="1">
           <w:r>
             <w:rPr>
               <w:rStyle w:val="Hyperlink"/>
@@ -745,7 +745,7 @@
           <w:sz w:val="24"/>
           <w:u w:val="single"/>
         </w:rPr>
-        <w:hyperlink r:id="rId16" w:history="1">
+        <w:hyperlink r:id="rId15" w:history="1">
           <w:r>
             <w:rPr>
               <w:rStyle w:val="Hyperlink"/>
@@ -763,7 +763,7 @@
           <w:sz w:val="24"/>
           <w:u w:val="single"/>
         </w:rPr>
-        <w:hyperlink r:id="rId16" w:history="1">
+        <w:hyperlink r:id="rId15" w:history="1">
           <w:r>
             <w:rPr>
               <w:rStyle w:val="Hyperlink"/>
@@ -800,8 +800,16 @@
           <w:i w:val="0"/>
           <w:color w:val="0000FF"/>
           <w:sz w:val="24"/>
+          <w:u w:val="single"/>
         </w:rPr>
-        <w:t>Rijks</w:t>
+        <w:hyperlink r:id="rId16" w:history="1">
+          <w:r>
+            <w:rPr>
+              <w:rStyle w:val="Hyperlink"/>
+            </w:rPr>
+            <w:t>Rijks</w:t>
+          </w:r>
+        </w:hyperlink>
       </w:r>
       <w:r>
         <w:rPr>
@@ -823,7 +831,7 @@
           <w:sz w:val="24"/>
           <w:u w:val="single"/>
         </w:rPr>
-        <w:hyperlink r:id="rId15" w:history="1">
+        <w:hyperlink r:id="rId16" w:history="1">
           <w:r>
             <w:rPr>
               <w:rStyle w:val="Hyperlink"/>
@@ -841,7 +849,7 @@
           <w:sz w:val="24"/>
           <w:u w:val="single"/>
         </w:rPr>
-        <w:hyperlink r:id="rId17" w:history="1">
+        <w:hyperlink r:id="rId16" w:history="1">
           <w:r>
             <w:rPr>
               <w:rStyle w:val="Hyperlink"/>
@@ -881,7 +889,7 @@
           <w:sz w:val="24"/>
           <w:u w:val="single"/>
         </w:rPr>
-        <w:hyperlink r:id="rId17" w:history="1">
+        <w:hyperlink r:id="rId16" w:history="1">
           <w:r>
             <w:rPr>
               <w:rStyle w:val="Hyperlink"/>
@@ -919,7 +927,7 @@
           <w:color w:val="000000"/>
           <w:sz w:val="24"/>
         </w:rPr>
-        <w:hyperlink r:id="rId16" w:history="1">
+        <w:hyperlink r:id="rId15" w:history="1">
           <w:r>
             <w:rPr>
               <w:rStyle w:val="Hyperlink"/>
@@ -948,7 +956,7 @@
           <w:color w:val="000000"/>
           <w:sz w:val="24"/>
         </w:rPr>
-        <w:hyperlink r:id="rId16" w:history="1">
+        <w:hyperlink r:id="rId15" w:history="1">
           <w:r>
             <w:rPr>
               <w:rStyle w:val="Hyperlink"/>
@@ -966,7 +974,7 @@
           <w:color w:val="000000"/>
           <w:sz w:val="24"/>
         </w:rPr>
-        <w:hyperlink r:id="rId16" w:history="1">
+        <w:hyperlink r:id="rId15" w:history="1">
           <w:r>
             <w:rPr>
               <w:rStyle w:val="Hyperlink"/>
@@ -994,7 +1002,7 @@
           <w:color w:val="000000"/>
           <w:sz w:val="24"/>
         </w:rPr>
-        <w:hyperlink r:id="rId17" w:history="1">
+        <w:hyperlink r:id="rId16" w:history="1">
           <w:r>
             <w:rPr>
               <w:rStyle w:val="Hyperlink"/>
@@ -1012,7 +1020,7 @@
           <w:color w:val="000000"/>
           <w:sz w:val="24"/>
         </w:rPr>
-        <w:hyperlink r:id="rId17" w:history="1">
+        <w:hyperlink r:id="rId16" w:history="1">
           <w:r>
             <w:rPr>
               <w:rStyle w:val="Hyperlink"/>
@@ -1030,7 +1038,7 @@
           <w:color w:val="000000"/>
           <w:sz w:val="24"/>
         </w:rPr>
-        <w:hyperlink r:id="rId17" w:history="1">
+        <w:hyperlink r:id="rId16" w:history="1">
           <w:r>
             <w:rPr>
               <w:rStyle w:val="Hyperlink"/>
@@ -1048,7 +1056,7 @@
           <w:color w:val="000000"/>
           <w:sz w:val="24"/>
         </w:rPr>
-        <w:hyperlink r:id="rId17" w:history="1">
+        <w:hyperlink r:id="rId16" w:history="1">
           <w:r>
             <w:rPr>
               <w:rStyle w:val="Hyperlink"/>
@@ -1066,7 +1074,7 @@
           <w:color w:val="000000"/>
           <w:sz w:val="24"/>
         </w:rPr>
-        <w:hyperlink r:id="rId17" w:history="1">
+        <w:hyperlink r:id="rId16" w:history="1">
           <w:r>
             <w:rPr>
               <w:rStyle w:val="Hyperlink"/>
@@ -1144,7 +1152,7 @@
           <w:sz w:val="24"/>
           <w:u w:val="single"/>
         </w:rPr>
-        <w:hyperlink r:id="rId18" w:history="1">
+        <w:hyperlink r:id="rId17" w:history="1">
           <w:r>
             <w:rPr>
               <w:rStyle w:val="Hyperlink"/>
@@ -1173,7 +1181,7 @@
           <w:sz w:val="24"/>
           <w:u w:val="single"/>
         </w:rPr>
-        <w:hyperlink r:id="rId18" w:history="1">
+        <w:hyperlink r:id="rId17" w:history="1">
           <w:r>
             <w:rPr>
               <w:rStyle w:val="Hyperlink"/>
@@ -1211,7 +1219,7 @@
           <w:color w:val="000000"/>
           <w:sz w:val="24"/>
         </w:rPr>
-        <w:hyperlink r:id="rId18" w:history="1">
+        <w:hyperlink r:id="rId17" w:history="1">
           <w:r>
             <w:rPr>
               <w:rStyle w:val="Hyperlink"/>
@@ -1229,7 +1237,7 @@
           <w:color w:val="000000"/>
           <w:sz w:val="24"/>
         </w:rPr>
-        <w:hyperlink r:id="rId18" w:history="1">
+        <w:hyperlink r:id="rId17" w:history="1">
           <w:r>
             <w:rPr>
               <w:rStyle w:val="Hyperlink"/>
@@ -1257,7 +1265,7 @@
           <w:sz w:val="24"/>
           <w:u w:val="single"/>
         </w:rPr>
-        <w:hyperlink r:id="rId17" w:history="1">
+        <w:hyperlink r:id="rId16" w:history="1">
           <w:r>
             <w:rPr>
               <w:rStyle w:val="Hyperlink"/>
@@ -1286,7 +1294,7 @@
           <w:sz w:val="24"/>
           <w:u w:val="single"/>
         </w:rPr>
-        <w:hyperlink r:id="rId17" w:history="1">
+        <w:hyperlink r:id="rId16" w:history="1">
           <w:r>
             <w:rPr>
               <w:rStyle w:val="Hyperlink"/>
@@ -1574,7 +1582,7 @@
           <w:sz w:val="24"/>
           <w:u w:val="single"/>
         </w:rPr>
-        <w:hyperlink r:id="rId19" w:history="1">
+        <w:hyperlink r:id="rId18" w:history="1">
           <w:r>
             <w:rPr>
               <w:rStyle w:val="Hyperlink"/>
@@ -1592,7 +1600,7 @@
           <w:sz w:val="24"/>
           <w:u w:val="single"/>
         </w:rPr>
-        <w:hyperlink r:id="rId19" w:history="1">
+        <w:hyperlink r:id="rId18" w:history="1">
           <w:r>
             <w:rPr>
               <w:rStyle w:val="Hyperlink"/>
@@ -1610,7 +1618,7 @@
           <w:sz w:val="24"/>
           <w:u w:val="single"/>
         </w:rPr>
-        <w:hyperlink r:id="rId19" w:history="1">
+        <w:hyperlink r:id="rId18" w:history="1">
           <w:r>
             <w:rPr>
               <w:rStyle w:val="Hyperlink"/>
@@ -1628,7 +1636,7 @@
           <w:sz w:val="24"/>
           <w:u w:val="single"/>
         </w:rPr>
-        <w:hyperlink r:id="rId19" w:history="1">
+        <w:hyperlink r:id="rId18" w:history="1">
           <w:r>
             <w:rPr>
               <w:rStyle w:val="Hyperlink"/>
@@ -1646,7 +1654,7 @@
           <w:sz w:val="24"/>
           <w:u w:val="single"/>
         </w:rPr>
-        <w:hyperlink r:id="rId19" w:history="1">
+        <w:hyperlink r:id="rId18" w:history="1">
           <w:r>
             <w:rPr>
               <w:rStyle w:val="Hyperlink"/>
@@ -1664,7 +1672,7 @@
           <w:sz w:val="24"/>
           <w:u w:val="single"/>
         </w:rPr>
-        <w:hyperlink r:id="rId19" w:history="1">
+        <w:hyperlink r:id="rId18" w:history="1">
           <w:r>
             <w:rPr>
               <w:rStyle w:val="Hyperlink"/>
@@ -1682,7 +1690,7 @@
           <w:sz w:val="24"/>
           <w:u w:val="single"/>
         </w:rPr>
-        <w:hyperlink r:id="rId19" w:history="1">
+        <w:hyperlink r:id="rId18" w:history="1">
           <w:r>
             <w:rPr>
               <w:rStyle w:val="Hyperlink"/>
@@ -1829,7 +1837,7 @@
           <w:sz w:val="24"/>
           <w:u w:val="single"/>
         </w:rPr>
-        <w:hyperlink r:id="rId20" w:history="1">
+        <w:hyperlink r:id="rId19" w:history="1">
           <w:r>
             <w:rPr>
               <w:rStyle w:val="Hyperlink"/>
@@ -1847,7 +1855,7 @@
           <w:sz w:val="24"/>
           <w:u w:val="single"/>
         </w:rPr>
-        <w:hyperlink r:id="rId20" w:history="1">
+        <w:hyperlink r:id="rId19" w:history="1">
           <w:r>
             <w:rPr>
               <w:rStyle w:val="Hyperlink"/>
@@ -1865,7 +1873,7 @@
           <w:sz w:val="24"/>
           <w:u w:val="single"/>
         </w:rPr>
-        <w:hyperlink r:id="rId20" w:history="1">
+        <w:hyperlink r:id="rId19" w:history="1">
           <w:r>
             <w:rPr>
               <w:rStyle w:val="Hyperlink"/>
@@ -1883,7 +1891,7 @@
           <w:sz w:val="24"/>
           <w:u w:val="single"/>
         </w:rPr>
-        <w:hyperlink r:id="rId20" w:history="1">
+        <w:hyperlink r:id="rId19" w:history="1">
           <w:r>
             <w:rPr>
               <w:rStyle w:val="Hyperlink"/>
@@ -1901,7 +1909,7 @@
           <w:sz w:val="24"/>
           <w:u w:val="single"/>
         </w:rPr>
-        <w:hyperlink r:id="rId20" w:history="1">
+        <w:hyperlink r:id="rId19" w:history="1">
           <w:r>
             <w:rPr>
               <w:rStyle w:val="Hyperlink"/>
@@ -1919,7 +1927,7 @@
           <w:sz w:val="24"/>
           <w:u w:val="single"/>
         </w:rPr>
-        <w:hyperlink r:id="rId20" w:history="1">
+        <w:hyperlink r:id="rId19" w:history="1">
           <w:r>
             <w:rPr>
               <w:rStyle w:val="Hyperlink"/>
@@ -2032,7 +2040,7 @@
           <w:color w:val="0000FF"/>
           <w:sz w:val="24"/>
         </w:rPr>
-        <w:hyperlink r:id="rId21" w:history="1">
+        <w:hyperlink r:id="rId20" w:history="1">
           <w:r>
             <w:rPr>
               <w:rStyle w:val="Hyperlink"/>
@@ -2049,7 +2057,7 @@
           <w:color w:val="0000FF"/>
           <w:sz w:val="24"/>
         </w:rPr>
-        <w:hyperlink r:id="rId21" w:history="1">
+        <w:hyperlink r:id="rId20" w:history="1">
           <w:r>
             <w:rPr>
               <w:rStyle w:val="Hyperlink"/>
@@ -2066,7 +2074,7 @@
           <w:color w:val="0000FF"/>
           <w:sz w:val="24"/>
         </w:rPr>
-        <w:hyperlink r:id="rId21" w:history="1">
+        <w:hyperlink r:id="rId20" w:history="1">
           <w:r>
             <w:rPr>
               <w:rStyle w:val="Hyperlink"/>
@@ -2176,7 +2184,7 @@
           <w:color w:val="0000FF"/>
           <w:sz w:val="24"/>
         </w:rPr>
-        <w:hyperlink r:id="rId22" w:history="1">
+        <w:hyperlink r:id="rId21" w:history="1">
           <w:r>
             <w:rPr>
               <w:rStyle w:val="Hyperlink"/>
@@ -2193,7 +2201,7 @@
           <w:color w:val="0000FF"/>
           <w:sz w:val="24"/>
         </w:rPr>
-        <w:hyperlink r:id="rId22" w:history="1">
+        <w:hyperlink r:id="rId21" w:history="1">
           <w:r>
             <w:rPr>
               <w:rStyle w:val="Hyperlink"/>
@@ -2281,7 +2289,7 @@
           <w:sz w:val="24"/>
           <w:u w:val="single"/>
         </w:rPr>
-        <w:hyperlink r:id="rId23" w:history="1">
+        <w:hyperlink r:id="rId22" w:history="1">
           <w:r>
             <w:rPr>
               <w:rStyle w:val="Hyperlink"/>
@@ -2299,7 +2307,7 @@
           <w:sz w:val="24"/>
           <w:u w:val="single"/>
         </w:rPr>
-        <w:hyperlink r:id="rId23" w:history="1">
+        <w:hyperlink r:id="rId22" w:history="1">
           <w:r>
             <w:rPr>
               <w:rStyle w:val="Hyperlink"/>
@@ -2417,7 +2425,7 @@
           <w:sz w:val="24"/>
           <w:u w:val="single"/>
         </w:rPr>
-        <w:hyperlink r:id="rId24" w:history="1">
+        <w:hyperlink r:id="rId23" w:history="1">
           <w:r>
             <w:rPr>
               <w:rStyle w:val="Hyperlink"/>
@@ -2435,7 +2443,7 @@
           <w:sz w:val="24"/>
           <w:u w:val="single"/>
         </w:rPr>
-        <w:hyperlink r:id="rId24" w:history="1">
+        <w:hyperlink r:id="rId23" w:history="1">
           <w:r>
             <w:rPr>
               <w:rStyle w:val="Hyperlink"/>
@@ -2453,7 +2461,7 @@
           <w:sz w:val="24"/>
           <w:u w:val="single"/>
         </w:rPr>
-        <w:hyperlink r:id="rId24" w:history="1">
+        <w:hyperlink r:id="rId23" w:history="1">
           <w:r>
             <w:rPr>
               <w:rStyle w:val="Hyperlink"/>
@@ -2481,7 +2489,7 @@
           <w:sz w:val="24"/>
           <w:u w:val="single"/>
         </w:rPr>
-        <w:hyperlink r:id="rId25" w:history="1">
+        <w:hyperlink r:id="rId24" w:history="1">
           <w:r>
             <w:rPr>
               <w:rStyle w:val="Hyperlink"/>
@@ -2510,7 +2518,7 @@
           <w:sz w:val="24"/>
           <w:u w:val="single"/>
         </w:rPr>
-        <w:hyperlink r:id="rId25" w:history="1">
+        <w:hyperlink r:id="rId24" w:history="1">
           <w:r>
             <w:rPr>
               <w:rStyle w:val="Hyperlink"/>
@@ -2638,7 +2646,7 @@
           <w:sz w:val="24"/>
           <w:u w:val="single"/>
         </w:rPr>
-        <w:hyperlink r:id="rId26" w:history="1">
+        <w:hyperlink r:id="rId25" w:history="1">
           <w:r>
             <w:rPr>
               <w:rStyle w:val="Hyperlink"/>
@@ -2656,7 +2664,7 @@
           <w:sz w:val="24"/>
           <w:u w:val="single"/>
         </w:rPr>
-        <w:hyperlink r:id="rId26" w:history="1">
+        <w:hyperlink r:id="rId25" w:history="1">
           <w:r>
             <w:rPr>
               <w:rStyle w:val="Hyperlink"/>
@@ -2674,7 +2682,7 @@
           <w:sz w:val="24"/>
           <w:u w:val="single"/>
         </w:rPr>
-        <w:hyperlink r:id="rId26" w:history="1">
+        <w:hyperlink r:id="rId25" w:history="1">
           <w:r>
             <w:rPr>
               <w:rStyle w:val="Hyperlink"/>
@@ -2692,7 +2700,7 @@
           <w:sz w:val="24"/>
           <w:u w:val="single"/>
         </w:rPr>
-        <w:hyperlink r:id="rId26" w:history="1">
+        <w:hyperlink r:id="rId25" w:history="1">
           <w:r>
             <w:rPr>
               <w:rStyle w:val="Hyperlink"/>
@@ -2794,7 +2802,7 @@
           <w:sz w:val="24"/>
           <w:u w:val="single"/>
         </w:rPr>
-        <w:hyperlink r:id="rId27" w:history="1">
+        <w:hyperlink r:id="rId26" w:history="1">
           <w:r>
             <w:rPr>
               <w:rStyle w:val="Hyperlink"/>
@@ -2812,7 +2820,7 @@
           <w:sz w:val="24"/>
           <w:u w:val="single"/>
         </w:rPr>
-        <w:hyperlink r:id="rId27" w:history="1">
+        <w:hyperlink r:id="rId26" w:history="1">
           <w:r>
             <w:rPr>
               <w:rStyle w:val="Hyperlink"/>
@@ -2830,7 +2838,7 @@
           <w:sz w:val="24"/>
           <w:u w:val="single"/>
         </w:rPr>
-        <w:hyperlink r:id="rId27" w:history="1">
+        <w:hyperlink r:id="rId26" w:history="1">
           <w:r>
             <w:rPr>
               <w:rStyle w:val="Hyperlink"/>
@@ -2848,7 +2856,7 @@
           <w:sz w:val="24"/>
           <w:u w:val="single"/>
         </w:rPr>
-        <w:hyperlink r:id="rId27" w:history="1">
+        <w:hyperlink r:id="rId26" w:history="1">
           <w:r>
             <w:rPr>
               <w:rStyle w:val="Hyperlink"/>
@@ -2876,7 +2884,7 @@
           <w:sz w:val="24"/>
           <w:u w:val="single"/>
         </w:rPr>
-        <w:hyperlink r:id="rId28" w:history="1">
+        <w:hyperlink r:id="rId27" w:history="1">
           <w:r>
             <w:rPr>
               <w:rStyle w:val="Hyperlink"/>
@@ -2897,7 +2905,7 @@
           <w:sz w:val="24"/>
           <w:u w:val="single"/>
         </w:rPr>
-        <w:hyperlink r:id="rId28" w:history="1">
+        <w:hyperlink r:id="rId27" w:history="1">
           <w:r>
             <w:rPr>
               <w:rStyle w:val="Hyperlink"/>
@@ -2933,14 +2941,7 @@
           <w:color w:val="000000"/>
           <w:sz w:val="24"/>
         </w:rPr>
-        <w:hyperlink r:id="rId27" w:history="1">
-          <w:r>
-            <w:rPr>
-              <w:rStyle w:val="Hyperlink"/>
-            </w:rPr>
-            <w:t xml:space="preserve">, </w:t>
-          </w:r>
-        </w:hyperlink>
+        <w:t xml:space="preserve">, </w:t>
       </w:r>
       <w:r>
         <w:rPr>
@@ -2951,7 +2952,7 @@
           <w:sz w:val="24"/>
           <w:u w:val="single"/>
         </w:rPr>
-        <w:hyperlink r:id="rId27" w:history="1">
+        <w:hyperlink r:id="rId28" w:history="1">
           <w:r>
             <w:rPr>
               <w:rStyle w:val="Hyperlink"/>
@@ -2980,7 +2981,7 @@
           <w:sz w:val="24"/>
           <w:u w:val="single"/>
         </w:rPr>
-        <w:hyperlink r:id="rId27" w:history="1">
+        <w:hyperlink r:id="rId28" w:history="1">
           <w:r>
             <w:rPr>
               <w:rStyle w:val="Hyperlink"/>
@@ -2998,7 +2999,7 @@
           <w:sz w:val="24"/>
           <w:u w:val="single"/>
         </w:rPr>
-        <w:hyperlink r:id="rId27" w:history="1">
+        <w:hyperlink r:id="rId28" w:history="1">
           <w:r>
             <w:rPr>
               <w:rStyle w:val="Hyperlink"/>

--- a/EXPORTS/DOCX/published/niveau3/Dutch/KoninklijkeBazar.docx
+++ b/EXPORTS/DOCX/published/niveau3/Dutch/KoninklijkeBazar.docx
@@ -555,7 +555,7 @@
           <w:sz w:val="24"/>
           <w:u w:val="single"/>
         </w:rPr>
-        <w:hyperlink r:id="rId13" w:history="1">
+        <w:hyperlink r:id="rId15" w:history="1">
           <w:r>
             <w:rPr>
               <w:rStyle w:val="Hyperlink"/>
@@ -687,7 +687,7 @@
           <w:sz w:val="24"/>
           <w:u w:val="single"/>
         </w:rPr>
-        <w:hyperlink r:id="rId15" w:history="1">
+        <w:hyperlink r:id="rId16" w:history="1">
           <w:r>
             <w:rPr>
               <w:rStyle w:val="Hyperlink"/>
@@ -716,7 +716,7 @@
           <w:sz w:val="24"/>
           <w:u w:val="single"/>
         </w:rPr>
-        <w:hyperlink r:id="rId15" w:history="1">
+        <w:hyperlink r:id="rId16" w:history="1">
           <w:r>
             <w:rPr>
               <w:rStyle w:val="Hyperlink"/>
@@ -745,7 +745,7 @@
           <w:sz w:val="24"/>
           <w:u w:val="single"/>
         </w:rPr>
-        <w:hyperlink r:id="rId15" w:history="1">
+        <w:hyperlink r:id="rId16" w:history="1">
           <w:r>
             <w:rPr>
               <w:rStyle w:val="Hyperlink"/>
@@ -763,7 +763,7 @@
           <w:sz w:val="24"/>
           <w:u w:val="single"/>
         </w:rPr>
-        <w:hyperlink r:id="rId15" w:history="1">
+        <w:hyperlink r:id="rId16" w:history="1">
           <w:r>
             <w:rPr>
               <w:rStyle w:val="Hyperlink"/>
@@ -791,7 +791,14 @@
           <w:color w:val="000000"/>
           <w:sz w:val="24"/>
         </w:rPr>
-        <w:t xml:space="preserve">ge </w:t>
+        <w:hyperlink r:id="rId15" w:history="1">
+          <w:r>
+            <w:rPr>
+              <w:rStyle w:val="Hyperlink"/>
+            </w:rPr>
+            <w:t xml:space="preserve">ge </w:t>
+          </w:r>
+        </w:hyperlink>
       </w:r>
       <w:r>
         <w:rPr>
@@ -802,7 +809,7 @@
           <w:sz w:val="24"/>
           <w:u w:val="single"/>
         </w:rPr>
-        <w:hyperlink r:id="rId16" w:history="1">
+        <w:hyperlink r:id="rId15" w:history="1">
           <w:r>
             <w:rPr>
               <w:rStyle w:val="Hyperlink"/>
@@ -831,7 +838,7 @@
           <w:sz w:val="24"/>
           <w:u w:val="single"/>
         </w:rPr>
-        <w:hyperlink r:id="rId16" w:history="1">
+        <w:hyperlink r:id="rId17" w:history="1">
           <w:r>
             <w:rPr>
               <w:rStyle w:val="Hyperlink"/>
@@ -849,12 +856,12 @@
           <w:sz w:val="24"/>
           <w:u w:val="single"/>
         </w:rPr>
-        <w:hyperlink r:id="rId16" w:history="1">
+        <w:hyperlink r:id="rId17" w:history="1">
           <w:r>
             <w:rPr>
               <w:rStyle w:val="Hyperlink"/>
             </w:rPr>
-            <w:t>thnografisc</w:t>
+            <w:t>thnografis</w:t>
           </w:r>
         </w:hyperlink>
       </w:r>
@@ -865,7 +872,23 @@
           <w:i w:val="0"/>
           <w:color w:val="0000FF"/>
           <w:sz w:val="24"/>
-          <w:u w:val="single"/>
+        </w:rPr>
+        <w:hyperlink r:id="rId17" w:history="1">
+          <w:r>
+            <w:rPr>
+              <w:rStyle w:val="Hyperlink"/>
+            </w:rPr>
+            <w:t>c</w:t>
+          </w:r>
+        </w:hyperlink>
+      </w:r>
+      <w:r>
+        <w:rPr>
+          <w:rFonts w:ascii="Charis SIL Regular" w:hAnsi="Charis SIL Regular" w:eastAsia="Charis SIL Regular"/>
+          <w:b w:val="0"/>
+          <w:i w:val="0"/>
+          <w:color w:val="0000FF"/>
+          <w:sz w:val="24"/>
         </w:rPr>
         <w:t>h</w:t>
       </w:r>
@@ -889,24 +912,14 @@
           <w:sz w:val="24"/>
           <w:u w:val="single"/>
         </w:rPr>
-        <w:hyperlink r:id="rId16" w:history="1">
+        <w:hyperlink r:id="rId17" w:history="1">
           <w:r>
             <w:rPr>
               <w:rStyle w:val="Hyperlink"/>
             </w:rPr>
-            <w:t>Museu</w:t>
+            <w:t>Museum</w:t>
           </w:r>
         </w:hyperlink>
-      </w:r>
-      <w:r>
-        <w:rPr>
-          <w:rFonts w:ascii="Charis SIL Regular" w:hAnsi="Charis SIL Regular" w:eastAsia="Charis SIL Regular"/>
-          <w:b w:val="0"/>
-          <w:i w:val="0"/>
-          <w:color w:val="0000FF"/>
-          <w:sz w:val="24"/>
-        </w:rPr>
-        <w:t>m</w:t>
       </w:r>
       <w:r>
         <w:rPr>
@@ -927,7 +940,7 @@
           <w:color w:val="000000"/>
           <w:sz w:val="24"/>
         </w:rPr>
-        <w:hyperlink r:id="rId15" w:history="1">
+        <w:hyperlink r:id="rId16" w:history="1">
           <w:r>
             <w:rPr>
               <w:rStyle w:val="Hyperlink"/>
@@ -956,7 +969,7 @@
           <w:color w:val="000000"/>
           <w:sz w:val="24"/>
         </w:rPr>
-        <w:hyperlink r:id="rId15" w:history="1">
+        <w:hyperlink r:id="rId16" w:history="1">
           <w:r>
             <w:rPr>
               <w:rStyle w:val="Hyperlink"/>
@@ -974,7 +987,7 @@
           <w:color w:val="000000"/>
           <w:sz w:val="24"/>
         </w:rPr>
-        <w:hyperlink r:id="rId15" w:history="1">
+        <w:hyperlink r:id="rId16" w:history="1">
           <w:r>
             <w:rPr>
               <w:rStyle w:val="Hyperlink"/>
@@ -1002,7 +1015,7 @@
           <w:color w:val="000000"/>
           <w:sz w:val="24"/>
         </w:rPr>
-        <w:hyperlink r:id="rId16" w:history="1">
+        <w:hyperlink r:id="rId17" w:history="1">
           <w:r>
             <w:rPr>
               <w:rStyle w:val="Hyperlink"/>
@@ -1020,7 +1033,7 @@
           <w:color w:val="000000"/>
           <w:sz w:val="24"/>
         </w:rPr>
-        <w:hyperlink r:id="rId16" w:history="1">
+        <w:hyperlink r:id="rId17" w:history="1">
           <w:r>
             <w:rPr>
               <w:rStyle w:val="Hyperlink"/>
@@ -1038,7 +1051,7 @@
           <w:color w:val="000000"/>
           <w:sz w:val="24"/>
         </w:rPr>
-        <w:hyperlink r:id="rId16" w:history="1">
+        <w:hyperlink r:id="rId17" w:history="1">
           <w:r>
             <w:rPr>
               <w:rStyle w:val="Hyperlink"/>
@@ -1056,7 +1069,7 @@
           <w:color w:val="000000"/>
           <w:sz w:val="24"/>
         </w:rPr>
-        <w:hyperlink r:id="rId16" w:history="1">
+        <w:hyperlink r:id="rId17" w:history="1">
           <w:r>
             <w:rPr>
               <w:rStyle w:val="Hyperlink"/>
@@ -1074,7 +1087,7 @@
           <w:color w:val="000000"/>
           <w:sz w:val="24"/>
         </w:rPr>
-        <w:hyperlink r:id="rId16" w:history="1">
+        <w:hyperlink r:id="rId17" w:history="1">
           <w:r>
             <w:rPr>
               <w:rStyle w:val="Hyperlink"/>
@@ -1152,7 +1165,7 @@
           <w:sz w:val="24"/>
           <w:u w:val="single"/>
         </w:rPr>
-        <w:hyperlink r:id="rId17" w:history="1">
+        <w:hyperlink r:id="rId18" w:history="1">
           <w:r>
             <w:rPr>
               <w:rStyle w:val="Hyperlink"/>
@@ -1181,7 +1194,7 @@
           <w:sz w:val="24"/>
           <w:u w:val="single"/>
         </w:rPr>
-        <w:hyperlink r:id="rId17" w:history="1">
+        <w:hyperlink r:id="rId18" w:history="1">
           <w:r>
             <w:rPr>
               <w:rStyle w:val="Hyperlink"/>
@@ -1219,7 +1232,7 @@
           <w:color w:val="000000"/>
           <w:sz w:val="24"/>
         </w:rPr>
-        <w:hyperlink r:id="rId17" w:history="1">
+        <w:hyperlink r:id="rId18" w:history="1">
           <w:r>
             <w:rPr>
               <w:rStyle w:val="Hyperlink"/>
@@ -1237,7 +1250,7 @@
           <w:color w:val="000000"/>
           <w:sz w:val="24"/>
         </w:rPr>
-        <w:hyperlink r:id="rId17" w:history="1">
+        <w:hyperlink r:id="rId18" w:history="1">
           <w:r>
             <w:rPr>
               <w:rStyle w:val="Hyperlink"/>
@@ -1265,7 +1278,7 @@
           <w:sz w:val="24"/>
           <w:u w:val="single"/>
         </w:rPr>
-        <w:hyperlink r:id="rId16" w:history="1">
+        <w:hyperlink r:id="rId17" w:history="1">
           <w:r>
             <w:rPr>
               <w:rStyle w:val="Hyperlink"/>
@@ -1294,7 +1307,7 @@
           <w:sz w:val="24"/>
           <w:u w:val="single"/>
         </w:rPr>
-        <w:hyperlink r:id="rId16" w:history="1">
+        <w:hyperlink r:id="rId17" w:history="1">
           <w:r>
             <w:rPr>
               <w:rStyle w:val="Hyperlink"/>
@@ -1582,7 +1595,7 @@
           <w:sz w:val="24"/>
           <w:u w:val="single"/>
         </w:rPr>
-        <w:hyperlink r:id="rId18" w:history="1">
+        <w:hyperlink r:id="rId19" w:history="1">
           <w:r>
             <w:rPr>
               <w:rStyle w:val="Hyperlink"/>
@@ -1600,7 +1613,7 @@
           <w:sz w:val="24"/>
           <w:u w:val="single"/>
         </w:rPr>
-        <w:hyperlink r:id="rId18" w:history="1">
+        <w:hyperlink r:id="rId19" w:history="1">
           <w:r>
             <w:rPr>
               <w:rStyle w:val="Hyperlink"/>
@@ -1618,7 +1631,7 @@
           <w:sz w:val="24"/>
           <w:u w:val="single"/>
         </w:rPr>
-        <w:hyperlink r:id="rId18" w:history="1">
+        <w:hyperlink r:id="rId19" w:history="1">
           <w:r>
             <w:rPr>
               <w:rStyle w:val="Hyperlink"/>
@@ -1636,7 +1649,7 @@
           <w:sz w:val="24"/>
           <w:u w:val="single"/>
         </w:rPr>
-        <w:hyperlink r:id="rId18" w:history="1">
+        <w:hyperlink r:id="rId19" w:history="1">
           <w:r>
             <w:rPr>
               <w:rStyle w:val="Hyperlink"/>
@@ -1654,7 +1667,7 @@
           <w:sz w:val="24"/>
           <w:u w:val="single"/>
         </w:rPr>
-        <w:hyperlink r:id="rId18" w:history="1">
+        <w:hyperlink r:id="rId19" w:history="1">
           <w:r>
             <w:rPr>
               <w:rStyle w:val="Hyperlink"/>
@@ -1672,7 +1685,7 @@
           <w:sz w:val="24"/>
           <w:u w:val="single"/>
         </w:rPr>
-        <w:hyperlink r:id="rId18" w:history="1">
+        <w:hyperlink r:id="rId19" w:history="1">
           <w:r>
             <w:rPr>
               <w:rStyle w:val="Hyperlink"/>
@@ -1690,7 +1703,7 @@
           <w:sz w:val="24"/>
           <w:u w:val="single"/>
         </w:rPr>
-        <w:hyperlink r:id="rId18" w:history="1">
+        <w:hyperlink r:id="rId19" w:history="1">
           <w:r>
             <w:rPr>
               <w:rStyle w:val="Hyperlink"/>
@@ -1837,7 +1850,7 @@
           <w:sz w:val="24"/>
           <w:u w:val="single"/>
         </w:rPr>
-        <w:hyperlink r:id="rId19" w:history="1">
+        <w:hyperlink r:id="rId20" w:history="1">
           <w:r>
             <w:rPr>
               <w:rStyle w:val="Hyperlink"/>
@@ -1855,7 +1868,7 @@
           <w:sz w:val="24"/>
           <w:u w:val="single"/>
         </w:rPr>
-        <w:hyperlink r:id="rId19" w:history="1">
+        <w:hyperlink r:id="rId20" w:history="1">
           <w:r>
             <w:rPr>
               <w:rStyle w:val="Hyperlink"/>
@@ -1873,7 +1886,7 @@
           <w:sz w:val="24"/>
           <w:u w:val="single"/>
         </w:rPr>
-        <w:hyperlink r:id="rId19" w:history="1">
+        <w:hyperlink r:id="rId20" w:history="1">
           <w:r>
             <w:rPr>
               <w:rStyle w:val="Hyperlink"/>
@@ -1891,7 +1904,7 @@
           <w:sz w:val="24"/>
           <w:u w:val="single"/>
         </w:rPr>
-        <w:hyperlink r:id="rId19" w:history="1">
+        <w:hyperlink r:id="rId20" w:history="1">
           <w:r>
             <w:rPr>
               <w:rStyle w:val="Hyperlink"/>
@@ -1909,7 +1922,7 @@
           <w:sz w:val="24"/>
           <w:u w:val="single"/>
         </w:rPr>
-        <w:hyperlink r:id="rId19" w:history="1">
+        <w:hyperlink r:id="rId20" w:history="1">
           <w:r>
             <w:rPr>
               <w:rStyle w:val="Hyperlink"/>
@@ -1927,7 +1940,7 @@
           <w:sz w:val="24"/>
           <w:u w:val="single"/>
         </w:rPr>
-        <w:hyperlink r:id="rId19" w:history="1">
+        <w:hyperlink r:id="rId20" w:history="1">
           <w:r>
             <w:rPr>
               <w:rStyle w:val="Hyperlink"/>
@@ -2040,7 +2053,7 @@
           <w:color w:val="0000FF"/>
           <w:sz w:val="24"/>
         </w:rPr>
-        <w:hyperlink r:id="rId20" w:history="1">
+        <w:hyperlink r:id="rId21" w:history="1">
           <w:r>
             <w:rPr>
               <w:rStyle w:val="Hyperlink"/>
@@ -2057,7 +2070,7 @@
           <w:color w:val="0000FF"/>
           <w:sz w:val="24"/>
         </w:rPr>
-        <w:hyperlink r:id="rId20" w:history="1">
+        <w:hyperlink r:id="rId21" w:history="1">
           <w:r>
             <w:rPr>
               <w:rStyle w:val="Hyperlink"/>
@@ -2074,7 +2087,7 @@
           <w:color w:val="0000FF"/>
           <w:sz w:val="24"/>
         </w:rPr>
-        <w:hyperlink r:id="rId20" w:history="1">
+        <w:hyperlink r:id="rId21" w:history="1">
           <w:r>
             <w:rPr>
               <w:rStyle w:val="Hyperlink"/>
@@ -2184,7 +2197,7 @@
           <w:color w:val="0000FF"/>
           <w:sz w:val="24"/>
         </w:rPr>
-        <w:hyperlink r:id="rId21" w:history="1">
+        <w:hyperlink r:id="rId22" w:history="1">
           <w:r>
             <w:rPr>
               <w:rStyle w:val="Hyperlink"/>
@@ -2201,7 +2214,7 @@
           <w:color w:val="0000FF"/>
           <w:sz w:val="24"/>
         </w:rPr>
-        <w:hyperlink r:id="rId21" w:history="1">
+        <w:hyperlink r:id="rId22" w:history="1">
           <w:r>
             <w:rPr>
               <w:rStyle w:val="Hyperlink"/>
@@ -2289,7 +2302,7 @@
           <w:sz w:val="24"/>
           <w:u w:val="single"/>
         </w:rPr>
-        <w:hyperlink r:id="rId22" w:history="1">
+        <w:hyperlink r:id="rId23" w:history="1">
           <w:r>
             <w:rPr>
               <w:rStyle w:val="Hyperlink"/>
@@ -2307,7 +2320,7 @@
           <w:sz w:val="24"/>
           <w:u w:val="single"/>
         </w:rPr>
-        <w:hyperlink r:id="rId22" w:history="1">
+        <w:hyperlink r:id="rId23" w:history="1">
           <w:r>
             <w:rPr>
               <w:rStyle w:val="Hyperlink"/>
@@ -2425,7 +2438,7 @@
           <w:sz w:val="24"/>
           <w:u w:val="single"/>
         </w:rPr>
-        <w:hyperlink r:id="rId23" w:history="1">
+        <w:hyperlink r:id="rId24" w:history="1">
           <w:r>
             <w:rPr>
               <w:rStyle w:val="Hyperlink"/>
@@ -2443,7 +2456,7 @@
           <w:sz w:val="24"/>
           <w:u w:val="single"/>
         </w:rPr>
-        <w:hyperlink r:id="rId23" w:history="1">
+        <w:hyperlink r:id="rId24" w:history="1">
           <w:r>
             <w:rPr>
               <w:rStyle w:val="Hyperlink"/>
@@ -2461,7 +2474,7 @@
           <w:sz w:val="24"/>
           <w:u w:val="single"/>
         </w:rPr>
-        <w:hyperlink r:id="rId23" w:history="1">
+        <w:hyperlink r:id="rId24" w:history="1">
           <w:r>
             <w:rPr>
               <w:rStyle w:val="Hyperlink"/>
@@ -2489,7 +2502,7 @@
           <w:sz w:val="24"/>
           <w:u w:val="single"/>
         </w:rPr>
-        <w:hyperlink r:id="rId24" w:history="1">
+        <w:hyperlink r:id="rId25" w:history="1">
           <w:r>
             <w:rPr>
               <w:rStyle w:val="Hyperlink"/>
@@ -2518,7 +2531,7 @@
           <w:sz w:val="24"/>
           <w:u w:val="single"/>
         </w:rPr>
-        <w:hyperlink r:id="rId24" w:history="1">
+        <w:hyperlink r:id="rId25" w:history="1">
           <w:r>
             <w:rPr>
               <w:rStyle w:val="Hyperlink"/>
@@ -2646,7 +2659,7 @@
           <w:sz w:val="24"/>
           <w:u w:val="single"/>
         </w:rPr>
-        <w:hyperlink r:id="rId25" w:history="1">
+        <w:hyperlink r:id="rId26" w:history="1">
           <w:r>
             <w:rPr>
               <w:rStyle w:val="Hyperlink"/>
@@ -2664,7 +2677,7 @@
           <w:sz w:val="24"/>
           <w:u w:val="single"/>
         </w:rPr>
-        <w:hyperlink r:id="rId25" w:history="1">
+        <w:hyperlink r:id="rId26" w:history="1">
           <w:r>
             <w:rPr>
               <w:rStyle w:val="Hyperlink"/>
@@ -2682,7 +2695,7 @@
           <w:sz w:val="24"/>
           <w:u w:val="single"/>
         </w:rPr>
-        <w:hyperlink r:id="rId25" w:history="1">
+        <w:hyperlink r:id="rId26" w:history="1">
           <w:r>
             <w:rPr>
               <w:rStyle w:val="Hyperlink"/>
@@ -2700,7 +2713,7 @@
           <w:sz w:val="24"/>
           <w:u w:val="single"/>
         </w:rPr>
-        <w:hyperlink r:id="rId25" w:history="1">
+        <w:hyperlink r:id="rId26" w:history="1">
           <w:r>
             <w:rPr>
               <w:rStyle w:val="Hyperlink"/>
@@ -2802,7 +2815,7 @@
           <w:sz w:val="24"/>
           <w:u w:val="single"/>
         </w:rPr>
-        <w:hyperlink r:id="rId26" w:history="1">
+        <w:hyperlink r:id="rId27" w:history="1">
           <w:r>
             <w:rPr>
               <w:rStyle w:val="Hyperlink"/>
@@ -2820,7 +2833,7 @@
           <w:sz w:val="24"/>
           <w:u w:val="single"/>
         </w:rPr>
-        <w:hyperlink r:id="rId26" w:history="1">
+        <w:hyperlink r:id="rId27" w:history="1">
           <w:r>
             <w:rPr>
               <w:rStyle w:val="Hyperlink"/>
@@ -2838,7 +2851,7 @@
           <w:sz w:val="24"/>
           <w:u w:val="single"/>
         </w:rPr>
-        <w:hyperlink r:id="rId26" w:history="1">
+        <w:hyperlink r:id="rId27" w:history="1">
           <w:r>
             <w:rPr>
               <w:rStyle w:val="Hyperlink"/>
@@ -2856,7 +2869,7 @@
           <w:sz w:val="24"/>
           <w:u w:val="single"/>
         </w:rPr>
-        <w:hyperlink r:id="rId26" w:history="1">
+        <w:hyperlink r:id="rId27" w:history="1">
           <w:r>
             <w:rPr>
               <w:rStyle w:val="Hyperlink"/>
@@ -2884,7 +2897,7 @@
           <w:sz w:val="24"/>
           <w:u w:val="single"/>
         </w:rPr>
-        <w:hyperlink r:id="rId27" w:history="1">
+        <w:hyperlink r:id="rId28" w:history="1">
           <w:r>
             <w:rPr>
               <w:rStyle w:val="Hyperlink"/>
@@ -2905,7 +2918,7 @@
           <w:sz w:val="24"/>
           <w:u w:val="single"/>
         </w:rPr>
-        <w:hyperlink r:id="rId27" w:history="1">
+        <w:hyperlink r:id="rId28" w:history="1">
           <w:r>
             <w:rPr>
               <w:rStyle w:val="Hyperlink"/>
@@ -2952,7 +2965,7 @@
           <w:sz w:val="24"/>
           <w:u w:val="single"/>
         </w:rPr>
-        <w:hyperlink r:id="rId28" w:history="1">
+        <w:hyperlink r:id="rId27" w:history="1">
           <w:r>
             <w:rPr>
               <w:rStyle w:val="Hyperlink"/>
@@ -2981,7 +2994,7 @@
           <w:sz w:val="24"/>
           <w:u w:val="single"/>
         </w:rPr>
-        <w:hyperlink r:id="rId28" w:history="1">
+        <w:hyperlink r:id="rId29" w:history="1">
           <w:r>
             <w:rPr>
               <w:rStyle w:val="Hyperlink"/>
@@ -2999,7 +3012,7 @@
           <w:sz w:val="24"/>
           <w:u w:val="single"/>
         </w:rPr>
-        <w:hyperlink r:id="rId28" w:history="1">
+        <w:hyperlink r:id="rId29" w:history="1">
           <w:r>
             <w:rPr>
               <w:rStyle w:val="Hyperlink"/>
@@ -3075,7 +3088,7 @@
           <w:sz w:val="24"/>
           <w:u w:val="single"/>
         </w:rPr>
-        <w:hyperlink r:id="rId29" w:history="1">
+        <w:hyperlink r:id="rId30" w:history="1">
           <w:r>
             <w:rPr>
               <w:rStyle w:val="Hyperlink"/>
@@ -3093,7 +3106,7 @@
           <w:sz w:val="24"/>
           <w:u w:val="single"/>
         </w:rPr>
-        <w:hyperlink r:id="rId29" w:history="1">
+        <w:hyperlink r:id="rId30" w:history="1">
           <w:r>
             <w:rPr>
               <w:rStyle w:val="Hyperlink"/>
@@ -3111,7 +3124,7 @@
           <w:sz w:val="24"/>
           <w:u w:val="single"/>
         </w:rPr>
-        <w:hyperlink r:id="rId29" w:history="1">
+        <w:hyperlink r:id="rId30" w:history="1">
           <w:r>
             <w:rPr>
               <w:rStyle w:val="Hyperlink"/>
@@ -3139,7 +3152,7 @@
           <w:sz w:val="24"/>
           <w:u w:val="single"/>
         </w:rPr>
-        <w:hyperlink r:id="rId29" w:history="1">
+        <w:hyperlink r:id="rId30" w:history="1">
           <w:r>
             <w:rPr>
               <w:rStyle w:val="Hyperlink"/>
@@ -3168,7 +3181,7 @@
           <w:sz w:val="24"/>
           <w:u w:val="single"/>
         </w:rPr>
-        <w:hyperlink r:id="rId29" w:history="1">
+        <w:hyperlink r:id="rId30" w:history="1">
           <w:r>
             <w:rPr>
               <w:rStyle w:val="Hyperlink"/>
@@ -3290,7 +3303,7 @@
           <w:sz w:val="24"/>
           <w:u w:val="single"/>
         </w:rPr>
-        <w:hyperlink r:id="rId30" w:history="1">
+        <w:hyperlink r:id="rId31" w:history="1">
           <w:r>
             <w:rPr>
               <w:rStyle w:val="Hyperlink"/>
@@ -3308,7 +3321,7 @@
           <w:sz w:val="24"/>
           <w:u w:val="single"/>
         </w:rPr>
-        <w:hyperlink r:id="rId30" w:history="1">
+        <w:hyperlink r:id="rId31" w:history="1">
           <w:r>
             <w:rPr>
               <w:rStyle w:val="Hyperlink"/>
@@ -3326,7 +3339,7 @@
           <w:sz w:val="24"/>
           <w:u w:val="single"/>
         </w:rPr>
-        <w:hyperlink r:id="rId30" w:history="1">
+        <w:hyperlink r:id="rId31" w:history="1">
           <w:r>
             <w:rPr>
               <w:rStyle w:val="Hyperlink"/>
@@ -3354,7 +3367,7 @@
           <w:sz w:val="24"/>
           <w:u w:val="single"/>
         </w:rPr>
-        <w:hyperlink r:id="rId30" w:history="1">
+        <w:hyperlink r:id="rId31" w:history="1">
           <w:r>
             <w:rPr>
               <w:rStyle w:val="Hyperlink"/>
@@ -3383,7 +3396,7 @@
           <w:sz w:val="24"/>
           <w:u w:val="single"/>
         </w:rPr>
-        <w:hyperlink r:id="rId30" w:history="1">
+        <w:hyperlink r:id="rId31" w:history="1">
           <w:r>
             <w:rPr>
               <w:rStyle w:val="Hyperlink"/>

--- a/EXPORTS/DOCX/published/niveau3/Dutch/KoninklijkeBazar.docx
+++ b/EXPORTS/DOCX/published/niveau3/Dutch/KoninklijkeBazar.docx
@@ -537,14 +537,20 @@
       </w:r>
       <w:r>
         <w:rPr>
-          <w:u w:val="single" w:color="0000ff"/>
           <w:rFonts w:ascii="Charis SIL Regular" w:hAnsi="Charis SIL Regular" w:eastAsia="Charis SIL Regular"/>
           <w:b w:val="0"/>
           <w:i w:val="0"/>
           <w:color w:val="000000"/>
           <w:sz w:val="24"/>
         </w:rPr>
-        <w:t xml:space="preserve">ing </w:t>
+        <w:hyperlink r:id="rId13" w:history="1">
+          <w:r>
+            <w:rPr>
+              <w:rStyle w:val="Hyperlink"/>
+            </w:rPr>
+            <w:t xml:space="preserve">ing </w:t>
+          </w:r>
+        </w:hyperlink>
       </w:r>
       <w:r>
         <w:rPr>
@@ -555,7 +561,7 @@
           <w:sz w:val="24"/>
           <w:u w:val="single"/>
         </w:rPr>
-        <w:hyperlink r:id="rId15" w:history="1">
+        <w:hyperlink r:id="rId13" w:history="1">
           <w:r>
             <w:rPr>
               <w:rStyle w:val="Hyperlink"/>
@@ -687,7 +693,7 @@
           <w:sz w:val="24"/>
           <w:u w:val="single"/>
         </w:rPr>
-        <w:hyperlink r:id="rId16" w:history="1">
+        <w:hyperlink r:id="rId15" w:history="1">
           <w:r>
             <w:rPr>
               <w:rStyle w:val="Hyperlink"/>
@@ -716,7 +722,7 @@
           <w:sz w:val="24"/>
           <w:u w:val="single"/>
         </w:rPr>
-        <w:hyperlink r:id="rId16" w:history="1">
+        <w:hyperlink r:id="rId15" w:history="1">
           <w:r>
             <w:rPr>
               <w:rStyle w:val="Hyperlink"/>
@@ -745,7 +751,7 @@
           <w:sz w:val="24"/>
           <w:u w:val="single"/>
         </w:rPr>
-        <w:hyperlink r:id="rId16" w:history="1">
+        <w:hyperlink r:id="rId15" w:history="1">
           <w:r>
             <w:rPr>
               <w:rStyle w:val="Hyperlink"/>
@@ -763,7 +769,7 @@
           <w:sz w:val="24"/>
           <w:u w:val="single"/>
         </w:rPr>
-        <w:hyperlink r:id="rId16" w:history="1">
+        <w:hyperlink r:id="rId15" w:history="1">
           <w:r>
             <w:rPr>
               <w:rStyle w:val="Hyperlink"/>
@@ -791,7 +797,7 @@
           <w:color w:val="000000"/>
           <w:sz w:val="24"/>
         </w:rPr>
-        <w:hyperlink r:id="rId15" w:history="1">
+        <w:hyperlink r:id="rId16" w:history="1">
           <w:r>
             <w:rPr>
               <w:rStyle w:val="Hyperlink"/>
@@ -809,7 +815,7 @@
           <w:sz w:val="24"/>
           <w:u w:val="single"/>
         </w:rPr>
-        <w:hyperlink r:id="rId15" w:history="1">
+        <w:hyperlink r:id="rId17" w:history="1">
           <w:r>
             <w:rPr>
               <w:rStyle w:val="Hyperlink"/>
@@ -940,7 +946,7 @@
           <w:color w:val="000000"/>
           <w:sz w:val="24"/>
         </w:rPr>
-        <w:hyperlink r:id="rId16" w:history="1">
+        <w:hyperlink r:id="rId15" w:history="1">
           <w:r>
             <w:rPr>
               <w:rStyle w:val="Hyperlink"/>
@@ -969,7 +975,7 @@
           <w:color w:val="000000"/>
           <w:sz w:val="24"/>
         </w:rPr>
-        <w:hyperlink r:id="rId16" w:history="1">
+        <w:hyperlink r:id="rId15" w:history="1">
           <w:r>
             <w:rPr>
               <w:rStyle w:val="Hyperlink"/>
@@ -987,7 +993,7 @@
           <w:color w:val="000000"/>
           <w:sz w:val="24"/>
         </w:rPr>
-        <w:hyperlink r:id="rId16" w:history="1">
+        <w:hyperlink r:id="rId15" w:history="1">
           <w:r>
             <w:rPr>
               <w:rStyle w:val="Hyperlink"/>
@@ -2918,7 +2924,7 @@
           <w:sz w:val="24"/>
           <w:u w:val="single"/>
         </w:rPr>
-        <w:hyperlink r:id="rId28" w:history="1">
+        <w:hyperlink r:id="rId27" w:history="1">
           <w:r>
             <w:rPr>
               <w:rStyle w:val="Hyperlink"/>
@@ -2947,14 +2953,20 @@
       </w:r>
       <w:r>
         <w:rPr>
-          <w:u w:val="single" w:color="0000ff"/>
           <w:rFonts w:ascii="Charis SIL Regular" w:hAnsi="Charis SIL Regular" w:eastAsia="Charis SIL Regular"/>
           <w:b w:val="0"/>
           <w:i w:val="0"/>
           <w:color w:val="000000"/>
           <w:sz w:val="24"/>
         </w:rPr>
-        <w:t xml:space="preserve">, </w:t>
+        <w:hyperlink r:id="rId27" w:history="1">
+          <w:r>
+            <w:rPr>
+              <w:rStyle w:val="Hyperlink"/>
+            </w:rPr>
+            <w:t xml:space="preserve">, </w:t>
+          </w:r>
+        </w:hyperlink>
       </w:r>
       <w:r>
         <w:rPr>
@@ -2965,7 +2977,7 @@
           <w:sz w:val="24"/>
           <w:u w:val="single"/>
         </w:rPr>
-        <w:hyperlink r:id="rId27" w:history="1">
+        <w:hyperlink r:id="rId29" w:history="1">
           <w:r>
             <w:rPr>
               <w:rStyle w:val="Hyperlink"/>

--- a/EXPORTS/DOCX/published/niveau3/Dutch/KoninklijkeBazar.docx
+++ b/EXPORTS/DOCX/published/niveau3/Dutch/KoninklijkeBazar.docx
@@ -537,20 +537,14 @@
       </w:r>
       <w:r>
         <w:rPr>
+          <w:u w:val="single" w:color="0000ff"/>
           <w:rFonts w:ascii="Charis SIL Regular" w:hAnsi="Charis SIL Regular" w:eastAsia="Charis SIL Regular"/>
           <w:b w:val="0"/>
           <w:i w:val="0"/>
           <w:color w:val="000000"/>
           <w:sz w:val="24"/>
         </w:rPr>
-        <w:hyperlink r:id="rId13" w:history="1">
-          <w:r>
-            <w:rPr>
-              <w:rStyle w:val="Hyperlink"/>
-            </w:rPr>
-            <w:t xml:space="preserve">ing </w:t>
-          </w:r>
-        </w:hyperlink>
+        <w:t xml:space="preserve">ing </w:t>
       </w:r>
       <w:r>
         <w:rPr>
@@ -561,7 +555,7 @@
           <w:sz w:val="24"/>
           <w:u w:val="single"/>
         </w:rPr>
-        <w:hyperlink r:id="rId13" w:history="1">
+        <w:hyperlink r:id="rId15" w:history="1">
           <w:r>
             <w:rPr>
               <w:rStyle w:val="Hyperlink"/>
@@ -590,7 +584,7 @@
           <w:sz w:val="24"/>
           <w:u w:val="single"/>
         </w:rPr>
-        <w:hyperlink r:id="rId13" w:history="1">
+        <w:hyperlink r:id="rId15" w:history="1">
           <w:r>
             <w:rPr>
               <w:rStyle w:val="Hyperlink"/>
@@ -608,30 +602,12 @@
           <w:sz w:val="24"/>
           <w:u w:val="single"/>
         </w:rPr>
-        <w:hyperlink r:id="rId13" w:history="1">
+        <w:hyperlink r:id="rId15" w:history="1">
           <w:r>
             <w:rPr>
               <w:rStyle w:val="Hyperlink"/>
             </w:rPr>
             <w:t>I</w:t>
-          </w:r>
-        </w:hyperlink>
-      </w:r>
-      <w:r>
-        <w:rPr>
-          <w:u w:val="single" w:color="0000ff"/>
-          <w:rFonts w:ascii="Charis SIL Regular" w:hAnsi="Charis SIL Regular" w:eastAsia="Charis SIL Regular"/>
-          <w:b w:val="0"/>
-          <w:i w:val="0"/>
-          <w:color w:val="000000"/>
-          <w:sz w:val="24"/>
-        </w:rPr>
-        <w:hyperlink r:id="rId13" w:history="1">
-          <w:r>
-            <w:rPr>
-              <w:rStyle w:val="Hyperlink"/>
-            </w:rPr>
-            <w:t>, m</w:t>
           </w:r>
         </w:hyperlink>
       </w:r>
@@ -643,46 +619,7 @@
           <w:color w:val="000000"/>
           <w:sz w:val="24"/>
         </w:rPr>
-        <w:t>aar ook musea</w:t>
-      </w:r>
-      <w:r>
-        <w:rPr>
-          <w:u w:val="single" w:color="0000ff"/>
-          <w:rFonts w:ascii="Charis SIL Regular" w:hAnsi="Charis SIL Regular" w:eastAsia="Charis SIL Regular"/>
-          <w:b w:val="0"/>
-          <w:i w:val="0"/>
-          <w:color w:val="000000"/>
-          <w:sz w:val="24"/>
-        </w:rPr>
-        <w:hyperlink r:id="rId14" w:history="1">
-          <w:r>
-            <w:rPr>
-              <w:rStyle w:val="Hyperlink"/>
-            </w:rPr>
-            <w:t>, zoals he</w:t>
-          </w:r>
-        </w:hyperlink>
-      </w:r>
-      <w:r>
-        <w:rPr>
-          <w:u w:val="single" w:color="0000ff"/>
-          <w:rFonts w:ascii="Charis SIL Regular" w:hAnsi="Charis SIL Regular" w:eastAsia="Charis SIL Regular"/>
-          <w:b w:val="0"/>
-          <w:i w:val="0"/>
-          <w:color w:val="000000"/>
-          <w:sz w:val="24"/>
-        </w:rPr>
-        <w:t>t</w:t>
-      </w:r>
-      <w:r>
-        <w:rPr>
-          <w:rFonts w:ascii="Charis SIL Regular" w:hAnsi="Charis SIL Regular" w:eastAsia="Charis SIL Regular"/>
-          <w:b w:val="0"/>
-          <w:i w:val="0"/>
-          <w:color w:val="000000"/>
-          <w:sz w:val="24"/>
-        </w:rPr>
-        <w:t xml:space="preserve"> </w:t>
+        <w:t xml:space="preserve">, maar ook musea, zoals het </w:t>
       </w:r>
       <w:r>
         <w:rPr>
@@ -693,7 +630,7 @@
           <w:sz w:val="24"/>
           <w:u w:val="single"/>
         </w:rPr>
-        <w:hyperlink r:id="rId15" w:history="1">
+        <w:hyperlink r:id="rId16" w:history="1">
           <w:r>
             <w:rPr>
               <w:rStyle w:val="Hyperlink"/>
@@ -722,7 +659,7 @@
           <w:sz w:val="24"/>
           <w:u w:val="single"/>
         </w:rPr>
-        <w:hyperlink r:id="rId15" w:history="1">
+        <w:hyperlink r:id="rId16" w:history="1">
           <w:r>
             <w:rPr>
               <w:rStyle w:val="Hyperlink"/>
@@ -751,7 +688,7 @@
           <w:sz w:val="24"/>
           <w:u w:val="single"/>
         </w:rPr>
-        <w:hyperlink r:id="rId15" w:history="1">
+        <w:hyperlink r:id="rId16" w:history="1">
           <w:r>
             <w:rPr>
               <w:rStyle w:val="Hyperlink"/>
@@ -769,7 +706,7 @@
           <w:sz w:val="24"/>
           <w:u w:val="single"/>
         </w:rPr>
-        <w:hyperlink r:id="rId15" w:history="1">
+        <w:hyperlink r:id="rId16" w:history="1">
           <w:r>
             <w:rPr>
               <w:rStyle w:val="Hyperlink"/>
@@ -797,7 +734,7 @@
           <w:color w:val="000000"/>
           <w:sz w:val="24"/>
         </w:rPr>
-        <w:hyperlink r:id="rId16" w:history="1">
+        <w:hyperlink r:id="rId15" w:history="1">
           <w:r>
             <w:rPr>
               <w:rStyle w:val="Hyperlink"/>
@@ -815,7 +752,7 @@
           <w:sz w:val="24"/>
           <w:u w:val="single"/>
         </w:rPr>
-        <w:hyperlink r:id="rId17" w:history="1">
+        <w:hyperlink r:id="rId15" w:history="1">
           <w:r>
             <w:rPr>
               <w:rStyle w:val="Hyperlink"/>
@@ -946,7 +883,7 @@
           <w:color w:val="000000"/>
           <w:sz w:val="24"/>
         </w:rPr>
-        <w:hyperlink r:id="rId15" w:history="1">
+        <w:hyperlink r:id="rId16" w:history="1">
           <w:r>
             <w:rPr>
               <w:rStyle w:val="Hyperlink"/>
@@ -975,7 +912,7 @@
           <w:color w:val="000000"/>
           <w:sz w:val="24"/>
         </w:rPr>
-        <w:hyperlink r:id="rId15" w:history="1">
+        <w:hyperlink r:id="rId16" w:history="1">
           <w:r>
             <w:rPr>
               <w:rStyle w:val="Hyperlink"/>
@@ -993,7 +930,7 @@
           <w:color w:val="000000"/>
           <w:sz w:val="24"/>
         </w:rPr>
-        <w:hyperlink r:id="rId15" w:history="1">
+        <w:hyperlink r:id="rId16" w:history="1">
           <w:r>
             <w:rPr>
               <w:rStyle w:val="Hyperlink"/>
@@ -2959,14 +2896,7 @@
           <w:color w:val="000000"/>
           <w:sz w:val="24"/>
         </w:rPr>
-        <w:hyperlink r:id="rId27" w:history="1">
-          <w:r>
-            <w:rPr>
-              <w:rStyle w:val="Hyperlink"/>
-            </w:rPr>
-            <w:t xml:space="preserve">, </w:t>
-          </w:r>
-        </w:hyperlink>
+        <w:t xml:space="preserve">, </w:t>
       </w:r>
       <w:r>
         <w:rPr>
@@ -2977,7 +2907,7 @@
           <w:sz w:val="24"/>
           <w:u w:val="single"/>
         </w:rPr>
-        <w:hyperlink r:id="rId29" w:history="1">
+        <w:hyperlink r:id="rId27" w:history="1">
           <w:r>
             <w:rPr>
               <w:rStyle w:val="Hyperlink"/>
@@ -3006,7 +2936,7 @@
           <w:sz w:val="24"/>
           <w:u w:val="single"/>
         </w:rPr>
-        <w:hyperlink r:id="rId29" w:history="1">
+        <w:hyperlink r:id="rId27" w:history="1">
           <w:r>
             <w:rPr>
               <w:rStyle w:val="Hyperlink"/>
@@ -3024,7 +2954,7 @@
           <w:sz w:val="24"/>
           <w:u w:val="single"/>
         </w:rPr>
-        <w:hyperlink r:id="rId29" w:history="1">
+        <w:hyperlink r:id="rId27" w:history="1">
           <w:r>
             <w:rPr>
               <w:rStyle w:val="Hyperlink"/>
@@ -3100,7 +3030,7 @@
           <w:sz w:val="24"/>
           <w:u w:val="single"/>
         </w:rPr>
-        <w:hyperlink r:id="rId30" w:history="1">
+        <w:hyperlink r:id="rId29" w:history="1">
           <w:r>
             <w:rPr>
               <w:rStyle w:val="Hyperlink"/>
@@ -3118,7 +3048,7 @@
           <w:sz w:val="24"/>
           <w:u w:val="single"/>
         </w:rPr>
-        <w:hyperlink r:id="rId30" w:history="1">
+        <w:hyperlink r:id="rId29" w:history="1">
           <w:r>
             <w:rPr>
               <w:rStyle w:val="Hyperlink"/>
@@ -3136,7 +3066,7 @@
           <w:sz w:val="24"/>
           <w:u w:val="single"/>
         </w:rPr>
-        <w:hyperlink r:id="rId30" w:history="1">
+        <w:hyperlink r:id="rId29" w:history="1">
           <w:r>
             <w:rPr>
               <w:rStyle w:val="Hyperlink"/>
@@ -3164,7 +3094,7 @@
           <w:sz w:val="24"/>
           <w:u w:val="single"/>
         </w:rPr>
-        <w:hyperlink r:id="rId30" w:history="1">
+        <w:hyperlink r:id="rId29" w:history="1">
           <w:r>
             <w:rPr>
               <w:rStyle w:val="Hyperlink"/>
@@ -3193,7 +3123,7 @@
           <w:sz w:val="24"/>
           <w:u w:val="single"/>
         </w:rPr>
-        <w:hyperlink r:id="rId30" w:history="1">
+        <w:hyperlink r:id="rId29" w:history="1">
           <w:r>
             <w:rPr>
               <w:rStyle w:val="Hyperlink"/>
@@ -3315,7 +3245,7 @@
           <w:sz w:val="24"/>
           <w:u w:val="single"/>
         </w:rPr>
-        <w:hyperlink r:id="rId31" w:history="1">
+        <w:hyperlink r:id="rId30" w:history="1">
           <w:r>
             <w:rPr>
               <w:rStyle w:val="Hyperlink"/>
@@ -3333,7 +3263,7 @@
           <w:sz w:val="24"/>
           <w:u w:val="single"/>
         </w:rPr>
-        <w:hyperlink r:id="rId31" w:history="1">
+        <w:hyperlink r:id="rId30" w:history="1">
           <w:r>
             <w:rPr>
               <w:rStyle w:val="Hyperlink"/>
@@ -3351,7 +3281,7 @@
           <w:sz w:val="24"/>
           <w:u w:val="single"/>
         </w:rPr>
-        <w:hyperlink r:id="rId31" w:history="1">
+        <w:hyperlink r:id="rId30" w:history="1">
           <w:r>
             <w:rPr>
               <w:rStyle w:val="Hyperlink"/>
@@ -3379,7 +3309,7 @@
           <w:sz w:val="24"/>
           <w:u w:val="single"/>
         </w:rPr>
-        <w:hyperlink r:id="rId31" w:history="1">
+        <w:hyperlink r:id="rId30" w:history="1">
           <w:r>
             <w:rPr>
               <w:rStyle w:val="Hyperlink"/>
@@ -3408,7 +3338,7 @@
           <w:sz w:val="24"/>
           <w:u w:val="single"/>
         </w:rPr>
-        <w:hyperlink r:id="rId31" w:history="1">
+        <w:hyperlink r:id="rId30" w:history="1">
           <w:r>
             <w:rPr>
               <w:rStyle w:val="Hyperlink"/>

--- a/EXPORTS/DOCX/published/niveau3/Dutch/KoninklijkeBazar.docx
+++ b/EXPORTS/DOCX/published/niveau3/Dutch/KoninklijkeBazar.docx
@@ -781,7 +781,7 @@
           <w:sz w:val="24"/>
           <w:u w:val="single"/>
         </w:rPr>
-        <w:hyperlink r:id="rId17" w:history="1">
+        <w:hyperlink r:id="rId15" w:history="1">
           <w:r>
             <w:rPr>
               <w:rStyle w:val="Hyperlink"/>
@@ -815,15 +815,9 @@
           <w:i w:val="0"/>
           <w:color w:val="0000FF"/>
           <w:sz w:val="24"/>
+          <w:u w:val="single"/>
         </w:rPr>
-        <w:hyperlink r:id="rId17" w:history="1">
-          <w:r>
-            <w:rPr>
-              <w:rStyle w:val="Hyperlink"/>
-            </w:rPr>
-            <w:t>c</w:t>
-          </w:r>
-        </w:hyperlink>
+        <w:t>c</w:t>
       </w:r>
       <w:r>
         <w:rPr>
@@ -2896,7 +2890,14 @@
           <w:color w:val="000000"/>
           <w:sz w:val="24"/>
         </w:rPr>
-        <w:t xml:space="preserve">, </w:t>
+        <w:hyperlink r:id="rId27" w:history="1">
+          <w:r>
+            <w:rPr>
+              <w:rStyle w:val="Hyperlink"/>
+            </w:rPr>
+            <w:t xml:space="preserve">, </w:t>
+          </w:r>
+        </w:hyperlink>
       </w:r>
       <w:r>
         <w:rPr>
@@ -2907,7 +2908,7 @@
           <w:sz w:val="24"/>
           <w:u w:val="single"/>
         </w:rPr>
-        <w:hyperlink r:id="rId27" w:history="1">
+        <w:hyperlink r:id="rId29" w:history="1">
           <w:r>
             <w:rPr>
               <w:rStyle w:val="Hyperlink"/>
@@ -2936,7 +2937,7 @@
           <w:sz w:val="24"/>
           <w:u w:val="single"/>
         </w:rPr>
-        <w:hyperlink r:id="rId27" w:history="1">
+        <w:hyperlink r:id="rId29" w:history="1">
           <w:r>
             <w:rPr>
               <w:rStyle w:val="Hyperlink"/>
@@ -2954,7 +2955,7 @@
           <w:sz w:val="24"/>
           <w:u w:val="single"/>
         </w:rPr>
-        <w:hyperlink r:id="rId27" w:history="1">
+        <w:hyperlink r:id="rId29" w:history="1">
           <w:r>
             <w:rPr>
               <w:rStyle w:val="Hyperlink"/>
@@ -3030,7 +3031,7 @@
           <w:sz w:val="24"/>
           <w:u w:val="single"/>
         </w:rPr>
-        <w:hyperlink r:id="rId29" w:history="1">
+        <w:hyperlink r:id="rId30" w:history="1">
           <w:r>
             <w:rPr>
               <w:rStyle w:val="Hyperlink"/>
@@ -3048,7 +3049,7 @@
           <w:sz w:val="24"/>
           <w:u w:val="single"/>
         </w:rPr>
-        <w:hyperlink r:id="rId29" w:history="1">
+        <w:hyperlink r:id="rId30" w:history="1">
           <w:r>
             <w:rPr>
               <w:rStyle w:val="Hyperlink"/>
@@ -3066,7 +3067,7 @@
           <w:sz w:val="24"/>
           <w:u w:val="single"/>
         </w:rPr>
-        <w:hyperlink r:id="rId29" w:history="1">
+        <w:hyperlink r:id="rId30" w:history="1">
           <w:r>
             <w:rPr>
               <w:rStyle w:val="Hyperlink"/>
@@ -3094,7 +3095,7 @@
           <w:sz w:val="24"/>
           <w:u w:val="single"/>
         </w:rPr>
-        <w:hyperlink r:id="rId29" w:history="1">
+        <w:hyperlink r:id="rId30" w:history="1">
           <w:r>
             <w:rPr>
               <w:rStyle w:val="Hyperlink"/>
@@ -3123,7 +3124,7 @@
           <w:sz w:val="24"/>
           <w:u w:val="single"/>
         </w:rPr>
-        <w:hyperlink r:id="rId29" w:history="1">
+        <w:hyperlink r:id="rId30" w:history="1">
           <w:r>
             <w:rPr>
               <w:rStyle w:val="Hyperlink"/>
@@ -3245,7 +3246,7 @@
           <w:sz w:val="24"/>
           <w:u w:val="single"/>
         </w:rPr>
-        <w:hyperlink r:id="rId30" w:history="1">
+        <w:hyperlink r:id="rId31" w:history="1">
           <w:r>
             <w:rPr>
               <w:rStyle w:val="Hyperlink"/>
@@ -3263,7 +3264,7 @@
           <w:sz w:val="24"/>
           <w:u w:val="single"/>
         </w:rPr>
-        <w:hyperlink r:id="rId30" w:history="1">
+        <w:hyperlink r:id="rId31" w:history="1">
           <w:r>
             <w:rPr>
               <w:rStyle w:val="Hyperlink"/>
@@ -3281,7 +3282,7 @@
           <w:sz w:val="24"/>
           <w:u w:val="single"/>
         </w:rPr>
-        <w:hyperlink r:id="rId30" w:history="1">
+        <w:hyperlink r:id="rId31" w:history="1">
           <w:r>
             <w:rPr>
               <w:rStyle w:val="Hyperlink"/>
@@ -3309,7 +3310,7 @@
           <w:sz w:val="24"/>
           <w:u w:val="single"/>
         </w:rPr>
-        <w:hyperlink r:id="rId30" w:history="1">
+        <w:hyperlink r:id="rId31" w:history="1">
           <w:r>
             <w:rPr>
               <w:rStyle w:val="Hyperlink"/>
@@ -3338,7 +3339,7 @@
           <w:sz w:val="24"/>
           <w:u w:val="single"/>
         </w:rPr>
-        <w:hyperlink r:id="rId30" w:history="1">
+        <w:hyperlink r:id="rId31" w:history="1">
           <w:r>
             <w:rPr>
               <w:rStyle w:val="Hyperlink"/>

--- a/EXPORTS/DOCX/published/niveau3/Dutch/KoninklijkeBazar.docx
+++ b/EXPORTS/DOCX/published/niveau3/Dutch/KoninklijkeBazar.docx
@@ -555,7 +555,7 @@
           <w:sz w:val="24"/>
           <w:u w:val="single"/>
         </w:rPr>
-        <w:hyperlink r:id="rId15" w:history="1">
+        <w:hyperlink r:id="rId13" w:history="1">
           <w:r>
             <w:rPr>
               <w:rStyle w:val="Hyperlink"/>
@@ -584,7 +584,7 @@
           <w:sz w:val="24"/>
           <w:u w:val="single"/>
         </w:rPr>
-        <w:hyperlink r:id="rId15" w:history="1">
+        <w:hyperlink r:id="rId13" w:history="1">
           <w:r>
             <w:rPr>
               <w:rStyle w:val="Hyperlink"/>
@@ -602,12 +602,30 @@
           <w:sz w:val="24"/>
           <w:u w:val="single"/>
         </w:rPr>
-        <w:hyperlink r:id="rId15" w:history="1">
+        <w:hyperlink r:id="rId13" w:history="1">
           <w:r>
             <w:rPr>
               <w:rStyle w:val="Hyperlink"/>
             </w:rPr>
             <w:t>I</w:t>
+          </w:r>
+        </w:hyperlink>
+      </w:r>
+      <w:r>
+        <w:rPr>
+          <w:u w:val="single" w:color="0000ff"/>
+          <w:rFonts w:ascii="Charis SIL Regular" w:hAnsi="Charis SIL Regular" w:eastAsia="Charis SIL Regular"/>
+          <w:b w:val="0"/>
+          <w:i w:val="0"/>
+          <w:color w:val="000000"/>
+          <w:sz w:val="24"/>
+        </w:rPr>
+        <w:hyperlink r:id="rId13" w:history="1">
+          <w:r>
+            <w:rPr>
+              <w:rStyle w:val="Hyperlink"/>
+            </w:rPr>
+            <w:t>, m</w:t>
           </w:r>
         </w:hyperlink>
       </w:r>
@@ -619,7 +637,46 @@
           <w:color w:val="000000"/>
           <w:sz w:val="24"/>
         </w:rPr>
-        <w:t xml:space="preserve">, maar ook musea, zoals het </w:t>
+        <w:t>aar ook musea</w:t>
+      </w:r>
+      <w:r>
+        <w:rPr>
+          <w:u w:val="single" w:color="0000ff"/>
+          <w:rFonts w:ascii="Charis SIL Regular" w:hAnsi="Charis SIL Regular" w:eastAsia="Charis SIL Regular"/>
+          <w:b w:val="0"/>
+          <w:i w:val="0"/>
+          <w:color w:val="000000"/>
+          <w:sz w:val="24"/>
+        </w:rPr>
+        <w:hyperlink r:id="rId14" w:history="1">
+          <w:r>
+            <w:rPr>
+              <w:rStyle w:val="Hyperlink"/>
+            </w:rPr>
+            <w:t>, zoals he</w:t>
+          </w:r>
+        </w:hyperlink>
+      </w:r>
+      <w:r>
+        <w:rPr>
+          <w:u w:val="single" w:color="0000ff"/>
+          <w:rFonts w:ascii="Charis SIL Regular" w:hAnsi="Charis SIL Regular" w:eastAsia="Charis SIL Regular"/>
+          <w:b w:val="0"/>
+          <w:i w:val="0"/>
+          <w:color w:val="000000"/>
+          <w:sz w:val="24"/>
+        </w:rPr>
+        <w:t>t</w:t>
+      </w:r>
+      <w:r>
+        <w:rPr>
+          <w:rFonts w:ascii="Charis SIL Regular" w:hAnsi="Charis SIL Regular" w:eastAsia="Charis SIL Regular"/>
+          <w:b w:val="0"/>
+          <w:i w:val="0"/>
+          <w:color w:val="000000"/>
+          <w:sz w:val="24"/>
+        </w:rPr>
+        <w:t xml:space="preserve"> </w:t>
       </w:r>
       <w:r>
         <w:rPr>
@@ -630,7 +687,7 @@
           <w:sz w:val="24"/>
           <w:u w:val="single"/>
         </w:rPr>
-        <w:hyperlink r:id="rId16" w:history="1">
+        <w:hyperlink r:id="rId15" w:history="1">
           <w:r>
             <w:rPr>
               <w:rStyle w:val="Hyperlink"/>
@@ -659,7 +716,7 @@
           <w:sz w:val="24"/>
           <w:u w:val="single"/>
         </w:rPr>
-        <w:hyperlink r:id="rId16" w:history="1">
+        <w:hyperlink r:id="rId15" w:history="1">
           <w:r>
             <w:rPr>
               <w:rStyle w:val="Hyperlink"/>
@@ -688,7 +745,7 @@
           <w:sz w:val="24"/>
           <w:u w:val="single"/>
         </w:rPr>
-        <w:hyperlink r:id="rId16" w:history="1">
+        <w:hyperlink r:id="rId15" w:history="1">
           <w:r>
             <w:rPr>
               <w:rStyle w:val="Hyperlink"/>
@@ -706,7 +763,7 @@
           <w:sz w:val="24"/>
           <w:u w:val="single"/>
         </w:rPr>
-        <w:hyperlink r:id="rId16" w:history="1">
+        <w:hyperlink r:id="rId15" w:history="1">
           <w:r>
             <w:rPr>
               <w:rStyle w:val="Hyperlink"/>
@@ -734,14 +791,7 @@
           <w:color w:val="000000"/>
           <w:sz w:val="24"/>
         </w:rPr>
-        <w:hyperlink r:id="rId15" w:history="1">
-          <w:r>
-            <w:rPr>
-              <w:rStyle w:val="Hyperlink"/>
-            </w:rPr>
-            <w:t xml:space="preserve">ge </w:t>
-          </w:r>
-        </w:hyperlink>
+        <w:t xml:space="preserve">ge </w:t>
       </w:r>
       <w:r>
         <w:rPr>
@@ -752,7 +802,7 @@
           <w:sz w:val="24"/>
           <w:u w:val="single"/>
         </w:rPr>
-        <w:hyperlink r:id="rId15" w:history="1">
+        <w:hyperlink r:id="rId16" w:history="1">
           <w:r>
             <w:rPr>
               <w:rStyle w:val="Hyperlink"/>
@@ -781,7 +831,7 @@
           <w:sz w:val="24"/>
           <w:u w:val="single"/>
         </w:rPr>
-        <w:hyperlink r:id="rId15" w:history="1">
+        <w:hyperlink r:id="rId16" w:history="1">
           <w:r>
             <w:rPr>
               <w:rStyle w:val="Hyperlink"/>
@@ -799,12 +849,12 @@
           <w:sz w:val="24"/>
           <w:u w:val="single"/>
         </w:rPr>
-        <w:hyperlink r:id="rId17" w:history="1">
+        <w:hyperlink r:id="rId16" w:history="1">
           <w:r>
             <w:rPr>
               <w:rStyle w:val="Hyperlink"/>
             </w:rPr>
-            <w:t>thnografis</w:t>
+            <w:t>thnografisc</w:t>
           </w:r>
         </w:hyperlink>
       </w:r>
@@ -816,16 +866,6 @@
           <w:color w:val="0000FF"/>
           <w:sz w:val="24"/>
           <w:u w:val="single"/>
-        </w:rPr>
-        <w:t>c</w:t>
-      </w:r>
-      <w:r>
-        <w:rPr>
-          <w:rFonts w:ascii="Charis SIL Regular" w:hAnsi="Charis SIL Regular" w:eastAsia="Charis SIL Regular"/>
-          <w:b w:val="0"/>
-          <w:i w:val="0"/>
-          <w:color w:val="0000FF"/>
-          <w:sz w:val="24"/>
         </w:rPr>
         <w:t>h</w:t>
       </w:r>
@@ -849,14 +889,24 @@
           <w:sz w:val="24"/>
           <w:u w:val="single"/>
         </w:rPr>
-        <w:hyperlink r:id="rId17" w:history="1">
+        <w:hyperlink r:id="rId16" w:history="1">
           <w:r>
             <w:rPr>
               <w:rStyle w:val="Hyperlink"/>
             </w:rPr>
-            <w:t>Museum</w:t>
+            <w:t>Museu</w:t>
           </w:r>
         </w:hyperlink>
+      </w:r>
+      <w:r>
+        <w:rPr>
+          <w:rFonts w:ascii="Charis SIL Regular" w:hAnsi="Charis SIL Regular" w:eastAsia="Charis SIL Regular"/>
+          <w:b w:val="0"/>
+          <w:i w:val="0"/>
+          <w:color w:val="0000FF"/>
+          <w:sz w:val="24"/>
+        </w:rPr>
+        <w:t>m</w:t>
       </w:r>
       <w:r>
         <w:rPr>
@@ -877,7 +927,7 @@
           <w:color w:val="000000"/>
           <w:sz w:val="24"/>
         </w:rPr>
-        <w:hyperlink r:id="rId16" w:history="1">
+        <w:hyperlink r:id="rId15" w:history="1">
           <w:r>
             <w:rPr>
               <w:rStyle w:val="Hyperlink"/>
@@ -906,7 +956,7 @@
           <w:color w:val="000000"/>
           <w:sz w:val="24"/>
         </w:rPr>
-        <w:hyperlink r:id="rId16" w:history="1">
+        <w:hyperlink r:id="rId15" w:history="1">
           <w:r>
             <w:rPr>
               <w:rStyle w:val="Hyperlink"/>
@@ -924,7 +974,7 @@
           <w:color w:val="000000"/>
           <w:sz w:val="24"/>
         </w:rPr>
-        <w:hyperlink r:id="rId16" w:history="1">
+        <w:hyperlink r:id="rId15" w:history="1">
           <w:r>
             <w:rPr>
               <w:rStyle w:val="Hyperlink"/>
@@ -952,7 +1002,7 @@
           <w:color w:val="000000"/>
           <w:sz w:val="24"/>
         </w:rPr>
-        <w:hyperlink r:id="rId17" w:history="1">
+        <w:hyperlink r:id="rId16" w:history="1">
           <w:r>
             <w:rPr>
               <w:rStyle w:val="Hyperlink"/>
@@ -970,7 +1020,7 @@
           <w:color w:val="000000"/>
           <w:sz w:val="24"/>
         </w:rPr>
-        <w:hyperlink r:id="rId17" w:history="1">
+        <w:hyperlink r:id="rId16" w:history="1">
           <w:r>
             <w:rPr>
               <w:rStyle w:val="Hyperlink"/>
@@ -988,7 +1038,7 @@
           <w:color w:val="000000"/>
           <w:sz w:val="24"/>
         </w:rPr>
-        <w:hyperlink r:id="rId17" w:history="1">
+        <w:hyperlink r:id="rId16" w:history="1">
           <w:r>
             <w:rPr>
               <w:rStyle w:val="Hyperlink"/>
@@ -1006,7 +1056,7 @@
           <w:color w:val="000000"/>
           <w:sz w:val="24"/>
         </w:rPr>
-        <w:hyperlink r:id="rId17" w:history="1">
+        <w:hyperlink r:id="rId16" w:history="1">
           <w:r>
             <w:rPr>
               <w:rStyle w:val="Hyperlink"/>
@@ -1024,7 +1074,7 @@
           <w:color w:val="000000"/>
           <w:sz w:val="24"/>
         </w:rPr>
-        <w:hyperlink r:id="rId17" w:history="1">
+        <w:hyperlink r:id="rId16" w:history="1">
           <w:r>
             <w:rPr>
               <w:rStyle w:val="Hyperlink"/>
@@ -1102,7 +1152,7 @@
           <w:sz w:val="24"/>
           <w:u w:val="single"/>
         </w:rPr>
-        <w:hyperlink r:id="rId18" w:history="1">
+        <w:hyperlink r:id="rId17" w:history="1">
           <w:r>
             <w:rPr>
               <w:rStyle w:val="Hyperlink"/>
@@ -1131,7 +1181,7 @@
           <w:sz w:val="24"/>
           <w:u w:val="single"/>
         </w:rPr>
-        <w:hyperlink r:id="rId18" w:history="1">
+        <w:hyperlink r:id="rId17" w:history="1">
           <w:r>
             <w:rPr>
               <w:rStyle w:val="Hyperlink"/>
@@ -1169,7 +1219,7 @@
           <w:color w:val="000000"/>
           <w:sz w:val="24"/>
         </w:rPr>
-        <w:hyperlink r:id="rId18" w:history="1">
+        <w:hyperlink r:id="rId17" w:history="1">
           <w:r>
             <w:rPr>
               <w:rStyle w:val="Hyperlink"/>
@@ -1187,7 +1237,7 @@
           <w:color w:val="000000"/>
           <w:sz w:val="24"/>
         </w:rPr>
-        <w:hyperlink r:id="rId18" w:history="1">
+        <w:hyperlink r:id="rId17" w:history="1">
           <w:r>
             <w:rPr>
               <w:rStyle w:val="Hyperlink"/>
@@ -1215,7 +1265,7 @@
           <w:sz w:val="24"/>
           <w:u w:val="single"/>
         </w:rPr>
-        <w:hyperlink r:id="rId17" w:history="1">
+        <w:hyperlink r:id="rId16" w:history="1">
           <w:r>
             <w:rPr>
               <w:rStyle w:val="Hyperlink"/>
@@ -1244,7 +1294,7 @@
           <w:sz w:val="24"/>
           <w:u w:val="single"/>
         </w:rPr>
-        <w:hyperlink r:id="rId17" w:history="1">
+        <w:hyperlink r:id="rId16" w:history="1">
           <w:r>
             <w:rPr>
               <w:rStyle w:val="Hyperlink"/>
@@ -1532,7 +1582,7 @@
           <w:sz w:val="24"/>
           <w:u w:val="single"/>
         </w:rPr>
-        <w:hyperlink r:id="rId19" w:history="1">
+        <w:hyperlink r:id="rId18" w:history="1">
           <w:r>
             <w:rPr>
               <w:rStyle w:val="Hyperlink"/>
@@ -1550,7 +1600,7 @@
           <w:sz w:val="24"/>
           <w:u w:val="single"/>
         </w:rPr>
-        <w:hyperlink r:id="rId19" w:history="1">
+        <w:hyperlink r:id="rId18" w:history="1">
           <w:r>
             <w:rPr>
               <w:rStyle w:val="Hyperlink"/>
@@ -1568,7 +1618,7 @@
           <w:sz w:val="24"/>
           <w:u w:val="single"/>
         </w:rPr>
-        <w:hyperlink r:id="rId19" w:history="1">
+        <w:hyperlink r:id="rId18" w:history="1">
           <w:r>
             <w:rPr>
               <w:rStyle w:val="Hyperlink"/>
@@ -1586,7 +1636,7 @@
           <w:sz w:val="24"/>
           <w:u w:val="single"/>
         </w:rPr>
-        <w:hyperlink r:id="rId19" w:history="1">
+        <w:hyperlink r:id="rId18" w:history="1">
           <w:r>
             <w:rPr>
               <w:rStyle w:val="Hyperlink"/>
@@ -1604,7 +1654,7 @@
           <w:sz w:val="24"/>
           <w:u w:val="single"/>
         </w:rPr>
-        <w:hyperlink r:id="rId19" w:history="1">
+        <w:hyperlink r:id="rId18" w:history="1">
           <w:r>
             <w:rPr>
               <w:rStyle w:val="Hyperlink"/>
@@ -1622,7 +1672,7 @@
           <w:sz w:val="24"/>
           <w:u w:val="single"/>
         </w:rPr>
-        <w:hyperlink r:id="rId19" w:history="1">
+        <w:hyperlink r:id="rId18" w:history="1">
           <w:r>
             <w:rPr>
               <w:rStyle w:val="Hyperlink"/>
@@ -1640,7 +1690,7 @@
           <w:sz w:val="24"/>
           <w:u w:val="single"/>
         </w:rPr>
-        <w:hyperlink r:id="rId19" w:history="1">
+        <w:hyperlink r:id="rId18" w:history="1">
           <w:r>
             <w:rPr>
               <w:rStyle w:val="Hyperlink"/>
@@ -1787,7 +1837,7 @@
           <w:sz w:val="24"/>
           <w:u w:val="single"/>
         </w:rPr>
-        <w:hyperlink r:id="rId20" w:history="1">
+        <w:hyperlink r:id="rId19" w:history="1">
           <w:r>
             <w:rPr>
               <w:rStyle w:val="Hyperlink"/>
@@ -1805,7 +1855,7 @@
           <w:sz w:val="24"/>
           <w:u w:val="single"/>
         </w:rPr>
-        <w:hyperlink r:id="rId20" w:history="1">
+        <w:hyperlink r:id="rId19" w:history="1">
           <w:r>
             <w:rPr>
               <w:rStyle w:val="Hyperlink"/>
@@ -1823,7 +1873,7 @@
           <w:sz w:val="24"/>
           <w:u w:val="single"/>
         </w:rPr>
-        <w:hyperlink r:id="rId20" w:history="1">
+        <w:hyperlink r:id="rId19" w:history="1">
           <w:r>
             <w:rPr>
               <w:rStyle w:val="Hyperlink"/>
@@ -1841,7 +1891,7 @@
           <w:sz w:val="24"/>
           <w:u w:val="single"/>
         </w:rPr>
-        <w:hyperlink r:id="rId20" w:history="1">
+        <w:hyperlink r:id="rId19" w:history="1">
           <w:r>
             <w:rPr>
               <w:rStyle w:val="Hyperlink"/>
@@ -1859,7 +1909,7 @@
           <w:sz w:val="24"/>
           <w:u w:val="single"/>
         </w:rPr>
-        <w:hyperlink r:id="rId20" w:history="1">
+        <w:hyperlink r:id="rId19" w:history="1">
           <w:r>
             <w:rPr>
               <w:rStyle w:val="Hyperlink"/>
@@ -1877,7 +1927,7 @@
           <w:sz w:val="24"/>
           <w:u w:val="single"/>
         </w:rPr>
-        <w:hyperlink r:id="rId20" w:history="1">
+        <w:hyperlink r:id="rId19" w:history="1">
           <w:r>
             <w:rPr>
               <w:rStyle w:val="Hyperlink"/>
@@ -1990,7 +2040,7 @@
           <w:color w:val="0000FF"/>
           <w:sz w:val="24"/>
         </w:rPr>
-        <w:hyperlink r:id="rId21" w:history="1">
+        <w:hyperlink r:id="rId20" w:history="1">
           <w:r>
             <w:rPr>
               <w:rStyle w:val="Hyperlink"/>
@@ -2007,7 +2057,7 @@
           <w:color w:val="0000FF"/>
           <w:sz w:val="24"/>
         </w:rPr>
-        <w:hyperlink r:id="rId21" w:history="1">
+        <w:hyperlink r:id="rId20" w:history="1">
           <w:r>
             <w:rPr>
               <w:rStyle w:val="Hyperlink"/>
@@ -2024,7 +2074,7 @@
           <w:color w:val="0000FF"/>
           <w:sz w:val="24"/>
         </w:rPr>
-        <w:hyperlink r:id="rId21" w:history="1">
+        <w:hyperlink r:id="rId20" w:history="1">
           <w:r>
             <w:rPr>
               <w:rStyle w:val="Hyperlink"/>
@@ -2134,7 +2184,7 @@
           <w:color w:val="0000FF"/>
           <w:sz w:val="24"/>
         </w:rPr>
-        <w:hyperlink r:id="rId22" w:history="1">
+        <w:hyperlink r:id="rId21" w:history="1">
           <w:r>
             <w:rPr>
               <w:rStyle w:val="Hyperlink"/>
@@ -2151,7 +2201,7 @@
           <w:color w:val="0000FF"/>
           <w:sz w:val="24"/>
         </w:rPr>
-        <w:hyperlink r:id="rId22" w:history="1">
+        <w:hyperlink r:id="rId21" w:history="1">
           <w:r>
             <w:rPr>
               <w:rStyle w:val="Hyperlink"/>
@@ -2239,7 +2289,7 @@
           <w:sz w:val="24"/>
           <w:u w:val="single"/>
         </w:rPr>
-        <w:hyperlink r:id="rId23" w:history="1">
+        <w:hyperlink r:id="rId22" w:history="1">
           <w:r>
             <w:rPr>
               <w:rStyle w:val="Hyperlink"/>
@@ -2257,7 +2307,7 @@
           <w:sz w:val="24"/>
           <w:u w:val="single"/>
         </w:rPr>
-        <w:hyperlink r:id="rId23" w:history="1">
+        <w:hyperlink r:id="rId22" w:history="1">
           <w:r>
             <w:rPr>
               <w:rStyle w:val="Hyperlink"/>
@@ -2375,7 +2425,7 @@
           <w:sz w:val="24"/>
           <w:u w:val="single"/>
         </w:rPr>
-        <w:hyperlink r:id="rId24" w:history="1">
+        <w:hyperlink r:id="rId23" w:history="1">
           <w:r>
             <w:rPr>
               <w:rStyle w:val="Hyperlink"/>
@@ -2393,7 +2443,7 @@
           <w:sz w:val="24"/>
           <w:u w:val="single"/>
         </w:rPr>
-        <w:hyperlink r:id="rId24" w:history="1">
+        <w:hyperlink r:id="rId23" w:history="1">
           <w:r>
             <w:rPr>
               <w:rStyle w:val="Hyperlink"/>
@@ -2411,7 +2461,7 @@
           <w:sz w:val="24"/>
           <w:u w:val="single"/>
         </w:rPr>
-        <w:hyperlink r:id="rId24" w:history="1">
+        <w:hyperlink r:id="rId23" w:history="1">
           <w:r>
             <w:rPr>
               <w:rStyle w:val="Hyperlink"/>
@@ -2439,7 +2489,7 @@
           <w:sz w:val="24"/>
           <w:u w:val="single"/>
         </w:rPr>
-        <w:hyperlink r:id="rId25" w:history="1">
+        <w:hyperlink r:id="rId24" w:history="1">
           <w:r>
             <w:rPr>
               <w:rStyle w:val="Hyperlink"/>
@@ -2468,7 +2518,7 @@
           <w:sz w:val="24"/>
           <w:u w:val="single"/>
         </w:rPr>
-        <w:hyperlink r:id="rId25" w:history="1">
+        <w:hyperlink r:id="rId24" w:history="1">
           <w:r>
             <w:rPr>
               <w:rStyle w:val="Hyperlink"/>
@@ -2596,7 +2646,7 @@
           <w:sz w:val="24"/>
           <w:u w:val="single"/>
         </w:rPr>
-        <w:hyperlink r:id="rId26" w:history="1">
+        <w:hyperlink r:id="rId25" w:history="1">
           <w:r>
             <w:rPr>
               <w:rStyle w:val="Hyperlink"/>
@@ -2614,7 +2664,7 @@
           <w:sz w:val="24"/>
           <w:u w:val="single"/>
         </w:rPr>
-        <w:hyperlink r:id="rId26" w:history="1">
+        <w:hyperlink r:id="rId25" w:history="1">
           <w:r>
             <w:rPr>
               <w:rStyle w:val="Hyperlink"/>
@@ -2632,7 +2682,7 @@
           <w:sz w:val="24"/>
           <w:u w:val="single"/>
         </w:rPr>
-        <w:hyperlink r:id="rId26" w:history="1">
+        <w:hyperlink r:id="rId25" w:history="1">
           <w:r>
             <w:rPr>
               <w:rStyle w:val="Hyperlink"/>
@@ -2650,7 +2700,7 @@
           <w:sz w:val="24"/>
           <w:u w:val="single"/>
         </w:rPr>
-        <w:hyperlink r:id="rId26" w:history="1">
+        <w:hyperlink r:id="rId25" w:history="1">
           <w:r>
             <w:rPr>
               <w:rStyle w:val="Hyperlink"/>
@@ -2752,7 +2802,7 @@
           <w:sz w:val="24"/>
           <w:u w:val="single"/>
         </w:rPr>
-        <w:hyperlink r:id="rId27" w:history="1">
+        <w:hyperlink r:id="rId26" w:history="1">
           <w:r>
             <w:rPr>
               <w:rStyle w:val="Hyperlink"/>
@@ -2770,7 +2820,7 @@
           <w:sz w:val="24"/>
           <w:u w:val="single"/>
         </w:rPr>
-        <w:hyperlink r:id="rId27" w:history="1">
+        <w:hyperlink r:id="rId26" w:history="1">
           <w:r>
             <w:rPr>
               <w:rStyle w:val="Hyperlink"/>
@@ -2788,7 +2838,7 @@
           <w:sz w:val="24"/>
           <w:u w:val="single"/>
         </w:rPr>
-        <w:hyperlink r:id="rId27" w:history="1">
+        <w:hyperlink r:id="rId26" w:history="1">
           <w:r>
             <w:rPr>
               <w:rStyle w:val="Hyperlink"/>
@@ -2806,7 +2856,7 @@
           <w:sz w:val="24"/>
           <w:u w:val="single"/>
         </w:rPr>
-        <w:hyperlink r:id="rId27" w:history="1">
+        <w:hyperlink r:id="rId26" w:history="1">
           <w:r>
             <w:rPr>
               <w:rStyle w:val="Hyperlink"/>
@@ -2834,7 +2884,7 @@
           <w:sz w:val="24"/>
           <w:u w:val="single"/>
         </w:rPr>
-        <w:hyperlink r:id="rId28" w:history="1">
+        <w:hyperlink r:id="rId27" w:history="1">
           <w:r>
             <w:rPr>
               <w:rStyle w:val="Hyperlink"/>
@@ -2890,14 +2940,7 @@
           <w:color w:val="000000"/>
           <w:sz w:val="24"/>
         </w:rPr>
-        <w:hyperlink r:id="rId27" w:history="1">
-          <w:r>
-            <w:rPr>
-              <w:rStyle w:val="Hyperlink"/>
-            </w:rPr>
-            <w:t xml:space="preserve">, </w:t>
-          </w:r>
-        </w:hyperlink>
+        <w:t xml:space="preserve">, </w:t>
       </w:r>
       <w:r>
         <w:rPr>
@@ -2908,7 +2951,7 @@
           <w:sz w:val="24"/>
           <w:u w:val="single"/>
         </w:rPr>
-        <w:hyperlink r:id="rId29" w:history="1">
+        <w:hyperlink r:id="rId28" w:history="1">
           <w:r>
             <w:rPr>
               <w:rStyle w:val="Hyperlink"/>
@@ -2937,7 +2980,7 @@
           <w:sz w:val="24"/>
           <w:u w:val="single"/>
         </w:rPr>
-        <w:hyperlink r:id="rId29" w:history="1">
+        <w:hyperlink r:id="rId28" w:history="1">
           <w:r>
             <w:rPr>
               <w:rStyle w:val="Hyperlink"/>
@@ -2955,7 +2998,7 @@
           <w:sz w:val="24"/>
           <w:u w:val="single"/>
         </w:rPr>
-        <w:hyperlink r:id="rId29" w:history="1">
+        <w:hyperlink r:id="rId28" w:history="1">
           <w:r>
             <w:rPr>
               <w:rStyle w:val="Hyperlink"/>
@@ -3031,7 +3074,7 @@
           <w:sz w:val="24"/>
           <w:u w:val="single"/>
         </w:rPr>
-        <w:hyperlink r:id="rId30" w:history="1">
+        <w:hyperlink r:id="rId29" w:history="1">
           <w:r>
             <w:rPr>
               <w:rStyle w:val="Hyperlink"/>
@@ -3049,7 +3092,7 @@
           <w:sz w:val="24"/>
           <w:u w:val="single"/>
         </w:rPr>
-        <w:hyperlink r:id="rId30" w:history="1">
+        <w:hyperlink r:id="rId29" w:history="1">
           <w:r>
             <w:rPr>
               <w:rStyle w:val="Hyperlink"/>
@@ -3067,7 +3110,7 @@
           <w:sz w:val="24"/>
           <w:u w:val="single"/>
         </w:rPr>
-        <w:hyperlink r:id="rId30" w:history="1">
+        <w:hyperlink r:id="rId29" w:history="1">
           <w:r>
             <w:rPr>
               <w:rStyle w:val="Hyperlink"/>
@@ -3095,7 +3138,7 @@
           <w:sz w:val="24"/>
           <w:u w:val="single"/>
         </w:rPr>
-        <w:hyperlink r:id="rId30" w:history="1">
+        <w:hyperlink r:id="rId29" w:history="1">
           <w:r>
             <w:rPr>
               <w:rStyle w:val="Hyperlink"/>
@@ -3124,7 +3167,7 @@
           <w:sz w:val="24"/>
           <w:u w:val="single"/>
         </w:rPr>
-        <w:hyperlink r:id="rId30" w:history="1">
+        <w:hyperlink r:id="rId29" w:history="1">
           <w:r>
             <w:rPr>
               <w:rStyle w:val="Hyperlink"/>
@@ -3246,7 +3289,7 @@
           <w:sz w:val="24"/>
           <w:u w:val="single"/>
         </w:rPr>
-        <w:hyperlink r:id="rId31" w:history="1">
+        <w:hyperlink r:id="rId30" w:history="1">
           <w:r>
             <w:rPr>
               <w:rStyle w:val="Hyperlink"/>
@@ -3264,7 +3307,7 @@
           <w:sz w:val="24"/>
           <w:u w:val="single"/>
         </w:rPr>
-        <w:hyperlink r:id="rId31" w:history="1">
+        <w:hyperlink r:id="rId30" w:history="1">
           <w:r>
             <w:rPr>
               <w:rStyle w:val="Hyperlink"/>
@@ -3282,7 +3325,7 @@
           <w:sz w:val="24"/>
           <w:u w:val="single"/>
         </w:rPr>
-        <w:hyperlink r:id="rId31" w:history="1">
+        <w:hyperlink r:id="rId30" w:history="1">
           <w:r>
             <w:rPr>
               <w:rStyle w:val="Hyperlink"/>
@@ -3310,7 +3353,7 @@
           <w:sz w:val="24"/>
           <w:u w:val="single"/>
         </w:rPr>
-        <w:hyperlink r:id="rId31" w:history="1">
+        <w:hyperlink r:id="rId30" w:history="1">
           <w:r>
             <w:rPr>
               <w:rStyle w:val="Hyperlink"/>
@@ -3339,7 +3382,7 @@
           <w:sz w:val="24"/>
           <w:u w:val="single"/>
         </w:rPr>
-        <w:hyperlink r:id="rId31" w:history="1">
+        <w:hyperlink r:id="rId30" w:history="1">
           <w:r>
             <w:rPr>
               <w:rStyle w:val="Hyperlink"/>

--- a/EXPORTS/DOCX/published/niveau3/Dutch/KoninklijkeBazar.docx
+++ b/EXPORTS/DOCX/published/niveau3/Dutch/KoninklijkeBazar.docx
@@ -488,63 +488,13 @@
       </w:r>
       <w:r>
         <w:rPr>
-          <w:u w:val="single" w:color="0000ff"/>
           <w:rFonts w:ascii="Charis SIL Regular" w:hAnsi="Charis SIL Regular" w:eastAsia="Charis SIL Regular"/>
           <w:b w:val="0"/>
           <w:i w:val="0"/>
           <w:color w:val="000000"/>
           <w:sz w:val="24"/>
         </w:rPr>
-        <w:t>,</w:t>
-      </w:r>
-      <w:r>
-        <w:rPr>
-          <w:rFonts w:ascii="Charis SIL Regular" w:hAnsi="Charis SIL Regular" w:eastAsia="Charis SIL Regular"/>
-          <w:b w:val="0"/>
-          <w:i w:val="0"/>
-          <w:color w:val="000000"/>
-          <w:sz w:val="24"/>
-        </w:rPr>
-        <w:t xml:space="preserve"> </w:t>
-      </w:r>
-      <w:r>
-        <w:rPr>
-          <w:u w:val="single" w:color="0000ff"/>
-          <w:rFonts w:ascii="Charis SIL Regular" w:hAnsi="Charis SIL Regular" w:eastAsia="Charis SIL Regular"/>
-          <w:b w:val="0"/>
-          <w:i w:val="0"/>
-          <w:color w:val="000000"/>
-          <w:sz w:val="24"/>
-        </w:rPr>
-        <w:hyperlink r:id="rId12" w:history="1">
-          <w:r>
-            <w:rPr>
-              <w:rStyle w:val="Hyperlink"/>
-            </w:rPr>
-            <w:t xml:space="preserve">onder </w:t>
-          </w:r>
-        </w:hyperlink>
-      </w:r>
-      <w:r>
-        <w:rPr>
-          <w:rFonts w:ascii="Charis SIL Regular" w:hAnsi="Charis SIL Regular" w:eastAsia="Charis SIL Regular"/>
-          <w:b w:val="0"/>
-          <w:i w:val="0"/>
-          <w:color w:val="000000"/>
-          <w:sz w:val="24"/>
-        </w:rPr>
-        <w:t>wie kon</w:t>
-      </w:r>
-      <w:r>
-        <w:rPr>
-          <w:u w:val="single" w:color="0000ff"/>
-          <w:rFonts w:ascii="Charis SIL Regular" w:hAnsi="Charis SIL Regular" w:eastAsia="Charis SIL Regular"/>
-          <w:b w:val="0"/>
-          <w:i w:val="0"/>
-          <w:color w:val="000000"/>
-          <w:sz w:val="24"/>
-        </w:rPr>
-        <w:t xml:space="preserve">ing </w:t>
+        <w:t xml:space="preserve">, onder wie koning </w:t>
       </w:r>
       <w:r>
         <w:rPr>
@@ -659,24 +609,13 @@
       </w:r>
       <w:r>
         <w:rPr>
-          <w:u w:val="single" w:color="0000ff"/>
           <w:rFonts w:ascii="Charis SIL Regular" w:hAnsi="Charis SIL Regular" w:eastAsia="Charis SIL Regular"/>
           <w:b w:val="0"/>
           <w:i w:val="0"/>
           <w:color w:val="000000"/>
           <w:sz w:val="24"/>
         </w:rPr>
-        <w:t>t</w:t>
-      </w:r>
-      <w:r>
-        <w:rPr>
-          <w:rFonts w:ascii="Charis SIL Regular" w:hAnsi="Charis SIL Regular" w:eastAsia="Charis SIL Regular"/>
-          <w:b w:val="0"/>
-          <w:i w:val="0"/>
-          <w:color w:val="000000"/>
-          <w:sz w:val="24"/>
-        </w:rPr>
-        <w:t xml:space="preserve"> </w:t>
+        <w:t xml:space="preserve">t </w:t>
       </w:r>
       <w:r>
         <w:rPr>
@@ -2905,7 +2844,7 @@
           <w:sz w:val="24"/>
           <w:u w:val="single"/>
         </w:rPr>
-        <w:hyperlink r:id="rId27" w:history="1">
+        <w:hyperlink r:id="rId26" w:history="1">
           <w:r>
             <w:rPr>
               <w:rStyle w:val="Hyperlink"/>
@@ -2923,7 +2862,7 @@
           <w:sz w:val="24"/>
           <w:u w:val="single"/>
         </w:rPr>
-        <w:hyperlink r:id="rId27" w:history="1">
+        <w:hyperlink r:id="rId26" w:history="1">
           <w:r>
             <w:rPr>
               <w:rStyle w:val="Hyperlink"/>
@@ -2934,13 +2873,21 @@
       </w:r>
       <w:r>
         <w:rPr>
+          <w:u w:val="single" w:color="0000ff"/>
           <w:rFonts w:ascii="Charis SIL Regular" w:hAnsi="Charis SIL Regular" w:eastAsia="Charis SIL Regular"/>
           <w:b w:val="0"/>
           <w:i w:val="0"/>
           <w:color w:val="000000"/>
           <w:sz w:val="24"/>
         </w:rPr>
-        <w:t xml:space="preserve">, </w:t>
+        <w:hyperlink r:id="rId26" w:history="1">
+          <w:r>
+            <w:rPr>
+              <w:rStyle w:val="Hyperlink"/>
+            </w:rPr>
+            <w:t xml:space="preserve">, </w:t>
+          </w:r>
+        </w:hyperlink>
       </w:r>
       <w:r>
         <w:rPr>
@@ -2951,7 +2898,7 @@
           <w:sz w:val="24"/>
           <w:u w:val="single"/>
         </w:rPr>
-        <w:hyperlink r:id="rId28" w:history="1">
+        <w:hyperlink r:id="rId26" w:history="1">
           <w:r>
             <w:rPr>
               <w:rStyle w:val="Hyperlink"/>

--- a/EXPORTS/DOCX/published/niveau3/Dutch/KoninklijkeBazar.docx
+++ b/EXPORTS/DOCX/published/niveau3/Dutch/KoninklijkeBazar.docx
@@ -488,13 +488,63 @@
       </w:r>
       <w:r>
         <w:rPr>
+          <w:u w:val="single" w:color="0000ff"/>
           <w:rFonts w:ascii="Charis SIL Regular" w:hAnsi="Charis SIL Regular" w:eastAsia="Charis SIL Regular"/>
           <w:b w:val="0"/>
           <w:i w:val="0"/>
           <w:color w:val="000000"/>
           <w:sz w:val="24"/>
         </w:rPr>
-        <w:t xml:space="preserve">, onder wie koning </w:t>
+        <w:t>,</w:t>
+      </w:r>
+      <w:r>
+        <w:rPr>
+          <w:rFonts w:ascii="Charis SIL Regular" w:hAnsi="Charis SIL Regular" w:eastAsia="Charis SIL Regular"/>
+          <w:b w:val="0"/>
+          <w:i w:val="0"/>
+          <w:color w:val="000000"/>
+          <w:sz w:val="24"/>
+        </w:rPr>
+        <w:t xml:space="preserve"> </w:t>
+      </w:r>
+      <w:r>
+        <w:rPr>
+          <w:u w:val="single" w:color="0000ff"/>
+          <w:rFonts w:ascii="Charis SIL Regular" w:hAnsi="Charis SIL Regular" w:eastAsia="Charis SIL Regular"/>
+          <w:b w:val="0"/>
+          <w:i w:val="0"/>
+          <w:color w:val="000000"/>
+          <w:sz w:val="24"/>
+        </w:rPr>
+        <w:hyperlink r:id="rId12" w:history="1">
+          <w:r>
+            <w:rPr>
+              <w:rStyle w:val="Hyperlink"/>
+            </w:rPr>
+            <w:t xml:space="preserve">onder </w:t>
+          </w:r>
+        </w:hyperlink>
+      </w:r>
+      <w:r>
+        <w:rPr>
+          <w:rFonts w:ascii="Charis SIL Regular" w:hAnsi="Charis SIL Regular" w:eastAsia="Charis SIL Regular"/>
+          <w:b w:val="0"/>
+          <w:i w:val="0"/>
+          <w:color w:val="000000"/>
+          <w:sz w:val="24"/>
+        </w:rPr>
+        <w:t>wie kon</w:t>
+      </w:r>
+      <w:r>
+        <w:rPr>
+          <w:u w:val="single" w:color="0000ff"/>
+          <w:rFonts w:ascii="Charis SIL Regular" w:hAnsi="Charis SIL Regular" w:eastAsia="Charis SIL Regular"/>
+          <w:b w:val="0"/>
+          <w:i w:val="0"/>
+          <w:color w:val="000000"/>
+          <w:sz w:val="24"/>
+        </w:rPr>
+        <w:t xml:space="preserve">ing </w:t>
       </w:r>
       <w:r>
         <w:rPr>
@@ -609,13 +659,24 @@
       </w:r>
       <w:r>
         <w:rPr>
+          <w:u w:val="single" w:color="0000ff"/>
           <w:rFonts w:ascii="Charis SIL Regular" w:hAnsi="Charis SIL Regular" w:eastAsia="Charis SIL Regular"/>
           <w:b w:val="0"/>
           <w:i w:val="0"/>
           <w:color w:val="000000"/>
           <w:sz w:val="24"/>
         </w:rPr>
-        <w:t xml:space="preserve">t </w:t>
+        <w:t>t</w:t>
+      </w:r>
+      <w:r>
+        <w:rPr>
+          <w:rFonts w:ascii="Charis SIL Regular" w:hAnsi="Charis SIL Regular" w:eastAsia="Charis SIL Regular"/>
+          <w:b w:val="0"/>
+          <w:i w:val="0"/>
+          <w:color w:val="000000"/>
+          <w:sz w:val="24"/>
+        </w:rPr>
+        <w:t xml:space="preserve"> </w:t>
       </w:r>
       <w:r>
         <w:rPr>
@@ -2844,7 +2905,7 @@
           <w:sz w:val="24"/>
           <w:u w:val="single"/>
         </w:rPr>
-        <w:hyperlink r:id="rId26" w:history="1">
+        <w:hyperlink r:id="rId27" w:history="1">
           <w:r>
             <w:rPr>
               <w:rStyle w:val="Hyperlink"/>
@@ -2862,7 +2923,7 @@
           <w:sz w:val="24"/>
           <w:u w:val="single"/>
         </w:rPr>
-        <w:hyperlink r:id="rId26" w:history="1">
+        <w:hyperlink r:id="rId27" w:history="1">
           <w:r>
             <w:rPr>
               <w:rStyle w:val="Hyperlink"/>
@@ -2880,14 +2941,7 @@
           <w:color w:val="000000"/>
           <w:sz w:val="24"/>
         </w:rPr>
-        <w:hyperlink r:id="rId26" w:history="1">
-          <w:r>
-            <w:rPr>
-              <w:rStyle w:val="Hyperlink"/>
-            </w:rPr>
-            <w:t xml:space="preserve">, </w:t>
-          </w:r>
-        </w:hyperlink>
+        <w:t xml:space="preserve">, </w:t>
       </w:r>
       <w:r>
         <w:rPr>
@@ -2898,7 +2952,7 @@
           <w:sz w:val="24"/>
           <w:u w:val="single"/>
         </w:rPr>
-        <w:hyperlink r:id="rId26" w:history="1">
+        <w:hyperlink r:id="rId28" w:history="1">
           <w:r>
             <w:rPr>
               <w:rStyle w:val="Hyperlink"/>

--- a/EXPORTS/DOCX/published/niveau3/Dutch/KoninklijkeBazar.docx
+++ b/EXPORTS/DOCX/published/niveau3/Dutch/KoninklijkeBazar.docx
@@ -555,7 +555,7 @@
           <w:sz w:val="24"/>
           <w:u w:val="single"/>
         </w:rPr>
-        <w:hyperlink r:id="rId13" w:history="1">
+        <w:hyperlink r:id="rId15" w:history="1">
           <w:r>
             <w:rPr>
               <w:rStyle w:val="Hyperlink"/>
@@ -584,7 +584,7 @@
           <w:sz w:val="24"/>
           <w:u w:val="single"/>
         </w:rPr>
-        <w:hyperlink r:id="rId13" w:history="1">
+        <w:hyperlink r:id="rId15" w:history="1">
           <w:r>
             <w:rPr>
               <w:rStyle w:val="Hyperlink"/>
@@ -659,24 +659,13 @@
       </w:r>
       <w:r>
         <w:rPr>
-          <w:u w:val="single" w:color="0000ff"/>
           <w:rFonts w:ascii="Charis SIL Regular" w:hAnsi="Charis SIL Regular" w:eastAsia="Charis SIL Regular"/>
           <w:b w:val="0"/>
           <w:i w:val="0"/>
           <w:color w:val="000000"/>
           <w:sz w:val="24"/>
         </w:rPr>
-        <w:t>t</w:t>
-      </w:r>
-      <w:r>
-        <w:rPr>
-          <w:rFonts w:ascii="Charis SIL Regular" w:hAnsi="Charis SIL Regular" w:eastAsia="Charis SIL Regular"/>
-          <w:b w:val="0"/>
-          <w:i w:val="0"/>
-          <w:color w:val="000000"/>
-          <w:sz w:val="24"/>
-        </w:rPr>
-        <w:t xml:space="preserve"> </w:t>
+        <w:t xml:space="preserve">t </w:t>
       </w:r>
       <w:r>
         <w:rPr>
@@ -687,7 +676,7 @@
           <w:sz w:val="24"/>
           <w:u w:val="single"/>
         </w:rPr>
-        <w:hyperlink r:id="rId15" w:history="1">
+        <w:hyperlink r:id="rId16" w:history="1">
           <w:r>
             <w:rPr>
               <w:rStyle w:val="Hyperlink"/>
@@ -716,7 +705,7 @@
           <w:sz w:val="24"/>
           <w:u w:val="single"/>
         </w:rPr>
-        <w:hyperlink r:id="rId15" w:history="1">
+        <w:hyperlink r:id="rId16" w:history="1">
           <w:r>
             <w:rPr>
               <w:rStyle w:val="Hyperlink"/>
@@ -745,7 +734,7 @@
           <w:sz w:val="24"/>
           <w:u w:val="single"/>
         </w:rPr>
-        <w:hyperlink r:id="rId15" w:history="1">
+        <w:hyperlink r:id="rId16" w:history="1">
           <w:r>
             <w:rPr>
               <w:rStyle w:val="Hyperlink"/>
@@ -763,7 +752,7 @@
           <w:sz w:val="24"/>
           <w:u w:val="single"/>
         </w:rPr>
-        <w:hyperlink r:id="rId15" w:history="1">
+        <w:hyperlink r:id="rId16" w:history="1">
           <w:r>
             <w:rPr>
               <w:rStyle w:val="Hyperlink"/>
@@ -791,7 +780,14 @@
           <w:color w:val="000000"/>
           <w:sz w:val="24"/>
         </w:rPr>
-        <w:t xml:space="preserve">ge </w:t>
+        <w:hyperlink r:id="rId15" w:history="1">
+          <w:r>
+            <w:rPr>
+              <w:rStyle w:val="Hyperlink"/>
+            </w:rPr>
+            <w:t xml:space="preserve">ge </w:t>
+          </w:r>
+        </w:hyperlink>
       </w:r>
       <w:r>
         <w:rPr>
@@ -802,7 +798,7 @@
           <w:sz w:val="24"/>
           <w:u w:val="single"/>
         </w:rPr>
-        <w:hyperlink r:id="rId16" w:history="1">
+        <w:hyperlink r:id="rId15" w:history="1">
           <w:r>
             <w:rPr>
               <w:rStyle w:val="Hyperlink"/>
@@ -831,7 +827,7 @@
           <w:sz w:val="24"/>
           <w:u w:val="single"/>
         </w:rPr>
-        <w:hyperlink r:id="rId16" w:history="1">
+        <w:hyperlink r:id="rId17" w:history="1">
           <w:r>
             <w:rPr>
               <w:rStyle w:val="Hyperlink"/>
@@ -849,12 +845,12 @@
           <w:sz w:val="24"/>
           <w:u w:val="single"/>
         </w:rPr>
-        <w:hyperlink r:id="rId16" w:history="1">
+        <w:hyperlink r:id="rId17" w:history="1">
           <w:r>
             <w:rPr>
               <w:rStyle w:val="Hyperlink"/>
             </w:rPr>
-            <w:t>thnografisc</w:t>
+            <w:t>thnografis</w:t>
           </w:r>
         </w:hyperlink>
       </w:r>
@@ -865,7 +861,23 @@
           <w:i w:val="0"/>
           <w:color w:val="0000FF"/>
           <w:sz w:val="24"/>
-          <w:u w:val="single"/>
+        </w:rPr>
+        <w:hyperlink r:id="rId17" w:history="1">
+          <w:r>
+            <w:rPr>
+              <w:rStyle w:val="Hyperlink"/>
+            </w:rPr>
+            <w:t>c</w:t>
+          </w:r>
+        </w:hyperlink>
+      </w:r>
+      <w:r>
+        <w:rPr>
+          <w:rFonts w:ascii="Charis SIL Regular" w:hAnsi="Charis SIL Regular" w:eastAsia="Charis SIL Regular"/>
+          <w:b w:val="0"/>
+          <w:i w:val="0"/>
+          <w:color w:val="0000FF"/>
+          <w:sz w:val="24"/>
         </w:rPr>
         <w:t>h</w:t>
       </w:r>
@@ -889,24 +901,14 @@
           <w:sz w:val="24"/>
           <w:u w:val="single"/>
         </w:rPr>
-        <w:hyperlink r:id="rId16" w:history="1">
+        <w:hyperlink r:id="rId17" w:history="1">
           <w:r>
             <w:rPr>
               <w:rStyle w:val="Hyperlink"/>
             </w:rPr>
-            <w:t>Museu</w:t>
+            <w:t>Museum</w:t>
           </w:r>
         </w:hyperlink>
-      </w:r>
-      <w:r>
-        <w:rPr>
-          <w:rFonts w:ascii="Charis SIL Regular" w:hAnsi="Charis SIL Regular" w:eastAsia="Charis SIL Regular"/>
-          <w:b w:val="0"/>
-          <w:i w:val="0"/>
-          <w:color w:val="0000FF"/>
-          <w:sz w:val="24"/>
-        </w:rPr>
-        <w:t>m</w:t>
       </w:r>
       <w:r>
         <w:rPr>
@@ -927,7 +929,7 @@
           <w:color w:val="000000"/>
           <w:sz w:val="24"/>
         </w:rPr>
-        <w:hyperlink r:id="rId15" w:history="1">
+        <w:hyperlink r:id="rId16" w:history="1">
           <w:r>
             <w:rPr>
               <w:rStyle w:val="Hyperlink"/>
@@ -956,7 +958,7 @@
           <w:color w:val="000000"/>
           <w:sz w:val="24"/>
         </w:rPr>
-        <w:hyperlink r:id="rId15" w:history="1">
+        <w:hyperlink r:id="rId16" w:history="1">
           <w:r>
             <w:rPr>
               <w:rStyle w:val="Hyperlink"/>
@@ -974,7 +976,7 @@
           <w:color w:val="000000"/>
           <w:sz w:val="24"/>
         </w:rPr>
-        <w:hyperlink r:id="rId15" w:history="1">
+        <w:hyperlink r:id="rId16" w:history="1">
           <w:r>
             <w:rPr>
               <w:rStyle w:val="Hyperlink"/>
@@ -1002,7 +1004,7 @@
           <w:color w:val="000000"/>
           <w:sz w:val="24"/>
         </w:rPr>
-        <w:hyperlink r:id="rId16" w:history="1">
+        <w:hyperlink r:id="rId17" w:history="1">
           <w:r>
             <w:rPr>
               <w:rStyle w:val="Hyperlink"/>
@@ -1020,7 +1022,7 @@
           <w:color w:val="000000"/>
           <w:sz w:val="24"/>
         </w:rPr>
-        <w:hyperlink r:id="rId16" w:history="1">
+        <w:hyperlink r:id="rId17" w:history="1">
           <w:r>
             <w:rPr>
               <w:rStyle w:val="Hyperlink"/>
@@ -1038,7 +1040,7 @@
           <w:color w:val="000000"/>
           <w:sz w:val="24"/>
         </w:rPr>
-        <w:hyperlink r:id="rId16" w:history="1">
+        <w:hyperlink r:id="rId17" w:history="1">
           <w:r>
             <w:rPr>
               <w:rStyle w:val="Hyperlink"/>
@@ -1056,7 +1058,7 @@
           <w:color w:val="000000"/>
           <w:sz w:val="24"/>
         </w:rPr>
-        <w:hyperlink r:id="rId16" w:history="1">
+        <w:hyperlink r:id="rId17" w:history="1">
           <w:r>
             <w:rPr>
               <w:rStyle w:val="Hyperlink"/>
@@ -1074,7 +1076,7 @@
           <w:color w:val="000000"/>
           <w:sz w:val="24"/>
         </w:rPr>
-        <w:hyperlink r:id="rId16" w:history="1">
+        <w:hyperlink r:id="rId17" w:history="1">
           <w:r>
             <w:rPr>
               <w:rStyle w:val="Hyperlink"/>
@@ -1152,7 +1154,7 @@
           <w:sz w:val="24"/>
           <w:u w:val="single"/>
         </w:rPr>
-        <w:hyperlink r:id="rId17" w:history="1">
+        <w:hyperlink r:id="rId18" w:history="1">
           <w:r>
             <w:rPr>
               <w:rStyle w:val="Hyperlink"/>
@@ -1181,7 +1183,7 @@
           <w:sz w:val="24"/>
           <w:u w:val="single"/>
         </w:rPr>
-        <w:hyperlink r:id="rId17" w:history="1">
+        <w:hyperlink r:id="rId18" w:history="1">
           <w:r>
             <w:rPr>
               <w:rStyle w:val="Hyperlink"/>
@@ -1219,7 +1221,7 @@
           <w:color w:val="000000"/>
           <w:sz w:val="24"/>
         </w:rPr>
-        <w:hyperlink r:id="rId17" w:history="1">
+        <w:hyperlink r:id="rId18" w:history="1">
           <w:r>
             <w:rPr>
               <w:rStyle w:val="Hyperlink"/>
@@ -1237,7 +1239,7 @@
           <w:color w:val="000000"/>
           <w:sz w:val="24"/>
         </w:rPr>
-        <w:hyperlink r:id="rId17" w:history="1">
+        <w:hyperlink r:id="rId18" w:history="1">
           <w:r>
             <w:rPr>
               <w:rStyle w:val="Hyperlink"/>
@@ -1265,7 +1267,7 @@
           <w:sz w:val="24"/>
           <w:u w:val="single"/>
         </w:rPr>
-        <w:hyperlink r:id="rId16" w:history="1">
+        <w:hyperlink r:id="rId17" w:history="1">
           <w:r>
             <w:rPr>
               <w:rStyle w:val="Hyperlink"/>
@@ -1294,7 +1296,7 @@
           <w:sz w:val="24"/>
           <w:u w:val="single"/>
         </w:rPr>
-        <w:hyperlink r:id="rId16" w:history="1">
+        <w:hyperlink r:id="rId17" w:history="1">
           <w:r>
             <w:rPr>
               <w:rStyle w:val="Hyperlink"/>
@@ -1582,7 +1584,7 @@
           <w:sz w:val="24"/>
           <w:u w:val="single"/>
         </w:rPr>
-        <w:hyperlink r:id="rId18" w:history="1">
+        <w:hyperlink r:id="rId19" w:history="1">
           <w:r>
             <w:rPr>
               <w:rStyle w:val="Hyperlink"/>
@@ -1600,7 +1602,7 @@
           <w:sz w:val="24"/>
           <w:u w:val="single"/>
         </w:rPr>
-        <w:hyperlink r:id="rId18" w:history="1">
+        <w:hyperlink r:id="rId19" w:history="1">
           <w:r>
             <w:rPr>
               <w:rStyle w:val="Hyperlink"/>
@@ -1618,7 +1620,7 @@
           <w:sz w:val="24"/>
           <w:u w:val="single"/>
         </w:rPr>
-        <w:hyperlink r:id="rId18" w:history="1">
+        <w:hyperlink r:id="rId19" w:history="1">
           <w:r>
             <w:rPr>
               <w:rStyle w:val="Hyperlink"/>
@@ -1636,7 +1638,7 @@
           <w:sz w:val="24"/>
           <w:u w:val="single"/>
         </w:rPr>
-        <w:hyperlink r:id="rId18" w:history="1">
+        <w:hyperlink r:id="rId19" w:history="1">
           <w:r>
             <w:rPr>
               <w:rStyle w:val="Hyperlink"/>
@@ -1654,7 +1656,7 @@
           <w:sz w:val="24"/>
           <w:u w:val="single"/>
         </w:rPr>
-        <w:hyperlink r:id="rId18" w:history="1">
+        <w:hyperlink r:id="rId19" w:history="1">
           <w:r>
             <w:rPr>
               <w:rStyle w:val="Hyperlink"/>
@@ -1672,7 +1674,7 @@
           <w:sz w:val="24"/>
           <w:u w:val="single"/>
         </w:rPr>
-        <w:hyperlink r:id="rId18" w:history="1">
+        <w:hyperlink r:id="rId19" w:history="1">
           <w:r>
             <w:rPr>
               <w:rStyle w:val="Hyperlink"/>
@@ -1690,7 +1692,7 @@
           <w:sz w:val="24"/>
           <w:u w:val="single"/>
         </w:rPr>
-        <w:hyperlink r:id="rId18" w:history="1">
+        <w:hyperlink r:id="rId19" w:history="1">
           <w:r>
             <w:rPr>
               <w:rStyle w:val="Hyperlink"/>
@@ -1837,7 +1839,7 @@
           <w:sz w:val="24"/>
           <w:u w:val="single"/>
         </w:rPr>
-        <w:hyperlink r:id="rId19" w:history="1">
+        <w:hyperlink r:id="rId20" w:history="1">
           <w:r>
             <w:rPr>
               <w:rStyle w:val="Hyperlink"/>
@@ -1855,7 +1857,7 @@
           <w:sz w:val="24"/>
           <w:u w:val="single"/>
         </w:rPr>
-        <w:hyperlink r:id="rId19" w:history="1">
+        <w:hyperlink r:id="rId20" w:history="1">
           <w:r>
             <w:rPr>
               <w:rStyle w:val="Hyperlink"/>
@@ -1873,7 +1875,7 @@
           <w:sz w:val="24"/>
           <w:u w:val="single"/>
         </w:rPr>
-        <w:hyperlink r:id="rId19" w:history="1">
+        <w:hyperlink r:id="rId20" w:history="1">
           <w:r>
             <w:rPr>
               <w:rStyle w:val="Hyperlink"/>
@@ -1891,7 +1893,7 @@
           <w:sz w:val="24"/>
           <w:u w:val="single"/>
         </w:rPr>
-        <w:hyperlink r:id="rId19" w:history="1">
+        <w:hyperlink r:id="rId20" w:history="1">
           <w:r>
             <w:rPr>
               <w:rStyle w:val="Hyperlink"/>
@@ -1909,7 +1911,7 @@
           <w:sz w:val="24"/>
           <w:u w:val="single"/>
         </w:rPr>
-        <w:hyperlink r:id="rId19" w:history="1">
+        <w:hyperlink r:id="rId20" w:history="1">
           <w:r>
             <w:rPr>
               <w:rStyle w:val="Hyperlink"/>
@@ -1927,7 +1929,7 @@
           <w:sz w:val="24"/>
           <w:u w:val="single"/>
         </w:rPr>
-        <w:hyperlink r:id="rId19" w:history="1">
+        <w:hyperlink r:id="rId20" w:history="1">
           <w:r>
             <w:rPr>
               <w:rStyle w:val="Hyperlink"/>
@@ -2040,7 +2042,7 @@
           <w:color w:val="0000FF"/>
           <w:sz w:val="24"/>
         </w:rPr>
-        <w:hyperlink r:id="rId20" w:history="1">
+        <w:hyperlink r:id="rId21" w:history="1">
           <w:r>
             <w:rPr>
               <w:rStyle w:val="Hyperlink"/>
@@ -2057,7 +2059,7 @@
           <w:color w:val="0000FF"/>
           <w:sz w:val="24"/>
         </w:rPr>
-        <w:hyperlink r:id="rId20" w:history="1">
+        <w:hyperlink r:id="rId21" w:history="1">
           <w:r>
             <w:rPr>
               <w:rStyle w:val="Hyperlink"/>
@@ -2074,7 +2076,7 @@
           <w:color w:val="0000FF"/>
           <w:sz w:val="24"/>
         </w:rPr>
-        <w:hyperlink r:id="rId20" w:history="1">
+        <w:hyperlink r:id="rId21" w:history="1">
           <w:r>
             <w:rPr>
               <w:rStyle w:val="Hyperlink"/>
@@ -2184,7 +2186,7 @@
           <w:color w:val="0000FF"/>
           <w:sz w:val="24"/>
         </w:rPr>
-        <w:hyperlink r:id="rId21" w:history="1">
+        <w:hyperlink r:id="rId22" w:history="1">
           <w:r>
             <w:rPr>
               <w:rStyle w:val="Hyperlink"/>
@@ -2201,7 +2203,7 @@
           <w:color w:val="0000FF"/>
           <w:sz w:val="24"/>
         </w:rPr>
-        <w:hyperlink r:id="rId21" w:history="1">
+        <w:hyperlink r:id="rId22" w:history="1">
           <w:r>
             <w:rPr>
               <w:rStyle w:val="Hyperlink"/>
@@ -2289,7 +2291,7 @@
           <w:sz w:val="24"/>
           <w:u w:val="single"/>
         </w:rPr>
-        <w:hyperlink r:id="rId22" w:history="1">
+        <w:hyperlink r:id="rId23" w:history="1">
           <w:r>
             <w:rPr>
               <w:rStyle w:val="Hyperlink"/>
@@ -2307,7 +2309,7 @@
           <w:sz w:val="24"/>
           <w:u w:val="single"/>
         </w:rPr>
-        <w:hyperlink r:id="rId22" w:history="1">
+        <w:hyperlink r:id="rId23" w:history="1">
           <w:r>
             <w:rPr>
               <w:rStyle w:val="Hyperlink"/>
@@ -2425,7 +2427,7 @@
           <w:sz w:val="24"/>
           <w:u w:val="single"/>
         </w:rPr>
-        <w:hyperlink r:id="rId23" w:history="1">
+        <w:hyperlink r:id="rId24" w:history="1">
           <w:r>
             <w:rPr>
               <w:rStyle w:val="Hyperlink"/>
@@ -2443,7 +2445,7 @@
           <w:sz w:val="24"/>
           <w:u w:val="single"/>
         </w:rPr>
-        <w:hyperlink r:id="rId23" w:history="1">
+        <w:hyperlink r:id="rId24" w:history="1">
           <w:r>
             <w:rPr>
               <w:rStyle w:val="Hyperlink"/>
@@ -2461,7 +2463,7 @@
           <w:sz w:val="24"/>
           <w:u w:val="single"/>
         </w:rPr>
-        <w:hyperlink r:id="rId23" w:history="1">
+        <w:hyperlink r:id="rId24" w:history="1">
           <w:r>
             <w:rPr>
               <w:rStyle w:val="Hyperlink"/>
@@ -2489,7 +2491,7 @@
           <w:sz w:val="24"/>
           <w:u w:val="single"/>
         </w:rPr>
-        <w:hyperlink r:id="rId24" w:history="1">
+        <w:hyperlink r:id="rId25" w:history="1">
           <w:r>
             <w:rPr>
               <w:rStyle w:val="Hyperlink"/>
@@ -2518,7 +2520,7 @@
           <w:sz w:val="24"/>
           <w:u w:val="single"/>
         </w:rPr>
-        <w:hyperlink r:id="rId24" w:history="1">
+        <w:hyperlink r:id="rId25" w:history="1">
           <w:r>
             <w:rPr>
               <w:rStyle w:val="Hyperlink"/>
@@ -2646,7 +2648,7 @@
           <w:sz w:val="24"/>
           <w:u w:val="single"/>
         </w:rPr>
-        <w:hyperlink r:id="rId25" w:history="1">
+        <w:hyperlink r:id="rId26" w:history="1">
           <w:r>
             <w:rPr>
               <w:rStyle w:val="Hyperlink"/>
@@ -2664,7 +2666,7 @@
           <w:sz w:val="24"/>
           <w:u w:val="single"/>
         </w:rPr>
-        <w:hyperlink r:id="rId25" w:history="1">
+        <w:hyperlink r:id="rId26" w:history="1">
           <w:r>
             <w:rPr>
               <w:rStyle w:val="Hyperlink"/>
@@ -2682,7 +2684,7 @@
           <w:sz w:val="24"/>
           <w:u w:val="single"/>
         </w:rPr>
-        <w:hyperlink r:id="rId25" w:history="1">
+        <w:hyperlink r:id="rId26" w:history="1">
           <w:r>
             <w:rPr>
               <w:rStyle w:val="Hyperlink"/>
@@ -2700,7 +2702,7 @@
           <w:sz w:val="24"/>
           <w:u w:val="single"/>
         </w:rPr>
-        <w:hyperlink r:id="rId25" w:history="1">
+        <w:hyperlink r:id="rId26" w:history="1">
           <w:r>
             <w:rPr>
               <w:rStyle w:val="Hyperlink"/>
@@ -2802,7 +2804,7 @@
           <w:sz w:val="24"/>
           <w:u w:val="single"/>
         </w:rPr>
-        <w:hyperlink r:id="rId26" w:history="1">
+        <w:hyperlink r:id="rId27" w:history="1">
           <w:r>
             <w:rPr>
               <w:rStyle w:val="Hyperlink"/>
@@ -2820,7 +2822,7 @@
           <w:sz w:val="24"/>
           <w:u w:val="single"/>
         </w:rPr>
-        <w:hyperlink r:id="rId26" w:history="1">
+        <w:hyperlink r:id="rId27" w:history="1">
           <w:r>
             <w:rPr>
               <w:rStyle w:val="Hyperlink"/>
@@ -2838,7 +2840,7 @@
           <w:sz w:val="24"/>
           <w:u w:val="single"/>
         </w:rPr>
-        <w:hyperlink r:id="rId26" w:history="1">
+        <w:hyperlink r:id="rId27" w:history="1">
           <w:r>
             <w:rPr>
               <w:rStyle w:val="Hyperlink"/>
@@ -2856,7 +2858,7 @@
           <w:sz w:val="24"/>
           <w:u w:val="single"/>
         </w:rPr>
-        <w:hyperlink r:id="rId26" w:history="1">
+        <w:hyperlink r:id="rId27" w:history="1">
           <w:r>
             <w:rPr>
               <w:rStyle w:val="Hyperlink"/>
@@ -2884,7 +2886,7 @@
           <w:sz w:val="24"/>
           <w:u w:val="single"/>
         </w:rPr>
-        <w:hyperlink r:id="rId27" w:history="1">
+        <w:hyperlink r:id="rId28" w:history="1">
           <w:r>
             <w:rPr>
               <w:rStyle w:val="Hyperlink"/>
@@ -2905,7 +2907,7 @@
           <w:sz w:val="24"/>
           <w:u w:val="single"/>
         </w:rPr>
-        <w:hyperlink r:id="rId27" w:history="1">
+        <w:hyperlink r:id="rId28" w:history="1">
           <w:r>
             <w:rPr>
               <w:rStyle w:val="Hyperlink"/>
@@ -2923,7 +2925,7 @@
           <w:sz w:val="24"/>
           <w:u w:val="single"/>
         </w:rPr>
-        <w:hyperlink r:id="rId27" w:history="1">
+        <w:hyperlink r:id="rId28" w:history="1">
           <w:r>
             <w:rPr>
               <w:rStyle w:val="Hyperlink"/>
@@ -2934,7 +2936,6 @@
       </w:r>
       <w:r>
         <w:rPr>
-          <w:u w:val="single" w:color="0000ff"/>
           <w:rFonts w:ascii="Charis SIL Regular" w:hAnsi="Charis SIL Regular" w:eastAsia="Charis SIL Regular"/>
           <w:b w:val="0"/>
           <w:i w:val="0"/>
@@ -2952,7 +2953,7 @@
           <w:sz w:val="24"/>
           <w:u w:val="single"/>
         </w:rPr>
-        <w:hyperlink r:id="rId28" w:history="1">
+        <w:hyperlink r:id="rId29" w:history="1">
           <w:r>
             <w:rPr>
               <w:rStyle w:val="Hyperlink"/>
@@ -2981,7 +2982,7 @@
           <w:sz w:val="24"/>
           <w:u w:val="single"/>
         </w:rPr>
-        <w:hyperlink r:id="rId28" w:history="1">
+        <w:hyperlink r:id="rId29" w:history="1">
           <w:r>
             <w:rPr>
               <w:rStyle w:val="Hyperlink"/>
@@ -2999,7 +3000,7 @@
           <w:sz w:val="24"/>
           <w:u w:val="single"/>
         </w:rPr>
-        <w:hyperlink r:id="rId28" w:history="1">
+        <w:hyperlink r:id="rId29" w:history="1">
           <w:r>
             <w:rPr>
               <w:rStyle w:val="Hyperlink"/>
@@ -3075,7 +3076,7 @@
           <w:sz w:val="24"/>
           <w:u w:val="single"/>
         </w:rPr>
-        <w:hyperlink r:id="rId29" w:history="1">
+        <w:hyperlink r:id="rId30" w:history="1">
           <w:r>
             <w:rPr>
               <w:rStyle w:val="Hyperlink"/>
@@ -3093,7 +3094,7 @@
           <w:sz w:val="24"/>
           <w:u w:val="single"/>
         </w:rPr>
-        <w:hyperlink r:id="rId29" w:history="1">
+        <w:hyperlink r:id="rId30" w:history="1">
           <w:r>
             <w:rPr>
               <w:rStyle w:val="Hyperlink"/>
@@ -3111,7 +3112,7 @@
           <w:sz w:val="24"/>
           <w:u w:val="single"/>
         </w:rPr>
-        <w:hyperlink r:id="rId29" w:history="1">
+        <w:hyperlink r:id="rId30" w:history="1">
           <w:r>
             <w:rPr>
               <w:rStyle w:val="Hyperlink"/>
@@ -3139,7 +3140,7 @@
           <w:sz w:val="24"/>
           <w:u w:val="single"/>
         </w:rPr>
-        <w:hyperlink r:id="rId29" w:history="1">
+        <w:hyperlink r:id="rId30" w:history="1">
           <w:r>
             <w:rPr>
               <w:rStyle w:val="Hyperlink"/>
@@ -3168,7 +3169,7 @@
           <w:sz w:val="24"/>
           <w:u w:val="single"/>
         </w:rPr>
-        <w:hyperlink r:id="rId29" w:history="1">
+        <w:hyperlink r:id="rId30" w:history="1">
           <w:r>
             <w:rPr>
               <w:rStyle w:val="Hyperlink"/>
@@ -3290,7 +3291,7 @@
           <w:sz w:val="24"/>
           <w:u w:val="single"/>
         </w:rPr>
-        <w:hyperlink r:id="rId30" w:history="1">
+        <w:hyperlink r:id="rId31" w:history="1">
           <w:r>
             <w:rPr>
               <w:rStyle w:val="Hyperlink"/>
@@ -3308,7 +3309,7 @@
           <w:sz w:val="24"/>
           <w:u w:val="single"/>
         </w:rPr>
-        <w:hyperlink r:id="rId30" w:history="1">
+        <w:hyperlink r:id="rId31" w:history="1">
           <w:r>
             <w:rPr>
               <w:rStyle w:val="Hyperlink"/>
@@ -3326,7 +3327,7 @@
           <w:sz w:val="24"/>
           <w:u w:val="single"/>
         </w:rPr>
-        <w:hyperlink r:id="rId30" w:history="1">
+        <w:hyperlink r:id="rId31" w:history="1">
           <w:r>
             <w:rPr>
               <w:rStyle w:val="Hyperlink"/>
@@ -3354,7 +3355,7 @@
           <w:sz w:val="24"/>
           <w:u w:val="single"/>
         </w:rPr>
-        <w:hyperlink r:id="rId30" w:history="1">
+        <w:hyperlink r:id="rId31" w:history="1">
           <w:r>
             <w:rPr>
               <w:rStyle w:val="Hyperlink"/>
@@ -3383,7 +3384,7 @@
           <w:sz w:val="24"/>
           <w:u w:val="single"/>
         </w:rPr>
-        <w:hyperlink r:id="rId30" w:history="1">
+        <w:hyperlink r:id="rId31" w:history="1">
           <w:r>
             <w:rPr>
               <w:rStyle w:val="Hyperlink"/>

--- a/EXPORTS/DOCX/published/niveau3/Dutch/KoninklijkeBazar.docx
+++ b/EXPORTS/DOCX/published/niveau3/Dutch/KoninklijkeBazar.docx
@@ -537,14 +537,20 @@
       </w:r>
       <w:r>
         <w:rPr>
-          <w:u w:val="single" w:color="0000ff"/>
           <w:rFonts w:ascii="Charis SIL Regular" w:hAnsi="Charis SIL Regular" w:eastAsia="Charis SIL Regular"/>
           <w:b w:val="0"/>
           <w:i w:val="0"/>
           <w:color w:val="000000"/>
           <w:sz w:val="24"/>
         </w:rPr>
-        <w:t xml:space="preserve">ing </w:t>
+        <w:hyperlink r:id="rId13" w:history="1">
+          <w:r>
+            <w:rPr>
+              <w:rStyle w:val="Hyperlink"/>
+            </w:rPr>
+            <w:t xml:space="preserve">ing </w:t>
+          </w:r>
+        </w:hyperlink>
       </w:r>
       <w:r>
         <w:rPr>
@@ -555,7 +561,7 @@
           <w:sz w:val="24"/>
           <w:u w:val="single"/>
         </w:rPr>
-        <w:hyperlink r:id="rId15" w:history="1">
+        <w:hyperlink r:id="rId13" w:history="1">
           <w:r>
             <w:rPr>
               <w:rStyle w:val="Hyperlink"/>
@@ -584,7 +590,7 @@
           <w:sz w:val="24"/>
           <w:u w:val="single"/>
         </w:rPr>
-        <w:hyperlink r:id="rId15" w:history="1">
+        <w:hyperlink r:id="rId13" w:history="1">
           <w:r>
             <w:rPr>
               <w:rStyle w:val="Hyperlink"/>
@@ -659,13 +665,24 @@
       </w:r>
       <w:r>
         <w:rPr>
+          <w:u w:val="single" w:color="0000ff"/>
           <w:rFonts w:ascii="Charis SIL Regular" w:hAnsi="Charis SIL Regular" w:eastAsia="Charis SIL Regular"/>
           <w:b w:val="0"/>
           <w:i w:val="0"/>
           <w:color w:val="000000"/>
           <w:sz w:val="24"/>
         </w:rPr>
-        <w:t xml:space="preserve">t </w:t>
+        <w:t>t</w:t>
+      </w:r>
+      <w:r>
+        <w:rPr>
+          <w:rFonts w:ascii="Charis SIL Regular" w:hAnsi="Charis SIL Regular" w:eastAsia="Charis SIL Regular"/>
+          <w:b w:val="0"/>
+          <w:i w:val="0"/>
+          <w:color w:val="000000"/>
+          <w:sz w:val="24"/>
+        </w:rPr>
+        <w:t xml:space="preserve"> </w:t>
       </w:r>
       <w:r>
         <w:rPr>
@@ -676,7 +693,7 @@
           <w:sz w:val="24"/>
           <w:u w:val="single"/>
         </w:rPr>
-        <w:hyperlink r:id="rId16" w:history="1">
+        <w:hyperlink r:id="rId15" w:history="1">
           <w:r>
             <w:rPr>
               <w:rStyle w:val="Hyperlink"/>
@@ -705,7 +722,7 @@
           <w:sz w:val="24"/>
           <w:u w:val="single"/>
         </w:rPr>
-        <w:hyperlink r:id="rId16" w:history="1">
+        <w:hyperlink r:id="rId15" w:history="1">
           <w:r>
             <w:rPr>
               <w:rStyle w:val="Hyperlink"/>
@@ -734,7 +751,7 @@
           <w:sz w:val="24"/>
           <w:u w:val="single"/>
         </w:rPr>
-        <w:hyperlink r:id="rId16" w:history="1">
+        <w:hyperlink r:id="rId15" w:history="1">
           <w:r>
             <w:rPr>
               <w:rStyle w:val="Hyperlink"/>
@@ -752,7 +769,7 @@
           <w:sz w:val="24"/>
           <w:u w:val="single"/>
         </w:rPr>
-        <w:hyperlink r:id="rId16" w:history="1">
+        <w:hyperlink r:id="rId15" w:history="1">
           <w:r>
             <w:rPr>
               <w:rStyle w:val="Hyperlink"/>
@@ -780,7 +797,7 @@
           <w:color w:val="000000"/>
           <w:sz w:val="24"/>
         </w:rPr>
-        <w:hyperlink r:id="rId15" w:history="1">
+        <w:hyperlink r:id="rId16" w:history="1">
           <w:r>
             <w:rPr>
               <w:rStyle w:val="Hyperlink"/>
@@ -798,7 +815,7 @@
           <w:sz w:val="24"/>
           <w:u w:val="single"/>
         </w:rPr>
-        <w:hyperlink r:id="rId15" w:history="1">
+        <w:hyperlink r:id="rId17" w:history="1">
           <w:r>
             <w:rPr>
               <w:rStyle w:val="Hyperlink"/>
@@ -929,7 +946,7 @@
           <w:color w:val="000000"/>
           <w:sz w:val="24"/>
         </w:rPr>
-        <w:hyperlink r:id="rId16" w:history="1">
+        <w:hyperlink r:id="rId15" w:history="1">
           <w:r>
             <w:rPr>
               <w:rStyle w:val="Hyperlink"/>
@@ -958,7 +975,7 @@
           <w:color w:val="000000"/>
           <w:sz w:val="24"/>
         </w:rPr>
-        <w:hyperlink r:id="rId16" w:history="1">
+        <w:hyperlink r:id="rId15" w:history="1">
           <w:r>
             <w:rPr>
               <w:rStyle w:val="Hyperlink"/>
@@ -976,7 +993,7 @@
           <w:color w:val="000000"/>
           <w:sz w:val="24"/>
         </w:rPr>
-        <w:hyperlink r:id="rId16" w:history="1">
+        <w:hyperlink r:id="rId15" w:history="1">
           <w:r>
             <w:rPr>
               <w:rStyle w:val="Hyperlink"/>
@@ -2907,7 +2924,7 @@
           <w:sz w:val="24"/>
           <w:u w:val="single"/>
         </w:rPr>
-        <w:hyperlink r:id="rId28" w:history="1">
+        <w:hyperlink r:id="rId27" w:history="1">
           <w:r>
             <w:rPr>
               <w:rStyle w:val="Hyperlink"/>
@@ -2925,7 +2942,7 @@
           <w:sz w:val="24"/>
           <w:u w:val="single"/>
         </w:rPr>
-        <w:hyperlink r:id="rId28" w:history="1">
+        <w:hyperlink r:id="rId27" w:history="1">
           <w:r>
             <w:rPr>
               <w:rStyle w:val="Hyperlink"/>
@@ -2953,7 +2970,7 @@
           <w:sz w:val="24"/>
           <w:u w:val="single"/>
         </w:rPr>
-        <w:hyperlink r:id="rId29" w:history="1">
+        <w:hyperlink r:id="rId27" w:history="1">
           <w:r>
             <w:rPr>
               <w:rStyle w:val="Hyperlink"/>

--- a/EXPORTS/DOCX/published/niveau3/Dutch/KoninklijkeBazar.docx
+++ b/EXPORTS/DOCX/published/niveau3/Dutch/KoninklijkeBazar.docx
@@ -537,6 +537,7 @@
       </w:r>
       <w:r>
         <w:rPr>
+          <w:u w:val="single" w:color="0000ff"/>
           <w:rFonts w:ascii="Charis SIL Regular" w:hAnsi="Charis SIL Regular" w:eastAsia="Charis SIL Regular"/>
           <w:b w:val="0"/>
           <w:i w:val="0"/>
@@ -561,7 +562,7 @@
           <w:sz w:val="24"/>
           <w:u w:val="single"/>
         </w:rPr>
-        <w:hyperlink r:id="rId13" w:history="1">
+        <w:hyperlink r:id="rId15" w:history="1">
           <w:r>
             <w:rPr>
               <w:rStyle w:val="Hyperlink"/>
@@ -665,24 +666,13 @@
       </w:r>
       <w:r>
         <w:rPr>
-          <w:u w:val="single" w:color="0000ff"/>
           <w:rFonts w:ascii="Charis SIL Regular" w:hAnsi="Charis SIL Regular" w:eastAsia="Charis SIL Regular"/>
           <w:b w:val="0"/>
           <w:i w:val="0"/>
           <w:color w:val="000000"/>
           <w:sz w:val="24"/>
         </w:rPr>
-        <w:t>t</w:t>
-      </w:r>
-      <w:r>
-        <w:rPr>
-          <w:rFonts w:ascii="Charis SIL Regular" w:hAnsi="Charis SIL Regular" w:eastAsia="Charis SIL Regular"/>
-          <w:b w:val="0"/>
-          <w:i w:val="0"/>
-          <w:color w:val="000000"/>
-          <w:sz w:val="24"/>
-        </w:rPr>
-        <w:t xml:space="preserve"> </w:t>
+        <w:t xml:space="preserve">t </w:t>
       </w:r>
       <w:r>
         <w:rPr>
@@ -693,7 +683,7 @@
           <w:sz w:val="24"/>
           <w:u w:val="single"/>
         </w:rPr>
-        <w:hyperlink r:id="rId15" w:history="1">
+        <w:hyperlink r:id="rId16" w:history="1">
           <w:r>
             <w:rPr>
               <w:rStyle w:val="Hyperlink"/>
@@ -722,7 +712,7 @@
           <w:sz w:val="24"/>
           <w:u w:val="single"/>
         </w:rPr>
-        <w:hyperlink r:id="rId15" w:history="1">
+        <w:hyperlink r:id="rId16" w:history="1">
           <w:r>
             <w:rPr>
               <w:rStyle w:val="Hyperlink"/>
@@ -751,7 +741,7 @@
           <w:sz w:val="24"/>
           <w:u w:val="single"/>
         </w:rPr>
-        <w:hyperlink r:id="rId15" w:history="1">
+        <w:hyperlink r:id="rId16" w:history="1">
           <w:r>
             <w:rPr>
               <w:rStyle w:val="Hyperlink"/>
@@ -769,7 +759,7 @@
           <w:sz w:val="24"/>
           <w:u w:val="single"/>
         </w:rPr>
-        <w:hyperlink r:id="rId15" w:history="1">
+        <w:hyperlink r:id="rId16" w:history="1">
           <w:r>
             <w:rPr>
               <w:rStyle w:val="Hyperlink"/>
@@ -797,7 +787,7 @@
           <w:color w:val="000000"/>
           <w:sz w:val="24"/>
         </w:rPr>
-        <w:hyperlink r:id="rId16" w:history="1">
+        <w:hyperlink r:id="rId15" w:history="1">
           <w:r>
             <w:rPr>
               <w:rStyle w:val="Hyperlink"/>
@@ -946,7 +936,7 @@
           <w:color w:val="000000"/>
           <w:sz w:val="24"/>
         </w:rPr>
-        <w:hyperlink r:id="rId15" w:history="1">
+        <w:hyperlink r:id="rId16" w:history="1">
           <w:r>
             <w:rPr>
               <w:rStyle w:val="Hyperlink"/>
@@ -975,7 +965,7 @@
           <w:color w:val="000000"/>
           <w:sz w:val="24"/>
         </w:rPr>
-        <w:hyperlink r:id="rId15" w:history="1">
+        <w:hyperlink r:id="rId16" w:history="1">
           <w:r>
             <w:rPr>
               <w:rStyle w:val="Hyperlink"/>
@@ -993,7 +983,7 @@
           <w:color w:val="000000"/>
           <w:sz w:val="24"/>
         </w:rPr>
-        <w:hyperlink r:id="rId15" w:history="1">
+        <w:hyperlink r:id="rId16" w:history="1">
           <w:r>
             <w:rPr>
               <w:rStyle w:val="Hyperlink"/>

--- a/EXPORTS/DOCX/published/niveau3/Dutch/KoninklijkeBazar.docx
+++ b/EXPORTS/DOCX/published/niveau3/Dutch/KoninklijkeBazar.docx
@@ -537,7 +537,6 @@
       </w:r>
       <w:r>
         <w:rPr>
-          <w:u w:val="single" w:color="0000ff"/>
           <w:rFonts w:ascii="Charis SIL Regular" w:hAnsi="Charis SIL Regular" w:eastAsia="Charis SIL Regular"/>
           <w:b w:val="0"/>
           <w:i w:val="0"/>
@@ -562,7 +561,7 @@
           <w:sz w:val="24"/>
           <w:u w:val="single"/>
         </w:rPr>
-        <w:hyperlink r:id="rId15" w:history="1">
+        <w:hyperlink r:id="rId13" w:history="1">
           <w:r>
             <w:rPr>
               <w:rStyle w:val="Hyperlink"/>
@@ -683,7 +682,7 @@
           <w:sz w:val="24"/>
           <w:u w:val="single"/>
         </w:rPr>
-        <w:hyperlink r:id="rId16" w:history="1">
+        <w:hyperlink r:id="rId15" w:history="1">
           <w:r>
             <w:rPr>
               <w:rStyle w:val="Hyperlink"/>
@@ -712,7 +711,7 @@
           <w:sz w:val="24"/>
           <w:u w:val="single"/>
         </w:rPr>
-        <w:hyperlink r:id="rId16" w:history="1">
+        <w:hyperlink r:id="rId15" w:history="1">
           <w:r>
             <w:rPr>
               <w:rStyle w:val="Hyperlink"/>
@@ -741,7 +740,7 @@
           <w:sz w:val="24"/>
           <w:u w:val="single"/>
         </w:rPr>
-        <w:hyperlink r:id="rId16" w:history="1">
+        <w:hyperlink r:id="rId15" w:history="1">
           <w:r>
             <w:rPr>
               <w:rStyle w:val="Hyperlink"/>
@@ -759,7 +758,7 @@
           <w:sz w:val="24"/>
           <w:u w:val="single"/>
         </w:rPr>
-        <w:hyperlink r:id="rId16" w:history="1">
+        <w:hyperlink r:id="rId15" w:history="1">
           <w:r>
             <w:rPr>
               <w:rStyle w:val="Hyperlink"/>
@@ -787,14 +786,7 @@
           <w:color w:val="000000"/>
           <w:sz w:val="24"/>
         </w:rPr>
-        <w:hyperlink r:id="rId15" w:history="1">
-          <w:r>
-            <w:rPr>
-              <w:rStyle w:val="Hyperlink"/>
-            </w:rPr>
-            <w:t xml:space="preserve">ge </w:t>
-          </w:r>
-        </w:hyperlink>
+        <w:t xml:space="preserve">ge </w:t>
       </w:r>
       <w:r>
         <w:rPr>
@@ -805,7 +797,7 @@
           <w:sz w:val="24"/>
           <w:u w:val="single"/>
         </w:rPr>
-        <w:hyperlink r:id="rId17" w:history="1">
+        <w:hyperlink r:id="rId16" w:history="1">
           <w:r>
             <w:rPr>
               <w:rStyle w:val="Hyperlink"/>
@@ -834,7 +826,7 @@
           <w:sz w:val="24"/>
           <w:u w:val="single"/>
         </w:rPr>
-        <w:hyperlink r:id="rId17" w:history="1">
+        <w:hyperlink r:id="rId16" w:history="1">
           <w:r>
             <w:rPr>
               <w:rStyle w:val="Hyperlink"/>
@@ -852,12 +844,12 @@
           <w:sz w:val="24"/>
           <w:u w:val="single"/>
         </w:rPr>
-        <w:hyperlink r:id="rId17" w:history="1">
+        <w:hyperlink r:id="rId16" w:history="1">
           <w:r>
             <w:rPr>
               <w:rStyle w:val="Hyperlink"/>
             </w:rPr>
-            <w:t>thnografis</w:t>
+            <w:t>thnografisc</w:t>
           </w:r>
         </w:hyperlink>
       </w:r>
@@ -868,23 +860,7 @@
           <w:i w:val="0"/>
           <w:color w:val="0000FF"/>
           <w:sz w:val="24"/>
-        </w:rPr>
-        <w:hyperlink r:id="rId17" w:history="1">
-          <w:r>
-            <w:rPr>
-              <w:rStyle w:val="Hyperlink"/>
-            </w:rPr>
-            <w:t>c</w:t>
-          </w:r>
-        </w:hyperlink>
-      </w:r>
-      <w:r>
-        <w:rPr>
-          <w:rFonts w:ascii="Charis SIL Regular" w:hAnsi="Charis SIL Regular" w:eastAsia="Charis SIL Regular"/>
-          <w:b w:val="0"/>
-          <w:i w:val="0"/>
-          <w:color w:val="0000FF"/>
-          <w:sz w:val="24"/>
+          <w:u w:val="single"/>
         </w:rPr>
         <w:t>h</w:t>
       </w:r>
@@ -908,14 +884,24 @@
           <w:sz w:val="24"/>
           <w:u w:val="single"/>
         </w:rPr>
-        <w:hyperlink r:id="rId17" w:history="1">
+        <w:hyperlink r:id="rId16" w:history="1">
           <w:r>
             <w:rPr>
               <w:rStyle w:val="Hyperlink"/>
             </w:rPr>
-            <w:t>Museum</w:t>
+            <w:t>Museu</w:t>
           </w:r>
         </w:hyperlink>
+      </w:r>
+      <w:r>
+        <w:rPr>
+          <w:rFonts w:ascii="Charis SIL Regular" w:hAnsi="Charis SIL Regular" w:eastAsia="Charis SIL Regular"/>
+          <w:b w:val="0"/>
+          <w:i w:val="0"/>
+          <w:color w:val="0000FF"/>
+          <w:sz w:val="24"/>
+        </w:rPr>
+        <w:t>m</w:t>
       </w:r>
       <w:r>
         <w:rPr>
@@ -936,7 +922,7 @@
           <w:color w:val="000000"/>
           <w:sz w:val="24"/>
         </w:rPr>
-        <w:hyperlink r:id="rId16" w:history="1">
+        <w:hyperlink r:id="rId15" w:history="1">
           <w:r>
             <w:rPr>
               <w:rStyle w:val="Hyperlink"/>
@@ -965,12 +951,40 @@
           <w:color w:val="000000"/>
           <w:sz w:val="24"/>
         </w:rPr>
+        <w:hyperlink r:id="rId15" w:history="1">
+          <w:r>
+            <w:rPr>
+              <w:rStyle w:val="Hyperlink"/>
+            </w:rPr>
+            <w:t xml:space="preserve">Boer in </w:t>
+          </w:r>
+        </w:hyperlink>
+      </w:r>
+      <w:r>
+        <w:rPr>
+          <w:rFonts w:ascii="Charis SIL Regular" w:hAnsi="Charis SIL Regular" w:eastAsia="Charis SIL Regular"/>
+          <w:b w:val="0"/>
+          <w:i w:val="0"/>
+          <w:color w:val="000000"/>
+          <w:sz w:val="24"/>
+        </w:rPr>
+        <w:t>1877 ging de winkel onder nieuwe</w:t>
+      </w:r>
+      <w:r>
+        <w:rPr>
+          <w:u w:val="single" w:color="0000ff"/>
+          <w:rFonts w:ascii="Charis SIL Regular" w:hAnsi="Charis SIL Regular" w:eastAsia="Charis SIL Regular"/>
+          <w:b w:val="0"/>
+          <w:i w:val="0"/>
+          <w:color w:val="000000"/>
+          <w:sz w:val="24"/>
+        </w:rPr>
         <w:hyperlink r:id="rId16" w:history="1">
           <w:r>
             <w:rPr>
               <w:rStyle w:val="Hyperlink"/>
             </w:rPr>
-            <w:t xml:space="preserve">Boer in </w:t>
+            <w:t xml:space="preserve"> eige</w:t>
           </w:r>
         </w:hyperlink>
       </w:r>
@@ -988,35 +1002,7 @@
             <w:rPr>
               <w:rStyle w:val="Hyperlink"/>
             </w:rPr>
-            <w:t>1877 ging de w</w:t>
-          </w:r>
-        </w:hyperlink>
-      </w:r>
-      <w:r>
-        <w:rPr>
-          <w:rFonts w:ascii="Charis SIL Regular" w:hAnsi="Charis SIL Regular" w:eastAsia="Charis SIL Regular"/>
-          <w:b w:val="0"/>
-          <w:i w:val="0"/>
-          <w:color w:val="000000"/>
-          <w:sz w:val="24"/>
-        </w:rPr>
-        <w:t>inkel onder nieuwe</w:t>
-      </w:r>
-      <w:r>
-        <w:rPr>
-          <w:u w:val="single" w:color="0000ff"/>
-          <w:rFonts w:ascii="Charis SIL Regular" w:hAnsi="Charis SIL Regular" w:eastAsia="Charis SIL Regular"/>
-          <w:b w:val="0"/>
-          <w:i w:val="0"/>
-          <w:color w:val="000000"/>
-          <w:sz w:val="24"/>
-        </w:rPr>
-        <w:hyperlink r:id="rId17" w:history="1">
-          <w:r>
-            <w:rPr>
-              <w:rStyle w:val="Hyperlink"/>
-            </w:rPr>
-            <w:t xml:space="preserve"> eige</w:t>
+            <w:t>n</w:t>
           </w:r>
         </w:hyperlink>
       </w:r>
@@ -1029,7 +1015,25 @@
           <w:color w:val="000000"/>
           <w:sz w:val="24"/>
         </w:rPr>
-        <w:hyperlink r:id="rId17" w:history="1">
+        <w:hyperlink r:id="rId16" w:history="1">
+          <w:r>
+            <w:rPr>
+              <w:rStyle w:val="Hyperlink"/>
+            </w:rPr>
+            <w:t>aren verder. I</w:t>
+          </w:r>
+        </w:hyperlink>
+      </w:r>
+      <w:r>
+        <w:rPr>
+          <w:u w:val="single" w:color="0000ff"/>
+          <w:rFonts w:ascii="Charis SIL Regular" w:hAnsi="Charis SIL Regular" w:eastAsia="Charis SIL Regular"/>
+          <w:b w:val="0"/>
+          <w:i w:val="0"/>
+          <w:color w:val="000000"/>
+          <w:sz w:val="24"/>
+        </w:rPr>
+        <w:hyperlink r:id="rId16" w:history="1">
           <w:r>
             <w:rPr>
               <w:rStyle w:val="Hyperlink"/>
@@ -1047,43 +1051,7 @@
           <w:color w:val="000000"/>
           <w:sz w:val="24"/>
         </w:rPr>
-        <w:hyperlink r:id="rId17" w:history="1">
-          <w:r>
-            <w:rPr>
-              <w:rStyle w:val="Hyperlink"/>
-            </w:rPr>
-            <w:t>aren verder. I</w:t>
-          </w:r>
-        </w:hyperlink>
-      </w:r>
-      <w:r>
-        <w:rPr>
-          <w:u w:val="single" w:color="0000ff"/>
-          <w:rFonts w:ascii="Charis SIL Regular" w:hAnsi="Charis SIL Regular" w:eastAsia="Charis SIL Regular"/>
-          <w:b w:val="0"/>
-          <w:i w:val="0"/>
-          <w:color w:val="000000"/>
-          <w:sz w:val="24"/>
-        </w:rPr>
-        <w:hyperlink r:id="rId17" w:history="1">
-          <w:r>
-            <w:rPr>
-              <w:rStyle w:val="Hyperlink"/>
-            </w:rPr>
-            <w:t>n</w:t>
-          </w:r>
-        </w:hyperlink>
-      </w:r>
-      <w:r>
-        <w:rPr>
-          <w:u w:val="single" w:color="0000ff"/>
-          <w:rFonts w:ascii="Charis SIL Regular" w:hAnsi="Charis SIL Regular" w:eastAsia="Charis SIL Regular"/>
-          <w:b w:val="0"/>
-          <w:i w:val="0"/>
-          <w:color w:val="000000"/>
-          <w:sz w:val="24"/>
-        </w:rPr>
-        <w:hyperlink r:id="rId17" w:history="1">
+        <w:hyperlink r:id="rId16" w:history="1">
           <w:r>
             <w:rPr>
               <w:rStyle w:val="Hyperlink"/>
@@ -1161,7 +1129,7 @@
           <w:sz w:val="24"/>
           <w:u w:val="single"/>
         </w:rPr>
-        <w:hyperlink r:id="rId18" w:history="1">
+        <w:hyperlink r:id="rId17" w:history="1">
           <w:r>
             <w:rPr>
               <w:rStyle w:val="Hyperlink"/>
@@ -1190,7 +1158,7 @@
           <w:sz w:val="24"/>
           <w:u w:val="single"/>
         </w:rPr>
-        <w:hyperlink r:id="rId18" w:history="1">
+        <w:hyperlink r:id="rId17" w:history="1">
           <w:r>
             <w:rPr>
               <w:rStyle w:val="Hyperlink"/>
@@ -1228,7 +1196,7 @@
           <w:color w:val="000000"/>
           <w:sz w:val="24"/>
         </w:rPr>
-        <w:hyperlink r:id="rId18" w:history="1">
+        <w:hyperlink r:id="rId17" w:history="1">
           <w:r>
             <w:rPr>
               <w:rStyle w:val="Hyperlink"/>
@@ -1246,7 +1214,7 @@
           <w:color w:val="000000"/>
           <w:sz w:val="24"/>
         </w:rPr>
-        <w:hyperlink r:id="rId18" w:history="1">
+        <w:hyperlink r:id="rId17" w:history="1">
           <w:r>
             <w:rPr>
               <w:rStyle w:val="Hyperlink"/>
@@ -1274,7 +1242,7 @@
           <w:sz w:val="24"/>
           <w:u w:val="single"/>
         </w:rPr>
-        <w:hyperlink r:id="rId17" w:history="1">
+        <w:hyperlink r:id="rId16" w:history="1">
           <w:r>
             <w:rPr>
               <w:rStyle w:val="Hyperlink"/>
@@ -1303,7 +1271,7 @@
           <w:sz w:val="24"/>
           <w:u w:val="single"/>
         </w:rPr>
-        <w:hyperlink r:id="rId17" w:history="1">
+        <w:hyperlink r:id="rId16" w:history="1">
           <w:r>
             <w:rPr>
               <w:rStyle w:val="Hyperlink"/>
@@ -1591,7 +1559,7 @@
           <w:sz w:val="24"/>
           <w:u w:val="single"/>
         </w:rPr>
-        <w:hyperlink r:id="rId19" w:history="1">
+        <w:hyperlink r:id="rId18" w:history="1">
           <w:r>
             <w:rPr>
               <w:rStyle w:val="Hyperlink"/>
@@ -1609,7 +1577,7 @@
           <w:sz w:val="24"/>
           <w:u w:val="single"/>
         </w:rPr>
-        <w:hyperlink r:id="rId19" w:history="1">
+        <w:hyperlink r:id="rId18" w:history="1">
           <w:r>
             <w:rPr>
               <w:rStyle w:val="Hyperlink"/>
@@ -1627,7 +1595,7 @@
           <w:sz w:val="24"/>
           <w:u w:val="single"/>
         </w:rPr>
-        <w:hyperlink r:id="rId19" w:history="1">
+        <w:hyperlink r:id="rId18" w:history="1">
           <w:r>
             <w:rPr>
               <w:rStyle w:val="Hyperlink"/>
@@ -1645,7 +1613,7 @@
           <w:sz w:val="24"/>
           <w:u w:val="single"/>
         </w:rPr>
-        <w:hyperlink r:id="rId19" w:history="1">
+        <w:hyperlink r:id="rId18" w:history="1">
           <w:r>
             <w:rPr>
               <w:rStyle w:val="Hyperlink"/>
@@ -1663,7 +1631,7 @@
           <w:sz w:val="24"/>
           <w:u w:val="single"/>
         </w:rPr>
-        <w:hyperlink r:id="rId19" w:history="1">
+        <w:hyperlink r:id="rId18" w:history="1">
           <w:r>
             <w:rPr>
               <w:rStyle w:val="Hyperlink"/>
@@ -1681,7 +1649,7 @@
           <w:sz w:val="24"/>
           <w:u w:val="single"/>
         </w:rPr>
-        <w:hyperlink r:id="rId19" w:history="1">
+        <w:hyperlink r:id="rId18" w:history="1">
           <w:r>
             <w:rPr>
               <w:rStyle w:val="Hyperlink"/>
@@ -1699,7 +1667,7 @@
           <w:sz w:val="24"/>
           <w:u w:val="single"/>
         </w:rPr>
-        <w:hyperlink r:id="rId19" w:history="1">
+        <w:hyperlink r:id="rId18" w:history="1">
           <w:r>
             <w:rPr>
               <w:rStyle w:val="Hyperlink"/>
@@ -1846,7 +1814,7 @@
           <w:sz w:val="24"/>
           <w:u w:val="single"/>
         </w:rPr>
-        <w:hyperlink r:id="rId20" w:history="1">
+        <w:hyperlink r:id="rId19" w:history="1">
           <w:r>
             <w:rPr>
               <w:rStyle w:val="Hyperlink"/>
@@ -1864,7 +1832,7 @@
           <w:sz w:val="24"/>
           <w:u w:val="single"/>
         </w:rPr>
-        <w:hyperlink r:id="rId20" w:history="1">
+        <w:hyperlink r:id="rId19" w:history="1">
           <w:r>
             <w:rPr>
               <w:rStyle w:val="Hyperlink"/>
@@ -1882,7 +1850,7 @@
           <w:sz w:val="24"/>
           <w:u w:val="single"/>
         </w:rPr>
-        <w:hyperlink r:id="rId20" w:history="1">
+        <w:hyperlink r:id="rId19" w:history="1">
           <w:r>
             <w:rPr>
               <w:rStyle w:val="Hyperlink"/>
@@ -1900,7 +1868,7 @@
           <w:sz w:val="24"/>
           <w:u w:val="single"/>
         </w:rPr>
-        <w:hyperlink r:id="rId20" w:history="1">
+        <w:hyperlink r:id="rId19" w:history="1">
           <w:r>
             <w:rPr>
               <w:rStyle w:val="Hyperlink"/>
@@ -1918,7 +1886,7 @@
           <w:sz w:val="24"/>
           <w:u w:val="single"/>
         </w:rPr>
-        <w:hyperlink r:id="rId20" w:history="1">
+        <w:hyperlink r:id="rId19" w:history="1">
           <w:r>
             <w:rPr>
               <w:rStyle w:val="Hyperlink"/>
@@ -1936,7 +1904,7 @@
           <w:sz w:val="24"/>
           <w:u w:val="single"/>
         </w:rPr>
-        <w:hyperlink r:id="rId20" w:history="1">
+        <w:hyperlink r:id="rId19" w:history="1">
           <w:r>
             <w:rPr>
               <w:rStyle w:val="Hyperlink"/>
@@ -2049,7 +2017,7 @@
           <w:color w:val="0000FF"/>
           <w:sz w:val="24"/>
         </w:rPr>
-        <w:hyperlink r:id="rId21" w:history="1">
+        <w:hyperlink r:id="rId20" w:history="1">
           <w:r>
             <w:rPr>
               <w:rStyle w:val="Hyperlink"/>
@@ -2066,7 +2034,7 @@
           <w:color w:val="0000FF"/>
           <w:sz w:val="24"/>
         </w:rPr>
-        <w:hyperlink r:id="rId21" w:history="1">
+        <w:hyperlink r:id="rId20" w:history="1">
           <w:r>
             <w:rPr>
               <w:rStyle w:val="Hyperlink"/>
@@ -2083,7 +2051,7 @@
           <w:color w:val="0000FF"/>
           <w:sz w:val="24"/>
         </w:rPr>
-        <w:hyperlink r:id="rId21" w:history="1">
+        <w:hyperlink r:id="rId20" w:history="1">
           <w:r>
             <w:rPr>
               <w:rStyle w:val="Hyperlink"/>
@@ -2193,7 +2161,7 @@
           <w:color w:val="0000FF"/>
           <w:sz w:val="24"/>
         </w:rPr>
-        <w:hyperlink r:id="rId22" w:history="1">
+        <w:hyperlink r:id="rId21" w:history="1">
           <w:r>
             <w:rPr>
               <w:rStyle w:val="Hyperlink"/>
@@ -2210,7 +2178,7 @@
           <w:color w:val="0000FF"/>
           <w:sz w:val="24"/>
         </w:rPr>
-        <w:hyperlink r:id="rId22" w:history="1">
+        <w:hyperlink r:id="rId21" w:history="1">
           <w:r>
             <w:rPr>
               <w:rStyle w:val="Hyperlink"/>
@@ -2298,7 +2266,7 @@
           <w:sz w:val="24"/>
           <w:u w:val="single"/>
         </w:rPr>
-        <w:hyperlink r:id="rId23" w:history="1">
+        <w:hyperlink r:id="rId22" w:history="1">
           <w:r>
             <w:rPr>
               <w:rStyle w:val="Hyperlink"/>
@@ -2316,7 +2284,7 @@
           <w:sz w:val="24"/>
           <w:u w:val="single"/>
         </w:rPr>
-        <w:hyperlink r:id="rId23" w:history="1">
+        <w:hyperlink r:id="rId22" w:history="1">
           <w:r>
             <w:rPr>
               <w:rStyle w:val="Hyperlink"/>
@@ -2434,7 +2402,7 @@
           <w:sz w:val="24"/>
           <w:u w:val="single"/>
         </w:rPr>
-        <w:hyperlink r:id="rId24" w:history="1">
+        <w:hyperlink r:id="rId23" w:history="1">
           <w:r>
             <w:rPr>
               <w:rStyle w:val="Hyperlink"/>
@@ -2452,7 +2420,7 @@
           <w:sz w:val="24"/>
           <w:u w:val="single"/>
         </w:rPr>
-        <w:hyperlink r:id="rId24" w:history="1">
+        <w:hyperlink r:id="rId23" w:history="1">
           <w:r>
             <w:rPr>
               <w:rStyle w:val="Hyperlink"/>
@@ -2470,7 +2438,7 @@
           <w:sz w:val="24"/>
           <w:u w:val="single"/>
         </w:rPr>
-        <w:hyperlink r:id="rId24" w:history="1">
+        <w:hyperlink r:id="rId23" w:history="1">
           <w:r>
             <w:rPr>
               <w:rStyle w:val="Hyperlink"/>
@@ -2498,7 +2466,7 @@
           <w:sz w:val="24"/>
           <w:u w:val="single"/>
         </w:rPr>
-        <w:hyperlink r:id="rId25" w:history="1">
+        <w:hyperlink r:id="rId24" w:history="1">
           <w:r>
             <w:rPr>
               <w:rStyle w:val="Hyperlink"/>
@@ -2527,7 +2495,7 @@
           <w:sz w:val="24"/>
           <w:u w:val="single"/>
         </w:rPr>
-        <w:hyperlink r:id="rId25" w:history="1">
+        <w:hyperlink r:id="rId24" w:history="1">
           <w:r>
             <w:rPr>
               <w:rStyle w:val="Hyperlink"/>
@@ -2655,7 +2623,7 @@
           <w:sz w:val="24"/>
           <w:u w:val="single"/>
         </w:rPr>
-        <w:hyperlink r:id="rId26" w:history="1">
+        <w:hyperlink r:id="rId25" w:history="1">
           <w:r>
             <w:rPr>
               <w:rStyle w:val="Hyperlink"/>
@@ -2673,7 +2641,7 @@
           <w:sz w:val="24"/>
           <w:u w:val="single"/>
         </w:rPr>
-        <w:hyperlink r:id="rId26" w:history="1">
+        <w:hyperlink r:id="rId25" w:history="1">
           <w:r>
             <w:rPr>
               <w:rStyle w:val="Hyperlink"/>
@@ -2691,7 +2659,7 @@
           <w:sz w:val="24"/>
           <w:u w:val="single"/>
         </w:rPr>
-        <w:hyperlink r:id="rId26" w:history="1">
+        <w:hyperlink r:id="rId25" w:history="1">
           <w:r>
             <w:rPr>
               <w:rStyle w:val="Hyperlink"/>
@@ -2709,7 +2677,7 @@
           <w:sz w:val="24"/>
           <w:u w:val="single"/>
         </w:rPr>
-        <w:hyperlink r:id="rId26" w:history="1">
+        <w:hyperlink r:id="rId25" w:history="1">
           <w:r>
             <w:rPr>
               <w:rStyle w:val="Hyperlink"/>
@@ -2811,7 +2779,7 @@
           <w:sz w:val="24"/>
           <w:u w:val="single"/>
         </w:rPr>
-        <w:hyperlink r:id="rId27" w:history="1">
+        <w:hyperlink r:id="rId26" w:history="1">
           <w:r>
             <w:rPr>
               <w:rStyle w:val="Hyperlink"/>
@@ -2829,7 +2797,7 @@
           <w:sz w:val="24"/>
           <w:u w:val="single"/>
         </w:rPr>
-        <w:hyperlink r:id="rId27" w:history="1">
+        <w:hyperlink r:id="rId26" w:history="1">
           <w:r>
             <w:rPr>
               <w:rStyle w:val="Hyperlink"/>
@@ -2847,7 +2815,7 @@
           <w:sz w:val="24"/>
           <w:u w:val="single"/>
         </w:rPr>
-        <w:hyperlink r:id="rId27" w:history="1">
+        <w:hyperlink r:id="rId26" w:history="1">
           <w:r>
             <w:rPr>
               <w:rStyle w:val="Hyperlink"/>
@@ -2865,7 +2833,7 @@
           <w:sz w:val="24"/>
           <w:u w:val="single"/>
         </w:rPr>
-        <w:hyperlink r:id="rId27" w:history="1">
+        <w:hyperlink r:id="rId26" w:history="1">
           <w:r>
             <w:rPr>
               <w:rStyle w:val="Hyperlink"/>
@@ -2893,7 +2861,7 @@
           <w:sz w:val="24"/>
           <w:u w:val="single"/>
         </w:rPr>
-        <w:hyperlink r:id="rId28" w:history="1">
+        <w:hyperlink r:id="rId27" w:history="1">
           <w:r>
             <w:rPr>
               <w:rStyle w:val="Hyperlink"/>
@@ -2914,7 +2882,7 @@
           <w:sz w:val="24"/>
           <w:u w:val="single"/>
         </w:rPr>
-        <w:hyperlink r:id="rId27" w:history="1">
+        <w:hyperlink r:id="rId26" w:history="1">
           <w:r>
             <w:rPr>
               <w:rStyle w:val="Hyperlink"/>
@@ -2932,7 +2900,7 @@
           <w:sz w:val="24"/>
           <w:u w:val="single"/>
         </w:rPr>
-        <w:hyperlink r:id="rId27" w:history="1">
+        <w:hyperlink r:id="rId26" w:history="1">
           <w:r>
             <w:rPr>
               <w:rStyle w:val="Hyperlink"/>
@@ -2960,7 +2928,7 @@
           <w:sz w:val="24"/>
           <w:u w:val="single"/>
         </w:rPr>
-        <w:hyperlink r:id="rId27" w:history="1">
+        <w:hyperlink r:id="rId26" w:history="1">
           <w:r>
             <w:rPr>
               <w:rStyle w:val="Hyperlink"/>
@@ -2989,7 +2957,7 @@
           <w:sz w:val="24"/>
           <w:u w:val="single"/>
         </w:rPr>
-        <w:hyperlink r:id="rId29" w:history="1">
+        <w:hyperlink r:id="rId28" w:history="1">
           <w:r>
             <w:rPr>
               <w:rStyle w:val="Hyperlink"/>
@@ -3007,7 +2975,7 @@
           <w:sz w:val="24"/>
           <w:u w:val="single"/>
         </w:rPr>
-        <w:hyperlink r:id="rId29" w:history="1">
+        <w:hyperlink r:id="rId28" w:history="1">
           <w:r>
             <w:rPr>
               <w:rStyle w:val="Hyperlink"/>
@@ -3083,7 +3051,7 @@
           <w:sz w:val="24"/>
           <w:u w:val="single"/>
         </w:rPr>
-        <w:hyperlink r:id="rId30" w:history="1">
+        <w:hyperlink r:id="rId29" w:history="1">
           <w:r>
             <w:rPr>
               <w:rStyle w:val="Hyperlink"/>
@@ -3101,7 +3069,7 @@
           <w:sz w:val="24"/>
           <w:u w:val="single"/>
         </w:rPr>
-        <w:hyperlink r:id="rId30" w:history="1">
+        <w:hyperlink r:id="rId29" w:history="1">
           <w:r>
             <w:rPr>
               <w:rStyle w:val="Hyperlink"/>
@@ -3119,7 +3087,7 @@
           <w:sz w:val="24"/>
           <w:u w:val="single"/>
         </w:rPr>
-        <w:hyperlink r:id="rId30" w:history="1">
+        <w:hyperlink r:id="rId29" w:history="1">
           <w:r>
             <w:rPr>
               <w:rStyle w:val="Hyperlink"/>
@@ -3147,7 +3115,7 @@
           <w:sz w:val="24"/>
           <w:u w:val="single"/>
         </w:rPr>
-        <w:hyperlink r:id="rId30" w:history="1">
+        <w:hyperlink r:id="rId29" w:history="1">
           <w:r>
             <w:rPr>
               <w:rStyle w:val="Hyperlink"/>
@@ -3176,7 +3144,7 @@
           <w:sz w:val="24"/>
           <w:u w:val="single"/>
         </w:rPr>
-        <w:hyperlink r:id="rId30" w:history="1">
+        <w:hyperlink r:id="rId29" w:history="1">
           <w:r>
             <w:rPr>
               <w:rStyle w:val="Hyperlink"/>
@@ -3298,7 +3266,7 @@
           <w:sz w:val="24"/>
           <w:u w:val="single"/>
         </w:rPr>
-        <w:hyperlink r:id="rId31" w:history="1">
+        <w:hyperlink r:id="rId30" w:history="1">
           <w:r>
             <w:rPr>
               <w:rStyle w:val="Hyperlink"/>
@@ -3316,7 +3284,7 @@
           <w:sz w:val="24"/>
           <w:u w:val="single"/>
         </w:rPr>
-        <w:hyperlink r:id="rId31" w:history="1">
+        <w:hyperlink r:id="rId30" w:history="1">
           <w:r>
             <w:rPr>
               <w:rStyle w:val="Hyperlink"/>
@@ -3334,7 +3302,7 @@
           <w:sz w:val="24"/>
           <w:u w:val="single"/>
         </w:rPr>
-        <w:hyperlink r:id="rId31" w:history="1">
+        <w:hyperlink r:id="rId30" w:history="1">
           <w:r>
             <w:rPr>
               <w:rStyle w:val="Hyperlink"/>
@@ -3362,7 +3330,7 @@
           <w:sz w:val="24"/>
           <w:u w:val="single"/>
         </w:rPr>
-        <w:hyperlink r:id="rId31" w:history="1">
+        <w:hyperlink r:id="rId30" w:history="1">
           <w:r>
             <w:rPr>
               <w:rStyle w:val="Hyperlink"/>
@@ -3391,7 +3359,7 @@
           <w:sz w:val="24"/>
           <w:u w:val="single"/>
         </w:rPr>
-        <w:hyperlink r:id="rId31" w:history="1">
+        <w:hyperlink r:id="rId30" w:history="1">
           <w:r>
             <w:rPr>
               <w:rStyle w:val="Hyperlink"/>

--- a/EXPORTS/DOCX/published/niveau3/Dutch/KoninklijkeBazar.docx
+++ b/EXPORTS/DOCX/published/niveau3/Dutch/KoninklijkeBazar.docx
@@ -488,69 +488,13 @@
       </w:r>
       <w:r>
         <w:rPr>
-          <w:u w:val="single" w:color="0000ff"/>
           <w:rFonts w:ascii="Charis SIL Regular" w:hAnsi="Charis SIL Regular" w:eastAsia="Charis SIL Regular"/>
           <w:b w:val="0"/>
           <w:i w:val="0"/>
           <w:color w:val="000000"/>
           <w:sz w:val="24"/>
         </w:rPr>
-        <w:t>,</w:t>
-      </w:r>
-      <w:r>
-        <w:rPr>
-          <w:rFonts w:ascii="Charis SIL Regular" w:hAnsi="Charis SIL Regular" w:eastAsia="Charis SIL Regular"/>
-          <w:b w:val="0"/>
-          <w:i w:val="0"/>
-          <w:color w:val="000000"/>
-          <w:sz w:val="24"/>
-        </w:rPr>
-        <w:t xml:space="preserve"> </w:t>
-      </w:r>
-      <w:r>
-        <w:rPr>
-          <w:u w:val="single" w:color="0000ff"/>
-          <w:rFonts w:ascii="Charis SIL Regular" w:hAnsi="Charis SIL Regular" w:eastAsia="Charis SIL Regular"/>
-          <w:b w:val="0"/>
-          <w:i w:val="0"/>
-          <w:color w:val="000000"/>
-          <w:sz w:val="24"/>
-        </w:rPr>
-        <w:hyperlink r:id="rId12" w:history="1">
-          <w:r>
-            <w:rPr>
-              <w:rStyle w:val="Hyperlink"/>
-            </w:rPr>
-            <w:t xml:space="preserve">onder </w:t>
-          </w:r>
-        </w:hyperlink>
-      </w:r>
-      <w:r>
-        <w:rPr>
-          <w:rFonts w:ascii="Charis SIL Regular" w:hAnsi="Charis SIL Regular" w:eastAsia="Charis SIL Regular"/>
-          <w:b w:val="0"/>
-          <w:i w:val="0"/>
-          <w:color w:val="000000"/>
-          <w:sz w:val="24"/>
-        </w:rPr>
-        <w:t>wie kon</w:t>
-      </w:r>
-      <w:r>
-        <w:rPr>
-          <w:rFonts w:ascii="Charis SIL Regular" w:hAnsi="Charis SIL Regular" w:eastAsia="Charis SIL Regular"/>
-          <w:b w:val="0"/>
-          <w:i w:val="0"/>
-          <w:color w:val="000000"/>
-          <w:sz w:val="24"/>
-        </w:rPr>
-        <w:hyperlink r:id="rId13" w:history="1">
-          <w:r>
-            <w:rPr>
-              <w:rStyle w:val="Hyperlink"/>
-            </w:rPr>
-            <w:t xml:space="preserve">ing </w:t>
-          </w:r>
-        </w:hyperlink>
+        <w:t xml:space="preserve">, onder wie koning </w:t>
       </w:r>
       <w:r>
         <w:rPr>
@@ -665,13 +609,24 @@
       </w:r>
       <w:r>
         <w:rPr>
+          <w:u w:val="single" w:color="0000ff"/>
           <w:rFonts w:ascii="Charis SIL Regular" w:hAnsi="Charis SIL Regular" w:eastAsia="Charis SIL Regular"/>
           <w:b w:val="0"/>
           <w:i w:val="0"/>
           <w:color w:val="000000"/>
           <w:sz w:val="24"/>
         </w:rPr>
-        <w:t xml:space="preserve">t </w:t>
+        <w:t>t</w:t>
+      </w:r>
+      <w:r>
+        <w:rPr>
+          <w:rFonts w:ascii="Charis SIL Regular" w:hAnsi="Charis SIL Regular" w:eastAsia="Charis SIL Regular"/>
+          <w:b w:val="0"/>
+          <w:i w:val="0"/>
+          <w:color w:val="000000"/>
+          <w:sz w:val="24"/>
+        </w:rPr>
+        <w:t xml:space="preserve"> </w:t>
       </w:r>
       <w:r>
         <w:rPr>
@@ -962,13 +917,31 @@
       </w:r>
       <w:r>
         <w:rPr>
+          <w:u w:val="single" w:color="0000ff"/>
           <w:rFonts w:ascii="Charis SIL Regular" w:hAnsi="Charis SIL Regular" w:eastAsia="Charis SIL Regular"/>
           <w:b w:val="0"/>
           <w:i w:val="0"/>
           <w:color w:val="000000"/>
           <w:sz w:val="24"/>
         </w:rPr>
-        <w:t>1877 ging de winkel onder nieuwe</w:t>
+        <w:hyperlink r:id="rId15" w:history="1">
+          <w:r>
+            <w:rPr>
+              <w:rStyle w:val="Hyperlink"/>
+            </w:rPr>
+            <w:t>1877 ging de w</w:t>
+          </w:r>
+        </w:hyperlink>
+      </w:r>
+      <w:r>
+        <w:rPr>
+          <w:rFonts w:ascii="Charis SIL Regular" w:hAnsi="Charis SIL Regular" w:eastAsia="Charis SIL Regular"/>
+          <w:b w:val="0"/>
+          <w:i w:val="0"/>
+          <w:color w:val="000000"/>
+          <w:sz w:val="24"/>
+        </w:rPr>
+        <w:t>inkel onder nieuwe</w:t>
       </w:r>
       <w:r>
         <w:rPr>
@@ -2957,7 +2930,7 @@
           <w:sz w:val="24"/>
           <w:u w:val="single"/>
         </w:rPr>
-        <w:hyperlink r:id="rId28" w:history="1">
+        <w:hyperlink r:id="rId26" w:history="1">
           <w:r>
             <w:rPr>
               <w:rStyle w:val="Hyperlink"/>
@@ -2975,7 +2948,7 @@
           <w:sz w:val="24"/>
           <w:u w:val="single"/>
         </w:rPr>
-        <w:hyperlink r:id="rId28" w:history="1">
+        <w:hyperlink r:id="rId26" w:history="1">
           <w:r>
             <w:rPr>
               <w:rStyle w:val="Hyperlink"/>
@@ -3051,7 +3024,7 @@
           <w:sz w:val="24"/>
           <w:u w:val="single"/>
         </w:rPr>
-        <w:hyperlink r:id="rId29" w:history="1">
+        <w:hyperlink r:id="rId28" w:history="1">
           <w:r>
             <w:rPr>
               <w:rStyle w:val="Hyperlink"/>
@@ -3069,7 +3042,7 @@
           <w:sz w:val="24"/>
           <w:u w:val="single"/>
         </w:rPr>
-        <w:hyperlink r:id="rId29" w:history="1">
+        <w:hyperlink r:id="rId28" w:history="1">
           <w:r>
             <w:rPr>
               <w:rStyle w:val="Hyperlink"/>
@@ -3087,7 +3060,7 @@
           <w:sz w:val="24"/>
           <w:u w:val="single"/>
         </w:rPr>
-        <w:hyperlink r:id="rId29" w:history="1">
+        <w:hyperlink r:id="rId28" w:history="1">
           <w:r>
             <w:rPr>
               <w:rStyle w:val="Hyperlink"/>
@@ -3115,7 +3088,7 @@
           <w:sz w:val="24"/>
           <w:u w:val="single"/>
         </w:rPr>
-        <w:hyperlink r:id="rId29" w:history="1">
+        <w:hyperlink r:id="rId28" w:history="1">
           <w:r>
             <w:rPr>
               <w:rStyle w:val="Hyperlink"/>
@@ -3144,7 +3117,7 @@
           <w:sz w:val="24"/>
           <w:u w:val="single"/>
         </w:rPr>
-        <w:hyperlink r:id="rId29" w:history="1">
+        <w:hyperlink r:id="rId28" w:history="1">
           <w:r>
             <w:rPr>
               <w:rStyle w:val="Hyperlink"/>
@@ -3266,7 +3239,7 @@
           <w:sz w:val="24"/>
           <w:u w:val="single"/>
         </w:rPr>
-        <w:hyperlink r:id="rId30" w:history="1">
+        <w:hyperlink r:id="rId29" w:history="1">
           <w:r>
             <w:rPr>
               <w:rStyle w:val="Hyperlink"/>
@@ -3284,7 +3257,7 @@
           <w:sz w:val="24"/>
           <w:u w:val="single"/>
         </w:rPr>
-        <w:hyperlink r:id="rId30" w:history="1">
+        <w:hyperlink r:id="rId29" w:history="1">
           <w:r>
             <w:rPr>
               <w:rStyle w:val="Hyperlink"/>
@@ -3302,7 +3275,7 @@
           <w:sz w:val="24"/>
           <w:u w:val="single"/>
         </w:rPr>
-        <w:hyperlink r:id="rId30" w:history="1">
+        <w:hyperlink r:id="rId29" w:history="1">
           <w:r>
             <w:rPr>
               <w:rStyle w:val="Hyperlink"/>
@@ -3330,7 +3303,7 @@
           <w:sz w:val="24"/>
           <w:u w:val="single"/>
         </w:rPr>
-        <w:hyperlink r:id="rId30" w:history="1">
+        <w:hyperlink r:id="rId29" w:history="1">
           <w:r>
             <w:rPr>
               <w:rStyle w:val="Hyperlink"/>
@@ -3359,7 +3332,7 @@
           <w:sz w:val="24"/>
           <w:u w:val="single"/>
         </w:rPr>
-        <w:hyperlink r:id="rId30" w:history="1">
+        <w:hyperlink r:id="rId29" w:history="1">
           <w:r>
             <w:rPr>
               <w:rStyle w:val="Hyperlink"/>

--- a/EXPORTS/DOCX/published/niveau3/Dutch/KoninklijkeBazar.docx
+++ b/EXPORTS/DOCX/published/niveau3/Dutch/KoninklijkeBazar.docx
@@ -442,13 +442,109 @@
       </w:r>
       <w:r>
         <w:rPr>
+          <w:u w:val="single" w:color="0000ff"/>
           <w:rFonts w:ascii="Charis SIL Regular" w:hAnsi="Charis SIL Regular" w:eastAsia="Charis SIL Regular"/>
           <w:b w:val="0"/>
           <w:i w:val="0"/>
           <w:color w:val="000000"/>
           <w:sz w:val="24"/>
         </w:rPr>
-        <w:t xml:space="preserve">particulieren, onder wie koning </w:t>
+        <w:hyperlink r:id="rId10" w:history="1">
+          <w:r>
+            <w:rPr>
+              <w:rStyle w:val="Hyperlink"/>
+            </w:rPr>
+            <w:t>partic</w:t>
+          </w:r>
+        </w:hyperlink>
+      </w:r>
+      <w:r>
+        <w:rPr>
+          <w:rFonts w:ascii="Charis SIL Regular" w:hAnsi="Charis SIL Regular" w:eastAsia="Charis SIL Regular"/>
+          <w:b w:val="0"/>
+          <w:i w:val="0"/>
+          <w:color w:val="000000"/>
+          <w:sz w:val="24"/>
+        </w:rPr>
+        <w:t>u</w:t>
+      </w:r>
+      <w:r>
+        <w:rPr>
+          <w:u w:val="single" w:color="0000ff"/>
+          <w:rFonts w:ascii="Charis SIL Regular" w:hAnsi="Charis SIL Regular" w:eastAsia="Charis SIL Regular"/>
+          <w:b w:val="0"/>
+          <w:i w:val="0"/>
+          <w:color w:val="000000"/>
+          <w:sz w:val="24"/>
+        </w:rPr>
+        <w:hyperlink r:id="rId11" w:history="1">
+          <w:r>
+            <w:rPr>
+              <w:rStyle w:val="Hyperlink"/>
+            </w:rPr>
+            <w:t>lieren</w:t>
+          </w:r>
+        </w:hyperlink>
+      </w:r>
+      <w:r>
+        <w:rPr>
+          <w:u w:val="single" w:color="0000ff"/>
+          <w:rFonts w:ascii="Charis SIL Regular" w:hAnsi="Charis SIL Regular" w:eastAsia="Charis SIL Regular"/>
+          <w:b w:val="0"/>
+          <w:i w:val="0"/>
+          <w:color w:val="000000"/>
+          <w:sz w:val="24"/>
+        </w:rPr>
+        <w:t>,</w:t>
+      </w:r>
+      <w:r>
+        <w:rPr>
+          <w:rFonts w:ascii="Charis SIL Regular" w:hAnsi="Charis SIL Regular" w:eastAsia="Charis SIL Regular"/>
+          <w:b w:val="0"/>
+          <w:i w:val="0"/>
+          <w:color w:val="000000"/>
+          <w:sz w:val="24"/>
+        </w:rPr>
+        <w:t xml:space="preserve"> </w:t>
+      </w:r>
+      <w:r>
+        <w:rPr>
+          <w:u w:val="single" w:color="0000ff"/>
+          <w:rFonts w:ascii="Charis SIL Regular" w:hAnsi="Charis SIL Regular" w:eastAsia="Charis SIL Regular"/>
+          <w:b w:val="0"/>
+          <w:i w:val="0"/>
+          <w:color w:val="000000"/>
+          <w:sz w:val="24"/>
+        </w:rPr>
+        <w:hyperlink r:id="rId12" w:history="1">
+          <w:r>
+            <w:rPr>
+              <w:rStyle w:val="Hyperlink"/>
+            </w:rPr>
+            <w:t xml:space="preserve">onder </w:t>
+          </w:r>
+        </w:hyperlink>
+      </w:r>
+      <w:r>
+        <w:rPr>
+          <w:rFonts w:ascii="Charis SIL Regular" w:hAnsi="Charis SIL Regular" w:eastAsia="Charis SIL Regular"/>
+          <w:b w:val="0"/>
+          <w:i w:val="0"/>
+          <w:color w:val="000000"/>
+          <w:sz w:val="24"/>
+        </w:rPr>
+        <w:t>wie kon</w:t>
+      </w:r>
+      <w:r>
+        <w:rPr>
+          <w:u w:val="single" w:color="0000ff"/>
+          <w:rFonts w:ascii="Charis SIL Regular" w:hAnsi="Charis SIL Regular" w:eastAsia="Charis SIL Regular"/>
+          <w:b w:val="0"/>
+          <w:i w:val="0"/>
+          <w:color w:val="000000"/>
+          <w:sz w:val="24"/>
+        </w:rPr>
+        <w:t xml:space="preserve">ing </w:t>
       </w:r>
       <w:r>
         <w:rPr>
@@ -459,7 +555,7 @@
           <w:sz w:val="24"/>
           <w:u w:val="single"/>
         </w:rPr>
-        <w:hyperlink r:id="rId15" w:history="1">
+        <w:hyperlink r:id="rId13" w:history="1">
           <w:r>
             <w:rPr>
               <w:rStyle w:val="Hyperlink"/>
@@ -488,7 +584,7 @@
           <w:sz w:val="24"/>
           <w:u w:val="single"/>
         </w:rPr>
-        <w:hyperlink r:id="rId15" w:history="1">
+        <w:hyperlink r:id="rId13" w:history="1">
           <w:r>
             <w:rPr>
               <w:rStyle w:val="Hyperlink"/>
@@ -506,7 +602,7 @@
           <w:sz w:val="24"/>
           <w:u w:val="single"/>
         </w:rPr>
-        <w:hyperlink r:id="rId15" w:history="1">
+        <w:hyperlink r:id="rId13" w:history="1">
           <w:r>
             <w:rPr>
               <w:rStyle w:val="Hyperlink"/>
@@ -591,7 +687,7 @@
           <w:sz w:val="24"/>
           <w:u w:val="single"/>
         </w:rPr>
-        <w:hyperlink r:id="rId16" w:history="1">
+        <w:hyperlink r:id="rId15" w:history="1">
           <w:r>
             <w:rPr>
               <w:rStyle w:val="Hyperlink"/>
@@ -620,7 +716,7 @@
           <w:sz w:val="24"/>
           <w:u w:val="single"/>
         </w:rPr>
-        <w:hyperlink r:id="rId16" w:history="1">
+        <w:hyperlink r:id="rId15" w:history="1">
           <w:r>
             <w:rPr>
               <w:rStyle w:val="Hyperlink"/>
@@ -649,7 +745,7 @@
           <w:sz w:val="24"/>
           <w:u w:val="single"/>
         </w:rPr>
-        <w:hyperlink r:id="rId16" w:history="1">
+        <w:hyperlink r:id="rId15" w:history="1">
           <w:r>
             <w:rPr>
               <w:rStyle w:val="Hyperlink"/>
@@ -667,7 +763,7 @@
           <w:sz w:val="24"/>
           <w:u w:val="single"/>
         </w:rPr>
-        <w:hyperlink r:id="rId16" w:history="1">
+        <w:hyperlink r:id="rId15" w:history="1">
           <w:r>
             <w:rPr>
               <w:rStyle w:val="Hyperlink"/>
@@ -695,14 +791,7 @@
           <w:color w:val="000000"/>
           <w:sz w:val="24"/>
         </w:rPr>
-        <w:hyperlink r:id="rId15" w:history="1">
-          <w:r>
-            <w:rPr>
-              <w:rStyle w:val="Hyperlink"/>
-            </w:rPr>
-            <w:t xml:space="preserve">ge </w:t>
-          </w:r>
-        </w:hyperlink>
+        <w:t xml:space="preserve">ge </w:t>
       </w:r>
       <w:r>
         <w:rPr>
@@ -713,7 +802,7 @@
           <w:sz w:val="24"/>
           <w:u w:val="single"/>
         </w:rPr>
-        <w:hyperlink r:id="rId15" w:history="1">
+        <w:hyperlink r:id="rId16" w:history="1">
           <w:r>
             <w:rPr>
               <w:rStyle w:val="Hyperlink"/>
@@ -742,7 +831,7 @@
           <w:sz w:val="24"/>
           <w:u w:val="single"/>
         </w:rPr>
-        <w:hyperlink r:id="rId15" w:history="1">
+        <w:hyperlink r:id="rId17" w:history="1">
           <w:r>
             <w:rPr>
               <w:rStyle w:val="Hyperlink"/>
@@ -760,14 +849,7 @@
           <w:sz w:val="24"/>
           <w:u w:val="single"/>
         </w:rPr>
-        <w:hyperlink r:id="rId17" w:history="1">
-          <w:r>
-            <w:rPr>
-              <w:rStyle w:val="Hyperlink"/>
-            </w:rPr>
-            <w:t>thnografisc</w:t>
-          </w:r>
-        </w:hyperlink>
+        <w:t>thnografisch</w:t>
       </w:r>
       <w:r>
         <w:rPr>
@@ -776,18 +858,6 @@
           <w:i w:val="0"/>
           <w:color w:val="0000FF"/>
           <w:sz w:val="24"/>
-          <w:u w:val="single"/>
-        </w:rPr>
-        <w:t>h</w:t>
-      </w:r>
-      <w:r>
-        <w:rPr>
-          <w:rFonts w:ascii="Charis SIL Regular" w:hAnsi="Charis SIL Regular" w:eastAsia="Charis SIL Regular"/>
-          <w:b w:val="0"/>
-          <w:i w:val="0"/>
-          <w:color w:val="0000FF"/>
-          <w:sz w:val="24"/>
-          <w:u w:val="single"/>
         </w:rPr>
         <w:t xml:space="preserve"> </w:t>
       </w:r>
@@ -800,24 +870,14 @@
           <w:sz w:val="24"/>
           <w:u w:val="single"/>
         </w:rPr>
-        <w:hyperlink r:id="rId17" w:history="1">
+        <w:hyperlink r:id="rId16" w:history="1">
           <w:r>
             <w:rPr>
               <w:rStyle w:val="Hyperlink"/>
             </w:rPr>
-            <w:t>Museu</w:t>
+            <w:t>Museum</w:t>
           </w:r>
         </w:hyperlink>
-      </w:r>
-      <w:r>
-        <w:rPr>
-          <w:rFonts w:ascii="Charis SIL Regular" w:hAnsi="Charis SIL Regular" w:eastAsia="Charis SIL Regular"/>
-          <w:b w:val="0"/>
-          <w:i w:val="0"/>
-          <w:color w:val="0000FF"/>
-          <w:sz w:val="24"/>
-        </w:rPr>
-        <w:t>m</w:t>
       </w:r>
       <w:r>
         <w:rPr>
@@ -838,7 +898,7 @@
           <w:color w:val="000000"/>
           <w:sz w:val="24"/>
         </w:rPr>
-        <w:hyperlink r:id="rId16" w:history="1">
+        <w:hyperlink r:id="rId15" w:history="1">
           <w:r>
             <w:rPr>
               <w:rStyle w:val="Hyperlink"/>
@@ -867,7 +927,7 @@
           <w:color w:val="000000"/>
           <w:sz w:val="24"/>
         </w:rPr>
-        <w:hyperlink r:id="rId16" w:history="1">
+        <w:hyperlink r:id="rId15" w:history="1">
           <w:r>
             <w:rPr>
               <w:rStyle w:val="Hyperlink"/>
@@ -885,7 +945,7 @@
           <w:color w:val="000000"/>
           <w:sz w:val="24"/>
         </w:rPr>
-        <w:hyperlink r:id="rId16" w:history="1">
+        <w:hyperlink r:id="rId15" w:history="1">
           <w:r>
             <w:rPr>
               <w:rStyle w:val="Hyperlink"/>
@@ -913,7 +973,7 @@
           <w:color w:val="000000"/>
           <w:sz w:val="24"/>
         </w:rPr>
-        <w:hyperlink r:id="rId17" w:history="1">
+        <w:hyperlink r:id="rId16" w:history="1">
           <w:r>
             <w:rPr>
               <w:rStyle w:val="Hyperlink"/>
@@ -931,7 +991,7 @@
           <w:color w:val="000000"/>
           <w:sz w:val="24"/>
         </w:rPr>
-        <w:hyperlink r:id="rId17" w:history="1">
+        <w:hyperlink r:id="rId16" w:history="1">
           <w:r>
             <w:rPr>
               <w:rStyle w:val="Hyperlink"/>
@@ -949,7 +1009,7 @@
           <w:color w:val="000000"/>
           <w:sz w:val="24"/>
         </w:rPr>
-        <w:hyperlink r:id="rId17" w:history="1">
+        <w:hyperlink r:id="rId16" w:history="1">
           <w:r>
             <w:rPr>
               <w:rStyle w:val="Hyperlink"/>
@@ -967,7 +1027,7 @@
           <w:color w:val="000000"/>
           <w:sz w:val="24"/>
         </w:rPr>
-        <w:hyperlink r:id="rId17" w:history="1">
+        <w:hyperlink r:id="rId16" w:history="1">
           <w:r>
             <w:rPr>
               <w:rStyle w:val="Hyperlink"/>
@@ -985,7 +1045,7 @@
           <w:color w:val="000000"/>
           <w:sz w:val="24"/>
         </w:rPr>
-        <w:hyperlink r:id="rId17" w:history="1">
+        <w:hyperlink r:id="rId16" w:history="1">
           <w:r>
             <w:rPr>
               <w:rStyle w:val="Hyperlink"/>
@@ -1176,7 +1236,7 @@
           <w:sz w:val="24"/>
           <w:u w:val="single"/>
         </w:rPr>
-        <w:hyperlink r:id="rId17" w:history="1">
+        <w:hyperlink r:id="rId16" w:history="1">
           <w:r>
             <w:rPr>
               <w:rStyle w:val="Hyperlink"/>
@@ -1205,7 +1265,7 @@
           <w:sz w:val="24"/>
           <w:u w:val="single"/>
         </w:rPr>
-        <w:hyperlink r:id="rId17" w:history="1">
+        <w:hyperlink r:id="rId16" w:history="1">
           <w:r>
             <w:rPr>
               <w:rStyle w:val="Hyperlink"/>
@@ -2852,14 +2912,7 @@
           <w:color w:val="000000"/>
           <w:sz w:val="24"/>
         </w:rPr>
-        <w:hyperlink r:id="rId27" w:history="1">
-          <w:r>
-            <w:rPr>
-              <w:rStyle w:val="Hyperlink"/>
-            </w:rPr>
-            <w:t xml:space="preserve">, </w:t>
-          </w:r>
-        </w:hyperlink>
+        <w:t xml:space="preserve">, </w:t>
       </w:r>
       <w:r>
         <w:rPr>

--- a/EXPORTS/DOCX/published/niveau3/Dutch/KoninklijkeBazar.docx
+++ b/EXPORTS/DOCX/published/niveau3/Dutch/KoninklijkeBazar.docx
@@ -442,109 +442,13 @@
       </w:r>
       <w:r>
         <w:rPr>
-          <w:u w:val="single" w:color="0000ff"/>
           <w:rFonts w:ascii="Charis SIL Regular" w:hAnsi="Charis SIL Regular" w:eastAsia="Charis SIL Regular"/>
           <w:b w:val="0"/>
           <w:i w:val="0"/>
           <w:color w:val="000000"/>
           <w:sz w:val="24"/>
         </w:rPr>
-        <w:hyperlink r:id="rId10" w:history="1">
-          <w:r>
-            <w:rPr>
-              <w:rStyle w:val="Hyperlink"/>
-            </w:rPr>
-            <w:t>partic</w:t>
-          </w:r>
-        </w:hyperlink>
-      </w:r>
-      <w:r>
-        <w:rPr>
-          <w:rFonts w:ascii="Charis SIL Regular" w:hAnsi="Charis SIL Regular" w:eastAsia="Charis SIL Regular"/>
-          <w:b w:val="0"/>
-          <w:i w:val="0"/>
-          <w:color w:val="000000"/>
-          <w:sz w:val="24"/>
-        </w:rPr>
-        <w:t>u</w:t>
-      </w:r>
-      <w:r>
-        <w:rPr>
-          <w:u w:val="single" w:color="0000ff"/>
-          <w:rFonts w:ascii="Charis SIL Regular" w:hAnsi="Charis SIL Regular" w:eastAsia="Charis SIL Regular"/>
-          <w:b w:val="0"/>
-          <w:i w:val="0"/>
-          <w:color w:val="000000"/>
-          <w:sz w:val="24"/>
-        </w:rPr>
-        <w:hyperlink r:id="rId11" w:history="1">
-          <w:r>
-            <w:rPr>
-              <w:rStyle w:val="Hyperlink"/>
-            </w:rPr>
-            <w:t>lieren</w:t>
-          </w:r>
-        </w:hyperlink>
-      </w:r>
-      <w:r>
-        <w:rPr>
-          <w:u w:val="single" w:color="0000ff"/>
-          <w:rFonts w:ascii="Charis SIL Regular" w:hAnsi="Charis SIL Regular" w:eastAsia="Charis SIL Regular"/>
-          <w:b w:val="0"/>
-          <w:i w:val="0"/>
-          <w:color w:val="000000"/>
-          <w:sz w:val="24"/>
-        </w:rPr>
-        <w:t>,</w:t>
-      </w:r>
-      <w:r>
-        <w:rPr>
-          <w:rFonts w:ascii="Charis SIL Regular" w:hAnsi="Charis SIL Regular" w:eastAsia="Charis SIL Regular"/>
-          <w:b w:val="0"/>
-          <w:i w:val="0"/>
-          <w:color w:val="000000"/>
-          <w:sz w:val="24"/>
-        </w:rPr>
-        <w:t xml:space="preserve"> </w:t>
-      </w:r>
-      <w:r>
-        <w:rPr>
-          <w:u w:val="single" w:color="0000ff"/>
-          <w:rFonts w:ascii="Charis SIL Regular" w:hAnsi="Charis SIL Regular" w:eastAsia="Charis SIL Regular"/>
-          <w:b w:val="0"/>
-          <w:i w:val="0"/>
-          <w:color w:val="000000"/>
-          <w:sz w:val="24"/>
-        </w:rPr>
-        <w:hyperlink r:id="rId12" w:history="1">
-          <w:r>
-            <w:rPr>
-              <w:rStyle w:val="Hyperlink"/>
-            </w:rPr>
-            <w:t xml:space="preserve">onder </w:t>
-          </w:r>
-        </w:hyperlink>
-      </w:r>
-      <w:r>
-        <w:rPr>
-          <w:rFonts w:ascii="Charis SIL Regular" w:hAnsi="Charis SIL Regular" w:eastAsia="Charis SIL Regular"/>
-          <w:b w:val="0"/>
-          <w:i w:val="0"/>
-          <w:color w:val="000000"/>
-          <w:sz w:val="24"/>
-        </w:rPr>
-        <w:t>wie kon</w:t>
-      </w:r>
-      <w:r>
-        <w:rPr>
-          <w:u w:val="single" w:color="0000ff"/>
-          <w:rFonts w:ascii="Charis SIL Regular" w:hAnsi="Charis SIL Regular" w:eastAsia="Charis SIL Regular"/>
-          <w:b w:val="0"/>
-          <w:i w:val="0"/>
-          <w:color w:val="000000"/>
-          <w:sz w:val="24"/>
-        </w:rPr>
-        <w:t xml:space="preserve">ing </w:t>
+        <w:t xml:space="preserve">particulieren, onder wie koning </w:t>
       </w:r>
       <w:r>
         <w:rPr>
@@ -613,70 +517,13 @@
       </w:r>
       <w:r>
         <w:rPr>
-          <w:u w:val="single" w:color="0000ff"/>
           <w:rFonts w:ascii="Charis SIL Regular" w:hAnsi="Charis SIL Regular" w:eastAsia="Charis SIL Regular"/>
           <w:b w:val="0"/>
           <w:i w:val="0"/>
           <w:color w:val="000000"/>
           <w:sz w:val="24"/>
         </w:rPr>
-        <w:hyperlink r:id="rId13" w:history="1">
-          <w:r>
-            <w:rPr>
-              <w:rStyle w:val="Hyperlink"/>
-            </w:rPr>
-            <w:t>, m</w:t>
-          </w:r>
-        </w:hyperlink>
-      </w:r>
-      <w:r>
-        <w:rPr>
-          <w:rFonts w:ascii="Charis SIL Regular" w:hAnsi="Charis SIL Regular" w:eastAsia="Charis SIL Regular"/>
-          <w:b w:val="0"/>
-          <w:i w:val="0"/>
-          <w:color w:val="000000"/>
-          <w:sz w:val="24"/>
-        </w:rPr>
-        <w:t>aar ook musea</w:t>
-      </w:r>
-      <w:r>
-        <w:rPr>
-          <w:u w:val="single" w:color="0000ff"/>
-          <w:rFonts w:ascii="Charis SIL Regular" w:hAnsi="Charis SIL Regular" w:eastAsia="Charis SIL Regular"/>
-          <w:b w:val="0"/>
-          <w:i w:val="0"/>
-          <w:color w:val="000000"/>
-          <w:sz w:val="24"/>
-        </w:rPr>
-        <w:hyperlink r:id="rId14" w:history="1">
-          <w:r>
-            <w:rPr>
-              <w:rStyle w:val="Hyperlink"/>
-            </w:rPr>
-            <w:t>, zoals he</w:t>
-          </w:r>
-        </w:hyperlink>
-      </w:r>
-      <w:r>
-        <w:rPr>
-          <w:u w:val="single" w:color="0000ff"/>
-          <w:rFonts w:ascii="Charis SIL Regular" w:hAnsi="Charis SIL Regular" w:eastAsia="Charis SIL Regular"/>
-          <w:b w:val="0"/>
-          <w:i w:val="0"/>
-          <w:color w:val="000000"/>
-          <w:sz w:val="24"/>
-        </w:rPr>
-        <w:t>t</w:t>
-      </w:r>
-      <w:r>
-        <w:rPr>
-          <w:rFonts w:ascii="Charis SIL Regular" w:hAnsi="Charis SIL Regular" w:eastAsia="Charis SIL Regular"/>
-          <w:b w:val="0"/>
-          <w:i w:val="0"/>
-          <w:color w:val="000000"/>
-          <w:sz w:val="24"/>
-        </w:rPr>
-        <w:t xml:space="preserve"> </w:t>
+        <w:t xml:space="preserve">, maar ook musea, zoals het </w:t>
       </w:r>
       <w:r>
         <w:rPr>
@@ -1200,7 +1047,25 @@
           <w:color w:val="000000"/>
           <w:sz w:val="24"/>
         </w:rPr>
-        <w:t>van het interieur van de winkel, waarop vele voorwerpen</w:t>
+        <w:t>van het interieur van de winkel, waarop vele voor</w:t>
+      </w:r>
+      <w:r>
+        <w:rPr>
+          <w:u w:val="single" w:color="0000ff"/>
+          <w:rFonts w:ascii="Charis SIL Regular" w:hAnsi="Charis SIL Regular" w:eastAsia="Charis SIL Regular"/>
+          <w:b w:val="0"/>
+          <w:i w:val="0"/>
+          <w:color w:val="000000"/>
+          <w:sz w:val="24"/>
+        </w:rPr>
+        <w:hyperlink r:id="rId18" w:history="1">
+          <w:r>
+            <w:rPr>
+              <w:rStyle w:val="Hyperlink"/>
+            </w:rPr>
+            <w:t>werpen</w:t>
+          </w:r>
+        </w:hyperlink>
       </w:r>
       <w:r>
         <w:rPr>
@@ -2925,7 +2790,7 @@
           <w:sz w:val="24"/>
           <w:u w:val="single"/>
         </w:rPr>
-        <w:hyperlink r:id="rId29" w:history="1">
+        <w:hyperlink r:id="rId27" w:history="1">
           <w:r>
             <w:rPr>
               <w:rStyle w:val="Hyperlink"/>

--- a/EXPORTS/DOCX/published/niveau3/Dutch/KoninklijkeBazar.docx
+++ b/EXPORTS/DOCX/published/niveau3/Dutch/KoninklijkeBazar.docx
@@ -442,13 +442,31 @@
       </w:r>
       <w:r>
         <w:rPr>
+          <w:u w:val="single" w:color="0000ff"/>
           <w:rFonts w:ascii="Charis SIL Regular" w:hAnsi="Charis SIL Regular" w:eastAsia="Charis SIL Regular"/>
           <w:b w:val="0"/>
           <w:i w:val="0"/>
           <w:color w:val="000000"/>
           <w:sz w:val="24"/>
         </w:rPr>
-        <w:t xml:space="preserve">particulieren, onder wie koning </w:t>
+        <w:hyperlink r:id="rId10" w:history="1">
+          <w:r>
+            <w:rPr>
+              <w:rStyle w:val="Hyperlink"/>
+            </w:rPr>
+            <w:t>partic</w:t>
+          </w:r>
+        </w:hyperlink>
+      </w:r>
+      <w:r>
+        <w:rPr>
+          <w:rFonts w:ascii="Charis SIL Regular" w:hAnsi="Charis SIL Regular" w:eastAsia="Charis SIL Regular"/>
+          <w:b w:val="0"/>
+          <w:i w:val="0"/>
+          <w:color w:val="000000"/>
+          <w:sz w:val="24"/>
+        </w:rPr>
+        <w:t xml:space="preserve">ulieren, onder wie koning </w:t>
       </w:r>
       <w:r>
         <w:rPr>
@@ -488,7 +506,7 @@
           <w:sz w:val="24"/>
           <w:u w:val="single"/>
         </w:rPr>
-        <w:hyperlink r:id="rId15" w:history="1">
+        <w:hyperlink r:id="rId13" w:history="1">
           <w:r>
             <w:rPr>
               <w:rStyle w:val="Hyperlink"/>
@@ -506,12 +524,30 @@
           <w:sz w:val="24"/>
           <w:u w:val="single"/>
         </w:rPr>
-        <w:hyperlink r:id="rId15" w:history="1">
+        <w:hyperlink r:id="rId13" w:history="1">
           <w:r>
             <w:rPr>
               <w:rStyle w:val="Hyperlink"/>
             </w:rPr>
             <w:t>I</w:t>
+          </w:r>
+        </w:hyperlink>
+      </w:r>
+      <w:r>
+        <w:rPr>
+          <w:u w:val="single" w:color="0000ff"/>
+          <w:rFonts w:ascii="Charis SIL Regular" w:hAnsi="Charis SIL Regular" w:eastAsia="Charis SIL Regular"/>
+          <w:b w:val="0"/>
+          <w:i w:val="0"/>
+          <w:color w:val="000000"/>
+          <w:sz w:val="24"/>
+        </w:rPr>
+        <w:hyperlink r:id="rId13" w:history="1">
+          <w:r>
+            <w:rPr>
+              <w:rStyle w:val="Hyperlink"/>
+            </w:rPr>
+            <w:t>, m</w:t>
           </w:r>
         </w:hyperlink>
       </w:r>
@@ -523,7 +559,7 @@
           <w:color w:val="000000"/>
           <w:sz w:val="24"/>
         </w:rPr>
-        <w:t xml:space="preserve">, maar ook musea, zoals het </w:t>
+        <w:t xml:space="preserve">aar ook musea, zoals het </w:t>
       </w:r>
       <w:r>
         <w:rPr>
@@ -534,7 +570,7 @@
           <w:sz w:val="24"/>
           <w:u w:val="single"/>
         </w:rPr>
-        <w:hyperlink r:id="rId16" w:history="1">
+        <w:hyperlink r:id="rId15" w:history="1">
           <w:r>
             <w:rPr>
               <w:rStyle w:val="Hyperlink"/>
@@ -563,7 +599,7 @@
           <w:sz w:val="24"/>
           <w:u w:val="single"/>
         </w:rPr>
-        <w:hyperlink r:id="rId16" w:history="1">
+        <w:hyperlink r:id="rId15" w:history="1">
           <w:r>
             <w:rPr>
               <w:rStyle w:val="Hyperlink"/>
@@ -592,7 +628,7 @@
           <w:sz w:val="24"/>
           <w:u w:val="single"/>
         </w:rPr>
-        <w:hyperlink r:id="rId16" w:history="1">
+        <w:hyperlink r:id="rId15" w:history="1">
           <w:r>
             <w:rPr>
               <w:rStyle w:val="Hyperlink"/>
@@ -610,7 +646,7 @@
           <w:sz w:val="24"/>
           <w:u w:val="single"/>
         </w:rPr>
-        <w:hyperlink r:id="rId16" w:history="1">
+        <w:hyperlink r:id="rId15" w:history="1">
           <w:r>
             <w:rPr>
               <w:rStyle w:val="Hyperlink"/>
@@ -647,8 +683,16 @@
           <w:i w:val="0"/>
           <w:color w:val="0000FF"/>
           <w:sz w:val="24"/>
+          <w:u w:val="single"/>
         </w:rPr>
-        <w:t>Rijks</w:t>
+        <w:hyperlink r:id="rId16" w:history="1">
+          <w:r>
+            <w:rPr>
+              <w:rStyle w:val="Hyperlink"/>
+            </w:rPr>
+            <w:t>Rijks</w:t>
+          </w:r>
+        </w:hyperlink>
       </w:r>
       <w:r>
         <w:rPr>
@@ -670,7 +714,7 @@
           <w:sz w:val="24"/>
           <w:u w:val="single"/>
         </w:rPr>
-        <w:hyperlink r:id="rId15" w:history="1">
+        <w:hyperlink r:id="rId16" w:history="1">
           <w:r>
             <w:rPr>
               <w:rStyle w:val="Hyperlink"/>
@@ -688,7 +732,7 @@
           <w:sz w:val="24"/>
           <w:u w:val="single"/>
         </w:rPr>
-        <w:hyperlink r:id="rId17" w:history="1">
+        <w:hyperlink r:id="rId16" w:history="1">
           <w:r>
             <w:rPr>
               <w:rStyle w:val="Hyperlink"/>
@@ -728,7 +772,7 @@
           <w:sz w:val="24"/>
           <w:u w:val="single"/>
         </w:rPr>
-        <w:hyperlink r:id="rId17" w:history="1">
+        <w:hyperlink r:id="rId16" w:history="1">
           <w:r>
             <w:rPr>
               <w:rStyle w:val="Hyperlink"/>
@@ -766,7 +810,7 @@
           <w:color w:val="000000"/>
           <w:sz w:val="24"/>
         </w:rPr>
-        <w:hyperlink r:id="rId16" w:history="1">
+        <w:hyperlink r:id="rId15" w:history="1">
           <w:r>
             <w:rPr>
               <w:rStyle w:val="Hyperlink"/>
@@ -795,7 +839,7 @@
           <w:color w:val="000000"/>
           <w:sz w:val="24"/>
         </w:rPr>
-        <w:hyperlink r:id="rId16" w:history="1">
+        <w:hyperlink r:id="rId15" w:history="1">
           <w:r>
             <w:rPr>
               <w:rStyle w:val="Hyperlink"/>
@@ -813,7 +857,7 @@
           <w:color w:val="000000"/>
           <w:sz w:val="24"/>
         </w:rPr>
-        <w:hyperlink r:id="rId16" w:history="1">
+        <w:hyperlink r:id="rId15" w:history="1">
           <w:r>
             <w:rPr>
               <w:rStyle w:val="Hyperlink"/>
@@ -841,7 +885,7 @@
           <w:color w:val="000000"/>
           <w:sz w:val="24"/>
         </w:rPr>
-        <w:hyperlink r:id="rId17" w:history="1">
+        <w:hyperlink r:id="rId16" w:history="1">
           <w:r>
             <w:rPr>
               <w:rStyle w:val="Hyperlink"/>
@@ -859,7 +903,7 @@
           <w:color w:val="000000"/>
           <w:sz w:val="24"/>
         </w:rPr>
-        <w:hyperlink r:id="rId17" w:history="1">
+        <w:hyperlink r:id="rId16" w:history="1">
           <w:r>
             <w:rPr>
               <w:rStyle w:val="Hyperlink"/>
@@ -877,7 +921,7 @@
           <w:color w:val="000000"/>
           <w:sz w:val="24"/>
         </w:rPr>
-        <w:hyperlink r:id="rId17" w:history="1">
+        <w:hyperlink r:id="rId16" w:history="1">
           <w:r>
             <w:rPr>
               <w:rStyle w:val="Hyperlink"/>
@@ -895,7 +939,7 @@
           <w:color w:val="000000"/>
           <w:sz w:val="24"/>
         </w:rPr>
-        <w:hyperlink r:id="rId17" w:history="1">
+        <w:hyperlink r:id="rId16" w:history="1">
           <w:r>
             <w:rPr>
               <w:rStyle w:val="Hyperlink"/>
@@ -913,7 +957,7 @@
           <w:color w:val="000000"/>
           <w:sz w:val="24"/>
         </w:rPr>
-        <w:hyperlink r:id="rId17" w:history="1">
+        <w:hyperlink r:id="rId16" w:history="1">
           <w:r>
             <w:rPr>
               <w:rStyle w:val="Hyperlink"/>
@@ -991,7 +1035,7 @@
           <w:sz w:val="24"/>
           <w:u w:val="single"/>
         </w:rPr>
-        <w:hyperlink r:id="rId18" w:history="1">
+        <w:hyperlink r:id="rId17" w:history="1">
           <w:r>
             <w:rPr>
               <w:rStyle w:val="Hyperlink"/>
@@ -1020,7 +1064,7 @@
           <w:sz w:val="24"/>
           <w:u w:val="single"/>
         </w:rPr>
-        <w:hyperlink r:id="rId18" w:history="1">
+        <w:hyperlink r:id="rId17" w:history="1">
           <w:r>
             <w:rPr>
               <w:rStyle w:val="Hyperlink"/>
@@ -1058,7 +1102,7 @@
           <w:color w:val="000000"/>
           <w:sz w:val="24"/>
         </w:rPr>
-        <w:hyperlink r:id="rId18" w:history="1">
+        <w:hyperlink r:id="rId17" w:history="1">
           <w:r>
             <w:rPr>
               <w:rStyle w:val="Hyperlink"/>
@@ -1076,7 +1120,7 @@
           <w:color w:val="000000"/>
           <w:sz w:val="24"/>
         </w:rPr>
-        <w:hyperlink r:id="rId18" w:history="1">
+        <w:hyperlink r:id="rId17" w:history="1">
           <w:r>
             <w:rPr>
               <w:rStyle w:val="Hyperlink"/>
@@ -1104,7 +1148,7 @@
           <w:sz w:val="24"/>
           <w:u w:val="single"/>
         </w:rPr>
-        <w:hyperlink r:id="rId17" w:history="1">
+        <w:hyperlink r:id="rId16" w:history="1">
           <w:r>
             <w:rPr>
               <w:rStyle w:val="Hyperlink"/>
@@ -1133,7 +1177,7 @@
           <w:sz w:val="24"/>
           <w:u w:val="single"/>
         </w:rPr>
-        <w:hyperlink r:id="rId17" w:history="1">
+        <w:hyperlink r:id="rId16" w:history="1">
           <w:r>
             <w:rPr>
               <w:rStyle w:val="Hyperlink"/>
@@ -1421,7 +1465,7 @@
           <w:sz w:val="24"/>
           <w:u w:val="single"/>
         </w:rPr>
-        <w:hyperlink r:id="rId19" w:history="1">
+        <w:hyperlink r:id="rId18" w:history="1">
           <w:r>
             <w:rPr>
               <w:rStyle w:val="Hyperlink"/>
@@ -1439,7 +1483,7 @@
           <w:sz w:val="24"/>
           <w:u w:val="single"/>
         </w:rPr>
-        <w:hyperlink r:id="rId19" w:history="1">
+        <w:hyperlink r:id="rId18" w:history="1">
           <w:r>
             <w:rPr>
               <w:rStyle w:val="Hyperlink"/>
@@ -1457,7 +1501,7 @@
           <w:sz w:val="24"/>
           <w:u w:val="single"/>
         </w:rPr>
-        <w:hyperlink r:id="rId19" w:history="1">
+        <w:hyperlink r:id="rId18" w:history="1">
           <w:r>
             <w:rPr>
               <w:rStyle w:val="Hyperlink"/>
@@ -1475,7 +1519,7 @@
           <w:sz w:val="24"/>
           <w:u w:val="single"/>
         </w:rPr>
-        <w:hyperlink r:id="rId19" w:history="1">
+        <w:hyperlink r:id="rId18" w:history="1">
           <w:r>
             <w:rPr>
               <w:rStyle w:val="Hyperlink"/>
@@ -1493,7 +1537,7 @@
           <w:sz w:val="24"/>
           <w:u w:val="single"/>
         </w:rPr>
-        <w:hyperlink r:id="rId19" w:history="1">
+        <w:hyperlink r:id="rId18" w:history="1">
           <w:r>
             <w:rPr>
               <w:rStyle w:val="Hyperlink"/>
@@ -1511,7 +1555,7 @@
           <w:sz w:val="24"/>
           <w:u w:val="single"/>
         </w:rPr>
-        <w:hyperlink r:id="rId19" w:history="1">
+        <w:hyperlink r:id="rId18" w:history="1">
           <w:r>
             <w:rPr>
               <w:rStyle w:val="Hyperlink"/>
@@ -1529,7 +1573,7 @@
           <w:sz w:val="24"/>
           <w:u w:val="single"/>
         </w:rPr>
-        <w:hyperlink r:id="rId19" w:history="1">
+        <w:hyperlink r:id="rId18" w:history="1">
           <w:r>
             <w:rPr>
               <w:rStyle w:val="Hyperlink"/>
@@ -1676,7 +1720,7 @@
           <w:sz w:val="24"/>
           <w:u w:val="single"/>
         </w:rPr>
-        <w:hyperlink r:id="rId20" w:history="1">
+        <w:hyperlink r:id="rId19" w:history="1">
           <w:r>
             <w:rPr>
               <w:rStyle w:val="Hyperlink"/>
@@ -1694,7 +1738,7 @@
           <w:sz w:val="24"/>
           <w:u w:val="single"/>
         </w:rPr>
-        <w:hyperlink r:id="rId20" w:history="1">
+        <w:hyperlink r:id="rId19" w:history="1">
           <w:r>
             <w:rPr>
               <w:rStyle w:val="Hyperlink"/>
@@ -1712,7 +1756,7 @@
           <w:sz w:val="24"/>
           <w:u w:val="single"/>
         </w:rPr>
-        <w:hyperlink r:id="rId20" w:history="1">
+        <w:hyperlink r:id="rId19" w:history="1">
           <w:r>
             <w:rPr>
               <w:rStyle w:val="Hyperlink"/>
@@ -1730,7 +1774,7 @@
           <w:sz w:val="24"/>
           <w:u w:val="single"/>
         </w:rPr>
-        <w:hyperlink r:id="rId20" w:history="1">
+        <w:hyperlink r:id="rId19" w:history="1">
           <w:r>
             <w:rPr>
               <w:rStyle w:val="Hyperlink"/>
@@ -1748,7 +1792,7 @@
           <w:sz w:val="24"/>
           <w:u w:val="single"/>
         </w:rPr>
-        <w:hyperlink r:id="rId20" w:history="1">
+        <w:hyperlink r:id="rId19" w:history="1">
           <w:r>
             <w:rPr>
               <w:rStyle w:val="Hyperlink"/>
@@ -1766,7 +1810,7 @@
           <w:sz w:val="24"/>
           <w:u w:val="single"/>
         </w:rPr>
-        <w:hyperlink r:id="rId20" w:history="1">
+        <w:hyperlink r:id="rId19" w:history="1">
           <w:r>
             <w:rPr>
               <w:rStyle w:val="Hyperlink"/>
@@ -1879,7 +1923,7 @@
           <w:color w:val="0000FF"/>
           <w:sz w:val="24"/>
         </w:rPr>
-        <w:hyperlink r:id="rId21" w:history="1">
+        <w:hyperlink r:id="rId20" w:history="1">
           <w:r>
             <w:rPr>
               <w:rStyle w:val="Hyperlink"/>
@@ -1896,7 +1940,7 @@
           <w:color w:val="0000FF"/>
           <w:sz w:val="24"/>
         </w:rPr>
-        <w:hyperlink r:id="rId21" w:history="1">
+        <w:hyperlink r:id="rId20" w:history="1">
           <w:r>
             <w:rPr>
               <w:rStyle w:val="Hyperlink"/>
@@ -1913,7 +1957,7 @@
           <w:color w:val="0000FF"/>
           <w:sz w:val="24"/>
         </w:rPr>
-        <w:hyperlink r:id="rId21" w:history="1">
+        <w:hyperlink r:id="rId20" w:history="1">
           <w:r>
             <w:rPr>
               <w:rStyle w:val="Hyperlink"/>
@@ -2023,7 +2067,7 @@
           <w:color w:val="0000FF"/>
           <w:sz w:val="24"/>
         </w:rPr>
-        <w:hyperlink r:id="rId22" w:history="1">
+        <w:hyperlink r:id="rId21" w:history="1">
           <w:r>
             <w:rPr>
               <w:rStyle w:val="Hyperlink"/>
@@ -2040,7 +2084,7 @@
           <w:color w:val="0000FF"/>
           <w:sz w:val="24"/>
         </w:rPr>
-        <w:hyperlink r:id="rId22" w:history="1">
+        <w:hyperlink r:id="rId21" w:history="1">
           <w:r>
             <w:rPr>
               <w:rStyle w:val="Hyperlink"/>
@@ -2128,7 +2172,7 @@
           <w:sz w:val="24"/>
           <w:u w:val="single"/>
         </w:rPr>
-        <w:hyperlink r:id="rId23" w:history="1">
+        <w:hyperlink r:id="rId22" w:history="1">
           <w:r>
             <w:rPr>
               <w:rStyle w:val="Hyperlink"/>
@@ -2146,7 +2190,7 @@
           <w:sz w:val="24"/>
           <w:u w:val="single"/>
         </w:rPr>
-        <w:hyperlink r:id="rId23" w:history="1">
+        <w:hyperlink r:id="rId22" w:history="1">
           <w:r>
             <w:rPr>
               <w:rStyle w:val="Hyperlink"/>
@@ -2264,7 +2308,7 @@
           <w:sz w:val="24"/>
           <w:u w:val="single"/>
         </w:rPr>
-        <w:hyperlink r:id="rId24" w:history="1">
+        <w:hyperlink r:id="rId23" w:history="1">
           <w:r>
             <w:rPr>
               <w:rStyle w:val="Hyperlink"/>
@@ -2282,7 +2326,7 @@
           <w:sz w:val="24"/>
           <w:u w:val="single"/>
         </w:rPr>
-        <w:hyperlink r:id="rId24" w:history="1">
+        <w:hyperlink r:id="rId23" w:history="1">
           <w:r>
             <w:rPr>
               <w:rStyle w:val="Hyperlink"/>
@@ -2300,7 +2344,7 @@
           <w:sz w:val="24"/>
           <w:u w:val="single"/>
         </w:rPr>
-        <w:hyperlink r:id="rId24" w:history="1">
+        <w:hyperlink r:id="rId23" w:history="1">
           <w:r>
             <w:rPr>
               <w:rStyle w:val="Hyperlink"/>
@@ -2328,7 +2372,7 @@
           <w:sz w:val="24"/>
           <w:u w:val="single"/>
         </w:rPr>
-        <w:hyperlink r:id="rId25" w:history="1">
+        <w:hyperlink r:id="rId24" w:history="1">
           <w:r>
             <w:rPr>
               <w:rStyle w:val="Hyperlink"/>
@@ -2357,7 +2401,7 @@
           <w:sz w:val="24"/>
           <w:u w:val="single"/>
         </w:rPr>
-        <w:hyperlink r:id="rId25" w:history="1">
+        <w:hyperlink r:id="rId24" w:history="1">
           <w:r>
             <w:rPr>
               <w:rStyle w:val="Hyperlink"/>
@@ -2485,7 +2529,7 @@
           <w:sz w:val="24"/>
           <w:u w:val="single"/>
         </w:rPr>
-        <w:hyperlink r:id="rId26" w:history="1">
+        <w:hyperlink r:id="rId25" w:history="1">
           <w:r>
             <w:rPr>
               <w:rStyle w:val="Hyperlink"/>
@@ -2503,7 +2547,7 @@
           <w:sz w:val="24"/>
           <w:u w:val="single"/>
         </w:rPr>
-        <w:hyperlink r:id="rId26" w:history="1">
+        <w:hyperlink r:id="rId25" w:history="1">
           <w:r>
             <w:rPr>
               <w:rStyle w:val="Hyperlink"/>
@@ -2521,7 +2565,7 @@
           <w:sz w:val="24"/>
           <w:u w:val="single"/>
         </w:rPr>
-        <w:hyperlink r:id="rId26" w:history="1">
+        <w:hyperlink r:id="rId25" w:history="1">
           <w:r>
             <w:rPr>
               <w:rStyle w:val="Hyperlink"/>
@@ -2539,7 +2583,7 @@
           <w:sz w:val="24"/>
           <w:u w:val="single"/>
         </w:rPr>
-        <w:hyperlink r:id="rId26" w:history="1">
+        <w:hyperlink r:id="rId25" w:history="1">
           <w:r>
             <w:rPr>
               <w:rStyle w:val="Hyperlink"/>
@@ -2641,7 +2685,7 @@
           <w:sz w:val="24"/>
           <w:u w:val="single"/>
         </w:rPr>
-        <w:hyperlink r:id="rId27" w:history="1">
+        <w:hyperlink r:id="rId26" w:history="1">
           <w:r>
             <w:rPr>
               <w:rStyle w:val="Hyperlink"/>
@@ -2659,7 +2703,7 @@
           <w:sz w:val="24"/>
           <w:u w:val="single"/>
         </w:rPr>
-        <w:hyperlink r:id="rId27" w:history="1">
+        <w:hyperlink r:id="rId26" w:history="1">
           <w:r>
             <w:rPr>
               <w:rStyle w:val="Hyperlink"/>
@@ -2677,7 +2721,7 @@
           <w:sz w:val="24"/>
           <w:u w:val="single"/>
         </w:rPr>
-        <w:hyperlink r:id="rId27" w:history="1">
+        <w:hyperlink r:id="rId26" w:history="1">
           <w:r>
             <w:rPr>
               <w:rStyle w:val="Hyperlink"/>
@@ -2695,7 +2739,7 @@
           <w:sz w:val="24"/>
           <w:u w:val="single"/>
         </w:rPr>
-        <w:hyperlink r:id="rId27" w:history="1">
+        <w:hyperlink r:id="rId26" w:history="1">
           <w:r>
             <w:rPr>
               <w:rStyle w:val="Hyperlink"/>
@@ -2723,7 +2767,7 @@
           <w:sz w:val="24"/>
           <w:u w:val="single"/>
         </w:rPr>
-        <w:hyperlink r:id="rId28" w:history="1">
+        <w:hyperlink r:id="rId27" w:history="1">
           <w:r>
             <w:rPr>
               <w:rStyle w:val="Hyperlink"/>
@@ -2773,13 +2817,21 @@
       </w:r>
       <w:r>
         <w:rPr>
+          <w:u w:val="single" w:color="0000ff"/>
           <w:rFonts w:ascii="Charis SIL Regular" w:hAnsi="Charis SIL Regular" w:eastAsia="Charis SIL Regular"/>
           <w:b w:val="0"/>
           <w:i w:val="0"/>
           <w:color w:val="000000"/>
           <w:sz w:val="24"/>
         </w:rPr>
-        <w:t xml:space="preserve">, </w:t>
+        <w:hyperlink r:id="rId26" w:history="1">
+          <w:r>
+            <w:rPr>
+              <w:rStyle w:val="Hyperlink"/>
+            </w:rPr>
+            <w:t xml:space="preserve">, </w:t>
+          </w:r>
+        </w:hyperlink>
       </w:r>
       <w:r>
         <w:rPr>
@@ -2790,7 +2842,7 @@
           <w:sz w:val="24"/>
           <w:u w:val="single"/>
         </w:rPr>
-        <w:hyperlink r:id="rId27" w:history="1">
+        <w:hyperlink r:id="rId28" w:history="1">
           <w:r>
             <w:rPr>
               <w:rStyle w:val="Hyperlink"/>
@@ -2819,7 +2871,7 @@
           <w:sz w:val="24"/>
           <w:u w:val="single"/>
         </w:rPr>
-        <w:hyperlink r:id="rId29" w:history="1">
+        <w:hyperlink r:id="rId28" w:history="1">
           <w:r>
             <w:rPr>
               <w:rStyle w:val="Hyperlink"/>
@@ -2837,7 +2889,7 @@
           <w:sz w:val="24"/>
           <w:u w:val="single"/>
         </w:rPr>
-        <w:hyperlink r:id="rId29" w:history="1">
+        <w:hyperlink r:id="rId28" w:history="1">
           <w:r>
             <w:rPr>
               <w:rStyle w:val="Hyperlink"/>
@@ -2913,7 +2965,7 @@
           <w:sz w:val="24"/>
           <w:u w:val="single"/>
         </w:rPr>
-        <w:hyperlink r:id="rId30" w:history="1">
+        <w:hyperlink r:id="rId29" w:history="1">
           <w:r>
             <w:rPr>
               <w:rStyle w:val="Hyperlink"/>
@@ -2931,7 +2983,7 @@
           <w:sz w:val="24"/>
           <w:u w:val="single"/>
         </w:rPr>
-        <w:hyperlink r:id="rId30" w:history="1">
+        <w:hyperlink r:id="rId29" w:history="1">
           <w:r>
             <w:rPr>
               <w:rStyle w:val="Hyperlink"/>
@@ -2949,7 +3001,7 @@
           <w:sz w:val="24"/>
           <w:u w:val="single"/>
         </w:rPr>
-        <w:hyperlink r:id="rId30" w:history="1">
+        <w:hyperlink r:id="rId29" w:history="1">
           <w:r>
             <w:rPr>
               <w:rStyle w:val="Hyperlink"/>
@@ -2977,7 +3029,7 @@
           <w:sz w:val="24"/>
           <w:u w:val="single"/>
         </w:rPr>
-        <w:hyperlink r:id="rId30" w:history="1">
+        <w:hyperlink r:id="rId29" w:history="1">
           <w:r>
             <w:rPr>
               <w:rStyle w:val="Hyperlink"/>
@@ -3006,7 +3058,7 @@
           <w:sz w:val="24"/>
           <w:u w:val="single"/>
         </w:rPr>
-        <w:hyperlink r:id="rId30" w:history="1">
+        <w:hyperlink r:id="rId29" w:history="1">
           <w:r>
             <w:rPr>
               <w:rStyle w:val="Hyperlink"/>
@@ -3128,7 +3180,7 @@
           <w:sz w:val="24"/>
           <w:u w:val="single"/>
         </w:rPr>
-        <w:hyperlink r:id="rId31" w:history="1">
+        <w:hyperlink r:id="rId30" w:history="1">
           <w:r>
             <w:rPr>
               <w:rStyle w:val="Hyperlink"/>
@@ -3146,7 +3198,7 @@
           <w:sz w:val="24"/>
           <w:u w:val="single"/>
         </w:rPr>
-        <w:hyperlink r:id="rId31" w:history="1">
+        <w:hyperlink r:id="rId30" w:history="1">
           <w:r>
             <w:rPr>
               <w:rStyle w:val="Hyperlink"/>
@@ -3164,7 +3216,7 @@
           <w:sz w:val="24"/>
           <w:u w:val="single"/>
         </w:rPr>
-        <w:hyperlink r:id="rId31" w:history="1">
+        <w:hyperlink r:id="rId30" w:history="1">
           <w:r>
             <w:rPr>
               <w:rStyle w:val="Hyperlink"/>
@@ -3192,7 +3244,7 @@
           <w:sz w:val="24"/>
           <w:u w:val="single"/>
         </w:rPr>
-        <w:hyperlink r:id="rId31" w:history="1">
+        <w:hyperlink r:id="rId30" w:history="1">
           <w:r>
             <w:rPr>
               <w:rStyle w:val="Hyperlink"/>
@@ -3221,7 +3273,7 @@
           <w:sz w:val="24"/>
           <w:u w:val="single"/>
         </w:rPr>
-        <w:hyperlink r:id="rId31" w:history="1">
+        <w:hyperlink r:id="rId30" w:history="1">
           <w:r>
             <w:rPr>
               <w:rStyle w:val="Hyperlink"/>
@@ -3236,7 +3288,7 @@
         <w:autoSpaceDN w:val="0"/>
         <w:autoSpaceDE w:val="0"/>
         <w:widowControl/>
-        <w:spacing w:line="538" w:lineRule="exact" w:before="478" w:after="0"/>
+        <w:spacing w:line="538" w:lineRule="exact" w:before="458" w:after="0"/>
         <w:ind w:left="0" w:right="0" w:firstLine="0"/>
         <w:jc w:val="left"/>
       </w:pPr>

--- a/EXPORTS/DOCX/published/niveau3/Dutch/KoninklijkeBazar.docx
+++ b/EXPORTS/DOCX/published/niveau3/Dutch/KoninklijkeBazar.docx
@@ -466,7 +466,85 @@
           <w:color w:val="000000"/>
           <w:sz w:val="24"/>
         </w:rPr>
-        <w:t xml:space="preserve">ulieren, onder wie koning </w:t>
+        <w:t>u</w:t>
+      </w:r>
+      <w:r>
+        <w:rPr>
+          <w:u w:val="single" w:color="0000ff"/>
+          <w:rFonts w:ascii="Charis SIL Regular" w:hAnsi="Charis SIL Regular" w:eastAsia="Charis SIL Regular"/>
+          <w:b w:val="0"/>
+          <w:i w:val="0"/>
+          <w:color w:val="000000"/>
+          <w:sz w:val="24"/>
+        </w:rPr>
+        <w:hyperlink r:id="rId11" w:history="1">
+          <w:r>
+            <w:rPr>
+              <w:rStyle w:val="Hyperlink"/>
+            </w:rPr>
+            <w:t>lieren</w:t>
+          </w:r>
+        </w:hyperlink>
+      </w:r>
+      <w:r>
+        <w:rPr>
+          <w:u w:val="single" w:color="0000ff"/>
+          <w:rFonts w:ascii="Charis SIL Regular" w:hAnsi="Charis SIL Regular" w:eastAsia="Charis SIL Regular"/>
+          <w:b w:val="0"/>
+          <w:i w:val="0"/>
+          <w:color w:val="000000"/>
+          <w:sz w:val="24"/>
+        </w:rPr>
+        <w:t>,</w:t>
+      </w:r>
+      <w:r>
+        <w:rPr>
+          <w:rFonts w:ascii="Charis SIL Regular" w:hAnsi="Charis SIL Regular" w:eastAsia="Charis SIL Regular"/>
+          <w:b w:val="0"/>
+          <w:i w:val="0"/>
+          <w:color w:val="000000"/>
+          <w:sz w:val="24"/>
+        </w:rPr>
+        <w:t xml:space="preserve"> </w:t>
+      </w:r>
+      <w:r>
+        <w:rPr>
+          <w:u w:val="single" w:color="0000ff"/>
+          <w:rFonts w:ascii="Charis SIL Regular" w:hAnsi="Charis SIL Regular" w:eastAsia="Charis SIL Regular"/>
+          <w:b w:val="0"/>
+          <w:i w:val="0"/>
+          <w:color w:val="000000"/>
+          <w:sz w:val="24"/>
+        </w:rPr>
+        <w:hyperlink r:id="rId12" w:history="1">
+          <w:r>
+            <w:rPr>
+              <w:rStyle w:val="Hyperlink"/>
+            </w:rPr>
+            <w:t xml:space="preserve">onder </w:t>
+          </w:r>
+        </w:hyperlink>
+      </w:r>
+      <w:r>
+        <w:rPr>
+          <w:rFonts w:ascii="Charis SIL Regular" w:hAnsi="Charis SIL Regular" w:eastAsia="Charis SIL Regular"/>
+          <w:b w:val="0"/>
+          <w:i w:val="0"/>
+          <w:color w:val="000000"/>
+          <w:sz w:val="24"/>
+        </w:rPr>
+        <w:t>wie kon</w:t>
+      </w:r>
+      <w:r>
+        <w:rPr>
+          <w:u w:val="single" w:color="0000ff"/>
+          <w:rFonts w:ascii="Charis SIL Regular" w:hAnsi="Charis SIL Regular" w:eastAsia="Charis SIL Regular"/>
+          <w:b w:val="0"/>
+          <w:i w:val="0"/>
+          <w:color w:val="000000"/>
+          <w:sz w:val="24"/>
+        </w:rPr>
+        <w:t xml:space="preserve">ing </w:t>
       </w:r>
       <w:r>
         <w:rPr>
@@ -477,7 +555,7 @@
           <w:sz w:val="24"/>
           <w:u w:val="single"/>
         </w:rPr>
-        <w:hyperlink r:id="rId13" w:history="1">
+        <w:hyperlink r:id="rId15" w:history="1">
           <w:r>
             <w:rPr>
               <w:rStyle w:val="Hyperlink"/>
@@ -506,7 +584,7 @@
           <w:sz w:val="24"/>
           <w:u w:val="single"/>
         </w:rPr>
-        <w:hyperlink r:id="rId13" w:history="1">
+        <w:hyperlink r:id="rId15" w:history="1">
           <w:r>
             <w:rPr>
               <w:rStyle w:val="Hyperlink"/>
@@ -559,7 +637,46 @@
           <w:color w:val="000000"/>
           <w:sz w:val="24"/>
         </w:rPr>
-        <w:t xml:space="preserve">aar ook musea, zoals het </w:t>
+        <w:t>aar ook musea</w:t>
+      </w:r>
+      <w:r>
+        <w:rPr>
+          <w:u w:val="single" w:color="0000ff"/>
+          <w:rFonts w:ascii="Charis SIL Regular" w:hAnsi="Charis SIL Regular" w:eastAsia="Charis SIL Regular"/>
+          <w:b w:val="0"/>
+          <w:i w:val="0"/>
+          <w:color w:val="000000"/>
+          <w:sz w:val="24"/>
+        </w:rPr>
+        <w:hyperlink r:id="rId14" w:history="1">
+          <w:r>
+            <w:rPr>
+              <w:rStyle w:val="Hyperlink"/>
+            </w:rPr>
+            <w:t>, zoals he</w:t>
+          </w:r>
+        </w:hyperlink>
+      </w:r>
+      <w:r>
+        <w:rPr>
+          <w:u w:val="single" w:color="0000ff"/>
+          <w:rFonts w:ascii="Charis SIL Regular" w:hAnsi="Charis SIL Regular" w:eastAsia="Charis SIL Regular"/>
+          <w:b w:val="0"/>
+          <w:i w:val="0"/>
+          <w:color w:val="000000"/>
+          <w:sz w:val="24"/>
+        </w:rPr>
+        <w:t>t</w:t>
+      </w:r>
+      <w:r>
+        <w:rPr>
+          <w:rFonts w:ascii="Charis SIL Regular" w:hAnsi="Charis SIL Regular" w:eastAsia="Charis SIL Regular"/>
+          <w:b w:val="0"/>
+          <w:i w:val="0"/>
+          <w:color w:val="000000"/>
+          <w:sz w:val="24"/>
+        </w:rPr>
+        <w:t xml:space="preserve"> </w:t>
       </w:r>
       <w:r>
         <w:rPr>
@@ -570,7 +687,7 @@
           <w:sz w:val="24"/>
           <w:u w:val="single"/>
         </w:rPr>
-        <w:hyperlink r:id="rId15" w:history="1">
+        <w:hyperlink r:id="rId16" w:history="1">
           <w:r>
             <w:rPr>
               <w:rStyle w:val="Hyperlink"/>
@@ -599,7 +716,7 @@
           <w:sz w:val="24"/>
           <w:u w:val="single"/>
         </w:rPr>
-        <w:hyperlink r:id="rId15" w:history="1">
+        <w:hyperlink r:id="rId16" w:history="1">
           <w:r>
             <w:rPr>
               <w:rStyle w:val="Hyperlink"/>
@@ -628,7 +745,7 @@
           <w:sz w:val="24"/>
           <w:u w:val="single"/>
         </w:rPr>
-        <w:hyperlink r:id="rId15" w:history="1">
+        <w:hyperlink r:id="rId16" w:history="1">
           <w:r>
             <w:rPr>
               <w:rStyle w:val="Hyperlink"/>
@@ -646,7 +763,7 @@
           <w:sz w:val="24"/>
           <w:u w:val="single"/>
         </w:rPr>
-        <w:hyperlink r:id="rId15" w:history="1">
+        <w:hyperlink r:id="rId16" w:history="1">
           <w:r>
             <w:rPr>
               <w:rStyle w:val="Hyperlink"/>
@@ -674,7 +791,14 @@
           <w:color w:val="000000"/>
           <w:sz w:val="24"/>
         </w:rPr>
-        <w:t xml:space="preserve">ge </w:t>
+        <w:hyperlink r:id="rId15" w:history="1">
+          <w:r>
+            <w:rPr>
+              <w:rStyle w:val="Hyperlink"/>
+            </w:rPr>
+            <w:t xml:space="preserve">ge </w:t>
+          </w:r>
+        </w:hyperlink>
       </w:r>
       <w:r>
         <w:rPr>
@@ -685,7 +809,7 @@
           <w:sz w:val="24"/>
           <w:u w:val="single"/>
         </w:rPr>
-        <w:hyperlink r:id="rId16" w:history="1">
+        <w:hyperlink r:id="rId15" w:history="1">
           <w:r>
             <w:rPr>
               <w:rStyle w:val="Hyperlink"/>
@@ -714,7 +838,7 @@
           <w:sz w:val="24"/>
           <w:u w:val="single"/>
         </w:rPr>
-        <w:hyperlink r:id="rId16" w:history="1">
+        <w:hyperlink r:id="rId17" w:history="1">
           <w:r>
             <w:rPr>
               <w:rStyle w:val="Hyperlink"/>
@@ -732,12 +856,12 @@
           <w:sz w:val="24"/>
           <w:u w:val="single"/>
         </w:rPr>
-        <w:hyperlink r:id="rId16" w:history="1">
+        <w:hyperlink r:id="rId17" w:history="1">
           <w:r>
             <w:rPr>
               <w:rStyle w:val="Hyperlink"/>
             </w:rPr>
-            <w:t>thnografisc</w:t>
+            <w:t>thnografis</w:t>
           </w:r>
         </w:hyperlink>
       </w:r>
@@ -748,7 +872,23 @@
           <w:i w:val="0"/>
           <w:color w:val="0000FF"/>
           <w:sz w:val="24"/>
-          <w:u w:val="single"/>
+        </w:rPr>
+        <w:hyperlink r:id="rId17" w:history="1">
+          <w:r>
+            <w:rPr>
+              <w:rStyle w:val="Hyperlink"/>
+            </w:rPr>
+            <w:t>c</w:t>
+          </w:r>
+        </w:hyperlink>
+      </w:r>
+      <w:r>
+        <w:rPr>
+          <w:rFonts w:ascii="Charis SIL Regular" w:hAnsi="Charis SIL Regular" w:eastAsia="Charis SIL Regular"/>
+          <w:b w:val="0"/>
+          <w:i w:val="0"/>
+          <w:color w:val="0000FF"/>
+          <w:sz w:val="24"/>
         </w:rPr>
         <w:t>h</w:t>
       </w:r>
@@ -772,24 +912,14 @@
           <w:sz w:val="24"/>
           <w:u w:val="single"/>
         </w:rPr>
-        <w:hyperlink r:id="rId16" w:history="1">
+        <w:hyperlink r:id="rId17" w:history="1">
           <w:r>
             <w:rPr>
               <w:rStyle w:val="Hyperlink"/>
             </w:rPr>
-            <w:t>Museu</w:t>
+            <w:t>Museum</w:t>
           </w:r>
         </w:hyperlink>
-      </w:r>
-      <w:r>
-        <w:rPr>
-          <w:rFonts w:ascii="Charis SIL Regular" w:hAnsi="Charis SIL Regular" w:eastAsia="Charis SIL Regular"/>
-          <w:b w:val="0"/>
-          <w:i w:val="0"/>
-          <w:color w:val="0000FF"/>
-          <w:sz w:val="24"/>
-        </w:rPr>
-        <w:t>m</w:t>
       </w:r>
       <w:r>
         <w:rPr>
@@ -810,7 +940,7 @@
           <w:color w:val="000000"/>
           <w:sz w:val="24"/>
         </w:rPr>
-        <w:hyperlink r:id="rId15" w:history="1">
+        <w:hyperlink r:id="rId16" w:history="1">
           <w:r>
             <w:rPr>
               <w:rStyle w:val="Hyperlink"/>
@@ -839,7 +969,7 @@
           <w:color w:val="000000"/>
           <w:sz w:val="24"/>
         </w:rPr>
-        <w:hyperlink r:id="rId15" w:history="1">
+        <w:hyperlink r:id="rId16" w:history="1">
           <w:r>
             <w:rPr>
               <w:rStyle w:val="Hyperlink"/>
@@ -857,7 +987,7 @@
           <w:color w:val="000000"/>
           <w:sz w:val="24"/>
         </w:rPr>
-        <w:hyperlink r:id="rId15" w:history="1">
+        <w:hyperlink r:id="rId16" w:history="1">
           <w:r>
             <w:rPr>
               <w:rStyle w:val="Hyperlink"/>
@@ -885,7 +1015,7 @@
           <w:color w:val="000000"/>
           <w:sz w:val="24"/>
         </w:rPr>
-        <w:hyperlink r:id="rId16" w:history="1">
+        <w:hyperlink r:id="rId17" w:history="1">
           <w:r>
             <w:rPr>
               <w:rStyle w:val="Hyperlink"/>
@@ -903,7 +1033,7 @@
           <w:color w:val="000000"/>
           <w:sz w:val="24"/>
         </w:rPr>
-        <w:hyperlink r:id="rId16" w:history="1">
+        <w:hyperlink r:id="rId17" w:history="1">
           <w:r>
             <w:rPr>
               <w:rStyle w:val="Hyperlink"/>
@@ -921,7 +1051,7 @@
           <w:color w:val="000000"/>
           <w:sz w:val="24"/>
         </w:rPr>
-        <w:hyperlink r:id="rId16" w:history="1">
+        <w:hyperlink r:id="rId17" w:history="1">
           <w:r>
             <w:rPr>
               <w:rStyle w:val="Hyperlink"/>
@@ -939,7 +1069,7 @@
           <w:color w:val="000000"/>
           <w:sz w:val="24"/>
         </w:rPr>
-        <w:hyperlink r:id="rId16" w:history="1">
+        <w:hyperlink r:id="rId17" w:history="1">
           <w:r>
             <w:rPr>
               <w:rStyle w:val="Hyperlink"/>
@@ -957,7 +1087,7 @@
           <w:color w:val="000000"/>
           <w:sz w:val="24"/>
         </w:rPr>
-        <w:hyperlink r:id="rId16" w:history="1">
+        <w:hyperlink r:id="rId17" w:history="1">
           <w:r>
             <w:rPr>
               <w:rStyle w:val="Hyperlink"/>
@@ -1035,7 +1165,7 @@
           <w:sz w:val="24"/>
           <w:u w:val="single"/>
         </w:rPr>
-        <w:hyperlink r:id="rId17" w:history="1">
+        <w:hyperlink r:id="rId18" w:history="1">
           <w:r>
             <w:rPr>
               <w:rStyle w:val="Hyperlink"/>
@@ -1064,7 +1194,7 @@
           <w:sz w:val="24"/>
           <w:u w:val="single"/>
         </w:rPr>
-        <w:hyperlink r:id="rId17" w:history="1">
+        <w:hyperlink r:id="rId18" w:history="1">
           <w:r>
             <w:rPr>
               <w:rStyle w:val="Hyperlink"/>
@@ -1102,7 +1232,7 @@
           <w:color w:val="000000"/>
           <w:sz w:val="24"/>
         </w:rPr>
-        <w:hyperlink r:id="rId17" w:history="1">
+        <w:hyperlink r:id="rId18" w:history="1">
           <w:r>
             <w:rPr>
               <w:rStyle w:val="Hyperlink"/>
@@ -1120,7 +1250,7 @@
           <w:color w:val="000000"/>
           <w:sz w:val="24"/>
         </w:rPr>
-        <w:hyperlink r:id="rId17" w:history="1">
+        <w:hyperlink r:id="rId18" w:history="1">
           <w:r>
             <w:rPr>
               <w:rStyle w:val="Hyperlink"/>
@@ -1148,7 +1278,7 @@
           <w:sz w:val="24"/>
           <w:u w:val="single"/>
         </w:rPr>
-        <w:hyperlink r:id="rId16" w:history="1">
+        <w:hyperlink r:id="rId17" w:history="1">
           <w:r>
             <w:rPr>
               <w:rStyle w:val="Hyperlink"/>
@@ -1177,7 +1307,7 @@
           <w:sz w:val="24"/>
           <w:u w:val="single"/>
         </w:rPr>
-        <w:hyperlink r:id="rId16" w:history="1">
+        <w:hyperlink r:id="rId17" w:history="1">
           <w:r>
             <w:rPr>
               <w:rStyle w:val="Hyperlink"/>
@@ -1465,7 +1595,7 @@
           <w:sz w:val="24"/>
           <w:u w:val="single"/>
         </w:rPr>
-        <w:hyperlink r:id="rId18" w:history="1">
+        <w:hyperlink r:id="rId19" w:history="1">
           <w:r>
             <w:rPr>
               <w:rStyle w:val="Hyperlink"/>
@@ -1483,7 +1613,7 @@
           <w:sz w:val="24"/>
           <w:u w:val="single"/>
         </w:rPr>
-        <w:hyperlink r:id="rId18" w:history="1">
+        <w:hyperlink r:id="rId19" w:history="1">
           <w:r>
             <w:rPr>
               <w:rStyle w:val="Hyperlink"/>
@@ -1501,7 +1631,7 @@
           <w:sz w:val="24"/>
           <w:u w:val="single"/>
         </w:rPr>
-        <w:hyperlink r:id="rId18" w:history="1">
+        <w:hyperlink r:id="rId19" w:history="1">
           <w:r>
             <w:rPr>
               <w:rStyle w:val="Hyperlink"/>
@@ -1519,7 +1649,7 @@
           <w:sz w:val="24"/>
           <w:u w:val="single"/>
         </w:rPr>
-        <w:hyperlink r:id="rId18" w:history="1">
+        <w:hyperlink r:id="rId19" w:history="1">
           <w:r>
             <w:rPr>
               <w:rStyle w:val="Hyperlink"/>
@@ -1537,7 +1667,7 @@
           <w:sz w:val="24"/>
           <w:u w:val="single"/>
         </w:rPr>
-        <w:hyperlink r:id="rId18" w:history="1">
+        <w:hyperlink r:id="rId19" w:history="1">
           <w:r>
             <w:rPr>
               <w:rStyle w:val="Hyperlink"/>
@@ -1555,7 +1685,7 @@
           <w:sz w:val="24"/>
           <w:u w:val="single"/>
         </w:rPr>
-        <w:hyperlink r:id="rId18" w:history="1">
+        <w:hyperlink r:id="rId19" w:history="1">
           <w:r>
             <w:rPr>
               <w:rStyle w:val="Hyperlink"/>
@@ -1573,7 +1703,7 @@
           <w:sz w:val="24"/>
           <w:u w:val="single"/>
         </w:rPr>
-        <w:hyperlink r:id="rId18" w:history="1">
+        <w:hyperlink r:id="rId19" w:history="1">
           <w:r>
             <w:rPr>
               <w:rStyle w:val="Hyperlink"/>
@@ -1720,7 +1850,7 @@
           <w:sz w:val="24"/>
           <w:u w:val="single"/>
         </w:rPr>
-        <w:hyperlink r:id="rId19" w:history="1">
+        <w:hyperlink r:id="rId20" w:history="1">
           <w:r>
             <w:rPr>
               <w:rStyle w:val="Hyperlink"/>
@@ -1738,7 +1868,7 @@
           <w:sz w:val="24"/>
           <w:u w:val="single"/>
         </w:rPr>
-        <w:hyperlink r:id="rId19" w:history="1">
+        <w:hyperlink r:id="rId20" w:history="1">
           <w:r>
             <w:rPr>
               <w:rStyle w:val="Hyperlink"/>
@@ -1756,7 +1886,7 @@
           <w:sz w:val="24"/>
           <w:u w:val="single"/>
         </w:rPr>
-        <w:hyperlink r:id="rId19" w:history="1">
+        <w:hyperlink r:id="rId20" w:history="1">
           <w:r>
             <w:rPr>
               <w:rStyle w:val="Hyperlink"/>
@@ -1774,7 +1904,7 @@
           <w:sz w:val="24"/>
           <w:u w:val="single"/>
         </w:rPr>
-        <w:hyperlink r:id="rId19" w:history="1">
+        <w:hyperlink r:id="rId20" w:history="1">
           <w:r>
             <w:rPr>
               <w:rStyle w:val="Hyperlink"/>
@@ -1792,7 +1922,7 @@
           <w:sz w:val="24"/>
           <w:u w:val="single"/>
         </w:rPr>
-        <w:hyperlink r:id="rId19" w:history="1">
+        <w:hyperlink r:id="rId20" w:history="1">
           <w:r>
             <w:rPr>
               <w:rStyle w:val="Hyperlink"/>
@@ -1810,7 +1940,7 @@
           <w:sz w:val="24"/>
           <w:u w:val="single"/>
         </w:rPr>
-        <w:hyperlink r:id="rId19" w:history="1">
+        <w:hyperlink r:id="rId20" w:history="1">
           <w:r>
             <w:rPr>
               <w:rStyle w:val="Hyperlink"/>
@@ -1923,7 +2053,7 @@
           <w:color w:val="0000FF"/>
           <w:sz w:val="24"/>
         </w:rPr>
-        <w:hyperlink r:id="rId20" w:history="1">
+        <w:hyperlink r:id="rId21" w:history="1">
           <w:r>
             <w:rPr>
               <w:rStyle w:val="Hyperlink"/>
@@ -1940,7 +2070,7 @@
           <w:color w:val="0000FF"/>
           <w:sz w:val="24"/>
         </w:rPr>
-        <w:hyperlink r:id="rId20" w:history="1">
+        <w:hyperlink r:id="rId21" w:history="1">
           <w:r>
             <w:rPr>
               <w:rStyle w:val="Hyperlink"/>
@@ -1957,7 +2087,7 @@
           <w:color w:val="0000FF"/>
           <w:sz w:val="24"/>
         </w:rPr>
-        <w:hyperlink r:id="rId20" w:history="1">
+        <w:hyperlink r:id="rId21" w:history="1">
           <w:r>
             <w:rPr>
               <w:rStyle w:val="Hyperlink"/>
@@ -2067,7 +2197,7 @@
           <w:color w:val="0000FF"/>
           <w:sz w:val="24"/>
         </w:rPr>
-        <w:hyperlink r:id="rId21" w:history="1">
+        <w:hyperlink r:id="rId22" w:history="1">
           <w:r>
             <w:rPr>
               <w:rStyle w:val="Hyperlink"/>
@@ -2084,7 +2214,7 @@
           <w:color w:val="0000FF"/>
           <w:sz w:val="24"/>
         </w:rPr>
-        <w:hyperlink r:id="rId21" w:history="1">
+        <w:hyperlink r:id="rId22" w:history="1">
           <w:r>
             <w:rPr>
               <w:rStyle w:val="Hyperlink"/>
@@ -2172,7 +2302,7 @@
           <w:sz w:val="24"/>
           <w:u w:val="single"/>
         </w:rPr>
-        <w:hyperlink r:id="rId22" w:history="1">
+        <w:hyperlink r:id="rId23" w:history="1">
           <w:r>
             <w:rPr>
               <w:rStyle w:val="Hyperlink"/>
@@ -2190,7 +2320,7 @@
           <w:sz w:val="24"/>
           <w:u w:val="single"/>
         </w:rPr>
-        <w:hyperlink r:id="rId22" w:history="1">
+        <w:hyperlink r:id="rId23" w:history="1">
           <w:r>
             <w:rPr>
               <w:rStyle w:val="Hyperlink"/>
@@ -2308,7 +2438,7 @@
           <w:sz w:val="24"/>
           <w:u w:val="single"/>
         </w:rPr>
-        <w:hyperlink r:id="rId23" w:history="1">
+        <w:hyperlink r:id="rId24" w:history="1">
           <w:r>
             <w:rPr>
               <w:rStyle w:val="Hyperlink"/>
@@ -2326,7 +2456,7 @@
           <w:sz w:val="24"/>
           <w:u w:val="single"/>
         </w:rPr>
-        <w:hyperlink r:id="rId23" w:history="1">
+        <w:hyperlink r:id="rId24" w:history="1">
           <w:r>
             <w:rPr>
               <w:rStyle w:val="Hyperlink"/>
@@ -2344,7 +2474,7 @@
           <w:sz w:val="24"/>
           <w:u w:val="single"/>
         </w:rPr>
-        <w:hyperlink r:id="rId23" w:history="1">
+        <w:hyperlink r:id="rId24" w:history="1">
           <w:r>
             <w:rPr>
               <w:rStyle w:val="Hyperlink"/>
@@ -2372,7 +2502,7 @@
           <w:sz w:val="24"/>
           <w:u w:val="single"/>
         </w:rPr>
-        <w:hyperlink r:id="rId24" w:history="1">
+        <w:hyperlink r:id="rId25" w:history="1">
           <w:r>
             <w:rPr>
               <w:rStyle w:val="Hyperlink"/>
@@ -2401,7 +2531,7 @@
           <w:sz w:val="24"/>
           <w:u w:val="single"/>
         </w:rPr>
-        <w:hyperlink r:id="rId24" w:history="1">
+        <w:hyperlink r:id="rId25" w:history="1">
           <w:r>
             <w:rPr>
               <w:rStyle w:val="Hyperlink"/>
@@ -2529,7 +2659,7 @@
           <w:sz w:val="24"/>
           <w:u w:val="single"/>
         </w:rPr>
-        <w:hyperlink r:id="rId25" w:history="1">
+        <w:hyperlink r:id="rId26" w:history="1">
           <w:r>
             <w:rPr>
               <w:rStyle w:val="Hyperlink"/>
@@ -2547,7 +2677,7 @@
           <w:sz w:val="24"/>
           <w:u w:val="single"/>
         </w:rPr>
-        <w:hyperlink r:id="rId25" w:history="1">
+        <w:hyperlink r:id="rId26" w:history="1">
           <w:r>
             <w:rPr>
               <w:rStyle w:val="Hyperlink"/>
@@ -2565,7 +2695,7 @@
           <w:sz w:val="24"/>
           <w:u w:val="single"/>
         </w:rPr>
-        <w:hyperlink r:id="rId25" w:history="1">
+        <w:hyperlink r:id="rId26" w:history="1">
           <w:r>
             <w:rPr>
               <w:rStyle w:val="Hyperlink"/>
@@ -2583,7 +2713,7 @@
           <w:sz w:val="24"/>
           <w:u w:val="single"/>
         </w:rPr>
-        <w:hyperlink r:id="rId25" w:history="1">
+        <w:hyperlink r:id="rId26" w:history="1">
           <w:r>
             <w:rPr>
               <w:rStyle w:val="Hyperlink"/>
@@ -2685,7 +2815,7 @@
           <w:sz w:val="24"/>
           <w:u w:val="single"/>
         </w:rPr>
-        <w:hyperlink r:id="rId26" w:history="1">
+        <w:hyperlink r:id="rId27" w:history="1">
           <w:r>
             <w:rPr>
               <w:rStyle w:val="Hyperlink"/>
@@ -2703,7 +2833,7 @@
           <w:sz w:val="24"/>
           <w:u w:val="single"/>
         </w:rPr>
-        <w:hyperlink r:id="rId26" w:history="1">
+        <w:hyperlink r:id="rId27" w:history="1">
           <w:r>
             <w:rPr>
               <w:rStyle w:val="Hyperlink"/>
@@ -2721,7 +2851,7 @@
           <w:sz w:val="24"/>
           <w:u w:val="single"/>
         </w:rPr>
-        <w:hyperlink r:id="rId26" w:history="1">
+        <w:hyperlink r:id="rId27" w:history="1">
           <w:r>
             <w:rPr>
               <w:rStyle w:val="Hyperlink"/>
@@ -2739,7 +2869,7 @@
           <w:sz w:val="24"/>
           <w:u w:val="single"/>
         </w:rPr>
-        <w:hyperlink r:id="rId26" w:history="1">
+        <w:hyperlink r:id="rId27" w:history="1">
           <w:r>
             <w:rPr>
               <w:rStyle w:val="Hyperlink"/>
@@ -2767,7 +2897,7 @@
           <w:sz w:val="24"/>
           <w:u w:val="single"/>
         </w:rPr>
-        <w:hyperlink r:id="rId27" w:history="1">
+        <w:hyperlink r:id="rId28" w:history="1">
           <w:r>
             <w:rPr>
               <w:rStyle w:val="Hyperlink"/>
@@ -2788,7 +2918,7 @@
           <w:sz w:val="24"/>
           <w:u w:val="single"/>
         </w:rPr>
-        <w:hyperlink r:id="rId27" w:history="1">
+        <w:hyperlink r:id="rId28" w:history="1">
           <w:r>
             <w:rPr>
               <w:rStyle w:val="Hyperlink"/>
@@ -2817,14 +2947,13 @@
       </w:r>
       <w:r>
         <w:rPr>
-          <w:u w:val="single" w:color="0000ff"/>
           <w:rFonts w:ascii="Charis SIL Regular" w:hAnsi="Charis SIL Regular" w:eastAsia="Charis SIL Regular"/>
           <w:b w:val="0"/>
           <w:i w:val="0"/>
           <w:color w:val="000000"/>
           <w:sz w:val="24"/>
         </w:rPr>
-        <w:hyperlink r:id="rId26" w:history="1">
+        <w:hyperlink r:id="rId27" w:history="1">
           <w:r>
             <w:rPr>
               <w:rStyle w:val="Hyperlink"/>
@@ -2842,7 +2971,7 @@
           <w:sz w:val="24"/>
           <w:u w:val="single"/>
         </w:rPr>
-        <w:hyperlink r:id="rId28" w:history="1">
+        <w:hyperlink r:id="rId27" w:history="1">
           <w:r>
             <w:rPr>
               <w:rStyle w:val="Hyperlink"/>
@@ -2871,7 +3000,7 @@
           <w:sz w:val="24"/>
           <w:u w:val="single"/>
         </w:rPr>
-        <w:hyperlink r:id="rId28" w:history="1">
+        <w:hyperlink r:id="rId27" w:history="1">
           <w:r>
             <w:rPr>
               <w:rStyle w:val="Hyperlink"/>
@@ -2889,7 +3018,7 @@
           <w:sz w:val="24"/>
           <w:u w:val="single"/>
         </w:rPr>
-        <w:hyperlink r:id="rId28" w:history="1">
+        <w:hyperlink r:id="rId27" w:history="1">
           <w:r>
             <w:rPr>
               <w:rStyle w:val="Hyperlink"/>

--- a/EXPORTS/DOCX/published/niveau3/Dutch/KoninklijkeBazar.docx
+++ b/EXPORTS/DOCX/published/niveau3/Dutch/KoninklijkeBazar.docx
@@ -544,7 +544,14 @@
           <w:color w:val="000000"/>
           <w:sz w:val="24"/>
         </w:rPr>
-        <w:t xml:space="preserve">ing </w:t>
+        <w:hyperlink r:id="rId13" w:history="1">
+          <w:r>
+            <w:rPr>
+              <w:rStyle w:val="Hyperlink"/>
+            </w:rPr>
+            <w:t xml:space="preserve">ing </w:t>
+          </w:r>
+        </w:hyperlink>
       </w:r>
       <w:r>
         <w:rPr>
@@ -555,7 +562,7 @@
           <w:sz w:val="24"/>
           <w:u w:val="single"/>
         </w:rPr>
-        <w:hyperlink r:id="rId15" w:history="1">
+        <w:hyperlink r:id="rId13" w:history="1">
           <w:r>
             <w:rPr>
               <w:rStyle w:val="Hyperlink"/>
@@ -584,7 +591,7 @@
           <w:sz w:val="24"/>
           <w:u w:val="single"/>
         </w:rPr>
-        <w:hyperlink r:id="rId15" w:history="1">
+        <w:hyperlink r:id="rId13" w:history="1">
           <w:r>
             <w:rPr>
               <w:rStyle w:val="Hyperlink"/>
@@ -613,70 +620,13 @@
       </w:r>
       <w:r>
         <w:rPr>
-          <w:u w:val="single" w:color="0000ff"/>
           <w:rFonts w:ascii="Charis SIL Regular" w:hAnsi="Charis SIL Regular" w:eastAsia="Charis SIL Regular"/>
           <w:b w:val="0"/>
           <w:i w:val="0"/>
           <w:color w:val="000000"/>
           <w:sz w:val="24"/>
         </w:rPr>
-        <w:hyperlink r:id="rId13" w:history="1">
-          <w:r>
-            <w:rPr>
-              <w:rStyle w:val="Hyperlink"/>
-            </w:rPr>
-            <w:t>, m</w:t>
-          </w:r>
-        </w:hyperlink>
-      </w:r>
-      <w:r>
-        <w:rPr>
-          <w:rFonts w:ascii="Charis SIL Regular" w:hAnsi="Charis SIL Regular" w:eastAsia="Charis SIL Regular"/>
-          <w:b w:val="0"/>
-          <w:i w:val="0"/>
-          <w:color w:val="000000"/>
-          <w:sz w:val="24"/>
-        </w:rPr>
-        <w:t>aar ook musea</w:t>
-      </w:r>
-      <w:r>
-        <w:rPr>
-          <w:u w:val="single" w:color="0000ff"/>
-          <w:rFonts w:ascii="Charis SIL Regular" w:hAnsi="Charis SIL Regular" w:eastAsia="Charis SIL Regular"/>
-          <w:b w:val="0"/>
-          <w:i w:val="0"/>
-          <w:color w:val="000000"/>
-          <w:sz w:val="24"/>
-        </w:rPr>
-        <w:hyperlink r:id="rId14" w:history="1">
-          <w:r>
-            <w:rPr>
-              <w:rStyle w:val="Hyperlink"/>
-            </w:rPr>
-            <w:t>, zoals he</w:t>
-          </w:r>
-        </w:hyperlink>
-      </w:r>
-      <w:r>
-        <w:rPr>
-          <w:u w:val="single" w:color="0000ff"/>
-          <w:rFonts w:ascii="Charis SIL Regular" w:hAnsi="Charis SIL Regular" w:eastAsia="Charis SIL Regular"/>
-          <w:b w:val="0"/>
-          <w:i w:val="0"/>
-          <w:color w:val="000000"/>
-          <w:sz w:val="24"/>
-        </w:rPr>
-        <w:t>t</w:t>
-      </w:r>
-      <w:r>
-        <w:rPr>
-          <w:rFonts w:ascii="Charis SIL Regular" w:hAnsi="Charis SIL Regular" w:eastAsia="Charis SIL Regular"/>
-          <w:b w:val="0"/>
-          <w:i w:val="0"/>
-          <w:color w:val="000000"/>
-          <w:sz w:val="24"/>
-        </w:rPr>
-        <w:t xml:space="preserve"> </w:t>
+        <w:t xml:space="preserve">, maar ook musea, zoals het </w:t>
       </w:r>
       <w:r>
         <w:rPr>
@@ -687,7 +637,7 @@
           <w:sz w:val="24"/>
           <w:u w:val="single"/>
         </w:rPr>
-        <w:hyperlink r:id="rId16" w:history="1">
+        <w:hyperlink r:id="rId15" w:history="1">
           <w:r>
             <w:rPr>
               <w:rStyle w:val="Hyperlink"/>
@@ -716,7 +666,7 @@
           <w:sz w:val="24"/>
           <w:u w:val="single"/>
         </w:rPr>
-        <w:hyperlink r:id="rId16" w:history="1">
+        <w:hyperlink r:id="rId15" w:history="1">
           <w:r>
             <w:rPr>
               <w:rStyle w:val="Hyperlink"/>
@@ -745,7 +695,7 @@
           <w:sz w:val="24"/>
           <w:u w:val="single"/>
         </w:rPr>
-        <w:hyperlink r:id="rId16" w:history="1">
+        <w:hyperlink r:id="rId15" w:history="1">
           <w:r>
             <w:rPr>
               <w:rStyle w:val="Hyperlink"/>
@@ -763,7 +713,7 @@
           <w:sz w:val="24"/>
           <w:u w:val="single"/>
         </w:rPr>
-        <w:hyperlink r:id="rId16" w:history="1">
+        <w:hyperlink r:id="rId15" w:history="1">
           <w:r>
             <w:rPr>
               <w:rStyle w:val="Hyperlink"/>
@@ -780,25 +730,7 @@
           <w:color w:val="000000"/>
           <w:sz w:val="24"/>
         </w:rPr>
-        <w:t xml:space="preserve"> en het toenmali</w:t>
-      </w:r>
-      <w:r>
-        <w:rPr>
-          <w:u w:val="single" w:color="0000ff"/>
-          <w:rFonts w:ascii="Charis SIL Regular" w:hAnsi="Charis SIL Regular" w:eastAsia="Charis SIL Regular"/>
-          <w:b w:val="0"/>
-          <w:i w:val="0"/>
-          <w:color w:val="000000"/>
-          <w:sz w:val="24"/>
-        </w:rPr>
-        <w:hyperlink r:id="rId15" w:history="1">
-          <w:r>
-            <w:rPr>
-              <w:rStyle w:val="Hyperlink"/>
-            </w:rPr>
-            <w:t xml:space="preserve">ge </w:t>
-          </w:r>
-        </w:hyperlink>
+        <w:t xml:space="preserve"> en het toenmalige </w:t>
       </w:r>
       <w:r>
         <w:rPr>
@@ -809,7 +741,7 @@
           <w:sz w:val="24"/>
           <w:u w:val="single"/>
         </w:rPr>
-        <w:hyperlink r:id="rId15" w:history="1">
+        <w:hyperlink r:id="rId16" w:history="1">
           <w:r>
             <w:rPr>
               <w:rStyle w:val="Hyperlink"/>
@@ -838,7 +770,7 @@
           <w:sz w:val="24"/>
           <w:u w:val="single"/>
         </w:rPr>
-        <w:hyperlink r:id="rId17" w:history="1">
+        <w:hyperlink r:id="rId16" w:history="1">
           <w:r>
             <w:rPr>
               <w:rStyle w:val="Hyperlink"/>
@@ -856,12 +788,12 @@
           <w:sz w:val="24"/>
           <w:u w:val="single"/>
         </w:rPr>
-        <w:hyperlink r:id="rId17" w:history="1">
+        <w:hyperlink r:id="rId16" w:history="1">
           <w:r>
             <w:rPr>
               <w:rStyle w:val="Hyperlink"/>
             </w:rPr>
-            <w:t>thnografis</w:t>
+            <w:t>thnografisc</w:t>
           </w:r>
         </w:hyperlink>
       </w:r>
@@ -872,23 +804,7 @@
           <w:i w:val="0"/>
           <w:color w:val="0000FF"/>
           <w:sz w:val="24"/>
-        </w:rPr>
-        <w:hyperlink r:id="rId17" w:history="1">
-          <w:r>
-            <w:rPr>
-              <w:rStyle w:val="Hyperlink"/>
-            </w:rPr>
-            <w:t>c</w:t>
-          </w:r>
-        </w:hyperlink>
-      </w:r>
-      <w:r>
-        <w:rPr>
-          <w:rFonts w:ascii="Charis SIL Regular" w:hAnsi="Charis SIL Regular" w:eastAsia="Charis SIL Regular"/>
-          <w:b w:val="0"/>
-          <w:i w:val="0"/>
-          <w:color w:val="0000FF"/>
-          <w:sz w:val="24"/>
+          <w:u w:val="single"/>
         </w:rPr>
         <w:t>h</w:t>
       </w:r>
@@ -912,14 +828,24 @@
           <w:sz w:val="24"/>
           <w:u w:val="single"/>
         </w:rPr>
-        <w:hyperlink r:id="rId17" w:history="1">
+        <w:hyperlink r:id="rId16" w:history="1">
           <w:r>
             <w:rPr>
               <w:rStyle w:val="Hyperlink"/>
             </w:rPr>
-            <w:t>Museum</w:t>
+            <w:t>Museu</w:t>
           </w:r>
         </w:hyperlink>
+      </w:r>
+      <w:r>
+        <w:rPr>
+          <w:rFonts w:ascii="Charis SIL Regular" w:hAnsi="Charis SIL Regular" w:eastAsia="Charis SIL Regular"/>
+          <w:b w:val="0"/>
+          <w:i w:val="0"/>
+          <w:color w:val="0000FF"/>
+          <w:sz w:val="24"/>
+        </w:rPr>
+        <w:t>m</w:t>
       </w:r>
       <w:r>
         <w:rPr>
@@ -940,7 +866,7 @@
           <w:color w:val="000000"/>
           <w:sz w:val="24"/>
         </w:rPr>
-        <w:hyperlink r:id="rId16" w:history="1">
+        <w:hyperlink r:id="rId15" w:history="1">
           <w:r>
             <w:rPr>
               <w:rStyle w:val="Hyperlink"/>
@@ -969,12 +895,40 @@
           <w:color w:val="000000"/>
           <w:sz w:val="24"/>
         </w:rPr>
+        <w:hyperlink r:id="rId15" w:history="1">
+          <w:r>
+            <w:rPr>
+              <w:rStyle w:val="Hyperlink"/>
+            </w:rPr>
+            <w:t xml:space="preserve">Boer in </w:t>
+          </w:r>
+        </w:hyperlink>
+      </w:r>
+      <w:r>
+        <w:rPr>
+          <w:rFonts w:ascii="Charis SIL Regular" w:hAnsi="Charis SIL Regular" w:eastAsia="Charis SIL Regular"/>
+          <w:b w:val="0"/>
+          <w:i w:val="0"/>
+          <w:color w:val="000000"/>
+          <w:sz w:val="24"/>
+        </w:rPr>
+        <w:t>1877 ging de winkel onder nieuwe</w:t>
+      </w:r>
+      <w:r>
+        <w:rPr>
+          <w:u w:val="single" w:color="0000ff"/>
+          <w:rFonts w:ascii="Charis SIL Regular" w:hAnsi="Charis SIL Regular" w:eastAsia="Charis SIL Regular"/>
+          <w:b w:val="0"/>
+          <w:i w:val="0"/>
+          <w:color w:val="000000"/>
+          <w:sz w:val="24"/>
+        </w:rPr>
         <w:hyperlink r:id="rId16" w:history="1">
           <w:r>
             <w:rPr>
               <w:rStyle w:val="Hyperlink"/>
             </w:rPr>
-            <w:t xml:space="preserve">Boer in </w:t>
+            <w:t xml:space="preserve"> eige</w:t>
           </w:r>
         </w:hyperlink>
       </w:r>
@@ -992,35 +946,7 @@
             <w:rPr>
               <w:rStyle w:val="Hyperlink"/>
             </w:rPr>
-            <w:t>1877 ging de w</w:t>
-          </w:r>
-        </w:hyperlink>
-      </w:r>
-      <w:r>
-        <w:rPr>
-          <w:rFonts w:ascii="Charis SIL Regular" w:hAnsi="Charis SIL Regular" w:eastAsia="Charis SIL Regular"/>
-          <w:b w:val="0"/>
-          <w:i w:val="0"/>
-          <w:color w:val="000000"/>
-          <w:sz w:val="24"/>
-        </w:rPr>
-        <w:t>inkel onder nieuwe</w:t>
-      </w:r>
-      <w:r>
-        <w:rPr>
-          <w:u w:val="single" w:color="0000ff"/>
-          <w:rFonts w:ascii="Charis SIL Regular" w:hAnsi="Charis SIL Regular" w:eastAsia="Charis SIL Regular"/>
-          <w:b w:val="0"/>
-          <w:i w:val="0"/>
-          <w:color w:val="000000"/>
-          <w:sz w:val="24"/>
-        </w:rPr>
-        <w:hyperlink r:id="rId17" w:history="1">
-          <w:r>
-            <w:rPr>
-              <w:rStyle w:val="Hyperlink"/>
-            </w:rPr>
-            <w:t xml:space="preserve"> eige</w:t>
+            <w:t>n</w:t>
           </w:r>
         </w:hyperlink>
       </w:r>
@@ -1033,7 +959,25 @@
           <w:color w:val="000000"/>
           <w:sz w:val="24"/>
         </w:rPr>
-        <w:hyperlink r:id="rId17" w:history="1">
+        <w:hyperlink r:id="rId16" w:history="1">
+          <w:r>
+            <w:rPr>
+              <w:rStyle w:val="Hyperlink"/>
+            </w:rPr>
+            <w:t>aren verder. I</w:t>
+          </w:r>
+        </w:hyperlink>
+      </w:r>
+      <w:r>
+        <w:rPr>
+          <w:u w:val="single" w:color="0000ff"/>
+          <w:rFonts w:ascii="Charis SIL Regular" w:hAnsi="Charis SIL Regular" w:eastAsia="Charis SIL Regular"/>
+          <w:b w:val="0"/>
+          <w:i w:val="0"/>
+          <w:color w:val="000000"/>
+          <w:sz w:val="24"/>
+        </w:rPr>
+        <w:hyperlink r:id="rId16" w:history="1">
           <w:r>
             <w:rPr>
               <w:rStyle w:val="Hyperlink"/>
@@ -1051,43 +995,7 @@
           <w:color w:val="000000"/>
           <w:sz w:val="24"/>
         </w:rPr>
-        <w:hyperlink r:id="rId17" w:history="1">
-          <w:r>
-            <w:rPr>
-              <w:rStyle w:val="Hyperlink"/>
-            </w:rPr>
-            <w:t>aren verder. I</w:t>
-          </w:r>
-        </w:hyperlink>
-      </w:r>
-      <w:r>
-        <w:rPr>
-          <w:u w:val="single" w:color="0000ff"/>
-          <w:rFonts w:ascii="Charis SIL Regular" w:hAnsi="Charis SIL Regular" w:eastAsia="Charis SIL Regular"/>
-          <w:b w:val="0"/>
-          <w:i w:val="0"/>
-          <w:color w:val="000000"/>
-          <w:sz w:val="24"/>
-        </w:rPr>
-        <w:hyperlink r:id="rId17" w:history="1">
-          <w:r>
-            <w:rPr>
-              <w:rStyle w:val="Hyperlink"/>
-            </w:rPr>
-            <w:t>n</w:t>
-          </w:r>
-        </w:hyperlink>
-      </w:r>
-      <w:r>
-        <w:rPr>
-          <w:u w:val="single" w:color="0000ff"/>
-          <w:rFonts w:ascii="Charis SIL Regular" w:hAnsi="Charis SIL Regular" w:eastAsia="Charis SIL Regular"/>
-          <w:b w:val="0"/>
-          <w:i w:val="0"/>
-          <w:color w:val="000000"/>
-          <w:sz w:val="24"/>
-        </w:rPr>
-        <w:hyperlink r:id="rId17" w:history="1">
+        <w:hyperlink r:id="rId16" w:history="1">
           <w:r>
             <w:rPr>
               <w:rStyle w:val="Hyperlink"/>
@@ -1165,7 +1073,7 @@
           <w:sz w:val="24"/>
           <w:u w:val="single"/>
         </w:rPr>
-        <w:hyperlink r:id="rId18" w:history="1">
+        <w:hyperlink r:id="rId17" w:history="1">
           <w:r>
             <w:rPr>
               <w:rStyle w:val="Hyperlink"/>
@@ -1194,7 +1102,7 @@
           <w:sz w:val="24"/>
           <w:u w:val="single"/>
         </w:rPr>
-        <w:hyperlink r:id="rId18" w:history="1">
+        <w:hyperlink r:id="rId17" w:history="1">
           <w:r>
             <w:rPr>
               <w:rStyle w:val="Hyperlink"/>
@@ -1232,7 +1140,7 @@
           <w:color w:val="000000"/>
           <w:sz w:val="24"/>
         </w:rPr>
-        <w:hyperlink r:id="rId18" w:history="1">
+        <w:hyperlink r:id="rId17" w:history="1">
           <w:r>
             <w:rPr>
               <w:rStyle w:val="Hyperlink"/>
@@ -1250,7 +1158,7 @@
           <w:color w:val="000000"/>
           <w:sz w:val="24"/>
         </w:rPr>
-        <w:hyperlink r:id="rId18" w:history="1">
+        <w:hyperlink r:id="rId17" w:history="1">
           <w:r>
             <w:rPr>
               <w:rStyle w:val="Hyperlink"/>
@@ -1278,7 +1186,7 @@
           <w:sz w:val="24"/>
           <w:u w:val="single"/>
         </w:rPr>
-        <w:hyperlink r:id="rId17" w:history="1">
+        <w:hyperlink r:id="rId16" w:history="1">
           <w:r>
             <w:rPr>
               <w:rStyle w:val="Hyperlink"/>
@@ -1307,7 +1215,7 @@
           <w:sz w:val="24"/>
           <w:u w:val="single"/>
         </w:rPr>
-        <w:hyperlink r:id="rId17" w:history="1">
+        <w:hyperlink r:id="rId16" w:history="1">
           <w:r>
             <w:rPr>
               <w:rStyle w:val="Hyperlink"/>
@@ -1595,7 +1503,7 @@
           <w:sz w:val="24"/>
           <w:u w:val="single"/>
         </w:rPr>
-        <w:hyperlink r:id="rId19" w:history="1">
+        <w:hyperlink r:id="rId18" w:history="1">
           <w:r>
             <w:rPr>
               <w:rStyle w:val="Hyperlink"/>
@@ -1613,7 +1521,7 @@
           <w:sz w:val="24"/>
           <w:u w:val="single"/>
         </w:rPr>
-        <w:hyperlink r:id="rId19" w:history="1">
+        <w:hyperlink r:id="rId18" w:history="1">
           <w:r>
             <w:rPr>
               <w:rStyle w:val="Hyperlink"/>
@@ -1631,7 +1539,7 @@
           <w:sz w:val="24"/>
           <w:u w:val="single"/>
         </w:rPr>
-        <w:hyperlink r:id="rId19" w:history="1">
+        <w:hyperlink r:id="rId18" w:history="1">
           <w:r>
             <w:rPr>
               <w:rStyle w:val="Hyperlink"/>
@@ -1649,7 +1557,7 @@
           <w:sz w:val="24"/>
           <w:u w:val="single"/>
         </w:rPr>
-        <w:hyperlink r:id="rId19" w:history="1">
+        <w:hyperlink r:id="rId18" w:history="1">
           <w:r>
             <w:rPr>
               <w:rStyle w:val="Hyperlink"/>
@@ -1667,7 +1575,7 @@
           <w:sz w:val="24"/>
           <w:u w:val="single"/>
         </w:rPr>
-        <w:hyperlink r:id="rId19" w:history="1">
+        <w:hyperlink r:id="rId18" w:history="1">
           <w:r>
             <w:rPr>
               <w:rStyle w:val="Hyperlink"/>
@@ -1685,7 +1593,7 @@
           <w:sz w:val="24"/>
           <w:u w:val="single"/>
         </w:rPr>
-        <w:hyperlink r:id="rId19" w:history="1">
+        <w:hyperlink r:id="rId18" w:history="1">
           <w:r>
             <w:rPr>
               <w:rStyle w:val="Hyperlink"/>
@@ -1703,7 +1611,7 @@
           <w:sz w:val="24"/>
           <w:u w:val="single"/>
         </w:rPr>
-        <w:hyperlink r:id="rId19" w:history="1">
+        <w:hyperlink r:id="rId18" w:history="1">
           <w:r>
             <w:rPr>
               <w:rStyle w:val="Hyperlink"/>
@@ -1850,7 +1758,7 @@
           <w:sz w:val="24"/>
           <w:u w:val="single"/>
         </w:rPr>
-        <w:hyperlink r:id="rId20" w:history="1">
+        <w:hyperlink r:id="rId19" w:history="1">
           <w:r>
             <w:rPr>
               <w:rStyle w:val="Hyperlink"/>
@@ -1868,7 +1776,7 @@
           <w:sz w:val="24"/>
           <w:u w:val="single"/>
         </w:rPr>
-        <w:hyperlink r:id="rId20" w:history="1">
+        <w:hyperlink r:id="rId19" w:history="1">
           <w:r>
             <w:rPr>
               <w:rStyle w:val="Hyperlink"/>
@@ -1886,7 +1794,7 @@
           <w:sz w:val="24"/>
           <w:u w:val="single"/>
         </w:rPr>
-        <w:hyperlink r:id="rId20" w:history="1">
+        <w:hyperlink r:id="rId19" w:history="1">
           <w:r>
             <w:rPr>
               <w:rStyle w:val="Hyperlink"/>
@@ -1904,7 +1812,7 @@
           <w:sz w:val="24"/>
           <w:u w:val="single"/>
         </w:rPr>
-        <w:hyperlink r:id="rId20" w:history="1">
+        <w:hyperlink r:id="rId19" w:history="1">
           <w:r>
             <w:rPr>
               <w:rStyle w:val="Hyperlink"/>
@@ -1922,7 +1830,7 @@
           <w:sz w:val="24"/>
           <w:u w:val="single"/>
         </w:rPr>
-        <w:hyperlink r:id="rId20" w:history="1">
+        <w:hyperlink r:id="rId19" w:history="1">
           <w:r>
             <w:rPr>
               <w:rStyle w:val="Hyperlink"/>
@@ -1940,7 +1848,7 @@
           <w:sz w:val="24"/>
           <w:u w:val="single"/>
         </w:rPr>
-        <w:hyperlink r:id="rId20" w:history="1">
+        <w:hyperlink r:id="rId19" w:history="1">
           <w:r>
             <w:rPr>
               <w:rStyle w:val="Hyperlink"/>
@@ -2053,7 +1961,7 @@
           <w:color w:val="0000FF"/>
           <w:sz w:val="24"/>
         </w:rPr>
-        <w:hyperlink r:id="rId21" w:history="1">
+        <w:hyperlink r:id="rId20" w:history="1">
           <w:r>
             <w:rPr>
               <w:rStyle w:val="Hyperlink"/>
@@ -2070,7 +1978,7 @@
           <w:color w:val="0000FF"/>
           <w:sz w:val="24"/>
         </w:rPr>
-        <w:hyperlink r:id="rId21" w:history="1">
+        <w:hyperlink r:id="rId20" w:history="1">
           <w:r>
             <w:rPr>
               <w:rStyle w:val="Hyperlink"/>
@@ -2087,7 +1995,7 @@
           <w:color w:val="0000FF"/>
           <w:sz w:val="24"/>
         </w:rPr>
-        <w:hyperlink r:id="rId21" w:history="1">
+        <w:hyperlink r:id="rId20" w:history="1">
           <w:r>
             <w:rPr>
               <w:rStyle w:val="Hyperlink"/>
@@ -2197,7 +2105,7 @@
           <w:color w:val="0000FF"/>
           <w:sz w:val="24"/>
         </w:rPr>
-        <w:hyperlink r:id="rId22" w:history="1">
+        <w:hyperlink r:id="rId21" w:history="1">
           <w:r>
             <w:rPr>
               <w:rStyle w:val="Hyperlink"/>
@@ -2214,7 +2122,7 @@
           <w:color w:val="0000FF"/>
           <w:sz w:val="24"/>
         </w:rPr>
-        <w:hyperlink r:id="rId22" w:history="1">
+        <w:hyperlink r:id="rId21" w:history="1">
           <w:r>
             <w:rPr>
               <w:rStyle w:val="Hyperlink"/>
@@ -2302,7 +2210,7 @@
           <w:sz w:val="24"/>
           <w:u w:val="single"/>
         </w:rPr>
-        <w:hyperlink r:id="rId23" w:history="1">
+        <w:hyperlink r:id="rId22" w:history="1">
           <w:r>
             <w:rPr>
               <w:rStyle w:val="Hyperlink"/>
@@ -2320,7 +2228,7 @@
           <w:sz w:val="24"/>
           <w:u w:val="single"/>
         </w:rPr>
-        <w:hyperlink r:id="rId23" w:history="1">
+        <w:hyperlink r:id="rId22" w:history="1">
           <w:r>
             <w:rPr>
               <w:rStyle w:val="Hyperlink"/>
@@ -2438,7 +2346,7 @@
           <w:sz w:val="24"/>
           <w:u w:val="single"/>
         </w:rPr>
-        <w:hyperlink r:id="rId24" w:history="1">
+        <w:hyperlink r:id="rId23" w:history="1">
           <w:r>
             <w:rPr>
               <w:rStyle w:val="Hyperlink"/>
@@ -2456,7 +2364,7 @@
           <w:sz w:val="24"/>
           <w:u w:val="single"/>
         </w:rPr>
-        <w:hyperlink r:id="rId24" w:history="1">
+        <w:hyperlink r:id="rId23" w:history="1">
           <w:r>
             <w:rPr>
               <w:rStyle w:val="Hyperlink"/>
@@ -2474,7 +2382,7 @@
           <w:sz w:val="24"/>
           <w:u w:val="single"/>
         </w:rPr>
-        <w:hyperlink r:id="rId24" w:history="1">
+        <w:hyperlink r:id="rId23" w:history="1">
           <w:r>
             <w:rPr>
               <w:rStyle w:val="Hyperlink"/>
@@ -2502,7 +2410,7 @@
           <w:sz w:val="24"/>
           <w:u w:val="single"/>
         </w:rPr>
-        <w:hyperlink r:id="rId25" w:history="1">
+        <w:hyperlink r:id="rId24" w:history="1">
           <w:r>
             <w:rPr>
               <w:rStyle w:val="Hyperlink"/>
@@ -2531,7 +2439,7 @@
           <w:sz w:val="24"/>
           <w:u w:val="single"/>
         </w:rPr>
-        <w:hyperlink r:id="rId25" w:history="1">
+        <w:hyperlink r:id="rId24" w:history="1">
           <w:r>
             <w:rPr>
               <w:rStyle w:val="Hyperlink"/>
@@ -2659,7 +2567,7 @@
           <w:sz w:val="24"/>
           <w:u w:val="single"/>
         </w:rPr>
-        <w:hyperlink r:id="rId26" w:history="1">
+        <w:hyperlink r:id="rId25" w:history="1">
           <w:r>
             <w:rPr>
               <w:rStyle w:val="Hyperlink"/>
@@ -2677,7 +2585,7 @@
           <w:sz w:val="24"/>
           <w:u w:val="single"/>
         </w:rPr>
-        <w:hyperlink r:id="rId26" w:history="1">
+        <w:hyperlink r:id="rId25" w:history="1">
           <w:r>
             <w:rPr>
               <w:rStyle w:val="Hyperlink"/>
@@ -2695,7 +2603,7 @@
           <w:sz w:val="24"/>
           <w:u w:val="single"/>
         </w:rPr>
-        <w:hyperlink r:id="rId26" w:history="1">
+        <w:hyperlink r:id="rId25" w:history="1">
           <w:r>
             <w:rPr>
               <w:rStyle w:val="Hyperlink"/>
@@ -2713,7 +2621,7 @@
           <w:sz w:val="24"/>
           <w:u w:val="single"/>
         </w:rPr>
-        <w:hyperlink r:id="rId26" w:history="1">
+        <w:hyperlink r:id="rId25" w:history="1">
           <w:r>
             <w:rPr>
               <w:rStyle w:val="Hyperlink"/>
@@ -2815,7 +2723,7 @@
           <w:sz w:val="24"/>
           <w:u w:val="single"/>
         </w:rPr>
-        <w:hyperlink r:id="rId27" w:history="1">
+        <w:hyperlink r:id="rId26" w:history="1">
           <w:r>
             <w:rPr>
               <w:rStyle w:val="Hyperlink"/>
@@ -2833,7 +2741,7 @@
           <w:sz w:val="24"/>
           <w:u w:val="single"/>
         </w:rPr>
-        <w:hyperlink r:id="rId27" w:history="1">
+        <w:hyperlink r:id="rId26" w:history="1">
           <w:r>
             <w:rPr>
               <w:rStyle w:val="Hyperlink"/>
@@ -2851,7 +2759,7 @@
           <w:sz w:val="24"/>
           <w:u w:val="single"/>
         </w:rPr>
-        <w:hyperlink r:id="rId27" w:history="1">
+        <w:hyperlink r:id="rId26" w:history="1">
           <w:r>
             <w:rPr>
               <w:rStyle w:val="Hyperlink"/>
@@ -2869,7 +2777,7 @@
           <w:sz w:val="24"/>
           <w:u w:val="single"/>
         </w:rPr>
-        <w:hyperlink r:id="rId27" w:history="1">
+        <w:hyperlink r:id="rId26" w:history="1">
           <w:r>
             <w:rPr>
               <w:rStyle w:val="Hyperlink"/>
@@ -2897,7 +2805,7 @@
           <w:sz w:val="24"/>
           <w:u w:val="single"/>
         </w:rPr>
-        <w:hyperlink r:id="rId28" w:history="1">
+        <w:hyperlink r:id="rId27" w:history="1">
           <w:r>
             <w:rPr>
               <w:rStyle w:val="Hyperlink"/>
@@ -2918,7 +2826,7 @@
           <w:sz w:val="24"/>
           <w:u w:val="single"/>
         </w:rPr>
-        <w:hyperlink r:id="rId28" w:history="1">
+        <w:hyperlink r:id="rId27" w:history="1">
           <w:r>
             <w:rPr>
               <w:rStyle w:val="Hyperlink"/>
@@ -2947,13 +2855,14 @@
       </w:r>
       <w:r>
         <w:rPr>
+          <w:u w:val="single" w:color="0000ff"/>
           <w:rFonts w:ascii="Charis SIL Regular" w:hAnsi="Charis SIL Regular" w:eastAsia="Charis SIL Regular"/>
           <w:b w:val="0"/>
           <w:i w:val="0"/>
           <w:color w:val="000000"/>
           <w:sz w:val="24"/>
         </w:rPr>
-        <w:hyperlink r:id="rId27" w:history="1">
+        <w:hyperlink r:id="rId26" w:history="1">
           <w:r>
             <w:rPr>
               <w:rStyle w:val="Hyperlink"/>
@@ -2971,7 +2880,7 @@
           <w:sz w:val="24"/>
           <w:u w:val="single"/>
         </w:rPr>
-        <w:hyperlink r:id="rId27" w:history="1">
+        <w:hyperlink r:id="rId28" w:history="1">
           <w:r>
             <w:rPr>
               <w:rStyle w:val="Hyperlink"/>
@@ -3000,7 +2909,7 @@
           <w:sz w:val="24"/>
           <w:u w:val="single"/>
         </w:rPr>
-        <w:hyperlink r:id="rId27" w:history="1">
+        <w:hyperlink r:id="rId28" w:history="1">
           <w:r>
             <w:rPr>
               <w:rStyle w:val="Hyperlink"/>
@@ -3018,7 +2927,7 @@
           <w:sz w:val="24"/>
           <w:u w:val="single"/>
         </w:rPr>
-        <w:hyperlink r:id="rId27" w:history="1">
+        <w:hyperlink r:id="rId28" w:history="1">
           <w:r>
             <w:rPr>
               <w:rStyle w:val="Hyperlink"/>

--- a/EXPORTS/DOCX/published/niveau3/Dutch/KoninklijkeBazar.docx
+++ b/EXPORTS/DOCX/published/niveau3/Dutch/KoninklijkeBazar.docx
@@ -442,116 +442,13 @@
       </w:r>
       <w:r>
         <w:rPr>
-          <w:u w:val="single" w:color="0000ff"/>
           <w:rFonts w:ascii="Charis SIL Regular" w:hAnsi="Charis SIL Regular" w:eastAsia="Charis SIL Regular"/>
           <w:b w:val="0"/>
           <w:i w:val="0"/>
           <w:color w:val="000000"/>
           <w:sz w:val="24"/>
         </w:rPr>
-        <w:hyperlink r:id="rId10" w:history="1">
-          <w:r>
-            <w:rPr>
-              <w:rStyle w:val="Hyperlink"/>
-            </w:rPr>
-            <w:t>partic</w:t>
-          </w:r>
-        </w:hyperlink>
-      </w:r>
-      <w:r>
-        <w:rPr>
-          <w:rFonts w:ascii="Charis SIL Regular" w:hAnsi="Charis SIL Regular" w:eastAsia="Charis SIL Regular"/>
-          <w:b w:val="0"/>
-          <w:i w:val="0"/>
-          <w:color w:val="000000"/>
-          <w:sz w:val="24"/>
-        </w:rPr>
-        <w:t>u</w:t>
-      </w:r>
-      <w:r>
-        <w:rPr>
-          <w:u w:val="single" w:color="0000ff"/>
-          <w:rFonts w:ascii="Charis SIL Regular" w:hAnsi="Charis SIL Regular" w:eastAsia="Charis SIL Regular"/>
-          <w:b w:val="0"/>
-          <w:i w:val="0"/>
-          <w:color w:val="000000"/>
-          <w:sz w:val="24"/>
-        </w:rPr>
-        <w:hyperlink r:id="rId11" w:history="1">
-          <w:r>
-            <w:rPr>
-              <w:rStyle w:val="Hyperlink"/>
-            </w:rPr>
-            <w:t>lieren</w:t>
-          </w:r>
-        </w:hyperlink>
-      </w:r>
-      <w:r>
-        <w:rPr>
-          <w:u w:val="single" w:color="0000ff"/>
-          <w:rFonts w:ascii="Charis SIL Regular" w:hAnsi="Charis SIL Regular" w:eastAsia="Charis SIL Regular"/>
-          <w:b w:val="0"/>
-          <w:i w:val="0"/>
-          <w:color w:val="000000"/>
-          <w:sz w:val="24"/>
-        </w:rPr>
-        <w:t>,</w:t>
-      </w:r>
-      <w:r>
-        <w:rPr>
-          <w:rFonts w:ascii="Charis SIL Regular" w:hAnsi="Charis SIL Regular" w:eastAsia="Charis SIL Regular"/>
-          <w:b w:val="0"/>
-          <w:i w:val="0"/>
-          <w:color w:val="000000"/>
-          <w:sz w:val="24"/>
-        </w:rPr>
-        <w:t xml:space="preserve"> </w:t>
-      </w:r>
-      <w:r>
-        <w:rPr>
-          <w:u w:val="single" w:color="0000ff"/>
-          <w:rFonts w:ascii="Charis SIL Regular" w:hAnsi="Charis SIL Regular" w:eastAsia="Charis SIL Regular"/>
-          <w:b w:val="0"/>
-          <w:i w:val="0"/>
-          <w:color w:val="000000"/>
-          <w:sz w:val="24"/>
-        </w:rPr>
-        <w:hyperlink r:id="rId12" w:history="1">
-          <w:r>
-            <w:rPr>
-              <w:rStyle w:val="Hyperlink"/>
-            </w:rPr>
-            <w:t xml:space="preserve">onder </w:t>
-          </w:r>
-        </w:hyperlink>
-      </w:r>
-      <w:r>
-        <w:rPr>
-          <w:rFonts w:ascii="Charis SIL Regular" w:hAnsi="Charis SIL Regular" w:eastAsia="Charis SIL Regular"/>
-          <w:b w:val="0"/>
-          <w:i w:val="0"/>
-          <w:color w:val="000000"/>
-          <w:sz w:val="24"/>
-        </w:rPr>
-        <w:t>wie kon</w:t>
-      </w:r>
-      <w:r>
-        <w:rPr>
-          <w:u w:val="single" w:color="0000ff"/>
-          <w:rFonts w:ascii="Charis SIL Regular" w:hAnsi="Charis SIL Regular" w:eastAsia="Charis SIL Regular"/>
-          <w:b w:val="0"/>
-          <w:i w:val="0"/>
-          <w:color w:val="000000"/>
-          <w:sz w:val="24"/>
-        </w:rPr>
-        <w:hyperlink r:id="rId13" w:history="1">
-          <w:r>
-            <w:rPr>
-              <w:rStyle w:val="Hyperlink"/>
-            </w:rPr>
-            <w:t xml:space="preserve">ing </w:t>
-          </w:r>
-        </w:hyperlink>
+        <w:t xml:space="preserve">particulieren, onder wie koning </w:t>
       </w:r>
       <w:r>
         <w:rPr>
@@ -591,7 +488,7 @@
           <w:sz w:val="24"/>
           <w:u w:val="single"/>
         </w:rPr>
-        <w:hyperlink r:id="rId13" w:history="1">
+        <w:hyperlink r:id="rId15" w:history="1">
           <w:r>
             <w:rPr>
               <w:rStyle w:val="Hyperlink"/>
@@ -609,12 +506,30 @@
           <w:sz w:val="24"/>
           <w:u w:val="single"/>
         </w:rPr>
+        <w:hyperlink r:id="rId15" w:history="1">
+          <w:r>
+            <w:rPr>
+              <w:rStyle w:val="Hyperlink"/>
+            </w:rPr>
+            <w:t>I</w:t>
+          </w:r>
+        </w:hyperlink>
+      </w:r>
+      <w:r>
+        <w:rPr>
+          <w:u w:val="single" w:color="0000ff"/>
+          <w:rFonts w:ascii="Charis SIL Regular" w:hAnsi="Charis SIL Regular" w:eastAsia="Charis SIL Regular"/>
+          <w:b w:val="0"/>
+          <w:i w:val="0"/>
+          <w:color w:val="000000"/>
+          <w:sz w:val="24"/>
+        </w:rPr>
         <w:hyperlink r:id="rId13" w:history="1">
           <w:r>
             <w:rPr>
               <w:rStyle w:val="Hyperlink"/>
             </w:rPr>
-            <w:t>I</w:t>
+            <w:t>, m</w:t>
           </w:r>
         </w:hyperlink>
       </w:r>
@@ -626,7 +541,46 @@
           <w:color w:val="000000"/>
           <w:sz w:val="24"/>
         </w:rPr>
-        <w:t xml:space="preserve">, maar ook musea, zoals het </w:t>
+        <w:t>aar ook musea</w:t>
+      </w:r>
+      <w:r>
+        <w:rPr>
+          <w:u w:val="single" w:color="0000ff"/>
+          <w:rFonts w:ascii="Charis SIL Regular" w:hAnsi="Charis SIL Regular" w:eastAsia="Charis SIL Regular"/>
+          <w:b w:val="0"/>
+          <w:i w:val="0"/>
+          <w:color w:val="000000"/>
+          <w:sz w:val="24"/>
+        </w:rPr>
+        <w:hyperlink r:id="rId14" w:history="1">
+          <w:r>
+            <w:rPr>
+              <w:rStyle w:val="Hyperlink"/>
+            </w:rPr>
+            <w:t>, zoals he</w:t>
+          </w:r>
+        </w:hyperlink>
+      </w:r>
+      <w:r>
+        <w:rPr>
+          <w:u w:val="single" w:color="0000ff"/>
+          <w:rFonts w:ascii="Charis SIL Regular" w:hAnsi="Charis SIL Regular" w:eastAsia="Charis SIL Regular"/>
+          <w:b w:val="0"/>
+          <w:i w:val="0"/>
+          <w:color w:val="000000"/>
+          <w:sz w:val="24"/>
+        </w:rPr>
+        <w:t>t</w:t>
+      </w:r>
+      <w:r>
+        <w:rPr>
+          <w:rFonts w:ascii="Charis SIL Regular" w:hAnsi="Charis SIL Regular" w:eastAsia="Charis SIL Regular"/>
+          <w:b w:val="0"/>
+          <w:i w:val="0"/>
+          <w:color w:val="000000"/>
+          <w:sz w:val="24"/>
+        </w:rPr>
+        <w:t xml:space="preserve"> </w:t>
       </w:r>
       <w:r>
         <w:rPr>
@@ -637,7 +591,7 @@
           <w:sz w:val="24"/>
           <w:u w:val="single"/>
         </w:rPr>
-        <w:hyperlink r:id="rId15" w:history="1">
+        <w:hyperlink r:id="rId16" w:history="1">
           <w:r>
             <w:rPr>
               <w:rStyle w:val="Hyperlink"/>
@@ -666,7 +620,7 @@
           <w:sz w:val="24"/>
           <w:u w:val="single"/>
         </w:rPr>
-        <w:hyperlink r:id="rId15" w:history="1">
+        <w:hyperlink r:id="rId16" w:history="1">
           <w:r>
             <w:rPr>
               <w:rStyle w:val="Hyperlink"/>
@@ -695,7 +649,7 @@
           <w:sz w:val="24"/>
           <w:u w:val="single"/>
         </w:rPr>
-        <w:hyperlink r:id="rId15" w:history="1">
+        <w:hyperlink r:id="rId16" w:history="1">
           <w:r>
             <w:rPr>
               <w:rStyle w:val="Hyperlink"/>
@@ -713,7 +667,7 @@
           <w:sz w:val="24"/>
           <w:u w:val="single"/>
         </w:rPr>
-        <w:hyperlink r:id="rId15" w:history="1">
+        <w:hyperlink r:id="rId16" w:history="1">
           <w:r>
             <w:rPr>
               <w:rStyle w:val="Hyperlink"/>
@@ -730,7 +684,18 @@
           <w:color w:val="000000"/>
           <w:sz w:val="24"/>
         </w:rPr>
-        <w:t xml:space="preserve"> en het toenmalige </w:t>
+        <w:t xml:space="preserve"> en het toenmali</w:t>
+      </w:r>
+      <w:r>
+        <w:rPr>
+          <w:u w:val="single" w:color="0000ff"/>
+          <w:rFonts w:ascii="Charis SIL Regular" w:hAnsi="Charis SIL Regular" w:eastAsia="Charis SIL Regular"/>
+          <w:b w:val="0"/>
+          <w:i w:val="0"/>
+          <w:color w:val="000000"/>
+          <w:sz w:val="24"/>
+        </w:rPr>
+        <w:t xml:space="preserve">ge </w:t>
       </w:r>
       <w:r>
         <w:rPr>
@@ -741,7 +706,7 @@
           <w:sz w:val="24"/>
           <w:u w:val="single"/>
         </w:rPr>
-        <w:hyperlink r:id="rId16" w:history="1">
+        <w:hyperlink r:id="rId17" w:history="1">
           <w:r>
             <w:rPr>
               <w:rStyle w:val="Hyperlink"/>
@@ -770,7 +735,7 @@
           <w:sz w:val="24"/>
           <w:u w:val="single"/>
         </w:rPr>
-        <w:hyperlink r:id="rId16" w:history="1">
+        <w:hyperlink r:id="rId15" w:history="1">
           <w:r>
             <w:rPr>
               <w:rStyle w:val="Hyperlink"/>
@@ -788,7 +753,7 @@
           <w:sz w:val="24"/>
           <w:u w:val="single"/>
         </w:rPr>
-        <w:hyperlink r:id="rId16" w:history="1">
+        <w:hyperlink r:id="rId17" w:history="1">
           <w:r>
             <w:rPr>
               <w:rStyle w:val="Hyperlink"/>
@@ -828,7 +793,7 @@
           <w:sz w:val="24"/>
           <w:u w:val="single"/>
         </w:rPr>
-        <w:hyperlink r:id="rId16" w:history="1">
+        <w:hyperlink r:id="rId17" w:history="1">
           <w:r>
             <w:rPr>
               <w:rStyle w:val="Hyperlink"/>
@@ -866,7 +831,7 @@
           <w:color w:val="000000"/>
           <w:sz w:val="24"/>
         </w:rPr>
-        <w:hyperlink r:id="rId15" w:history="1">
+        <w:hyperlink r:id="rId16" w:history="1">
           <w:r>
             <w:rPr>
               <w:rStyle w:val="Hyperlink"/>
@@ -895,12 +860,30 @@
           <w:color w:val="000000"/>
           <w:sz w:val="24"/>
         </w:rPr>
-        <w:hyperlink r:id="rId15" w:history="1">
+        <w:hyperlink r:id="rId16" w:history="1">
           <w:r>
             <w:rPr>
               <w:rStyle w:val="Hyperlink"/>
             </w:rPr>
             <w:t xml:space="preserve">Boer in </w:t>
+          </w:r>
+        </w:hyperlink>
+      </w:r>
+      <w:r>
+        <w:rPr>
+          <w:u w:val="single" w:color="0000ff"/>
+          <w:rFonts w:ascii="Charis SIL Regular" w:hAnsi="Charis SIL Regular" w:eastAsia="Charis SIL Regular"/>
+          <w:b w:val="0"/>
+          <w:i w:val="0"/>
+          <w:color w:val="000000"/>
+          <w:sz w:val="24"/>
+        </w:rPr>
+        <w:hyperlink r:id="rId16" w:history="1">
+          <w:r>
+            <w:rPr>
+              <w:rStyle w:val="Hyperlink"/>
+            </w:rPr>
+            <w:t>1877 ging de w</w:t>
           </w:r>
         </w:hyperlink>
       </w:r>
@@ -912,7 +895,7 @@
           <w:color w:val="000000"/>
           <w:sz w:val="24"/>
         </w:rPr>
-        <w:t>1877 ging de winkel onder nieuwe</w:t>
+        <w:t>inkel onder nieuwe</w:t>
       </w:r>
       <w:r>
         <w:rPr>
@@ -923,7 +906,7 @@
           <w:color w:val="000000"/>
           <w:sz w:val="24"/>
         </w:rPr>
-        <w:hyperlink r:id="rId16" w:history="1">
+        <w:hyperlink r:id="rId17" w:history="1">
           <w:r>
             <w:rPr>
               <w:rStyle w:val="Hyperlink"/>
@@ -941,7 +924,7 @@
           <w:color w:val="000000"/>
           <w:sz w:val="24"/>
         </w:rPr>
-        <w:hyperlink r:id="rId16" w:history="1">
+        <w:hyperlink r:id="rId17" w:history="1">
           <w:r>
             <w:rPr>
               <w:rStyle w:val="Hyperlink"/>
@@ -959,7 +942,7 @@
           <w:color w:val="000000"/>
           <w:sz w:val="24"/>
         </w:rPr>
-        <w:hyperlink r:id="rId16" w:history="1">
+        <w:hyperlink r:id="rId17" w:history="1">
           <w:r>
             <w:rPr>
               <w:rStyle w:val="Hyperlink"/>
@@ -977,7 +960,7 @@
           <w:color w:val="000000"/>
           <w:sz w:val="24"/>
         </w:rPr>
-        <w:hyperlink r:id="rId16" w:history="1">
+        <w:hyperlink r:id="rId17" w:history="1">
           <w:r>
             <w:rPr>
               <w:rStyle w:val="Hyperlink"/>
@@ -995,7 +978,7 @@
           <w:color w:val="000000"/>
           <w:sz w:val="24"/>
         </w:rPr>
-        <w:hyperlink r:id="rId16" w:history="1">
+        <w:hyperlink r:id="rId17" w:history="1">
           <w:r>
             <w:rPr>
               <w:rStyle w:val="Hyperlink"/>
@@ -1073,7 +1056,7 @@
           <w:sz w:val="24"/>
           <w:u w:val="single"/>
         </w:rPr>
-        <w:hyperlink r:id="rId17" w:history="1">
+        <w:hyperlink r:id="rId18" w:history="1">
           <w:r>
             <w:rPr>
               <w:rStyle w:val="Hyperlink"/>
@@ -1102,7 +1085,7 @@
           <w:sz w:val="24"/>
           <w:u w:val="single"/>
         </w:rPr>
-        <w:hyperlink r:id="rId17" w:history="1">
+        <w:hyperlink r:id="rId18" w:history="1">
           <w:r>
             <w:rPr>
               <w:rStyle w:val="Hyperlink"/>
@@ -1140,7 +1123,7 @@
           <w:color w:val="000000"/>
           <w:sz w:val="24"/>
         </w:rPr>
-        <w:hyperlink r:id="rId17" w:history="1">
+        <w:hyperlink r:id="rId18" w:history="1">
           <w:r>
             <w:rPr>
               <w:rStyle w:val="Hyperlink"/>
@@ -1158,7 +1141,7 @@
           <w:color w:val="000000"/>
           <w:sz w:val="24"/>
         </w:rPr>
-        <w:hyperlink r:id="rId17" w:history="1">
+        <w:hyperlink r:id="rId18" w:history="1">
           <w:r>
             <w:rPr>
               <w:rStyle w:val="Hyperlink"/>
@@ -1186,7 +1169,7 @@
           <w:sz w:val="24"/>
           <w:u w:val="single"/>
         </w:rPr>
-        <w:hyperlink r:id="rId16" w:history="1">
+        <w:hyperlink r:id="rId17" w:history="1">
           <w:r>
             <w:rPr>
               <w:rStyle w:val="Hyperlink"/>
@@ -1215,7 +1198,7 @@
           <w:sz w:val="24"/>
           <w:u w:val="single"/>
         </w:rPr>
-        <w:hyperlink r:id="rId16" w:history="1">
+        <w:hyperlink r:id="rId17" w:history="1">
           <w:r>
             <w:rPr>
               <w:rStyle w:val="Hyperlink"/>
@@ -1503,7 +1486,7 @@
           <w:sz w:val="24"/>
           <w:u w:val="single"/>
         </w:rPr>
-        <w:hyperlink r:id="rId18" w:history="1">
+        <w:hyperlink r:id="rId19" w:history="1">
           <w:r>
             <w:rPr>
               <w:rStyle w:val="Hyperlink"/>
@@ -1521,7 +1504,7 @@
           <w:sz w:val="24"/>
           <w:u w:val="single"/>
         </w:rPr>
-        <w:hyperlink r:id="rId18" w:history="1">
+        <w:hyperlink r:id="rId19" w:history="1">
           <w:r>
             <w:rPr>
               <w:rStyle w:val="Hyperlink"/>
@@ -1539,7 +1522,7 @@
           <w:sz w:val="24"/>
           <w:u w:val="single"/>
         </w:rPr>
-        <w:hyperlink r:id="rId18" w:history="1">
+        <w:hyperlink r:id="rId19" w:history="1">
           <w:r>
             <w:rPr>
               <w:rStyle w:val="Hyperlink"/>
@@ -1557,7 +1540,7 @@
           <w:sz w:val="24"/>
           <w:u w:val="single"/>
         </w:rPr>
-        <w:hyperlink r:id="rId18" w:history="1">
+        <w:hyperlink r:id="rId19" w:history="1">
           <w:r>
             <w:rPr>
               <w:rStyle w:val="Hyperlink"/>
@@ -1575,7 +1558,7 @@
           <w:sz w:val="24"/>
           <w:u w:val="single"/>
         </w:rPr>
-        <w:hyperlink r:id="rId18" w:history="1">
+        <w:hyperlink r:id="rId19" w:history="1">
           <w:r>
             <w:rPr>
               <w:rStyle w:val="Hyperlink"/>
@@ -1593,7 +1576,7 @@
           <w:sz w:val="24"/>
           <w:u w:val="single"/>
         </w:rPr>
-        <w:hyperlink r:id="rId18" w:history="1">
+        <w:hyperlink r:id="rId19" w:history="1">
           <w:r>
             <w:rPr>
               <w:rStyle w:val="Hyperlink"/>
@@ -1611,7 +1594,7 @@
           <w:sz w:val="24"/>
           <w:u w:val="single"/>
         </w:rPr>
-        <w:hyperlink r:id="rId18" w:history="1">
+        <w:hyperlink r:id="rId19" w:history="1">
           <w:r>
             <w:rPr>
               <w:rStyle w:val="Hyperlink"/>
@@ -1758,7 +1741,7 @@
           <w:sz w:val="24"/>
           <w:u w:val="single"/>
         </w:rPr>
-        <w:hyperlink r:id="rId19" w:history="1">
+        <w:hyperlink r:id="rId20" w:history="1">
           <w:r>
             <w:rPr>
               <w:rStyle w:val="Hyperlink"/>
@@ -1776,7 +1759,7 @@
           <w:sz w:val="24"/>
           <w:u w:val="single"/>
         </w:rPr>
-        <w:hyperlink r:id="rId19" w:history="1">
+        <w:hyperlink r:id="rId20" w:history="1">
           <w:r>
             <w:rPr>
               <w:rStyle w:val="Hyperlink"/>
@@ -1794,7 +1777,7 @@
           <w:sz w:val="24"/>
           <w:u w:val="single"/>
         </w:rPr>
-        <w:hyperlink r:id="rId19" w:history="1">
+        <w:hyperlink r:id="rId20" w:history="1">
           <w:r>
             <w:rPr>
               <w:rStyle w:val="Hyperlink"/>
@@ -1812,7 +1795,7 @@
           <w:sz w:val="24"/>
           <w:u w:val="single"/>
         </w:rPr>
-        <w:hyperlink r:id="rId19" w:history="1">
+        <w:hyperlink r:id="rId20" w:history="1">
           <w:r>
             <w:rPr>
               <w:rStyle w:val="Hyperlink"/>
@@ -1830,7 +1813,7 @@
           <w:sz w:val="24"/>
           <w:u w:val="single"/>
         </w:rPr>
-        <w:hyperlink r:id="rId19" w:history="1">
+        <w:hyperlink r:id="rId20" w:history="1">
           <w:r>
             <w:rPr>
               <w:rStyle w:val="Hyperlink"/>
@@ -1848,7 +1831,7 @@
           <w:sz w:val="24"/>
           <w:u w:val="single"/>
         </w:rPr>
-        <w:hyperlink r:id="rId19" w:history="1">
+        <w:hyperlink r:id="rId20" w:history="1">
           <w:r>
             <w:rPr>
               <w:rStyle w:val="Hyperlink"/>
@@ -1961,7 +1944,7 @@
           <w:color w:val="0000FF"/>
           <w:sz w:val="24"/>
         </w:rPr>
-        <w:hyperlink r:id="rId20" w:history="1">
+        <w:hyperlink r:id="rId21" w:history="1">
           <w:r>
             <w:rPr>
               <w:rStyle w:val="Hyperlink"/>
@@ -1978,7 +1961,7 @@
           <w:color w:val="0000FF"/>
           <w:sz w:val="24"/>
         </w:rPr>
-        <w:hyperlink r:id="rId20" w:history="1">
+        <w:hyperlink r:id="rId21" w:history="1">
           <w:r>
             <w:rPr>
               <w:rStyle w:val="Hyperlink"/>
@@ -1995,7 +1978,7 @@
           <w:color w:val="0000FF"/>
           <w:sz w:val="24"/>
         </w:rPr>
-        <w:hyperlink r:id="rId20" w:history="1">
+        <w:hyperlink r:id="rId21" w:history="1">
           <w:r>
             <w:rPr>
               <w:rStyle w:val="Hyperlink"/>
@@ -2105,7 +2088,7 @@
           <w:color w:val="0000FF"/>
           <w:sz w:val="24"/>
         </w:rPr>
-        <w:hyperlink r:id="rId21" w:history="1">
+        <w:hyperlink r:id="rId22" w:history="1">
           <w:r>
             <w:rPr>
               <w:rStyle w:val="Hyperlink"/>
@@ -2122,7 +2105,7 @@
           <w:color w:val="0000FF"/>
           <w:sz w:val="24"/>
         </w:rPr>
-        <w:hyperlink r:id="rId21" w:history="1">
+        <w:hyperlink r:id="rId22" w:history="1">
           <w:r>
             <w:rPr>
               <w:rStyle w:val="Hyperlink"/>
@@ -2210,7 +2193,7 @@
           <w:sz w:val="24"/>
           <w:u w:val="single"/>
         </w:rPr>
-        <w:hyperlink r:id="rId22" w:history="1">
+        <w:hyperlink r:id="rId23" w:history="1">
           <w:r>
             <w:rPr>
               <w:rStyle w:val="Hyperlink"/>
@@ -2228,7 +2211,7 @@
           <w:sz w:val="24"/>
           <w:u w:val="single"/>
         </w:rPr>
-        <w:hyperlink r:id="rId22" w:history="1">
+        <w:hyperlink r:id="rId23" w:history="1">
           <w:r>
             <w:rPr>
               <w:rStyle w:val="Hyperlink"/>
@@ -2346,7 +2329,7 @@
           <w:sz w:val="24"/>
           <w:u w:val="single"/>
         </w:rPr>
-        <w:hyperlink r:id="rId23" w:history="1">
+        <w:hyperlink r:id="rId24" w:history="1">
           <w:r>
             <w:rPr>
               <w:rStyle w:val="Hyperlink"/>
@@ -2364,7 +2347,7 @@
           <w:sz w:val="24"/>
           <w:u w:val="single"/>
         </w:rPr>
-        <w:hyperlink r:id="rId23" w:history="1">
+        <w:hyperlink r:id="rId24" w:history="1">
           <w:r>
             <w:rPr>
               <w:rStyle w:val="Hyperlink"/>
@@ -2382,7 +2365,7 @@
           <w:sz w:val="24"/>
           <w:u w:val="single"/>
         </w:rPr>
-        <w:hyperlink r:id="rId23" w:history="1">
+        <w:hyperlink r:id="rId24" w:history="1">
           <w:r>
             <w:rPr>
               <w:rStyle w:val="Hyperlink"/>
@@ -2410,7 +2393,7 @@
           <w:sz w:val="24"/>
           <w:u w:val="single"/>
         </w:rPr>
-        <w:hyperlink r:id="rId24" w:history="1">
+        <w:hyperlink r:id="rId25" w:history="1">
           <w:r>
             <w:rPr>
               <w:rStyle w:val="Hyperlink"/>
@@ -2439,7 +2422,7 @@
           <w:sz w:val="24"/>
           <w:u w:val="single"/>
         </w:rPr>
-        <w:hyperlink r:id="rId24" w:history="1">
+        <w:hyperlink r:id="rId25" w:history="1">
           <w:r>
             <w:rPr>
               <w:rStyle w:val="Hyperlink"/>
@@ -2567,7 +2550,7 @@
           <w:sz w:val="24"/>
           <w:u w:val="single"/>
         </w:rPr>
-        <w:hyperlink r:id="rId25" w:history="1">
+        <w:hyperlink r:id="rId26" w:history="1">
           <w:r>
             <w:rPr>
               <w:rStyle w:val="Hyperlink"/>
@@ -2585,7 +2568,7 @@
           <w:sz w:val="24"/>
           <w:u w:val="single"/>
         </w:rPr>
-        <w:hyperlink r:id="rId25" w:history="1">
+        <w:hyperlink r:id="rId26" w:history="1">
           <w:r>
             <w:rPr>
               <w:rStyle w:val="Hyperlink"/>
@@ -2603,7 +2586,7 @@
           <w:sz w:val="24"/>
           <w:u w:val="single"/>
         </w:rPr>
-        <w:hyperlink r:id="rId25" w:history="1">
+        <w:hyperlink r:id="rId26" w:history="1">
           <w:r>
             <w:rPr>
               <w:rStyle w:val="Hyperlink"/>
@@ -2621,7 +2604,7 @@
           <w:sz w:val="24"/>
           <w:u w:val="single"/>
         </w:rPr>
-        <w:hyperlink r:id="rId25" w:history="1">
+        <w:hyperlink r:id="rId26" w:history="1">
           <w:r>
             <w:rPr>
               <w:rStyle w:val="Hyperlink"/>
@@ -2723,7 +2706,7 @@
           <w:sz w:val="24"/>
           <w:u w:val="single"/>
         </w:rPr>
-        <w:hyperlink r:id="rId26" w:history="1">
+        <w:hyperlink r:id="rId27" w:history="1">
           <w:r>
             <w:rPr>
               <w:rStyle w:val="Hyperlink"/>
@@ -2741,7 +2724,7 @@
           <w:sz w:val="24"/>
           <w:u w:val="single"/>
         </w:rPr>
-        <w:hyperlink r:id="rId26" w:history="1">
+        <w:hyperlink r:id="rId27" w:history="1">
           <w:r>
             <w:rPr>
               <w:rStyle w:val="Hyperlink"/>
@@ -2759,7 +2742,7 @@
           <w:sz w:val="24"/>
           <w:u w:val="single"/>
         </w:rPr>
-        <w:hyperlink r:id="rId26" w:history="1">
+        <w:hyperlink r:id="rId27" w:history="1">
           <w:r>
             <w:rPr>
               <w:rStyle w:val="Hyperlink"/>
@@ -2777,7 +2760,7 @@
           <w:sz w:val="24"/>
           <w:u w:val="single"/>
         </w:rPr>
-        <w:hyperlink r:id="rId26" w:history="1">
+        <w:hyperlink r:id="rId27" w:history="1">
           <w:r>
             <w:rPr>
               <w:rStyle w:val="Hyperlink"/>
@@ -2805,7 +2788,7 @@
           <w:sz w:val="24"/>
           <w:u w:val="single"/>
         </w:rPr>
-        <w:hyperlink r:id="rId27" w:history="1">
+        <w:hyperlink r:id="rId28" w:history="1">
           <w:r>
             <w:rPr>
               <w:rStyle w:val="Hyperlink"/>
@@ -2826,7 +2809,7 @@
           <w:sz w:val="24"/>
           <w:u w:val="single"/>
         </w:rPr>
-        <w:hyperlink r:id="rId27" w:history="1">
+        <w:hyperlink r:id="rId28" w:history="1">
           <w:r>
             <w:rPr>
               <w:rStyle w:val="Hyperlink"/>
@@ -2844,7 +2827,7 @@
           <w:sz w:val="24"/>
           <w:u w:val="single"/>
         </w:rPr>
-        <w:hyperlink r:id="rId27" w:history="1">
+        <w:hyperlink r:id="rId28" w:history="1">
           <w:r>
             <w:rPr>
               <w:rStyle w:val="Hyperlink"/>
@@ -2862,7 +2845,7 @@
           <w:color w:val="000000"/>
           <w:sz w:val="24"/>
         </w:rPr>
-        <w:hyperlink r:id="rId26" w:history="1">
+        <w:hyperlink r:id="rId27" w:history="1">
           <w:r>
             <w:rPr>
               <w:rStyle w:val="Hyperlink"/>
@@ -2880,7 +2863,7 @@
           <w:sz w:val="24"/>
           <w:u w:val="single"/>
         </w:rPr>
-        <w:hyperlink r:id="rId28" w:history="1">
+        <w:hyperlink r:id="rId29" w:history="1">
           <w:r>
             <w:rPr>
               <w:rStyle w:val="Hyperlink"/>
@@ -2909,7 +2892,7 @@
           <w:sz w:val="24"/>
           <w:u w:val="single"/>
         </w:rPr>
-        <w:hyperlink r:id="rId28" w:history="1">
+        <w:hyperlink r:id="rId29" w:history="1">
           <w:r>
             <w:rPr>
               <w:rStyle w:val="Hyperlink"/>
@@ -2927,7 +2910,7 @@
           <w:sz w:val="24"/>
           <w:u w:val="single"/>
         </w:rPr>
-        <w:hyperlink r:id="rId28" w:history="1">
+        <w:hyperlink r:id="rId29" w:history="1">
           <w:r>
             <w:rPr>
               <w:rStyle w:val="Hyperlink"/>
@@ -3003,7 +2986,7 @@
           <w:sz w:val="24"/>
           <w:u w:val="single"/>
         </w:rPr>
-        <w:hyperlink r:id="rId29" w:history="1">
+        <w:hyperlink r:id="rId30" w:history="1">
           <w:r>
             <w:rPr>
               <w:rStyle w:val="Hyperlink"/>
@@ -3021,7 +3004,7 @@
           <w:sz w:val="24"/>
           <w:u w:val="single"/>
         </w:rPr>
-        <w:hyperlink r:id="rId29" w:history="1">
+        <w:hyperlink r:id="rId30" w:history="1">
           <w:r>
             <w:rPr>
               <w:rStyle w:val="Hyperlink"/>
@@ -3039,7 +3022,7 @@
           <w:sz w:val="24"/>
           <w:u w:val="single"/>
         </w:rPr>
-        <w:hyperlink r:id="rId29" w:history="1">
+        <w:hyperlink r:id="rId30" w:history="1">
           <w:r>
             <w:rPr>
               <w:rStyle w:val="Hyperlink"/>
@@ -3067,7 +3050,7 @@
           <w:sz w:val="24"/>
           <w:u w:val="single"/>
         </w:rPr>
-        <w:hyperlink r:id="rId29" w:history="1">
+        <w:hyperlink r:id="rId30" w:history="1">
           <w:r>
             <w:rPr>
               <w:rStyle w:val="Hyperlink"/>
@@ -3096,7 +3079,7 @@
           <w:sz w:val="24"/>
           <w:u w:val="single"/>
         </w:rPr>
-        <w:hyperlink r:id="rId29" w:history="1">
+        <w:hyperlink r:id="rId30" w:history="1">
           <w:r>
             <w:rPr>
               <w:rStyle w:val="Hyperlink"/>
@@ -3218,7 +3201,7 @@
           <w:sz w:val="24"/>
           <w:u w:val="single"/>
         </w:rPr>
-        <w:hyperlink r:id="rId30" w:history="1">
+        <w:hyperlink r:id="rId31" w:history="1">
           <w:r>
             <w:rPr>
               <w:rStyle w:val="Hyperlink"/>
@@ -3236,7 +3219,7 @@
           <w:sz w:val="24"/>
           <w:u w:val="single"/>
         </w:rPr>
-        <w:hyperlink r:id="rId30" w:history="1">
+        <w:hyperlink r:id="rId31" w:history="1">
           <w:r>
             <w:rPr>
               <w:rStyle w:val="Hyperlink"/>
@@ -3254,7 +3237,7 @@
           <w:sz w:val="24"/>
           <w:u w:val="single"/>
         </w:rPr>
-        <w:hyperlink r:id="rId30" w:history="1">
+        <w:hyperlink r:id="rId31" w:history="1">
           <w:r>
             <w:rPr>
               <w:rStyle w:val="Hyperlink"/>
@@ -3282,7 +3265,7 @@
           <w:sz w:val="24"/>
           <w:u w:val="single"/>
         </w:rPr>
-        <w:hyperlink r:id="rId30" w:history="1">
+        <w:hyperlink r:id="rId31" w:history="1">
           <w:r>
             <w:rPr>
               <w:rStyle w:val="Hyperlink"/>
@@ -3311,7 +3294,7 @@
           <w:sz w:val="24"/>
           <w:u w:val="single"/>
         </w:rPr>
-        <w:hyperlink r:id="rId30" w:history="1">
+        <w:hyperlink r:id="rId31" w:history="1">
           <w:r>
             <w:rPr>
               <w:rStyle w:val="Hyperlink"/>

--- a/EXPORTS/DOCX/published/niveau3/Dutch/KoninklijkeBazar.docx
+++ b/EXPORTS/DOCX/published/niveau3/Dutch/KoninklijkeBazar.docx
@@ -442,13 +442,116 @@
       </w:r>
       <w:r>
         <w:rPr>
+          <w:u w:val="single" w:color="0000ff"/>
           <w:rFonts w:ascii="Charis SIL Regular" w:hAnsi="Charis SIL Regular" w:eastAsia="Charis SIL Regular"/>
           <w:b w:val="0"/>
           <w:i w:val="0"/>
           <w:color w:val="000000"/>
           <w:sz w:val="24"/>
         </w:rPr>
-        <w:t xml:space="preserve">particulieren, onder wie koning </w:t>
+        <w:hyperlink r:id="rId10" w:history="1">
+          <w:r>
+            <w:rPr>
+              <w:rStyle w:val="Hyperlink"/>
+            </w:rPr>
+            <w:t>partic</w:t>
+          </w:r>
+        </w:hyperlink>
+      </w:r>
+      <w:r>
+        <w:rPr>
+          <w:rFonts w:ascii="Charis SIL Regular" w:hAnsi="Charis SIL Regular" w:eastAsia="Charis SIL Regular"/>
+          <w:b w:val="0"/>
+          <w:i w:val="0"/>
+          <w:color w:val="000000"/>
+          <w:sz w:val="24"/>
+        </w:rPr>
+        <w:t>u</w:t>
+      </w:r>
+      <w:r>
+        <w:rPr>
+          <w:u w:val="single" w:color="0000ff"/>
+          <w:rFonts w:ascii="Charis SIL Regular" w:hAnsi="Charis SIL Regular" w:eastAsia="Charis SIL Regular"/>
+          <w:b w:val="0"/>
+          <w:i w:val="0"/>
+          <w:color w:val="000000"/>
+          <w:sz w:val="24"/>
+        </w:rPr>
+        <w:hyperlink r:id="rId11" w:history="1">
+          <w:r>
+            <w:rPr>
+              <w:rStyle w:val="Hyperlink"/>
+            </w:rPr>
+            <w:t>lieren</w:t>
+          </w:r>
+        </w:hyperlink>
+      </w:r>
+      <w:r>
+        <w:rPr>
+          <w:u w:val="single" w:color="0000ff"/>
+          <w:rFonts w:ascii="Charis SIL Regular" w:hAnsi="Charis SIL Regular" w:eastAsia="Charis SIL Regular"/>
+          <w:b w:val="0"/>
+          <w:i w:val="0"/>
+          <w:color w:val="000000"/>
+          <w:sz w:val="24"/>
+        </w:rPr>
+        <w:t>,</w:t>
+      </w:r>
+      <w:r>
+        <w:rPr>
+          <w:rFonts w:ascii="Charis SIL Regular" w:hAnsi="Charis SIL Regular" w:eastAsia="Charis SIL Regular"/>
+          <w:b w:val="0"/>
+          <w:i w:val="0"/>
+          <w:color w:val="000000"/>
+          <w:sz w:val="24"/>
+        </w:rPr>
+        <w:t xml:space="preserve"> </w:t>
+      </w:r>
+      <w:r>
+        <w:rPr>
+          <w:u w:val="single" w:color="0000ff"/>
+          <w:rFonts w:ascii="Charis SIL Regular" w:hAnsi="Charis SIL Regular" w:eastAsia="Charis SIL Regular"/>
+          <w:b w:val="0"/>
+          <w:i w:val="0"/>
+          <w:color w:val="000000"/>
+          <w:sz w:val="24"/>
+        </w:rPr>
+        <w:hyperlink r:id="rId12" w:history="1">
+          <w:r>
+            <w:rPr>
+              <w:rStyle w:val="Hyperlink"/>
+            </w:rPr>
+            <w:t xml:space="preserve">onder </w:t>
+          </w:r>
+        </w:hyperlink>
+      </w:r>
+      <w:r>
+        <w:rPr>
+          <w:rFonts w:ascii="Charis SIL Regular" w:hAnsi="Charis SIL Regular" w:eastAsia="Charis SIL Regular"/>
+          <w:b w:val="0"/>
+          <w:i w:val="0"/>
+          <w:color w:val="000000"/>
+          <w:sz w:val="24"/>
+        </w:rPr>
+        <w:t>wie kon</w:t>
+      </w:r>
+      <w:r>
+        <w:rPr>
+          <w:u w:val="single" w:color="0000ff"/>
+          <w:rFonts w:ascii="Charis SIL Regular" w:hAnsi="Charis SIL Regular" w:eastAsia="Charis SIL Regular"/>
+          <w:b w:val="0"/>
+          <w:i w:val="0"/>
+          <w:color w:val="000000"/>
+          <w:sz w:val="24"/>
+        </w:rPr>
+        <w:hyperlink r:id="rId13" w:history="1">
+          <w:r>
+            <w:rPr>
+              <w:rStyle w:val="Hyperlink"/>
+            </w:rPr>
+            <w:t xml:space="preserve">ing </w:t>
+          </w:r>
+        </w:hyperlink>
       </w:r>
       <w:r>
         <w:rPr>
@@ -488,7 +591,7 @@
           <w:sz w:val="24"/>
           <w:u w:val="single"/>
         </w:rPr>
-        <w:hyperlink r:id="rId15" w:history="1">
+        <w:hyperlink r:id="rId13" w:history="1">
           <w:r>
             <w:rPr>
               <w:rStyle w:val="Hyperlink"/>
@@ -506,7 +609,7 @@
           <w:sz w:val="24"/>
           <w:u w:val="single"/>
         </w:rPr>
-        <w:hyperlink r:id="rId15" w:history="1">
+        <w:hyperlink r:id="rId13" w:history="1">
           <w:r>
             <w:rPr>
               <w:rStyle w:val="Hyperlink"/>
@@ -563,24 +666,13 @@
       </w:r>
       <w:r>
         <w:rPr>
-          <w:u w:val="single" w:color="0000ff"/>
           <w:rFonts w:ascii="Charis SIL Regular" w:hAnsi="Charis SIL Regular" w:eastAsia="Charis SIL Regular"/>
           <w:b w:val="0"/>
           <w:i w:val="0"/>
           <w:color w:val="000000"/>
           <w:sz w:val="24"/>
         </w:rPr>
-        <w:t>t</w:t>
-      </w:r>
-      <w:r>
-        <w:rPr>
-          <w:rFonts w:ascii="Charis SIL Regular" w:hAnsi="Charis SIL Regular" w:eastAsia="Charis SIL Regular"/>
-          <w:b w:val="0"/>
-          <w:i w:val="0"/>
-          <w:color w:val="000000"/>
-          <w:sz w:val="24"/>
-        </w:rPr>
-        <w:t xml:space="preserve"> </w:t>
+        <w:t xml:space="preserve">t </w:t>
       </w:r>
       <w:r>
         <w:rPr>
@@ -591,7 +683,7 @@
           <w:sz w:val="24"/>
           <w:u w:val="single"/>
         </w:rPr>
-        <w:hyperlink r:id="rId16" w:history="1">
+        <w:hyperlink r:id="rId15" w:history="1">
           <w:r>
             <w:rPr>
               <w:rStyle w:val="Hyperlink"/>
@@ -620,7 +712,7 @@
           <w:sz w:val="24"/>
           <w:u w:val="single"/>
         </w:rPr>
-        <w:hyperlink r:id="rId16" w:history="1">
+        <w:hyperlink r:id="rId15" w:history="1">
           <w:r>
             <w:rPr>
               <w:rStyle w:val="Hyperlink"/>
@@ -649,7 +741,7 @@
           <w:sz w:val="24"/>
           <w:u w:val="single"/>
         </w:rPr>
-        <w:hyperlink r:id="rId16" w:history="1">
+        <w:hyperlink r:id="rId15" w:history="1">
           <w:r>
             <w:rPr>
               <w:rStyle w:val="Hyperlink"/>
@@ -667,7 +759,7 @@
           <w:sz w:val="24"/>
           <w:u w:val="single"/>
         </w:rPr>
-        <w:hyperlink r:id="rId16" w:history="1">
+        <w:hyperlink r:id="rId15" w:history="1">
           <w:r>
             <w:rPr>
               <w:rStyle w:val="Hyperlink"/>
@@ -684,18 +776,7 @@
           <w:color w:val="000000"/>
           <w:sz w:val="24"/>
         </w:rPr>
-        <w:t xml:space="preserve"> en het toenmali</w:t>
-      </w:r>
-      <w:r>
-        <w:rPr>
-          <w:u w:val="single" w:color="0000ff"/>
-          <w:rFonts w:ascii="Charis SIL Regular" w:hAnsi="Charis SIL Regular" w:eastAsia="Charis SIL Regular"/>
-          <w:b w:val="0"/>
-          <w:i w:val="0"/>
-          <w:color w:val="000000"/>
-          <w:sz w:val="24"/>
-        </w:rPr>
-        <w:t xml:space="preserve">ge </w:t>
+        <w:t xml:space="preserve"> en het toenmalige </w:t>
       </w:r>
       <w:r>
         <w:rPr>
@@ -706,7 +787,7 @@
           <w:sz w:val="24"/>
           <w:u w:val="single"/>
         </w:rPr>
-        <w:hyperlink r:id="rId17" w:history="1">
+        <w:hyperlink r:id="rId16" w:history="1">
           <w:r>
             <w:rPr>
               <w:rStyle w:val="Hyperlink"/>
@@ -735,7 +816,7 @@
           <w:sz w:val="24"/>
           <w:u w:val="single"/>
         </w:rPr>
-        <w:hyperlink r:id="rId15" w:history="1">
+        <w:hyperlink r:id="rId16" w:history="1">
           <w:r>
             <w:rPr>
               <w:rStyle w:val="Hyperlink"/>
@@ -753,7 +834,7 @@
           <w:sz w:val="24"/>
           <w:u w:val="single"/>
         </w:rPr>
-        <w:hyperlink r:id="rId17" w:history="1">
+        <w:hyperlink r:id="rId16" w:history="1">
           <w:r>
             <w:rPr>
               <w:rStyle w:val="Hyperlink"/>
@@ -793,7 +874,7 @@
           <w:sz w:val="24"/>
           <w:u w:val="single"/>
         </w:rPr>
-        <w:hyperlink r:id="rId17" w:history="1">
+        <w:hyperlink r:id="rId16" w:history="1">
           <w:r>
             <w:rPr>
               <w:rStyle w:val="Hyperlink"/>
@@ -831,7 +912,7 @@
           <w:color w:val="000000"/>
           <w:sz w:val="24"/>
         </w:rPr>
-        <w:hyperlink r:id="rId16" w:history="1">
+        <w:hyperlink r:id="rId15" w:history="1">
           <w:r>
             <w:rPr>
               <w:rStyle w:val="Hyperlink"/>
@@ -860,7 +941,7 @@
           <w:color w:val="000000"/>
           <w:sz w:val="24"/>
         </w:rPr>
-        <w:hyperlink r:id="rId16" w:history="1">
+        <w:hyperlink r:id="rId15" w:history="1">
           <w:r>
             <w:rPr>
               <w:rStyle w:val="Hyperlink"/>
@@ -878,7 +959,7 @@
           <w:color w:val="000000"/>
           <w:sz w:val="24"/>
         </w:rPr>
-        <w:hyperlink r:id="rId16" w:history="1">
+        <w:hyperlink r:id="rId15" w:history="1">
           <w:r>
             <w:rPr>
               <w:rStyle w:val="Hyperlink"/>
@@ -906,7 +987,7 @@
           <w:color w:val="000000"/>
           <w:sz w:val="24"/>
         </w:rPr>
-        <w:hyperlink r:id="rId17" w:history="1">
+        <w:hyperlink r:id="rId16" w:history="1">
           <w:r>
             <w:rPr>
               <w:rStyle w:val="Hyperlink"/>
@@ -924,7 +1005,7 @@
           <w:color w:val="000000"/>
           <w:sz w:val="24"/>
         </w:rPr>
-        <w:hyperlink r:id="rId17" w:history="1">
+        <w:hyperlink r:id="rId16" w:history="1">
           <w:r>
             <w:rPr>
               <w:rStyle w:val="Hyperlink"/>
@@ -942,7 +1023,7 @@
           <w:color w:val="000000"/>
           <w:sz w:val="24"/>
         </w:rPr>
-        <w:hyperlink r:id="rId17" w:history="1">
+        <w:hyperlink r:id="rId16" w:history="1">
           <w:r>
             <w:rPr>
               <w:rStyle w:val="Hyperlink"/>
@@ -960,7 +1041,7 @@
           <w:color w:val="000000"/>
           <w:sz w:val="24"/>
         </w:rPr>
-        <w:hyperlink r:id="rId17" w:history="1">
+        <w:hyperlink r:id="rId16" w:history="1">
           <w:r>
             <w:rPr>
               <w:rStyle w:val="Hyperlink"/>
@@ -978,7 +1059,7 @@
           <w:color w:val="000000"/>
           <w:sz w:val="24"/>
         </w:rPr>
-        <w:hyperlink r:id="rId17" w:history="1">
+        <w:hyperlink r:id="rId16" w:history="1">
           <w:r>
             <w:rPr>
               <w:rStyle w:val="Hyperlink"/>
@@ -1056,7 +1137,7 @@
           <w:sz w:val="24"/>
           <w:u w:val="single"/>
         </w:rPr>
-        <w:hyperlink r:id="rId18" w:history="1">
+        <w:hyperlink r:id="rId17" w:history="1">
           <w:r>
             <w:rPr>
               <w:rStyle w:val="Hyperlink"/>
@@ -1085,7 +1166,7 @@
           <w:sz w:val="24"/>
           <w:u w:val="single"/>
         </w:rPr>
-        <w:hyperlink r:id="rId18" w:history="1">
+        <w:hyperlink r:id="rId17" w:history="1">
           <w:r>
             <w:rPr>
               <w:rStyle w:val="Hyperlink"/>
@@ -1123,7 +1204,7 @@
           <w:color w:val="000000"/>
           <w:sz w:val="24"/>
         </w:rPr>
-        <w:hyperlink r:id="rId18" w:history="1">
+        <w:hyperlink r:id="rId17" w:history="1">
           <w:r>
             <w:rPr>
               <w:rStyle w:val="Hyperlink"/>
@@ -1141,7 +1222,7 @@
           <w:color w:val="000000"/>
           <w:sz w:val="24"/>
         </w:rPr>
-        <w:hyperlink r:id="rId18" w:history="1">
+        <w:hyperlink r:id="rId17" w:history="1">
           <w:r>
             <w:rPr>
               <w:rStyle w:val="Hyperlink"/>
@@ -1169,7 +1250,7 @@
           <w:sz w:val="24"/>
           <w:u w:val="single"/>
         </w:rPr>
-        <w:hyperlink r:id="rId17" w:history="1">
+        <w:hyperlink r:id="rId16" w:history="1">
           <w:r>
             <w:rPr>
               <w:rStyle w:val="Hyperlink"/>
@@ -1198,7 +1279,7 @@
           <w:sz w:val="24"/>
           <w:u w:val="single"/>
         </w:rPr>
-        <w:hyperlink r:id="rId17" w:history="1">
+        <w:hyperlink r:id="rId16" w:history="1">
           <w:r>
             <w:rPr>
               <w:rStyle w:val="Hyperlink"/>
@@ -1486,7 +1567,7 @@
           <w:sz w:val="24"/>
           <w:u w:val="single"/>
         </w:rPr>
-        <w:hyperlink r:id="rId19" w:history="1">
+        <w:hyperlink r:id="rId18" w:history="1">
           <w:r>
             <w:rPr>
               <w:rStyle w:val="Hyperlink"/>
@@ -1504,7 +1585,7 @@
           <w:sz w:val="24"/>
           <w:u w:val="single"/>
         </w:rPr>
-        <w:hyperlink r:id="rId19" w:history="1">
+        <w:hyperlink r:id="rId18" w:history="1">
           <w:r>
             <w:rPr>
               <w:rStyle w:val="Hyperlink"/>
@@ -1522,7 +1603,7 @@
           <w:sz w:val="24"/>
           <w:u w:val="single"/>
         </w:rPr>
-        <w:hyperlink r:id="rId19" w:history="1">
+        <w:hyperlink r:id="rId18" w:history="1">
           <w:r>
             <w:rPr>
               <w:rStyle w:val="Hyperlink"/>
@@ -1540,7 +1621,7 @@
           <w:sz w:val="24"/>
           <w:u w:val="single"/>
         </w:rPr>
-        <w:hyperlink r:id="rId19" w:history="1">
+        <w:hyperlink r:id="rId18" w:history="1">
           <w:r>
             <w:rPr>
               <w:rStyle w:val="Hyperlink"/>
@@ -1558,7 +1639,7 @@
           <w:sz w:val="24"/>
           <w:u w:val="single"/>
         </w:rPr>
-        <w:hyperlink r:id="rId19" w:history="1">
+        <w:hyperlink r:id="rId18" w:history="1">
           <w:r>
             <w:rPr>
               <w:rStyle w:val="Hyperlink"/>
@@ -1576,7 +1657,7 @@
           <w:sz w:val="24"/>
           <w:u w:val="single"/>
         </w:rPr>
-        <w:hyperlink r:id="rId19" w:history="1">
+        <w:hyperlink r:id="rId18" w:history="1">
           <w:r>
             <w:rPr>
               <w:rStyle w:val="Hyperlink"/>
@@ -1594,7 +1675,7 @@
           <w:sz w:val="24"/>
           <w:u w:val="single"/>
         </w:rPr>
-        <w:hyperlink r:id="rId19" w:history="1">
+        <w:hyperlink r:id="rId18" w:history="1">
           <w:r>
             <w:rPr>
               <w:rStyle w:val="Hyperlink"/>
@@ -1741,7 +1822,7 @@
           <w:sz w:val="24"/>
           <w:u w:val="single"/>
         </w:rPr>
-        <w:hyperlink r:id="rId20" w:history="1">
+        <w:hyperlink r:id="rId19" w:history="1">
           <w:r>
             <w:rPr>
               <w:rStyle w:val="Hyperlink"/>
@@ -1759,7 +1840,7 @@
           <w:sz w:val="24"/>
           <w:u w:val="single"/>
         </w:rPr>
-        <w:hyperlink r:id="rId20" w:history="1">
+        <w:hyperlink r:id="rId19" w:history="1">
           <w:r>
             <w:rPr>
               <w:rStyle w:val="Hyperlink"/>
@@ -1777,7 +1858,7 @@
           <w:sz w:val="24"/>
           <w:u w:val="single"/>
         </w:rPr>
-        <w:hyperlink r:id="rId20" w:history="1">
+        <w:hyperlink r:id="rId19" w:history="1">
           <w:r>
             <w:rPr>
               <w:rStyle w:val="Hyperlink"/>
@@ -1795,7 +1876,7 @@
           <w:sz w:val="24"/>
           <w:u w:val="single"/>
         </w:rPr>
-        <w:hyperlink r:id="rId20" w:history="1">
+        <w:hyperlink r:id="rId19" w:history="1">
           <w:r>
             <w:rPr>
               <w:rStyle w:val="Hyperlink"/>
@@ -1813,7 +1894,7 @@
           <w:sz w:val="24"/>
           <w:u w:val="single"/>
         </w:rPr>
-        <w:hyperlink r:id="rId20" w:history="1">
+        <w:hyperlink r:id="rId19" w:history="1">
           <w:r>
             <w:rPr>
               <w:rStyle w:val="Hyperlink"/>
@@ -1831,7 +1912,7 @@
           <w:sz w:val="24"/>
           <w:u w:val="single"/>
         </w:rPr>
-        <w:hyperlink r:id="rId20" w:history="1">
+        <w:hyperlink r:id="rId19" w:history="1">
           <w:r>
             <w:rPr>
               <w:rStyle w:val="Hyperlink"/>
@@ -1944,7 +2025,7 @@
           <w:color w:val="0000FF"/>
           <w:sz w:val="24"/>
         </w:rPr>
-        <w:hyperlink r:id="rId21" w:history="1">
+        <w:hyperlink r:id="rId20" w:history="1">
           <w:r>
             <w:rPr>
               <w:rStyle w:val="Hyperlink"/>
@@ -1961,7 +2042,7 @@
           <w:color w:val="0000FF"/>
           <w:sz w:val="24"/>
         </w:rPr>
-        <w:hyperlink r:id="rId21" w:history="1">
+        <w:hyperlink r:id="rId20" w:history="1">
           <w:r>
             <w:rPr>
               <w:rStyle w:val="Hyperlink"/>
@@ -1978,7 +2059,7 @@
           <w:color w:val="0000FF"/>
           <w:sz w:val="24"/>
         </w:rPr>
-        <w:hyperlink r:id="rId21" w:history="1">
+        <w:hyperlink r:id="rId20" w:history="1">
           <w:r>
             <w:rPr>
               <w:rStyle w:val="Hyperlink"/>
@@ -2088,7 +2169,7 @@
           <w:color w:val="0000FF"/>
           <w:sz w:val="24"/>
         </w:rPr>
-        <w:hyperlink r:id="rId22" w:history="1">
+        <w:hyperlink r:id="rId21" w:history="1">
           <w:r>
             <w:rPr>
               <w:rStyle w:val="Hyperlink"/>
@@ -2105,7 +2186,7 @@
           <w:color w:val="0000FF"/>
           <w:sz w:val="24"/>
         </w:rPr>
-        <w:hyperlink r:id="rId22" w:history="1">
+        <w:hyperlink r:id="rId21" w:history="1">
           <w:r>
             <w:rPr>
               <w:rStyle w:val="Hyperlink"/>
@@ -2193,7 +2274,7 @@
           <w:sz w:val="24"/>
           <w:u w:val="single"/>
         </w:rPr>
-        <w:hyperlink r:id="rId23" w:history="1">
+        <w:hyperlink r:id="rId22" w:history="1">
           <w:r>
             <w:rPr>
               <w:rStyle w:val="Hyperlink"/>
@@ -2211,7 +2292,7 @@
           <w:sz w:val="24"/>
           <w:u w:val="single"/>
         </w:rPr>
-        <w:hyperlink r:id="rId23" w:history="1">
+        <w:hyperlink r:id="rId22" w:history="1">
           <w:r>
             <w:rPr>
               <w:rStyle w:val="Hyperlink"/>
@@ -2329,7 +2410,7 @@
           <w:sz w:val="24"/>
           <w:u w:val="single"/>
         </w:rPr>
-        <w:hyperlink r:id="rId24" w:history="1">
+        <w:hyperlink r:id="rId23" w:history="1">
           <w:r>
             <w:rPr>
               <w:rStyle w:val="Hyperlink"/>
@@ -2347,7 +2428,7 @@
           <w:sz w:val="24"/>
           <w:u w:val="single"/>
         </w:rPr>
-        <w:hyperlink r:id="rId24" w:history="1">
+        <w:hyperlink r:id="rId23" w:history="1">
           <w:r>
             <w:rPr>
               <w:rStyle w:val="Hyperlink"/>
@@ -2365,7 +2446,7 @@
           <w:sz w:val="24"/>
           <w:u w:val="single"/>
         </w:rPr>
-        <w:hyperlink r:id="rId24" w:history="1">
+        <w:hyperlink r:id="rId23" w:history="1">
           <w:r>
             <w:rPr>
               <w:rStyle w:val="Hyperlink"/>
@@ -2393,7 +2474,7 @@
           <w:sz w:val="24"/>
           <w:u w:val="single"/>
         </w:rPr>
-        <w:hyperlink r:id="rId25" w:history="1">
+        <w:hyperlink r:id="rId24" w:history="1">
           <w:r>
             <w:rPr>
               <w:rStyle w:val="Hyperlink"/>
@@ -2422,7 +2503,7 @@
           <w:sz w:val="24"/>
           <w:u w:val="single"/>
         </w:rPr>
-        <w:hyperlink r:id="rId25" w:history="1">
+        <w:hyperlink r:id="rId24" w:history="1">
           <w:r>
             <w:rPr>
               <w:rStyle w:val="Hyperlink"/>
@@ -2550,7 +2631,7 @@
           <w:sz w:val="24"/>
           <w:u w:val="single"/>
         </w:rPr>
-        <w:hyperlink r:id="rId26" w:history="1">
+        <w:hyperlink r:id="rId25" w:history="1">
           <w:r>
             <w:rPr>
               <w:rStyle w:val="Hyperlink"/>
@@ -2568,7 +2649,7 @@
           <w:sz w:val="24"/>
           <w:u w:val="single"/>
         </w:rPr>
-        <w:hyperlink r:id="rId26" w:history="1">
+        <w:hyperlink r:id="rId25" w:history="1">
           <w:r>
             <w:rPr>
               <w:rStyle w:val="Hyperlink"/>
@@ -2586,7 +2667,7 @@
           <w:sz w:val="24"/>
           <w:u w:val="single"/>
         </w:rPr>
-        <w:hyperlink r:id="rId26" w:history="1">
+        <w:hyperlink r:id="rId25" w:history="1">
           <w:r>
             <w:rPr>
               <w:rStyle w:val="Hyperlink"/>
@@ -2604,7 +2685,7 @@
           <w:sz w:val="24"/>
           <w:u w:val="single"/>
         </w:rPr>
-        <w:hyperlink r:id="rId26" w:history="1">
+        <w:hyperlink r:id="rId25" w:history="1">
           <w:r>
             <w:rPr>
               <w:rStyle w:val="Hyperlink"/>
@@ -2706,7 +2787,7 @@
           <w:sz w:val="24"/>
           <w:u w:val="single"/>
         </w:rPr>
-        <w:hyperlink r:id="rId27" w:history="1">
+        <w:hyperlink r:id="rId26" w:history="1">
           <w:r>
             <w:rPr>
               <w:rStyle w:val="Hyperlink"/>
@@ -2724,7 +2805,7 @@
           <w:sz w:val="24"/>
           <w:u w:val="single"/>
         </w:rPr>
-        <w:hyperlink r:id="rId27" w:history="1">
+        <w:hyperlink r:id="rId26" w:history="1">
           <w:r>
             <w:rPr>
               <w:rStyle w:val="Hyperlink"/>
@@ -2742,7 +2823,7 @@
           <w:sz w:val="24"/>
           <w:u w:val="single"/>
         </w:rPr>
-        <w:hyperlink r:id="rId27" w:history="1">
+        <w:hyperlink r:id="rId26" w:history="1">
           <w:r>
             <w:rPr>
               <w:rStyle w:val="Hyperlink"/>
@@ -2760,7 +2841,7 @@
           <w:sz w:val="24"/>
           <w:u w:val="single"/>
         </w:rPr>
-        <w:hyperlink r:id="rId27" w:history="1">
+        <w:hyperlink r:id="rId26" w:history="1">
           <w:r>
             <w:rPr>
               <w:rStyle w:val="Hyperlink"/>
@@ -2788,7 +2869,7 @@
           <w:sz w:val="24"/>
           <w:u w:val="single"/>
         </w:rPr>
-        <w:hyperlink r:id="rId28" w:history="1">
+        <w:hyperlink r:id="rId27" w:history="1">
           <w:r>
             <w:rPr>
               <w:rStyle w:val="Hyperlink"/>
@@ -2809,7 +2890,7 @@
           <w:sz w:val="24"/>
           <w:u w:val="single"/>
         </w:rPr>
-        <w:hyperlink r:id="rId28" w:history="1">
+        <w:hyperlink r:id="rId26" w:history="1">
           <w:r>
             <w:rPr>
               <w:rStyle w:val="Hyperlink"/>
@@ -2827,7 +2908,7 @@
           <w:sz w:val="24"/>
           <w:u w:val="single"/>
         </w:rPr>
-        <w:hyperlink r:id="rId28" w:history="1">
+        <w:hyperlink r:id="rId26" w:history="1">
           <w:r>
             <w:rPr>
               <w:rStyle w:val="Hyperlink"/>
@@ -2838,14 +2919,13 @@
       </w:r>
       <w:r>
         <w:rPr>
-          <w:u w:val="single" w:color="0000ff"/>
           <w:rFonts w:ascii="Charis SIL Regular" w:hAnsi="Charis SIL Regular" w:eastAsia="Charis SIL Regular"/>
           <w:b w:val="0"/>
           <w:i w:val="0"/>
           <w:color w:val="000000"/>
           <w:sz w:val="24"/>
         </w:rPr>
-        <w:hyperlink r:id="rId27" w:history="1">
+        <w:hyperlink r:id="rId26" w:history="1">
           <w:r>
             <w:rPr>
               <w:rStyle w:val="Hyperlink"/>
@@ -2863,7 +2943,7 @@
           <w:sz w:val="24"/>
           <w:u w:val="single"/>
         </w:rPr>
-        <w:hyperlink r:id="rId29" w:history="1">
+        <w:hyperlink r:id="rId26" w:history="1">
           <w:r>
             <w:rPr>
               <w:rStyle w:val="Hyperlink"/>
@@ -2892,7 +2972,7 @@
           <w:sz w:val="24"/>
           <w:u w:val="single"/>
         </w:rPr>
-        <w:hyperlink r:id="rId29" w:history="1">
+        <w:hyperlink r:id="rId26" w:history="1">
           <w:r>
             <w:rPr>
               <w:rStyle w:val="Hyperlink"/>
@@ -2910,7 +2990,7 @@
           <w:sz w:val="24"/>
           <w:u w:val="single"/>
         </w:rPr>
-        <w:hyperlink r:id="rId29" w:history="1">
+        <w:hyperlink r:id="rId26" w:history="1">
           <w:r>
             <w:rPr>
               <w:rStyle w:val="Hyperlink"/>
@@ -2986,7 +3066,7 @@
           <w:sz w:val="24"/>
           <w:u w:val="single"/>
         </w:rPr>
-        <w:hyperlink r:id="rId30" w:history="1">
+        <w:hyperlink r:id="rId28" w:history="1">
           <w:r>
             <w:rPr>
               <w:rStyle w:val="Hyperlink"/>
@@ -3004,7 +3084,7 @@
           <w:sz w:val="24"/>
           <w:u w:val="single"/>
         </w:rPr>
-        <w:hyperlink r:id="rId30" w:history="1">
+        <w:hyperlink r:id="rId28" w:history="1">
           <w:r>
             <w:rPr>
               <w:rStyle w:val="Hyperlink"/>
@@ -3022,7 +3102,7 @@
           <w:sz w:val="24"/>
           <w:u w:val="single"/>
         </w:rPr>
-        <w:hyperlink r:id="rId30" w:history="1">
+        <w:hyperlink r:id="rId28" w:history="1">
           <w:r>
             <w:rPr>
               <w:rStyle w:val="Hyperlink"/>
@@ -3050,7 +3130,7 @@
           <w:sz w:val="24"/>
           <w:u w:val="single"/>
         </w:rPr>
-        <w:hyperlink r:id="rId30" w:history="1">
+        <w:hyperlink r:id="rId28" w:history="1">
           <w:r>
             <w:rPr>
               <w:rStyle w:val="Hyperlink"/>
@@ -3079,7 +3159,7 @@
           <w:sz w:val="24"/>
           <w:u w:val="single"/>
         </w:rPr>
-        <w:hyperlink r:id="rId30" w:history="1">
+        <w:hyperlink r:id="rId28" w:history="1">
           <w:r>
             <w:rPr>
               <w:rStyle w:val="Hyperlink"/>
@@ -3201,7 +3281,7 @@
           <w:sz w:val="24"/>
           <w:u w:val="single"/>
         </w:rPr>
-        <w:hyperlink r:id="rId31" w:history="1">
+        <w:hyperlink r:id="rId29" w:history="1">
           <w:r>
             <w:rPr>
               <w:rStyle w:val="Hyperlink"/>
@@ -3219,7 +3299,7 @@
           <w:sz w:val="24"/>
           <w:u w:val="single"/>
         </w:rPr>
-        <w:hyperlink r:id="rId31" w:history="1">
+        <w:hyperlink r:id="rId29" w:history="1">
           <w:r>
             <w:rPr>
               <w:rStyle w:val="Hyperlink"/>
@@ -3237,7 +3317,7 @@
           <w:sz w:val="24"/>
           <w:u w:val="single"/>
         </w:rPr>
-        <w:hyperlink r:id="rId31" w:history="1">
+        <w:hyperlink r:id="rId29" w:history="1">
           <w:r>
             <w:rPr>
               <w:rStyle w:val="Hyperlink"/>
@@ -3265,7 +3345,7 @@
           <w:sz w:val="24"/>
           <w:u w:val="single"/>
         </w:rPr>
-        <w:hyperlink r:id="rId31" w:history="1">
+        <w:hyperlink r:id="rId29" w:history="1">
           <w:r>
             <w:rPr>
               <w:rStyle w:val="Hyperlink"/>
@@ -3294,7 +3374,7 @@
           <w:sz w:val="24"/>
           <w:u w:val="single"/>
         </w:rPr>
-        <w:hyperlink r:id="rId31" w:history="1">
+        <w:hyperlink r:id="rId29" w:history="1">
           <w:r>
             <w:rPr>
               <w:rStyle w:val="Hyperlink"/>

--- a/EXPORTS/DOCX/published/niveau3/Dutch/KoninklijkeBazar.docx
+++ b/EXPORTS/DOCX/published/niveau3/Dutch/KoninklijkeBazar.docx
@@ -488,70 +488,13 @@
       </w:r>
       <w:r>
         <w:rPr>
-          <w:u w:val="single" w:color="0000ff"/>
           <w:rFonts w:ascii="Charis SIL Regular" w:hAnsi="Charis SIL Regular" w:eastAsia="Charis SIL Regular"/>
           <w:b w:val="0"/>
           <w:i w:val="0"/>
           <w:color w:val="000000"/>
           <w:sz w:val="24"/>
         </w:rPr>
-        <w:t>,</w:t>
-      </w:r>
-      <w:r>
-        <w:rPr>
-          <w:rFonts w:ascii="Charis SIL Regular" w:hAnsi="Charis SIL Regular" w:eastAsia="Charis SIL Regular"/>
-          <w:b w:val="0"/>
-          <w:i w:val="0"/>
-          <w:color w:val="000000"/>
-          <w:sz w:val="24"/>
-        </w:rPr>
-        <w:t xml:space="preserve"> </w:t>
-      </w:r>
-      <w:r>
-        <w:rPr>
-          <w:u w:val="single" w:color="0000ff"/>
-          <w:rFonts w:ascii="Charis SIL Regular" w:hAnsi="Charis SIL Regular" w:eastAsia="Charis SIL Regular"/>
-          <w:b w:val="0"/>
-          <w:i w:val="0"/>
-          <w:color w:val="000000"/>
-          <w:sz w:val="24"/>
-        </w:rPr>
-        <w:hyperlink r:id="rId12" w:history="1">
-          <w:r>
-            <w:rPr>
-              <w:rStyle w:val="Hyperlink"/>
-            </w:rPr>
-            <w:t xml:space="preserve">onder </w:t>
-          </w:r>
-        </w:hyperlink>
-      </w:r>
-      <w:r>
-        <w:rPr>
-          <w:rFonts w:ascii="Charis SIL Regular" w:hAnsi="Charis SIL Regular" w:eastAsia="Charis SIL Regular"/>
-          <w:b w:val="0"/>
-          <w:i w:val="0"/>
-          <w:color w:val="000000"/>
-          <w:sz w:val="24"/>
-        </w:rPr>
-        <w:t>wie kon</w:t>
-      </w:r>
-      <w:r>
-        <w:rPr>
-          <w:u w:val="single" w:color="0000ff"/>
-          <w:rFonts w:ascii="Charis SIL Regular" w:hAnsi="Charis SIL Regular" w:eastAsia="Charis SIL Regular"/>
-          <w:b w:val="0"/>
-          <w:i w:val="0"/>
-          <w:color w:val="000000"/>
-          <w:sz w:val="24"/>
-        </w:rPr>
-        <w:hyperlink r:id="rId13" w:history="1">
-          <w:r>
-            <w:rPr>
-              <w:rStyle w:val="Hyperlink"/>
-            </w:rPr>
-            <w:t xml:space="preserve">ing </w:t>
-          </w:r>
-        </w:hyperlink>
+        <w:t xml:space="preserve">, onder wie koning </w:t>
       </w:r>
       <w:r>
         <w:rPr>
@@ -666,13 +609,24 @@
       </w:r>
       <w:r>
         <w:rPr>
+          <w:u w:val="single" w:color="0000ff"/>
           <w:rFonts w:ascii="Charis SIL Regular" w:hAnsi="Charis SIL Regular" w:eastAsia="Charis SIL Regular"/>
           <w:b w:val="0"/>
           <w:i w:val="0"/>
           <w:color w:val="000000"/>
           <w:sz w:val="24"/>
         </w:rPr>
-        <w:t xml:space="preserve">t </w:t>
+        <w:t>t</w:t>
+      </w:r>
+      <w:r>
+        <w:rPr>
+          <w:rFonts w:ascii="Charis SIL Regular" w:hAnsi="Charis SIL Regular" w:eastAsia="Charis SIL Regular"/>
+          <w:b w:val="0"/>
+          <w:i w:val="0"/>
+          <w:color w:val="000000"/>
+          <w:sz w:val="24"/>
+        </w:rPr>
+        <w:t xml:space="preserve"> </w:t>
       </w:r>
       <w:r>
         <w:rPr>
@@ -776,7 +730,18 @@
           <w:color w:val="000000"/>
           <w:sz w:val="24"/>
         </w:rPr>
-        <w:t xml:space="preserve"> en het toenmalige </w:t>
+        <w:t xml:space="preserve"> en het toenmali</w:t>
+      </w:r>
+      <w:r>
+        <w:rPr>
+          <w:u w:val="single" w:color="0000ff"/>
+          <w:rFonts w:ascii="Charis SIL Regular" w:hAnsi="Charis SIL Regular" w:eastAsia="Charis SIL Regular"/>
+          <w:b w:val="0"/>
+          <w:i w:val="0"/>
+          <w:color w:val="000000"/>
+          <w:sz w:val="24"/>
+        </w:rPr>
+        <w:t xml:space="preserve">ge </w:t>
       </w:r>
       <w:r>
         <w:rPr>
@@ -816,7 +781,7 @@
           <w:sz w:val="24"/>
           <w:u w:val="single"/>
         </w:rPr>
-        <w:hyperlink r:id="rId16" w:history="1">
+        <w:hyperlink r:id="rId17" w:history="1">
           <w:r>
             <w:rPr>
               <w:rStyle w:val="Hyperlink"/>
@@ -834,7 +799,7 @@
           <w:sz w:val="24"/>
           <w:u w:val="single"/>
         </w:rPr>
-        <w:hyperlink r:id="rId16" w:history="1">
+        <w:hyperlink r:id="rId17" w:history="1">
           <w:r>
             <w:rPr>
               <w:rStyle w:val="Hyperlink"/>
@@ -861,7 +826,6 @@
           <w:i w:val="0"/>
           <w:color w:val="0000FF"/>
           <w:sz w:val="24"/>
-          <w:u w:val="single"/>
         </w:rPr>
         <w:t xml:space="preserve"> </w:t>
       </w:r>
@@ -874,24 +838,14 @@
           <w:sz w:val="24"/>
           <w:u w:val="single"/>
         </w:rPr>
-        <w:hyperlink r:id="rId16" w:history="1">
+        <w:hyperlink r:id="rId17" w:history="1">
           <w:r>
             <w:rPr>
               <w:rStyle w:val="Hyperlink"/>
             </w:rPr>
-            <w:t>Museu</w:t>
+            <w:t>Museum</w:t>
           </w:r>
         </w:hyperlink>
-      </w:r>
-      <w:r>
-        <w:rPr>
-          <w:rFonts w:ascii="Charis SIL Regular" w:hAnsi="Charis SIL Regular" w:eastAsia="Charis SIL Regular"/>
-          <w:b w:val="0"/>
-          <w:i w:val="0"/>
-          <w:color w:val="0000FF"/>
-          <w:sz w:val="24"/>
-        </w:rPr>
-        <w:t>m</w:t>
       </w:r>
       <w:r>
         <w:rPr>
@@ -987,7 +941,7 @@
           <w:color w:val="000000"/>
           <w:sz w:val="24"/>
         </w:rPr>
-        <w:hyperlink r:id="rId16" w:history="1">
+        <w:hyperlink r:id="rId17" w:history="1">
           <w:r>
             <w:rPr>
               <w:rStyle w:val="Hyperlink"/>
@@ -1005,7 +959,7 @@
           <w:color w:val="000000"/>
           <w:sz w:val="24"/>
         </w:rPr>
-        <w:hyperlink r:id="rId16" w:history="1">
+        <w:hyperlink r:id="rId17" w:history="1">
           <w:r>
             <w:rPr>
               <w:rStyle w:val="Hyperlink"/>
@@ -1023,7 +977,7 @@
           <w:color w:val="000000"/>
           <w:sz w:val="24"/>
         </w:rPr>
-        <w:hyperlink r:id="rId16" w:history="1">
+        <w:hyperlink r:id="rId17" w:history="1">
           <w:r>
             <w:rPr>
               <w:rStyle w:val="Hyperlink"/>
@@ -1041,7 +995,7 @@
           <w:color w:val="000000"/>
           <w:sz w:val="24"/>
         </w:rPr>
-        <w:hyperlink r:id="rId16" w:history="1">
+        <w:hyperlink r:id="rId17" w:history="1">
           <w:r>
             <w:rPr>
               <w:rStyle w:val="Hyperlink"/>
@@ -1059,7 +1013,7 @@
           <w:color w:val="000000"/>
           <w:sz w:val="24"/>
         </w:rPr>
-        <w:hyperlink r:id="rId16" w:history="1">
+        <w:hyperlink r:id="rId17" w:history="1">
           <w:r>
             <w:rPr>
               <w:rStyle w:val="Hyperlink"/>
@@ -1137,7 +1091,7 @@
           <w:sz w:val="24"/>
           <w:u w:val="single"/>
         </w:rPr>
-        <w:hyperlink r:id="rId17" w:history="1">
+        <w:hyperlink r:id="rId18" w:history="1">
           <w:r>
             <w:rPr>
               <w:rStyle w:val="Hyperlink"/>
@@ -1166,7 +1120,7 @@
           <w:sz w:val="24"/>
           <w:u w:val="single"/>
         </w:rPr>
-        <w:hyperlink r:id="rId17" w:history="1">
+        <w:hyperlink r:id="rId18" w:history="1">
           <w:r>
             <w:rPr>
               <w:rStyle w:val="Hyperlink"/>
@@ -1204,7 +1158,7 @@
           <w:color w:val="000000"/>
           <w:sz w:val="24"/>
         </w:rPr>
-        <w:hyperlink r:id="rId17" w:history="1">
+        <w:hyperlink r:id="rId18" w:history="1">
           <w:r>
             <w:rPr>
               <w:rStyle w:val="Hyperlink"/>
@@ -1222,7 +1176,7 @@
           <w:color w:val="000000"/>
           <w:sz w:val="24"/>
         </w:rPr>
-        <w:hyperlink r:id="rId17" w:history="1">
+        <w:hyperlink r:id="rId18" w:history="1">
           <w:r>
             <w:rPr>
               <w:rStyle w:val="Hyperlink"/>
@@ -1250,7 +1204,7 @@
           <w:sz w:val="24"/>
           <w:u w:val="single"/>
         </w:rPr>
-        <w:hyperlink r:id="rId16" w:history="1">
+        <w:hyperlink r:id="rId17" w:history="1">
           <w:r>
             <w:rPr>
               <w:rStyle w:val="Hyperlink"/>
@@ -1279,7 +1233,7 @@
           <w:sz w:val="24"/>
           <w:u w:val="single"/>
         </w:rPr>
-        <w:hyperlink r:id="rId16" w:history="1">
+        <w:hyperlink r:id="rId17" w:history="1">
           <w:r>
             <w:rPr>
               <w:rStyle w:val="Hyperlink"/>
@@ -1567,7 +1521,7 @@
           <w:sz w:val="24"/>
           <w:u w:val="single"/>
         </w:rPr>
-        <w:hyperlink r:id="rId18" w:history="1">
+        <w:hyperlink r:id="rId19" w:history="1">
           <w:r>
             <w:rPr>
               <w:rStyle w:val="Hyperlink"/>
@@ -1585,7 +1539,7 @@
           <w:sz w:val="24"/>
           <w:u w:val="single"/>
         </w:rPr>
-        <w:hyperlink r:id="rId18" w:history="1">
+        <w:hyperlink r:id="rId19" w:history="1">
           <w:r>
             <w:rPr>
               <w:rStyle w:val="Hyperlink"/>
@@ -1603,7 +1557,7 @@
           <w:sz w:val="24"/>
           <w:u w:val="single"/>
         </w:rPr>
-        <w:hyperlink r:id="rId18" w:history="1">
+        <w:hyperlink r:id="rId19" w:history="1">
           <w:r>
             <w:rPr>
               <w:rStyle w:val="Hyperlink"/>
@@ -1621,7 +1575,7 @@
           <w:sz w:val="24"/>
           <w:u w:val="single"/>
         </w:rPr>
-        <w:hyperlink r:id="rId18" w:history="1">
+        <w:hyperlink r:id="rId19" w:history="1">
           <w:r>
             <w:rPr>
               <w:rStyle w:val="Hyperlink"/>
@@ -1639,7 +1593,7 @@
           <w:sz w:val="24"/>
           <w:u w:val="single"/>
         </w:rPr>
-        <w:hyperlink r:id="rId18" w:history="1">
+        <w:hyperlink r:id="rId19" w:history="1">
           <w:r>
             <w:rPr>
               <w:rStyle w:val="Hyperlink"/>
@@ -1657,7 +1611,7 @@
           <w:sz w:val="24"/>
           <w:u w:val="single"/>
         </w:rPr>
-        <w:hyperlink r:id="rId18" w:history="1">
+        <w:hyperlink r:id="rId19" w:history="1">
           <w:r>
             <w:rPr>
               <w:rStyle w:val="Hyperlink"/>
@@ -1675,7 +1629,7 @@
           <w:sz w:val="24"/>
           <w:u w:val="single"/>
         </w:rPr>
-        <w:hyperlink r:id="rId18" w:history="1">
+        <w:hyperlink r:id="rId19" w:history="1">
           <w:r>
             <w:rPr>
               <w:rStyle w:val="Hyperlink"/>
@@ -1822,7 +1776,7 @@
           <w:sz w:val="24"/>
           <w:u w:val="single"/>
         </w:rPr>
-        <w:hyperlink r:id="rId19" w:history="1">
+        <w:hyperlink r:id="rId20" w:history="1">
           <w:r>
             <w:rPr>
               <w:rStyle w:val="Hyperlink"/>
@@ -1840,7 +1794,7 @@
           <w:sz w:val="24"/>
           <w:u w:val="single"/>
         </w:rPr>
-        <w:hyperlink r:id="rId19" w:history="1">
+        <w:hyperlink r:id="rId20" w:history="1">
           <w:r>
             <w:rPr>
               <w:rStyle w:val="Hyperlink"/>
@@ -1858,7 +1812,7 @@
           <w:sz w:val="24"/>
           <w:u w:val="single"/>
         </w:rPr>
-        <w:hyperlink r:id="rId19" w:history="1">
+        <w:hyperlink r:id="rId20" w:history="1">
           <w:r>
             <w:rPr>
               <w:rStyle w:val="Hyperlink"/>
@@ -1876,7 +1830,7 @@
           <w:sz w:val="24"/>
           <w:u w:val="single"/>
         </w:rPr>
-        <w:hyperlink r:id="rId19" w:history="1">
+        <w:hyperlink r:id="rId20" w:history="1">
           <w:r>
             <w:rPr>
               <w:rStyle w:val="Hyperlink"/>
@@ -1894,7 +1848,7 @@
           <w:sz w:val="24"/>
           <w:u w:val="single"/>
         </w:rPr>
-        <w:hyperlink r:id="rId19" w:history="1">
+        <w:hyperlink r:id="rId20" w:history="1">
           <w:r>
             <w:rPr>
               <w:rStyle w:val="Hyperlink"/>
@@ -1912,7 +1866,7 @@
           <w:sz w:val="24"/>
           <w:u w:val="single"/>
         </w:rPr>
-        <w:hyperlink r:id="rId19" w:history="1">
+        <w:hyperlink r:id="rId20" w:history="1">
           <w:r>
             <w:rPr>
               <w:rStyle w:val="Hyperlink"/>
@@ -2025,7 +1979,7 @@
           <w:color w:val="0000FF"/>
           <w:sz w:val="24"/>
         </w:rPr>
-        <w:hyperlink r:id="rId20" w:history="1">
+        <w:hyperlink r:id="rId21" w:history="1">
           <w:r>
             <w:rPr>
               <w:rStyle w:val="Hyperlink"/>
@@ -2042,7 +1996,7 @@
           <w:color w:val="0000FF"/>
           <w:sz w:val="24"/>
         </w:rPr>
-        <w:hyperlink r:id="rId20" w:history="1">
+        <w:hyperlink r:id="rId21" w:history="1">
           <w:r>
             <w:rPr>
               <w:rStyle w:val="Hyperlink"/>
@@ -2059,7 +2013,7 @@
           <w:color w:val="0000FF"/>
           <w:sz w:val="24"/>
         </w:rPr>
-        <w:hyperlink r:id="rId20" w:history="1">
+        <w:hyperlink r:id="rId21" w:history="1">
           <w:r>
             <w:rPr>
               <w:rStyle w:val="Hyperlink"/>
@@ -2169,7 +2123,7 @@
           <w:color w:val="0000FF"/>
           <w:sz w:val="24"/>
         </w:rPr>
-        <w:hyperlink r:id="rId21" w:history="1">
+        <w:hyperlink r:id="rId22" w:history="1">
           <w:r>
             <w:rPr>
               <w:rStyle w:val="Hyperlink"/>
@@ -2186,7 +2140,7 @@
           <w:color w:val="0000FF"/>
           <w:sz w:val="24"/>
         </w:rPr>
-        <w:hyperlink r:id="rId21" w:history="1">
+        <w:hyperlink r:id="rId22" w:history="1">
           <w:r>
             <w:rPr>
               <w:rStyle w:val="Hyperlink"/>
@@ -2274,7 +2228,7 @@
           <w:sz w:val="24"/>
           <w:u w:val="single"/>
         </w:rPr>
-        <w:hyperlink r:id="rId22" w:history="1">
+        <w:hyperlink r:id="rId23" w:history="1">
           <w:r>
             <w:rPr>
               <w:rStyle w:val="Hyperlink"/>
@@ -2292,7 +2246,7 @@
           <w:sz w:val="24"/>
           <w:u w:val="single"/>
         </w:rPr>
-        <w:hyperlink r:id="rId22" w:history="1">
+        <w:hyperlink r:id="rId23" w:history="1">
           <w:r>
             <w:rPr>
               <w:rStyle w:val="Hyperlink"/>
@@ -2410,7 +2364,7 @@
           <w:sz w:val="24"/>
           <w:u w:val="single"/>
         </w:rPr>
-        <w:hyperlink r:id="rId23" w:history="1">
+        <w:hyperlink r:id="rId24" w:history="1">
           <w:r>
             <w:rPr>
               <w:rStyle w:val="Hyperlink"/>
@@ -2428,7 +2382,7 @@
           <w:sz w:val="24"/>
           <w:u w:val="single"/>
         </w:rPr>
-        <w:hyperlink r:id="rId23" w:history="1">
+        <w:hyperlink r:id="rId24" w:history="1">
           <w:r>
             <w:rPr>
               <w:rStyle w:val="Hyperlink"/>
@@ -2446,7 +2400,7 @@
           <w:sz w:val="24"/>
           <w:u w:val="single"/>
         </w:rPr>
-        <w:hyperlink r:id="rId23" w:history="1">
+        <w:hyperlink r:id="rId24" w:history="1">
           <w:r>
             <w:rPr>
               <w:rStyle w:val="Hyperlink"/>
@@ -2474,7 +2428,7 @@
           <w:sz w:val="24"/>
           <w:u w:val="single"/>
         </w:rPr>
-        <w:hyperlink r:id="rId24" w:history="1">
+        <w:hyperlink r:id="rId25" w:history="1">
           <w:r>
             <w:rPr>
               <w:rStyle w:val="Hyperlink"/>
@@ -2503,7 +2457,7 @@
           <w:sz w:val="24"/>
           <w:u w:val="single"/>
         </w:rPr>
-        <w:hyperlink r:id="rId24" w:history="1">
+        <w:hyperlink r:id="rId25" w:history="1">
           <w:r>
             <w:rPr>
               <w:rStyle w:val="Hyperlink"/>
@@ -2631,7 +2585,7 @@
           <w:sz w:val="24"/>
           <w:u w:val="single"/>
         </w:rPr>
-        <w:hyperlink r:id="rId25" w:history="1">
+        <w:hyperlink r:id="rId26" w:history="1">
           <w:r>
             <w:rPr>
               <w:rStyle w:val="Hyperlink"/>
@@ -2649,7 +2603,7 @@
           <w:sz w:val="24"/>
           <w:u w:val="single"/>
         </w:rPr>
-        <w:hyperlink r:id="rId25" w:history="1">
+        <w:hyperlink r:id="rId26" w:history="1">
           <w:r>
             <w:rPr>
               <w:rStyle w:val="Hyperlink"/>
@@ -2667,7 +2621,7 @@
           <w:sz w:val="24"/>
           <w:u w:val="single"/>
         </w:rPr>
-        <w:hyperlink r:id="rId25" w:history="1">
+        <w:hyperlink r:id="rId26" w:history="1">
           <w:r>
             <w:rPr>
               <w:rStyle w:val="Hyperlink"/>
@@ -2685,7 +2639,7 @@
           <w:sz w:val="24"/>
           <w:u w:val="single"/>
         </w:rPr>
-        <w:hyperlink r:id="rId25" w:history="1">
+        <w:hyperlink r:id="rId26" w:history="1">
           <w:r>
             <w:rPr>
               <w:rStyle w:val="Hyperlink"/>
@@ -2787,7 +2741,7 @@
           <w:sz w:val="24"/>
           <w:u w:val="single"/>
         </w:rPr>
-        <w:hyperlink r:id="rId26" w:history="1">
+        <w:hyperlink r:id="rId27" w:history="1">
           <w:r>
             <w:rPr>
               <w:rStyle w:val="Hyperlink"/>
@@ -2805,7 +2759,7 @@
           <w:sz w:val="24"/>
           <w:u w:val="single"/>
         </w:rPr>
-        <w:hyperlink r:id="rId26" w:history="1">
+        <w:hyperlink r:id="rId27" w:history="1">
           <w:r>
             <w:rPr>
               <w:rStyle w:val="Hyperlink"/>
@@ -2823,7 +2777,7 @@
           <w:sz w:val="24"/>
           <w:u w:val="single"/>
         </w:rPr>
-        <w:hyperlink r:id="rId26" w:history="1">
+        <w:hyperlink r:id="rId27" w:history="1">
           <w:r>
             <w:rPr>
               <w:rStyle w:val="Hyperlink"/>
@@ -2841,7 +2795,7 @@
           <w:sz w:val="24"/>
           <w:u w:val="single"/>
         </w:rPr>
-        <w:hyperlink r:id="rId26" w:history="1">
+        <w:hyperlink r:id="rId27" w:history="1">
           <w:r>
             <w:rPr>
               <w:rStyle w:val="Hyperlink"/>
@@ -2869,7 +2823,7 @@
           <w:sz w:val="24"/>
           <w:u w:val="single"/>
         </w:rPr>
-        <w:hyperlink r:id="rId27" w:history="1">
+        <w:hyperlink r:id="rId28" w:history="1">
           <w:r>
             <w:rPr>
               <w:rStyle w:val="Hyperlink"/>
@@ -2890,7 +2844,7 @@
           <w:sz w:val="24"/>
           <w:u w:val="single"/>
         </w:rPr>
-        <w:hyperlink r:id="rId26" w:history="1">
+        <w:hyperlink r:id="rId28" w:history="1">
           <w:r>
             <w:rPr>
               <w:rStyle w:val="Hyperlink"/>
@@ -2908,7 +2862,7 @@
           <w:sz w:val="24"/>
           <w:u w:val="single"/>
         </w:rPr>
-        <w:hyperlink r:id="rId26" w:history="1">
+        <w:hyperlink r:id="rId28" w:history="1">
           <w:r>
             <w:rPr>
               <w:rStyle w:val="Hyperlink"/>
@@ -2925,14 +2879,7 @@
           <w:color w:val="000000"/>
           <w:sz w:val="24"/>
         </w:rPr>
-        <w:hyperlink r:id="rId26" w:history="1">
-          <w:r>
-            <w:rPr>
-              <w:rStyle w:val="Hyperlink"/>
-            </w:rPr>
-            <w:t xml:space="preserve">, </w:t>
-          </w:r>
-        </w:hyperlink>
+        <w:t xml:space="preserve">, </w:t>
       </w:r>
       <w:r>
         <w:rPr>
@@ -2943,7 +2890,7 @@
           <w:sz w:val="24"/>
           <w:u w:val="single"/>
         </w:rPr>
-        <w:hyperlink r:id="rId26" w:history="1">
+        <w:hyperlink r:id="rId29" w:history="1">
           <w:r>
             <w:rPr>
               <w:rStyle w:val="Hyperlink"/>
@@ -2972,7 +2919,7 @@
           <w:sz w:val="24"/>
           <w:u w:val="single"/>
         </w:rPr>
-        <w:hyperlink r:id="rId26" w:history="1">
+        <w:hyperlink r:id="rId29" w:history="1">
           <w:r>
             <w:rPr>
               <w:rStyle w:val="Hyperlink"/>
@@ -2990,7 +2937,7 @@
           <w:sz w:val="24"/>
           <w:u w:val="single"/>
         </w:rPr>
-        <w:hyperlink r:id="rId26" w:history="1">
+        <w:hyperlink r:id="rId29" w:history="1">
           <w:r>
             <w:rPr>
               <w:rStyle w:val="Hyperlink"/>
@@ -3066,7 +3013,7 @@
           <w:sz w:val="24"/>
           <w:u w:val="single"/>
         </w:rPr>
-        <w:hyperlink r:id="rId28" w:history="1">
+        <w:hyperlink r:id="rId30" w:history="1">
           <w:r>
             <w:rPr>
               <w:rStyle w:val="Hyperlink"/>
@@ -3084,7 +3031,7 @@
           <w:sz w:val="24"/>
           <w:u w:val="single"/>
         </w:rPr>
-        <w:hyperlink r:id="rId28" w:history="1">
+        <w:hyperlink r:id="rId30" w:history="1">
           <w:r>
             <w:rPr>
               <w:rStyle w:val="Hyperlink"/>
@@ -3102,7 +3049,7 @@
           <w:sz w:val="24"/>
           <w:u w:val="single"/>
         </w:rPr>
-        <w:hyperlink r:id="rId28" w:history="1">
+        <w:hyperlink r:id="rId30" w:history="1">
           <w:r>
             <w:rPr>
               <w:rStyle w:val="Hyperlink"/>
@@ -3130,7 +3077,7 @@
           <w:sz w:val="24"/>
           <w:u w:val="single"/>
         </w:rPr>
-        <w:hyperlink r:id="rId28" w:history="1">
+        <w:hyperlink r:id="rId30" w:history="1">
           <w:r>
             <w:rPr>
               <w:rStyle w:val="Hyperlink"/>
@@ -3159,7 +3106,7 @@
           <w:sz w:val="24"/>
           <w:u w:val="single"/>
         </w:rPr>
-        <w:hyperlink r:id="rId28" w:history="1">
+        <w:hyperlink r:id="rId30" w:history="1">
           <w:r>
             <w:rPr>
               <w:rStyle w:val="Hyperlink"/>
@@ -3281,7 +3228,7 @@
           <w:sz w:val="24"/>
           <w:u w:val="single"/>
         </w:rPr>
-        <w:hyperlink r:id="rId29" w:history="1">
+        <w:hyperlink r:id="rId31" w:history="1">
           <w:r>
             <w:rPr>
               <w:rStyle w:val="Hyperlink"/>
@@ -3299,7 +3246,7 @@
           <w:sz w:val="24"/>
           <w:u w:val="single"/>
         </w:rPr>
-        <w:hyperlink r:id="rId29" w:history="1">
+        <w:hyperlink r:id="rId31" w:history="1">
           <w:r>
             <w:rPr>
               <w:rStyle w:val="Hyperlink"/>
@@ -3317,7 +3264,7 @@
           <w:sz w:val="24"/>
           <w:u w:val="single"/>
         </w:rPr>
-        <w:hyperlink r:id="rId29" w:history="1">
+        <w:hyperlink r:id="rId31" w:history="1">
           <w:r>
             <w:rPr>
               <w:rStyle w:val="Hyperlink"/>
@@ -3345,7 +3292,7 @@
           <w:sz w:val="24"/>
           <w:u w:val="single"/>
         </w:rPr>
-        <w:hyperlink r:id="rId29" w:history="1">
+        <w:hyperlink r:id="rId31" w:history="1">
           <w:r>
             <w:rPr>
               <w:rStyle w:val="Hyperlink"/>
@@ -3374,7 +3321,7 @@
           <w:sz w:val="24"/>
           <w:u w:val="single"/>
         </w:rPr>
-        <w:hyperlink r:id="rId29" w:history="1">
+        <w:hyperlink r:id="rId31" w:history="1">
           <w:r>
             <w:rPr>
               <w:rStyle w:val="Hyperlink"/>

--- a/EXPORTS/DOCX/published/niveau3/Dutch/KoninklijkeBazar.docx
+++ b/EXPORTS/DOCX/published/niveau3/Dutch/KoninklijkeBazar.docx
@@ -488,13 +488,70 @@
       </w:r>
       <w:r>
         <w:rPr>
+          <w:u w:val="single" w:color="0000ff"/>
           <w:rFonts w:ascii="Charis SIL Regular" w:hAnsi="Charis SIL Regular" w:eastAsia="Charis SIL Regular"/>
           <w:b w:val="0"/>
           <w:i w:val="0"/>
           <w:color w:val="000000"/>
           <w:sz w:val="24"/>
         </w:rPr>
-        <w:t xml:space="preserve">, onder wie koning </w:t>
+        <w:t>,</w:t>
+      </w:r>
+      <w:r>
+        <w:rPr>
+          <w:rFonts w:ascii="Charis SIL Regular" w:hAnsi="Charis SIL Regular" w:eastAsia="Charis SIL Regular"/>
+          <w:b w:val="0"/>
+          <w:i w:val="0"/>
+          <w:color w:val="000000"/>
+          <w:sz w:val="24"/>
+        </w:rPr>
+        <w:t xml:space="preserve"> </w:t>
+      </w:r>
+      <w:r>
+        <w:rPr>
+          <w:u w:val="single" w:color="0000ff"/>
+          <w:rFonts w:ascii="Charis SIL Regular" w:hAnsi="Charis SIL Regular" w:eastAsia="Charis SIL Regular"/>
+          <w:b w:val="0"/>
+          <w:i w:val="0"/>
+          <w:color w:val="000000"/>
+          <w:sz w:val="24"/>
+        </w:rPr>
+        <w:hyperlink r:id="rId12" w:history="1">
+          <w:r>
+            <w:rPr>
+              <w:rStyle w:val="Hyperlink"/>
+            </w:rPr>
+            <w:t xml:space="preserve">onder </w:t>
+          </w:r>
+        </w:hyperlink>
+      </w:r>
+      <w:r>
+        <w:rPr>
+          <w:rFonts w:ascii="Charis SIL Regular" w:hAnsi="Charis SIL Regular" w:eastAsia="Charis SIL Regular"/>
+          <w:b w:val="0"/>
+          <w:i w:val="0"/>
+          <w:color w:val="000000"/>
+          <w:sz w:val="24"/>
+        </w:rPr>
+        <w:t>wie kon</w:t>
+      </w:r>
+      <w:r>
+        <w:rPr>
+          <w:u w:val="single" w:color="0000ff"/>
+          <w:rFonts w:ascii="Charis SIL Regular" w:hAnsi="Charis SIL Regular" w:eastAsia="Charis SIL Regular"/>
+          <w:b w:val="0"/>
+          <w:i w:val="0"/>
+          <w:color w:val="000000"/>
+          <w:sz w:val="24"/>
+        </w:rPr>
+        <w:hyperlink r:id="rId13" w:history="1">
+          <w:r>
+            <w:rPr>
+              <w:rStyle w:val="Hyperlink"/>
+            </w:rPr>
+            <w:t xml:space="preserve">ing </w:t>
+          </w:r>
+        </w:hyperlink>
       </w:r>
       <w:r>
         <w:rPr>
@@ -609,24 +666,13 @@
       </w:r>
       <w:r>
         <w:rPr>
-          <w:u w:val="single" w:color="0000ff"/>
           <w:rFonts w:ascii="Charis SIL Regular" w:hAnsi="Charis SIL Regular" w:eastAsia="Charis SIL Regular"/>
           <w:b w:val="0"/>
           <w:i w:val="0"/>
           <w:color w:val="000000"/>
           <w:sz w:val="24"/>
         </w:rPr>
-        <w:t>t</w:t>
-      </w:r>
-      <w:r>
-        <w:rPr>
-          <w:rFonts w:ascii="Charis SIL Regular" w:hAnsi="Charis SIL Regular" w:eastAsia="Charis SIL Regular"/>
-          <w:b w:val="0"/>
-          <w:i w:val="0"/>
-          <w:color w:val="000000"/>
-          <w:sz w:val="24"/>
-        </w:rPr>
-        <w:t xml:space="preserve"> </w:t>
+        <w:t xml:space="preserve">t </w:t>
       </w:r>
       <w:r>
         <w:rPr>
@@ -730,18 +776,7 @@
           <w:color w:val="000000"/>
           <w:sz w:val="24"/>
         </w:rPr>
-        <w:t xml:space="preserve"> en het toenmali</w:t>
-      </w:r>
-      <w:r>
-        <w:rPr>
-          <w:u w:val="single" w:color="0000ff"/>
-          <w:rFonts w:ascii="Charis SIL Regular" w:hAnsi="Charis SIL Regular" w:eastAsia="Charis SIL Regular"/>
-          <w:b w:val="0"/>
-          <w:i w:val="0"/>
-          <w:color w:val="000000"/>
-          <w:sz w:val="24"/>
-        </w:rPr>
-        <w:t xml:space="preserve">ge </w:t>
+        <w:t xml:space="preserve"> en het toenmalige </w:t>
       </w:r>
       <w:r>
         <w:rPr>
@@ -781,7 +816,7 @@
           <w:sz w:val="24"/>
           <w:u w:val="single"/>
         </w:rPr>
-        <w:hyperlink r:id="rId17" w:history="1">
+        <w:hyperlink r:id="rId16" w:history="1">
           <w:r>
             <w:rPr>
               <w:rStyle w:val="Hyperlink"/>
@@ -826,6 +861,7 @@
           <w:i w:val="0"/>
           <w:color w:val="0000FF"/>
           <w:sz w:val="24"/>
+          <w:u w:val="single"/>
         </w:rPr>
         <w:t xml:space="preserve"> </w:t>
       </w:r>
@@ -843,9 +879,19 @@
             <w:rPr>
               <w:rStyle w:val="Hyperlink"/>
             </w:rPr>
-            <w:t>Museum</w:t>
+            <w:t>Museu</w:t>
           </w:r>
         </w:hyperlink>
+      </w:r>
+      <w:r>
+        <w:rPr>
+          <w:rFonts w:ascii="Charis SIL Regular" w:hAnsi="Charis SIL Regular" w:eastAsia="Charis SIL Regular"/>
+          <w:b w:val="0"/>
+          <w:i w:val="0"/>
+          <w:color w:val="0000FF"/>
+          <w:sz w:val="24"/>
+        </w:rPr>
+        <w:t>m</w:t>
       </w:r>
       <w:r>
         <w:rPr>
@@ -2862,7 +2908,7 @@
           <w:sz w:val="24"/>
           <w:u w:val="single"/>
         </w:rPr>
-        <w:hyperlink r:id="rId28" w:history="1">
+        <w:hyperlink r:id="rId27" w:history="1">
           <w:r>
             <w:rPr>
               <w:rStyle w:val="Hyperlink"/>
@@ -2879,7 +2925,14 @@
           <w:color w:val="000000"/>
           <w:sz w:val="24"/>
         </w:rPr>
-        <w:t xml:space="preserve">, </w:t>
+        <w:hyperlink r:id="rId27" w:history="1">
+          <w:r>
+            <w:rPr>
+              <w:rStyle w:val="Hyperlink"/>
+            </w:rPr>
+            <w:t xml:space="preserve">, </w:t>
+          </w:r>
+        </w:hyperlink>
       </w:r>
       <w:r>
         <w:rPr>
@@ -2890,7 +2943,7 @@
           <w:sz w:val="24"/>
           <w:u w:val="single"/>
         </w:rPr>
-        <w:hyperlink r:id="rId29" w:history="1">
+        <w:hyperlink r:id="rId27" w:history="1">
           <w:r>
             <w:rPr>
               <w:rStyle w:val="Hyperlink"/>
@@ -2919,7 +2972,7 @@
           <w:sz w:val="24"/>
           <w:u w:val="single"/>
         </w:rPr>
-        <w:hyperlink r:id="rId29" w:history="1">
+        <w:hyperlink r:id="rId27" w:history="1">
           <w:r>
             <w:rPr>
               <w:rStyle w:val="Hyperlink"/>
@@ -2937,7 +2990,7 @@
           <w:sz w:val="24"/>
           <w:u w:val="single"/>
         </w:rPr>
-        <w:hyperlink r:id="rId29" w:history="1">
+        <w:hyperlink r:id="rId27" w:history="1">
           <w:r>
             <w:rPr>
               <w:rStyle w:val="Hyperlink"/>
@@ -3013,7 +3066,7 @@
           <w:sz w:val="24"/>
           <w:u w:val="single"/>
         </w:rPr>
-        <w:hyperlink r:id="rId30" w:history="1">
+        <w:hyperlink r:id="rId29" w:history="1">
           <w:r>
             <w:rPr>
               <w:rStyle w:val="Hyperlink"/>
@@ -3031,7 +3084,7 @@
           <w:sz w:val="24"/>
           <w:u w:val="single"/>
         </w:rPr>
-        <w:hyperlink r:id="rId30" w:history="1">
+        <w:hyperlink r:id="rId29" w:history="1">
           <w:r>
             <w:rPr>
               <w:rStyle w:val="Hyperlink"/>
@@ -3049,7 +3102,7 @@
           <w:sz w:val="24"/>
           <w:u w:val="single"/>
         </w:rPr>
-        <w:hyperlink r:id="rId30" w:history="1">
+        <w:hyperlink r:id="rId29" w:history="1">
           <w:r>
             <w:rPr>
               <w:rStyle w:val="Hyperlink"/>
@@ -3077,7 +3130,7 @@
           <w:sz w:val="24"/>
           <w:u w:val="single"/>
         </w:rPr>
-        <w:hyperlink r:id="rId30" w:history="1">
+        <w:hyperlink r:id="rId29" w:history="1">
           <w:r>
             <w:rPr>
               <w:rStyle w:val="Hyperlink"/>
@@ -3106,7 +3159,7 @@
           <w:sz w:val="24"/>
           <w:u w:val="single"/>
         </w:rPr>
-        <w:hyperlink r:id="rId30" w:history="1">
+        <w:hyperlink r:id="rId29" w:history="1">
           <w:r>
             <w:rPr>
               <w:rStyle w:val="Hyperlink"/>
@@ -3228,7 +3281,7 @@
           <w:sz w:val="24"/>
           <w:u w:val="single"/>
         </w:rPr>
-        <w:hyperlink r:id="rId31" w:history="1">
+        <w:hyperlink r:id="rId30" w:history="1">
           <w:r>
             <w:rPr>
               <w:rStyle w:val="Hyperlink"/>
@@ -3246,7 +3299,7 @@
           <w:sz w:val="24"/>
           <w:u w:val="single"/>
         </w:rPr>
-        <w:hyperlink r:id="rId31" w:history="1">
+        <w:hyperlink r:id="rId30" w:history="1">
           <w:r>
             <w:rPr>
               <w:rStyle w:val="Hyperlink"/>
@@ -3264,7 +3317,7 @@
           <w:sz w:val="24"/>
           <w:u w:val="single"/>
         </w:rPr>
-        <w:hyperlink r:id="rId31" w:history="1">
+        <w:hyperlink r:id="rId30" w:history="1">
           <w:r>
             <w:rPr>
               <w:rStyle w:val="Hyperlink"/>
@@ -3292,7 +3345,7 @@
           <w:sz w:val="24"/>
           <w:u w:val="single"/>
         </w:rPr>
-        <w:hyperlink r:id="rId31" w:history="1">
+        <w:hyperlink r:id="rId30" w:history="1">
           <w:r>
             <w:rPr>
               <w:rStyle w:val="Hyperlink"/>
@@ -3321,7 +3374,7 @@
           <w:sz w:val="24"/>
           <w:u w:val="single"/>
         </w:rPr>
-        <w:hyperlink r:id="rId31" w:history="1">
+        <w:hyperlink r:id="rId30" w:history="1">
           <w:r>
             <w:rPr>
               <w:rStyle w:val="Hyperlink"/>

--- a/EXPORTS/DOCX/published/niveau3/Dutch/KoninklijkeBazar.docx
+++ b/EXPORTS/DOCX/published/niveau3/Dutch/KoninklijkeBazar.docx
@@ -834,7 +834,7 @@
           <w:sz w:val="24"/>
           <w:u w:val="single"/>
         </w:rPr>
-        <w:hyperlink r:id="rId17" w:history="1">
+        <w:hyperlink r:id="rId16" w:history="1">
           <w:r>
             <w:rPr>
               <w:rStyle w:val="Hyperlink"/>
@@ -874,7 +874,7 @@
           <w:sz w:val="24"/>
           <w:u w:val="single"/>
         </w:rPr>
-        <w:hyperlink r:id="rId17" w:history="1">
+        <w:hyperlink r:id="rId16" w:history="1">
           <w:r>
             <w:rPr>
               <w:rStyle w:val="Hyperlink"/>
@@ -987,7 +987,7 @@
           <w:color w:val="000000"/>
           <w:sz w:val="24"/>
         </w:rPr>
-        <w:hyperlink r:id="rId17" w:history="1">
+        <w:hyperlink r:id="rId16" w:history="1">
           <w:r>
             <w:rPr>
               <w:rStyle w:val="Hyperlink"/>
@@ -1005,7 +1005,7 @@
           <w:color w:val="000000"/>
           <w:sz w:val="24"/>
         </w:rPr>
-        <w:hyperlink r:id="rId17" w:history="1">
+        <w:hyperlink r:id="rId16" w:history="1">
           <w:r>
             <w:rPr>
               <w:rStyle w:val="Hyperlink"/>
@@ -1023,7 +1023,7 @@
           <w:color w:val="000000"/>
           <w:sz w:val="24"/>
         </w:rPr>
-        <w:hyperlink r:id="rId17" w:history="1">
+        <w:hyperlink r:id="rId16" w:history="1">
           <w:r>
             <w:rPr>
               <w:rStyle w:val="Hyperlink"/>
@@ -1041,7 +1041,7 @@
           <w:color w:val="000000"/>
           <w:sz w:val="24"/>
         </w:rPr>
-        <w:hyperlink r:id="rId17" w:history="1">
+        <w:hyperlink r:id="rId16" w:history="1">
           <w:r>
             <w:rPr>
               <w:rStyle w:val="Hyperlink"/>
@@ -1059,7 +1059,7 @@
           <w:color w:val="000000"/>
           <w:sz w:val="24"/>
         </w:rPr>
-        <w:hyperlink r:id="rId17" w:history="1">
+        <w:hyperlink r:id="rId16" w:history="1">
           <w:r>
             <w:rPr>
               <w:rStyle w:val="Hyperlink"/>
@@ -1137,7 +1137,7 @@
           <w:sz w:val="24"/>
           <w:u w:val="single"/>
         </w:rPr>
-        <w:hyperlink r:id="rId18" w:history="1">
+        <w:hyperlink r:id="rId17" w:history="1">
           <w:r>
             <w:rPr>
               <w:rStyle w:val="Hyperlink"/>
@@ -1166,7 +1166,7 @@
           <w:sz w:val="24"/>
           <w:u w:val="single"/>
         </w:rPr>
-        <w:hyperlink r:id="rId18" w:history="1">
+        <w:hyperlink r:id="rId17" w:history="1">
           <w:r>
             <w:rPr>
               <w:rStyle w:val="Hyperlink"/>
@@ -1204,7 +1204,7 @@
           <w:color w:val="000000"/>
           <w:sz w:val="24"/>
         </w:rPr>
-        <w:hyperlink r:id="rId18" w:history="1">
+        <w:hyperlink r:id="rId17" w:history="1">
           <w:r>
             <w:rPr>
               <w:rStyle w:val="Hyperlink"/>
@@ -1222,7 +1222,7 @@
           <w:color w:val="000000"/>
           <w:sz w:val="24"/>
         </w:rPr>
-        <w:hyperlink r:id="rId18" w:history="1">
+        <w:hyperlink r:id="rId17" w:history="1">
           <w:r>
             <w:rPr>
               <w:rStyle w:val="Hyperlink"/>
@@ -1250,7 +1250,7 @@
           <w:sz w:val="24"/>
           <w:u w:val="single"/>
         </w:rPr>
-        <w:hyperlink r:id="rId17" w:history="1">
+        <w:hyperlink r:id="rId16" w:history="1">
           <w:r>
             <w:rPr>
               <w:rStyle w:val="Hyperlink"/>
@@ -1279,7 +1279,7 @@
           <w:sz w:val="24"/>
           <w:u w:val="single"/>
         </w:rPr>
-        <w:hyperlink r:id="rId17" w:history="1">
+        <w:hyperlink r:id="rId16" w:history="1">
           <w:r>
             <w:rPr>
               <w:rStyle w:val="Hyperlink"/>
@@ -1567,7 +1567,7 @@
           <w:sz w:val="24"/>
           <w:u w:val="single"/>
         </w:rPr>
-        <w:hyperlink r:id="rId19" w:history="1">
+        <w:hyperlink r:id="rId18" w:history="1">
           <w:r>
             <w:rPr>
               <w:rStyle w:val="Hyperlink"/>
@@ -1585,7 +1585,7 @@
           <w:sz w:val="24"/>
           <w:u w:val="single"/>
         </w:rPr>
-        <w:hyperlink r:id="rId19" w:history="1">
+        <w:hyperlink r:id="rId18" w:history="1">
           <w:r>
             <w:rPr>
               <w:rStyle w:val="Hyperlink"/>
@@ -1603,7 +1603,7 @@
           <w:sz w:val="24"/>
           <w:u w:val="single"/>
         </w:rPr>
-        <w:hyperlink r:id="rId19" w:history="1">
+        <w:hyperlink r:id="rId18" w:history="1">
           <w:r>
             <w:rPr>
               <w:rStyle w:val="Hyperlink"/>
@@ -1621,7 +1621,7 @@
           <w:sz w:val="24"/>
           <w:u w:val="single"/>
         </w:rPr>
-        <w:hyperlink r:id="rId19" w:history="1">
+        <w:hyperlink r:id="rId18" w:history="1">
           <w:r>
             <w:rPr>
               <w:rStyle w:val="Hyperlink"/>
@@ -1639,7 +1639,7 @@
           <w:sz w:val="24"/>
           <w:u w:val="single"/>
         </w:rPr>
-        <w:hyperlink r:id="rId19" w:history="1">
+        <w:hyperlink r:id="rId18" w:history="1">
           <w:r>
             <w:rPr>
               <w:rStyle w:val="Hyperlink"/>
@@ -1657,7 +1657,7 @@
           <w:sz w:val="24"/>
           <w:u w:val="single"/>
         </w:rPr>
-        <w:hyperlink r:id="rId19" w:history="1">
+        <w:hyperlink r:id="rId18" w:history="1">
           <w:r>
             <w:rPr>
               <w:rStyle w:val="Hyperlink"/>
@@ -1675,7 +1675,7 @@
           <w:sz w:val="24"/>
           <w:u w:val="single"/>
         </w:rPr>
-        <w:hyperlink r:id="rId19" w:history="1">
+        <w:hyperlink r:id="rId18" w:history="1">
           <w:r>
             <w:rPr>
               <w:rStyle w:val="Hyperlink"/>
@@ -1822,7 +1822,7 @@
           <w:sz w:val="24"/>
           <w:u w:val="single"/>
         </w:rPr>
-        <w:hyperlink r:id="rId20" w:history="1">
+        <w:hyperlink r:id="rId19" w:history="1">
           <w:r>
             <w:rPr>
               <w:rStyle w:val="Hyperlink"/>
@@ -1840,7 +1840,7 @@
           <w:sz w:val="24"/>
           <w:u w:val="single"/>
         </w:rPr>
-        <w:hyperlink r:id="rId20" w:history="1">
+        <w:hyperlink r:id="rId19" w:history="1">
           <w:r>
             <w:rPr>
               <w:rStyle w:val="Hyperlink"/>
@@ -1858,7 +1858,7 @@
           <w:sz w:val="24"/>
           <w:u w:val="single"/>
         </w:rPr>
-        <w:hyperlink r:id="rId20" w:history="1">
+        <w:hyperlink r:id="rId19" w:history="1">
           <w:r>
             <w:rPr>
               <w:rStyle w:val="Hyperlink"/>
@@ -1876,7 +1876,7 @@
           <w:sz w:val="24"/>
           <w:u w:val="single"/>
         </w:rPr>
-        <w:hyperlink r:id="rId20" w:history="1">
+        <w:hyperlink r:id="rId19" w:history="1">
           <w:r>
             <w:rPr>
               <w:rStyle w:val="Hyperlink"/>
@@ -1894,7 +1894,7 @@
           <w:sz w:val="24"/>
           <w:u w:val="single"/>
         </w:rPr>
-        <w:hyperlink r:id="rId20" w:history="1">
+        <w:hyperlink r:id="rId19" w:history="1">
           <w:r>
             <w:rPr>
               <w:rStyle w:val="Hyperlink"/>
@@ -1912,7 +1912,7 @@
           <w:sz w:val="24"/>
           <w:u w:val="single"/>
         </w:rPr>
-        <w:hyperlink r:id="rId20" w:history="1">
+        <w:hyperlink r:id="rId19" w:history="1">
           <w:r>
             <w:rPr>
               <w:rStyle w:val="Hyperlink"/>
@@ -2025,7 +2025,7 @@
           <w:color w:val="0000FF"/>
           <w:sz w:val="24"/>
         </w:rPr>
-        <w:hyperlink r:id="rId21" w:history="1">
+        <w:hyperlink r:id="rId20" w:history="1">
           <w:r>
             <w:rPr>
               <w:rStyle w:val="Hyperlink"/>
@@ -2042,7 +2042,7 @@
           <w:color w:val="0000FF"/>
           <w:sz w:val="24"/>
         </w:rPr>
-        <w:hyperlink r:id="rId21" w:history="1">
+        <w:hyperlink r:id="rId20" w:history="1">
           <w:r>
             <w:rPr>
               <w:rStyle w:val="Hyperlink"/>
@@ -2059,7 +2059,7 @@
           <w:color w:val="0000FF"/>
           <w:sz w:val="24"/>
         </w:rPr>
-        <w:hyperlink r:id="rId21" w:history="1">
+        <w:hyperlink r:id="rId20" w:history="1">
           <w:r>
             <w:rPr>
               <w:rStyle w:val="Hyperlink"/>
@@ -2169,7 +2169,7 @@
           <w:color w:val="0000FF"/>
           <w:sz w:val="24"/>
         </w:rPr>
-        <w:hyperlink r:id="rId22" w:history="1">
+        <w:hyperlink r:id="rId21" w:history="1">
           <w:r>
             <w:rPr>
               <w:rStyle w:val="Hyperlink"/>
@@ -2186,7 +2186,7 @@
           <w:color w:val="0000FF"/>
           <w:sz w:val="24"/>
         </w:rPr>
-        <w:hyperlink r:id="rId22" w:history="1">
+        <w:hyperlink r:id="rId21" w:history="1">
           <w:r>
             <w:rPr>
               <w:rStyle w:val="Hyperlink"/>
@@ -2274,7 +2274,7 @@
           <w:sz w:val="24"/>
           <w:u w:val="single"/>
         </w:rPr>
-        <w:hyperlink r:id="rId23" w:history="1">
+        <w:hyperlink r:id="rId22" w:history="1">
           <w:r>
             <w:rPr>
               <w:rStyle w:val="Hyperlink"/>
@@ -2292,7 +2292,7 @@
           <w:sz w:val="24"/>
           <w:u w:val="single"/>
         </w:rPr>
-        <w:hyperlink r:id="rId23" w:history="1">
+        <w:hyperlink r:id="rId22" w:history="1">
           <w:r>
             <w:rPr>
               <w:rStyle w:val="Hyperlink"/>
@@ -2410,7 +2410,7 @@
           <w:sz w:val="24"/>
           <w:u w:val="single"/>
         </w:rPr>
-        <w:hyperlink r:id="rId24" w:history="1">
+        <w:hyperlink r:id="rId23" w:history="1">
           <w:r>
             <w:rPr>
               <w:rStyle w:val="Hyperlink"/>
@@ -2428,7 +2428,7 @@
           <w:sz w:val="24"/>
           <w:u w:val="single"/>
         </w:rPr>
-        <w:hyperlink r:id="rId24" w:history="1">
+        <w:hyperlink r:id="rId23" w:history="1">
           <w:r>
             <w:rPr>
               <w:rStyle w:val="Hyperlink"/>
@@ -2446,7 +2446,7 @@
           <w:sz w:val="24"/>
           <w:u w:val="single"/>
         </w:rPr>
-        <w:hyperlink r:id="rId24" w:history="1">
+        <w:hyperlink r:id="rId23" w:history="1">
           <w:r>
             <w:rPr>
               <w:rStyle w:val="Hyperlink"/>
@@ -2474,7 +2474,7 @@
           <w:sz w:val="24"/>
           <w:u w:val="single"/>
         </w:rPr>
-        <w:hyperlink r:id="rId25" w:history="1">
+        <w:hyperlink r:id="rId24" w:history="1">
           <w:r>
             <w:rPr>
               <w:rStyle w:val="Hyperlink"/>
@@ -2503,7 +2503,7 @@
           <w:sz w:val="24"/>
           <w:u w:val="single"/>
         </w:rPr>
-        <w:hyperlink r:id="rId25" w:history="1">
+        <w:hyperlink r:id="rId24" w:history="1">
           <w:r>
             <w:rPr>
               <w:rStyle w:val="Hyperlink"/>
@@ -2631,7 +2631,7 @@
           <w:sz w:val="24"/>
           <w:u w:val="single"/>
         </w:rPr>
-        <w:hyperlink r:id="rId26" w:history="1">
+        <w:hyperlink r:id="rId25" w:history="1">
           <w:r>
             <w:rPr>
               <w:rStyle w:val="Hyperlink"/>
@@ -2649,7 +2649,7 @@
           <w:sz w:val="24"/>
           <w:u w:val="single"/>
         </w:rPr>
-        <w:hyperlink r:id="rId26" w:history="1">
+        <w:hyperlink r:id="rId25" w:history="1">
           <w:r>
             <w:rPr>
               <w:rStyle w:val="Hyperlink"/>
@@ -2667,7 +2667,7 @@
           <w:sz w:val="24"/>
           <w:u w:val="single"/>
         </w:rPr>
-        <w:hyperlink r:id="rId26" w:history="1">
+        <w:hyperlink r:id="rId25" w:history="1">
           <w:r>
             <w:rPr>
               <w:rStyle w:val="Hyperlink"/>
@@ -2685,7 +2685,7 @@
           <w:sz w:val="24"/>
           <w:u w:val="single"/>
         </w:rPr>
-        <w:hyperlink r:id="rId26" w:history="1">
+        <w:hyperlink r:id="rId25" w:history="1">
           <w:r>
             <w:rPr>
               <w:rStyle w:val="Hyperlink"/>
@@ -2787,7 +2787,7 @@
           <w:sz w:val="24"/>
           <w:u w:val="single"/>
         </w:rPr>
-        <w:hyperlink r:id="rId27" w:history="1">
+        <w:hyperlink r:id="rId26" w:history="1">
           <w:r>
             <w:rPr>
               <w:rStyle w:val="Hyperlink"/>
@@ -2805,7 +2805,7 @@
           <w:sz w:val="24"/>
           <w:u w:val="single"/>
         </w:rPr>
-        <w:hyperlink r:id="rId27" w:history="1">
+        <w:hyperlink r:id="rId26" w:history="1">
           <w:r>
             <w:rPr>
               <w:rStyle w:val="Hyperlink"/>
@@ -2823,7 +2823,7 @@
           <w:sz w:val="24"/>
           <w:u w:val="single"/>
         </w:rPr>
-        <w:hyperlink r:id="rId27" w:history="1">
+        <w:hyperlink r:id="rId26" w:history="1">
           <w:r>
             <w:rPr>
               <w:rStyle w:val="Hyperlink"/>
@@ -2841,7 +2841,7 @@
           <w:sz w:val="24"/>
           <w:u w:val="single"/>
         </w:rPr>
-        <w:hyperlink r:id="rId27" w:history="1">
+        <w:hyperlink r:id="rId26" w:history="1">
           <w:r>
             <w:rPr>
               <w:rStyle w:val="Hyperlink"/>
@@ -2869,7 +2869,7 @@
           <w:sz w:val="24"/>
           <w:u w:val="single"/>
         </w:rPr>
-        <w:hyperlink r:id="rId28" w:history="1">
+        <w:hyperlink r:id="rId27" w:history="1">
           <w:r>
             <w:rPr>
               <w:rStyle w:val="Hyperlink"/>
@@ -2890,7 +2890,7 @@
           <w:sz w:val="24"/>
           <w:u w:val="single"/>
         </w:rPr>
-        <w:hyperlink r:id="rId28" w:history="1">
+        <w:hyperlink r:id="rId27" w:history="1">
           <w:r>
             <w:rPr>
               <w:rStyle w:val="Hyperlink"/>
@@ -2925,14 +2925,7 @@
           <w:color w:val="000000"/>
           <w:sz w:val="24"/>
         </w:rPr>
-        <w:hyperlink r:id="rId27" w:history="1">
-          <w:r>
-            <w:rPr>
-              <w:rStyle w:val="Hyperlink"/>
-            </w:rPr>
-            <w:t xml:space="preserve">, </w:t>
-          </w:r>
-        </w:hyperlink>
+        <w:t xml:space="preserve">, </w:t>
       </w:r>
       <w:r>
         <w:rPr>
@@ -2943,7 +2936,7 @@
           <w:sz w:val="24"/>
           <w:u w:val="single"/>
         </w:rPr>
-        <w:hyperlink r:id="rId27" w:history="1">
+        <w:hyperlink r:id="rId26" w:history="1">
           <w:r>
             <w:rPr>
               <w:rStyle w:val="Hyperlink"/>
@@ -2972,7 +2965,7 @@
           <w:sz w:val="24"/>
           <w:u w:val="single"/>
         </w:rPr>
-        <w:hyperlink r:id="rId27" w:history="1">
+        <w:hyperlink r:id="rId28" w:history="1">
           <w:r>
             <w:rPr>
               <w:rStyle w:val="Hyperlink"/>
@@ -2990,7 +2983,7 @@
           <w:sz w:val="24"/>
           <w:u w:val="single"/>
         </w:rPr>
-        <w:hyperlink r:id="rId27" w:history="1">
+        <w:hyperlink r:id="rId28" w:history="1">
           <w:r>
             <w:rPr>
               <w:rStyle w:val="Hyperlink"/>

--- a/EXPORTS/DOCX/published/niveau3/Dutch/KoninklijkeBazar.docx
+++ b/EXPORTS/DOCX/published/niveau3/Dutch/KoninklijkeBazar.docx
@@ -591,7 +591,7 @@
           <w:sz w:val="24"/>
           <w:u w:val="single"/>
         </w:rPr>
-        <w:hyperlink r:id="rId13" w:history="1">
+        <w:hyperlink r:id="rId15" w:history="1">
           <w:r>
             <w:rPr>
               <w:rStyle w:val="Hyperlink"/>
@@ -609,7 +609,7 @@
           <w:sz w:val="24"/>
           <w:u w:val="single"/>
         </w:rPr>
-        <w:hyperlink r:id="rId13" w:history="1">
+        <w:hyperlink r:id="rId15" w:history="1">
           <w:r>
             <w:rPr>
               <w:rStyle w:val="Hyperlink"/>
@@ -666,13 +666,24 @@
       </w:r>
       <w:r>
         <w:rPr>
+          <w:u w:val="single" w:color="0000ff"/>
           <w:rFonts w:ascii="Charis SIL Regular" w:hAnsi="Charis SIL Regular" w:eastAsia="Charis SIL Regular"/>
           <w:b w:val="0"/>
           <w:i w:val="0"/>
           <w:color w:val="000000"/>
           <w:sz w:val="24"/>
         </w:rPr>
-        <w:t xml:space="preserve">t </w:t>
+        <w:t>t</w:t>
+      </w:r>
+      <w:r>
+        <w:rPr>
+          <w:rFonts w:ascii="Charis SIL Regular" w:hAnsi="Charis SIL Regular" w:eastAsia="Charis SIL Regular"/>
+          <w:b w:val="0"/>
+          <w:i w:val="0"/>
+          <w:color w:val="000000"/>
+          <w:sz w:val="24"/>
+        </w:rPr>
+        <w:t xml:space="preserve"> </w:t>
       </w:r>
       <w:r>
         <w:rPr>
@@ -683,7 +694,7 @@
           <w:sz w:val="24"/>
           <w:u w:val="single"/>
         </w:rPr>
-        <w:hyperlink r:id="rId15" w:history="1">
+        <w:hyperlink r:id="rId16" w:history="1">
           <w:r>
             <w:rPr>
               <w:rStyle w:val="Hyperlink"/>
@@ -712,7 +723,7 @@
           <w:sz w:val="24"/>
           <w:u w:val="single"/>
         </w:rPr>
-        <w:hyperlink r:id="rId15" w:history="1">
+        <w:hyperlink r:id="rId16" w:history="1">
           <w:r>
             <w:rPr>
               <w:rStyle w:val="Hyperlink"/>
@@ -741,7 +752,7 @@
           <w:sz w:val="24"/>
           <w:u w:val="single"/>
         </w:rPr>
-        <w:hyperlink r:id="rId15" w:history="1">
+        <w:hyperlink r:id="rId16" w:history="1">
           <w:r>
             <w:rPr>
               <w:rStyle w:val="Hyperlink"/>
@@ -759,7 +770,7 @@
           <w:sz w:val="24"/>
           <w:u w:val="single"/>
         </w:rPr>
-        <w:hyperlink r:id="rId15" w:history="1">
+        <w:hyperlink r:id="rId16" w:history="1">
           <w:r>
             <w:rPr>
               <w:rStyle w:val="Hyperlink"/>
@@ -785,16 +796,8 @@
           <w:i w:val="0"/>
           <w:color w:val="0000FF"/>
           <w:sz w:val="24"/>
-          <w:u w:val="single"/>
         </w:rPr>
-        <w:hyperlink r:id="rId16" w:history="1">
-          <w:r>
-            <w:rPr>
-              <w:rStyle w:val="Hyperlink"/>
-            </w:rPr>
-            <w:t>Rijks</w:t>
-          </w:r>
-        </w:hyperlink>
+        <w:t>Rijks</w:t>
       </w:r>
       <w:r>
         <w:rPr>
@@ -816,7 +819,7 @@
           <w:sz w:val="24"/>
           <w:u w:val="single"/>
         </w:rPr>
-        <w:hyperlink r:id="rId16" w:history="1">
+        <w:hyperlink r:id="rId15" w:history="1">
           <w:r>
             <w:rPr>
               <w:rStyle w:val="Hyperlink"/>
@@ -834,7 +837,7 @@
           <w:sz w:val="24"/>
           <w:u w:val="single"/>
         </w:rPr>
-        <w:hyperlink r:id="rId16" w:history="1">
+        <w:hyperlink r:id="rId17" w:history="1">
           <w:r>
             <w:rPr>
               <w:rStyle w:val="Hyperlink"/>
@@ -874,7 +877,7 @@
           <w:sz w:val="24"/>
           <w:u w:val="single"/>
         </w:rPr>
-        <w:hyperlink r:id="rId16" w:history="1">
+        <w:hyperlink r:id="rId17" w:history="1">
           <w:r>
             <w:rPr>
               <w:rStyle w:val="Hyperlink"/>
@@ -912,7 +915,7 @@
           <w:color w:val="000000"/>
           <w:sz w:val="24"/>
         </w:rPr>
-        <w:hyperlink r:id="rId15" w:history="1">
+        <w:hyperlink r:id="rId16" w:history="1">
           <w:r>
             <w:rPr>
               <w:rStyle w:val="Hyperlink"/>
@@ -941,7 +944,7 @@
           <w:color w:val="000000"/>
           <w:sz w:val="24"/>
         </w:rPr>
-        <w:hyperlink r:id="rId15" w:history="1">
+        <w:hyperlink r:id="rId16" w:history="1">
           <w:r>
             <w:rPr>
               <w:rStyle w:val="Hyperlink"/>
@@ -959,7 +962,7 @@
           <w:color w:val="000000"/>
           <w:sz w:val="24"/>
         </w:rPr>
-        <w:hyperlink r:id="rId15" w:history="1">
+        <w:hyperlink r:id="rId16" w:history="1">
           <w:r>
             <w:rPr>
               <w:rStyle w:val="Hyperlink"/>
@@ -987,7 +990,7 @@
           <w:color w:val="000000"/>
           <w:sz w:val="24"/>
         </w:rPr>
-        <w:hyperlink r:id="rId16" w:history="1">
+        <w:hyperlink r:id="rId17" w:history="1">
           <w:r>
             <w:rPr>
               <w:rStyle w:val="Hyperlink"/>
@@ -1005,7 +1008,7 @@
           <w:color w:val="000000"/>
           <w:sz w:val="24"/>
         </w:rPr>
-        <w:hyperlink r:id="rId16" w:history="1">
+        <w:hyperlink r:id="rId17" w:history="1">
           <w:r>
             <w:rPr>
               <w:rStyle w:val="Hyperlink"/>
@@ -1023,7 +1026,7 @@
           <w:color w:val="000000"/>
           <w:sz w:val="24"/>
         </w:rPr>
-        <w:hyperlink r:id="rId16" w:history="1">
+        <w:hyperlink r:id="rId17" w:history="1">
           <w:r>
             <w:rPr>
               <w:rStyle w:val="Hyperlink"/>
@@ -1041,7 +1044,7 @@
           <w:color w:val="000000"/>
           <w:sz w:val="24"/>
         </w:rPr>
-        <w:hyperlink r:id="rId16" w:history="1">
+        <w:hyperlink r:id="rId17" w:history="1">
           <w:r>
             <w:rPr>
               <w:rStyle w:val="Hyperlink"/>
@@ -1059,7 +1062,7 @@
           <w:color w:val="000000"/>
           <w:sz w:val="24"/>
         </w:rPr>
-        <w:hyperlink r:id="rId16" w:history="1">
+        <w:hyperlink r:id="rId17" w:history="1">
           <w:r>
             <w:rPr>
               <w:rStyle w:val="Hyperlink"/>
@@ -1137,7 +1140,7 @@
           <w:sz w:val="24"/>
           <w:u w:val="single"/>
         </w:rPr>
-        <w:hyperlink r:id="rId17" w:history="1">
+        <w:hyperlink r:id="rId18" w:history="1">
           <w:r>
             <w:rPr>
               <w:rStyle w:val="Hyperlink"/>
@@ -1166,7 +1169,7 @@
           <w:sz w:val="24"/>
           <w:u w:val="single"/>
         </w:rPr>
-        <w:hyperlink r:id="rId17" w:history="1">
+        <w:hyperlink r:id="rId18" w:history="1">
           <w:r>
             <w:rPr>
               <w:rStyle w:val="Hyperlink"/>
@@ -1193,7 +1196,7 @@
           <w:color w:val="000000"/>
           <w:sz w:val="24"/>
         </w:rPr>
-        <w:t>van het interieur van de winkel, waarop vele voor</w:t>
+        <w:t>van het interieur van de winkel, waarop vele voorwerpen</w:t>
       </w:r>
       <w:r>
         <w:rPr>
@@ -1204,25 +1207,7 @@
           <w:color w:val="000000"/>
           <w:sz w:val="24"/>
         </w:rPr>
-        <w:hyperlink r:id="rId17" w:history="1">
-          <w:r>
-            <w:rPr>
-              <w:rStyle w:val="Hyperlink"/>
-            </w:rPr>
-            <w:t>werpen</w:t>
-          </w:r>
-        </w:hyperlink>
-      </w:r>
-      <w:r>
-        <w:rPr>
-          <w:u w:val="single" w:color="0000ff"/>
-          <w:rFonts w:ascii="Charis SIL Regular" w:hAnsi="Charis SIL Regular" w:eastAsia="Charis SIL Regular"/>
-          <w:b w:val="0"/>
-          <w:i w:val="0"/>
-          <w:color w:val="000000"/>
-          <w:sz w:val="24"/>
-        </w:rPr>
-        <w:hyperlink r:id="rId17" w:history="1">
+        <w:hyperlink r:id="rId18" w:history="1">
           <w:r>
             <w:rPr>
               <w:rStyle w:val="Hyperlink"/>
@@ -1250,7 +1235,7 @@
           <w:sz w:val="24"/>
           <w:u w:val="single"/>
         </w:rPr>
-        <w:hyperlink r:id="rId16" w:history="1">
+        <w:hyperlink r:id="rId17" w:history="1">
           <w:r>
             <w:rPr>
               <w:rStyle w:val="Hyperlink"/>
@@ -1279,7 +1264,7 @@
           <w:sz w:val="24"/>
           <w:u w:val="single"/>
         </w:rPr>
-        <w:hyperlink r:id="rId16" w:history="1">
+        <w:hyperlink r:id="rId17" w:history="1">
           <w:r>
             <w:rPr>
               <w:rStyle w:val="Hyperlink"/>
@@ -1567,7 +1552,7 @@
           <w:sz w:val="24"/>
           <w:u w:val="single"/>
         </w:rPr>
-        <w:hyperlink r:id="rId18" w:history="1">
+        <w:hyperlink r:id="rId19" w:history="1">
           <w:r>
             <w:rPr>
               <w:rStyle w:val="Hyperlink"/>
@@ -1585,7 +1570,7 @@
           <w:sz w:val="24"/>
           <w:u w:val="single"/>
         </w:rPr>
-        <w:hyperlink r:id="rId18" w:history="1">
+        <w:hyperlink r:id="rId19" w:history="1">
           <w:r>
             <w:rPr>
               <w:rStyle w:val="Hyperlink"/>
@@ -1603,7 +1588,7 @@
           <w:sz w:val="24"/>
           <w:u w:val="single"/>
         </w:rPr>
-        <w:hyperlink r:id="rId18" w:history="1">
+        <w:hyperlink r:id="rId19" w:history="1">
           <w:r>
             <w:rPr>
               <w:rStyle w:val="Hyperlink"/>
@@ -1621,7 +1606,7 @@
           <w:sz w:val="24"/>
           <w:u w:val="single"/>
         </w:rPr>
-        <w:hyperlink r:id="rId18" w:history="1">
+        <w:hyperlink r:id="rId19" w:history="1">
           <w:r>
             <w:rPr>
               <w:rStyle w:val="Hyperlink"/>
@@ -1639,7 +1624,7 @@
           <w:sz w:val="24"/>
           <w:u w:val="single"/>
         </w:rPr>
-        <w:hyperlink r:id="rId18" w:history="1">
+        <w:hyperlink r:id="rId19" w:history="1">
           <w:r>
             <w:rPr>
               <w:rStyle w:val="Hyperlink"/>
@@ -1657,7 +1642,7 @@
           <w:sz w:val="24"/>
           <w:u w:val="single"/>
         </w:rPr>
-        <w:hyperlink r:id="rId18" w:history="1">
+        <w:hyperlink r:id="rId19" w:history="1">
           <w:r>
             <w:rPr>
               <w:rStyle w:val="Hyperlink"/>
@@ -1675,7 +1660,7 @@
           <w:sz w:val="24"/>
           <w:u w:val="single"/>
         </w:rPr>
-        <w:hyperlink r:id="rId18" w:history="1">
+        <w:hyperlink r:id="rId19" w:history="1">
           <w:r>
             <w:rPr>
               <w:rStyle w:val="Hyperlink"/>
@@ -1822,7 +1807,7 @@
           <w:sz w:val="24"/>
           <w:u w:val="single"/>
         </w:rPr>
-        <w:hyperlink r:id="rId19" w:history="1">
+        <w:hyperlink r:id="rId20" w:history="1">
           <w:r>
             <w:rPr>
               <w:rStyle w:val="Hyperlink"/>
@@ -1840,7 +1825,7 @@
           <w:sz w:val="24"/>
           <w:u w:val="single"/>
         </w:rPr>
-        <w:hyperlink r:id="rId19" w:history="1">
+        <w:hyperlink r:id="rId20" w:history="1">
           <w:r>
             <w:rPr>
               <w:rStyle w:val="Hyperlink"/>
@@ -1858,7 +1843,7 @@
           <w:sz w:val="24"/>
           <w:u w:val="single"/>
         </w:rPr>
-        <w:hyperlink r:id="rId19" w:history="1">
+        <w:hyperlink r:id="rId20" w:history="1">
           <w:r>
             <w:rPr>
               <w:rStyle w:val="Hyperlink"/>
@@ -1876,7 +1861,7 @@
           <w:sz w:val="24"/>
           <w:u w:val="single"/>
         </w:rPr>
-        <w:hyperlink r:id="rId19" w:history="1">
+        <w:hyperlink r:id="rId20" w:history="1">
           <w:r>
             <w:rPr>
               <w:rStyle w:val="Hyperlink"/>
@@ -1894,7 +1879,7 @@
           <w:sz w:val="24"/>
           <w:u w:val="single"/>
         </w:rPr>
-        <w:hyperlink r:id="rId19" w:history="1">
+        <w:hyperlink r:id="rId20" w:history="1">
           <w:r>
             <w:rPr>
               <w:rStyle w:val="Hyperlink"/>
@@ -1912,7 +1897,7 @@
           <w:sz w:val="24"/>
           <w:u w:val="single"/>
         </w:rPr>
-        <w:hyperlink r:id="rId19" w:history="1">
+        <w:hyperlink r:id="rId20" w:history="1">
           <w:r>
             <w:rPr>
               <w:rStyle w:val="Hyperlink"/>
@@ -2025,7 +2010,7 @@
           <w:color w:val="0000FF"/>
           <w:sz w:val="24"/>
         </w:rPr>
-        <w:hyperlink r:id="rId20" w:history="1">
+        <w:hyperlink r:id="rId21" w:history="1">
           <w:r>
             <w:rPr>
               <w:rStyle w:val="Hyperlink"/>
@@ -2042,7 +2027,7 @@
           <w:color w:val="0000FF"/>
           <w:sz w:val="24"/>
         </w:rPr>
-        <w:hyperlink r:id="rId20" w:history="1">
+        <w:hyperlink r:id="rId21" w:history="1">
           <w:r>
             <w:rPr>
               <w:rStyle w:val="Hyperlink"/>
@@ -2059,7 +2044,7 @@
           <w:color w:val="0000FF"/>
           <w:sz w:val="24"/>
         </w:rPr>
-        <w:hyperlink r:id="rId20" w:history="1">
+        <w:hyperlink r:id="rId21" w:history="1">
           <w:r>
             <w:rPr>
               <w:rStyle w:val="Hyperlink"/>
@@ -2169,7 +2154,7 @@
           <w:color w:val="0000FF"/>
           <w:sz w:val="24"/>
         </w:rPr>
-        <w:hyperlink r:id="rId21" w:history="1">
+        <w:hyperlink r:id="rId22" w:history="1">
           <w:r>
             <w:rPr>
               <w:rStyle w:val="Hyperlink"/>
@@ -2186,7 +2171,7 @@
           <w:color w:val="0000FF"/>
           <w:sz w:val="24"/>
         </w:rPr>
-        <w:hyperlink r:id="rId21" w:history="1">
+        <w:hyperlink r:id="rId22" w:history="1">
           <w:r>
             <w:rPr>
               <w:rStyle w:val="Hyperlink"/>
@@ -2274,7 +2259,7 @@
           <w:sz w:val="24"/>
           <w:u w:val="single"/>
         </w:rPr>
-        <w:hyperlink r:id="rId22" w:history="1">
+        <w:hyperlink r:id="rId23" w:history="1">
           <w:r>
             <w:rPr>
               <w:rStyle w:val="Hyperlink"/>
@@ -2292,7 +2277,7 @@
           <w:sz w:val="24"/>
           <w:u w:val="single"/>
         </w:rPr>
-        <w:hyperlink r:id="rId22" w:history="1">
+        <w:hyperlink r:id="rId23" w:history="1">
           <w:r>
             <w:rPr>
               <w:rStyle w:val="Hyperlink"/>
@@ -2410,7 +2395,7 @@
           <w:sz w:val="24"/>
           <w:u w:val="single"/>
         </w:rPr>
-        <w:hyperlink r:id="rId23" w:history="1">
+        <w:hyperlink r:id="rId24" w:history="1">
           <w:r>
             <w:rPr>
               <w:rStyle w:val="Hyperlink"/>
@@ -2428,7 +2413,7 @@
           <w:sz w:val="24"/>
           <w:u w:val="single"/>
         </w:rPr>
-        <w:hyperlink r:id="rId23" w:history="1">
+        <w:hyperlink r:id="rId24" w:history="1">
           <w:r>
             <w:rPr>
               <w:rStyle w:val="Hyperlink"/>
@@ -2446,7 +2431,7 @@
           <w:sz w:val="24"/>
           <w:u w:val="single"/>
         </w:rPr>
-        <w:hyperlink r:id="rId23" w:history="1">
+        <w:hyperlink r:id="rId24" w:history="1">
           <w:r>
             <w:rPr>
               <w:rStyle w:val="Hyperlink"/>
@@ -2474,7 +2459,7 @@
           <w:sz w:val="24"/>
           <w:u w:val="single"/>
         </w:rPr>
-        <w:hyperlink r:id="rId24" w:history="1">
+        <w:hyperlink r:id="rId25" w:history="1">
           <w:r>
             <w:rPr>
               <w:rStyle w:val="Hyperlink"/>
@@ -2503,7 +2488,7 @@
           <w:sz w:val="24"/>
           <w:u w:val="single"/>
         </w:rPr>
-        <w:hyperlink r:id="rId24" w:history="1">
+        <w:hyperlink r:id="rId25" w:history="1">
           <w:r>
             <w:rPr>
               <w:rStyle w:val="Hyperlink"/>
@@ -2631,7 +2616,7 @@
           <w:sz w:val="24"/>
           <w:u w:val="single"/>
         </w:rPr>
-        <w:hyperlink r:id="rId25" w:history="1">
+        <w:hyperlink r:id="rId26" w:history="1">
           <w:r>
             <w:rPr>
               <w:rStyle w:val="Hyperlink"/>
@@ -2649,7 +2634,7 @@
           <w:sz w:val="24"/>
           <w:u w:val="single"/>
         </w:rPr>
-        <w:hyperlink r:id="rId25" w:history="1">
+        <w:hyperlink r:id="rId26" w:history="1">
           <w:r>
             <w:rPr>
               <w:rStyle w:val="Hyperlink"/>
@@ -2667,7 +2652,7 @@
           <w:sz w:val="24"/>
           <w:u w:val="single"/>
         </w:rPr>
-        <w:hyperlink r:id="rId25" w:history="1">
+        <w:hyperlink r:id="rId26" w:history="1">
           <w:r>
             <w:rPr>
               <w:rStyle w:val="Hyperlink"/>
@@ -2685,7 +2670,7 @@
           <w:sz w:val="24"/>
           <w:u w:val="single"/>
         </w:rPr>
-        <w:hyperlink r:id="rId25" w:history="1">
+        <w:hyperlink r:id="rId26" w:history="1">
           <w:r>
             <w:rPr>
               <w:rStyle w:val="Hyperlink"/>
@@ -2787,7 +2772,7 @@
           <w:sz w:val="24"/>
           <w:u w:val="single"/>
         </w:rPr>
-        <w:hyperlink r:id="rId26" w:history="1">
+        <w:hyperlink r:id="rId27" w:history="1">
           <w:r>
             <w:rPr>
               <w:rStyle w:val="Hyperlink"/>
@@ -2805,7 +2790,7 @@
           <w:sz w:val="24"/>
           <w:u w:val="single"/>
         </w:rPr>
-        <w:hyperlink r:id="rId26" w:history="1">
+        <w:hyperlink r:id="rId27" w:history="1">
           <w:r>
             <w:rPr>
               <w:rStyle w:val="Hyperlink"/>
@@ -2823,7 +2808,7 @@
           <w:sz w:val="24"/>
           <w:u w:val="single"/>
         </w:rPr>
-        <w:hyperlink r:id="rId26" w:history="1">
+        <w:hyperlink r:id="rId27" w:history="1">
           <w:r>
             <w:rPr>
               <w:rStyle w:val="Hyperlink"/>
@@ -2841,7 +2826,7 @@
           <w:sz w:val="24"/>
           <w:u w:val="single"/>
         </w:rPr>
-        <w:hyperlink r:id="rId26" w:history="1">
+        <w:hyperlink r:id="rId27" w:history="1">
           <w:r>
             <w:rPr>
               <w:rStyle w:val="Hyperlink"/>
@@ -2869,7 +2854,7 @@
           <w:sz w:val="24"/>
           <w:u w:val="single"/>
         </w:rPr>
-        <w:hyperlink r:id="rId27" w:history="1">
+        <w:hyperlink r:id="rId28" w:history="1">
           <w:r>
             <w:rPr>
               <w:rStyle w:val="Hyperlink"/>
@@ -2890,7 +2875,7 @@
           <w:sz w:val="24"/>
           <w:u w:val="single"/>
         </w:rPr>
-        <w:hyperlink r:id="rId27" w:history="1">
+        <w:hyperlink r:id="rId28" w:history="1">
           <w:r>
             <w:rPr>
               <w:rStyle w:val="Hyperlink"/>
@@ -2908,7 +2893,7 @@
           <w:sz w:val="24"/>
           <w:u w:val="single"/>
         </w:rPr>
-        <w:hyperlink r:id="rId27" w:history="1">
+        <w:hyperlink r:id="rId28" w:history="1">
           <w:r>
             <w:rPr>
               <w:rStyle w:val="Hyperlink"/>
@@ -2919,13 +2904,21 @@
       </w:r>
       <w:r>
         <w:rPr>
+          <w:u w:val="single" w:color="0000ff"/>
           <w:rFonts w:ascii="Charis SIL Regular" w:hAnsi="Charis SIL Regular" w:eastAsia="Charis SIL Regular"/>
           <w:b w:val="0"/>
           <w:i w:val="0"/>
           <w:color w:val="000000"/>
           <w:sz w:val="24"/>
         </w:rPr>
-        <w:t xml:space="preserve">, </w:t>
+        <w:hyperlink r:id="rId27" w:history="1">
+          <w:r>
+            <w:rPr>
+              <w:rStyle w:val="Hyperlink"/>
+            </w:rPr>
+            <w:t xml:space="preserve">, </w:t>
+          </w:r>
+        </w:hyperlink>
       </w:r>
       <w:r>
         <w:rPr>
@@ -2936,7 +2929,7 @@
           <w:sz w:val="24"/>
           <w:u w:val="single"/>
         </w:rPr>
-        <w:hyperlink r:id="rId26" w:history="1">
+        <w:hyperlink r:id="rId29" w:history="1">
           <w:r>
             <w:rPr>
               <w:rStyle w:val="Hyperlink"/>
@@ -2965,7 +2958,7 @@
           <w:sz w:val="24"/>
           <w:u w:val="single"/>
         </w:rPr>
-        <w:hyperlink r:id="rId28" w:history="1">
+        <w:hyperlink r:id="rId29" w:history="1">
           <w:r>
             <w:rPr>
               <w:rStyle w:val="Hyperlink"/>
@@ -2983,7 +2976,7 @@
           <w:sz w:val="24"/>
           <w:u w:val="single"/>
         </w:rPr>
-        <w:hyperlink r:id="rId28" w:history="1">
+        <w:hyperlink r:id="rId29" w:history="1">
           <w:r>
             <w:rPr>
               <w:rStyle w:val="Hyperlink"/>
@@ -3059,7 +3052,7 @@
           <w:sz w:val="24"/>
           <w:u w:val="single"/>
         </w:rPr>
-        <w:hyperlink r:id="rId29" w:history="1">
+        <w:hyperlink r:id="rId30" w:history="1">
           <w:r>
             <w:rPr>
               <w:rStyle w:val="Hyperlink"/>
@@ -3077,7 +3070,7 @@
           <w:sz w:val="24"/>
           <w:u w:val="single"/>
         </w:rPr>
-        <w:hyperlink r:id="rId29" w:history="1">
+        <w:hyperlink r:id="rId30" w:history="1">
           <w:r>
             <w:rPr>
               <w:rStyle w:val="Hyperlink"/>
@@ -3095,7 +3088,7 @@
           <w:sz w:val="24"/>
           <w:u w:val="single"/>
         </w:rPr>
-        <w:hyperlink r:id="rId29" w:history="1">
+        <w:hyperlink r:id="rId30" w:history="1">
           <w:r>
             <w:rPr>
               <w:rStyle w:val="Hyperlink"/>
@@ -3123,7 +3116,7 @@
           <w:sz w:val="24"/>
           <w:u w:val="single"/>
         </w:rPr>
-        <w:hyperlink r:id="rId29" w:history="1">
+        <w:hyperlink r:id="rId30" w:history="1">
           <w:r>
             <w:rPr>
               <w:rStyle w:val="Hyperlink"/>
@@ -3152,7 +3145,7 @@
           <w:sz w:val="24"/>
           <w:u w:val="single"/>
         </w:rPr>
-        <w:hyperlink r:id="rId29" w:history="1">
+        <w:hyperlink r:id="rId30" w:history="1">
           <w:r>
             <w:rPr>
               <w:rStyle w:val="Hyperlink"/>
@@ -3274,7 +3267,7 @@
           <w:sz w:val="24"/>
           <w:u w:val="single"/>
         </w:rPr>
-        <w:hyperlink r:id="rId30" w:history="1">
+        <w:hyperlink r:id="rId31" w:history="1">
           <w:r>
             <w:rPr>
               <w:rStyle w:val="Hyperlink"/>
@@ -3292,7 +3285,7 @@
           <w:sz w:val="24"/>
           <w:u w:val="single"/>
         </w:rPr>
-        <w:hyperlink r:id="rId30" w:history="1">
+        <w:hyperlink r:id="rId31" w:history="1">
           <w:r>
             <w:rPr>
               <w:rStyle w:val="Hyperlink"/>
@@ -3310,7 +3303,7 @@
           <w:sz w:val="24"/>
           <w:u w:val="single"/>
         </w:rPr>
-        <w:hyperlink r:id="rId30" w:history="1">
+        <w:hyperlink r:id="rId31" w:history="1">
           <w:r>
             <w:rPr>
               <w:rStyle w:val="Hyperlink"/>
@@ -3338,7 +3331,7 @@
           <w:sz w:val="24"/>
           <w:u w:val="single"/>
         </w:rPr>
-        <w:hyperlink r:id="rId30" w:history="1">
+        <w:hyperlink r:id="rId31" w:history="1">
           <w:r>
             <w:rPr>
               <w:rStyle w:val="Hyperlink"/>
@@ -3367,7 +3360,7 @@
           <w:sz w:val="24"/>
           <w:u w:val="single"/>
         </w:rPr>
-        <w:hyperlink r:id="rId30" w:history="1">
+        <w:hyperlink r:id="rId31" w:history="1">
           <w:r>
             <w:rPr>
               <w:rStyle w:val="Hyperlink"/>

--- a/EXPORTS/DOCX/published/niveau3/Dutch/KoninklijkeBazar.docx
+++ b/EXPORTS/DOCX/published/niveau3/Dutch/KoninklijkeBazar.docx
@@ -544,14 +544,7 @@
           <w:color w:val="000000"/>
           <w:sz w:val="24"/>
         </w:rPr>
-        <w:hyperlink r:id="rId13" w:history="1">
-          <w:r>
-            <w:rPr>
-              <w:rStyle w:val="Hyperlink"/>
-            </w:rPr>
-            <w:t xml:space="preserve">ing </w:t>
-          </w:r>
-        </w:hyperlink>
+        <w:t xml:space="preserve">ing </w:t>
       </w:r>
       <w:r>
         <w:rPr>
@@ -591,7 +584,7 @@
           <w:sz w:val="24"/>
           <w:u w:val="single"/>
         </w:rPr>
-        <w:hyperlink r:id="rId15" w:history="1">
+        <w:hyperlink r:id="rId13" w:history="1">
           <w:r>
             <w:rPr>
               <w:rStyle w:val="Hyperlink"/>
@@ -609,7 +602,7 @@
           <w:sz w:val="24"/>
           <w:u w:val="single"/>
         </w:rPr>
-        <w:hyperlink r:id="rId15" w:history="1">
+        <w:hyperlink r:id="rId13" w:history="1">
           <w:r>
             <w:rPr>
               <w:rStyle w:val="Hyperlink"/>
@@ -694,7 +687,7 @@
           <w:sz w:val="24"/>
           <w:u w:val="single"/>
         </w:rPr>
-        <w:hyperlink r:id="rId16" w:history="1">
+        <w:hyperlink r:id="rId15" w:history="1">
           <w:r>
             <w:rPr>
               <w:rStyle w:val="Hyperlink"/>
@@ -723,7 +716,7 @@
           <w:sz w:val="24"/>
           <w:u w:val="single"/>
         </w:rPr>
-        <w:hyperlink r:id="rId16" w:history="1">
+        <w:hyperlink r:id="rId15" w:history="1">
           <w:r>
             <w:rPr>
               <w:rStyle w:val="Hyperlink"/>
@@ -752,7 +745,7 @@
           <w:sz w:val="24"/>
           <w:u w:val="single"/>
         </w:rPr>
-        <w:hyperlink r:id="rId16" w:history="1">
+        <w:hyperlink r:id="rId15" w:history="1">
           <w:r>
             <w:rPr>
               <w:rStyle w:val="Hyperlink"/>
@@ -770,7 +763,7 @@
           <w:sz w:val="24"/>
           <w:u w:val="single"/>
         </w:rPr>
-        <w:hyperlink r:id="rId16" w:history="1">
+        <w:hyperlink r:id="rId15" w:history="1">
           <w:r>
             <w:rPr>
               <w:rStyle w:val="Hyperlink"/>
@@ -787,7 +780,18 @@
           <w:color w:val="000000"/>
           <w:sz w:val="24"/>
         </w:rPr>
-        <w:t xml:space="preserve"> en het toenmalige </w:t>
+        <w:t xml:space="preserve"> en het toenmali</w:t>
+      </w:r>
+      <w:r>
+        <w:rPr>
+          <w:u w:val="single" w:color="0000ff"/>
+          <w:rFonts w:ascii="Charis SIL Regular" w:hAnsi="Charis SIL Regular" w:eastAsia="Charis SIL Regular"/>
+          <w:b w:val="0"/>
+          <w:i w:val="0"/>
+          <w:color w:val="000000"/>
+          <w:sz w:val="24"/>
+        </w:rPr>
+        <w:t xml:space="preserve">ge </w:t>
       </w:r>
       <w:r>
         <w:rPr>
@@ -796,8 +800,16 @@
           <w:i w:val="0"/>
           <w:color w:val="0000FF"/>
           <w:sz w:val="24"/>
+          <w:u w:val="single"/>
         </w:rPr>
-        <w:t>Rijks</w:t>
+        <w:hyperlink r:id="rId16" w:history="1">
+          <w:r>
+            <w:rPr>
+              <w:rStyle w:val="Hyperlink"/>
+            </w:rPr>
+            <w:t>Rijks</w:t>
+          </w:r>
+        </w:hyperlink>
       </w:r>
       <w:r>
         <w:rPr>
@@ -819,7 +831,7 @@
           <w:sz w:val="24"/>
           <w:u w:val="single"/>
         </w:rPr>
-        <w:hyperlink r:id="rId15" w:history="1">
+        <w:hyperlink r:id="rId17" w:history="1">
           <w:r>
             <w:rPr>
               <w:rStyle w:val="Hyperlink"/>
@@ -864,7 +876,6 @@
           <w:i w:val="0"/>
           <w:color w:val="0000FF"/>
           <w:sz w:val="24"/>
-          <w:u w:val="single"/>
         </w:rPr>
         <w:t xml:space="preserve"> </w:t>
       </w:r>
@@ -882,19 +893,9 @@
             <w:rPr>
               <w:rStyle w:val="Hyperlink"/>
             </w:rPr>
-            <w:t>Museu</w:t>
+            <w:t>Museum</w:t>
           </w:r>
         </w:hyperlink>
-      </w:r>
-      <w:r>
-        <w:rPr>
-          <w:rFonts w:ascii="Charis SIL Regular" w:hAnsi="Charis SIL Regular" w:eastAsia="Charis SIL Regular"/>
-          <w:b w:val="0"/>
-          <w:i w:val="0"/>
-          <w:color w:val="0000FF"/>
-          <w:sz w:val="24"/>
-        </w:rPr>
-        <w:t>m</w:t>
       </w:r>
       <w:r>
         <w:rPr>
@@ -915,7 +916,7 @@
           <w:color w:val="000000"/>
           <w:sz w:val="24"/>
         </w:rPr>
-        <w:hyperlink r:id="rId16" w:history="1">
+        <w:hyperlink r:id="rId15" w:history="1">
           <w:r>
             <w:rPr>
               <w:rStyle w:val="Hyperlink"/>
@@ -944,7 +945,7 @@
           <w:color w:val="000000"/>
           <w:sz w:val="24"/>
         </w:rPr>
-        <w:hyperlink r:id="rId16" w:history="1">
+        <w:hyperlink r:id="rId15" w:history="1">
           <w:r>
             <w:rPr>
               <w:rStyle w:val="Hyperlink"/>
@@ -962,7 +963,7 @@
           <w:color w:val="000000"/>
           <w:sz w:val="24"/>
         </w:rPr>
-        <w:hyperlink r:id="rId16" w:history="1">
+        <w:hyperlink r:id="rId15" w:history="1">
           <w:r>
             <w:rPr>
               <w:rStyle w:val="Hyperlink"/>
@@ -1196,7 +1197,25 @@
           <w:color w:val="000000"/>
           <w:sz w:val="24"/>
         </w:rPr>
-        <w:t>van het interieur van de winkel, waarop vele voorwerpen</w:t>
+        <w:t>van het interieur van de winkel, waarop vele voor</w:t>
+      </w:r>
+      <w:r>
+        <w:rPr>
+          <w:u w:val="single" w:color="0000ff"/>
+          <w:rFonts w:ascii="Charis SIL Regular" w:hAnsi="Charis SIL Regular" w:eastAsia="Charis SIL Regular"/>
+          <w:b w:val="0"/>
+          <w:i w:val="0"/>
+          <w:color w:val="000000"/>
+          <w:sz w:val="24"/>
+        </w:rPr>
+        <w:hyperlink r:id="rId18" w:history="1">
+          <w:r>
+            <w:rPr>
+              <w:rStyle w:val="Hyperlink"/>
+            </w:rPr>
+            <w:t>werpen</w:t>
+          </w:r>
+        </w:hyperlink>
       </w:r>
       <w:r>
         <w:rPr>
@@ -2875,7 +2894,7 @@
           <w:sz w:val="24"/>
           <w:u w:val="single"/>
         </w:rPr>
-        <w:hyperlink r:id="rId28" w:history="1">
+        <w:hyperlink r:id="rId27" w:history="1">
           <w:r>
             <w:rPr>
               <w:rStyle w:val="Hyperlink"/>
@@ -2893,7 +2912,7 @@
           <w:sz w:val="24"/>
           <w:u w:val="single"/>
         </w:rPr>
-        <w:hyperlink r:id="rId28" w:history="1">
+        <w:hyperlink r:id="rId27" w:history="1">
           <w:r>
             <w:rPr>
               <w:rStyle w:val="Hyperlink"/>
@@ -2929,7 +2948,7 @@
           <w:sz w:val="24"/>
           <w:u w:val="single"/>
         </w:rPr>
-        <w:hyperlink r:id="rId29" w:history="1">
+        <w:hyperlink r:id="rId27" w:history="1">
           <w:r>
             <w:rPr>
               <w:rStyle w:val="Hyperlink"/>
@@ -2958,7 +2977,7 @@
           <w:sz w:val="24"/>
           <w:u w:val="single"/>
         </w:rPr>
-        <w:hyperlink r:id="rId29" w:history="1">
+        <w:hyperlink r:id="rId27" w:history="1">
           <w:r>
             <w:rPr>
               <w:rStyle w:val="Hyperlink"/>
@@ -2976,7 +2995,7 @@
           <w:sz w:val="24"/>
           <w:u w:val="single"/>
         </w:rPr>
-        <w:hyperlink r:id="rId29" w:history="1">
+        <w:hyperlink r:id="rId27" w:history="1">
           <w:r>
             <w:rPr>
               <w:rStyle w:val="Hyperlink"/>
@@ -3052,7 +3071,7 @@
           <w:sz w:val="24"/>
           <w:u w:val="single"/>
         </w:rPr>
-        <w:hyperlink r:id="rId30" w:history="1">
+        <w:hyperlink r:id="rId29" w:history="1">
           <w:r>
             <w:rPr>
               <w:rStyle w:val="Hyperlink"/>
@@ -3070,7 +3089,7 @@
           <w:sz w:val="24"/>
           <w:u w:val="single"/>
         </w:rPr>
-        <w:hyperlink r:id="rId30" w:history="1">
+        <w:hyperlink r:id="rId29" w:history="1">
           <w:r>
             <w:rPr>
               <w:rStyle w:val="Hyperlink"/>
@@ -3088,7 +3107,7 @@
           <w:sz w:val="24"/>
           <w:u w:val="single"/>
         </w:rPr>
-        <w:hyperlink r:id="rId30" w:history="1">
+        <w:hyperlink r:id="rId29" w:history="1">
           <w:r>
             <w:rPr>
               <w:rStyle w:val="Hyperlink"/>
@@ -3116,7 +3135,7 @@
           <w:sz w:val="24"/>
           <w:u w:val="single"/>
         </w:rPr>
-        <w:hyperlink r:id="rId30" w:history="1">
+        <w:hyperlink r:id="rId29" w:history="1">
           <w:r>
             <w:rPr>
               <w:rStyle w:val="Hyperlink"/>
@@ -3145,7 +3164,7 @@
           <w:sz w:val="24"/>
           <w:u w:val="single"/>
         </w:rPr>
-        <w:hyperlink r:id="rId30" w:history="1">
+        <w:hyperlink r:id="rId29" w:history="1">
           <w:r>
             <w:rPr>
               <w:rStyle w:val="Hyperlink"/>
@@ -3267,7 +3286,7 @@
           <w:sz w:val="24"/>
           <w:u w:val="single"/>
         </w:rPr>
-        <w:hyperlink r:id="rId31" w:history="1">
+        <w:hyperlink r:id="rId30" w:history="1">
           <w:r>
             <w:rPr>
               <w:rStyle w:val="Hyperlink"/>
@@ -3285,7 +3304,7 @@
           <w:sz w:val="24"/>
           <w:u w:val="single"/>
         </w:rPr>
-        <w:hyperlink r:id="rId31" w:history="1">
+        <w:hyperlink r:id="rId30" w:history="1">
           <w:r>
             <w:rPr>
               <w:rStyle w:val="Hyperlink"/>
@@ -3303,7 +3322,7 @@
           <w:sz w:val="24"/>
           <w:u w:val="single"/>
         </w:rPr>
-        <w:hyperlink r:id="rId31" w:history="1">
+        <w:hyperlink r:id="rId30" w:history="1">
           <w:r>
             <w:rPr>
               <w:rStyle w:val="Hyperlink"/>
@@ -3331,7 +3350,7 @@
           <w:sz w:val="24"/>
           <w:u w:val="single"/>
         </w:rPr>
-        <w:hyperlink r:id="rId31" w:history="1">
+        <w:hyperlink r:id="rId30" w:history="1">
           <w:r>
             <w:rPr>
               <w:rStyle w:val="Hyperlink"/>
@@ -3360,7 +3379,7 @@
           <w:sz w:val="24"/>
           <w:u w:val="single"/>
         </w:rPr>
-        <w:hyperlink r:id="rId31" w:history="1">
+        <w:hyperlink r:id="rId30" w:history="1">
           <w:r>
             <w:rPr>
               <w:rStyle w:val="Hyperlink"/>

--- a/EXPORTS/DOCX/published/niveau3/Dutch/KoninklijkeBazar.docx
+++ b/EXPORTS/DOCX/published/niveau3/Dutch/KoninklijkeBazar.docx
@@ -555,7 +555,7 @@
           <w:sz w:val="24"/>
           <w:u w:val="single"/>
         </w:rPr>
-        <w:hyperlink r:id="rId13" w:history="1">
+        <w:hyperlink r:id="rId15" w:history="1">
           <w:r>
             <w:rPr>
               <w:rStyle w:val="Hyperlink"/>
@@ -584,7 +584,7 @@
           <w:sz w:val="24"/>
           <w:u w:val="single"/>
         </w:rPr>
-        <w:hyperlink r:id="rId13" w:history="1">
+        <w:hyperlink r:id="rId15" w:history="1">
           <w:r>
             <w:rPr>
               <w:rStyle w:val="Hyperlink"/>
@@ -659,24 +659,13 @@
       </w:r>
       <w:r>
         <w:rPr>
-          <w:u w:val="single" w:color="0000ff"/>
           <w:rFonts w:ascii="Charis SIL Regular" w:hAnsi="Charis SIL Regular" w:eastAsia="Charis SIL Regular"/>
           <w:b w:val="0"/>
           <w:i w:val="0"/>
           <w:color w:val="000000"/>
           <w:sz w:val="24"/>
         </w:rPr>
-        <w:t>t</w:t>
-      </w:r>
-      <w:r>
-        <w:rPr>
-          <w:rFonts w:ascii="Charis SIL Regular" w:hAnsi="Charis SIL Regular" w:eastAsia="Charis SIL Regular"/>
-          <w:b w:val="0"/>
-          <w:i w:val="0"/>
-          <w:color w:val="000000"/>
-          <w:sz w:val="24"/>
-        </w:rPr>
-        <w:t xml:space="preserve"> </w:t>
+        <w:t xml:space="preserve">t </w:t>
       </w:r>
       <w:r>
         <w:rPr>
@@ -687,7 +676,7 @@
           <w:sz w:val="24"/>
           <w:u w:val="single"/>
         </w:rPr>
-        <w:hyperlink r:id="rId15" w:history="1">
+        <w:hyperlink r:id="rId16" w:history="1">
           <w:r>
             <w:rPr>
               <w:rStyle w:val="Hyperlink"/>
@@ -716,7 +705,7 @@
           <w:sz w:val="24"/>
           <w:u w:val="single"/>
         </w:rPr>
-        <w:hyperlink r:id="rId15" w:history="1">
+        <w:hyperlink r:id="rId16" w:history="1">
           <w:r>
             <w:rPr>
               <w:rStyle w:val="Hyperlink"/>
@@ -745,7 +734,7 @@
           <w:sz w:val="24"/>
           <w:u w:val="single"/>
         </w:rPr>
-        <w:hyperlink r:id="rId15" w:history="1">
+        <w:hyperlink r:id="rId16" w:history="1">
           <w:r>
             <w:rPr>
               <w:rStyle w:val="Hyperlink"/>
@@ -763,7 +752,7 @@
           <w:sz w:val="24"/>
           <w:u w:val="single"/>
         </w:rPr>
-        <w:hyperlink r:id="rId15" w:history="1">
+        <w:hyperlink r:id="rId16" w:history="1">
           <w:r>
             <w:rPr>
               <w:rStyle w:val="Hyperlink"/>
@@ -791,7 +780,14 @@
           <w:color w:val="000000"/>
           <w:sz w:val="24"/>
         </w:rPr>
-        <w:t xml:space="preserve">ge </w:t>
+        <w:hyperlink r:id="rId15" w:history="1">
+          <w:r>
+            <w:rPr>
+              <w:rStyle w:val="Hyperlink"/>
+            </w:rPr>
+            <w:t xml:space="preserve">ge </w:t>
+          </w:r>
+        </w:hyperlink>
       </w:r>
       <w:r>
         <w:rPr>
@@ -802,7 +798,7 @@
           <w:sz w:val="24"/>
           <w:u w:val="single"/>
         </w:rPr>
-        <w:hyperlink r:id="rId16" w:history="1">
+        <w:hyperlink r:id="rId15" w:history="1">
           <w:r>
             <w:rPr>
               <w:rStyle w:val="Hyperlink"/>
@@ -854,7 +850,7 @@
             <w:rPr>
               <w:rStyle w:val="Hyperlink"/>
             </w:rPr>
-            <w:t>thnografisc</w:t>
+            <w:t>thnografis</w:t>
           </w:r>
         </w:hyperlink>
       </w:r>
@@ -865,7 +861,23 @@
           <w:i w:val="0"/>
           <w:color w:val="0000FF"/>
           <w:sz w:val="24"/>
-          <w:u w:val="single"/>
+        </w:rPr>
+        <w:hyperlink r:id="rId17" w:history="1">
+          <w:r>
+            <w:rPr>
+              <w:rStyle w:val="Hyperlink"/>
+            </w:rPr>
+            <w:t>c</w:t>
+          </w:r>
+        </w:hyperlink>
+      </w:r>
+      <w:r>
+        <w:rPr>
+          <w:rFonts w:ascii="Charis SIL Regular" w:hAnsi="Charis SIL Regular" w:eastAsia="Charis SIL Regular"/>
+          <w:b w:val="0"/>
+          <w:i w:val="0"/>
+          <w:color w:val="0000FF"/>
+          <w:sz w:val="24"/>
         </w:rPr>
         <w:t>h</w:t>
       </w:r>
@@ -876,6 +888,7 @@
           <w:i w:val="0"/>
           <w:color w:val="0000FF"/>
           <w:sz w:val="24"/>
+          <w:u w:val="single"/>
         </w:rPr>
         <w:t xml:space="preserve"> </w:t>
       </w:r>
@@ -916,7 +929,7 @@
           <w:color w:val="000000"/>
           <w:sz w:val="24"/>
         </w:rPr>
-        <w:hyperlink r:id="rId15" w:history="1">
+        <w:hyperlink r:id="rId16" w:history="1">
           <w:r>
             <w:rPr>
               <w:rStyle w:val="Hyperlink"/>
@@ -945,7 +958,7 @@
           <w:color w:val="000000"/>
           <w:sz w:val="24"/>
         </w:rPr>
-        <w:hyperlink r:id="rId15" w:history="1">
+        <w:hyperlink r:id="rId16" w:history="1">
           <w:r>
             <w:rPr>
               <w:rStyle w:val="Hyperlink"/>
@@ -963,7 +976,7 @@
           <w:color w:val="000000"/>
           <w:sz w:val="24"/>
         </w:rPr>
-        <w:hyperlink r:id="rId15" w:history="1">
+        <w:hyperlink r:id="rId16" w:history="1">
           <w:r>
             <w:rPr>
               <w:rStyle w:val="Hyperlink"/>
@@ -2894,7 +2907,7 @@
           <w:sz w:val="24"/>
           <w:u w:val="single"/>
         </w:rPr>
-        <w:hyperlink r:id="rId27" w:history="1">
+        <w:hyperlink r:id="rId28" w:history="1">
           <w:r>
             <w:rPr>
               <w:rStyle w:val="Hyperlink"/>
@@ -2923,21 +2936,13 @@
       </w:r>
       <w:r>
         <w:rPr>
-          <w:u w:val="single" w:color="0000ff"/>
           <w:rFonts w:ascii="Charis SIL Regular" w:hAnsi="Charis SIL Regular" w:eastAsia="Charis SIL Regular"/>
           <w:b w:val="0"/>
           <w:i w:val="0"/>
           <w:color w:val="000000"/>
           <w:sz w:val="24"/>
         </w:rPr>
-        <w:hyperlink r:id="rId27" w:history="1">
-          <w:r>
-            <w:rPr>
-              <w:rStyle w:val="Hyperlink"/>
-            </w:rPr>
-            <w:t xml:space="preserve">, </w:t>
-          </w:r>
-        </w:hyperlink>
+        <w:t xml:space="preserve">, </w:t>
       </w:r>
       <w:r>
         <w:rPr>
@@ -2948,7 +2953,7 @@
           <w:sz w:val="24"/>
           <w:u w:val="single"/>
         </w:rPr>
-        <w:hyperlink r:id="rId27" w:history="1">
+        <w:hyperlink r:id="rId29" w:history="1">
           <w:r>
             <w:rPr>
               <w:rStyle w:val="Hyperlink"/>
@@ -2977,7 +2982,7 @@
           <w:sz w:val="24"/>
           <w:u w:val="single"/>
         </w:rPr>
-        <w:hyperlink r:id="rId27" w:history="1">
+        <w:hyperlink r:id="rId29" w:history="1">
           <w:r>
             <w:rPr>
               <w:rStyle w:val="Hyperlink"/>
@@ -2995,7 +3000,7 @@
           <w:sz w:val="24"/>
           <w:u w:val="single"/>
         </w:rPr>
-        <w:hyperlink r:id="rId27" w:history="1">
+        <w:hyperlink r:id="rId29" w:history="1">
           <w:r>
             <w:rPr>
               <w:rStyle w:val="Hyperlink"/>
@@ -3071,7 +3076,7 @@
           <w:sz w:val="24"/>
           <w:u w:val="single"/>
         </w:rPr>
-        <w:hyperlink r:id="rId29" w:history="1">
+        <w:hyperlink r:id="rId30" w:history="1">
           <w:r>
             <w:rPr>
               <w:rStyle w:val="Hyperlink"/>
@@ -3089,7 +3094,7 @@
           <w:sz w:val="24"/>
           <w:u w:val="single"/>
         </w:rPr>
-        <w:hyperlink r:id="rId29" w:history="1">
+        <w:hyperlink r:id="rId30" w:history="1">
           <w:r>
             <w:rPr>
               <w:rStyle w:val="Hyperlink"/>
@@ -3107,7 +3112,7 @@
           <w:sz w:val="24"/>
           <w:u w:val="single"/>
         </w:rPr>
-        <w:hyperlink r:id="rId29" w:history="1">
+        <w:hyperlink r:id="rId30" w:history="1">
           <w:r>
             <w:rPr>
               <w:rStyle w:val="Hyperlink"/>
@@ -3135,7 +3140,7 @@
           <w:sz w:val="24"/>
           <w:u w:val="single"/>
         </w:rPr>
-        <w:hyperlink r:id="rId29" w:history="1">
+        <w:hyperlink r:id="rId30" w:history="1">
           <w:r>
             <w:rPr>
               <w:rStyle w:val="Hyperlink"/>
@@ -3164,7 +3169,7 @@
           <w:sz w:val="24"/>
           <w:u w:val="single"/>
         </w:rPr>
-        <w:hyperlink r:id="rId29" w:history="1">
+        <w:hyperlink r:id="rId30" w:history="1">
           <w:r>
             <w:rPr>
               <w:rStyle w:val="Hyperlink"/>
@@ -3286,7 +3291,7 @@
           <w:sz w:val="24"/>
           <w:u w:val="single"/>
         </w:rPr>
-        <w:hyperlink r:id="rId30" w:history="1">
+        <w:hyperlink r:id="rId31" w:history="1">
           <w:r>
             <w:rPr>
               <w:rStyle w:val="Hyperlink"/>
@@ -3304,7 +3309,7 @@
           <w:sz w:val="24"/>
           <w:u w:val="single"/>
         </w:rPr>
-        <w:hyperlink r:id="rId30" w:history="1">
+        <w:hyperlink r:id="rId31" w:history="1">
           <w:r>
             <w:rPr>
               <w:rStyle w:val="Hyperlink"/>
@@ -3322,7 +3327,7 @@
           <w:sz w:val="24"/>
           <w:u w:val="single"/>
         </w:rPr>
-        <w:hyperlink r:id="rId30" w:history="1">
+        <w:hyperlink r:id="rId31" w:history="1">
           <w:r>
             <w:rPr>
               <w:rStyle w:val="Hyperlink"/>
@@ -3350,7 +3355,7 @@
           <w:sz w:val="24"/>
           <w:u w:val="single"/>
         </w:rPr>
-        <w:hyperlink r:id="rId30" w:history="1">
+        <w:hyperlink r:id="rId31" w:history="1">
           <w:r>
             <w:rPr>
               <w:rStyle w:val="Hyperlink"/>
@@ -3379,7 +3384,7 @@
           <w:sz w:val="24"/>
           <w:u w:val="single"/>
         </w:rPr>
-        <w:hyperlink r:id="rId30" w:history="1">
+        <w:hyperlink r:id="rId31" w:history="1">
           <w:r>
             <w:rPr>
               <w:rStyle w:val="Hyperlink"/>

--- a/EXPORTS/DOCX/published/niveau3/Dutch/KoninklijkeBazar.docx
+++ b/EXPORTS/DOCX/published/niveau3/Dutch/KoninklijkeBazar.docx
@@ -544,7 +544,14 @@
           <w:color w:val="000000"/>
           <w:sz w:val="24"/>
         </w:rPr>
-        <w:t xml:space="preserve">ing </w:t>
+        <w:hyperlink r:id="rId13" w:history="1">
+          <w:r>
+            <w:rPr>
+              <w:rStyle w:val="Hyperlink"/>
+            </w:rPr>
+            <w:t xml:space="preserve">ing </w:t>
+          </w:r>
+        </w:hyperlink>
       </w:r>
       <w:r>
         <w:rPr>
@@ -555,7 +562,7 @@
           <w:sz w:val="24"/>
           <w:u w:val="single"/>
         </w:rPr>
-        <w:hyperlink r:id="rId15" w:history="1">
+        <w:hyperlink r:id="rId13" w:history="1">
           <w:r>
             <w:rPr>
               <w:rStyle w:val="Hyperlink"/>
@@ -584,7 +591,7 @@
           <w:sz w:val="24"/>
           <w:u w:val="single"/>
         </w:rPr>
-        <w:hyperlink r:id="rId15" w:history="1">
+        <w:hyperlink r:id="rId13" w:history="1">
           <w:r>
             <w:rPr>
               <w:rStyle w:val="Hyperlink"/>
@@ -613,59 +620,13 @@
       </w:r>
       <w:r>
         <w:rPr>
-          <w:u w:val="single" w:color="0000ff"/>
           <w:rFonts w:ascii="Charis SIL Regular" w:hAnsi="Charis SIL Regular" w:eastAsia="Charis SIL Regular"/>
           <w:b w:val="0"/>
           <w:i w:val="0"/>
           <w:color w:val="000000"/>
           <w:sz w:val="24"/>
         </w:rPr>
-        <w:hyperlink r:id="rId13" w:history="1">
-          <w:r>
-            <w:rPr>
-              <w:rStyle w:val="Hyperlink"/>
-            </w:rPr>
-            <w:t>, m</w:t>
-          </w:r>
-        </w:hyperlink>
-      </w:r>
-      <w:r>
-        <w:rPr>
-          <w:rFonts w:ascii="Charis SIL Regular" w:hAnsi="Charis SIL Regular" w:eastAsia="Charis SIL Regular"/>
-          <w:b w:val="0"/>
-          <w:i w:val="0"/>
-          <w:color w:val="000000"/>
-          <w:sz w:val="24"/>
-        </w:rPr>
-        <w:t>aar ook musea</w:t>
-      </w:r>
-      <w:r>
-        <w:rPr>
-          <w:u w:val="single" w:color="0000ff"/>
-          <w:rFonts w:ascii="Charis SIL Regular" w:hAnsi="Charis SIL Regular" w:eastAsia="Charis SIL Regular"/>
-          <w:b w:val="0"/>
-          <w:i w:val="0"/>
-          <w:color w:val="000000"/>
-          <w:sz w:val="24"/>
-        </w:rPr>
-        <w:hyperlink r:id="rId14" w:history="1">
-          <w:r>
-            <w:rPr>
-              <w:rStyle w:val="Hyperlink"/>
-            </w:rPr>
-            <w:t>, zoals he</w:t>
-          </w:r>
-        </w:hyperlink>
-      </w:r>
-      <w:r>
-        <w:rPr>
-          <w:rFonts w:ascii="Charis SIL Regular" w:hAnsi="Charis SIL Regular" w:eastAsia="Charis SIL Regular"/>
-          <w:b w:val="0"/>
-          <w:i w:val="0"/>
-          <w:color w:val="000000"/>
-          <w:sz w:val="24"/>
-        </w:rPr>
-        <w:t xml:space="preserve">t </w:t>
+        <w:t xml:space="preserve">, maar ook musea, zoals het </w:t>
       </w:r>
       <w:r>
         <w:rPr>
@@ -676,7 +637,7 @@
           <w:sz w:val="24"/>
           <w:u w:val="single"/>
         </w:rPr>
-        <w:hyperlink r:id="rId16" w:history="1">
+        <w:hyperlink r:id="rId15" w:history="1">
           <w:r>
             <w:rPr>
               <w:rStyle w:val="Hyperlink"/>
@@ -705,7 +666,7 @@
           <w:sz w:val="24"/>
           <w:u w:val="single"/>
         </w:rPr>
-        <w:hyperlink r:id="rId16" w:history="1">
+        <w:hyperlink r:id="rId15" w:history="1">
           <w:r>
             <w:rPr>
               <w:rStyle w:val="Hyperlink"/>
@@ -734,7 +695,7 @@
           <w:sz w:val="24"/>
           <w:u w:val="single"/>
         </w:rPr>
-        <w:hyperlink r:id="rId16" w:history="1">
+        <w:hyperlink r:id="rId15" w:history="1">
           <w:r>
             <w:rPr>
               <w:rStyle w:val="Hyperlink"/>
@@ -752,7 +713,7 @@
           <w:sz w:val="24"/>
           <w:u w:val="single"/>
         </w:rPr>
-        <w:hyperlink r:id="rId16" w:history="1">
+        <w:hyperlink r:id="rId15" w:history="1">
           <w:r>
             <w:rPr>
               <w:rStyle w:val="Hyperlink"/>
@@ -780,7 +741,7 @@
           <w:color w:val="000000"/>
           <w:sz w:val="24"/>
         </w:rPr>
-        <w:hyperlink r:id="rId15" w:history="1">
+        <w:hyperlink r:id="rId16" w:history="1">
           <w:r>
             <w:rPr>
               <w:rStyle w:val="Hyperlink"/>
@@ -798,7 +759,7 @@
           <w:sz w:val="24"/>
           <w:u w:val="single"/>
         </w:rPr>
-        <w:hyperlink r:id="rId15" w:history="1">
+        <w:hyperlink r:id="rId17" w:history="1">
           <w:r>
             <w:rPr>
               <w:rStyle w:val="Hyperlink"/>
@@ -929,7 +890,7 @@
           <w:color w:val="000000"/>
           <w:sz w:val="24"/>
         </w:rPr>
-        <w:hyperlink r:id="rId16" w:history="1">
+        <w:hyperlink r:id="rId15" w:history="1">
           <w:r>
             <w:rPr>
               <w:rStyle w:val="Hyperlink"/>
@@ -958,7 +919,7 @@
           <w:color w:val="000000"/>
           <w:sz w:val="24"/>
         </w:rPr>
-        <w:hyperlink r:id="rId16" w:history="1">
+        <w:hyperlink r:id="rId15" w:history="1">
           <w:r>
             <w:rPr>
               <w:rStyle w:val="Hyperlink"/>
@@ -976,7 +937,7 @@
           <w:color w:val="000000"/>
           <w:sz w:val="24"/>
         </w:rPr>
-        <w:hyperlink r:id="rId16" w:history="1">
+        <w:hyperlink r:id="rId15" w:history="1">
           <w:r>
             <w:rPr>
               <w:rStyle w:val="Hyperlink"/>
@@ -2907,7 +2868,7 @@
           <w:sz w:val="24"/>
           <w:u w:val="single"/>
         </w:rPr>
-        <w:hyperlink r:id="rId28" w:history="1">
+        <w:hyperlink r:id="rId27" w:history="1">
           <w:r>
             <w:rPr>
               <w:rStyle w:val="Hyperlink"/>
@@ -2936,13 +2897,21 @@
       </w:r>
       <w:r>
         <w:rPr>
+          <w:u w:val="single" w:color="0000ff"/>
           <w:rFonts w:ascii="Charis SIL Regular" w:hAnsi="Charis SIL Regular" w:eastAsia="Charis SIL Regular"/>
           <w:b w:val="0"/>
           <w:i w:val="0"/>
           <w:color w:val="000000"/>
           <w:sz w:val="24"/>
         </w:rPr>
-        <w:t xml:space="preserve">, </w:t>
+        <w:hyperlink r:id="rId27" w:history="1">
+          <w:r>
+            <w:rPr>
+              <w:rStyle w:val="Hyperlink"/>
+            </w:rPr>
+            <w:t xml:space="preserve">, </w:t>
+          </w:r>
+        </w:hyperlink>
       </w:r>
       <w:r>
         <w:rPr>

--- a/EXPORTS/DOCX/published/niveau3/Dutch/KoninklijkeBazar.docx
+++ b/EXPORTS/DOCX/published/niveau3/Dutch/KoninklijkeBazar.docx
@@ -544,14 +544,7 @@
           <w:color w:val="000000"/>
           <w:sz w:val="24"/>
         </w:rPr>
-        <w:hyperlink r:id="rId13" w:history="1">
-          <w:r>
-            <w:rPr>
-              <w:rStyle w:val="Hyperlink"/>
-            </w:rPr>
-            <w:t xml:space="preserve">ing </w:t>
-          </w:r>
-        </w:hyperlink>
+        <w:t xml:space="preserve">ing </w:t>
       </w:r>
       <w:r>
         <w:rPr>
@@ -591,7 +584,7 @@
           <w:sz w:val="24"/>
           <w:u w:val="single"/>
         </w:rPr>
-        <w:hyperlink r:id="rId13" w:history="1">
+        <w:hyperlink r:id="rId15" w:history="1">
           <w:r>
             <w:rPr>
               <w:rStyle w:val="Hyperlink"/>
@@ -609,12 +602,30 @@
           <w:sz w:val="24"/>
           <w:u w:val="single"/>
         </w:rPr>
+        <w:hyperlink r:id="rId15" w:history="1">
+          <w:r>
+            <w:rPr>
+              <w:rStyle w:val="Hyperlink"/>
+            </w:rPr>
+            <w:t>I</w:t>
+          </w:r>
+        </w:hyperlink>
+      </w:r>
+      <w:r>
+        <w:rPr>
+          <w:u w:val="single" w:color="0000ff"/>
+          <w:rFonts w:ascii="Charis SIL Regular" w:hAnsi="Charis SIL Regular" w:eastAsia="Charis SIL Regular"/>
+          <w:b w:val="0"/>
+          <w:i w:val="0"/>
+          <w:color w:val="000000"/>
+          <w:sz w:val="24"/>
+        </w:rPr>
         <w:hyperlink r:id="rId13" w:history="1">
           <w:r>
             <w:rPr>
               <w:rStyle w:val="Hyperlink"/>
             </w:rPr>
-            <w:t>I</w:t>
+            <w:t>, m</w:t>
           </w:r>
         </w:hyperlink>
       </w:r>
@@ -626,7 +637,46 @@
           <w:color w:val="000000"/>
           <w:sz w:val="24"/>
         </w:rPr>
-        <w:t xml:space="preserve">, maar ook musea, zoals het </w:t>
+        <w:t>aar ook musea</w:t>
+      </w:r>
+      <w:r>
+        <w:rPr>
+          <w:u w:val="single" w:color="0000ff"/>
+          <w:rFonts w:ascii="Charis SIL Regular" w:hAnsi="Charis SIL Regular" w:eastAsia="Charis SIL Regular"/>
+          <w:b w:val="0"/>
+          <w:i w:val="0"/>
+          <w:color w:val="000000"/>
+          <w:sz w:val="24"/>
+        </w:rPr>
+        <w:hyperlink r:id="rId14" w:history="1">
+          <w:r>
+            <w:rPr>
+              <w:rStyle w:val="Hyperlink"/>
+            </w:rPr>
+            <w:t>, zoals he</w:t>
+          </w:r>
+        </w:hyperlink>
+      </w:r>
+      <w:r>
+        <w:rPr>
+          <w:u w:val="single" w:color="0000ff"/>
+          <w:rFonts w:ascii="Charis SIL Regular" w:hAnsi="Charis SIL Regular" w:eastAsia="Charis SIL Regular"/>
+          <w:b w:val="0"/>
+          <w:i w:val="0"/>
+          <w:color w:val="000000"/>
+          <w:sz w:val="24"/>
+        </w:rPr>
+        <w:t>t</w:t>
+      </w:r>
+      <w:r>
+        <w:rPr>
+          <w:rFonts w:ascii="Charis SIL Regular" w:hAnsi="Charis SIL Regular" w:eastAsia="Charis SIL Regular"/>
+          <w:b w:val="0"/>
+          <w:i w:val="0"/>
+          <w:color w:val="000000"/>
+          <w:sz w:val="24"/>
+        </w:rPr>
+        <w:t xml:space="preserve"> </w:t>
       </w:r>
       <w:r>
         <w:rPr>
@@ -637,7 +687,7 @@
           <w:sz w:val="24"/>
           <w:u w:val="single"/>
         </w:rPr>
-        <w:hyperlink r:id="rId15" w:history="1">
+        <w:hyperlink r:id="rId16" w:history="1">
           <w:r>
             <w:rPr>
               <w:rStyle w:val="Hyperlink"/>
@@ -666,7 +716,7 @@
           <w:sz w:val="24"/>
           <w:u w:val="single"/>
         </w:rPr>
-        <w:hyperlink r:id="rId15" w:history="1">
+        <w:hyperlink r:id="rId16" w:history="1">
           <w:r>
             <w:rPr>
               <w:rStyle w:val="Hyperlink"/>
@@ -695,7 +745,7 @@
           <w:sz w:val="24"/>
           <w:u w:val="single"/>
         </w:rPr>
-        <w:hyperlink r:id="rId15" w:history="1">
+        <w:hyperlink r:id="rId16" w:history="1">
           <w:r>
             <w:rPr>
               <w:rStyle w:val="Hyperlink"/>
@@ -713,7 +763,7 @@
           <w:sz w:val="24"/>
           <w:u w:val="single"/>
         </w:rPr>
-        <w:hyperlink r:id="rId15" w:history="1">
+        <w:hyperlink r:id="rId16" w:history="1">
           <w:r>
             <w:rPr>
               <w:rStyle w:val="Hyperlink"/>
@@ -741,14 +791,7 @@
           <w:color w:val="000000"/>
           <w:sz w:val="24"/>
         </w:rPr>
-        <w:hyperlink r:id="rId16" w:history="1">
-          <w:r>
-            <w:rPr>
-              <w:rStyle w:val="Hyperlink"/>
-            </w:rPr>
-            <w:t xml:space="preserve">ge </w:t>
-          </w:r>
-        </w:hyperlink>
+        <w:t xml:space="preserve">ge </w:t>
       </w:r>
       <w:r>
         <w:rPr>
@@ -788,7 +831,7 @@
           <w:sz w:val="24"/>
           <w:u w:val="single"/>
         </w:rPr>
-        <w:hyperlink r:id="rId17" w:history="1">
+        <w:hyperlink r:id="rId15" w:history="1">
           <w:r>
             <w:rPr>
               <w:rStyle w:val="Hyperlink"/>
@@ -811,7 +854,7 @@
             <w:rPr>
               <w:rStyle w:val="Hyperlink"/>
             </w:rPr>
-            <w:t>thnografis</w:t>
+            <w:t>thnografisc</w:t>
           </w:r>
         </w:hyperlink>
       </w:r>
@@ -822,23 +865,7 @@
           <w:i w:val="0"/>
           <w:color w:val="0000FF"/>
           <w:sz w:val="24"/>
-        </w:rPr>
-        <w:hyperlink r:id="rId17" w:history="1">
-          <w:r>
-            <w:rPr>
-              <w:rStyle w:val="Hyperlink"/>
-            </w:rPr>
-            <w:t>c</w:t>
-          </w:r>
-        </w:hyperlink>
-      </w:r>
-      <w:r>
-        <w:rPr>
-          <w:rFonts w:ascii="Charis SIL Regular" w:hAnsi="Charis SIL Regular" w:eastAsia="Charis SIL Regular"/>
-          <w:b w:val="0"/>
-          <w:i w:val="0"/>
-          <w:color w:val="0000FF"/>
-          <w:sz w:val="24"/>
+          <w:u w:val="single"/>
         </w:rPr>
         <w:t>h</w:t>
       </w:r>
@@ -867,9 +894,19 @@
             <w:rPr>
               <w:rStyle w:val="Hyperlink"/>
             </w:rPr>
-            <w:t>Museum</w:t>
+            <w:t>Museu</w:t>
           </w:r>
         </w:hyperlink>
+      </w:r>
+      <w:r>
+        <w:rPr>
+          <w:rFonts w:ascii="Charis SIL Regular" w:hAnsi="Charis SIL Regular" w:eastAsia="Charis SIL Regular"/>
+          <w:b w:val="0"/>
+          <w:i w:val="0"/>
+          <w:color w:val="0000FF"/>
+          <w:sz w:val="24"/>
+        </w:rPr>
+        <w:t>m</w:t>
       </w:r>
       <w:r>
         <w:rPr>
@@ -890,7 +927,7 @@
           <w:color w:val="000000"/>
           <w:sz w:val="24"/>
         </w:rPr>
-        <w:hyperlink r:id="rId15" w:history="1">
+        <w:hyperlink r:id="rId16" w:history="1">
           <w:r>
             <w:rPr>
               <w:rStyle w:val="Hyperlink"/>
@@ -919,7 +956,7 @@
           <w:color w:val="000000"/>
           <w:sz w:val="24"/>
         </w:rPr>
-        <w:hyperlink r:id="rId15" w:history="1">
+        <w:hyperlink r:id="rId16" w:history="1">
           <w:r>
             <w:rPr>
               <w:rStyle w:val="Hyperlink"/>
@@ -937,7 +974,7 @@
           <w:color w:val="000000"/>
           <w:sz w:val="24"/>
         </w:rPr>
-        <w:hyperlink r:id="rId15" w:history="1">
+        <w:hyperlink r:id="rId16" w:history="1">
           <w:r>
             <w:rPr>
               <w:rStyle w:val="Hyperlink"/>
@@ -1182,14 +1219,7 @@
           <w:color w:val="000000"/>
           <w:sz w:val="24"/>
         </w:rPr>
-        <w:hyperlink r:id="rId18" w:history="1">
-          <w:r>
-            <w:rPr>
-              <w:rStyle w:val="Hyperlink"/>
-            </w:rPr>
-            <w:t>werpen</w:t>
-          </w:r>
-        </w:hyperlink>
+        <w:t>werpen</w:t>
       </w:r>
       <w:r>
         <w:rPr>
@@ -2897,21 +2927,13 @@
       </w:r>
       <w:r>
         <w:rPr>
-          <w:u w:val="single" w:color="0000ff"/>
           <w:rFonts w:ascii="Charis SIL Regular" w:hAnsi="Charis SIL Regular" w:eastAsia="Charis SIL Regular"/>
           <w:b w:val="0"/>
           <w:i w:val="0"/>
           <w:color w:val="000000"/>
           <w:sz w:val="24"/>
         </w:rPr>
-        <w:hyperlink r:id="rId27" w:history="1">
-          <w:r>
-            <w:rPr>
-              <w:rStyle w:val="Hyperlink"/>
-            </w:rPr>
-            <w:t xml:space="preserve">, </w:t>
-          </w:r>
-        </w:hyperlink>
+        <w:t xml:space="preserve">, </w:t>
       </w:r>
       <w:r>
         <w:rPr>
@@ -2922,7 +2944,7 @@
           <w:sz w:val="24"/>
           <w:u w:val="single"/>
         </w:rPr>
-        <w:hyperlink r:id="rId29" w:history="1">
+        <w:hyperlink r:id="rId27" w:history="1">
           <w:r>
             <w:rPr>
               <w:rStyle w:val="Hyperlink"/>
@@ -2951,7 +2973,7 @@
           <w:sz w:val="24"/>
           <w:u w:val="single"/>
         </w:rPr>
-        <w:hyperlink r:id="rId29" w:history="1">
+        <w:hyperlink r:id="rId27" w:history="1">
           <w:r>
             <w:rPr>
               <w:rStyle w:val="Hyperlink"/>
@@ -2969,7 +2991,7 @@
           <w:sz w:val="24"/>
           <w:u w:val="single"/>
         </w:rPr>
-        <w:hyperlink r:id="rId29" w:history="1">
+        <w:hyperlink r:id="rId27" w:history="1">
           <w:r>
             <w:rPr>
               <w:rStyle w:val="Hyperlink"/>
@@ -3045,7 +3067,7 @@
           <w:sz w:val="24"/>
           <w:u w:val="single"/>
         </w:rPr>
-        <w:hyperlink r:id="rId30" w:history="1">
+        <w:hyperlink r:id="rId29" w:history="1">
           <w:r>
             <w:rPr>
               <w:rStyle w:val="Hyperlink"/>
@@ -3063,7 +3085,7 @@
           <w:sz w:val="24"/>
           <w:u w:val="single"/>
         </w:rPr>
-        <w:hyperlink r:id="rId30" w:history="1">
+        <w:hyperlink r:id="rId29" w:history="1">
           <w:r>
             <w:rPr>
               <w:rStyle w:val="Hyperlink"/>
@@ -3081,7 +3103,7 @@
           <w:sz w:val="24"/>
           <w:u w:val="single"/>
         </w:rPr>
-        <w:hyperlink r:id="rId30" w:history="1">
+        <w:hyperlink r:id="rId29" w:history="1">
           <w:r>
             <w:rPr>
               <w:rStyle w:val="Hyperlink"/>
@@ -3109,7 +3131,7 @@
           <w:sz w:val="24"/>
           <w:u w:val="single"/>
         </w:rPr>
-        <w:hyperlink r:id="rId30" w:history="1">
+        <w:hyperlink r:id="rId29" w:history="1">
           <w:r>
             <w:rPr>
               <w:rStyle w:val="Hyperlink"/>
@@ -3138,7 +3160,7 @@
           <w:sz w:val="24"/>
           <w:u w:val="single"/>
         </w:rPr>
-        <w:hyperlink r:id="rId30" w:history="1">
+        <w:hyperlink r:id="rId29" w:history="1">
           <w:r>
             <w:rPr>
               <w:rStyle w:val="Hyperlink"/>
@@ -3260,7 +3282,7 @@
           <w:sz w:val="24"/>
           <w:u w:val="single"/>
         </w:rPr>
-        <w:hyperlink r:id="rId31" w:history="1">
+        <w:hyperlink r:id="rId30" w:history="1">
           <w:r>
             <w:rPr>
               <w:rStyle w:val="Hyperlink"/>
@@ -3278,7 +3300,7 @@
           <w:sz w:val="24"/>
           <w:u w:val="single"/>
         </w:rPr>
-        <w:hyperlink r:id="rId31" w:history="1">
+        <w:hyperlink r:id="rId30" w:history="1">
           <w:r>
             <w:rPr>
               <w:rStyle w:val="Hyperlink"/>
@@ -3296,7 +3318,7 @@
           <w:sz w:val="24"/>
           <w:u w:val="single"/>
         </w:rPr>
-        <w:hyperlink r:id="rId31" w:history="1">
+        <w:hyperlink r:id="rId30" w:history="1">
           <w:r>
             <w:rPr>
               <w:rStyle w:val="Hyperlink"/>
@@ -3324,7 +3346,7 @@
           <w:sz w:val="24"/>
           <w:u w:val="single"/>
         </w:rPr>
-        <w:hyperlink r:id="rId31" w:history="1">
+        <w:hyperlink r:id="rId30" w:history="1">
           <w:r>
             <w:rPr>
               <w:rStyle w:val="Hyperlink"/>
@@ -3353,7 +3375,7 @@
           <w:sz w:val="24"/>
           <w:u w:val="single"/>
         </w:rPr>
-        <w:hyperlink r:id="rId31" w:history="1">
+        <w:hyperlink r:id="rId30" w:history="1">
           <w:r>
             <w:rPr>
               <w:rStyle w:val="Hyperlink"/>

--- a/EXPORTS/DOCX/published/niveau3/Dutch/KoninklijkeBazar.docx
+++ b/EXPORTS/DOCX/published/niveau3/Dutch/KoninklijkeBazar.docx
@@ -488,63 +488,13 @@
       </w:r>
       <w:r>
         <w:rPr>
-          <w:u w:val="single" w:color="0000ff"/>
           <w:rFonts w:ascii="Charis SIL Regular" w:hAnsi="Charis SIL Regular" w:eastAsia="Charis SIL Regular"/>
           <w:b w:val="0"/>
           <w:i w:val="0"/>
           <w:color w:val="000000"/>
           <w:sz w:val="24"/>
         </w:rPr>
-        <w:t>,</w:t>
-      </w:r>
-      <w:r>
-        <w:rPr>
-          <w:rFonts w:ascii="Charis SIL Regular" w:hAnsi="Charis SIL Regular" w:eastAsia="Charis SIL Regular"/>
-          <w:b w:val="0"/>
-          <w:i w:val="0"/>
-          <w:color w:val="000000"/>
-          <w:sz w:val="24"/>
-        </w:rPr>
-        <w:t xml:space="preserve"> </w:t>
-      </w:r>
-      <w:r>
-        <w:rPr>
-          <w:u w:val="single" w:color="0000ff"/>
-          <w:rFonts w:ascii="Charis SIL Regular" w:hAnsi="Charis SIL Regular" w:eastAsia="Charis SIL Regular"/>
-          <w:b w:val="0"/>
-          <w:i w:val="0"/>
-          <w:color w:val="000000"/>
-          <w:sz w:val="24"/>
-        </w:rPr>
-        <w:hyperlink r:id="rId12" w:history="1">
-          <w:r>
-            <w:rPr>
-              <w:rStyle w:val="Hyperlink"/>
-            </w:rPr>
-            <w:t xml:space="preserve">onder </w:t>
-          </w:r>
-        </w:hyperlink>
-      </w:r>
-      <w:r>
-        <w:rPr>
-          <w:rFonts w:ascii="Charis SIL Regular" w:hAnsi="Charis SIL Regular" w:eastAsia="Charis SIL Regular"/>
-          <w:b w:val="0"/>
-          <w:i w:val="0"/>
-          <w:color w:val="000000"/>
-          <w:sz w:val="24"/>
-        </w:rPr>
-        <w:t>wie kon</w:t>
-      </w:r>
-      <w:r>
-        <w:rPr>
-          <w:u w:val="single" w:color="0000ff"/>
-          <w:rFonts w:ascii="Charis SIL Regular" w:hAnsi="Charis SIL Regular" w:eastAsia="Charis SIL Regular"/>
-          <w:b w:val="0"/>
-          <w:i w:val="0"/>
-          <w:color w:val="000000"/>
-          <w:sz w:val="24"/>
-        </w:rPr>
-        <w:t xml:space="preserve">ing </w:t>
+        <w:t xml:space="preserve">, onder wie koning </w:t>
       </w:r>
       <w:r>
         <w:rPr>
@@ -584,7 +534,7 @@
           <w:sz w:val="24"/>
           <w:u w:val="single"/>
         </w:rPr>
-        <w:hyperlink r:id="rId15" w:history="1">
+        <w:hyperlink r:id="rId13" w:history="1">
           <w:r>
             <w:rPr>
               <w:rStyle w:val="Hyperlink"/>
@@ -602,7 +552,7 @@
           <w:sz w:val="24"/>
           <w:u w:val="single"/>
         </w:rPr>
-        <w:hyperlink r:id="rId15" w:history="1">
+        <w:hyperlink r:id="rId13" w:history="1">
           <w:r>
             <w:rPr>
               <w:rStyle w:val="Hyperlink"/>
@@ -659,24 +609,13 @@
       </w:r>
       <w:r>
         <w:rPr>
-          <w:u w:val="single" w:color="0000ff"/>
           <w:rFonts w:ascii="Charis SIL Regular" w:hAnsi="Charis SIL Regular" w:eastAsia="Charis SIL Regular"/>
           <w:b w:val="0"/>
           <w:i w:val="0"/>
           <w:color w:val="000000"/>
           <w:sz w:val="24"/>
         </w:rPr>
-        <w:t>t</w:t>
-      </w:r>
-      <w:r>
-        <w:rPr>
-          <w:rFonts w:ascii="Charis SIL Regular" w:hAnsi="Charis SIL Regular" w:eastAsia="Charis SIL Regular"/>
-          <w:b w:val="0"/>
-          <w:i w:val="0"/>
-          <w:color w:val="000000"/>
-          <w:sz w:val="24"/>
-        </w:rPr>
-        <w:t xml:space="preserve"> </w:t>
+        <w:t xml:space="preserve">t </w:t>
       </w:r>
       <w:r>
         <w:rPr>
@@ -687,7 +626,7 @@
           <w:sz w:val="24"/>
           <w:u w:val="single"/>
         </w:rPr>
-        <w:hyperlink r:id="rId16" w:history="1">
+        <w:hyperlink r:id="rId15" w:history="1">
           <w:r>
             <w:rPr>
               <w:rStyle w:val="Hyperlink"/>
@@ -716,7 +655,7 @@
           <w:sz w:val="24"/>
           <w:u w:val="single"/>
         </w:rPr>
-        <w:hyperlink r:id="rId16" w:history="1">
+        <w:hyperlink r:id="rId15" w:history="1">
           <w:r>
             <w:rPr>
               <w:rStyle w:val="Hyperlink"/>
@@ -745,7 +684,7 @@
           <w:sz w:val="24"/>
           <w:u w:val="single"/>
         </w:rPr>
-        <w:hyperlink r:id="rId16" w:history="1">
+        <w:hyperlink r:id="rId15" w:history="1">
           <w:r>
             <w:rPr>
               <w:rStyle w:val="Hyperlink"/>
@@ -763,7 +702,7 @@
           <w:sz w:val="24"/>
           <w:u w:val="single"/>
         </w:rPr>
-        <w:hyperlink r:id="rId16" w:history="1">
+        <w:hyperlink r:id="rId15" w:history="1">
           <w:r>
             <w:rPr>
               <w:rStyle w:val="Hyperlink"/>
@@ -802,7 +741,7 @@
           <w:sz w:val="24"/>
           <w:u w:val="single"/>
         </w:rPr>
-        <w:hyperlink r:id="rId17" w:history="1">
+        <w:hyperlink r:id="rId16" w:history="1">
           <w:r>
             <w:rPr>
               <w:rStyle w:val="Hyperlink"/>
@@ -831,7 +770,7 @@
           <w:sz w:val="24"/>
           <w:u w:val="single"/>
         </w:rPr>
-        <w:hyperlink r:id="rId15" w:history="1">
+        <w:hyperlink r:id="rId16" w:history="1">
           <w:r>
             <w:rPr>
               <w:rStyle w:val="Hyperlink"/>
@@ -849,7 +788,7 @@
           <w:sz w:val="24"/>
           <w:u w:val="single"/>
         </w:rPr>
-        <w:hyperlink r:id="rId17" w:history="1">
+        <w:hyperlink r:id="rId16" w:history="1">
           <w:r>
             <w:rPr>
               <w:rStyle w:val="Hyperlink"/>
@@ -889,7 +828,7 @@
           <w:sz w:val="24"/>
           <w:u w:val="single"/>
         </w:rPr>
-        <w:hyperlink r:id="rId17" w:history="1">
+        <w:hyperlink r:id="rId16" w:history="1">
           <w:r>
             <w:rPr>
               <w:rStyle w:val="Hyperlink"/>
@@ -927,7 +866,7 @@
           <w:color w:val="000000"/>
           <w:sz w:val="24"/>
         </w:rPr>
-        <w:hyperlink r:id="rId16" w:history="1">
+        <w:hyperlink r:id="rId15" w:history="1">
           <w:r>
             <w:rPr>
               <w:rStyle w:val="Hyperlink"/>
@@ -956,7 +895,7 @@
           <w:color w:val="000000"/>
           <w:sz w:val="24"/>
         </w:rPr>
-        <w:hyperlink r:id="rId16" w:history="1">
+        <w:hyperlink r:id="rId15" w:history="1">
           <w:r>
             <w:rPr>
               <w:rStyle w:val="Hyperlink"/>
@@ -974,7 +913,7 @@
           <w:color w:val="000000"/>
           <w:sz w:val="24"/>
         </w:rPr>
-        <w:hyperlink r:id="rId16" w:history="1">
+        <w:hyperlink r:id="rId15" w:history="1">
           <w:r>
             <w:rPr>
               <w:rStyle w:val="Hyperlink"/>
@@ -1002,7 +941,7 @@
           <w:color w:val="000000"/>
           <w:sz w:val="24"/>
         </w:rPr>
-        <w:hyperlink r:id="rId17" w:history="1">
+        <w:hyperlink r:id="rId16" w:history="1">
           <w:r>
             <w:rPr>
               <w:rStyle w:val="Hyperlink"/>
@@ -1020,7 +959,7 @@
           <w:color w:val="000000"/>
           <w:sz w:val="24"/>
         </w:rPr>
-        <w:hyperlink r:id="rId17" w:history="1">
+        <w:hyperlink r:id="rId16" w:history="1">
           <w:r>
             <w:rPr>
               <w:rStyle w:val="Hyperlink"/>
@@ -1038,7 +977,7 @@
           <w:color w:val="000000"/>
           <w:sz w:val="24"/>
         </w:rPr>
-        <w:hyperlink r:id="rId17" w:history="1">
+        <w:hyperlink r:id="rId16" w:history="1">
           <w:r>
             <w:rPr>
               <w:rStyle w:val="Hyperlink"/>
@@ -1056,7 +995,7 @@
           <w:color w:val="000000"/>
           <w:sz w:val="24"/>
         </w:rPr>
-        <w:hyperlink r:id="rId17" w:history="1">
+        <w:hyperlink r:id="rId16" w:history="1">
           <w:r>
             <w:rPr>
               <w:rStyle w:val="Hyperlink"/>
@@ -1074,7 +1013,7 @@
           <w:color w:val="000000"/>
           <w:sz w:val="24"/>
         </w:rPr>
-        <w:hyperlink r:id="rId17" w:history="1">
+        <w:hyperlink r:id="rId16" w:history="1">
           <w:r>
             <w:rPr>
               <w:rStyle w:val="Hyperlink"/>
@@ -1152,7 +1091,7 @@
           <w:sz w:val="24"/>
           <w:u w:val="single"/>
         </w:rPr>
-        <w:hyperlink r:id="rId18" w:history="1">
+        <w:hyperlink r:id="rId17" w:history="1">
           <w:r>
             <w:rPr>
               <w:rStyle w:val="Hyperlink"/>
@@ -1181,7 +1120,7 @@
           <w:sz w:val="24"/>
           <w:u w:val="single"/>
         </w:rPr>
-        <w:hyperlink r:id="rId18" w:history="1">
+        <w:hyperlink r:id="rId17" w:history="1">
           <w:r>
             <w:rPr>
               <w:rStyle w:val="Hyperlink"/>
@@ -1219,7 +1158,14 @@
           <w:color w:val="000000"/>
           <w:sz w:val="24"/>
         </w:rPr>
-        <w:t>werpen</w:t>
+        <w:hyperlink r:id="rId17" w:history="1">
+          <w:r>
+            <w:rPr>
+              <w:rStyle w:val="Hyperlink"/>
+            </w:rPr>
+            <w:t>werpen</w:t>
+          </w:r>
+        </w:hyperlink>
       </w:r>
       <w:r>
         <w:rPr>
@@ -1230,7 +1176,7 @@
           <w:color w:val="000000"/>
           <w:sz w:val="24"/>
         </w:rPr>
-        <w:hyperlink r:id="rId18" w:history="1">
+        <w:hyperlink r:id="rId17" w:history="1">
           <w:r>
             <w:rPr>
               <w:rStyle w:val="Hyperlink"/>
@@ -1258,7 +1204,7 @@
           <w:sz w:val="24"/>
           <w:u w:val="single"/>
         </w:rPr>
-        <w:hyperlink r:id="rId17" w:history="1">
+        <w:hyperlink r:id="rId16" w:history="1">
           <w:r>
             <w:rPr>
               <w:rStyle w:val="Hyperlink"/>
@@ -1287,7 +1233,7 @@
           <w:sz w:val="24"/>
           <w:u w:val="single"/>
         </w:rPr>
-        <w:hyperlink r:id="rId17" w:history="1">
+        <w:hyperlink r:id="rId16" w:history="1">
           <w:r>
             <w:rPr>
               <w:rStyle w:val="Hyperlink"/>
@@ -1575,7 +1521,7 @@
           <w:sz w:val="24"/>
           <w:u w:val="single"/>
         </w:rPr>
-        <w:hyperlink r:id="rId19" w:history="1">
+        <w:hyperlink r:id="rId18" w:history="1">
           <w:r>
             <w:rPr>
               <w:rStyle w:val="Hyperlink"/>
@@ -1593,7 +1539,7 @@
           <w:sz w:val="24"/>
           <w:u w:val="single"/>
         </w:rPr>
-        <w:hyperlink r:id="rId19" w:history="1">
+        <w:hyperlink r:id="rId18" w:history="1">
           <w:r>
             <w:rPr>
               <w:rStyle w:val="Hyperlink"/>
@@ -1611,7 +1557,7 @@
           <w:sz w:val="24"/>
           <w:u w:val="single"/>
         </w:rPr>
-        <w:hyperlink r:id="rId19" w:history="1">
+        <w:hyperlink r:id="rId18" w:history="1">
           <w:r>
             <w:rPr>
               <w:rStyle w:val="Hyperlink"/>
@@ -1629,7 +1575,7 @@
           <w:sz w:val="24"/>
           <w:u w:val="single"/>
         </w:rPr>
-        <w:hyperlink r:id="rId19" w:history="1">
+        <w:hyperlink r:id="rId18" w:history="1">
           <w:r>
             <w:rPr>
               <w:rStyle w:val="Hyperlink"/>
@@ -1647,7 +1593,7 @@
           <w:sz w:val="24"/>
           <w:u w:val="single"/>
         </w:rPr>
-        <w:hyperlink r:id="rId19" w:history="1">
+        <w:hyperlink r:id="rId18" w:history="1">
           <w:r>
             <w:rPr>
               <w:rStyle w:val="Hyperlink"/>
@@ -1665,7 +1611,7 @@
           <w:sz w:val="24"/>
           <w:u w:val="single"/>
         </w:rPr>
-        <w:hyperlink r:id="rId19" w:history="1">
+        <w:hyperlink r:id="rId18" w:history="1">
           <w:r>
             <w:rPr>
               <w:rStyle w:val="Hyperlink"/>
@@ -1683,7 +1629,7 @@
           <w:sz w:val="24"/>
           <w:u w:val="single"/>
         </w:rPr>
-        <w:hyperlink r:id="rId19" w:history="1">
+        <w:hyperlink r:id="rId18" w:history="1">
           <w:r>
             <w:rPr>
               <w:rStyle w:val="Hyperlink"/>
@@ -1830,7 +1776,7 @@
           <w:sz w:val="24"/>
           <w:u w:val="single"/>
         </w:rPr>
-        <w:hyperlink r:id="rId20" w:history="1">
+        <w:hyperlink r:id="rId19" w:history="1">
           <w:r>
             <w:rPr>
               <w:rStyle w:val="Hyperlink"/>
@@ -1848,7 +1794,7 @@
           <w:sz w:val="24"/>
           <w:u w:val="single"/>
         </w:rPr>
-        <w:hyperlink r:id="rId20" w:history="1">
+        <w:hyperlink r:id="rId19" w:history="1">
           <w:r>
             <w:rPr>
               <w:rStyle w:val="Hyperlink"/>
@@ -1866,7 +1812,7 @@
           <w:sz w:val="24"/>
           <w:u w:val="single"/>
         </w:rPr>
-        <w:hyperlink r:id="rId20" w:history="1">
+        <w:hyperlink r:id="rId19" w:history="1">
           <w:r>
             <w:rPr>
               <w:rStyle w:val="Hyperlink"/>
@@ -1884,7 +1830,7 @@
           <w:sz w:val="24"/>
           <w:u w:val="single"/>
         </w:rPr>
-        <w:hyperlink r:id="rId20" w:history="1">
+        <w:hyperlink r:id="rId19" w:history="1">
           <w:r>
             <w:rPr>
               <w:rStyle w:val="Hyperlink"/>
@@ -1902,7 +1848,7 @@
           <w:sz w:val="24"/>
           <w:u w:val="single"/>
         </w:rPr>
-        <w:hyperlink r:id="rId20" w:history="1">
+        <w:hyperlink r:id="rId19" w:history="1">
           <w:r>
             <w:rPr>
               <w:rStyle w:val="Hyperlink"/>
@@ -1920,7 +1866,7 @@
           <w:sz w:val="24"/>
           <w:u w:val="single"/>
         </w:rPr>
-        <w:hyperlink r:id="rId20" w:history="1">
+        <w:hyperlink r:id="rId19" w:history="1">
           <w:r>
             <w:rPr>
               <w:rStyle w:val="Hyperlink"/>
@@ -2033,7 +1979,7 @@
           <w:color w:val="0000FF"/>
           <w:sz w:val="24"/>
         </w:rPr>
-        <w:hyperlink r:id="rId21" w:history="1">
+        <w:hyperlink r:id="rId20" w:history="1">
           <w:r>
             <w:rPr>
               <w:rStyle w:val="Hyperlink"/>
@@ -2050,7 +1996,7 @@
           <w:color w:val="0000FF"/>
           <w:sz w:val="24"/>
         </w:rPr>
-        <w:hyperlink r:id="rId21" w:history="1">
+        <w:hyperlink r:id="rId20" w:history="1">
           <w:r>
             <w:rPr>
               <w:rStyle w:val="Hyperlink"/>
@@ -2067,7 +2013,7 @@
           <w:color w:val="0000FF"/>
           <w:sz w:val="24"/>
         </w:rPr>
-        <w:hyperlink r:id="rId21" w:history="1">
+        <w:hyperlink r:id="rId20" w:history="1">
           <w:r>
             <w:rPr>
               <w:rStyle w:val="Hyperlink"/>
@@ -2177,7 +2123,7 @@
           <w:color w:val="0000FF"/>
           <w:sz w:val="24"/>
         </w:rPr>
-        <w:hyperlink r:id="rId22" w:history="1">
+        <w:hyperlink r:id="rId21" w:history="1">
           <w:r>
             <w:rPr>
               <w:rStyle w:val="Hyperlink"/>
@@ -2194,7 +2140,7 @@
           <w:color w:val="0000FF"/>
           <w:sz w:val="24"/>
         </w:rPr>
-        <w:hyperlink r:id="rId22" w:history="1">
+        <w:hyperlink r:id="rId21" w:history="1">
           <w:r>
             <w:rPr>
               <w:rStyle w:val="Hyperlink"/>
@@ -2282,7 +2228,7 @@
           <w:sz w:val="24"/>
           <w:u w:val="single"/>
         </w:rPr>
-        <w:hyperlink r:id="rId23" w:history="1">
+        <w:hyperlink r:id="rId22" w:history="1">
           <w:r>
             <w:rPr>
               <w:rStyle w:val="Hyperlink"/>
@@ -2300,7 +2246,7 @@
           <w:sz w:val="24"/>
           <w:u w:val="single"/>
         </w:rPr>
-        <w:hyperlink r:id="rId23" w:history="1">
+        <w:hyperlink r:id="rId22" w:history="1">
           <w:r>
             <w:rPr>
               <w:rStyle w:val="Hyperlink"/>
@@ -2418,7 +2364,7 @@
           <w:sz w:val="24"/>
           <w:u w:val="single"/>
         </w:rPr>
-        <w:hyperlink r:id="rId24" w:history="1">
+        <w:hyperlink r:id="rId23" w:history="1">
           <w:r>
             <w:rPr>
               <w:rStyle w:val="Hyperlink"/>
@@ -2436,7 +2382,7 @@
           <w:sz w:val="24"/>
           <w:u w:val="single"/>
         </w:rPr>
-        <w:hyperlink r:id="rId24" w:history="1">
+        <w:hyperlink r:id="rId23" w:history="1">
           <w:r>
             <w:rPr>
               <w:rStyle w:val="Hyperlink"/>
@@ -2454,7 +2400,7 @@
           <w:sz w:val="24"/>
           <w:u w:val="single"/>
         </w:rPr>
-        <w:hyperlink r:id="rId24" w:history="1">
+        <w:hyperlink r:id="rId23" w:history="1">
           <w:r>
             <w:rPr>
               <w:rStyle w:val="Hyperlink"/>
@@ -2482,7 +2428,7 @@
           <w:sz w:val="24"/>
           <w:u w:val="single"/>
         </w:rPr>
-        <w:hyperlink r:id="rId25" w:history="1">
+        <w:hyperlink r:id="rId24" w:history="1">
           <w:r>
             <w:rPr>
               <w:rStyle w:val="Hyperlink"/>
@@ -2511,7 +2457,7 @@
           <w:sz w:val="24"/>
           <w:u w:val="single"/>
         </w:rPr>
-        <w:hyperlink r:id="rId25" w:history="1">
+        <w:hyperlink r:id="rId24" w:history="1">
           <w:r>
             <w:rPr>
               <w:rStyle w:val="Hyperlink"/>
@@ -2639,7 +2585,7 @@
           <w:sz w:val="24"/>
           <w:u w:val="single"/>
         </w:rPr>
-        <w:hyperlink r:id="rId26" w:history="1">
+        <w:hyperlink r:id="rId25" w:history="1">
           <w:r>
             <w:rPr>
               <w:rStyle w:val="Hyperlink"/>
@@ -2657,7 +2603,7 @@
           <w:sz w:val="24"/>
           <w:u w:val="single"/>
         </w:rPr>
-        <w:hyperlink r:id="rId26" w:history="1">
+        <w:hyperlink r:id="rId25" w:history="1">
           <w:r>
             <w:rPr>
               <w:rStyle w:val="Hyperlink"/>
@@ -2675,7 +2621,7 @@
           <w:sz w:val="24"/>
           <w:u w:val="single"/>
         </w:rPr>
-        <w:hyperlink r:id="rId26" w:history="1">
+        <w:hyperlink r:id="rId25" w:history="1">
           <w:r>
             <w:rPr>
               <w:rStyle w:val="Hyperlink"/>
@@ -2693,7 +2639,7 @@
           <w:sz w:val="24"/>
           <w:u w:val="single"/>
         </w:rPr>
-        <w:hyperlink r:id="rId26" w:history="1">
+        <w:hyperlink r:id="rId25" w:history="1">
           <w:r>
             <w:rPr>
               <w:rStyle w:val="Hyperlink"/>
@@ -2795,7 +2741,7 @@
           <w:sz w:val="24"/>
           <w:u w:val="single"/>
         </w:rPr>
-        <w:hyperlink r:id="rId27" w:history="1">
+        <w:hyperlink r:id="rId26" w:history="1">
           <w:r>
             <w:rPr>
               <w:rStyle w:val="Hyperlink"/>
@@ -2813,7 +2759,7 @@
           <w:sz w:val="24"/>
           <w:u w:val="single"/>
         </w:rPr>
-        <w:hyperlink r:id="rId27" w:history="1">
+        <w:hyperlink r:id="rId26" w:history="1">
           <w:r>
             <w:rPr>
               <w:rStyle w:val="Hyperlink"/>
@@ -2831,7 +2777,7 @@
           <w:sz w:val="24"/>
           <w:u w:val="single"/>
         </w:rPr>
-        <w:hyperlink r:id="rId27" w:history="1">
+        <w:hyperlink r:id="rId26" w:history="1">
           <w:r>
             <w:rPr>
               <w:rStyle w:val="Hyperlink"/>
@@ -2849,7 +2795,7 @@
           <w:sz w:val="24"/>
           <w:u w:val="single"/>
         </w:rPr>
-        <w:hyperlink r:id="rId27" w:history="1">
+        <w:hyperlink r:id="rId26" w:history="1">
           <w:r>
             <w:rPr>
               <w:rStyle w:val="Hyperlink"/>
@@ -2877,7 +2823,7 @@
           <w:sz w:val="24"/>
           <w:u w:val="single"/>
         </w:rPr>
-        <w:hyperlink r:id="rId28" w:history="1">
+        <w:hyperlink r:id="rId27" w:history="1">
           <w:r>
             <w:rPr>
               <w:rStyle w:val="Hyperlink"/>
@@ -2927,13 +2873,21 @@
       </w:r>
       <w:r>
         <w:rPr>
+          <w:u w:val="single" w:color="0000ff"/>
           <w:rFonts w:ascii="Charis SIL Regular" w:hAnsi="Charis SIL Regular" w:eastAsia="Charis SIL Regular"/>
           <w:b w:val="0"/>
           <w:i w:val="0"/>
           <w:color w:val="000000"/>
           <w:sz w:val="24"/>
         </w:rPr>
-        <w:t xml:space="preserve">, </w:t>
+        <w:hyperlink r:id="rId26" w:history="1">
+          <w:r>
+            <w:rPr>
+              <w:rStyle w:val="Hyperlink"/>
+            </w:rPr>
+            <w:t xml:space="preserve">, </w:t>
+          </w:r>
+        </w:hyperlink>
       </w:r>
       <w:r>
         <w:rPr>
@@ -2944,7 +2898,7 @@
           <w:sz w:val="24"/>
           <w:u w:val="single"/>
         </w:rPr>
-        <w:hyperlink r:id="rId27" w:history="1">
+        <w:hyperlink r:id="rId28" w:history="1">
           <w:r>
             <w:rPr>
               <w:rStyle w:val="Hyperlink"/>
@@ -2973,7 +2927,7 @@
           <w:sz w:val="24"/>
           <w:u w:val="single"/>
         </w:rPr>
-        <w:hyperlink r:id="rId27" w:history="1">
+        <w:hyperlink r:id="rId28" w:history="1">
           <w:r>
             <w:rPr>
               <w:rStyle w:val="Hyperlink"/>
@@ -2991,7 +2945,7 @@
           <w:sz w:val="24"/>
           <w:u w:val="single"/>
         </w:rPr>
-        <w:hyperlink r:id="rId27" w:history="1">
+        <w:hyperlink r:id="rId28" w:history="1">
           <w:r>
             <w:rPr>
               <w:rStyle w:val="Hyperlink"/>

--- a/EXPORTS/DOCX/published/niveau3/Dutch/KoninklijkeBazar.docx
+++ b/EXPORTS/DOCX/published/niveau3/Dutch/KoninklijkeBazar.docx
@@ -488,13 +488,69 @@
       </w:r>
       <w:r>
         <w:rPr>
+          <w:u w:val="single" w:color="0000ff"/>
           <w:rFonts w:ascii="Charis SIL Regular" w:hAnsi="Charis SIL Regular" w:eastAsia="Charis SIL Regular"/>
           <w:b w:val="0"/>
           <w:i w:val="0"/>
           <w:color w:val="000000"/>
           <w:sz w:val="24"/>
         </w:rPr>
-        <w:t xml:space="preserve">, onder wie koning </w:t>
+        <w:t>,</w:t>
+      </w:r>
+      <w:r>
+        <w:rPr>
+          <w:rFonts w:ascii="Charis SIL Regular" w:hAnsi="Charis SIL Regular" w:eastAsia="Charis SIL Regular"/>
+          <w:b w:val="0"/>
+          <w:i w:val="0"/>
+          <w:color w:val="000000"/>
+          <w:sz w:val="24"/>
+        </w:rPr>
+        <w:t xml:space="preserve"> </w:t>
+      </w:r>
+      <w:r>
+        <w:rPr>
+          <w:u w:val="single" w:color="0000ff"/>
+          <w:rFonts w:ascii="Charis SIL Regular" w:hAnsi="Charis SIL Regular" w:eastAsia="Charis SIL Regular"/>
+          <w:b w:val="0"/>
+          <w:i w:val="0"/>
+          <w:color w:val="000000"/>
+          <w:sz w:val="24"/>
+        </w:rPr>
+        <w:hyperlink r:id="rId12" w:history="1">
+          <w:r>
+            <w:rPr>
+              <w:rStyle w:val="Hyperlink"/>
+            </w:rPr>
+            <w:t xml:space="preserve">onder </w:t>
+          </w:r>
+        </w:hyperlink>
+      </w:r>
+      <w:r>
+        <w:rPr>
+          <w:rFonts w:ascii="Charis SIL Regular" w:hAnsi="Charis SIL Regular" w:eastAsia="Charis SIL Regular"/>
+          <w:b w:val="0"/>
+          <w:i w:val="0"/>
+          <w:color w:val="000000"/>
+          <w:sz w:val="24"/>
+        </w:rPr>
+        <w:t>wie kon</w:t>
+      </w:r>
+      <w:r>
+        <w:rPr>
+          <w:rFonts w:ascii="Charis SIL Regular" w:hAnsi="Charis SIL Regular" w:eastAsia="Charis SIL Regular"/>
+          <w:b w:val="0"/>
+          <w:i w:val="0"/>
+          <w:color w:val="000000"/>
+          <w:sz w:val="24"/>
+        </w:rPr>
+        <w:hyperlink r:id="rId13" w:history="1">
+          <w:r>
+            <w:rPr>
+              <w:rStyle w:val="Hyperlink"/>
+            </w:rPr>
+            <w:t xml:space="preserve">ing </w:t>
+          </w:r>
+        </w:hyperlink>
       </w:r>
       <w:r>
         <w:rPr>
@@ -609,13 +665,24 @@
       </w:r>
       <w:r>
         <w:rPr>
+          <w:u w:val="single" w:color="0000ff"/>
           <w:rFonts w:ascii="Charis SIL Regular" w:hAnsi="Charis SIL Regular" w:eastAsia="Charis SIL Regular"/>
           <w:b w:val="0"/>
           <w:i w:val="0"/>
           <w:color w:val="000000"/>
           <w:sz w:val="24"/>
         </w:rPr>
-        <w:t xml:space="preserve">t </w:t>
+        <w:t>t</w:t>
+      </w:r>
+      <w:r>
+        <w:rPr>
+          <w:rFonts w:ascii="Charis SIL Regular" w:hAnsi="Charis SIL Regular" w:eastAsia="Charis SIL Regular"/>
+          <w:b w:val="0"/>
+          <w:i w:val="0"/>
+          <w:color w:val="000000"/>
+          <w:sz w:val="24"/>
+        </w:rPr>
+        <w:t xml:space="preserve"> </w:t>
       </w:r>
       <w:r>
         <w:rPr>
@@ -793,7 +860,24 @@
             <w:rPr>
               <w:rStyle w:val="Hyperlink"/>
             </w:rPr>
-            <w:t>thnografisc</w:t>
+            <w:t>thnografis</w:t>
+          </w:r>
+        </w:hyperlink>
+      </w:r>
+      <w:r>
+        <w:rPr>
+          <w:rFonts w:ascii="Charis SIL Regular" w:hAnsi="Charis SIL Regular" w:eastAsia="Charis SIL Regular"/>
+          <w:b w:val="0"/>
+          <w:i w:val="0"/>
+          <w:color w:val="0000FF"/>
+          <w:sz w:val="24"/>
+        </w:rPr>
+        <w:hyperlink r:id="rId16" w:history="1">
+          <w:r>
+            <w:rPr>
+              <w:rStyle w:val="Hyperlink"/>
+            </w:rPr>
+            <w:t>c</w:t>
           </w:r>
         </w:hyperlink>
       </w:r>
@@ -833,19 +917,9 @@
             <w:rPr>
               <w:rStyle w:val="Hyperlink"/>
             </w:rPr>
-            <w:t>Museu</w:t>
+            <w:t>Museum</w:t>
           </w:r>
         </w:hyperlink>
-      </w:r>
-      <w:r>
-        <w:rPr>
-          <w:rFonts w:ascii="Charis SIL Regular" w:hAnsi="Charis SIL Regular" w:eastAsia="Charis SIL Regular"/>
-          <w:b w:val="0"/>
-          <w:i w:val="0"/>
-          <w:color w:val="0000FF"/>
-          <w:sz w:val="24"/>
-        </w:rPr>
-        <w:t>m</w:t>
       </w:r>
       <w:r>
         <w:rPr>
@@ -2844,7 +2918,7 @@
           <w:sz w:val="24"/>
           <w:u w:val="single"/>
         </w:rPr>
-        <w:hyperlink r:id="rId27" w:history="1">
+        <w:hyperlink r:id="rId26" w:history="1">
           <w:r>
             <w:rPr>
               <w:rStyle w:val="Hyperlink"/>
@@ -2862,7 +2936,7 @@
           <w:sz w:val="24"/>
           <w:u w:val="single"/>
         </w:rPr>
-        <w:hyperlink r:id="rId27" w:history="1">
+        <w:hyperlink r:id="rId26" w:history="1">
           <w:r>
             <w:rPr>
               <w:rStyle w:val="Hyperlink"/>
@@ -2873,7 +2947,6 @@
       </w:r>
       <w:r>
         <w:rPr>
-          <w:u w:val="single" w:color="0000ff"/>
           <w:rFonts w:ascii="Charis SIL Regular" w:hAnsi="Charis SIL Regular" w:eastAsia="Charis SIL Regular"/>
           <w:b w:val="0"/>
           <w:i w:val="0"/>
@@ -2898,7 +2971,7 @@
           <w:sz w:val="24"/>
           <w:u w:val="single"/>
         </w:rPr>
-        <w:hyperlink r:id="rId28" w:history="1">
+        <w:hyperlink r:id="rId26" w:history="1">
           <w:r>
             <w:rPr>
               <w:rStyle w:val="Hyperlink"/>

--- a/EXPORTS/DOCX/published/niveau3/Dutch/KoninklijkeBazar.docx
+++ b/EXPORTS/DOCX/published/niveau3/Dutch/KoninklijkeBazar.docx
@@ -537,6 +537,7 @@
       </w:r>
       <w:r>
         <w:rPr>
+          <w:u w:val="single" w:color="0000ff"/>
           <w:rFonts w:ascii="Charis SIL Regular" w:hAnsi="Charis SIL Regular" w:eastAsia="Charis SIL Regular"/>
           <w:b w:val="0"/>
           <w:i w:val="0"/>
@@ -665,24 +666,13 @@
       </w:r>
       <w:r>
         <w:rPr>
-          <w:u w:val="single" w:color="0000ff"/>
           <w:rFonts w:ascii="Charis SIL Regular" w:hAnsi="Charis SIL Regular" w:eastAsia="Charis SIL Regular"/>
           <w:b w:val="0"/>
           <w:i w:val="0"/>
           <w:color w:val="000000"/>
           <w:sz w:val="24"/>
         </w:rPr>
-        <w:t>t</w:t>
-      </w:r>
-      <w:r>
-        <w:rPr>
-          <w:rFonts w:ascii="Charis SIL Regular" w:hAnsi="Charis SIL Regular" w:eastAsia="Charis SIL Regular"/>
-          <w:b w:val="0"/>
-          <w:i w:val="0"/>
-          <w:color w:val="000000"/>
-          <w:sz w:val="24"/>
-        </w:rPr>
-        <w:t xml:space="preserve"> </w:t>
+        <w:t xml:space="preserve">t </w:t>
       </w:r>
       <w:r>
         <w:rPr>
@@ -786,18 +776,7 @@
           <w:color w:val="000000"/>
           <w:sz w:val="24"/>
         </w:rPr>
-        <w:t xml:space="preserve"> en het toenmali</w:t>
-      </w:r>
-      <w:r>
-        <w:rPr>
-          <w:u w:val="single" w:color="0000ff"/>
-          <w:rFonts w:ascii="Charis SIL Regular" w:hAnsi="Charis SIL Regular" w:eastAsia="Charis SIL Regular"/>
-          <w:b w:val="0"/>
-          <w:i w:val="0"/>
-          <w:color w:val="000000"/>
-          <w:sz w:val="24"/>
-        </w:rPr>
-        <w:t xml:space="preserve">ge </w:t>
+        <w:t xml:space="preserve"> en het toenmalige </w:t>
       </w:r>
       <w:r>
         <w:rPr>
@@ -855,29 +834,12 @@
           <w:sz w:val="24"/>
           <w:u w:val="single"/>
         </w:rPr>
-        <w:hyperlink r:id="rId16" w:history="1">
+        <w:hyperlink r:id="rId17" w:history="1">
           <w:r>
             <w:rPr>
               <w:rStyle w:val="Hyperlink"/>
             </w:rPr>
-            <w:t>thnografis</w:t>
-          </w:r>
-        </w:hyperlink>
-      </w:r>
-      <w:r>
-        <w:rPr>
-          <w:rFonts w:ascii="Charis SIL Regular" w:hAnsi="Charis SIL Regular" w:eastAsia="Charis SIL Regular"/>
-          <w:b w:val="0"/>
-          <w:i w:val="0"/>
-          <w:color w:val="0000FF"/>
-          <w:sz w:val="24"/>
-        </w:rPr>
-        <w:hyperlink r:id="rId16" w:history="1">
-          <w:r>
-            <w:rPr>
-              <w:rStyle w:val="Hyperlink"/>
-            </w:rPr>
-            <w:t>c</w:t>
+            <w:t>thnografisc</w:t>
           </w:r>
         </w:hyperlink>
       </w:r>
@@ -912,14 +874,24 @@
           <w:sz w:val="24"/>
           <w:u w:val="single"/>
         </w:rPr>
-        <w:hyperlink r:id="rId16" w:history="1">
+        <w:hyperlink r:id="rId17" w:history="1">
           <w:r>
             <w:rPr>
               <w:rStyle w:val="Hyperlink"/>
             </w:rPr>
-            <w:t>Museum</w:t>
+            <w:t>Museu</w:t>
           </w:r>
         </w:hyperlink>
+      </w:r>
+      <w:r>
+        <w:rPr>
+          <w:rFonts w:ascii="Charis SIL Regular" w:hAnsi="Charis SIL Regular" w:eastAsia="Charis SIL Regular"/>
+          <w:b w:val="0"/>
+          <w:i w:val="0"/>
+          <w:color w:val="0000FF"/>
+          <w:sz w:val="24"/>
+        </w:rPr>
+        <w:t>m</w:t>
       </w:r>
       <w:r>
         <w:rPr>
@@ -1015,7 +987,7 @@
           <w:color w:val="000000"/>
           <w:sz w:val="24"/>
         </w:rPr>
-        <w:hyperlink r:id="rId16" w:history="1">
+        <w:hyperlink r:id="rId17" w:history="1">
           <w:r>
             <w:rPr>
               <w:rStyle w:val="Hyperlink"/>
@@ -1033,7 +1005,7 @@
           <w:color w:val="000000"/>
           <w:sz w:val="24"/>
         </w:rPr>
-        <w:hyperlink r:id="rId16" w:history="1">
+        <w:hyperlink r:id="rId17" w:history="1">
           <w:r>
             <w:rPr>
               <w:rStyle w:val="Hyperlink"/>
@@ -1051,7 +1023,7 @@
           <w:color w:val="000000"/>
           <w:sz w:val="24"/>
         </w:rPr>
-        <w:hyperlink r:id="rId16" w:history="1">
+        <w:hyperlink r:id="rId17" w:history="1">
           <w:r>
             <w:rPr>
               <w:rStyle w:val="Hyperlink"/>
@@ -1069,7 +1041,7 @@
           <w:color w:val="000000"/>
           <w:sz w:val="24"/>
         </w:rPr>
-        <w:hyperlink r:id="rId16" w:history="1">
+        <w:hyperlink r:id="rId17" w:history="1">
           <w:r>
             <w:rPr>
               <w:rStyle w:val="Hyperlink"/>
@@ -1087,7 +1059,7 @@
           <w:color w:val="000000"/>
           <w:sz w:val="24"/>
         </w:rPr>
-        <w:hyperlink r:id="rId16" w:history="1">
+        <w:hyperlink r:id="rId17" w:history="1">
           <w:r>
             <w:rPr>
               <w:rStyle w:val="Hyperlink"/>
@@ -1165,7 +1137,7 @@
           <w:sz w:val="24"/>
           <w:u w:val="single"/>
         </w:rPr>
-        <w:hyperlink r:id="rId17" w:history="1">
+        <w:hyperlink r:id="rId18" w:history="1">
           <w:r>
             <w:rPr>
               <w:rStyle w:val="Hyperlink"/>
@@ -1194,7 +1166,7 @@
           <w:sz w:val="24"/>
           <w:u w:val="single"/>
         </w:rPr>
-        <w:hyperlink r:id="rId17" w:history="1">
+        <w:hyperlink r:id="rId18" w:history="1">
           <w:r>
             <w:rPr>
               <w:rStyle w:val="Hyperlink"/>
@@ -1232,7 +1204,7 @@
           <w:color w:val="000000"/>
           <w:sz w:val="24"/>
         </w:rPr>
-        <w:hyperlink r:id="rId17" w:history="1">
+        <w:hyperlink r:id="rId18" w:history="1">
           <w:r>
             <w:rPr>
               <w:rStyle w:val="Hyperlink"/>
@@ -1250,7 +1222,7 @@
           <w:color w:val="000000"/>
           <w:sz w:val="24"/>
         </w:rPr>
-        <w:hyperlink r:id="rId17" w:history="1">
+        <w:hyperlink r:id="rId18" w:history="1">
           <w:r>
             <w:rPr>
               <w:rStyle w:val="Hyperlink"/>
@@ -1278,7 +1250,7 @@
           <w:sz w:val="24"/>
           <w:u w:val="single"/>
         </w:rPr>
-        <w:hyperlink r:id="rId16" w:history="1">
+        <w:hyperlink r:id="rId17" w:history="1">
           <w:r>
             <w:rPr>
               <w:rStyle w:val="Hyperlink"/>
@@ -1307,7 +1279,7 @@
           <w:sz w:val="24"/>
           <w:u w:val="single"/>
         </w:rPr>
-        <w:hyperlink r:id="rId16" w:history="1">
+        <w:hyperlink r:id="rId17" w:history="1">
           <w:r>
             <w:rPr>
               <w:rStyle w:val="Hyperlink"/>
@@ -1595,7 +1567,7 @@
           <w:sz w:val="24"/>
           <w:u w:val="single"/>
         </w:rPr>
-        <w:hyperlink r:id="rId18" w:history="1">
+        <w:hyperlink r:id="rId19" w:history="1">
           <w:r>
             <w:rPr>
               <w:rStyle w:val="Hyperlink"/>
@@ -1613,7 +1585,7 @@
           <w:sz w:val="24"/>
           <w:u w:val="single"/>
         </w:rPr>
-        <w:hyperlink r:id="rId18" w:history="1">
+        <w:hyperlink r:id="rId19" w:history="1">
           <w:r>
             <w:rPr>
               <w:rStyle w:val="Hyperlink"/>
@@ -1631,7 +1603,7 @@
           <w:sz w:val="24"/>
           <w:u w:val="single"/>
         </w:rPr>
-        <w:hyperlink r:id="rId18" w:history="1">
+        <w:hyperlink r:id="rId19" w:history="1">
           <w:r>
             <w:rPr>
               <w:rStyle w:val="Hyperlink"/>
@@ -1649,7 +1621,7 @@
           <w:sz w:val="24"/>
           <w:u w:val="single"/>
         </w:rPr>
-        <w:hyperlink r:id="rId18" w:history="1">
+        <w:hyperlink r:id="rId19" w:history="1">
           <w:r>
             <w:rPr>
               <w:rStyle w:val="Hyperlink"/>
@@ -1667,7 +1639,7 @@
           <w:sz w:val="24"/>
           <w:u w:val="single"/>
         </w:rPr>
-        <w:hyperlink r:id="rId18" w:history="1">
+        <w:hyperlink r:id="rId19" w:history="1">
           <w:r>
             <w:rPr>
               <w:rStyle w:val="Hyperlink"/>
@@ -1685,7 +1657,7 @@
           <w:sz w:val="24"/>
           <w:u w:val="single"/>
         </w:rPr>
-        <w:hyperlink r:id="rId18" w:history="1">
+        <w:hyperlink r:id="rId19" w:history="1">
           <w:r>
             <w:rPr>
               <w:rStyle w:val="Hyperlink"/>
@@ -1703,7 +1675,7 @@
           <w:sz w:val="24"/>
           <w:u w:val="single"/>
         </w:rPr>
-        <w:hyperlink r:id="rId18" w:history="1">
+        <w:hyperlink r:id="rId19" w:history="1">
           <w:r>
             <w:rPr>
               <w:rStyle w:val="Hyperlink"/>
@@ -1850,7 +1822,7 @@
           <w:sz w:val="24"/>
           <w:u w:val="single"/>
         </w:rPr>
-        <w:hyperlink r:id="rId19" w:history="1">
+        <w:hyperlink r:id="rId20" w:history="1">
           <w:r>
             <w:rPr>
               <w:rStyle w:val="Hyperlink"/>
@@ -1868,7 +1840,7 @@
           <w:sz w:val="24"/>
           <w:u w:val="single"/>
         </w:rPr>
-        <w:hyperlink r:id="rId19" w:history="1">
+        <w:hyperlink r:id="rId20" w:history="1">
           <w:r>
             <w:rPr>
               <w:rStyle w:val="Hyperlink"/>
@@ -1886,7 +1858,7 @@
           <w:sz w:val="24"/>
           <w:u w:val="single"/>
         </w:rPr>
-        <w:hyperlink r:id="rId19" w:history="1">
+        <w:hyperlink r:id="rId20" w:history="1">
           <w:r>
             <w:rPr>
               <w:rStyle w:val="Hyperlink"/>
@@ -1904,7 +1876,7 @@
           <w:sz w:val="24"/>
           <w:u w:val="single"/>
         </w:rPr>
-        <w:hyperlink r:id="rId19" w:history="1">
+        <w:hyperlink r:id="rId20" w:history="1">
           <w:r>
             <w:rPr>
               <w:rStyle w:val="Hyperlink"/>
@@ -1922,7 +1894,7 @@
           <w:sz w:val="24"/>
           <w:u w:val="single"/>
         </w:rPr>
-        <w:hyperlink r:id="rId19" w:history="1">
+        <w:hyperlink r:id="rId20" w:history="1">
           <w:r>
             <w:rPr>
               <w:rStyle w:val="Hyperlink"/>
@@ -1940,7 +1912,7 @@
           <w:sz w:val="24"/>
           <w:u w:val="single"/>
         </w:rPr>
-        <w:hyperlink r:id="rId19" w:history="1">
+        <w:hyperlink r:id="rId20" w:history="1">
           <w:r>
             <w:rPr>
               <w:rStyle w:val="Hyperlink"/>
@@ -2053,7 +2025,7 @@
           <w:color w:val="0000FF"/>
           <w:sz w:val="24"/>
         </w:rPr>
-        <w:hyperlink r:id="rId20" w:history="1">
+        <w:hyperlink r:id="rId21" w:history="1">
           <w:r>
             <w:rPr>
               <w:rStyle w:val="Hyperlink"/>
@@ -2070,7 +2042,7 @@
           <w:color w:val="0000FF"/>
           <w:sz w:val="24"/>
         </w:rPr>
-        <w:hyperlink r:id="rId20" w:history="1">
+        <w:hyperlink r:id="rId21" w:history="1">
           <w:r>
             <w:rPr>
               <w:rStyle w:val="Hyperlink"/>
@@ -2087,7 +2059,7 @@
           <w:color w:val="0000FF"/>
           <w:sz w:val="24"/>
         </w:rPr>
-        <w:hyperlink r:id="rId20" w:history="1">
+        <w:hyperlink r:id="rId21" w:history="1">
           <w:r>
             <w:rPr>
               <w:rStyle w:val="Hyperlink"/>
@@ -2197,7 +2169,7 @@
           <w:color w:val="0000FF"/>
           <w:sz w:val="24"/>
         </w:rPr>
-        <w:hyperlink r:id="rId21" w:history="1">
+        <w:hyperlink r:id="rId22" w:history="1">
           <w:r>
             <w:rPr>
               <w:rStyle w:val="Hyperlink"/>
@@ -2214,7 +2186,7 @@
           <w:color w:val="0000FF"/>
           <w:sz w:val="24"/>
         </w:rPr>
-        <w:hyperlink r:id="rId21" w:history="1">
+        <w:hyperlink r:id="rId22" w:history="1">
           <w:r>
             <w:rPr>
               <w:rStyle w:val="Hyperlink"/>
@@ -2302,7 +2274,7 @@
           <w:sz w:val="24"/>
           <w:u w:val="single"/>
         </w:rPr>
-        <w:hyperlink r:id="rId22" w:history="1">
+        <w:hyperlink r:id="rId23" w:history="1">
           <w:r>
             <w:rPr>
               <w:rStyle w:val="Hyperlink"/>
@@ -2320,7 +2292,7 @@
           <w:sz w:val="24"/>
           <w:u w:val="single"/>
         </w:rPr>
-        <w:hyperlink r:id="rId22" w:history="1">
+        <w:hyperlink r:id="rId23" w:history="1">
           <w:r>
             <w:rPr>
               <w:rStyle w:val="Hyperlink"/>
@@ -2438,7 +2410,7 @@
           <w:sz w:val="24"/>
           <w:u w:val="single"/>
         </w:rPr>
-        <w:hyperlink r:id="rId23" w:history="1">
+        <w:hyperlink r:id="rId24" w:history="1">
           <w:r>
             <w:rPr>
               <w:rStyle w:val="Hyperlink"/>
@@ -2456,7 +2428,7 @@
           <w:sz w:val="24"/>
           <w:u w:val="single"/>
         </w:rPr>
-        <w:hyperlink r:id="rId23" w:history="1">
+        <w:hyperlink r:id="rId24" w:history="1">
           <w:r>
             <w:rPr>
               <w:rStyle w:val="Hyperlink"/>
@@ -2474,7 +2446,7 @@
           <w:sz w:val="24"/>
           <w:u w:val="single"/>
         </w:rPr>
-        <w:hyperlink r:id="rId23" w:history="1">
+        <w:hyperlink r:id="rId24" w:history="1">
           <w:r>
             <w:rPr>
               <w:rStyle w:val="Hyperlink"/>
@@ -2502,7 +2474,7 @@
           <w:sz w:val="24"/>
           <w:u w:val="single"/>
         </w:rPr>
-        <w:hyperlink r:id="rId24" w:history="1">
+        <w:hyperlink r:id="rId25" w:history="1">
           <w:r>
             <w:rPr>
               <w:rStyle w:val="Hyperlink"/>
@@ -2531,7 +2503,7 @@
           <w:sz w:val="24"/>
           <w:u w:val="single"/>
         </w:rPr>
-        <w:hyperlink r:id="rId24" w:history="1">
+        <w:hyperlink r:id="rId25" w:history="1">
           <w:r>
             <w:rPr>
               <w:rStyle w:val="Hyperlink"/>
@@ -2659,7 +2631,7 @@
           <w:sz w:val="24"/>
           <w:u w:val="single"/>
         </w:rPr>
-        <w:hyperlink r:id="rId25" w:history="1">
+        <w:hyperlink r:id="rId26" w:history="1">
           <w:r>
             <w:rPr>
               <w:rStyle w:val="Hyperlink"/>
@@ -2677,7 +2649,7 @@
           <w:sz w:val="24"/>
           <w:u w:val="single"/>
         </w:rPr>
-        <w:hyperlink r:id="rId25" w:history="1">
+        <w:hyperlink r:id="rId26" w:history="1">
           <w:r>
             <w:rPr>
               <w:rStyle w:val="Hyperlink"/>
@@ -2695,7 +2667,7 @@
           <w:sz w:val="24"/>
           <w:u w:val="single"/>
         </w:rPr>
-        <w:hyperlink r:id="rId25" w:history="1">
+        <w:hyperlink r:id="rId26" w:history="1">
           <w:r>
             <w:rPr>
               <w:rStyle w:val="Hyperlink"/>
@@ -2713,7 +2685,7 @@
           <w:sz w:val="24"/>
           <w:u w:val="single"/>
         </w:rPr>
-        <w:hyperlink r:id="rId25" w:history="1">
+        <w:hyperlink r:id="rId26" w:history="1">
           <w:r>
             <w:rPr>
               <w:rStyle w:val="Hyperlink"/>
@@ -2815,7 +2787,7 @@
           <w:sz w:val="24"/>
           <w:u w:val="single"/>
         </w:rPr>
-        <w:hyperlink r:id="rId26" w:history="1">
+        <w:hyperlink r:id="rId27" w:history="1">
           <w:r>
             <w:rPr>
               <w:rStyle w:val="Hyperlink"/>
@@ -2833,7 +2805,7 @@
           <w:sz w:val="24"/>
           <w:u w:val="single"/>
         </w:rPr>
-        <w:hyperlink r:id="rId26" w:history="1">
+        <w:hyperlink r:id="rId27" w:history="1">
           <w:r>
             <w:rPr>
               <w:rStyle w:val="Hyperlink"/>
@@ -2851,7 +2823,7 @@
           <w:sz w:val="24"/>
           <w:u w:val="single"/>
         </w:rPr>
-        <w:hyperlink r:id="rId26" w:history="1">
+        <w:hyperlink r:id="rId27" w:history="1">
           <w:r>
             <w:rPr>
               <w:rStyle w:val="Hyperlink"/>
@@ -2869,7 +2841,7 @@
           <w:sz w:val="24"/>
           <w:u w:val="single"/>
         </w:rPr>
-        <w:hyperlink r:id="rId26" w:history="1">
+        <w:hyperlink r:id="rId27" w:history="1">
           <w:r>
             <w:rPr>
               <w:rStyle w:val="Hyperlink"/>
@@ -2897,7 +2869,7 @@
           <w:sz w:val="24"/>
           <w:u w:val="single"/>
         </w:rPr>
-        <w:hyperlink r:id="rId27" w:history="1">
+        <w:hyperlink r:id="rId28" w:history="1">
           <w:r>
             <w:rPr>
               <w:rStyle w:val="Hyperlink"/>
@@ -2918,7 +2890,7 @@
           <w:sz w:val="24"/>
           <w:u w:val="single"/>
         </w:rPr>
-        <w:hyperlink r:id="rId26" w:history="1">
+        <w:hyperlink r:id="rId27" w:history="1">
           <w:r>
             <w:rPr>
               <w:rStyle w:val="Hyperlink"/>
@@ -2936,7 +2908,7 @@
           <w:sz w:val="24"/>
           <w:u w:val="single"/>
         </w:rPr>
-        <w:hyperlink r:id="rId26" w:history="1">
+        <w:hyperlink r:id="rId27" w:history="1">
           <w:r>
             <w:rPr>
               <w:rStyle w:val="Hyperlink"/>
@@ -2947,13 +2919,14 @@
       </w:r>
       <w:r>
         <w:rPr>
+          <w:u w:val="single" w:color="0000ff"/>
           <w:rFonts w:ascii="Charis SIL Regular" w:hAnsi="Charis SIL Regular" w:eastAsia="Charis SIL Regular"/>
           <w:b w:val="0"/>
           <w:i w:val="0"/>
           <w:color w:val="000000"/>
           <w:sz w:val="24"/>
         </w:rPr>
-        <w:hyperlink r:id="rId26" w:history="1">
+        <w:hyperlink r:id="rId27" w:history="1">
           <w:r>
             <w:rPr>
               <w:rStyle w:val="Hyperlink"/>
@@ -2971,7 +2944,7 @@
           <w:sz w:val="24"/>
           <w:u w:val="single"/>
         </w:rPr>
-        <w:hyperlink r:id="rId26" w:history="1">
+        <w:hyperlink r:id="rId29" w:history="1">
           <w:r>
             <w:rPr>
               <w:rStyle w:val="Hyperlink"/>
@@ -3000,7 +2973,7 @@
           <w:sz w:val="24"/>
           <w:u w:val="single"/>
         </w:rPr>
-        <w:hyperlink r:id="rId28" w:history="1">
+        <w:hyperlink r:id="rId29" w:history="1">
           <w:r>
             <w:rPr>
               <w:rStyle w:val="Hyperlink"/>
@@ -3018,7 +2991,7 @@
           <w:sz w:val="24"/>
           <w:u w:val="single"/>
         </w:rPr>
-        <w:hyperlink r:id="rId28" w:history="1">
+        <w:hyperlink r:id="rId29" w:history="1">
           <w:r>
             <w:rPr>
               <w:rStyle w:val="Hyperlink"/>
@@ -3094,7 +3067,7 @@
           <w:sz w:val="24"/>
           <w:u w:val="single"/>
         </w:rPr>
-        <w:hyperlink r:id="rId29" w:history="1">
+        <w:hyperlink r:id="rId30" w:history="1">
           <w:r>
             <w:rPr>
               <w:rStyle w:val="Hyperlink"/>
@@ -3112,7 +3085,7 @@
           <w:sz w:val="24"/>
           <w:u w:val="single"/>
         </w:rPr>
-        <w:hyperlink r:id="rId29" w:history="1">
+        <w:hyperlink r:id="rId30" w:history="1">
           <w:r>
             <w:rPr>
               <w:rStyle w:val="Hyperlink"/>
@@ -3130,7 +3103,7 @@
           <w:sz w:val="24"/>
           <w:u w:val="single"/>
         </w:rPr>
-        <w:hyperlink r:id="rId29" w:history="1">
+        <w:hyperlink r:id="rId30" w:history="1">
           <w:r>
             <w:rPr>
               <w:rStyle w:val="Hyperlink"/>
@@ -3158,7 +3131,7 @@
           <w:sz w:val="24"/>
           <w:u w:val="single"/>
         </w:rPr>
-        <w:hyperlink r:id="rId29" w:history="1">
+        <w:hyperlink r:id="rId30" w:history="1">
           <w:r>
             <w:rPr>
               <w:rStyle w:val="Hyperlink"/>
@@ -3187,7 +3160,7 @@
           <w:sz w:val="24"/>
           <w:u w:val="single"/>
         </w:rPr>
-        <w:hyperlink r:id="rId29" w:history="1">
+        <w:hyperlink r:id="rId30" w:history="1">
           <w:r>
             <w:rPr>
               <w:rStyle w:val="Hyperlink"/>
@@ -3309,7 +3282,7 @@
           <w:sz w:val="24"/>
           <w:u w:val="single"/>
         </w:rPr>
-        <w:hyperlink r:id="rId30" w:history="1">
+        <w:hyperlink r:id="rId31" w:history="1">
           <w:r>
             <w:rPr>
               <w:rStyle w:val="Hyperlink"/>
@@ -3327,7 +3300,7 @@
           <w:sz w:val="24"/>
           <w:u w:val="single"/>
         </w:rPr>
-        <w:hyperlink r:id="rId30" w:history="1">
+        <w:hyperlink r:id="rId31" w:history="1">
           <w:r>
             <w:rPr>
               <w:rStyle w:val="Hyperlink"/>
@@ -3345,7 +3318,7 @@
           <w:sz w:val="24"/>
           <w:u w:val="single"/>
         </w:rPr>
-        <w:hyperlink r:id="rId30" w:history="1">
+        <w:hyperlink r:id="rId31" w:history="1">
           <w:r>
             <w:rPr>
               <w:rStyle w:val="Hyperlink"/>
@@ -3373,7 +3346,7 @@
           <w:sz w:val="24"/>
           <w:u w:val="single"/>
         </w:rPr>
-        <w:hyperlink r:id="rId30" w:history="1">
+        <w:hyperlink r:id="rId31" w:history="1">
           <w:r>
             <w:rPr>
               <w:rStyle w:val="Hyperlink"/>
@@ -3402,7 +3375,7 @@
           <w:sz w:val="24"/>
           <w:u w:val="single"/>
         </w:rPr>
-        <w:hyperlink r:id="rId30" w:history="1">
+        <w:hyperlink r:id="rId31" w:history="1">
           <w:r>
             <w:rPr>
               <w:rStyle w:val="Hyperlink"/>

--- a/EXPORTS/DOCX/published/niveau3/Dutch/KoninklijkeBazar.docx
+++ b/EXPORTS/DOCX/published/niveau3/Dutch/KoninklijkeBazar.docx
@@ -488,70 +488,13 @@
       </w:r>
       <w:r>
         <w:rPr>
-          <w:u w:val="single" w:color="0000ff"/>
           <w:rFonts w:ascii="Charis SIL Regular" w:hAnsi="Charis SIL Regular" w:eastAsia="Charis SIL Regular"/>
           <w:b w:val="0"/>
           <w:i w:val="0"/>
           <w:color w:val="000000"/>
           <w:sz w:val="24"/>
         </w:rPr>
-        <w:t>,</w:t>
-      </w:r>
-      <w:r>
-        <w:rPr>
-          <w:rFonts w:ascii="Charis SIL Regular" w:hAnsi="Charis SIL Regular" w:eastAsia="Charis SIL Regular"/>
-          <w:b w:val="0"/>
-          <w:i w:val="0"/>
-          <w:color w:val="000000"/>
-          <w:sz w:val="24"/>
-        </w:rPr>
-        <w:t xml:space="preserve"> </w:t>
-      </w:r>
-      <w:r>
-        <w:rPr>
-          <w:u w:val="single" w:color="0000ff"/>
-          <w:rFonts w:ascii="Charis SIL Regular" w:hAnsi="Charis SIL Regular" w:eastAsia="Charis SIL Regular"/>
-          <w:b w:val="0"/>
-          <w:i w:val="0"/>
-          <w:color w:val="000000"/>
-          <w:sz w:val="24"/>
-        </w:rPr>
-        <w:hyperlink r:id="rId12" w:history="1">
-          <w:r>
-            <w:rPr>
-              <w:rStyle w:val="Hyperlink"/>
-            </w:rPr>
-            <w:t xml:space="preserve">onder </w:t>
-          </w:r>
-        </w:hyperlink>
-      </w:r>
-      <w:r>
-        <w:rPr>
-          <w:rFonts w:ascii="Charis SIL Regular" w:hAnsi="Charis SIL Regular" w:eastAsia="Charis SIL Regular"/>
-          <w:b w:val="0"/>
-          <w:i w:val="0"/>
-          <w:color w:val="000000"/>
-          <w:sz w:val="24"/>
-        </w:rPr>
-        <w:t>wie kon</w:t>
-      </w:r>
-      <w:r>
-        <w:rPr>
-          <w:u w:val="single" w:color="0000ff"/>
-          <w:rFonts w:ascii="Charis SIL Regular" w:hAnsi="Charis SIL Regular" w:eastAsia="Charis SIL Regular"/>
-          <w:b w:val="0"/>
-          <w:i w:val="0"/>
-          <w:color w:val="000000"/>
-          <w:sz w:val="24"/>
-        </w:rPr>
-        <w:hyperlink r:id="rId13" w:history="1">
-          <w:r>
-            <w:rPr>
-              <w:rStyle w:val="Hyperlink"/>
-            </w:rPr>
-            <w:t xml:space="preserve">ing </w:t>
-          </w:r>
-        </w:hyperlink>
+        <w:t xml:space="preserve">, onder wie koning </w:t>
       </w:r>
       <w:r>
         <w:rPr>
@@ -666,13 +609,24 @@
       </w:r>
       <w:r>
         <w:rPr>
+          <w:u w:val="single" w:color="0000ff"/>
           <w:rFonts w:ascii="Charis SIL Regular" w:hAnsi="Charis SIL Regular" w:eastAsia="Charis SIL Regular"/>
           <w:b w:val="0"/>
           <w:i w:val="0"/>
           <w:color w:val="000000"/>
           <w:sz w:val="24"/>
         </w:rPr>
-        <w:t xml:space="preserve">t </w:t>
+        <w:t>t</w:t>
+      </w:r>
+      <w:r>
+        <w:rPr>
+          <w:rFonts w:ascii="Charis SIL Regular" w:hAnsi="Charis SIL Regular" w:eastAsia="Charis SIL Regular"/>
+          <w:b w:val="0"/>
+          <w:i w:val="0"/>
+          <w:color w:val="000000"/>
+          <w:sz w:val="24"/>
+        </w:rPr>
+        <w:t xml:space="preserve"> </w:t>
       </w:r>
       <w:r>
         <w:rPr>
@@ -776,7 +730,18 @@
           <w:color w:val="000000"/>
           <w:sz w:val="24"/>
         </w:rPr>
-        <w:t xml:space="preserve"> en het toenmalige </w:t>
+        <w:t xml:space="preserve"> en het toenmali</w:t>
+      </w:r>
+      <w:r>
+        <w:rPr>
+          <w:u w:val="single" w:color="0000ff"/>
+          <w:rFonts w:ascii="Charis SIL Regular" w:hAnsi="Charis SIL Regular" w:eastAsia="Charis SIL Regular"/>
+          <w:b w:val="0"/>
+          <w:i w:val="0"/>
+          <w:color w:val="000000"/>
+          <w:sz w:val="24"/>
+        </w:rPr>
+        <w:t xml:space="preserve">ge </w:t>
       </w:r>
       <w:r>
         <w:rPr>
@@ -834,7 +799,7 @@
           <w:sz w:val="24"/>
           <w:u w:val="single"/>
         </w:rPr>
-        <w:hyperlink r:id="rId17" w:history="1">
+        <w:hyperlink r:id="rId16" w:history="1">
           <w:r>
             <w:rPr>
               <w:rStyle w:val="Hyperlink"/>
@@ -874,7 +839,7 @@
           <w:sz w:val="24"/>
           <w:u w:val="single"/>
         </w:rPr>
-        <w:hyperlink r:id="rId17" w:history="1">
+        <w:hyperlink r:id="rId16" w:history="1">
           <w:r>
             <w:rPr>
               <w:rStyle w:val="Hyperlink"/>
@@ -987,7 +952,7 @@
           <w:color w:val="000000"/>
           <w:sz w:val="24"/>
         </w:rPr>
-        <w:hyperlink r:id="rId17" w:history="1">
+        <w:hyperlink r:id="rId16" w:history="1">
           <w:r>
             <w:rPr>
               <w:rStyle w:val="Hyperlink"/>
@@ -1005,7 +970,7 @@
           <w:color w:val="000000"/>
           <w:sz w:val="24"/>
         </w:rPr>
-        <w:hyperlink r:id="rId17" w:history="1">
+        <w:hyperlink r:id="rId16" w:history="1">
           <w:r>
             <w:rPr>
               <w:rStyle w:val="Hyperlink"/>
@@ -1023,7 +988,7 @@
           <w:color w:val="000000"/>
           <w:sz w:val="24"/>
         </w:rPr>
-        <w:hyperlink r:id="rId17" w:history="1">
+        <w:hyperlink r:id="rId16" w:history="1">
           <w:r>
             <w:rPr>
               <w:rStyle w:val="Hyperlink"/>
@@ -1041,7 +1006,7 @@
           <w:color w:val="000000"/>
           <w:sz w:val="24"/>
         </w:rPr>
-        <w:hyperlink r:id="rId17" w:history="1">
+        <w:hyperlink r:id="rId16" w:history="1">
           <w:r>
             <w:rPr>
               <w:rStyle w:val="Hyperlink"/>
@@ -1059,7 +1024,7 @@
           <w:color w:val="000000"/>
           <w:sz w:val="24"/>
         </w:rPr>
-        <w:hyperlink r:id="rId17" w:history="1">
+        <w:hyperlink r:id="rId16" w:history="1">
           <w:r>
             <w:rPr>
               <w:rStyle w:val="Hyperlink"/>
@@ -1137,7 +1102,7 @@
           <w:sz w:val="24"/>
           <w:u w:val="single"/>
         </w:rPr>
-        <w:hyperlink r:id="rId18" w:history="1">
+        <w:hyperlink r:id="rId17" w:history="1">
           <w:r>
             <w:rPr>
               <w:rStyle w:val="Hyperlink"/>
@@ -1166,7 +1131,7 @@
           <w:sz w:val="24"/>
           <w:u w:val="single"/>
         </w:rPr>
-        <w:hyperlink r:id="rId18" w:history="1">
+        <w:hyperlink r:id="rId17" w:history="1">
           <w:r>
             <w:rPr>
               <w:rStyle w:val="Hyperlink"/>
@@ -1204,7 +1169,7 @@
           <w:color w:val="000000"/>
           <w:sz w:val="24"/>
         </w:rPr>
-        <w:hyperlink r:id="rId18" w:history="1">
+        <w:hyperlink r:id="rId17" w:history="1">
           <w:r>
             <w:rPr>
               <w:rStyle w:val="Hyperlink"/>
@@ -1222,7 +1187,7 @@
           <w:color w:val="000000"/>
           <w:sz w:val="24"/>
         </w:rPr>
-        <w:hyperlink r:id="rId18" w:history="1">
+        <w:hyperlink r:id="rId17" w:history="1">
           <w:r>
             <w:rPr>
               <w:rStyle w:val="Hyperlink"/>
@@ -1250,7 +1215,7 @@
           <w:sz w:val="24"/>
           <w:u w:val="single"/>
         </w:rPr>
-        <w:hyperlink r:id="rId17" w:history="1">
+        <w:hyperlink r:id="rId16" w:history="1">
           <w:r>
             <w:rPr>
               <w:rStyle w:val="Hyperlink"/>
@@ -1279,7 +1244,7 @@
           <w:sz w:val="24"/>
           <w:u w:val="single"/>
         </w:rPr>
-        <w:hyperlink r:id="rId17" w:history="1">
+        <w:hyperlink r:id="rId16" w:history="1">
           <w:r>
             <w:rPr>
               <w:rStyle w:val="Hyperlink"/>
@@ -1567,7 +1532,7 @@
           <w:sz w:val="24"/>
           <w:u w:val="single"/>
         </w:rPr>
-        <w:hyperlink r:id="rId19" w:history="1">
+        <w:hyperlink r:id="rId18" w:history="1">
           <w:r>
             <w:rPr>
               <w:rStyle w:val="Hyperlink"/>
@@ -1585,7 +1550,7 @@
           <w:sz w:val="24"/>
           <w:u w:val="single"/>
         </w:rPr>
-        <w:hyperlink r:id="rId19" w:history="1">
+        <w:hyperlink r:id="rId18" w:history="1">
           <w:r>
             <w:rPr>
               <w:rStyle w:val="Hyperlink"/>
@@ -1603,7 +1568,7 @@
           <w:sz w:val="24"/>
           <w:u w:val="single"/>
         </w:rPr>
-        <w:hyperlink r:id="rId19" w:history="1">
+        <w:hyperlink r:id="rId18" w:history="1">
           <w:r>
             <w:rPr>
               <w:rStyle w:val="Hyperlink"/>
@@ -1621,7 +1586,7 @@
           <w:sz w:val="24"/>
           <w:u w:val="single"/>
         </w:rPr>
-        <w:hyperlink r:id="rId19" w:history="1">
+        <w:hyperlink r:id="rId18" w:history="1">
           <w:r>
             <w:rPr>
               <w:rStyle w:val="Hyperlink"/>
@@ -1639,7 +1604,7 @@
           <w:sz w:val="24"/>
           <w:u w:val="single"/>
         </w:rPr>
-        <w:hyperlink r:id="rId19" w:history="1">
+        <w:hyperlink r:id="rId18" w:history="1">
           <w:r>
             <w:rPr>
               <w:rStyle w:val="Hyperlink"/>
@@ -1657,7 +1622,7 @@
           <w:sz w:val="24"/>
           <w:u w:val="single"/>
         </w:rPr>
-        <w:hyperlink r:id="rId19" w:history="1">
+        <w:hyperlink r:id="rId18" w:history="1">
           <w:r>
             <w:rPr>
               <w:rStyle w:val="Hyperlink"/>
@@ -1675,7 +1640,7 @@
           <w:sz w:val="24"/>
           <w:u w:val="single"/>
         </w:rPr>
-        <w:hyperlink r:id="rId19" w:history="1">
+        <w:hyperlink r:id="rId18" w:history="1">
           <w:r>
             <w:rPr>
               <w:rStyle w:val="Hyperlink"/>
@@ -1822,7 +1787,7 @@
           <w:sz w:val="24"/>
           <w:u w:val="single"/>
         </w:rPr>
-        <w:hyperlink r:id="rId20" w:history="1">
+        <w:hyperlink r:id="rId19" w:history="1">
           <w:r>
             <w:rPr>
               <w:rStyle w:val="Hyperlink"/>
@@ -1840,7 +1805,7 @@
           <w:sz w:val="24"/>
           <w:u w:val="single"/>
         </w:rPr>
-        <w:hyperlink r:id="rId20" w:history="1">
+        <w:hyperlink r:id="rId19" w:history="1">
           <w:r>
             <w:rPr>
               <w:rStyle w:val="Hyperlink"/>
@@ -1858,7 +1823,7 @@
           <w:sz w:val="24"/>
           <w:u w:val="single"/>
         </w:rPr>
-        <w:hyperlink r:id="rId20" w:history="1">
+        <w:hyperlink r:id="rId19" w:history="1">
           <w:r>
             <w:rPr>
               <w:rStyle w:val="Hyperlink"/>
@@ -1876,7 +1841,7 @@
           <w:sz w:val="24"/>
           <w:u w:val="single"/>
         </w:rPr>
-        <w:hyperlink r:id="rId20" w:history="1">
+        <w:hyperlink r:id="rId19" w:history="1">
           <w:r>
             <w:rPr>
               <w:rStyle w:val="Hyperlink"/>
@@ -1894,7 +1859,7 @@
           <w:sz w:val="24"/>
           <w:u w:val="single"/>
         </w:rPr>
-        <w:hyperlink r:id="rId20" w:history="1">
+        <w:hyperlink r:id="rId19" w:history="1">
           <w:r>
             <w:rPr>
               <w:rStyle w:val="Hyperlink"/>
@@ -1912,7 +1877,7 @@
           <w:sz w:val="24"/>
           <w:u w:val="single"/>
         </w:rPr>
-        <w:hyperlink r:id="rId20" w:history="1">
+        <w:hyperlink r:id="rId19" w:history="1">
           <w:r>
             <w:rPr>
               <w:rStyle w:val="Hyperlink"/>
@@ -2025,7 +1990,7 @@
           <w:color w:val="0000FF"/>
           <w:sz w:val="24"/>
         </w:rPr>
-        <w:hyperlink r:id="rId21" w:history="1">
+        <w:hyperlink r:id="rId20" w:history="1">
           <w:r>
             <w:rPr>
               <w:rStyle w:val="Hyperlink"/>
@@ -2042,7 +2007,7 @@
           <w:color w:val="0000FF"/>
           <w:sz w:val="24"/>
         </w:rPr>
-        <w:hyperlink r:id="rId21" w:history="1">
+        <w:hyperlink r:id="rId20" w:history="1">
           <w:r>
             <w:rPr>
               <w:rStyle w:val="Hyperlink"/>
@@ -2059,7 +2024,7 @@
           <w:color w:val="0000FF"/>
           <w:sz w:val="24"/>
         </w:rPr>
-        <w:hyperlink r:id="rId21" w:history="1">
+        <w:hyperlink r:id="rId20" w:history="1">
           <w:r>
             <w:rPr>
               <w:rStyle w:val="Hyperlink"/>
@@ -2169,7 +2134,7 @@
           <w:color w:val="0000FF"/>
           <w:sz w:val="24"/>
         </w:rPr>
-        <w:hyperlink r:id="rId22" w:history="1">
+        <w:hyperlink r:id="rId21" w:history="1">
           <w:r>
             <w:rPr>
               <w:rStyle w:val="Hyperlink"/>
@@ -2186,7 +2151,7 @@
           <w:color w:val="0000FF"/>
           <w:sz w:val="24"/>
         </w:rPr>
-        <w:hyperlink r:id="rId22" w:history="1">
+        <w:hyperlink r:id="rId21" w:history="1">
           <w:r>
             <w:rPr>
               <w:rStyle w:val="Hyperlink"/>
@@ -2274,7 +2239,7 @@
           <w:sz w:val="24"/>
           <w:u w:val="single"/>
         </w:rPr>
-        <w:hyperlink r:id="rId23" w:history="1">
+        <w:hyperlink r:id="rId22" w:history="1">
           <w:r>
             <w:rPr>
               <w:rStyle w:val="Hyperlink"/>
@@ -2292,7 +2257,7 @@
           <w:sz w:val="24"/>
           <w:u w:val="single"/>
         </w:rPr>
-        <w:hyperlink r:id="rId23" w:history="1">
+        <w:hyperlink r:id="rId22" w:history="1">
           <w:r>
             <w:rPr>
               <w:rStyle w:val="Hyperlink"/>
@@ -2410,7 +2375,7 @@
           <w:sz w:val="24"/>
           <w:u w:val="single"/>
         </w:rPr>
-        <w:hyperlink r:id="rId24" w:history="1">
+        <w:hyperlink r:id="rId23" w:history="1">
           <w:r>
             <w:rPr>
               <w:rStyle w:val="Hyperlink"/>
@@ -2428,7 +2393,7 @@
           <w:sz w:val="24"/>
           <w:u w:val="single"/>
         </w:rPr>
-        <w:hyperlink r:id="rId24" w:history="1">
+        <w:hyperlink r:id="rId23" w:history="1">
           <w:r>
             <w:rPr>
               <w:rStyle w:val="Hyperlink"/>
@@ -2446,7 +2411,7 @@
           <w:sz w:val="24"/>
           <w:u w:val="single"/>
         </w:rPr>
-        <w:hyperlink r:id="rId24" w:history="1">
+        <w:hyperlink r:id="rId23" w:history="1">
           <w:r>
             <w:rPr>
               <w:rStyle w:val="Hyperlink"/>
@@ -2474,7 +2439,7 @@
           <w:sz w:val="24"/>
           <w:u w:val="single"/>
         </w:rPr>
-        <w:hyperlink r:id="rId25" w:history="1">
+        <w:hyperlink r:id="rId24" w:history="1">
           <w:r>
             <w:rPr>
               <w:rStyle w:val="Hyperlink"/>
@@ -2503,7 +2468,7 @@
           <w:sz w:val="24"/>
           <w:u w:val="single"/>
         </w:rPr>
-        <w:hyperlink r:id="rId25" w:history="1">
+        <w:hyperlink r:id="rId24" w:history="1">
           <w:r>
             <w:rPr>
               <w:rStyle w:val="Hyperlink"/>
@@ -2631,7 +2596,7 @@
           <w:sz w:val="24"/>
           <w:u w:val="single"/>
         </w:rPr>
-        <w:hyperlink r:id="rId26" w:history="1">
+        <w:hyperlink r:id="rId25" w:history="1">
           <w:r>
             <w:rPr>
               <w:rStyle w:val="Hyperlink"/>
@@ -2649,7 +2614,7 @@
           <w:sz w:val="24"/>
           <w:u w:val="single"/>
         </w:rPr>
-        <w:hyperlink r:id="rId26" w:history="1">
+        <w:hyperlink r:id="rId25" w:history="1">
           <w:r>
             <w:rPr>
               <w:rStyle w:val="Hyperlink"/>
@@ -2667,7 +2632,7 @@
           <w:sz w:val="24"/>
           <w:u w:val="single"/>
         </w:rPr>
-        <w:hyperlink r:id="rId26" w:history="1">
+        <w:hyperlink r:id="rId25" w:history="1">
           <w:r>
             <w:rPr>
               <w:rStyle w:val="Hyperlink"/>
@@ -2685,7 +2650,7 @@
           <w:sz w:val="24"/>
           <w:u w:val="single"/>
         </w:rPr>
-        <w:hyperlink r:id="rId26" w:history="1">
+        <w:hyperlink r:id="rId25" w:history="1">
           <w:r>
             <w:rPr>
               <w:rStyle w:val="Hyperlink"/>
@@ -2787,7 +2752,7 @@
           <w:sz w:val="24"/>
           <w:u w:val="single"/>
         </w:rPr>
-        <w:hyperlink r:id="rId27" w:history="1">
+        <w:hyperlink r:id="rId26" w:history="1">
           <w:r>
             <w:rPr>
               <w:rStyle w:val="Hyperlink"/>
@@ -2805,7 +2770,7 @@
           <w:sz w:val="24"/>
           <w:u w:val="single"/>
         </w:rPr>
-        <w:hyperlink r:id="rId27" w:history="1">
+        <w:hyperlink r:id="rId26" w:history="1">
           <w:r>
             <w:rPr>
               <w:rStyle w:val="Hyperlink"/>
@@ -2823,7 +2788,7 @@
           <w:sz w:val="24"/>
           <w:u w:val="single"/>
         </w:rPr>
-        <w:hyperlink r:id="rId27" w:history="1">
+        <w:hyperlink r:id="rId26" w:history="1">
           <w:r>
             <w:rPr>
               <w:rStyle w:val="Hyperlink"/>
@@ -2841,7 +2806,7 @@
           <w:sz w:val="24"/>
           <w:u w:val="single"/>
         </w:rPr>
-        <w:hyperlink r:id="rId27" w:history="1">
+        <w:hyperlink r:id="rId26" w:history="1">
           <w:r>
             <w:rPr>
               <w:rStyle w:val="Hyperlink"/>
@@ -2869,7 +2834,7 @@
           <w:sz w:val="24"/>
           <w:u w:val="single"/>
         </w:rPr>
-        <w:hyperlink r:id="rId28" w:history="1">
+        <w:hyperlink r:id="rId27" w:history="1">
           <w:r>
             <w:rPr>
               <w:rStyle w:val="Hyperlink"/>
@@ -2890,7 +2855,7 @@
           <w:sz w:val="24"/>
           <w:u w:val="single"/>
         </w:rPr>
-        <w:hyperlink r:id="rId27" w:history="1">
+        <w:hyperlink r:id="rId26" w:history="1">
           <w:r>
             <w:rPr>
               <w:rStyle w:val="Hyperlink"/>
@@ -2908,7 +2873,7 @@
           <w:sz w:val="24"/>
           <w:u w:val="single"/>
         </w:rPr>
-        <w:hyperlink r:id="rId27" w:history="1">
+        <w:hyperlink r:id="rId26" w:history="1">
           <w:r>
             <w:rPr>
               <w:rStyle w:val="Hyperlink"/>
@@ -2926,7 +2891,7 @@
           <w:color w:val="000000"/>
           <w:sz w:val="24"/>
         </w:rPr>
-        <w:hyperlink r:id="rId27" w:history="1">
+        <w:hyperlink r:id="rId26" w:history="1">
           <w:r>
             <w:rPr>
               <w:rStyle w:val="Hyperlink"/>
@@ -2944,7 +2909,7 @@
           <w:sz w:val="24"/>
           <w:u w:val="single"/>
         </w:rPr>
-        <w:hyperlink r:id="rId29" w:history="1">
+        <w:hyperlink r:id="rId26" w:history="1">
           <w:r>
             <w:rPr>
               <w:rStyle w:val="Hyperlink"/>
@@ -2973,7 +2938,7 @@
           <w:sz w:val="24"/>
           <w:u w:val="single"/>
         </w:rPr>
-        <w:hyperlink r:id="rId29" w:history="1">
+        <w:hyperlink r:id="rId28" w:history="1">
           <w:r>
             <w:rPr>
               <w:rStyle w:val="Hyperlink"/>
@@ -2991,7 +2956,7 @@
           <w:sz w:val="24"/>
           <w:u w:val="single"/>
         </w:rPr>
-        <w:hyperlink r:id="rId29" w:history="1">
+        <w:hyperlink r:id="rId28" w:history="1">
           <w:r>
             <w:rPr>
               <w:rStyle w:val="Hyperlink"/>
@@ -3067,7 +3032,7 @@
           <w:sz w:val="24"/>
           <w:u w:val="single"/>
         </w:rPr>
-        <w:hyperlink r:id="rId30" w:history="1">
+        <w:hyperlink r:id="rId29" w:history="1">
           <w:r>
             <w:rPr>
               <w:rStyle w:val="Hyperlink"/>
@@ -3085,7 +3050,7 @@
           <w:sz w:val="24"/>
           <w:u w:val="single"/>
         </w:rPr>
-        <w:hyperlink r:id="rId30" w:history="1">
+        <w:hyperlink r:id="rId29" w:history="1">
           <w:r>
             <w:rPr>
               <w:rStyle w:val="Hyperlink"/>
@@ -3103,7 +3068,7 @@
           <w:sz w:val="24"/>
           <w:u w:val="single"/>
         </w:rPr>
-        <w:hyperlink r:id="rId30" w:history="1">
+        <w:hyperlink r:id="rId29" w:history="1">
           <w:r>
             <w:rPr>
               <w:rStyle w:val="Hyperlink"/>
@@ -3131,7 +3096,7 @@
           <w:sz w:val="24"/>
           <w:u w:val="single"/>
         </w:rPr>
-        <w:hyperlink r:id="rId30" w:history="1">
+        <w:hyperlink r:id="rId29" w:history="1">
           <w:r>
             <w:rPr>
               <w:rStyle w:val="Hyperlink"/>
@@ -3160,7 +3125,7 @@
           <w:sz w:val="24"/>
           <w:u w:val="single"/>
         </w:rPr>
-        <w:hyperlink r:id="rId30" w:history="1">
+        <w:hyperlink r:id="rId29" w:history="1">
           <w:r>
             <w:rPr>
               <w:rStyle w:val="Hyperlink"/>
@@ -3282,7 +3247,7 @@
           <w:sz w:val="24"/>
           <w:u w:val="single"/>
         </w:rPr>
-        <w:hyperlink r:id="rId31" w:history="1">
+        <w:hyperlink r:id="rId30" w:history="1">
           <w:r>
             <w:rPr>
               <w:rStyle w:val="Hyperlink"/>
@@ -3300,7 +3265,7 @@
           <w:sz w:val="24"/>
           <w:u w:val="single"/>
         </w:rPr>
-        <w:hyperlink r:id="rId31" w:history="1">
+        <w:hyperlink r:id="rId30" w:history="1">
           <w:r>
             <w:rPr>
               <w:rStyle w:val="Hyperlink"/>
@@ -3318,7 +3283,7 @@
           <w:sz w:val="24"/>
           <w:u w:val="single"/>
         </w:rPr>
-        <w:hyperlink r:id="rId31" w:history="1">
+        <w:hyperlink r:id="rId30" w:history="1">
           <w:r>
             <w:rPr>
               <w:rStyle w:val="Hyperlink"/>
@@ -3346,7 +3311,7 @@
           <w:sz w:val="24"/>
           <w:u w:val="single"/>
         </w:rPr>
-        <w:hyperlink r:id="rId31" w:history="1">
+        <w:hyperlink r:id="rId30" w:history="1">
           <w:r>
             <w:rPr>
               <w:rStyle w:val="Hyperlink"/>
@@ -3375,7 +3340,7 @@
           <w:sz w:val="24"/>
           <w:u w:val="single"/>
         </w:rPr>
-        <w:hyperlink r:id="rId31" w:history="1">
+        <w:hyperlink r:id="rId30" w:history="1">
           <w:r>
             <w:rPr>
               <w:rStyle w:val="Hyperlink"/>

--- a/EXPORTS/DOCX/published/niveau3/Dutch/KoninklijkeBazar.docx
+++ b/EXPORTS/DOCX/published/niveau3/Dutch/KoninklijkeBazar.docx
@@ -488,13 +488,63 @@
       </w:r>
       <w:r>
         <w:rPr>
+          <w:u w:val="single" w:color="0000ff"/>
           <w:rFonts w:ascii="Charis SIL Regular" w:hAnsi="Charis SIL Regular" w:eastAsia="Charis SIL Regular"/>
           <w:b w:val="0"/>
           <w:i w:val="0"/>
           <w:color w:val="000000"/>
           <w:sz w:val="24"/>
         </w:rPr>
-        <w:t xml:space="preserve">, onder wie koning </w:t>
+        <w:t>,</w:t>
+      </w:r>
+      <w:r>
+        <w:rPr>
+          <w:rFonts w:ascii="Charis SIL Regular" w:hAnsi="Charis SIL Regular" w:eastAsia="Charis SIL Regular"/>
+          <w:b w:val="0"/>
+          <w:i w:val="0"/>
+          <w:color w:val="000000"/>
+          <w:sz w:val="24"/>
+        </w:rPr>
+        <w:t xml:space="preserve"> </w:t>
+      </w:r>
+      <w:r>
+        <w:rPr>
+          <w:u w:val="single" w:color="0000ff"/>
+          <w:rFonts w:ascii="Charis SIL Regular" w:hAnsi="Charis SIL Regular" w:eastAsia="Charis SIL Regular"/>
+          <w:b w:val="0"/>
+          <w:i w:val="0"/>
+          <w:color w:val="000000"/>
+          <w:sz w:val="24"/>
+        </w:rPr>
+        <w:hyperlink r:id="rId12" w:history="1">
+          <w:r>
+            <w:rPr>
+              <w:rStyle w:val="Hyperlink"/>
+            </w:rPr>
+            <w:t xml:space="preserve">onder </w:t>
+          </w:r>
+        </w:hyperlink>
+      </w:r>
+      <w:r>
+        <w:rPr>
+          <w:rFonts w:ascii="Charis SIL Regular" w:hAnsi="Charis SIL Regular" w:eastAsia="Charis SIL Regular"/>
+          <w:b w:val="0"/>
+          <w:i w:val="0"/>
+          <w:color w:val="000000"/>
+          <w:sz w:val="24"/>
+        </w:rPr>
+        <w:t>wie kon</w:t>
+      </w:r>
+      <w:r>
+        <w:rPr>
+          <w:u w:val="single" w:color="0000ff"/>
+          <w:rFonts w:ascii="Charis SIL Regular" w:hAnsi="Charis SIL Regular" w:eastAsia="Charis SIL Regular"/>
+          <w:b w:val="0"/>
+          <w:i w:val="0"/>
+          <w:color w:val="000000"/>
+          <w:sz w:val="24"/>
+        </w:rPr>
+        <w:t xml:space="preserve">ing </w:t>
       </w:r>
       <w:r>
         <w:rPr>
@@ -505,7 +555,7 @@
           <w:sz w:val="24"/>
           <w:u w:val="single"/>
         </w:rPr>
-        <w:hyperlink r:id="rId13" w:history="1">
+        <w:hyperlink r:id="rId15" w:history="1">
           <w:r>
             <w:rPr>
               <w:rStyle w:val="Hyperlink"/>
@@ -609,24 +659,13 @@
       </w:r>
       <w:r>
         <w:rPr>
-          <w:u w:val="single" w:color="0000ff"/>
           <w:rFonts w:ascii="Charis SIL Regular" w:hAnsi="Charis SIL Regular" w:eastAsia="Charis SIL Regular"/>
           <w:b w:val="0"/>
           <w:i w:val="0"/>
           <w:color w:val="000000"/>
           <w:sz w:val="24"/>
         </w:rPr>
-        <w:t>t</w:t>
-      </w:r>
-      <w:r>
-        <w:rPr>
-          <w:rFonts w:ascii="Charis SIL Regular" w:hAnsi="Charis SIL Regular" w:eastAsia="Charis SIL Regular"/>
-          <w:b w:val="0"/>
-          <w:i w:val="0"/>
-          <w:color w:val="000000"/>
-          <w:sz w:val="24"/>
-        </w:rPr>
-        <w:t xml:space="preserve"> </w:t>
+        <w:t xml:space="preserve">t </w:t>
       </w:r>
       <w:r>
         <w:rPr>
@@ -637,7 +676,7 @@
           <w:sz w:val="24"/>
           <w:u w:val="single"/>
         </w:rPr>
-        <w:hyperlink r:id="rId15" w:history="1">
+        <w:hyperlink r:id="rId16" w:history="1">
           <w:r>
             <w:rPr>
               <w:rStyle w:val="Hyperlink"/>
@@ -666,7 +705,7 @@
           <w:sz w:val="24"/>
           <w:u w:val="single"/>
         </w:rPr>
-        <w:hyperlink r:id="rId15" w:history="1">
+        <w:hyperlink r:id="rId16" w:history="1">
           <w:r>
             <w:rPr>
               <w:rStyle w:val="Hyperlink"/>
@@ -695,7 +734,7 @@
           <w:sz w:val="24"/>
           <w:u w:val="single"/>
         </w:rPr>
-        <w:hyperlink r:id="rId15" w:history="1">
+        <w:hyperlink r:id="rId16" w:history="1">
           <w:r>
             <w:rPr>
               <w:rStyle w:val="Hyperlink"/>
@@ -713,7 +752,7 @@
           <w:sz w:val="24"/>
           <w:u w:val="single"/>
         </w:rPr>
-        <w:hyperlink r:id="rId15" w:history="1">
+        <w:hyperlink r:id="rId16" w:history="1">
           <w:r>
             <w:rPr>
               <w:rStyle w:val="Hyperlink"/>
@@ -741,7 +780,14 @@
           <w:color w:val="000000"/>
           <w:sz w:val="24"/>
         </w:rPr>
-        <w:t xml:space="preserve">ge </w:t>
+        <w:hyperlink r:id="rId15" w:history="1">
+          <w:r>
+            <w:rPr>
+              <w:rStyle w:val="Hyperlink"/>
+            </w:rPr>
+            <w:t xml:space="preserve">ge </w:t>
+          </w:r>
+        </w:hyperlink>
       </w:r>
       <w:r>
         <w:rPr>
@@ -752,7 +798,7 @@
           <w:sz w:val="24"/>
           <w:u w:val="single"/>
         </w:rPr>
-        <w:hyperlink r:id="rId16" w:history="1">
+        <w:hyperlink r:id="rId15" w:history="1">
           <w:r>
             <w:rPr>
               <w:rStyle w:val="Hyperlink"/>
@@ -781,7 +827,7 @@
           <w:sz w:val="24"/>
           <w:u w:val="single"/>
         </w:rPr>
-        <w:hyperlink r:id="rId16" w:history="1">
+        <w:hyperlink r:id="rId17" w:history="1">
           <w:r>
             <w:rPr>
               <w:rStyle w:val="Hyperlink"/>
@@ -799,12 +845,12 @@
           <w:sz w:val="24"/>
           <w:u w:val="single"/>
         </w:rPr>
-        <w:hyperlink r:id="rId16" w:history="1">
+        <w:hyperlink r:id="rId17" w:history="1">
           <w:r>
             <w:rPr>
               <w:rStyle w:val="Hyperlink"/>
             </w:rPr>
-            <w:t>thnografisc</w:t>
+            <w:t>thnografis</w:t>
           </w:r>
         </w:hyperlink>
       </w:r>
@@ -815,7 +861,23 @@
           <w:i w:val="0"/>
           <w:color w:val="0000FF"/>
           <w:sz w:val="24"/>
-          <w:u w:val="single"/>
+        </w:rPr>
+        <w:hyperlink r:id="rId17" w:history="1">
+          <w:r>
+            <w:rPr>
+              <w:rStyle w:val="Hyperlink"/>
+            </w:rPr>
+            <w:t>c</w:t>
+          </w:r>
+        </w:hyperlink>
+      </w:r>
+      <w:r>
+        <w:rPr>
+          <w:rFonts w:ascii="Charis SIL Regular" w:hAnsi="Charis SIL Regular" w:eastAsia="Charis SIL Regular"/>
+          <w:b w:val="0"/>
+          <w:i w:val="0"/>
+          <w:color w:val="0000FF"/>
+          <w:sz w:val="24"/>
         </w:rPr>
         <w:t>h</w:t>
       </w:r>
@@ -839,24 +901,14 @@
           <w:sz w:val="24"/>
           <w:u w:val="single"/>
         </w:rPr>
-        <w:hyperlink r:id="rId16" w:history="1">
+        <w:hyperlink r:id="rId17" w:history="1">
           <w:r>
             <w:rPr>
               <w:rStyle w:val="Hyperlink"/>
             </w:rPr>
-            <w:t>Museu</w:t>
+            <w:t>Museum</w:t>
           </w:r>
         </w:hyperlink>
-      </w:r>
-      <w:r>
-        <w:rPr>
-          <w:rFonts w:ascii="Charis SIL Regular" w:hAnsi="Charis SIL Regular" w:eastAsia="Charis SIL Regular"/>
-          <w:b w:val="0"/>
-          <w:i w:val="0"/>
-          <w:color w:val="0000FF"/>
-          <w:sz w:val="24"/>
-        </w:rPr>
-        <w:t>m</w:t>
       </w:r>
       <w:r>
         <w:rPr>
@@ -877,7 +929,7 @@
           <w:color w:val="000000"/>
           <w:sz w:val="24"/>
         </w:rPr>
-        <w:hyperlink r:id="rId15" w:history="1">
+        <w:hyperlink r:id="rId16" w:history="1">
           <w:r>
             <w:rPr>
               <w:rStyle w:val="Hyperlink"/>
@@ -906,7 +958,7 @@
           <w:color w:val="000000"/>
           <w:sz w:val="24"/>
         </w:rPr>
-        <w:hyperlink r:id="rId15" w:history="1">
+        <w:hyperlink r:id="rId16" w:history="1">
           <w:r>
             <w:rPr>
               <w:rStyle w:val="Hyperlink"/>
@@ -924,7 +976,7 @@
           <w:color w:val="000000"/>
           <w:sz w:val="24"/>
         </w:rPr>
-        <w:hyperlink r:id="rId15" w:history="1">
+        <w:hyperlink r:id="rId16" w:history="1">
           <w:r>
             <w:rPr>
               <w:rStyle w:val="Hyperlink"/>
@@ -952,7 +1004,7 @@
           <w:color w:val="000000"/>
           <w:sz w:val="24"/>
         </w:rPr>
-        <w:hyperlink r:id="rId16" w:history="1">
+        <w:hyperlink r:id="rId17" w:history="1">
           <w:r>
             <w:rPr>
               <w:rStyle w:val="Hyperlink"/>
@@ -970,7 +1022,7 @@
           <w:color w:val="000000"/>
           <w:sz w:val="24"/>
         </w:rPr>
-        <w:hyperlink r:id="rId16" w:history="1">
+        <w:hyperlink r:id="rId17" w:history="1">
           <w:r>
             <w:rPr>
               <w:rStyle w:val="Hyperlink"/>
@@ -988,7 +1040,7 @@
           <w:color w:val="000000"/>
           <w:sz w:val="24"/>
         </w:rPr>
-        <w:hyperlink r:id="rId16" w:history="1">
+        <w:hyperlink r:id="rId17" w:history="1">
           <w:r>
             <w:rPr>
               <w:rStyle w:val="Hyperlink"/>
@@ -1006,7 +1058,7 @@
           <w:color w:val="000000"/>
           <w:sz w:val="24"/>
         </w:rPr>
-        <w:hyperlink r:id="rId16" w:history="1">
+        <w:hyperlink r:id="rId17" w:history="1">
           <w:r>
             <w:rPr>
               <w:rStyle w:val="Hyperlink"/>
@@ -1024,7 +1076,7 @@
           <w:color w:val="000000"/>
           <w:sz w:val="24"/>
         </w:rPr>
-        <w:hyperlink r:id="rId16" w:history="1">
+        <w:hyperlink r:id="rId17" w:history="1">
           <w:r>
             <w:rPr>
               <w:rStyle w:val="Hyperlink"/>
@@ -1102,7 +1154,7 @@
           <w:sz w:val="24"/>
           <w:u w:val="single"/>
         </w:rPr>
-        <w:hyperlink r:id="rId17" w:history="1">
+        <w:hyperlink r:id="rId18" w:history="1">
           <w:r>
             <w:rPr>
               <w:rStyle w:val="Hyperlink"/>
@@ -1131,7 +1183,7 @@
           <w:sz w:val="24"/>
           <w:u w:val="single"/>
         </w:rPr>
-        <w:hyperlink r:id="rId17" w:history="1">
+        <w:hyperlink r:id="rId18" w:history="1">
           <w:r>
             <w:rPr>
               <w:rStyle w:val="Hyperlink"/>
@@ -1169,7 +1221,7 @@
           <w:color w:val="000000"/>
           <w:sz w:val="24"/>
         </w:rPr>
-        <w:hyperlink r:id="rId17" w:history="1">
+        <w:hyperlink r:id="rId18" w:history="1">
           <w:r>
             <w:rPr>
               <w:rStyle w:val="Hyperlink"/>
@@ -1187,7 +1239,7 @@
           <w:color w:val="000000"/>
           <w:sz w:val="24"/>
         </w:rPr>
-        <w:hyperlink r:id="rId17" w:history="1">
+        <w:hyperlink r:id="rId18" w:history="1">
           <w:r>
             <w:rPr>
               <w:rStyle w:val="Hyperlink"/>
@@ -1215,7 +1267,7 @@
           <w:sz w:val="24"/>
           <w:u w:val="single"/>
         </w:rPr>
-        <w:hyperlink r:id="rId16" w:history="1">
+        <w:hyperlink r:id="rId17" w:history="1">
           <w:r>
             <w:rPr>
               <w:rStyle w:val="Hyperlink"/>
@@ -1244,7 +1296,7 @@
           <w:sz w:val="24"/>
           <w:u w:val="single"/>
         </w:rPr>
-        <w:hyperlink r:id="rId16" w:history="1">
+        <w:hyperlink r:id="rId17" w:history="1">
           <w:r>
             <w:rPr>
               <w:rStyle w:val="Hyperlink"/>
@@ -1532,7 +1584,7 @@
           <w:sz w:val="24"/>
           <w:u w:val="single"/>
         </w:rPr>
-        <w:hyperlink r:id="rId18" w:history="1">
+        <w:hyperlink r:id="rId19" w:history="1">
           <w:r>
             <w:rPr>
               <w:rStyle w:val="Hyperlink"/>
@@ -1550,7 +1602,7 @@
           <w:sz w:val="24"/>
           <w:u w:val="single"/>
         </w:rPr>
-        <w:hyperlink r:id="rId18" w:history="1">
+        <w:hyperlink r:id="rId19" w:history="1">
           <w:r>
             <w:rPr>
               <w:rStyle w:val="Hyperlink"/>
@@ -1568,7 +1620,7 @@
           <w:sz w:val="24"/>
           <w:u w:val="single"/>
         </w:rPr>
-        <w:hyperlink r:id="rId18" w:history="1">
+        <w:hyperlink r:id="rId19" w:history="1">
           <w:r>
             <w:rPr>
               <w:rStyle w:val="Hyperlink"/>
@@ -1586,7 +1638,7 @@
           <w:sz w:val="24"/>
           <w:u w:val="single"/>
         </w:rPr>
-        <w:hyperlink r:id="rId18" w:history="1">
+        <w:hyperlink r:id="rId19" w:history="1">
           <w:r>
             <w:rPr>
               <w:rStyle w:val="Hyperlink"/>
@@ -1604,7 +1656,7 @@
           <w:sz w:val="24"/>
           <w:u w:val="single"/>
         </w:rPr>
-        <w:hyperlink r:id="rId18" w:history="1">
+        <w:hyperlink r:id="rId19" w:history="1">
           <w:r>
             <w:rPr>
               <w:rStyle w:val="Hyperlink"/>
@@ -1622,7 +1674,7 @@
           <w:sz w:val="24"/>
           <w:u w:val="single"/>
         </w:rPr>
-        <w:hyperlink r:id="rId18" w:history="1">
+        <w:hyperlink r:id="rId19" w:history="1">
           <w:r>
             <w:rPr>
               <w:rStyle w:val="Hyperlink"/>
@@ -1640,7 +1692,7 @@
           <w:sz w:val="24"/>
           <w:u w:val="single"/>
         </w:rPr>
-        <w:hyperlink r:id="rId18" w:history="1">
+        <w:hyperlink r:id="rId19" w:history="1">
           <w:r>
             <w:rPr>
               <w:rStyle w:val="Hyperlink"/>
@@ -1787,7 +1839,7 @@
           <w:sz w:val="24"/>
           <w:u w:val="single"/>
         </w:rPr>
-        <w:hyperlink r:id="rId19" w:history="1">
+        <w:hyperlink r:id="rId20" w:history="1">
           <w:r>
             <w:rPr>
               <w:rStyle w:val="Hyperlink"/>
@@ -1805,7 +1857,7 @@
           <w:sz w:val="24"/>
           <w:u w:val="single"/>
         </w:rPr>
-        <w:hyperlink r:id="rId19" w:history="1">
+        <w:hyperlink r:id="rId20" w:history="1">
           <w:r>
             <w:rPr>
               <w:rStyle w:val="Hyperlink"/>
@@ -1823,7 +1875,7 @@
           <w:sz w:val="24"/>
           <w:u w:val="single"/>
         </w:rPr>
-        <w:hyperlink r:id="rId19" w:history="1">
+        <w:hyperlink r:id="rId20" w:history="1">
           <w:r>
             <w:rPr>
               <w:rStyle w:val="Hyperlink"/>
@@ -1841,7 +1893,7 @@
           <w:sz w:val="24"/>
           <w:u w:val="single"/>
         </w:rPr>
-        <w:hyperlink r:id="rId19" w:history="1">
+        <w:hyperlink r:id="rId20" w:history="1">
           <w:r>
             <w:rPr>
               <w:rStyle w:val="Hyperlink"/>
@@ -1859,7 +1911,7 @@
           <w:sz w:val="24"/>
           <w:u w:val="single"/>
         </w:rPr>
-        <w:hyperlink r:id="rId19" w:history="1">
+        <w:hyperlink r:id="rId20" w:history="1">
           <w:r>
             <w:rPr>
               <w:rStyle w:val="Hyperlink"/>
@@ -1877,7 +1929,7 @@
           <w:sz w:val="24"/>
           <w:u w:val="single"/>
         </w:rPr>
-        <w:hyperlink r:id="rId19" w:history="1">
+        <w:hyperlink r:id="rId20" w:history="1">
           <w:r>
             <w:rPr>
               <w:rStyle w:val="Hyperlink"/>
@@ -1990,7 +2042,7 @@
           <w:color w:val="0000FF"/>
           <w:sz w:val="24"/>
         </w:rPr>
-        <w:hyperlink r:id="rId20" w:history="1">
+        <w:hyperlink r:id="rId21" w:history="1">
           <w:r>
             <w:rPr>
               <w:rStyle w:val="Hyperlink"/>
@@ -2007,7 +2059,7 @@
           <w:color w:val="0000FF"/>
           <w:sz w:val="24"/>
         </w:rPr>
-        <w:hyperlink r:id="rId20" w:history="1">
+        <w:hyperlink r:id="rId21" w:history="1">
           <w:r>
             <w:rPr>
               <w:rStyle w:val="Hyperlink"/>
@@ -2024,7 +2076,7 @@
           <w:color w:val="0000FF"/>
           <w:sz w:val="24"/>
         </w:rPr>
-        <w:hyperlink r:id="rId20" w:history="1">
+        <w:hyperlink r:id="rId21" w:history="1">
           <w:r>
             <w:rPr>
               <w:rStyle w:val="Hyperlink"/>
@@ -2134,7 +2186,7 @@
           <w:color w:val="0000FF"/>
           <w:sz w:val="24"/>
         </w:rPr>
-        <w:hyperlink r:id="rId21" w:history="1">
+        <w:hyperlink r:id="rId22" w:history="1">
           <w:r>
             <w:rPr>
               <w:rStyle w:val="Hyperlink"/>
@@ -2151,7 +2203,7 @@
           <w:color w:val="0000FF"/>
           <w:sz w:val="24"/>
         </w:rPr>
-        <w:hyperlink r:id="rId21" w:history="1">
+        <w:hyperlink r:id="rId22" w:history="1">
           <w:r>
             <w:rPr>
               <w:rStyle w:val="Hyperlink"/>
@@ -2239,7 +2291,7 @@
           <w:sz w:val="24"/>
           <w:u w:val="single"/>
         </w:rPr>
-        <w:hyperlink r:id="rId22" w:history="1">
+        <w:hyperlink r:id="rId23" w:history="1">
           <w:r>
             <w:rPr>
               <w:rStyle w:val="Hyperlink"/>
@@ -2257,7 +2309,7 @@
           <w:sz w:val="24"/>
           <w:u w:val="single"/>
         </w:rPr>
-        <w:hyperlink r:id="rId22" w:history="1">
+        <w:hyperlink r:id="rId23" w:history="1">
           <w:r>
             <w:rPr>
               <w:rStyle w:val="Hyperlink"/>
@@ -2375,7 +2427,7 @@
           <w:sz w:val="24"/>
           <w:u w:val="single"/>
         </w:rPr>
-        <w:hyperlink r:id="rId23" w:history="1">
+        <w:hyperlink r:id="rId24" w:history="1">
           <w:r>
             <w:rPr>
               <w:rStyle w:val="Hyperlink"/>
@@ -2393,7 +2445,7 @@
           <w:sz w:val="24"/>
           <w:u w:val="single"/>
         </w:rPr>
-        <w:hyperlink r:id="rId23" w:history="1">
+        <w:hyperlink r:id="rId24" w:history="1">
           <w:r>
             <w:rPr>
               <w:rStyle w:val="Hyperlink"/>
@@ -2411,7 +2463,7 @@
           <w:sz w:val="24"/>
           <w:u w:val="single"/>
         </w:rPr>
-        <w:hyperlink r:id="rId23" w:history="1">
+        <w:hyperlink r:id="rId24" w:history="1">
           <w:r>
             <w:rPr>
               <w:rStyle w:val="Hyperlink"/>
@@ -2439,7 +2491,7 @@
           <w:sz w:val="24"/>
           <w:u w:val="single"/>
         </w:rPr>
-        <w:hyperlink r:id="rId24" w:history="1">
+        <w:hyperlink r:id="rId25" w:history="1">
           <w:r>
             <w:rPr>
               <w:rStyle w:val="Hyperlink"/>
@@ -2468,7 +2520,7 @@
           <w:sz w:val="24"/>
           <w:u w:val="single"/>
         </w:rPr>
-        <w:hyperlink r:id="rId24" w:history="1">
+        <w:hyperlink r:id="rId25" w:history="1">
           <w:r>
             <w:rPr>
               <w:rStyle w:val="Hyperlink"/>
@@ -2596,7 +2648,7 @@
           <w:sz w:val="24"/>
           <w:u w:val="single"/>
         </w:rPr>
-        <w:hyperlink r:id="rId25" w:history="1">
+        <w:hyperlink r:id="rId26" w:history="1">
           <w:r>
             <w:rPr>
               <w:rStyle w:val="Hyperlink"/>
@@ -2614,7 +2666,7 @@
           <w:sz w:val="24"/>
           <w:u w:val="single"/>
         </w:rPr>
-        <w:hyperlink r:id="rId25" w:history="1">
+        <w:hyperlink r:id="rId26" w:history="1">
           <w:r>
             <w:rPr>
               <w:rStyle w:val="Hyperlink"/>
@@ -2632,7 +2684,7 @@
           <w:sz w:val="24"/>
           <w:u w:val="single"/>
         </w:rPr>
-        <w:hyperlink r:id="rId25" w:history="1">
+        <w:hyperlink r:id="rId26" w:history="1">
           <w:r>
             <w:rPr>
               <w:rStyle w:val="Hyperlink"/>
@@ -2650,7 +2702,7 @@
           <w:sz w:val="24"/>
           <w:u w:val="single"/>
         </w:rPr>
-        <w:hyperlink r:id="rId25" w:history="1">
+        <w:hyperlink r:id="rId26" w:history="1">
           <w:r>
             <w:rPr>
               <w:rStyle w:val="Hyperlink"/>
@@ -2752,7 +2804,7 @@
           <w:sz w:val="24"/>
           <w:u w:val="single"/>
         </w:rPr>
-        <w:hyperlink r:id="rId26" w:history="1">
+        <w:hyperlink r:id="rId27" w:history="1">
           <w:r>
             <w:rPr>
               <w:rStyle w:val="Hyperlink"/>
@@ -2770,7 +2822,7 @@
           <w:sz w:val="24"/>
           <w:u w:val="single"/>
         </w:rPr>
-        <w:hyperlink r:id="rId26" w:history="1">
+        <w:hyperlink r:id="rId27" w:history="1">
           <w:r>
             <w:rPr>
               <w:rStyle w:val="Hyperlink"/>
@@ -2788,7 +2840,7 @@
           <w:sz w:val="24"/>
           <w:u w:val="single"/>
         </w:rPr>
-        <w:hyperlink r:id="rId26" w:history="1">
+        <w:hyperlink r:id="rId27" w:history="1">
           <w:r>
             <w:rPr>
               <w:rStyle w:val="Hyperlink"/>
@@ -2806,7 +2858,7 @@
           <w:sz w:val="24"/>
           <w:u w:val="single"/>
         </w:rPr>
-        <w:hyperlink r:id="rId26" w:history="1">
+        <w:hyperlink r:id="rId27" w:history="1">
           <w:r>
             <w:rPr>
               <w:rStyle w:val="Hyperlink"/>
@@ -2834,7 +2886,7 @@
           <w:sz w:val="24"/>
           <w:u w:val="single"/>
         </w:rPr>
-        <w:hyperlink r:id="rId27" w:history="1">
+        <w:hyperlink r:id="rId28" w:history="1">
           <w:r>
             <w:rPr>
               <w:rStyle w:val="Hyperlink"/>
@@ -2855,7 +2907,7 @@
           <w:sz w:val="24"/>
           <w:u w:val="single"/>
         </w:rPr>
-        <w:hyperlink r:id="rId26" w:history="1">
+        <w:hyperlink r:id="rId27" w:history="1">
           <w:r>
             <w:rPr>
               <w:rStyle w:val="Hyperlink"/>
@@ -2873,7 +2925,7 @@
           <w:sz w:val="24"/>
           <w:u w:val="single"/>
         </w:rPr>
-        <w:hyperlink r:id="rId26" w:history="1">
+        <w:hyperlink r:id="rId27" w:history="1">
           <w:r>
             <w:rPr>
               <w:rStyle w:val="Hyperlink"/>
@@ -2891,7 +2943,7 @@
           <w:color w:val="000000"/>
           <w:sz w:val="24"/>
         </w:rPr>
-        <w:hyperlink r:id="rId26" w:history="1">
+        <w:hyperlink r:id="rId27" w:history="1">
           <w:r>
             <w:rPr>
               <w:rStyle w:val="Hyperlink"/>
@@ -2909,7 +2961,7 @@
           <w:sz w:val="24"/>
           <w:u w:val="single"/>
         </w:rPr>
-        <w:hyperlink r:id="rId26" w:history="1">
+        <w:hyperlink r:id="rId27" w:history="1">
           <w:r>
             <w:rPr>
               <w:rStyle w:val="Hyperlink"/>
@@ -2938,7 +2990,7 @@
           <w:sz w:val="24"/>
           <w:u w:val="single"/>
         </w:rPr>
-        <w:hyperlink r:id="rId28" w:history="1">
+        <w:hyperlink r:id="rId27" w:history="1">
           <w:r>
             <w:rPr>
               <w:rStyle w:val="Hyperlink"/>
@@ -2956,7 +3008,7 @@
           <w:sz w:val="24"/>
           <w:u w:val="single"/>
         </w:rPr>
-        <w:hyperlink r:id="rId28" w:history="1">
+        <w:hyperlink r:id="rId27" w:history="1">
           <w:r>
             <w:rPr>
               <w:rStyle w:val="Hyperlink"/>

--- a/EXPORTS/DOCX/published/niveau3/Dutch/KoninklijkeBazar.docx
+++ b/EXPORTS/DOCX/published/niveau3/Dutch/KoninklijkeBazar.docx
@@ -544,7 +544,14 @@
           <w:color w:val="000000"/>
           <w:sz w:val="24"/>
         </w:rPr>
-        <w:t xml:space="preserve">ing </w:t>
+        <w:hyperlink r:id="rId13" w:history="1">
+          <w:r>
+            <w:rPr>
+              <w:rStyle w:val="Hyperlink"/>
+            </w:rPr>
+            <w:t xml:space="preserve">ing </w:t>
+          </w:r>
+        </w:hyperlink>
       </w:r>
       <w:r>
         <w:rPr>
@@ -555,7 +562,7 @@
           <w:sz w:val="24"/>
           <w:u w:val="single"/>
         </w:rPr>
-        <w:hyperlink r:id="rId15" w:history="1">
+        <w:hyperlink r:id="rId13" w:history="1">
           <w:r>
             <w:rPr>
               <w:rStyle w:val="Hyperlink"/>
@@ -613,59 +620,13 @@
       </w:r>
       <w:r>
         <w:rPr>
-          <w:u w:val="single" w:color="0000ff"/>
           <w:rFonts w:ascii="Charis SIL Regular" w:hAnsi="Charis SIL Regular" w:eastAsia="Charis SIL Regular"/>
           <w:b w:val="0"/>
           <w:i w:val="0"/>
           <w:color w:val="000000"/>
           <w:sz w:val="24"/>
         </w:rPr>
-        <w:hyperlink r:id="rId13" w:history="1">
-          <w:r>
-            <w:rPr>
-              <w:rStyle w:val="Hyperlink"/>
-            </w:rPr>
-            <w:t>, m</w:t>
-          </w:r>
-        </w:hyperlink>
-      </w:r>
-      <w:r>
-        <w:rPr>
-          <w:rFonts w:ascii="Charis SIL Regular" w:hAnsi="Charis SIL Regular" w:eastAsia="Charis SIL Regular"/>
-          <w:b w:val="0"/>
-          <w:i w:val="0"/>
-          <w:color w:val="000000"/>
-          <w:sz w:val="24"/>
-        </w:rPr>
-        <w:t>aar ook musea</w:t>
-      </w:r>
-      <w:r>
-        <w:rPr>
-          <w:u w:val="single" w:color="0000ff"/>
-          <w:rFonts w:ascii="Charis SIL Regular" w:hAnsi="Charis SIL Regular" w:eastAsia="Charis SIL Regular"/>
-          <w:b w:val="0"/>
-          <w:i w:val="0"/>
-          <w:color w:val="000000"/>
-          <w:sz w:val="24"/>
-        </w:rPr>
-        <w:hyperlink r:id="rId14" w:history="1">
-          <w:r>
-            <w:rPr>
-              <w:rStyle w:val="Hyperlink"/>
-            </w:rPr>
-            <w:t>, zoals he</w:t>
-          </w:r>
-        </w:hyperlink>
-      </w:r>
-      <w:r>
-        <w:rPr>
-          <w:rFonts w:ascii="Charis SIL Regular" w:hAnsi="Charis SIL Regular" w:eastAsia="Charis SIL Regular"/>
-          <w:b w:val="0"/>
-          <w:i w:val="0"/>
-          <w:color w:val="000000"/>
-          <w:sz w:val="24"/>
-        </w:rPr>
-        <w:t xml:space="preserve">t </w:t>
+        <w:t xml:space="preserve">, maar ook musea, zoals het </w:t>
       </w:r>
       <w:r>
         <w:rPr>
@@ -676,7 +637,7 @@
           <w:sz w:val="24"/>
           <w:u w:val="single"/>
         </w:rPr>
-        <w:hyperlink r:id="rId16" w:history="1">
+        <w:hyperlink r:id="rId15" w:history="1">
           <w:r>
             <w:rPr>
               <w:rStyle w:val="Hyperlink"/>
@@ -705,7 +666,7 @@
           <w:sz w:val="24"/>
           <w:u w:val="single"/>
         </w:rPr>
-        <w:hyperlink r:id="rId16" w:history="1">
+        <w:hyperlink r:id="rId15" w:history="1">
           <w:r>
             <w:rPr>
               <w:rStyle w:val="Hyperlink"/>
@@ -734,7 +695,7 @@
           <w:sz w:val="24"/>
           <w:u w:val="single"/>
         </w:rPr>
-        <w:hyperlink r:id="rId16" w:history="1">
+        <w:hyperlink r:id="rId15" w:history="1">
           <w:r>
             <w:rPr>
               <w:rStyle w:val="Hyperlink"/>
@@ -752,7 +713,7 @@
           <w:sz w:val="24"/>
           <w:u w:val="single"/>
         </w:rPr>
-        <w:hyperlink r:id="rId16" w:history="1">
+        <w:hyperlink r:id="rId15" w:history="1">
           <w:r>
             <w:rPr>
               <w:rStyle w:val="Hyperlink"/>
@@ -780,14 +741,7 @@
           <w:color w:val="000000"/>
           <w:sz w:val="24"/>
         </w:rPr>
-        <w:hyperlink r:id="rId15" w:history="1">
-          <w:r>
-            <w:rPr>
-              <w:rStyle w:val="Hyperlink"/>
-            </w:rPr>
-            <w:t xml:space="preserve">ge </w:t>
-          </w:r>
-        </w:hyperlink>
+        <w:t xml:space="preserve">ge </w:t>
       </w:r>
       <w:r>
         <w:rPr>
@@ -798,7 +752,7 @@
           <w:sz w:val="24"/>
           <w:u w:val="single"/>
         </w:rPr>
-        <w:hyperlink r:id="rId15" w:history="1">
+        <w:hyperlink r:id="rId16" w:history="1">
           <w:r>
             <w:rPr>
               <w:rStyle w:val="Hyperlink"/>
@@ -827,7 +781,7 @@
           <w:sz w:val="24"/>
           <w:u w:val="single"/>
         </w:rPr>
-        <w:hyperlink r:id="rId17" w:history="1">
+        <w:hyperlink r:id="rId16" w:history="1">
           <w:r>
             <w:rPr>
               <w:rStyle w:val="Hyperlink"/>
@@ -845,7 +799,7 @@
           <w:sz w:val="24"/>
           <w:u w:val="single"/>
         </w:rPr>
-        <w:hyperlink r:id="rId17" w:history="1">
+        <w:hyperlink r:id="rId16" w:history="1">
           <w:r>
             <w:rPr>
               <w:rStyle w:val="Hyperlink"/>
@@ -862,7 +816,7 @@
           <w:color w:val="0000FF"/>
           <w:sz w:val="24"/>
         </w:rPr>
-        <w:hyperlink r:id="rId17" w:history="1">
+        <w:hyperlink r:id="rId16" w:history="1">
           <w:r>
             <w:rPr>
               <w:rStyle w:val="Hyperlink"/>
@@ -878,6 +832,7 @@
           <w:i w:val="0"/>
           <w:color w:val="0000FF"/>
           <w:sz w:val="24"/>
+          <w:u w:val="single"/>
         </w:rPr>
         <w:t>h</w:t>
       </w:r>
@@ -901,7 +856,7 @@
           <w:sz w:val="24"/>
           <w:u w:val="single"/>
         </w:rPr>
-        <w:hyperlink r:id="rId17" w:history="1">
+        <w:hyperlink r:id="rId16" w:history="1">
           <w:r>
             <w:rPr>
               <w:rStyle w:val="Hyperlink"/>
@@ -929,7 +884,7 @@
           <w:color w:val="000000"/>
           <w:sz w:val="24"/>
         </w:rPr>
-        <w:hyperlink r:id="rId16" w:history="1">
+        <w:hyperlink r:id="rId15" w:history="1">
           <w:r>
             <w:rPr>
               <w:rStyle w:val="Hyperlink"/>
@@ -958,7 +913,7 @@
           <w:color w:val="000000"/>
           <w:sz w:val="24"/>
         </w:rPr>
-        <w:hyperlink r:id="rId16" w:history="1">
+        <w:hyperlink r:id="rId15" w:history="1">
           <w:r>
             <w:rPr>
               <w:rStyle w:val="Hyperlink"/>
@@ -976,7 +931,7 @@
           <w:color w:val="000000"/>
           <w:sz w:val="24"/>
         </w:rPr>
-        <w:hyperlink r:id="rId16" w:history="1">
+        <w:hyperlink r:id="rId15" w:history="1">
           <w:r>
             <w:rPr>
               <w:rStyle w:val="Hyperlink"/>
@@ -1004,7 +959,7 @@
           <w:color w:val="000000"/>
           <w:sz w:val="24"/>
         </w:rPr>
-        <w:hyperlink r:id="rId17" w:history="1">
+        <w:hyperlink r:id="rId16" w:history="1">
           <w:r>
             <w:rPr>
               <w:rStyle w:val="Hyperlink"/>
@@ -1022,7 +977,7 @@
           <w:color w:val="000000"/>
           <w:sz w:val="24"/>
         </w:rPr>
-        <w:hyperlink r:id="rId17" w:history="1">
+        <w:hyperlink r:id="rId16" w:history="1">
           <w:r>
             <w:rPr>
               <w:rStyle w:val="Hyperlink"/>
@@ -1040,7 +995,7 @@
           <w:color w:val="000000"/>
           <w:sz w:val="24"/>
         </w:rPr>
-        <w:hyperlink r:id="rId17" w:history="1">
+        <w:hyperlink r:id="rId16" w:history="1">
           <w:r>
             <w:rPr>
               <w:rStyle w:val="Hyperlink"/>
@@ -1058,7 +1013,7 @@
           <w:color w:val="000000"/>
           <w:sz w:val="24"/>
         </w:rPr>
-        <w:hyperlink r:id="rId17" w:history="1">
+        <w:hyperlink r:id="rId16" w:history="1">
           <w:r>
             <w:rPr>
               <w:rStyle w:val="Hyperlink"/>
@@ -1076,7 +1031,7 @@
           <w:color w:val="000000"/>
           <w:sz w:val="24"/>
         </w:rPr>
-        <w:hyperlink r:id="rId17" w:history="1">
+        <w:hyperlink r:id="rId16" w:history="1">
           <w:r>
             <w:rPr>
               <w:rStyle w:val="Hyperlink"/>
@@ -1154,7 +1109,7 @@
           <w:sz w:val="24"/>
           <w:u w:val="single"/>
         </w:rPr>
-        <w:hyperlink r:id="rId18" w:history="1">
+        <w:hyperlink r:id="rId17" w:history="1">
           <w:r>
             <w:rPr>
               <w:rStyle w:val="Hyperlink"/>
@@ -1183,7 +1138,7 @@
           <w:sz w:val="24"/>
           <w:u w:val="single"/>
         </w:rPr>
-        <w:hyperlink r:id="rId18" w:history="1">
+        <w:hyperlink r:id="rId17" w:history="1">
           <w:r>
             <w:rPr>
               <w:rStyle w:val="Hyperlink"/>
@@ -1221,7 +1176,7 @@
           <w:color w:val="000000"/>
           <w:sz w:val="24"/>
         </w:rPr>
-        <w:hyperlink r:id="rId18" w:history="1">
+        <w:hyperlink r:id="rId17" w:history="1">
           <w:r>
             <w:rPr>
               <w:rStyle w:val="Hyperlink"/>
@@ -1239,7 +1194,7 @@
           <w:color w:val="000000"/>
           <w:sz w:val="24"/>
         </w:rPr>
-        <w:hyperlink r:id="rId18" w:history="1">
+        <w:hyperlink r:id="rId17" w:history="1">
           <w:r>
             <w:rPr>
               <w:rStyle w:val="Hyperlink"/>
@@ -1267,7 +1222,7 @@
           <w:sz w:val="24"/>
           <w:u w:val="single"/>
         </w:rPr>
-        <w:hyperlink r:id="rId17" w:history="1">
+        <w:hyperlink r:id="rId16" w:history="1">
           <w:r>
             <w:rPr>
               <w:rStyle w:val="Hyperlink"/>
@@ -1296,7 +1251,7 @@
           <w:sz w:val="24"/>
           <w:u w:val="single"/>
         </w:rPr>
-        <w:hyperlink r:id="rId17" w:history="1">
+        <w:hyperlink r:id="rId16" w:history="1">
           <w:r>
             <w:rPr>
               <w:rStyle w:val="Hyperlink"/>
@@ -1584,7 +1539,7 @@
           <w:sz w:val="24"/>
           <w:u w:val="single"/>
         </w:rPr>
-        <w:hyperlink r:id="rId19" w:history="1">
+        <w:hyperlink r:id="rId18" w:history="1">
           <w:r>
             <w:rPr>
               <w:rStyle w:val="Hyperlink"/>
@@ -1602,7 +1557,7 @@
           <w:sz w:val="24"/>
           <w:u w:val="single"/>
         </w:rPr>
-        <w:hyperlink r:id="rId19" w:history="1">
+        <w:hyperlink r:id="rId18" w:history="1">
           <w:r>
             <w:rPr>
               <w:rStyle w:val="Hyperlink"/>
@@ -1620,7 +1575,7 @@
           <w:sz w:val="24"/>
           <w:u w:val="single"/>
         </w:rPr>
-        <w:hyperlink r:id="rId19" w:history="1">
+        <w:hyperlink r:id="rId18" w:history="1">
           <w:r>
             <w:rPr>
               <w:rStyle w:val="Hyperlink"/>
@@ -1638,7 +1593,7 @@
           <w:sz w:val="24"/>
           <w:u w:val="single"/>
         </w:rPr>
-        <w:hyperlink r:id="rId19" w:history="1">
+        <w:hyperlink r:id="rId18" w:history="1">
           <w:r>
             <w:rPr>
               <w:rStyle w:val="Hyperlink"/>
@@ -1656,7 +1611,7 @@
           <w:sz w:val="24"/>
           <w:u w:val="single"/>
         </w:rPr>
-        <w:hyperlink r:id="rId19" w:history="1">
+        <w:hyperlink r:id="rId18" w:history="1">
           <w:r>
             <w:rPr>
               <w:rStyle w:val="Hyperlink"/>
@@ -1674,7 +1629,7 @@
           <w:sz w:val="24"/>
           <w:u w:val="single"/>
         </w:rPr>
-        <w:hyperlink r:id="rId19" w:history="1">
+        <w:hyperlink r:id="rId18" w:history="1">
           <w:r>
             <w:rPr>
               <w:rStyle w:val="Hyperlink"/>
@@ -1692,7 +1647,7 @@
           <w:sz w:val="24"/>
           <w:u w:val="single"/>
         </w:rPr>
-        <w:hyperlink r:id="rId19" w:history="1">
+        <w:hyperlink r:id="rId18" w:history="1">
           <w:r>
             <w:rPr>
               <w:rStyle w:val="Hyperlink"/>
@@ -1839,7 +1794,7 @@
           <w:sz w:val="24"/>
           <w:u w:val="single"/>
         </w:rPr>
-        <w:hyperlink r:id="rId20" w:history="1">
+        <w:hyperlink r:id="rId19" w:history="1">
           <w:r>
             <w:rPr>
               <w:rStyle w:val="Hyperlink"/>
@@ -1857,7 +1812,7 @@
           <w:sz w:val="24"/>
           <w:u w:val="single"/>
         </w:rPr>
-        <w:hyperlink r:id="rId20" w:history="1">
+        <w:hyperlink r:id="rId19" w:history="1">
           <w:r>
             <w:rPr>
               <w:rStyle w:val="Hyperlink"/>
@@ -1875,7 +1830,7 @@
           <w:sz w:val="24"/>
           <w:u w:val="single"/>
         </w:rPr>
-        <w:hyperlink r:id="rId20" w:history="1">
+        <w:hyperlink r:id="rId19" w:history="1">
           <w:r>
             <w:rPr>
               <w:rStyle w:val="Hyperlink"/>
@@ -1893,7 +1848,7 @@
           <w:sz w:val="24"/>
           <w:u w:val="single"/>
         </w:rPr>
-        <w:hyperlink r:id="rId20" w:history="1">
+        <w:hyperlink r:id="rId19" w:history="1">
           <w:r>
             <w:rPr>
               <w:rStyle w:val="Hyperlink"/>
@@ -1911,7 +1866,7 @@
           <w:sz w:val="24"/>
           <w:u w:val="single"/>
         </w:rPr>
-        <w:hyperlink r:id="rId20" w:history="1">
+        <w:hyperlink r:id="rId19" w:history="1">
           <w:r>
             <w:rPr>
               <w:rStyle w:val="Hyperlink"/>
@@ -1929,7 +1884,7 @@
           <w:sz w:val="24"/>
           <w:u w:val="single"/>
         </w:rPr>
-        <w:hyperlink r:id="rId20" w:history="1">
+        <w:hyperlink r:id="rId19" w:history="1">
           <w:r>
             <w:rPr>
               <w:rStyle w:val="Hyperlink"/>
@@ -2042,7 +1997,7 @@
           <w:color w:val="0000FF"/>
           <w:sz w:val="24"/>
         </w:rPr>
-        <w:hyperlink r:id="rId21" w:history="1">
+        <w:hyperlink r:id="rId20" w:history="1">
           <w:r>
             <w:rPr>
               <w:rStyle w:val="Hyperlink"/>
@@ -2059,7 +2014,7 @@
           <w:color w:val="0000FF"/>
           <w:sz w:val="24"/>
         </w:rPr>
-        <w:hyperlink r:id="rId21" w:history="1">
+        <w:hyperlink r:id="rId20" w:history="1">
           <w:r>
             <w:rPr>
               <w:rStyle w:val="Hyperlink"/>
@@ -2076,7 +2031,7 @@
           <w:color w:val="0000FF"/>
           <w:sz w:val="24"/>
         </w:rPr>
-        <w:hyperlink r:id="rId21" w:history="1">
+        <w:hyperlink r:id="rId20" w:history="1">
           <w:r>
             <w:rPr>
               <w:rStyle w:val="Hyperlink"/>
@@ -2186,7 +2141,7 @@
           <w:color w:val="0000FF"/>
           <w:sz w:val="24"/>
         </w:rPr>
-        <w:hyperlink r:id="rId22" w:history="1">
+        <w:hyperlink r:id="rId21" w:history="1">
           <w:r>
             <w:rPr>
               <w:rStyle w:val="Hyperlink"/>
@@ -2203,7 +2158,7 @@
           <w:color w:val="0000FF"/>
           <w:sz w:val="24"/>
         </w:rPr>
-        <w:hyperlink r:id="rId22" w:history="1">
+        <w:hyperlink r:id="rId21" w:history="1">
           <w:r>
             <w:rPr>
               <w:rStyle w:val="Hyperlink"/>
@@ -2291,7 +2246,7 @@
           <w:sz w:val="24"/>
           <w:u w:val="single"/>
         </w:rPr>
-        <w:hyperlink r:id="rId23" w:history="1">
+        <w:hyperlink r:id="rId22" w:history="1">
           <w:r>
             <w:rPr>
               <w:rStyle w:val="Hyperlink"/>
@@ -2309,7 +2264,7 @@
           <w:sz w:val="24"/>
           <w:u w:val="single"/>
         </w:rPr>
-        <w:hyperlink r:id="rId23" w:history="1">
+        <w:hyperlink r:id="rId22" w:history="1">
           <w:r>
             <w:rPr>
               <w:rStyle w:val="Hyperlink"/>
@@ -2427,7 +2382,7 @@
           <w:sz w:val="24"/>
           <w:u w:val="single"/>
         </w:rPr>
-        <w:hyperlink r:id="rId24" w:history="1">
+        <w:hyperlink r:id="rId23" w:history="1">
           <w:r>
             <w:rPr>
               <w:rStyle w:val="Hyperlink"/>
@@ -2445,7 +2400,7 @@
           <w:sz w:val="24"/>
           <w:u w:val="single"/>
         </w:rPr>
-        <w:hyperlink r:id="rId24" w:history="1">
+        <w:hyperlink r:id="rId23" w:history="1">
           <w:r>
             <w:rPr>
               <w:rStyle w:val="Hyperlink"/>
@@ -2463,7 +2418,7 @@
           <w:sz w:val="24"/>
           <w:u w:val="single"/>
         </w:rPr>
-        <w:hyperlink r:id="rId24" w:history="1">
+        <w:hyperlink r:id="rId23" w:history="1">
           <w:r>
             <w:rPr>
               <w:rStyle w:val="Hyperlink"/>
@@ -2491,7 +2446,7 @@
           <w:sz w:val="24"/>
           <w:u w:val="single"/>
         </w:rPr>
-        <w:hyperlink r:id="rId25" w:history="1">
+        <w:hyperlink r:id="rId24" w:history="1">
           <w:r>
             <w:rPr>
               <w:rStyle w:val="Hyperlink"/>
@@ -2520,7 +2475,7 @@
           <w:sz w:val="24"/>
           <w:u w:val="single"/>
         </w:rPr>
-        <w:hyperlink r:id="rId25" w:history="1">
+        <w:hyperlink r:id="rId24" w:history="1">
           <w:r>
             <w:rPr>
               <w:rStyle w:val="Hyperlink"/>
@@ -2648,7 +2603,7 @@
           <w:sz w:val="24"/>
           <w:u w:val="single"/>
         </w:rPr>
-        <w:hyperlink r:id="rId26" w:history="1">
+        <w:hyperlink r:id="rId25" w:history="1">
           <w:r>
             <w:rPr>
               <w:rStyle w:val="Hyperlink"/>
@@ -2666,7 +2621,7 @@
           <w:sz w:val="24"/>
           <w:u w:val="single"/>
         </w:rPr>
-        <w:hyperlink r:id="rId26" w:history="1">
+        <w:hyperlink r:id="rId25" w:history="1">
           <w:r>
             <w:rPr>
               <w:rStyle w:val="Hyperlink"/>
@@ -2684,7 +2639,7 @@
           <w:sz w:val="24"/>
           <w:u w:val="single"/>
         </w:rPr>
-        <w:hyperlink r:id="rId26" w:history="1">
+        <w:hyperlink r:id="rId25" w:history="1">
           <w:r>
             <w:rPr>
               <w:rStyle w:val="Hyperlink"/>
@@ -2702,7 +2657,7 @@
           <w:sz w:val="24"/>
           <w:u w:val="single"/>
         </w:rPr>
-        <w:hyperlink r:id="rId26" w:history="1">
+        <w:hyperlink r:id="rId25" w:history="1">
           <w:r>
             <w:rPr>
               <w:rStyle w:val="Hyperlink"/>
@@ -2804,7 +2759,7 @@
           <w:sz w:val="24"/>
           <w:u w:val="single"/>
         </w:rPr>
-        <w:hyperlink r:id="rId27" w:history="1">
+        <w:hyperlink r:id="rId26" w:history="1">
           <w:r>
             <w:rPr>
               <w:rStyle w:val="Hyperlink"/>
@@ -2822,7 +2777,7 @@
           <w:sz w:val="24"/>
           <w:u w:val="single"/>
         </w:rPr>
-        <w:hyperlink r:id="rId27" w:history="1">
+        <w:hyperlink r:id="rId26" w:history="1">
           <w:r>
             <w:rPr>
               <w:rStyle w:val="Hyperlink"/>
@@ -2840,7 +2795,7 @@
           <w:sz w:val="24"/>
           <w:u w:val="single"/>
         </w:rPr>
-        <w:hyperlink r:id="rId27" w:history="1">
+        <w:hyperlink r:id="rId26" w:history="1">
           <w:r>
             <w:rPr>
               <w:rStyle w:val="Hyperlink"/>
@@ -2858,7 +2813,7 @@
           <w:sz w:val="24"/>
           <w:u w:val="single"/>
         </w:rPr>
-        <w:hyperlink r:id="rId27" w:history="1">
+        <w:hyperlink r:id="rId26" w:history="1">
           <w:r>
             <w:rPr>
               <w:rStyle w:val="Hyperlink"/>
@@ -2886,7 +2841,7 @@
           <w:sz w:val="24"/>
           <w:u w:val="single"/>
         </w:rPr>
-        <w:hyperlink r:id="rId28" w:history="1">
+        <w:hyperlink r:id="rId27" w:history="1">
           <w:r>
             <w:rPr>
               <w:rStyle w:val="Hyperlink"/>
@@ -2943,7 +2898,7 @@
           <w:color w:val="000000"/>
           <w:sz w:val="24"/>
         </w:rPr>
-        <w:hyperlink r:id="rId27" w:history="1">
+        <w:hyperlink r:id="rId26" w:history="1">
           <w:r>
             <w:rPr>
               <w:rStyle w:val="Hyperlink"/>
@@ -2961,7 +2916,7 @@
           <w:sz w:val="24"/>
           <w:u w:val="single"/>
         </w:rPr>
-        <w:hyperlink r:id="rId27" w:history="1">
+        <w:hyperlink r:id="rId28" w:history="1">
           <w:r>
             <w:rPr>
               <w:rStyle w:val="Hyperlink"/>
@@ -2990,7 +2945,7 @@
           <w:sz w:val="24"/>
           <w:u w:val="single"/>
         </w:rPr>
-        <w:hyperlink r:id="rId27" w:history="1">
+        <w:hyperlink r:id="rId28" w:history="1">
           <w:r>
             <w:rPr>
               <w:rStyle w:val="Hyperlink"/>
@@ -3008,7 +2963,7 @@
           <w:sz w:val="24"/>
           <w:u w:val="single"/>
         </w:rPr>
-        <w:hyperlink r:id="rId27" w:history="1">
+        <w:hyperlink r:id="rId28" w:history="1">
           <w:r>
             <w:rPr>
               <w:rStyle w:val="Hyperlink"/>

--- a/EXPORTS/DOCX/published/niveau3/Dutch/KoninklijkeBazar.docx
+++ b/EXPORTS/DOCX/published/niveau3/Dutch/KoninklijkeBazar.docx
@@ -620,13 +620,70 @@
       </w:r>
       <w:r>
         <w:rPr>
+          <w:u w:val="single" w:color="0000ff"/>
           <w:rFonts w:ascii="Charis SIL Regular" w:hAnsi="Charis SIL Regular" w:eastAsia="Charis SIL Regular"/>
           <w:b w:val="0"/>
           <w:i w:val="0"/>
           <w:color w:val="000000"/>
           <w:sz w:val="24"/>
         </w:rPr>
-        <w:t xml:space="preserve">, maar ook musea, zoals het </w:t>
+        <w:hyperlink r:id="rId13" w:history="1">
+          <w:r>
+            <w:rPr>
+              <w:rStyle w:val="Hyperlink"/>
+            </w:rPr>
+            <w:t>, m</w:t>
+          </w:r>
+        </w:hyperlink>
+      </w:r>
+      <w:r>
+        <w:rPr>
+          <w:rFonts w:ascii="Charis SIL Regular" w:hAnsi="Charis SIL Regular" w:eastAsia="Charis SIL Regular"/>
+          <w:b w:val="0"/>
+          <w:i w:val="0"/>
+          <w:color w:val="000000"/>
+          <w:sz w:val="24"/>
+        </w:rPr>
+        <w:t>aar ook musea</w:t>
+      </w:r>
+      <w:r>
+        <w:rPr>
+          <w:u w:val="single" w:color="0000ff"/>
+          <w:rFonts w:ascii="Charis SIL Regular" w:hAnsi="Charis SIL Regular" w:eastAsia="Charis SIL Regular"/>
+          <w:b w:val="0"/>
+          <w:i w:val="0"/>
+          <w:color w:val="000000"/>
+          <w:sz w:val="24"/>
+        </w:rPr>
+        <w:hyperlink r:id="rId14" w:history="1">
+          <w:r>
+            <w:rPr>
+              <w:rStyle w:val="Hyperlink"/>
+            </w:rPr>
+            <w:t>, zoals he</w:t>
+          </w:r>
+        </w:hyperlink>
+      </w:r>
+      <w:r>
+        <w:rPr>
+          <w:u w:val="single" w:color="0000ff"/>
+          <w:rFonts w:ascii="Charis SIL Regular" w:hAnsi="Charis SIL Regular" w:eastAsia="Charis SIL Regular"/>
+          <w:b w:val="0"/>
+          <w:i w:val="0"/>
+          <w:color w:val="000000"/>
+          <w:sz w:val="24"/>
+        </w:rPr>
+        <w:t>t</w:t>
+      </w:r>
+      <w:r>
+        <w:rPr>
+          <w:rFonts w:ascii="Charis SIL Regular" w:hAnsi="Charis SIL Regular" w:eastAsia="Charis SIL Regular"/>
+          <w:b w:val="0"/>
+          <w:i w:val="0"/>
+          <w:color w:val="000000"/>
+          <w:sz w:val="24"/>
+        </w:rPr>
+        <w:t xml:space="preserve"> </w:t>
       </w:r>
       <w:r>
         <w:rPr>
@@ -741,7 +798,14 @@
           <w:color w:val="000000"/>
           <w:sz w:val="24"/>
         </w:rPr>
-        <w:t xml:space="preserve">ge </w:t>
+        <w:hyperlink r:id="rId16" w:history="1">
+          <w:r>
+            <w:rPr>
+              <w:rStyle w:val="Hyperlink"/>
+            </w:rPr>
+            <w:t xml:space="preserve">ge </w:t>
+          </w:r>
+        </w:hyperlink>
       </w:r>
       <w:r>
         <w:rPr>
@@ -781,7 +845,7 @@
           <w:sz w:val="24"/>
           <w:u w:val="single"/>
         </w:rPr>
-        <w:hyperlink r:id="rId16" w:history="1">
+        <w:hyperlink r:id="rId17" w:history="1">
           <w:r>
             <w:rPr>
               <w:rStyle w:val="Hyperlink"/>
@@ -799,7 +863,7 @@
           <w:sz w:val="24"/>
           <w:u w:val="single"/>
         </w:rPr>
-        <w:hyperlink r:id="rId16" w:history="1">
+        <w:hyperlink r:id="rId17" w:history="1">
           <w:r>
             <w:rPr>
               <w:rStyle w:val="Hyperlink"/>
@@ -816,7 +880,7 @@
           <w:color w:val="0000FF"/>
           <w:sz w:val="24"/>
         </w:rPr>
-        <w:hyperlink r:id="rId16" w:history="1">
+        <w:hyperlink r:id="rId17" w:history="1">
           <w:r>
             <w:rPr>
               <w:rStyle w:val="Hyperlink"/>
@@ -832,7 +896,6 @@
           <w:i w:val="0"/>
           <w:color w:val="0000FF"/>
           <w:sz w:val="24"/>
-          <w:u w:val="single"/>
         </w:rPr>
         <w:t>h</w:t>
       </w:r>
@@ -856,7 +919,7 @@
           <w:sz w:val="24"/>
           <w:u w:val="single"/>
         </w:rPr>
-        <w:hyperlink r:id="rId16" w:history="1">
+        <w:hyperlink r:id="rId17" w:history="1">
           <w:r>
             <w:rPr>
               <w:rStyle w:val="Hyperlink"/>
@@ -959,7 +1022,7 @@
           <w:color w:val="000000"/>
           <w:sz w:val="24"/>
         </w:rPr>
-        <w:hyperlink r:id="rId16" w:history="1">
+        <w:hyperlink r:id="rId17" w:history="1">
           <w:r>
             <w:rPr>
               <w:rStyle w:val="Hyperlink"/>
@@ -977,7 +1040,7 @@
           <w:color w:val="000000"/>
           <w:sz w:val="24"/>
         </w:rPr>
-        <w:hyperlink r:id="rId16" w:history="1">
+        <w:hyperlink r:id="rId17" w:history="1">
           <w:r>
             <w:rPr>
               <w:rStyle w:val="Hyperlink"/>
@@ -995,7 +1058,7 @@
           <w:color w:val="000000"/>
           <w:sz w:val="24"/>
         </w:rPr>
-        <w:hyperlink r:id="rId16" w:history="1">
+        <w:hyperlink r:id="rId17" w:history="1">
           <w:r>
             <w:rPr>
               <w:rStyle w:val="Hyperlink"/>
@@ -1013,7 +1076,7 @@
           <w:color w:val="000000"/>
           <w:sz w:val="24"/>
         </w:rPr>
-        <w:hyperlink r:id="rId16" w:history="1">
+        <w:hyperlink r:id="rId17" w:history="1">
           <w:r>
             <w:rPr>
               <w:rStyle w:val="Hyperlink"/>
@@ -1031,7 +1094,7 @@
           <w:color w:val="000000"/>
           <w:sz w:val="24"/>
         </w:rPr>
-        <w:hyperlink r:id="rId16" w:history="1">
+        <w:hyperlink r:id="rId17" w:history="1">
           <w:r>
             <w:rPr>
               <w:rStyle w:val="Hyperlink"/>
@@ -1109,7 +1172,7 @@
           <w:sz w:val="24"/>
           <w:u w:val="single"/>
         </w:rPr>
-        <w:hyperlink r:id="rId17" w:history="1">
+        <w:hyperlink r:id="rId18" w:history="1">
           <w:r>
             <w:rPr>
               <w:rStyle w:val="Hyperlink"/>
@@ -1138,7 +1201,7 @@
           <w:sz w:val="24"/>
           <w:u w:val="single"/>
         </w:rPr>
-        <w:hyperlink r:id="rId17" w:history="1">
+        <w:hyperlink r:id="rId18" w:history="1">
           <w:r>
             <w:rPr>
               <w:rStyle w:val="Hyperlink"/>
@@ -1176,7 +1239,7 @@
           <w:color w:val="000000"/>
           <w:sz w:val="24"/>
         </w:rPr>
-        <w:hyperlink r:id="rId17" w:history="1">
+        <w:hyperlink r:id="rId18" w:history="1">
           <w:r>
             <w:rPr>
               <w:rStyle w:val="Hyperlink"/>
@@ -1194,7 +1257,7 @@
           <w:color w:val="000000"/>
           <w:sz w:val="24"/>
         </w:rPr>
-        <w:hyperlink r:id="rId17" w:history="1">
+        <w:hyperlink r:id="rId18" w:history="1">
           <w:r>
             <w:rPr>
               <w:rStyle w:val="Hyperlink"/>
@@ -1222,7 +1285,7 @@
           <w:sz w:val="24"/>
           <w:u w:val="single"/>
         </w:rPr>
-        <w:hyperlink r:id="rId16" w:history="1">
+        <w:hyperlink r:id="rId17" w:history="1">
           <w:r>
             <w:rPr>
               <w:rStyle w:val="Hyperlink"/>
@@ -1251,7 +1314,7 @@
           <w:sz w:val="24"/>
           <w:u w:val="single"/>
         </w:rPr>
-        <w:hyperlink r:id="rId16" w:history="1">
+        <w:hyperlink r:id="rId17" w:history="1">
           <w:r>
             <w:rPr>
               <w:rStyle w:val="Hyperlink"/>
@@ -1539,7 +1602,7 @@
           <w:sz w:val="24"/>
           <w:u w:val="single"/>
         </w:rPr>
-        <w:hyperlink r:id="rId18" w:history="1">
+        <w:hyperlink r:id="rId19" w:history="1">
           <w:r>
             <w:rPr>
               <w:rStyle w:val="Hyperlink"/>
@@ -1557,7 +1620,7 @@
           <w:sz w:val="24"/>
           <w:u w:val="single"/>
         </w:rPr>
-        <w:hyperlink r:id="rId18" w:history="1">
+        <w:hyperlink r:id="rId19" w:history="1">
           <w:r>
             <w:rPr>
               <w:rStyle w:val="Hyperlink"/>
@@ -1575,7 +1638,7 @@
           <w:sz w:val="24"/>
           <w:u w:val="single"/>
         </w:rPr>
-        <w:hyperlink r:id="rId18" w:history="1">
+        <w:hyperlink r:id="rId19" w:history="1">
           <w:r>
             <w:rPr>
               <w:rStyle w:val="Hyperlink"/>
@@ -1593,7 +1656,7 @@
           <w:sz w:val="24"/>
           <w:u w:val="single"/>
         </w:rPr>
-        <w:hyperlink r:id="rId18" w:history="1">
+        <w:hyperlink r:id="rId19" w:history="1">
           <w:r>
             <w:rPr>
               <w:rStyle w:val="Hyperlink"/>
@@ -1611,7 +1674,7 @@
           <w:sz w:val="24"/>
           <w:u w:val="single"/>
         </w:rPr>
-        <w:hyperlink r:id="rId18" w:history="1">
+        <w:hyperlink r:id="rId19" w:history="1">
           <w:r>
             <w:rPr>
               <w:rStyle w:val="Hyperlink"/>
@@ -1629,7 +1692,7 @@
           <w:sz w:val="24"/>
           <w:u w:val="single"/>
         </w:rPr>
-        <w:hyperlink r:id="rId18" w:history="1">
+        <w:hyperlink r:id="rId19" w:history="1">
           <w:r>
             <w:rPr>
               <w:rStyle w:val="Hyperlink"/>
@@ -1647,7 +1710,7 @@
           <w:sz w:val="24"/>
           <w:u w:val="single"/>
         </w:rPr>
-        <w:hyperlink r:id="rId18" w:history="1">
+        <w:hyperlink r:id="rId19" w:history="1">
           <w:r>
             <w:rPr>
               <w:rStyle w:val="Hyperlink"/>
@@ -1794,7 +1857,7 @@
           <w:sz w:val="24"/>
           <w:u w:val="single"/>
         </w:rPr>
-        <w:hyperlink r:id="rId19" w:history="1">
+        <w:hyperlink r:id="rId20" w:history="1">
           <w:r>
             <w:rPr>
               <w:rStyle w:val="Hyperlink"/>
@@ -1812,7 +1875,7 @@
           <w:sz w:val="24"/>
           <w:u w:val="single"/>
         </w:rPr>
-        <w:hyperlink r:id="rId19" w:history="1">
+        <w:hyperlink r:id="rId20" w:history="1">
           <w:r>
             <w:rPr>
               <w:rStyle w:val="Hyperlink"/>
@@ -1830,7 +1893,7 @@
           <w:sz w:val="24"/>
           <w:u w:val="single"/>
         </w:rPr>
-        <w:hyperlink r:id="rId19" w:history="1">
+        <w:hyperlink r:id="rId20" w:history="1">
           <w:r>
             <w:rPr>
               <w:rStyle w:val="Hyperlink"/>
@@ -1848,7 +1911,7 @@
           <w:sz w:val="24"/>
           <w:u w:val="single"/>
         </w:rPr>
-        <w:hyperlink r:id="rId19" w:history="1">
+        <w:hyperlink r:id="rId20" w:history="1">
           <w:r>
             <w:rPr>
               <w:rStyle w:val="Hyperlink"/>
@@ -1866,7 +1929,7 @@
           <w:sz w:val="24"/>
           <w:u w:val="single"/>
         </w:rPr>
-        <w:hyperlink r:id="rId19" w:history="1">
+        <w:hyperlink r:id="rId20" w:history="1">
           <w:r>
             <w:rPr>
               <w:rStyle w:val="Hyperlink"/>
@@ -1884,7 +1947,7 @@
           <w:sz w:val="24"/>
           <w:u w:val="single"/>
         </w:rPr>
-        <w:hyperlink r:id="rId19" w:history="1">
+        <w:hyperlink r:id="rId20" w:history="1">
           <w:r>
             <w:rPr>
               <w:rStyle w:val="Hyperlink"/>
@@ -1997,7 +2060,7 @@
           <w:color w:val="0000FF"/>
           <w:sz w:val="24"/>
         </w:rPr>
-        <w:hyperlink r:id="rId20" w:history="1">
+        <w:hyperlink r:id="rId21" w:history="1">
           <w:r>
             <w:rPr>
               <w:rStyle w:val="Hyperlink"/>
@@ -2014,7 +2077,7 @@
           <w:color w:val="0000FF"/>
           <w:sz w:val="24"/>
         </w:rPr>
-        <w:hyperlink r:id="rId20" w:history="1">
+        <w:hyperlink r:id="rId21" w:history="1">
           <w:r>
             <w:rPr>
               <w:rStyle w:val="Hyperlink"/>
@@ -2031,7 +2094,7 @@
           <w:color w:val="0000FF"/>
           <w:sz w:val="24"/>
         </w:rPr>
-        <w:hyperlink r:id="rId20" w:history="1">
+        <w:hyperlink r:id="rId21" w:history="1">
           <w:r>
             <w:rPr>
               <w:rStyle w:val="Hyperlink"/>
@@ -2141,7 +2204,7 @@
           <w:color w:val="0000FF"/>
           <w:sz w:val="24"/>
         </w:rPr>
-        <w:hyperlink r:id="rId21" w:history="1">
+        <w:hyperlink r:id="rId22" w:history="1">
           <w:r>
             <w:rPr>
               <w:rStyle w:val="Hyperlink"/>
@@ -2158,7 +2221,7 @@
           <w:color w:val="0000FF"/>
           <w:sz w:val="24"/>
         </w:rPr>
-        <w:hyperlink r:id="rId21" w:history="1">
+        <w:hyperlink r:id="rId22" w:history="1">
           <w:r>
             <w:rPr>
               <w:rStyle w:val="Hyperlink"/>
@@ -2246,7 +2309,7 @@
           <w:sz w:val="24"/>
           <w:u w:val="single"/>
         </w:rPr>
-        <w:hyperlink r:id="rId22" w:history="1">
+        <w:hyperlink r:id="rId23" w:history="1">
           <w:r>
             <w:rPr>
               <w:rStyle w:val="Hyperlink"/>
@@ -2264,7 +2327,7 @@
           <w:sz w:val="24"/>
           <w:u w:val="single"/>
         </w:rPr>
-        <w:hyperlink r:id="rId22" w:history="1">
+        <w:hyperlink r:id="rId23" w:history="1">
           <w:r>
             <w:rPr>
               <w:rStyle w:val="Hyperlink"/>
@@ -2382,7 +2445,7 @@
           <w:sz w:val="24"/>
           <w:u w:val="single"/>
         </w:rPr>
-        <w:hyperlink r:id="rId23" w:history="1">
+        <w:hyperlink r:id="rId24" w:history="1">
           <w:r>
             <w:rPr>
               <w:rStyle w:val="Hyperlink"/>
@@ -2400,7 +2463,7 @@
           <w:sz w:val="24"/>
           <w:u w:val="single"/>
         </w:rPr>
-        <w:hyperlink r:id="rId23" w:history="1">
+        <w:hyperlink r:id="rId24" w:history="1">
           <w:r>
             <w:rPr>
               <w:rStyle w:val="Hyperlink"/>
@@ -2418,7 +2481,7 @@
           <w:sz w:val="24"/>
           <w:u w:val="single"/>
         </w:rPr>
-        <w:hyperlink r:id="rId23" w:history="1">
+        <w:hyperlink r:id="rId24" w:history="1">
           <w:r>
             <w:rPr>
               <w:rStyle w:val="Hyperlink"/>
@@ -2446,7 +2509,7 @@
           <w:sz w:val="24"/>
           <w:u w:val="single"/>
         </w:rPr>
-        <w:hyperlink r:id="rId24" w:history="1">
+        <w:hyperlink r:id="rId25" w:history="1">
           <w:r>
             <w:rPr>
               <w:rStyle w:val="Hyperlink"/>
@@ -2475,7 +2538,7 @@
           <w:sz w:val="24"/>
           <w:u w:val="single"/>
         </w:rPr>
-        <w:hyperlink r:id="rId24" w:history="1">
+        <w:hyperlink r:id="rId25" w:history="1">
           <w:r>
             <w:rPr>
               <w:rStyle w:val="Hyperlink"/>
@@ -2603,7 +2666,7 @@
           <w:sz w:val="24"/>
           <w:u w:val="single"/>
         </w:rPr>
-        <w:hyperlink r:id="rId25" w:history="1">
+        <w:hyperlink r:id="rId26" w:history="1">
           <w:r>
             <w:rPr>
               <w:rStyle w:val="Hyperlink"/>
@@ -2621,7 +2684,7 @@
           <w:sz w:val="24"/>
           <w:u w:val="single"/>
         </w:rPr>
-        <w:hyperlink r:id="rId25" w:history="1">
+        <w:hyperlink r:id="rId26" w:history="1">
           <w:r>
             <w:rPr>
               <w:rStyle w:val="Hyperlink"/>
@@ -2639,7 +2702,7 @@
           <w:sz w:val="24"/>
           <w:u w:val="single"/>
         </w:rPr>
-        <w:hyperlink r:id="rId25" w:history="1">
+        <w:hyperlink r:id="rId26" w:history="1">
           <w:r>
             <w:rPr>
               <w:rStyle w:val="Hyperlink"/>
@@ -2657,7 +2720,7 @@
           <w:sz w:val="24"/>
           <w:u w:val="single"/>
         </w:rPr>
-        <w:hyperlink r:id="rId25" w:history="1">
+        <w:hyperlink r:id="rId26" w:history="1">
           <w:r>
             <w:rPr>
               <w:rStyle w:val="Hyperlink"/>
@@ -2759,7 +2822,7 @@
           <w:sz w:val="24"/>
           <w:u w:val="single"/>
         </w:rPr>
-        <w:hyperlink r:id="rId26" w:history="1">
+        <w:hyperlink r:id="rId27" w:history="1">
           <w:r>
             <w:rPr>
               <w:rStyle w:val="Hyperlink"/>
@@ -2777,7 +2840,7 @@
           <w:sz w:val="24"/>
           <w:u w:val="single"/>
         </w:rPr>
-        <w:hyperlink r:id="rId26" w:history="1">
+        <w:hyperlink r:id="rId27" w:history="1">
           <w:r>
             <w:rPr>
               <w:rStyle w:val="Hyperlink"/>
@@ -2795,7 +2858,7 @@
           <w:sz w:val="24"/>
           <w:u w:val="single"/>
         </w:rPr>
-        <w:hyperlink r:id="rId26" w:history="1">
+        <w:hyperlink r:id="rId27" w:history="1">
           <w:r>
             <w:rPr>
               <w:rStyle w:val="Hyperlink"/>
@@ -2813,7 +2876,7 @@
           <w:sz w:val="24"/>
           <w:u w:val="single"/>
         </w:rPr>
-        <w:hyperlink r:id="rId26" w:history="1">
+        <w:hyperlink r:id="rId27" w:history="1">
           <w:r>
             <w:rPr>
               <w:rStyle w:val="Hyperlink"/>
@@ -2841,7 +2904,7 @@
           <w:sz w:val="24"/>
           <w:u w:val="single"/>
         </w:rPr>
-        <w:hyperlink r:id="rId27" w:history="1">
+        <w:hyperlink r:id="rId28" w:history="1">
           <w:r>
             <w:rPr>
               <w:rStyle w:val="Hyperlink"/>
@@ -2862,7 +2925,7 @@
           <w:sz w:val="24"/>
           <w:u w:val="single"/>
         </w:rPr>
-        <w:hyperlink r:id="rId27" w:history="1">
+        <w:hyperlink r:id="rId28" w:history="1">
           <w:r>
             <w:rPr>
               <w:rStyle w:val="Hyperlink"/>
@@ -2880,7 +2943,7 @@
           <w:sz w:val="24"/>
           <w:u w:val="single"/>
         </w:rPr>
-        <w:hyperlink r:id="rId27" w:history="1">
+        <w:hyperlink r:id="rId28" w:history="1">
           <w:r>
             <w:rPr>
               <w:rStyle w:val="Hyperlink"/>
@@ -2898,7 +2961,7 @@
           <w:color w:val="000000"/>
           <w:sz w:val="24"/>
         </w:rPr>
-        <w:hyperlink r:id="rId26" w:history="1">
+        <w:hyperlink r:id="rId27" w:history="1">
           <w:r>
             <w:rPr>
               <w:rStyle w:val="Hyperlink"/>
@@ -2916,7 +2979,7 @@
           <w:sz w:val="24"/>
           <w:u w:val="single"/>
         </w:rPr>
-        <w:hyperlink r:id="rId28" w:history="1">
+        <w:hyperlink r:id="rId29" w:history="1">
           <w:r>
             <w:rPr>
               <w:rStyle w:val="Hyperlink"/>
@@ -2945,7 +3008,7 @@
           <w:sz w:val="24"/>
           <w:u w:val="single"/>
         </w:rPr>
-        <w:hyperlink r:id="rId28" w:history="1">
+        <w:hyperlink r:id="rId29" w:history="1">
           <w:r>
             <w:rPr>
               <w:rStyle w:val="Hyperlink"/>
@@ -2963,7 +3026,7 @@
           <w:sz w:val="24"/>
           <w:u w:val="single"/>
         </w:rPr>
-        <w:hyperlink r:id="rId28" w:history="1">
+        <w:hyperlink r:id="rId29" w:history="1">
           <w:r>
             <w:rPr>
               <w:rStyle w:val="Hyperlink"/>
@@ -3039,7 +3102,7 @@
           <w:sz w:val="24"/>
           <w:u w:val="single"/>
         </w:rPr>
-        <w:hyperlink r:id="rId29" w:history="1">
+        <w:hyperlink r:id="rId30" w:history="1">
           <w:r>
             <w:rPr>
               <w:rStyle w:val="Hyperlink"/>
@@ -3057,7 +3120,7 @@
           <w:sz w:val="24"/>
           <w:u w:val="single"/>
         </w:rPr>
-        <w:hyperlink r:id="rId29" w:history="1">
+        <w:hyperlink r:id="rId30" w:history="1">
           <w:r>
             <w:rPr>
               <w:rStyle w:val="Hyperlink"/>
@@ -3075,7 +3138,7 @@
           <w:sz w:val="24"/>
           <w:u w:val="single"/>
         </w:rPr>
-        <w:hyperlink r:id="rId29" w:history="1">
+        <w:hyperlink r:id="rId30" w:history="1">
           <w:r>
             <w:rPr>
               <w:rStyle w:val="Hyperlink"/>
@@ -3103,7 +3166,7 @@
           <w:sz w:val="24"/>
           <w:u w:val="single"/>
         </w:rPr>
-        <w:hyperlink r:id="rId29" w:history="1">
+        <w:hyperlink r:id="rId30" w:history="1">
           <w:r>
             <w:rPr>
               <w:rStyle w:val="Hyperlink"/>
@@ -3132,7 +3195,7 @@
           <w:sz w:val="24"/>
           <w:u w:val="single"/>
         </w:rPr>
-        <w:hyperlink r:id="rId29" w:history="1">
+        <w:hyperlink r:id="rId30" w:history="1">
           <w:r>
             <w:rPr>
               <w:rStyle w:val="Hyperlink"/>
@@ -3254,7 +3317,7 @@
           <w:sz w:val="24"/>
           <w:u w:val="single"/>
         </w:rPr>
-        <w:hyperlink r:id="rId30" w:history="1">
+        <w:hyperlink r:id="rId31" w:history="1">
           <w:r>
             <w:rPr>
               <w:rStyle w:val="Hyperlink"/>
@@ -3272,7 +3335,7 @@
           <w:sz w:val="24"/>
           <w:u w:val="single"/>
         </w:rPr>
-        <w:hyperlink r:id="rId30" w:history="1">
+        <w:hyperlink r:id="rId31" w:history="1">
           <w:r>
             <w:rPr>
               <w:rStyle w:val="Hyperlink"/>
@@ -3290,7 +3353,7 @@
           <w:sz w:val="24"/>
           <w:u w:val="single"/>
         </w:rPr>
-        <w:hyperlink r:id="rId30" w:history="1">
+        <w:hyperlink r:id="rId31" w:history="1">
           <w:r>
             <w:rPr>
               <w:rStyle w:val="Hyperlink"/>
@@ -3318,7 +3381,7 @@
           <w:sz w:val="24"/>
           <w:u w:val="single"/>
         </w:rPr>
-        <w:hyperlink r:id="rId30" w:history="1">
+        <w:hyperlink r:id="rId31" w:history="1">
           <w:r>
             <w:rPr>
               <w:rStyle w:val="Hyperlink"/>
@@ -3347,7 +3410,7 @@
           <w:sz w:val="24"/>
           <w:u w:val="single"/>
         </w:rPr>
-        <w:hyperlink r:id="rId30" w:history="1">
+        <w:hyperlink r:id="rId31" w:history="1">
           <w:r>
             <w:rPr>
               <w:rStyle w:val="Hyperlink"/>

--- a/EXPORTS/DOCX/published/niveau3/Dutch/KoninklijkeBazar.docx
+++ b/EXPORTS/DOCX/published/niveau3/Dutch/KoninklijkeBazar.docx
@@ -544,14 +544,7 @@
           <w:color w:val="000000"/>
           <w:sz w:val="24"/>
         </w:rPr>
-        <w:hyperlink r:id="rId13" w:history="1">
-          <w:r>
-            <w:rPr>
-              <w:rStyle w:val="Hyperlink"/>
-            </w:rPr>
-            <w:t xml:space="preserve">ing </w:t>
-          </w:r>
-        </w:hyperlink>
+        <w:t xml:space="preserve">ing </w:t>
       </w:r>
       <w:r>
         <w:rPr>
@@ -798,14 +791,7 @@
           <w:color w:val="000000"/>
           <w:sz w:val="24"/>
         </w:rPr>
-        <w:hyperlink r:id="rId16" w:history="1">
-          <w:r>
-            <w:rPr>
-              <w:rStyle w:val="Hyperlink"/>
-            </w:rPr>
-            <w:t xml:space="preserve">ge </w:t>
-          </w:r>
-        </w:hyperlink>
+        <w:t xml:space="preserve">ge </w:t>
       </w:r>
       <w:r>
         <w:rPr>
@@ -845,7 +831,7 @@
           <w:sz w:val="24"/>
           <w:u w:val="single"/>
         </w:rPr>
-        <w:hyperlink r:id="rId17" w:history="1">
+        <w:hyperlink r:id="rId16" w:history="1">
           <w:r>
             <w:rPr>
               <w:rStyle w:val="Hyperlink"/>
@@ -863,12 +849,12 @@
           <w:sz w:val="24"/>
           <w:u w:val="single"/>
         </w:rPr>
-        <w:hyperlink r:id="rId17" w:history="1">
+        <w:hyperlink r:id="rId16" w:history="1">
           <w:r>
             <w:rPr>
               <w:rStyle w:val="Hyperlink"/>
             </w:rPr>
-            <w:t>thnografis</w:t>
+            <w:t>thnografisc</w:t>
           </w:r>
         </w:hyperlink>
       </w:r>
@@ -879,23 +865,7 @@
           <w:i w:val="0"/>
           <w:color w:val="0000FF"/>
           <w:sz w:val="24"/>
-        </w:rPr>
-        <w:hyperlink r:id="rId17" w:history="1">
-          <w:r>
-            <w:rPr>
-              <w:rStyle w:val="Hyperlink"/>
-            </w:rPr>
-            <w:t>c</w:t>
-          </w:r>
-        </w:hyperlink>
-      </w:r>
-      <w:r>
-        <w:rPr>
-          <w:rFonts w:ascii="Charis SIL Regular" w:hAnsi="Charis SIL Regular" w:eastAsia="Charis SIL Regular"/>
-          <w:b w:val="0"/>
-          <w:i w:val="0"/>
-          <w:color w:val="0000FF"/>
-          <w:sz w:val="24"/>
+          <w:u w:val="single"/>
         </w:rPr>
         <w:t>h</w:t>
       </w:r>
@@ -919,14 +889,24 @@
           <w:sz w:val="24"/>
           <w:u w:val="single"/>
         </w:rPr>
-        <w:hyperlink r:id="rId17" w:history="1">
+        <w:hyperlink r:id="rId16" w:history="1">
           <w:r>
             <w:rPr>
               <w:rStyle w:val="Hyperlink"/>
             </w:rPr>
-            <w:t>Museum</w:t>
+            <w:t>Museu</w:t>
           </w:r>
         </w:hyperlink>
+      </w:r>
+      <w:r>
+        <w:rPr>
+          <w:rFonts w:ascii="Charis SIL Regular" w:hAnsi="Charis SIL Regular" w:eastAsia="Charis SIL Regular"/>
+          <w:b w:val="0"/>
+          <w:i w:val="0"/>
+          <w:color w:val="0000FF"/>
+          <w:sz w:val="24"/>
+        </w:rPr>
+        <w:t>m</w:t>
       </w:r>
       <w:r>
         <w:rPr>
@@ -1022,7 +1002,7 @@
           <w:color w:val="000000"/>
           <w:sz w:val="24"/>
         </w:rPr>
-        <w:hyperlink r:id="rId17" w:history="1">
+        <w:hyperlink r:id="rId16" w:history="1">
           <w:r>
             <w:rPr>
               <w:rStyle w:val="Hyperlink"/>
@@ -1040,7 +1020,7 @@
           <w:color w:val="000000"/>
           <w:sz w:val="24"/>
         </w:rPr>
-        <w:hyperlink r:id="rId17" w:history="1">
+        <w:hyperlink r:id="rId16" w:history="1">
           <w:r>
             <w:rPr>
               <w:rStyle w:val="Hyperlink"/>
@@ -1058,7 +1038,7 @@
           <w:color w:val="000000"/>
           <w:sz w:val="24"/>
         </w:rPr>
-        <w:hyperlink r:id="rId17" w:history="1">
+        <w:hyperlink r:id="rId16" w:history="1">
           <w:r>
             <w:rPr>
               <w:rStyle w:val="Hyperlink"/>
@@ -1076,7 +1056,7 @@
           <w:color w:val="000000"/>
           <w:sz w:val="24"/>
         </w:rPr>
-        <w:hyperlink r:id="rId17" w:history="1">
+        <w:hyperlink r:id="rId16" w:history="1">
           <w:r>
             <w:rPr>
               <w:rStyle w:val="Hyperlink"/>
@@ -1094,7 +1074,7 @@
           <w:color w:val="000000"/>
           <w:sz w:val="24"/>
         </w:rPr>
-        <w:hyperlink r:id="rId17" w:history="1">
+        <w:hyperlink r:id="rId16" w:history="1">
           <w:r>
             <w:rPr>
               <w:rStyle w:val="Hyperlink"/>
@@ -1172,7 +1152,7 @@
           <w:sz w:val="24"/>
           <w:u w:val="single"/>
         </w:rPr>
-        <w:hyperlink r:id="rId18" w:history="1">
+        <w:hyperlink r:id="rId17" w:history="1">
           <w:r>
             <w:rPr>
               <w:rStyle w:val="Hyperlink"/>
@@ -1201,7 +1181,7 @@
           <w:sz w:val="24"/>
           <w:u w:val="single"/>
         </w:rPr>
-        <w:hyperlink r:id="rId18" w:history="1">
+        <w:hyperlink r:id="rId17" w:history="1">
           <w:r>
             <w:rPr>
               <w:rStyle w:val="Hyperlink"/>
@@ -1228,7 +1208,7 @@
           <w:color w:val="000000"/>
           <w:sz w:val="24"/>
         </w:rPr>
-        <w:t>van het interieur van de winkel, waarop vele voor</w:t>
+        <w:t>van het interieur van de winkel, waarop vele voorwerpen</w:t>
       </w:r>
       <w:r>
         <w:rPr>
@@ -1239,25 +1219,7 @@
           <w:color w:val="000000"/>
           <w:sz w:val="24"/>
         </w:rPr>
-        <w:hyperlink r:id="rId18" w:history="1">
-          <w:r>
-            <w:rPr>
-              <w:rStyle w:val="Hyperlink"/>
-            </w:rPr>
-            <w:t>werpen</w:t>
-          </w:r>
-        </w:hyperlink>
-      </w:r>
-      <w:r>
-        <w:rPr>
-          <w:u w:val="single" w:color="0000ff"/>
-          <w:rFonts w:ascii="Charis SIL Regular" w:hAnsi="Charis SIL Regular" w:eastAsia="Charis SIL Regular"/>
-          <w:b w:val="0"/>
-          <w:i w:val="0"/>
-          <w:color w:val="000000"/>
-          <w:sz w:val="24"/>
-        </w:rPr>
-        <w:hyperlink r:id="rId18" w:history="1">
+        <w:hyperlink r:id="rId17" w:history="1">
           <w:r>
             <w:rPr>
               <w:rStyle w:val="Hyperlink"/>
@@ -1285,7 +1247,7 @@
           <w:sz w:val="24"/>
           <w:u w:val="single"/>
         </w:rPr>
-        <w:hyperlink r:id="rId17" w:history="1">
+        <w:hyperlink r:id="rId16" w:history="1">
           <w:r>
             <w:rPr>
               <w:rStyle w:val="Hyperlink"/>
@@ -1314,7 +1276,7 @@
           <w:sz w:val="24"/>
           <w:u w:val="single"/>
         </w:rPr>
-        <w:hyperlink r:id="rId17" w:history="1">
+        <w:hyperlink r:id="rId16" w:history="1">
           <w:r>
             <w:rPr>
               <w:rStyle w:val="Hyperlink"/>
@@ -1602,7 +1564,7 @@
           <w:sz w:val="24"/>
           <w:u w:val="single"/>
         </w:rPr>
-        <w:hyperlink r:id="rId19" w:history="1">
+        <w:hyperlink r:id="rId18" w:history="1">
           <w:r>
             <w:rPr>
               <w:rStyle w:val="Hyperlink"/>
@@ -1620,7 +1582,7 @@
           <w:sz w:val="24"/>
           <w:u w:val="single"/>
         </w:rPr>
-        <w:hyperlink r:id="rId19" w:history="1">
+        <w:hyperlink r:id="rId18" w:history="1">
           <w:r>
             <w:rPr>
               <w:rStyle w:val="Hyperlink"/>
@@ -1638,7 +1600,7 @@
           <w:sz w:val="24"/>
           <w:u w:val="single"/>
         </w:rPr>
-        <w:hyperlink r:id="rId19" w:history="1">
+        <w:hyperlink r:id="rId18" w:history="1">
           <w:r>
             <w:rPr>
               <w:rStyle w:val="Hyperlink"/>
@@ -1656,7 +1618,7 @@
           <w:sz w:val="24"/>
           <w:u w:val="single"/>
         </w:rPr>
-        <w:hyperlink r:id="rId19" w:history="1">
+        <w:hyperlink r:id="rId18" w:history="1">
           <w:r>
             <w:rPr>
               <w:rStyle w:val="Hyperlink"/>
@@ -1674,7 +1636,7 @@
           <w:sz w:val="24"/>
           <w:u w:val="single"/>
         </w:rPr>
-        <w:hyperlink r:id="rId19" w:history="1">
+        <w:hyperlink r:id="rId18" w:history="1">
           <w:r>
             <w:rPr>
               <w:rStyle w:val="Hyperlink"/>
@@ -1692,7 +1654,7 @@
           <w:sz w:val="24"/>
           <w:u w:val="single"/>
         </w:rPr>
-        <w:hyperlink r:id="rId19" w:history="1">
+        <w:hyperlink r:id="rId18" w:history="1">
           <w:r>
             <w:rPr>
               <w:rStyle w:val="Hyperlink"/>
@@ -1710,7 +1672,7 @@
           <w:sz w:val="24"/>
           <w:u w:val="single"/>
         </w:rPr>
-        <w:hyperlink r:id="rId19" w:history="1">
+        <w:hyperlink r:id="rId18" w:history="1">
           <w:r>
             <w:rPr>
               <w:rStyle w:val="Hyperlink"/>
@@ -1857,7 +1819,7 @@
           <w:sz w:val="24"/>
           <w:u w:val="single"/>
         </w:rPr>
-        <w:hyperlink r:id="rId20" w:history="1">
+        <w:hyperlink r:id="rId19" w:history="1">
           <w:r>
             <w:rPr>
               <w:rStyle w:val="Hyperlink"/>
@@ -1875,7 +1837,7 @@
           <w:sz w:val="24"/>
           <w:u w:val="single"/>
         </w:rPr>
-        <w:hyperlink r:id="rId20" w:history="1">
+        <w:hyperlink r:id="rId19" w:history="1">
           <w:r>
             <w:rPr>
               <w:rStyle w:val="Hyperlink"/>
@@ -1893,7 +1855,7 @@
           <w:sz w:val="24"/>
           <w:u w:val="single"/>
         </w:rPr>
-        <w:hyperlink r:id="rId20" w:history="1">
+        <w:hyperlink r:id="rId19" w:history="1">
           <w:r>
             <w:rPr>
               <w:rStyle w:val="Hyperlink"/>
@@ -1911,7 +1873,7 @@
           <w:sz w:val="24"/>
           <w:u w:val="single"/>
         </w:rPr>
-        <w:hyperlink r:id="rId20" w:history="1">
+        <w:hyperlink r:id="rId19" w:history="1">
           <w:r>
             <w:rPr>
               <w:rStyle w:val="Hyperlink"/>
@@ -1929,7 +1891,7 @@
           <w:sz w:val="24"/>
           <w:u w:val="single"/>
         </w:rPr>
-        <w:hyperlink r:id="rId20" w:history="1">
+        <w:hyperlink r:id="rId19" w:history="1">
           <w:r>
             <w:rPr>
               <w:rStyle w:val="Hyperlink"/>
@@ -1947,7 +1909,7 @@
           <w:sz w:val="24"/>
           <w:u w:val="single"/>
         </w:rPr>
-        <w:hyperlink r:id="rId20" w:history="1">
+        <w:hyperlink r:id="rId19" w:history="1">
           <w:r>
             <w:rPr>
               <w:rStyle w:val="Hyperlink"/>
@@ -2060,7 +2022,7 @@
           <w:color w:val="0000FF"/>
           <w:sz w:val="24"/>
         </w:rPr>
-        <w:hyperlink r:id="rId21" w:history="1">
+        <w:hyperlink r:id="rId20" w:history="1">
           <w:r>
             <w:rPr>
               <w:rStyle w:val="Hyperlink"/>
@@ -2077,7 +2039,7 @@
           <w:color w:val="0000FF"/>
           <w:sz w:val="24"/>
         </w:rPr>
-        <w:hyperlink r:id="rId21" w:history="1">
+        <w:hyperlink r:id="rId20" w:history="1">
           <w:r>
             <w:rPr>
               <w:rStyle w:val="Hyperlink"/>
@@ -2094,7 +2056,7 @@
           <w:color w:val="0000FF"/>
           <w:sz w:val="24"/>
         </w:rPr>
-        <w:hyperlink r:id="rId21" w:history="1">
+        <w:hyperlink r:id="rId20" w:history="1">
           <w:r>
             <w:rPr>
               <w:rStyle w:val="Hyperlink"/>
@@ -2204,7 +2166,7 @@
           <w:color w:val="0000FF"/>
           <w:sz w:val="24"/>
         </w:rPr>
-        <w:hyperlink r:id="rId22" w:history="1">
+        <w:hyperlink r:id="rId21" w:history="1">
           <w:r>
             <w:rPr>
               <w:rStyle w:val="Hyperlink"/>
@@ -2221,7 +2183,7 @@
           <w:color w:val="0000FF"/>
           <w:sz w:val="24"/>
         </w:rPr>
-        <w:hyperlink r:id="rId22" w:history="1">
+        <w:hyperlink r:id="rId21" w:history="1">
           <w:r>
             <w:rPr>
               <w:rStyle w:val="Hyperlink"/>
@@ -2309,7 +2271,7 @@
           <w:sz w:val="24"/>
           <w:u w:val="single"/>
         </w:rPr>
-        <w:hyperlink r:id="rId23" w:history="1">
+        <w:hyperlink r:id="rId22" w:history="1">
           <w:r>
             <w:rPr>
               <w:rStyle w:val="Hyperlink"/>
@@ -2327,7 +2289,7 @@
           <w:sz w:val="24"/>
           <w:u w:val="single"/>
         </w:rPr>
-        <w:hyperlink r:id="rId23" w:history="1">
+        <w:hyperlink r:id="rId22" w:history="1">
           <w:r>
             <w:rPr>
               <w:rStyle w:val="Hyperlink"/>
@@ -2445,7 +2407,7 @@
           <w:sz w:val="24"/>
           <w:u w:val="single"/>
         </w:rPr>
-        <w:hyperlink r:id="rId24" w:history="1">
+        <w:hyperlink r:id="rId23" w:history="1">
           <w:r>
             <w:rPr>
               <w:rStyle w:val="Hyperlink"/>
@@ -2463,7 +2425,7 @@
           <w:sz w:val="24"/>
           <w:u w:val="single"/>
         </w:rPr>
-        <w:hyperlink r:id="rId24" w:history="1">
+        <w:hyperlink r:id="rId23" w:history="1">
           <w:r>
             <w:rPr>
               <w:rStyle w:val="Hyperlink"/>
@@ -2481,7 +2443,7 @@
           <w:sz w:val="24"/>
           <w:u w:val="single"/>
         </w:rPr>
-        <w:hyperlink r:id="rId24" w:history="1">
+        <w:hyperlink r:id="rId23" w:history="1">
           <w:r>
             <w:rPr>
               <w:rStyle w:val="Hyperlink"/>
@@ -2509,7 +2471,7 @@
           <w:sz w:val="24"/>
           <w:u w:val="single"/>
         </w:rPr>
-        <w:hyperlink r:id="rId25" w:history="1">
+        <w:hyperlink r:id="rId24" w:history="1">
           <w:r>
             <w:rPr>
               <w:rStyle w:val="Hyperlink"/>
@@ -2538,7 +2500,7 @@
           <w:sz w:val="24"/>
           <w:u w:val="single"/>
         </w:rPr>
-        <w:hyperlink r:id="rId25" w:history="1">
+        <w:hyperlink r:id="rId24" w:history="1">
           <w:r>
             <w:rPr>
               <w:rStyle w:val="Hyperlink"/>
@@ -2666,7 +2628,7 @@
           <w:sz w:val="24"/>
           <w:u w:val="single"/>
         </w:rPr>
-        <w:hyperlink r:id="rId26" w:history="1">
+        <w:hyperlink r:id="rId25" w:history="1">
           <w:r>
             <w:rPr>
               <w:rStyle w:val="Hyperlink"/>
@@ -2684,7 +2646,7 @@
           <w:sz w:val="24"/>
           <w:u w:val="single"/>
         </w:rPr>
-        <w:hyperlink r:id="rId26" w:history="1">
+        <w:hyperlink r:id="rId25" w:history="1">
           <w:r>
             <w:rPr>
               <w:rStyle w:val="Hyperlink"/>
@@ -2702,7 +2664,7 @@
           <w:sz w:val="24"/>
           <w:u w:val="single"/>
         </w:rPr>
-        <w:hyperlink r:id="rId26" w:history="1">
+        <w:hyperlink r:id="rId25" w:history="1">
           <w:r>
             <w:rPr>
               <w:rStyle w:val="Hyperlink"/>
@@ -2720,7 +2682,7 @@
           <w:sz w:val="24"/>
           <w:u w:val="single"/>
         </w:rPr>
-        <w:hyperlink r:id="rId26" w:history="1">
+        <w:hyperlink r:id="rId25" w:history="1">
           <w:r>
             <w:rPr>
               <w:rStyle w:val="Hyperlink"/>
@@ -2822,7 +2784,7 @@
           <w:sz w:val="24"/>
           <w:u w:val="single"/>
         </w:rPr>
-        <w:hyperlink r:id="rId27" w:history="1">
+        <w:hyperlink r:id="rId26" w:history="1">
           <w:r>
             <w:rPr>
               <w:rStyle w:val="Hyperlink"/>
@@ -2840,7 +2802,7 @@
           <w:sz w:val="24"/>
           <w:u w:val="single"/>
         </w:rPr>
-        <w:hyperlink r:id="rId27" w:history="1">
+        <w:hyperlink r:id="rId26" w:history="1">
           <w:r>
             <w:rPr>
               <w:rStyle w:val="Hyperlink"/>
@@ -2858,7 +2820,7 @@
           <w:sz w:val="24"/>
           <w:u w:val="single"/>
         </w:rPr>
-        <w:hyperlink r:id="rId27" w:history="1">
+        <w:hyperlink r:id="rId26" w:history="1">
           <w:r>
             <w:rPr>
               <w:rStyle w:val="Hyperlink"/>
@@ -2876,7 +2838,7 @@
           <w:sz w:val="24"/>
           <w:u w:val="single"/>
         </w:rPr>
-        <w:hyperlink r:id="rId27" w:history="1">
+        <w:hyperlink r:id="rId26" w:history="1">
           <w:r>
             <w:rPr>
               <w:rStyle w:val="Hyperlink"/>
@@ -2904,7 +2866,7 @@
           <w:sz w:val="24"/>
           <w:u w:val="single"/>
         </w:rPr>
-        <w:hyperlink r:id="rId28" w:history="1">
+        <w:hyperlink r:id="rId27" w:history="1">
           <w:r>
             <w:rPr>
               <w:rStyle w:val="Hyperlink"/>
@@ -2925,7 +2887,7 @@
           <w:sz w:val="24"/>
           <w:u w:val="single"/>
         </w:rPr>
-        <w:hyperlink r:id="rId28" w:history="1">
+        <w:hyperlink r:id="rId27" w:history="1">
           <w:r>
             <w:rPr>
               <w:rStyle w:val="Hyperlink"/>
@@ -2943,7 +2905,7 @@
           <w:sz w:val="24"/>
           <w:u w:val="single"/>
         </w:rPr>
-        <w:hyperlink r:id="rId28" w:history="1">
+        <w:hyperlink r:id="rId26" w:history="1">
           <w:r>
             <w:rPr>
               <w:rStyle w:val="Hyperlink"/>
@@ -2961,7 +2923,7 @@
           <w:color w:val="000000"/>
           <w:sz w:val="24"/>
         </w:rPr>
-        <w:hyperlink r:id="rId27" w:history="1">
+        <w:hyperlink r:id="rId26" w:history="1">
           <w:r>
             <w:rPr>
               <w:rStyle w:val="Hyperlink"/>
@@ -2979,7 +2941,7 @@
           <w:sz w:val="24"/>
           <w:u w:val="single"/>
         </w:rPr>
-        <w:hyperlink r:id="rId29" w:history="1">
+        <w:hyperlink r:id="rId26" w:history="1">
           <w:r>
             <w:rPr>
               <w:rStyle w:val="Hyperlink"/>
@@ -3008,7 +2970,7 @@
           <w:sz w:val="24"/>
           <w:u w:val="single"/>
         </w:rPr>
-        <w:hyperlink r:id="rId29" w:history="1">
+        <w:hyperlink r:id="rId26" w:history="1">
           <w:r>
             <w:rPr>
               <w:rStyle w:val="Hyperlink"/>
@@ -3026,7 +2988,7 @@
           <w:sz w:val="24"/>
           <w:u w:val="single"/>
         </w:rPr>
-        <w:hyperlink r:id="rId29" w:history="1">
+        <w:hyperlink r:id="rId26" w:history="1">
           <w:r>
             <w:rPr>
               <w:rStyle w:val="Hyperlink"/>
@@ -3102,7 +3064,7 @@
           <w:sz w:val="24"/>
           <w:u w:val="single"/>
         </w:rPr>
-        <w:hyperlink r:id="rId30" w:history="1">
+        <w:hyperlink r:id="rId28" w:history="1">
           <w:r>
             <w:rPr>
               <w:rStyle w:val="Hyperlink"/>
@@ -3120,7 +3082,7 @@
           <w:sz w:val="24"/>
           <w:u w:val="single"/>
         </w:rPr>
-        <w:hyperlink r:id="rId30" w:history="1">
+        <w:hyperlink r:id="rId28" w:history="1">
           <w:r>
             <w:rPr>
               <w:rStyle w:val="Hyperlink"/>
@@ -3138,7 +3100,7 @@
           <w:sz w:val="24"/>
           <w:u w:val="single"/>
         </w:rPr>
-        <w:hyperlink r:id="rId30" w:history="1">
+        <w:hyperlink r:id="rId28" w:history="1">
           <w:r>
             <w:rPr>
               <w:rStyle w:val="Hyperlink"/>
@@ -3166,7 +3128,7 @@
           <w:sz w:val="24"/>
           <w:u w:val="single"/>
         </w:rPr>
-        <w:hyperlink r:id="rId30" w:history="1">
+        <w:hyperlink r:id="rId28" w:history="1">
           <w:r>
             <w:rPr>
               <w:rStyle w:val="Hyperlink"/>
@@ -3195,7 +3157,7 @@
           <w:sz w:val="24"/>
           <w:u w:val="single"/>
         </w:rPr>
-        <w:hyperlink r:id="rId30" w:history="1">
+        <w:hyperlink r:id="rId28" w:history="1">
           <w:r>
             <w:rPr>
               <w:rStyle w:val="Hyperlink"/>
@@ -3317,7 +3279,7 @@
           <w:sz w:val="24"/>
           <w:u w:val="single"/>
         </w:rPr>
-        <w:hyperlink r:id="rId31" w:history="1">
+        <w:hyperlink r:id="rId29" w:history="1">
           <w:r>
             <w:rPr>
               <w:rStyle w:val="Hyperlink"/>
@@ -3335,7 +3297,7 @@
           <w:sz w:val="24"/>
           <w:u w:val="single"/>
         </w:rPr>
-        <w:hyperlink r:id="rId31" w:history="1">
+        <w:hyperlink r:id="rId29" w:history="1">
           <w:r>
             <w:rPr>
               <w:rStyle w:val="Hyperlink"/>
@@ -3353,7 +3315,7 @@
           <w:sz w:val="24"/>
           <w:u w:val="single"/>
         </w:rPr>
-        <w:hyperlink r:id="rId31" w:history="1">
+        <w:hyperlink r:id="rId29" w:history="1">
           <w:r>
             <w:rPr>
               <w:rStyle w:val="Hyperlink"/>
@@ -3381,7 +3343,7 @@
           <w:sz w:val="24"/>
           <w:u w:val="single"/>
         </w:rPr>
-        <w:hyperlink r:id="rId31" w:history="1">
+        <w:hyperlink r:id="rId29" w:history="1">
           <w:r>
             <w:rPr>
               <w:rStyle w:val="Hyperlink"/>
@@ -3410,7 +3372,7 @@
           <w:sz w:val="24"/>
           <w:u w:val="single"/>
         </w:rPr>
-        <w:hyperlink r:id="rId31" w:history="1">
+        <w:hyperlink r:id="rId29" w:history="1">
           <w:r>
             <w:rPr>
               <w:rStyle w:val="Hyperlink"/>

--- a/EXPORTS/DOCX/published/niveau3/Dutch/KoninklijkeBazar.docx
+++ b/EXPORTS/DOCX/published/niveau3/Dutch/KoninklijkeBazar.docx
@@ -584,7 +584,7 @@
           <w:sz w:val="24"/>
           <w:u w:val="single"/>
         </w:rPr>
-        <w:hyperlink r:id="rId13" w:history="1">
+        <w:hyperlink r:id="rId15" w:history="1">
           <w:r>
             <w:rPr>
               <w:rStyle w:val="Hyperlink"/>
@@ -602,7 +602,7 @@
           <w:sz w:val="24"/>
           <w:u w:val="single"/>
         </w:rPr>
-        <w:hyperlink r:id="rId13" w:history="1">
+        <w:hyperlink r:id="rId15" w:history="1">
           <w:r>
             <w:rPr>
               <w:rStyle w:val="Hyperlink"/>
@@ -687,7 +687,7 @@
           <w:sz w:val="24"/>
           <w:u w:val="single"/>
         </w:rPr>
-        <w:hyperlink r:id="rId15" w:history="1">
+        <w:hyperlink r:id="rId16" w:history="1">
           <w:r>
             <w:rPr>
               <w:rStyle w:val="Hyperlink"/>
@@ -716,7 +716,7 @@
           <w:sz w:val="24"/>
           <w:u w:val="single"/>
         </w:rPr>
-        <w:hyperlink r:id="rId15" w:history="1">
+        <w:hyperlink r:id="rId16" w:history="1">
           <w:r>
             <w:rPr>
               <w:rStyle w:val="Hyperlink"/>
@@ -745,7 +745,7 @@
           <w:sz w:val="24"/>
           <w:u w:val="single"/>
         </w:rPr>
-        <w:hyperlink r:id="rId15" w:history="1">
+        <w:hyperlink r:id="rId16" w:history="1">
           <w:r>
             <w:rPr>
               <w:rStyle w:val="Hyperlink"/>
@@ -763,7 +763,7 @@
           <w:sz w:val="24"/>
           <w:u w:val="single"/>
         </w:rPr>
-        <w:hyperlink r:id="rId15" w:history="1">
+        <w:hyperlink r:id="rId16" w:history="1">
           <w:r>
             <w:rPr>
               <w:rStyle w:val="Hyperlink"/>
@@ -800,16 +800,8 @@
           <w:i w:val="0"/>
           <w:color w:val="0000FF"/>
           <w:sz w:val="24"/>
-          <w:u w:val="single"/>
         </w:rPr>
-        <w:hyperlink r:id="rId16" w:history="1">
-          <w:r>
-            <w:rPr>
-              <w:rStyle w:val="Hyperlink"/>
-            </w:rPr>
-            <w:t>Rijks</w:t>
-          </w:r>
-        </w:hyperlink>
+        <w:t>Rijks</w:t>
       </w:r>
       <w:r>
         <w:rPr>
@@ -831,7 +823,7 @@
           <w:sz w:val="24"/>
           <w:u w:val="single"/>
         </w:rPr>
-        <w:hyperlink r:id="rId16" w:history="1">
+        <w:hyperlink r:id="rId15" w:history="1">
           <w:r>
             <w:rPr>
               <w:rStyle w:val="Hyperlink"/>
@@ -849,7 +841,7 @@
           <w:sz w:val="24"/>
           <w:u w:val="single"/>
         </w:rPr>
-        <w:hyperlink r:id="rId16" w:history="1">
+        <w:hyperlink r:id="rId17" w:history="1">
           <w:r>
             <w:rPr>
               <w:rStyle w:val="Hyperlink"/>
@@ -889,7 +881,7 @@
           <w:sz w:val="24"/>
           <w:u w:val="single"/>
         </w:rPr>
-        <w:hyperlink r:id="rId16" w:history="1">
+        <w:hyperlink r:id="rId17" w:history="1">
           <w:r>
             <w:rPr>
               <w:rStyle w:val="Hyperlink"/>
@@ -927,7 +919,7 @@
           <w:color w:val="000000"/>
           <w:sz w:val="24"/>
         </w:rPr>
-        <w:hyperlink r:id="rId15" w:history="1">
+        <w:hyperlink r:id="rId16" w:history="1">
           <w:r>
             <w:rPr>
               <w:rStyle w:val="Hyperlink"/>
@@ -956,7 +948,7 @@
           <w:color w:val="000000"/>
           <w:sz w:val="24"/>
         </w:rPr>
-        <w:hyperlink r:id="rId15" w:history="1">
+        <w:hyperlink r:id="rId16" w:history="1">
           <w:r>
             <w:rPr>
               <w:rStyle w:val="Hyperlink"/>
@@ -974,7 +966,7 @@
           <w:color w:val="000000"/>
           <w:sz w:val="24"/>
         </w:rPr>
-        <w:hyperlink r:id="rId15" w:history="1">
+        <w:hyperlink r:id="rId16" w:history="1">
           <w:r>
             <w:rPr>
               <w:rStyle w:val="Hyperlink"/>
@@ -1002,7 +994,7 @@
           <w:color w:val="000000"/>
           <w:sz w:val="24"/>
         </w:rPr>
-        <w:hyperlink r:id="rId16" w:history="1">
+        <w:hyperlink r:id="rId17" w:history="1">
           <w:r>
             <w:rPr>
               <w:rStyle w:val="Hyperlink"/>
@@ -1020,7 +1012,7 @@
           <w:color w:val="000000"/>
           <w:sz w:val="24"/>
         </w:rPr>
-        <w:hyperlink r:id="rId16" w:history="1">
+        <w:hyperlink r:id="rId17" w:history="1">
           <w:r>
             <w:rPr>
               <w:rStyle w:val="Hyperlink"/>
@@ -1038,7 +1030,7 @@
           <w:color w:val="000000"/>
           <w:sz w:val="24"/>
         </w:rPr>
-        <w:hyperlink r:id="rId16" w:history="1">
+        <w:hyperlink r:id="rId17" w:history="1">
           <w:r>
             <w:rPr>
               <w:rStyle w:val="Hyperlink"/>
@@ -1056,7 +1048,7 @@
           <w:color w:val="000000"/>
           <w:sz w:val="24"/>
         </w:rPr>
-        <w:hyperlink r:id="rId16" w:history="1">
+        <w:hyperlink r:id="rId17" w:history="1">
           <w:r>
             <w:rPr>
               <w:rStyle w:val="Hyperlink"/>
@@ -1074,7 +1066,7 @@
           <w:color w:val="000000"/>
           <w:sz w:val="24"/>
         </w:rPr>
-        <w:hyperlink r:id="rId16" w:history="1">
+        <w:hyperlink r:id="rId17" w:history="1">
           <w:r>
             <w:rPr>
               <w:rStyle w:val="Hyperlink"/>
@@ -1152,7 +1144,7 @@
           <w:sz w:val="24"/>
           <w:u w:val="single"/>
         </w:rPr>
-        <w:hyperlink r:id="rId17" w:history="1">
+        <w:hyperlink r:id="rId18" w:history="1">
           <w:r>
             <w:rPr>
               <w:rStyle w:val="Hyperlink"/>
@@ -1181,7 +1173,7 @@
           <w:sz w:val="24"/>
           <w:u w:val="single"/>
         </w:rPr>
-        <w:hyperlink r:id="rId17" w:history="1">
+        <w:hyperlink r:id="rId18" w:history="1">
           <w:r>
             <w:rPr>
               <w:rStyle w:val="Hyperlink"/>
@@ -1219,7 +1211,7 @@
           <w:color w:val="000000"/>
           <w:sz w:val="24"/>
         </w:rPr>
-        <w:hyperlink r:id="rId17" w:history="1">
+        <w:hyperlink r:id="rId18" w:history="1">
           <w:r>
             <w:rPr>
               <w:rStyle w:val="Hyperlink"/>
@@ -1247,7 +1239,7 @@
           <w:sz w:val="24"/>
           <w:u w:val="single"/>
         </w:rPr>
-        <w:hyperlink r:id="rId16" w:history="1">
+        <w:hyperlink r:id="rId17" w:history="1">
           <w:r>
             <w:rPr>
               <w:rStyle w:val="Hyperlink"/>
@@ -1276,7 +1268,7 @@
           <w:sz w:val="24"/>
           <w:u w:val="single"/>
         </w:rPr>
-        <w:hyperlink r:id="rId16" w:history="1">
+        <w:hyperlink r:id="rId17" w:history="1">
           <w:r>
             <w:rPr>
               <w:rStyle w:val="Hyperlink"/>
@@ -1564,7 +1556,7 @@
           <w:sz w:val="24"/>
           <w:u w:val="single"/>
         </w:rPr>
-        <w:hyperlink r:id="rId18" w:history="1">
+        <w:hyperlink r:id="rId19" w:history="1">
           <w:r>
             <w:rPr>
               <w:rStyle w:val="Hyperlink"/>
@@ -1582,7 +1574,7 @@
           <w:sz w:val="24"/>
           <w:u w:val="single"/>
         </w:rPr>
-        <w:hyperlink r:id="rId18" w:history="1">
+        <w:hyperlink r:id="rId19" w:history="1">
           <w:r>
             <w:rPr>
               <w:rStyle w:val="Hyperlink"/>
@@ -1600,7 +1592,7 @@
           <w:sz w:val="24"/>
           <w:u w:val="single"/>
         </w:rPr>
-        <w:hyperlink r:id="rId18" w:history="1">
+        <w:hyperlink r:id="rId19" w:history="1">
           <w:r>
             <w:rPr>
               <w:rStyle w:val="Hyperlink"/>
@@ -1618,7 +1610,7 @@
           <w:sz w:val="24"/>
           <w:u w:val="single"/>
         </w:rPr>
-        <w:hyperlink r:id="rId18" w:history="1">
+        <w:hyperlink r:id="rId19" w:history="1">
           <w:r>
             <w:rPr>
               <w:rStyle w:val="Hyperlink"/>
@@ -1636,7 +1628,7 @@
           <w:sz w:val="24"/>
           <w:u w:val="single"/>
         </w:rPr>
-        <w:hyperlink r:id="rId18" w:history="1">
+        <w:hyperlink r:id="rId19" w:history="1">
           <w:r>
             <w:rPr>
               <w:rStyle w:val="Hyperlink"/>
@@ -1654,7 +1646,7 @@
           <w:sz w:val="24"/>
           <w:u w:val="single"/>
         </w:rPr>
-        <w:hyperlink r:id="rId18" w:history="1">
+        <w:hyperlink r:id="rId19" w:history="1">
           <w:r>
             <w:rPr>
               <w:rStyle w:val="Hyperlink"/>
@@ -1672,7 +1664,7 @@
           <w:sz w:val="24"/>
           <w:u w:val="single"/>
         </w:rPr>
-        <w:hyperlink r:id="rId18" w:history="1">
+        <w:hyperlink r:id="rId19" w:history="1">
           <w:r>
             <w:rPr>
               <w:rStyle w:val="Hyperlink"/>
@@ -1819,7 +1811,7 @@
           <w:sz w:val="24"/>
           <w:u w:val="single"/>
         </w:rPr>
-        <w:hyperlink r:id="rId19" w:history="1">
+        <w:hyperlink r:id="rId20" w:history="1">
           <w:r>
             <w:rPr>
               <w:rStyle w:val="Hyperlink"/>
@@ -1837,7 +1829,7 @@
           <w:sz w:val="24"/>
           <w:u w:val="single"/>
         </w:rPr>
-        <w:hyperlink r:id="rId19" w:history="1">
+        <w:hyperlink r:id="rId20" w:history="1">
           <w:r>
             <w:rPr>
               <w:rStyle w:val="Hyperlink"/>
@@ -1855,7 +1847,7 @@
           <w:sz w:val="24"/>
           <w:u w:val="single"/>
         </w:rPr>
-        <w:hyperlink r:id="rId19" w:history="1">
+        <w:hyperlink r:id="rId20" w:history="1">
           <w:r>
             <w:rPr>
               <w:rStyle w:val="Hyperlink"/>
@@ -1873,7 +1865,7 @@
           <w:sz w:val="24"/>
           <w:u w:val="single"/>
         </w:rPr>
-        <w:hyperlink r:id="rId19" w:history="1">
+        <w:hyperlink r:id="rId20" w:history="1">
           <w:r>
             <w:rPr>
               <w:rStyle w:val="Hyperlink"/>
@@ -1891,7 +1883,7 @@
           <w:sz w:val="24"/>
           <w:u w:val="single"/>
         </w:rPr>
-        <w:hyperlink r:id="rId19" w:history="1">
+        <w:hyperlink r:id="rId20" w:history="1">
           <w:r>
             <w:rPr>
               <w:rStyle w:val="Hyperlink"/>
@@ -1909,7 +1901,7 @@
           <w:sz w:val="24"/>
           <w:u w:val="single"/>
         </w:rPr>
-        <w:hyperlink r:id="rId19" w:history="1">
+        <w:hyperlink r:id="rId20" w:history="1">
           <w:r>
             <w:rPr>
               <w:rStyle w:val="Hyperlink"/>
@@ -2022,7 +2014,7 @@
           <w:color w:val="0000FF"/>
           <w:sz w:val="24"/>
         </w:rPr>
-        <w:hyperlink r:id="rId20" w:history="1">
+        <w:hyperlink r:id="rId21" w:history="1">
           <w:r>
             <w:rPr>
               <w:rStyle w:val="Hyperlink"/>
@@ -2039,7 +2031,7 @@
           <w:color w:val="0000FF"/>
           <w:sz w:val="24"/>
         </w:rPr>
-        <w:hyperlink r:id="rId20" w:history="1">
+        <w:hyperlink r:id="rId21" w:history="1">
           <w:r>
             <w:rPr>
               <w:rStyle w:val="Hyperlink"/>
@@ -2056,7 +2048,7 @@
           <w:color w:val="0000FF"/>
           <w:sz w:val="24"/>
         </w:rPr>
-        <w:hyperlink r:id="rId20" w:history="1">
+        <w:hyperlink r:id="rId21" w:history="1">
           <w:r>
             <w:rPr>
               <w:rStyle w:val="Hyperlink"/>
@@ -2166,7 +2158,7 @@
           <w:color w:val="0000FF"/>
           <w:sz w:val="24"/>
         </w:rPr>
-        <w:hyperlink r:id="rId21" w:history="1">
+        <w:hyperlink r:id="rId22" w:history="1">
           <w:r>
             <w:rPr>
               <w:rStyle w:val="Hyperlink"/>
@@ -2183,7 +2175,7 @@
           <w:color w:val="0000FF"/>
           <w:sz w:val="24"/>
         </w:rPr>
-        <w:hyperlink r:id="rId21" w:history="1">
+        <w:hyperlink r:id="rId22" w:history="1">
           <w:r>
             <w:rPr>
               <w:rStyle w:val="Hyperlink"/>
@@ -2271,7 +2263,7 @@
           <w:sz w:val="24"/>
           <w:u w:val="single"/>
         </w:rPr>
-        <w:hyperlink r:id="rId22" w:history="1">
+        <w:hyperlink r:id="rId23" w:history="1">
           <w:r>
             <w:rPr>
               <w:rStyle w:val="Hyperlink"/>
@@ -2289,7 +2281,7 @@
           <w:sz w:val="24"/>
           <w:u w:val="single"/>
         </w:rPr>
-        <w:hyperlink r:id="rId22" w:history="1">
+        <w:hyperlink r:id="rId23" w:history="1">
           <w:r>
             <w:rPr>
               <w:rStyle w:val="Hyperlink"/>
@@ -2407,7 +2399,7 @@
           <w:sz w:val="24"/>
           <w:u w:val="single"/>
         </w:rPr>
-        <w:hyperlink r:id="rId23" w:history="1">
+        <w:hyperlink r:id="rId24" w:history="1">
           <w:r>
             <w:rPr>
               <w:rStyle w:val="Hyperlink"/>
@@ -2425,7 +2417,7 @@
           <w:sz w:val="24"/>
           <w:u w:val="single"/>
         </w:rPr>
-        <w:hyperlink r:id="rId23" w:history="1">
+        <w:hyperlink r:id="rId24" w:history="1">
           <w:r>
             <w:rPr>
               <w:rStyle w:val="Hyperlink"/>
@@ -2443,7 +2435,7 @@
           <w:sz w:val="24"/>
           <w:u w:val="single"/>
         </w:rPr>
-        <w:hyperlink r:id="rId23" w:history="1">
+        <w:hyperlink r:id="rId24" w:history="1">
           <w:r>
             <w:rPr>
               <w:rStyle w:val="Hyperlink"/>
@@ -2471,7 +2463,7 @@
           <w:sz w:val="24"/>
           <w:u w:val="single"/>
         </w:rPr>
-        <w:hyperlink r:id="rId24" w:history="1">
+        <w:hyperlink r:id="rId25" w:history="1">
           <w:r>
             <w:rPr>
               <w:rStyle w:val="Hyperlink"/>
@@ -2500,7 +2492,7 @@
           <w:sz w:val="24"/>
           <w:u w:val="single"/>
         </w:rPr>
-        <w:hyperlink r:id="rId24" w:history="1">
+        <w:hyperlink r:id="rId25" w:history="1">
           <w:r>
             <w:rPr>
               <w:rStyle w:val="Hyperlink"/>
@@ -2628,7 +2620,7 @@
           <w:sz w:val="24"/>
           <w:u w:val="single"/>
         </w:rPr>
-        <w:hyperlink r:id="rId25" w:history="1">
+        <w:hyperlink r:id="rId26" w:history="1">
           <w:r>
             <w:rPr>
               <w:rStyle w:val="Hyperlink"/>
@@ -2646,7 +2638,7 @@
           <w:sz w:val="24"/>
           <w:u w:val="single"/>
         </w:rPr>
-        <w:hyperlink r:id="rId25" w:history="1">
+        <w:hyperlink r:id="rId26" w:history="1">
           <w:r>
             <w:rPr>
               <w:rStyle w:val="Hyperlink"/>
@@ -2664,7 +2656,7 @@
           <w:sz w:val="24"/>
           <w:u w:val="single"/>
         </w:rPr>
-        <w:hyperlink r:id="rId25" w:history="1">
+        <w:hyperlink r:id="rId26" w:history="1">
           <w:r>
             <w:rPr>
               <w:rStyle w:val="Hyperlink"/>
@@ -2682,7 +2674,7 @@
           <w:sz w:val="24"/>
           <w:u w:val="single"/>
         </w:rPr>
-        <w:hyperlink r:id="rId25" w:history="1">
+        <w:hyperlink r:id="rId26" w:history="1">
           <w:r>
             <w:rPr>
               <w:rStyle w:val="Hyperlink"/>
@@ -2784,7 +2776,7 @@
           <w:sz w:val="24"/>
           <w:u w:val="single"/>
         </w:rPr>
-        <w:hyperlink r:id="rId26" w:history="1">
+        <w:hyperlink r:id="rId27" w:history="1">
           <w:r>
             <w:rPr>
               <w:rStyle w:val="Hyperlink"/>
@@ -2802,7 +2794,7 @@
           <w:sz w:val="24"/>
           <w:u w:val="single"/>
         </w:rPr>
-        <w:hyperlink r:id="rId26" w:history="1">
+        <w:hyperlink r:id="rId27" w:history="1">
           <w:r>
             <w:rPr>
               <w:rStyle w:val="Hyperlink"/>
@@ -2820,7 +2812,7 @@
           <w:sz w:val="24"/>
           <w:u w:val="single"/>
         </w:rPr>
-        <w:hyperlink r:id="rId26" w:history="1">
+        <w:hyperlink r:id="rId27" w:history="1">
           <w:r>
             <w:rPr>
               <w:rStyle w:val="Hyperlink"/>
@@ -2838,7 +2830,7 @@
           <w:sz w:val="24"/>
           <w:u w:val="single"/>
         </w:rPr>
-        <w:hyperlink r:id="rId26" w:history="1">
+        <w:hyperlink r:id="rId27" w:history="1">
           <w:r>
             <w:rPr>
               <w:rStyle w:val="Hyperlink"/>
@@ -2866,7 +2858,7 @@
           <w:sz w:val="24"/>
           <w:u w:val="single"/>
         </w:rPr>
-        <w:hyperlink r:id="rId27" w:history="1">
+        <w:hyperlink r:id="rId28" w:history="1">
           <w:r>
             <w:rPr>
               <w:rStyle w:val="Hyperlink"/>
@@ -2905,7 +2897,7 @@
           <w:sz w:val="24"/>
           <w:u w:val="single"/>
         </w:rPr>
-        <w:hyperlink r:id="rId26" w:history="1">
+        <w:hyperlink r:id="rId27" w:history="1">
           <w:r>
             <w:rPr>
               <w:rStyle w:val="Hyperlink"/>
@@ -2923,7 +2915,7 @@
           <w:color w:val="000000"/>
           <w:sz w:val="24"/>
         </w:rPr>
-        <w:hyperlink r:id="rId26" w:history="1">
+        <w:hyperlink r:id="rId27" w:history="1">
           <w:r>
             <w:rPr>
               <w:rStyle w:val="Hyperlink"/>
@@ -2941,7 +2933,7 @@
           <w:sz w:val="24"/>
           <w:u w:val="single"/>
         </w:rPr>
-        <w:hyperlink r:id="rId26" w:history="1">
+        <w:hyperlink r:id="rId29" w:history="1">
           <w:r>
             <w:rPr>
               <w:rStyle w:val="Hyperlink"/>
@@ -2970,7 +2962,7 @@
           <w:sz w:val="24"/>
           <w:u w:val="single"/>
         </w:rPr>
-        <w:hyperlink r:id="rId26" w:history="1">
+        <w:hyperlink r:id="rId29" w:history="1">
           <w:r>
             <w:rPr>
               <w:rStyle w:val="Hyperlink"/>
@@ -2988,7 +2980,7 @@
           <w:sz w:val="24"/>
           <w:u w:val="single"/>
         </w:rPr>
-        <w:hyperlink r:id="rId26" w:history="1">
+        <w:hyperlink r:id="rId29" w:history="1">
           <w:r>
             <w:rPr>
               <w:rStyle w:val="Hyperlink"/>
@@ -3064,7 +3056,7 @@
           <w:sz w:val="24"/>
           <w:u w:val="single"/>
         </w:rPr>
-        <w:hyperlink r:id="rId28" w:history="1">
+        <w:hyperlink r:id="rId30" w:history="1">
           <w:r>
             <w:rPr>
               <w:rStyle w:val="Hyperlink"/>
@@ -3082,7 +3074,7 @@
           <w:sz w:val="24"/>
           <w:u w:val="single"/>
         </w:rPr>
-        <w:hyperlink r:id="rId28" w:history="1">
+        <w:hyperlink r:id="rId30" w:history="1">
           <w:r>
             <w:rPr>
               <w:rStyle w:val="Hyperlink"/>
@@ -3100,7 +3092,7 @@
           <w:sz w:val="24"/>
           <w:u w:val="single"/>
         </w:rPr>
-        <w:hyperlink r:id="rId28" w:history="1">
+        <w:hyperlink r:id="rId30" w:history="1">
           <w:r>
             <w:rPr>
               <w:rStyle w:val="Hyperlink"/>
@@ -3128,7 +3120,7 @@
           <w:sz w:val="24"/>
           <w:u w:val="single"/>
         </w:rPr>
-        <w:hyperlink r:id="rId28" w:history="1">
+        <w:hyperlink r:id="rId30" w:history="1">
           <w:r>
             <w:rPr>
               <w:rStyle w:val="Hyperlink"/>
@@ -3157,7 +3149,7 @@
           <w:sz w:val="24"/>
           <w:u w:val="single"/>
         </w:rPr>
-        <w:hyperlink r:id="rId28" w:history="1">
+        <w:hyperlink r:id="rId30" w:history="1">
           <w:r>
             <w:rPr>
               <w:rStyle w:val="Hyperlink"/>
@@ -3279,7 +3271,7 @@
           <w:sz w:val="24"/>
           <w:u w:val="single"/>
         </w:rPr>
-        <w:hyperlink r:id="rId29" w:history="1">
+        <w:hyperlink r:id="rId31" w:history="1">
           <w:r>
             <w:rPr>
               <w:rStyle w:val="Hyperlink"/>
@@ -3297,7 +3289,7 @@
           <w:sz w:val="24"/>
           <w:u w:val="single"/>
         </w:rPr>
-        <w:hyperlink r:id="rId29" w:history="1">
+        <w:hyperlink r:id="rId31" w:history="1">
           <w:r>
             <w:rPr>
               <w:rStyle w:val="Hyperlink"/>
@@ -3315,7 +3307,7 @@
           <w:sz w:val="24"/>
           <w:u w:val="single"/>
         </w:rPr>
-        <w:hyperlink r:id="rId29" w:history="1">
+        <w:hyperlink r:id="rId31" w:history="1">
           <w:r>
             <w:rPr>
               <w:rStyle w:val="Hyperlink"/>
@@ -3343,7 +3335,7 @@
           <w:sz w:val="24"/>
           <w:u w:val="single"/>
         </w:rPr>
-        <w:hyperlink r:id="rId29" w:history="1">
+        <w:hyperlink r:id="rId31" w:history="1">
           <w:r>
             <w:rPr>
               <w:rStyle w:val="Hyperlink"/>
@@ -3372,7 +3364,7 @@
           <w:sz w:val="24"/>
           <w:u w:val="single"/>
         </w:rPr>
-        <w:hyperlink r:id="rId29" w:history="1">
+        <w:hyperlink r:id="rId31" w:history="1">
           <w:r>
             <w:rPr>
               <w:rStyle w:val="Hyperlink"/>

--- a/EXPORTS/DOCX/published/niveau3/Dutch/KoninklijkeBazar.docx
+++ b/EXPORTS/DOCX/published/niveau3/Dutch/KoninklijkeBazar.docx
@@ -442,31 +442,13 @@
       </w:r>
       <w:r>
         <w:rPr>
-          <w:u w:val="single" w:color="0000ff"/>
           <w:rFonts w:ascii="Charis SIL Regular" w:hAnsi="Charis SIL Regular" w:eastAsia="Charis SIL Regular"/>
           <w:b w:val="0"/>
           <w:i w:val="0"/>
           <w:color w:val="000000"/>
           <w:sz w:val="24"/>
         </w:rPr>
-        <w:hyperlink r:id="rId10" w:history="1">
-          <w:r>
-            <w:rPr>
-              <w:rStyle w:val="Hyperlink"/>
-            </w:rPr>
-            <w:t>partic</w:t>
-          </w:r>
-        </w:hyperlink>
-      </w:r>
-      <w:r>
-        <w:rPr>
-          <w:rFonts w:ascii="Charis SIL Regular" w:hAnsi="Charis SIL Regular" w:eastAsia="Charis SIL Regular"/>
-          <w:b w:val="0"/>
-          <w:i w:val="0"/>
-          <w:color w:val="000000"/>
-          <w:sz w:val="24"/>
-        </w:rPr>
-        <w:t>u</w:t>
+        <w:t>particu</w:t>
       </w:r>
       <w:r>
         <w:rPr>
@@ -544,7 +526,14 @@
           <w:color w:val="000000"/>
           <w:sz w:val="24"/>
         </w:rPr>
-        <w:t xml:space="preserve">ing </w:t>
+        <w:hyperlink r:id="rId13" w:history="1">
+          <w:r>
+            <w:rPr>
+              <w:rStyle w:val="Hyperlink"/>
+            </w:rPr>
+            <w:t xml:space="preserve">ing </w:t>
+          </w:r>
+        </w:hyperlink>
       </w:r>
       <w:r>
         <w:rPr>
@@ -555,7 +544,7 @@
           <w:sz w:val="24"/>
           <w:u w:val="single"/>
         </w:rPr>
-        <w:hyperlink r:id="rId13" w:history="1">
+        <w:hyperlink r:id="rId15" w:history="1">
           <w:r>
             <w:rPr>
               <w:rStyle w:val="Hyperlink"/>
@@ -602,7 +591,7 @@
           <w:sz w:val="24"/>
           <w:u w:val="single"/>
         </w:rPr>
-        <w:hyperlink r:id="rId15" w:history="1">
+        <w:hyperlink r:id="rId13" w:history="1">
           <w:r>
             <w:rPr>
               <w:rStyle w:val="Hyperlink"/>
@@ -659,24 +648,13 @@
       </w:r>
       <w:r>
         <w:rPr>
-          <w:u w:val="single" w:color="0000ff"/>
           <w:rFonts w:ascii="Charis SIL Regular" w:hAnsi="Charis SIL Regular" w:eastAsia="Charis SIL Regular"/>
           <w:b w:val="0"/>
           <w:i w:val="0"/>
           <w:color w:val="000000"/>
           <w:sz w:val="24"/>
         </w:rPr>
-        <w:t>t</w:t>
-      </w:r>
-      <w:r>
-        <w:rPr>
-          <w:rFonts w:ascii="Charis SIL Regular" w:hAnsi="Charis SIL Regular" w:eastAsia="Charis SIL Regular"/>
-          <w:b w:val="0"/>
-          <w:i w:val="0"/>
-          <w:color w:val="000000"/>
-          <w:sz w:val="24"/>
-        </w:rPr>
-        <w:t xml:space="preserve"> </w:t>
+        <w:t xml:space="preserve">t </w:t>
       </w:r>
       <w:r>
         <w:rPr>
@@ -791,7 +769,14 @@
           <w:color w:val="000000"/>
           <w:sz w:val="24"/>
         </w:rPr>
-        <w:t xml:space="preserve">ge </w:t>
+        <w:hyperlink r:id="rId15" w:history="1">
+          <w:r>
+            <w:rPr>
+              <w:rStyle w:val="Hyperlink"/>
+            </w:rPr>
+            <w:t xml:space="preserve">ge </w:t>
+          </w:r>
+        </w:hyperlink>
       </w:r>
       <w:r>
         <w:rPr>
@@ -800,8 +785,16 @@
           <w:i w:val="0"/>
           <w:color w:val="0000FF"/>
           <w:sz w:val="24"/>
+          <w:u w:val="single"/>
         </w:rPr>
-        <w:t>Rijks</w:t>
+        <w:hyperlink r:id="rId17" w:history="1">
+          <w:r>
+            <w:rPr>
+              <w:rStyle w:val="Hyperlink"/>
+            </w:rPr>
+            <w:t>Rijks</w:t>
+          </w:r>
+        </w:hyperlink>
       </w:r>
       <w:r>
         <w:rPr>
@@ -823,7 +816,7 @@
           <w:sz w:val="24"/>
           <w:u w:val="single"/>
         </w:rPr>
-        <w:hyperlink r:id="rId15" w:history="1">
+        <w:hyperlink r:id="rId17" w:history="1">
           <w:r>
             <w:rPr>
               <w:rStyle w:val="Hyperlink"/>
@@ -846,7 +839,7 @@
             <w:rPr>
               <w:rStyle w:val="Hyperlink"/>
             </w:rPr>
-            <w:t>thnografisc</w:t>
+            <w:t>thnografis</w:t>
           </w:r>
         </w:hyperlink>
       </w:r>
@@ -857,7 +850,23 @@
           <w:i w:val="0"/>
           <w:color w:val="0000FF"/>
           <w:sz w:val="24"/>
-          <w:u w:val="single"/>
+        </w:rPr>
+        <w:hyperlink r:id="rId17" w:history="1">
+          <w:r>
+            <w:rPr>
+              <w:rStyle w:val="Hyperlink"/>
+            </w:rPr>
+            <w:t>c</w:t>
+          </w:r>
+        </w:hyperlink>
+      </w:r>
+      <w:r>
+        <w:rPr>
+          <w:rFonts w:ascii="Charis SIL Regular" w:hAnsi="Charis SIL Regular" w:eastAsia="Charis SIL Regular"/>
+          <w:b w:val="0"/>
+          <w:i w:val="0"/>
+          <w:color w:val="0000FF"/>
+          <w:sz w:val="24"/>
         </w:rPr>
         <w:t>h</w:t>
       </w:r>
@@ -886,19 +895,9 @@
             <w:rPr>
               <w:rStyle w:val="Hyperlink"/>
             </w:rPr>
-            <w:t>Museu</w:t>
+            <w:t>Museum</w:t>
           </w:r>
         </w:hyperlink>
-      </w:r>
-      <w:r>
-        <w:rPr>
-          <w:rFonts w:ascii="Charis SIL Regular" w:hAnsi="Charis SIL Regular" w:eastAsia="Charis SIL Regular"/>
-          <w:b w:val="0"/>
-          <w:i w:val="0"/>
-          <w:color w:val="0000FF"/>
-          <w:sz w:val="24"/>
-        </w:rPr>
-        <w:t>m</w:t>
       </w:r>
       <w:r>
         <w:rPr>
@@ -1200,7 +1199,25 @@
           <w:color w:val="000000"/>
           <w:sz w:val="24"/>
         </w:rPr>
-        <w:t>van het interieur van de winkel, waarop vele voorwerpen</w:t>
+        <w:t>van het interieur van de winkel, waarop vele voor</w:t>
+      </w:r>
+      <w:r>
+        <w:rPr>
+          <w:u w:val="single" w:color="0000ff"/>
+          <w:rFonts w:ascii="Charis SIL Regular" w:hAnsi="Charis SIL Regular" w:eastAsia="Charis SIL Regular"/>
+          <w:b w:val="0"/>
+          <w:i w:val="0"/>
+          <w:color w:val="000000"/>
+          <w:sz w:val="24"/>
+        </w:rPr>
+        <w:hyperlink r:id="rId18" w:history="1">
+          <w:r>
+            <w:rPr>
+              <w:rStyle w:val="Hyperlink"/>
+            </w:rPr>
+            <w:t>werpen</w:t>
+          </w:r>
+        </w:hyperlink>
       </w:r>
       <w:r>
         <w:rPr>
@@ -2879,7 +2896,7 @@
           <w:sz w:val="24"/>
           <w:u w:val="single"/>
         </w:rPr>
-        <w:hyperlink r:id="rId27" w:history="1">
+        <w:hyperlink r:id="rId28" w:history="1">
           <w:r>
             <w:rPr>
               <w:rStyle w:val="Hyperlink"/>
@@ -2908,7 +2925,6 @@
       </w:r>
       <w:r>
         <w:rPr>
-          <w:u w:val="single" w:color="0000ff"/>
           <w:rFonts w:ascii="Charis SIL Regular" w:hAnsi="Charis SIL Regular" w:eastAsia="Charis SIL Regular"/>
           <w:b w:val="0"/>
           <w:i w:val="0"/>
@@ -2933,7 +2949,7 @@
           <w:sz w:val="24"/>
           <w:u w:val="single"/>
         </w:rPr>
-        <w:hyperlink r:id="rId29" w:history="1">
+        <w:hyperlink r:id="rId27" w:history="1">
           <w:r>
             <w:rPr>
               <w:rStyle w:val="Hyperlink"/>
@@ -2962,7 +2978,7 @@
           <w:sz w:val="24"/>
           <w:u w:val="single"/>
         </w:rPr>
-        <w:hyperlink r:id="rId29" w:history="1">
+        <w:hyperlink r:id="rId27" w:history="1">
           <w:r>
             <w:rPr>
               <w:rStyle w:val="Hyperlink"/>
@@ -2980,7 +2996,7 @@
           <w:sz w:val="24"/>
           <w:u w:val="single"/>
         </w:rPr>
-        <w:hyperlink r:id="rId29" w:history="1">
+        <w:hyperlink r:id="rId27" w:history="1">
           <w:r>
             <w:rPr>
               <w:rStyle w:val="Hyperlink"/>
@@ -3056,7 +3072,7 @@
           <w:sz w:val="24"/>
           <w:u w:val="single"/>
         </w:rPr>
-        <w:hyperlink r:id="rId30" w:history="1">
+        <w:hyperlink r:id="rId29" w:history="1">
           <w:r>
             <w:rPr>
               <w:rStyle w:val="Hyperlink"/>
@@ -3074,7 +3090,7 @@
           <w:sz w:val="24"/>
           <w:u w:val="single"/>
         </w:rPr>
-        <w:hyperlink r:id="rId30" w:history="1">
+        <w:hyperlink r:id="rId29" w:history="1">
           <w:r>
             <w:rPr>
               <w:rStyle w:val="Hyperlink"/>
@@ -3092,7 +3108,7 @@
           <w:sz w:val="24"/>
           <w:u w:val="single"/>
         </w:rPr>
-        <w:hyperlink r:id="rId30" w:history="1">
+        <w:hyperlink r:id="rId29" w:history="1">
           <w:r>
             <w:rPr>
               <w:rStyle w:val="Hyperlink"/>
@@ -3120,7 +3136,7 @@
           <w:sz w:val="24"/>
           <w:u w:val="single"/>
         </w:rPr>
-        <w:hyperlink r:id="rId30" w:history="1">
+        <w:hyperlink r:id="rId29" w:history="1">
           <w:r>
             <w:rPr>
               <w:rStyle w:val="Hyperlink"/>
@@ -3149,7 +3165,7 @@
           <w:sz w:val="24"/>
           <w:u w:val="single"/>
         </w:rPr>
-        <w:hyperlink r:id="rId30" w:history="1">
+        <w:hyperlink r:id="rId29" w:history="1">
           <w:r>
             <w:rPr>
               <w:rStyle w:val="Hyperlink"/>
@@ -3271,7 +3287,7 @@
           <w:sz w:val="24"/>
           <w:u w:val="single"/>
         </w:rPr>
-        <w:hyperlink r:id="rId31" w:history="1">
+        <w:hyperlink r:id="rId30" w:history="1">
           <w:r>
             <w:rPr>
               <w:rStyle w:val="Hyperlink"/>
@@ -3289,7 +3305,7 @@
           <w:sz w:val="24"/>
           <w:u w:val="single"/>
         </w:rPr>
-        <w:hyperlink r:id="rId31" w:history="1">
+        <w:hyperlink r:id="rId30" w:history="1">
           <w:r>
             <w:rPr>
               <w:rStyle w:val="Hyperlink"/>
@@ -3307,7 +3323,7 @@
           <w:sz w:val="24"/>
           <w:u w:val="single"/>
         </w:rPr>
-        <w:hyperlink r:id="rId31" w:history="1">
+        <w:hyperlink r:id="rId30" w:history="1">
           <w:r>
             <w:rPr>
               <w:rStyle w:val="Hyperlink"/>
@@ -3335,7 +3351,7 @@
           <w:sz w:val="24"/>
           <w:u w:val="single"/>
         </w:rPr>
-        <w:hyperlink r:id="rId31" w:history="1">
+        <w:hyperlink r:id="rId30" w:history="1">
           <w:r>
             <w:rPr>
               <w:rStyle w:val="Hyperlink"/>
@@ -3364,7 +3380,7 @@
           <w:sz w:val="24"/>
           <w:u w:val="single"/>
         </w:rPr>
-        <w:hyperlink r:id="rId31" w:history="1">
+        <w:hyperlink r:id="rId30" w:history="1">
           <w:r>
             <w:rPr>
               <w:rStyle w:val="Hyperlink"/>

--- a/EXPORTS/DOCX/published/niveau3/Dutch/KoninklijkeBazar.docx
+++ b/EXPORTS/DOCX/published/niveau3/Dutch/KoninklijkeBazar.docx
@@ -442,13 +442,31 @@
       </w:r>
       <w:r>
         <w:rPr>
+          <w:u w:val="single" w:color="0000ff"/>
           <w:rFonts w:ascii="Charis SIL Regular" w:hAnsi="Charis SIL Regular" w:eastAsia="Charis SIL Regular"/>
           <w:b w:val="0"/>
           <w:i w:val="0"/>
           <w:color w:val="000000"/>
           <w:sz w:val="24"/>
         </w:rPr>
-        <w:t>particu</w:t>
+        <w:hyperlink r:id="rId10" w:history="1">
+          <w:r>
+            <w:rPr>
+              <w:rStyle w:val="Hyperlink"/>
+            </w:rPr>
+            <w:t>partic</w:t>
+          </w:r>
+        </w:hyperlink>
+      </w:r>
+      <w:r>
+        <w:rPr>
+          <w:rFonts w:ascii="Charis SIL Regular" w:hAnsi="Charis SIL Regular" w:eastAsia="Charis SIL Regular"/>
+          <w:b w:val="0"/>
+          <w:i w:val="0"/>
+          <w:color w:val="000000"/>
+          <w:sz w:val="24"/>
+        </w:rPr>
+        <w:t>u</w:t>
       </w:r>
       <w:r>
         <w:rPr>
@@ -526,14 +544,7 @@
           <w:color w:val="000000"/>
           <w:sz w:val="24"/>
         </w:rPr>
-        <w:hyperlink r:id="rId13" w:history="1">
-          <w:r>
-            <w:rPr>
-              <w:rStyle w:val="Hyperlink"/>
-            </w:rPr>
-            <w:t xml:space="preserve">ing </w:t>
-          </w:r>
-        </w:hyperlink>
+        <w:t xml:space="preserve">ing </w:t>
       </w:r>
       <w:r>
         <w:rPr>
@@ -544,7 +555,7 @@
           <w:sz w:val="24"/>
           <w:u w:val="single"/>
         </w:rPr>
-        <w:hyperlink r:id="rId15" w:history="1">
+        <w:hyperlink r:id="rId13" w:history="1">
           <w:r>
             <w:rPr>
               <w:rStyle w:val="Hyperlink"/>
@@ -573,7 +584,7 @@
           <w:sz w:val="24"/>
           <w:u w:val="single"/>
         </w:rPr>
-        <w:hyperlink r:id="rId15" w:history="1">
+        <w:hyperlink r:id="rId13" w:history="1">
           <w:r>
             <w:rPr>
               <w:rStyle w:val="Hyperlink"/>
@@ -648,13 +659,24 @@
       </w:r>
       <w:r>
         <w:rPr>
+          <w:u w:val="single" w:color="0000ff"/>
           <w:rFonts w:ascii="Charis SIL Regular" w:hAnsi="Charis SIL Regular" w:eastAsia="Charis SIL Regular"/>
           <w:b w:val="0"/>
           <w:i w:val="0"/>
           <w:color w:val="000000"/>
           <w:sz w:val="24"/>
         </w:rPr>
-        <w:t xml:space="preserve">t </w:t>
+        <w:t>t</w:t>
+      </w:r>
+      <w:r>
+        <w:rPr>
+          <w:rFonts w:ascii="Charis SIL Regular" w:hAnsi="Charis SIL Regular" w:eastAsia="Charis SIL Regular"/>
+          <w:b w:val="0"/>
+          <w:i w:val="0"/>
+          <w:color w:val="000000"/>
+          <w:sz w:val="24"/>
+        </w:rPr>
+        <w:t xml:space="preserve"> </w:t>
       </w:r>
       <w:r>
         <w:rPr>
@@ -665,7 +687,7 @@
           <w:sz w:val="24"/>
           <w:u w:val="single"/>
         </w:rPr>
-        <w:hyperlink r:id="rId16" w:history="1">
+        <w:hyperlink r:id="rId15" w:history="1">
           <w:r>
             <w:rPr>
               <w:rStyle w:val="Hyperlink"/>
@@ -694,7 +716,7 @@
           <w:sz w:val="24"/>
           <w:u w:val="single"/>
         </w:rPr>
-        <w:hyperlink r:id="rId16" w:history="1">
+        <w:hyperlink r:id="rId15" w:history="1">
           <w:r>
             <w:rPr>
               <w:rStyle w:val="Hyperlink"/>
@@ -723,7 +745,7 @@
           <w:sz w:val="24"/>
           <w:u w:val="single"/>
         </w:rPr>
-        <w:hyperlink r:id="rId16" w:history="1">
+        <w:hyperlink r:id="rId15" w:history="1">
           <w:r>
             <w:rPr>
               <w:rStyle w:val="Hyperlink"/>
@@ -741,7 +763,7 @@
           <w:sz w:val="24"/>
           <w:u w:val="single"/>
         </w:rPr>
-        <w:hyperlink r:id="rId16" w:history="1">
+        <w:hyperlink r:id="rId15" w:history="1">
           <w:r>
             <w:rPr>
               <w:rStyle w:val="Hyperlink"/>
@@ -769,14 +791,7 @@
           <w:color w:val="000000"/>
           <w:sz w:val="24"/>
         </w:rPr>
-        <w:hyperlink r:id="rId15" w:history="1">
-          <w:r>
-            <w:rPr>
-              <w:rStyle w:val="Hyperlink"/>
-            </w:rPr>
-            <w:t xml:space="preserve">ge </w:t>
-          </w:r>
-        </w:hyperlink>
+        <w:t xml:space="preserve">ge </w:t>
       </w:r>
       <w:r>
         <w:rPr>
@@ -787,7 +802,7 @@
           <w:sz w:val="24"/>
           <w:u w:val="single"/>
         </w:rPr>
-        <w:hyperlink r:id="rId17" w:history="1">
+        <w:hyperlink r:id="rId16" w:history="1">
           <w:r>
             <w:rPr>
               <w:rStyle w:val="Hyperlink"/>
@@ -816,7 +831,7 @@
           <w:sz w:val="24"/>
           <w:u w:val="single"/>
         </w:rPr>
-        <w:hyperlink r:id="rId17" w:history="1">
+        <w:hyperlink r:id="rId16" w:history="1">
           <w:r>
             <w:rPr>
               <w:rStyle w:val="Hyperlink"/>
@@ -834,12 +849,12 @@
           <w:sz w:val="24"/>
           <w:u w:val="single"/>
         </w:rPr>
-        <w:hyperlink r:id="rId17" w:history="1">
+        <w:hyperlink r:id="rId16" w:history="1">
           <w:r>
             <w:rPr>
               <w:rStyle w:val="Hyperlink"/>
             </w:rPr>
-            <w:t>thnografis</w:t>
+            <w:t>thnografisc</w:t>
           </w:r>
         </w:hyperlink>
       </w:r>
@@ -850,23 +865,7 @@
           <w:i w:val="0"/>
           <w:color w:val="0000FF"/>
           <w:sz w:val="24"/>
-        </w:rPr>
-        <w:hyperlink r:id="rId17" w:history="1">
-          <w:r>
-            <w:rPr>
-              <w:rStyle w:val="Hyperlink"/>
-            </w:rPr>
-            <w:t>c</w:t>
-          </w:r>
-        </w:hyperlink>
-      </w:r>
-      <w:r>
-        <w:rPr>
-          <w:rFonts w:ascii="Charis SIL Regular" w:hAnsi="Charis SIL Regular" w:eastAsia="Charis SIL Regular"/>
-          <w:b w:val="0"/>
-          <w:i w:val="0"/>
-          <w:color w:val="0000FF"/>
-          <w:sz w:val="24"/>
+          <w:u w:val="single"/>
         </w:rPr>
         <w:t>h</w:t>
       </w:r>
@@ -890,14 +889,24 @@
           <w:sz w:val="24"/>
           <w:u w:val="single"/>
         </w:rPr>
-        <w:hyperlink r:id="rId17" w:history="1">
+        <w:hyperlink r:id="rId16" w:history="1">
           <w:r>
             <w:rPr>
               <w:rStyle w:val="Hyperlink"/>
             </w:rPr>
-            <w:t>Museum</w:t>
+            <w:t>Museu</w:t>
           </w:r>
         </w:hyperlink>
+      </w:r>
+      <w:r>
+        <w:rPr>
+          <w:rFonts w:ascii="Charis SIL Regular" w:hAnsi="Charis SIL Regular" w:eastAsia="Charis SIL Regular"/>
+          <w:b w:val="0"/>
+          <w:i w:val="0"/>
+          <w:color w:val="0000FF"/>
+          <w:sz w:val="24"/>
+        </w:rPr>
+        <w:t>m</w:t>
       </w:r>
       <w:r>
         <w:rPr>
@@ -918,7 +927,7 @@
           <w:color w:val="000000"/>
           <w:sz w:val="24"/>
         </w:rPr>
-        <w:hyperlink r:id="rId16" w:history="1">
+        <w:hyperlink r:id="rId15" w:history="1">
           <w:r>
             <w:rPr>
               <w:rStyle w:val="Hyperlink"/>
@@ -947,7 +956,7 @@
           <w:color w:val="000000"/>
           <w:sz w:val="24"/>
         </w:rPr>
-        <w:hyperlink r:id="rId16" w:history="1">
+        <w:hyperlink r:id="rId15" w:history="1">
           <w:r>
             <w:rPr>
               <w:rStyle w:val="Hyperlink"/>
@@ -965,7 +974,7 @@
           <w:color w:val="000000"/>
           <w:sz w:val="24"/>
         </w:rPr>
-        <w:hyperlink r:id="rId16" w:history="1">
+        <w:hyperlink r:id="rId15" w:history="1">
           <w:r>
             <w:rPr>
               <w:rStyle w:val="Hyperlink"/>
@@ -993,7 +1002,7 @@
           <w:color w:val="000000"/>
           <w:sz w:val="24"/>
         </w:rPr>
-        <w:hyperlink r:id="rId17" w:history="1">
+        <w:hyperlink r:id="rId16" w:history="1">
           <w:r>
             <w:rPr>
               <w:rStyle w:val="Hyperlink"/>
@@ -1011,7 +1020,7 @@
           <w:color w:val="000000"/>
           <w:sz w:val="24"/>
         </w:rPr>
-        <w:hyperlink r:id="rId17" w:history="1">
+        <w:hyperlink r:id="rId16" w:history="1">
           <w:r>
             <w:rPr>
               <w:rStyle w:val="Hyperlink"/>
@@ -1029,7 +1038,7 @@
           <w:color w:val="000000"/>
           <w:sz w:val="24"/>
         </w:rPr>
-        <w:hyperlink r:id="rId17" w:history="1">
+        <w:hyperlink r:id="rId16" w:history="1">
           <w:r>
             <w:rPr>
               <w:rStyle w:val="Hyperlink"/>
@@ -1047,7 +1056,7 @@
           <w:color w:val="000000"/>
           <w:sz w:val="24"/>
         </w:rPr>
-        <w:hyperlink r:id="rId17" w:history="1">
+        <w:hyperlink r:id="rId16" w:history="1">
           <w:r>
             <w:rPr>
               <w:rStyle w:val="Hyperlink"/>
@@ -1065,7 +1074,7 @@
           <w:color w:val="000000"/>
           <w:sz w:val="24"/>
         </w:rPr>
-        <w:hyperlink r:id="rId17" w:history="1">
+        <w:hyperlink r:id="rId16" w:history="1">
           <w:r>
             <w:rPr>
               <w:rStyle w:val="Hyperlink"/>
@@ -1143,7 +1152,7 @@
           <w:sz w:val="24"/>
           <w:u w:val="single"/>
         </w:rPr>
-        <w:hyperlink r:id="rId18" w:history="1">
+        <w:hyperlink r:id="rId17" w:history="1">
           <w:r>
             <w:rPr>
               <w:rStyle w:val="Hyperlink"/>
@@ -1172,7 +1181,7 @@
           <w:sz w:val="24"/>
           <w:u w:val="single"/>
         </w:rPr>
-        <w:hyperlink r:id="rId18" w:history="1">
+        <w:hyperlink r:id="rId17" w:history="1">
           <w:r>
             <w:rPr>
               <w:rStyle w:val="Hyperlink"/>
@@ -1210,7 +1219,7 @@
           <w:color w:val="000000"/>
           <w:sz w:val="24"/>
         </w:rPr>
-        <w:hyperlink r:id="rId18" w:history="1">
+        <w:hyperlink r:id="rId17" w:history="1">
           <w:r>
             <w:rPr>
               <w:rStyle w:val="Hyperlink"/>
@@ -1228,7 +1237,7 @@
           <w:color w:val="000000"/>
           <w:sz w:val="24"/>
         </w:rPr>
-        <w:hyperlink r:id="rId18" w:history="1">
+        <w:hyperlink r:id="rId17" w:history="1">
           <w:r>
             <w:rPr>
               <w:rStyle w:val="Hyperlink"/>
@@ -1256,7 +1265,7 @@
           <w:sz w:val="24"/>
           <w:u w:val="single"/>
         </w:rPr>
-        <w:hyperlink r:id="rId17" w:history="1">
+        <w:hyperlink r:id="rId16" w:history="1">
           <w:r>
             <w:rPr>
               <w:rStyle w:val="Hyperlink"/>
@@ -1285,7 +1294,7 @@
           <w:sz w:val="24"/>
           <w:u w:val="single"/>
         </w:rPr>
-        <w:hyperlink r:id="rId17" w:history="1">
+        <w:hyperlink r:id="rId16" w:history="1">
           <w:r>
             <w:rPr>
               <w:rStyle w:val="Hyperlink"/>
@@ -1573,7 +1582,7 @@
           <w:sz w:val="24"/>
           <w:u w:val="single"/>
         </w:rPr>
-        <w:hyperlink r:id="rId19" w:history="1">
+        <w:hyperlink r:id="rId18" w:history="1">
           <w:r>
             <w:rPr>
               <w:rStyle w:val="Hyperlink"/>
@@ -1591,7 +1600,7 @@
           <w:sz w:val="24"/>
           <w:u w:val="single"/>
         </w:rPr>
-        <w:hyperlink r:id="rId19" w:history="1">
+        <w:hyperlink r:id="rId18" w:history="1">
           <w:r>
             <w:rPr>
               <w:rStyle w:val="Hyperlink"/>
@@ -1609,7 +1618,7 @@
           <w:sz w:val="24"/>
           <w:u w:val="single"/>
         </w:rPr>
-        <w:hyperlink r:id="rId19" w:history="1">
+        <w:hyperlink r:id="rId18" w:history="1">
           <w:r>
             <w:rPr>
               <w:rStyle w:val="Hyperlink"/>
@@ -1627,7 +1636,7 @@
           <w:sz w:val="24"/>
           <w:u w:val="single"/>
         </w:rPr>
-        <w:hyperlink r:id="rId19" w:history="1">
+        <w:hyperlink r:id="rId18" w:history="1">
           <w:r>
             <w:rPr>
               <w:rStyle w:val="Hyperlink"/>
@@ -1645,7 +1654,7 @@
           <w:sz w:val="24"/>
           <w:u w:val="single"/>
         </w:rPr>
-        <w:hyperlink r:id="rId19" w:history="1">
+        <w:hyperlink r:id="rId18" w:history="1">
           <w:r>
             <w:rPr>
               <w:rStyle w:val="Hyperlink"/>
@@ -1663,7 +1672,7 @@
           <w:sz w:val="24"/>
           <w:u w:val="single"/>
         </w:rPr>
-        <w:hyperlink r:id="rId19" w:history="1">
+        <w:hyperlink r:id="rId18" w:history="1">
           <w:r>
             <w:rPr>
               <w:rStyle w:val="Hyperlink"/>
@@ -1681,7 +1690,7 @@
           <w:sz w:val="24"/>
           <w:u w:val="single"/>
         </w:rPr>
-        <w:hyperlink r:id="rId19" w:history="1">
+        <w:hyperlink r:id="rId18" w:history="1">
           <w:r>
             <w:rPr>
               <w:rStyle w:val="Hyperlink"/>
@@ -1828,7 +1837,7 @@
           <w:sz w:val="24"/>
           <w:u w:val="single"/>
         </w:rPr>
-        <w:hyperlink r:id="rId20" w:history="1">
+        <w:hyperlink r:id="rId19" w:history="1">
           <w:r>
             <w:rPr>
               <w:rStyle w:val="Hyperlink"/>
@@ -1846,7 +1855,7 @@
           <w:sz w:val="24"/>
           <w:u w:val="single"/>
         </w:rPr>
-        <w:hyperlink r:id="rId20" w:history="1">
+        <w:hyperlink r:id="rId19" w:history="1">
           <w:r>
             <w:rPr>
               <w:rStyle w:val="Hyperlink"/>
@@ -1864,7 +1873,7 @@
           <w:sz w:val="24"/>
           <w:u w:val="single"/>
         </w:rPr>
-        <w:hyperlink r:id="rId20" w:history="1">
+        <w:hyperlink r:id="rId19" w:history="1">
           <w:r>
             <w:rPr>
               <w:rStyle w:val="Hyperlink"/>
@@ -1882,7 +1891,7 @@
           <w:sz w:val="24"/>
           <w:u w:val="single"/>
         </w:rPr>
-        <w:hyperlink r:id="rId20" w:history="1">
+        <w:hyperlink r:id="rId19" w:history="1">
           <w:r>
             <w:rPr>
               <w:rStyle w:val="Hyperlink"/>
@@ -1900,7 +1909,7 @@
           <w:sz w:val="24"/>
           <w:u w:val="single"/>
         </w:rPr>
-        <w:hyperlink r:id="rId20" w:history="1">
+        <w:hyperlink r:id="rId19" w:history="1">
           <w:r>
             <w:rPr>
               <w:rStyle w:val="Hyperlink"/>
@@ -1918,7 +1927,7 @@
           <w:sz w:val="24"/>
           <w:u w:val="single"/>
         </w:rPr>
-        <w:hyperlink r:id="rId20" w:history="1">
+        <w:hyperlink r:id="rId19" w:history="1">
           <w:r>
             <w:rPr>
               <w:rStyle w:val="Hyperlink"/>
@@ -2031,7 +2040,7 @@
           <w:color w:val="0000FF"/>
           <w:sz w:val="24"/>
         </w:rPr>
-        <w:hyperlink r:id="rId21" w:history="1">
+        <w:hyperlink r:id="rId20" w:history="1">
           <w:r>
             <w:rPr>
               <w:rStyle w:val="Hyperlink"/>
@@ -2048,7 +2057,7 @@
           <w:color w:val="0000FF"/>
           <w:sz w:val="24"/>
         </w:rPr>
-        <w:hyperlink r:id="rId21" w:history="1">
+        <w:hyperlink r:id="rId20" w:history="1">
           <w:r>
             <w:rPr>
               <w:rStyle w:val="Hyperlink"/>
@@ -2065,7 +2074,7 @@
           <w:color w:val="0000FF"/>
           <w:sz w:val="24"/>
         </w:rPr>
-        <w:hyperlink r:id="rId21" w:history="1">
+        <w:hyperlink r:id="rId20" w:history="1">
           <w:r>
             <w:rPr>
               <w:rStyle w:val="Hyperlink"/>
@@ -2175,7 +2184,7 @@
           <w:color w:val="0000FF"/>
           <w:sz w:val="24"/>
         </w:rPr>
-        <w:hyperlink r:id="rId22" w:history="1">
+        <w:hyperlink r:id="rId21" w:history="1">
           <w:r>
             <w:rPr>
               <w:rStyle w:val="Hyperlink"/>
@@ -2192,7 +2201,7 @@
           <w:color w:val="0000FF"/>
           <w:sz w:val="24"/>
         </w:rPr>
-        <w:hyperlink r:id="rId22" w:history="1">
+        <w:hyperlink r:id="rId21" w:history="1">
           <w:r>
             <w:rPr>
               <w:rStyle w:val="Hyperlink"/>
@@ -2280,7 +2289,7 @@
           <w:sz w:val="24"/>
           <w:u w:val="single"/>
         </w:rPr>
-        <w:hyperlink r:id="rId23" w:history="1">
+        <w:hyperlink r:id="rId22" w:history="1">
           <w:r>
             <w:rPr>
               <w:rStyle w:val="Hyperlink"/>
@@ -2298,7 +2307,7 @@
           <w:sz w:val="24"/>
           <w:u w:val="single"/>
         </w:rPr>
-        <w:hyperlink r:id="rId23" w:history="1">
+        <w:hyperlink r:id="rId22" w:history="1">
           <w:r>
             <w:rPr>
               <w:rStyle w:val="Hyperlink"/>
@@ -2416,7 +2425,7 @@
           <w:sz w:val="24"/>
           <w:u w:val="single"/>
         </w:rPr>
-        <w:hyperlink r:id="rId24" w:history="1">
+        <w:hyperlink r:id="rId23" w:history="1">
           <w:r>
             <w:rPr>
               <w:rStyle w:val="Hyperlink"/>
@@ -2434,7 +2443,7 @@
           <w:sz w:val="24"/>
           <w:u w:val="single"/>
         </w:rPr>
-        <w:hyperlink r:id="rId24" w:history="1">
+        <w:hyperlink r:id="rId23" w:history="1">
           <w:r>
             <w:rPr>
               <w:rStyle w:val="Hyperlink"/>
@@ -2452,7 +2461,7 @@
           <w:sz w:val="24"/>
           <w:u w:val="single"/>
         </w:rPr>
-        <w:hyperlink r:id="rId24" w:history="1">
+        <w:hyperlink r:id="rId23" w:history="1">
           <w:r>
             <w:rPr>
               <w:rStyle w:val="Hyperlink"/>
@@ -2480,7 +2489,7 @@
           <w:sz w:val="24"/>
           <w:u w:val="single"/>
         </w:rPr>
-        <w:hyperlink r:id="rId25" w:history="1">
+        <w:hyperlink r:id="rId24" w:history="1">
           <w:r>
             <w:rPr>
               <w:rStyle w:val="Hyperlink"/>
@@ -2509,7 +2518,7 @@
           <w:sz w:val="24"/>
           <w:u w:val="single"/>
         </w:rPr>
-        <w:hyperlink r:id="rId25" w:history="1">
+        <w:hyperlink r:id="rId24" w:history="1">
           <w:r>
             <w:rPr>
               <w:rStyle w:val="Hyperlink"/>
@@ -2637,7 +2646,7 @@
           <w:sz w:val="24"/>
           <w:u w:val="single"/>
         </w:rPr>
-        <w:hyperlink r:id="rId26" w:history="1">
+        <w:hyperlink r:id="rId25" w:history="1">
           <w:r>
             <w:rPr>
               <w:rStyle w:val="Hyperlink"/>
@@ -2655,7 +2664,7 @@
           <w:sz w:val="24"/>
           <w:u w:val="single"/>
         </w:rPr>
-        <w:hyperlink r:id="rId26" w:history="1">
+        <w:hyperlink r:id="rId25" w:history="1">
           <w:r>
             <w:rPr>
               <w:rStyle w:val="Hyperlink"/>
@@ -2673,7 +2682,7 @@
           <w:sz w:val="24"/>
           <w:u w:val="single"/>
         </w:rPr>
-        <w:hyperlink r:id="rId26" w:history="1">
+        <w:hyperlink r:id="rId25" w:history="1">
           <w:r>
             <w:rPr>
               <w:rStyle w:val="Hyperlink"/>
@@ -2691,7 +2700,7 @@
           <w:sz w:val="24"/>
           <w:u w:val="single"/>
         </w:rPr>
-        <w:hyperlink r:id="rId26" w:history="1">
+        <w:hyperlink r:id="rId25" w:history="1">
           <w:r>
             <w:rPr>
               <w:rStyle w:val="Hyperlink"/>
@@ -2793,7 +2802,7 @@
           <w:sz w:val="24"/>
           <w:u w:val="single"/>
         </w:rPr>
-        <w:hyperlink r:id="rId27" w:history="1">
+        <w:hyperlink r:id="rId26" w:history="1">
           <w:r>
             <w:rPr>
               <w:rStyle w:val="Hyperlink"/>
@@ -2811,7 +2820,7 @@
           <w:sz w:val="24"/>
           <w:u w:val="single"/>
         </w:rPr>
-        <w:hyperlink r:id="rId27" w:history="1">
+        <w:hyperlink r:id="rId26" w:history="1">
           <w:r>
             <w:rPr>
               <w:rStyle w:val="Hyperlink"/>
@@ -2829,7 +2838,7 @@
           <w:sz w:val="24"/>
           <w:u w:val="single"/>
         </w:rPr>
-        <w:hyperlink r:id="rId27" w:history="1">
+        <w:hyperlink r:id="rId26" w:history="1">
           <w:r>
             <w:rPr>
               <w:rStyle w:val="Hyperlink"/>
@@ -2847,7 +2856,7 @@
           <w:sz w:val="24"/>
           <w:u w:val="single"/>
         </w:rPr>
-        <w:hyperlink r:id="rId27" w:history="1">
+        <w:hyperlink r:id="rId26" w:history="1">
           <w:r>
             <w:rPr>
               <w:rStyle w:val="Hyperlink"/>
@@ -2875,7 +2884,7 @@
           <w:sz w:val="24"/>
           <w:u w:val="single"/>
         </w:rPr>
-        <w:hyperlink r:id="rId28" w:history="1">
+        <w:hyperlink r:id="rId27" w:history="1">
           <w:r>
             <w:rPr>
               <w:rStyle w:val="Hyperlink"/>
@@ -2896,7 +2905,7 @@
           <w:sz w:val="24"/>
           <w:u w:val="single"/>
         </w:rPr>
-        <w:hyperlink r:id="rId28" w:history="1">
+        <w:hyperlink r:id="rId26" w:history="1">
           <w:r>
             <w:rPr>
               <w:rStyle w:val="Hyperlink"/>
@@ -2914,7 +2923,7 @@
           <w:sz w:val="24"/>
           <w:u w:val="single"/>
         </w:rPr>
-        <w:hyperlink r:id="rId27" w:history="1">
+        <w:hyperlink r:id="rId26" w:history="1">
           <w:r>
             <w:rPr>
               <w:rStyle w:val="Hyperlink"/>
@@ -2925,13 +2934,14 @@
       </w:r>
       <w:r>
         <w:rPr>
+          <w:u w:val="single" w:color="0000ff"/>
           <w:rFonts w:ascii="Charis SIL Regular" w:hAnsi="Charis SIL Regular" w:eastAsia="Charis SIL Regular"/>
           <w:b w:val="0"/>
           <w:i w:val="0"/>
           <w:color w:val="000000"/>
           <w:sz w:val="24"/>
         </w:rPr>
-        <w:hyperlink r:id="rId27" w:history="1">
+        <w:hyperlink r:id="rId26" w:history="1">
           <w:r>
             <w:rPr>
               <w:rStyle w:val="Hyperlink"/>
@@ -2949,7 +2959,7 @@
           <w:sz w:val="24"/>
           <w:u w:val="single"/>
         </w:rPr>
-        <w:hyperlink r:id="rId27" w:history="1">
+        <w:hyperlink r:id="rId26" w:history="1">
           <w:r>
             <w:rPr>
               <w:rStyle w:val="Hyperlink"/>
@@ -2978,7 +2988,7 @@
           <w:sz w:val="24"/>
           <w:u w:val="single"/>
         </w:rPr>
-        <w:hyperlink r:id="rId27" w:history="1">
+        <w:hyperlink r:id="rId26" w:history="1">
           <w:r>
             <w:rPr>
               <w:rStyle w:val="Hyperlink"/>
@@ -2996,7 +3006,7 @@
           <w:sz w:val="24"/>
           <w:u w:val="single"/>
         </w:rPr>
-        <w:hyperlink r:id="rId27" w:history="1">
+        <w:hyperlink r:id="rId28" w:history="1">
           <w:r>
             <w:rPr>
               <w:rStyle w:val="Hyperlink"/>
